--- a/artifacts/OPC-30050.docx
+++ b/artifacts/OPC-30050.docx
@@ -80,7 +80,7 @@
                                 <pic:cNvPicPr/>
                               </pic:nvPicPr>
                               <pic:blipFill>
-                                <a:blip r:embed="Rae6e4e93cfaf4efe"/>
+                                <a:blip r:embed="Rf84fbd61535b4761"/>
                                 <a:stretch>
                                   <a:fillRect/>
                                 </a:stretch>
@@ -183,7 +183,7 @@
                                 <pic:cNvPicPr/>
                               </pic:nvPicPr>
                               <pic:blipFill>
-                                <a:blip r:embed="Rcaf5406117894f6e"/>
+                                <a:blip r:embed="R239a49364f79468d"/>
                                 <a:stretch>
                                   <a:fillRect/>
                                 </a:stretch>
@@ -1485,7 +1485,7 @@
         <w:spacing w:before="60"/>
         <w:ind w:left="340"/>
       </w:pPr>
-      <w:hyperlink r:id="R1205843e32b94411">
+      <w:hyperlink r:id="R61e4cfe8aaf944f3">
         <w:r>
           <w:rPr>
             <w:rStyle w:val="Hyperlink"/>
@@ -1520,7 +1520,7 @@
         <w:spacing w:before="60"/>
         <w:ind w:left="340"/>
       </w:pPr>
-      <w:hyperlink r:id="R352d1aaeed694221">
+      <w:hyperlink r:id="Rabe29a3d4ea9472e">
         <w:r>
           <w:rPr>
             <w:rStyle w:val="Hyperlink"/>
@@ -1555,7 +1555,7 @@
         <w:spacing w:before="60"/>
         <w:ind w:left="340"/>
       </w:pPr>
-      <w:hyperlink r:id="R409be23613994c21">
+      <w:hyperlink r:id="R7952392d72df4697">
         <w:r>
           <w:rPr>
             <w:rStyle w:val="Hyperlink"/>
@@ -1590,7 +1590,7 @@
         <w:spacing w:before="60"/>
         <w:ind w:left="340"/>
       </w:pPr>
-      <w:hyperlink r:id="Rcea9a9399f7544cf">
+      <w:hyperlink r:id="R1e6beafa16134e73">
         <w:r>
           <w:rPr>
             <w:rStyle w:val="Hyperlink"/>
@@ -1625,7 +1625,7 @@
         <w:spacing w:before="60"/>
         <w:ind w:left="340"/>
       </w:pPr>
-      <w:hyperlink r:id="R20e2b015516e4d0f">
+      <w:hyperlink r:id="Rfee07cce6b3e408d">
         <w:r>
           <w:rPr>
             <w:rStyle w:val="Hyperlink"/>
@@ -1660,7 +1660,7 @@
         <w:spacing w:before="60"/>
         <w:ind w:left="340"/>
       </w:pPr>
-      <w:hyperlink r:id="Rc60db282d5234219">
+      <w:hyperlink r:id="R27021a1b49a0439d">
         <w:r>
           <w:rPr>
             <w:rStyle w:val="Hyperlink"/>
@@ -1695,7 +1695,7 @@
         <w:spacing w:before="60"/>
         <w:ind w:left="340"/>
       </w:pPr>
-      <w:hyperlink r:id="Re4cedae703974d5a">
+      <w:hyperlink r:id="Re5ed7fe33c7d4167">
         <w:r>
           <w:rPr>
             <w:rStyle w:val="Hyperlink"/>
@@ -1730,7 +1730,7 @@
         <w:spacing w:before="60"/>
         <w:ind w:left="340"/>
       </w:pPr>
-      <w:hyperlink r:id="Rfdc97db132ff40ca">
+      <w:hyperlink r:id="R5c79f15e64bc4c5d">
         <w:r>
           <w:rPr>
             <w:rStyle w:val="Hyperlink"/>
@@ -1765,7 +1765,7 @@
         <w:spacing w:before="60"/>
         <w:ind w:left="340"/>
       </w:pPr>
-      <w:hyperlink r:id="Rbf4381843f024499">
+      <w:hyperlink r:id="Ra41b110ede5f4e46">
         <w:r>
           <w:rPr>
             <w:rStyle w:val="Hyperlink"/>
@@ -1800,7 +1800,7 @@
         <w:spacing w:before="60"/>
         <w:ind w:left="340"/>
       </w:pPr>
-      <w:hyperlink r:id="R0423e21b3d904365">
+      <w:hyperlink r:id="R5f90a32f4ffa4bc6">
         <w:r>
           <w:rPr>
             <w:rStyle w:val="Hyperlink"/>
@@ -1835,7 +1835,7 @@
         <w:spacing w:before="60"/>
         <w:ind w:left="340"/>
       </w:pPr>
-      <w:hyperlink r:id="R5872fc4518c14c21">
+      <w:hyperlink r:id="R3fdbb1bf8f314d34">
         <w:r>
           <w:rPr>
             <w:rStyle w:val="Hyperlink"/>
@@ -1870,7 +1870,7 @@
         <w:spacing w:before="60"/>
         <w:ind w:left="340"/>
       </w:pPr>
-      <w:hyperlink r:id="Rf23e3c8a288d4b4b">
+      <w:hyperlink r:id="R8d24a1ec04504c8d">
         <w:r>
           <w:rPr>
             <w:rStyle w:val="Hyperlink"/>
@@ -1905,7 +1905,7 @@
         <w:spacing w:before="60"/>
         <w:ind w:left="340"/>
       </w:pPr>
-      <w:hyperlink r:id="R1571e2323ddf440d">
+      <w:hyperlink r:id="R9548e2824bce4d5b">
         <w:r>
           <w:rPr>
             <w:rStyle w:val="Hyperlink"/>
@@ -1940,7 +1940,7 @@
         <w:spacing w:before="60"/>
         <w:ind w:left="340"/>
       </w:pPr>
-      <w:hyperlink r:id="R6e5e649e44404242">
+      <w:hyperlink r:id="R53c2719cb30946a2">
         <w:r>
           <w:rPr>
             <w:rStyle w:val="Hyperlink"/>
@@ -3003,7 +3003,7 @@
                     <pic:cNvPicPr/>
                   </pic:nvPicPr>
                   <pic:blipFill>
-                    <a:blip r:embed="Rbabe6102528d4fb7"/>
+                    <a:blip r:embed="R95932a26fdc3445f"/>
                     <a:stretch>
                       <a:fillRect/>
                     </a:stretch>
@@ -3286,7 +3286,7 @@
                     <pic:cNvPicPr/>
                   </pic:nvPicPr>
                   <pic:blipFill>
-                    <a:blip r:embed="R6b4f4b49933c426f"/>
+                    <a:blip r:embed="R64d112f477b64e4e"/>
                     <a:stretch>
                       <a:fillRect/>
                     </a:stretch>
@@ -4427,7 +4427,7 @@
                     <pic:cNvPicPr/>
                   </pic:nvPicPr>
                   <pic:blipFill>
-                    <a:blip r:embed="R405f3d33a4b644b6"/>
+                    <a:blip r:embed="R7989be3fe80f415b"/>
                     <a:stretch>
                       <a:fillRect/>
                     </a:stretch>
@@ -4712,7 +4712,7 @@
                     <pic:cNvPicPr/>
                   </pic:nvPicPr>
                   <pic:blipFill>
-                    <a:blip r:embed="Rf1ffca7eac0c4b0d"/>
+                    <a:blip r:embed="R742bfedc5bdf4ef7"/>
                     <a:stretch>
                       <a:fillRect/>
                     </a:stretch>
@@ -5080,7 +5080,7 @@
                     <pic:cNvPicPr/>
                   </pic:nvPicPr>
                   <pic:blipFill>
-                    <a:blip r:embed="R810b828ea7b84a20"/>
+                    <a:blip r:embed="R546b5a983395453d"/>
                     <a:stretch>
                       <a:fillRect/>
                     </a:stretch>
@@ -5290,7 +5290,7 @@
                     <pic:cNvPicPr/>
                   </pic:nvPicPr>
                   <pic:blipFill>
-                    <a:blip r:embed="R8de8a4400c1b47b7"/>
+                    <a:blip r:embed="R0c7851cc0ee54589"/>
                     <a:stretch>
                       <a:fillRect/>
                     </a:stretch>
@@ -5374,7 +5374,7 @@
                     <pic:cNvPicPr/>
                   </pic:nvPicPr>
                   <pic:blipFill>
-                    <a:blip r:embed="R44097ef22660410e"/>
+                    <a:blip r:embed="Ra797cbf0853e4d2c"/>
                     <a:stretch>
                       <a:fillRect/>
                     </a:stretch>
@@ -6845,7 +6845,7 @@
                     <pic:cNvPicPr/>
                   </pic:nvPicPr>
                   <pic:blipFill>
-                    <a:blip r:embed="R845351962b1c4c1d"/>
+                    <a:blip r:embed="R4f68001cbdd140f7"/>
                     <a:stretch>
                       <a:fillRect/>
                     </a:stretch>
@@ -7449,7 +7449,7 @@
                     <pic:cNvPicPr/>
                   </pic:nvPicPr>
                   <pic:blipFill>
-                    <a:blip r:embed="R5ae8bbe8da494f1f"/>
+                    <a:blip r:embed="R4e55a6e08b9a447b"/>
                     <a:stretch>
                       <a:fillRect/>
                     </a:stretch>
@@ -7602,7 +7602,7 @@
                     <pic:cNvPicPr/>
                   </pic:nvPicPr>
                   <pic:blipFill>
-                    <a:blip r:embed="Rc64c86c36d044594"/>
+                    <a:blip r:embed="R5f41990e005641df"/>
                     <a:stretch>
                       <a:fillRect/>
                     </a:stretch>
@@ -8134,7 +8134,7 @@
                     <pic:cNvPicPr/>
                   </pic:nvPicPr>
                   <pic:blipFill>
-                    <a:blip r:embed="Rc269790ade1c473d"/>
+                    <a:blip r:embed="R8d46623d220c4d07"/>
                     <a:stretch>
                       <a:fillRect/>
                     </a:stretch>
@@ -9994,7 +9994,7 @@
                     <pic:cNvPicPr/>
                   </pic:nvPicPr>
                   <pic:blipFill>
-                    <a:blip r:embed="Rd426e82b877445e5"/>
+                    <a:blip r:embed="Rdc4b10755a944b23"/>
                     <a:stretch>
                       <a:fillRect/>
                     </a:stretch>
@@ -12470,7 +12470,7 @@
                     <pic:cNvPicPr/>
                   </pic:nvPicPr>
                   <pic:blipFill>
-                    <a:blip r:embed="R4cf746d1404c4ba8"/>
+                    <a:blip r:embed="R542ee17c65a5405a"/>
                     <a:stretch>
                       <a:fillRect/>
                     </a:stretch>
@@ -15197,7 +15197,7 @@
                     <pic:cNvPicPr/>
                   </pic:nvPicPr>
                   <pic:blipFill>
-                    <a:blip r:embed="Rc2e4bd58fe244f7b"/>
+                    <a:blip r:embed="R2a1be744c0f349d3"/>
                     <a:stretch>
                       <a:fillRect/>
                     </a:stretch>
@@ -15557,7 +15557,7 @@
                     <pic:cNvPicPr/>
                   </pic:nvPicPr>
                   <pic:blipFill>
-                    <a:blip r:embed="R099110e160ee46b1"/>
+                    <a:blip r:embed="Rd170a77f44d7487e"/>
                     <a:stretch>
                       <a:fillRect/>
                     </a:stretch>
@@ -15722,7 +15722,7 @@
                     <pic:cNvPicPr/>
                   </pic:nvPicPr>
                   <pic:blipFill>
-                    <a:blip r:embed="Rf81d8de8229c4907"/>
+                    <a:blip r:embed="R129f65e0af404f15"/>
                     <a:stretch>
                       <a:fillRect/>
                     </a:stretch>
@@ -17984,7 +17984,7 @@
                     <pic:cNvPicPr/>
                   </pic:nvPicPr>
                   <pic:blipFill>
-                    <a:blip r:embed="R915551b37b9c4c39"/>
+                    <a:blip r:embed="R04665ba62ca343d7"/>
                     <a:stretch>
                       <a:fillRect/>
                     </a:stretch>
@@ -20494,7 +20494,7 @@
                     <pic:cNvPicPr/>
                   </pic:nvPicPr>
                   <pic:blipFill>
-                    <a:blip r:embed="R7a09791efc024aae"/>
+                    <a:blip r:embed="R3ed17786c57b4f03"/>
                     <a:stretch>
                       <a:fillRect/>
                     </a:stretch>
@@ -42319,7 +42319,7 @@
                     <pic:cNvPicPr/>
                   </pic:nvPicPr>
                   <pic:blipFill>
-                    <a:blip r:embed="R1f173ec8dc374161"/>
+                    <a:blip r:embed="R24e7282b33f04d03"/>
                     <a:stretch>
                       <a:fillRect/>
                     </a:stretch>
@@ -42394,7 +42394,7 @@
                     <pic:cNvPicPr/>
                   </pic:nvPicPr>
                   <pic:blipFill>
-                    <a:blip r:embed="Ref091ff966994646"/>
+                    <a:blip r:embed="R0b437c70d82b4713"/>
                     <a:stretch>
                       <a:fillRect/>
                     </a:stretch>
@@ -46232,20 +46232,8344 @@
       <w:bookmarkStart w:name="Sts_sec_7" w:id="186"/>
       <w:r>
         <w:rPr/>
+        <w:t xml:space="preserve">Profiles and Conformance Units</w:t>
+      </w:r>
+      <w:bookmarkEnd w:id="186"/>
+    </w:p>
+    <w:p>
+      <w:pPr>
+        <w:pStyle w:val="Heading2"/>
+      </w:pPr>
+      <w:bookmarkStart w:name="Sts_sec_7_1" w:id="187"/>
+      <w:r>
+        <w:rPr/>
+        <w:t xml:space="preserve">Conformance Units</w:t>
+      </w:r>
+      <w:bookmarkEnd w:id="187"/>
+    </w:p>
+    <w:p>
+      <w:pPr>
+        <w:pStyle w:val="PARAGRAPH"/>
+      </w:pPr>
+      <w:r>
+        <w:fldChar w:fldCharType="begin"/>
+      </w:r>
+      <w:r>
+        <w:instrText xml:space="preserve"> REF Sts_tbl_63 \h \* MERGEFORMAT </w:instrText>
+      </w:r>
+      <w:r>
+        <w:fldChar w:fldCharType="separate"/>
+      </w:r>
+      <w:r>
+        <w:rPr/>
+        <w:t xml:space="preserve">Table 63</w:t>
+      </w:r>
+      <w:r>
+        <w:fldChar w:fldCharType="end"/>
+      </w:r>
+      <w:r>
+        <w:rPr/>
+        <w:t xml:space="preserve"> defines the Conformance Units for the OPC UA Information Model for PackML.</w:t>
+      </w:r>
+    </w:p>
+    <w:p>
+      <w:pPr>
+        <w:pStyle w:val="TABLE-title"/>
+      </w:pPr>
+      <w:bookmarkStart w:name="Sts_tbl_63" w:id="188"/>
+      <w:r>
+        <w:t xml:space="preserve">Table </w:t>
+      </w:r>
+      <w:r>
+        <w:fldChar w:fldCharType="begin"/>
+      </w:r>
+      <w:r>
+        <w:instrText xml:space="preserve"> SEQ Table \* ARABIC </w:instrText>
+      </w:r>
+      <w:r>
+        <w:fldChar w:fldCharType="separate"/>
+      </w:r>
+      <w:r>
+        <w:rPr/>
+        <w:t xml:space="preserve">63</w:t>
+      </w:r>
+      <w:r>
+        <w:fldChar w:fldCharType="end"/>
+      </w:r>
+      <w:bookmarkEnd w:id="188"/>
+      <w:r>
+        <w:t xml:space="preserve"> – </w:t>
+      </w:r>
+      <w:r>
+        <w:rPr/>
+        <w:t xml:space="preserve">Conformance Units for PackML</w:t>
+      </w:r>
+    </w:p>
+    <w:tbl>
+      <w:tblPr>
+        <w:tblStyle w:val="TableGrid"/>
+        <w:tblW w:w="9070" w:type="dxa"/>
+        <w:tblLayout w:type="fixed"/>
+      </w:tblPr>
+      <w:tblGrid>
+        <w:gridCol w:w="1200"/>
+        <w:gridCol w:w="3563"/>
+        <w:gridCol w:w="4307"/>
+      </w:tblGrid>
+      <w:tr>
+        <w:trPr>
+          <w:tblHeader/>
+        </w:trPr>
+        <w:tc>
+          <w:tcPr>
+            <w:tcW w:w="1200" w:type="dxa"/>
+            <w:vAlign w:val="center"/>
+          </w:tcPr>
+          <w:p>
+            <w:pPr>
+              <w:pStyle w:val="TABLE-col-heading"/>
+              <w:jc w:val="left"/>
+            </w:pPr>
+            <w:r>
+              <w:rPr/>
+              <w:t xml:space="preserve">Category</w:t>
+            </w:r>
+          </w:p>
+        </w:tc>
+        <w:tc>
+          <w:tcPr>
+            <w:tcW w:w="3563" w:type="dxa"/>
+            <w:vAlign w:val="center"/>
+          </w:tcPr>
+          <w:p>
+            <w:pPr>
+              <w:pStyle w:val="TABLE-col-heading"/>
+              <w:jc w:val="left"/>
+            </w:pPr>
+            <w:r>
+              <w:rPr/>
+              <w:t xml:space="preserve">Title</w:t>
+            </w:r>
+          </w:p>
+        </w:tc>
+        <w:tc>
+          <w:tcPr>
+            <w:tcW w:w="4307" w:type="dxa"/>
+            <w:vAlign w:val="center"/>
+          </w:tcPr>
+          <w:p>
+            <w:pPr>
+              <w:pStyle w:val="TABLE-col-heading"/>
+              <w:jc w:val="left"/>
+            </w:pPr>
+            <w:r>
+              <w:rPr/>
+              <w:t xml:space="preserve">Description</w:t>
+            </w:r>
+          </w:p>
+        </w:tc>
+      </w:tr>
+      <w:tr>
+        <w:tc>
+          <w:tcPr>
+            <w:tcW w:w="1200" w:type="dxa"/>
+            <w:vAlign w:val="center"/>
+          </w:tcPr>
+          <w:p>
+            <w:pPr>
+              <w:pStyle w:val="TABLE-cell"/>
+            </w:pPr>
+            <w:r>
+              <w:rPr/>
+              <w:t xml:space="preserve">Server</w:t>
+            </w:r>
+          </w:p>
+        </w:tc>
+        <w:tc>
+          <w:tcPr>
+            <w:tcW w:w="3563" w:type="dxa"/>
+            <w:vAlign w:val="center"/>
+          </w:tcPr>
+          <w:p>
+            <w:pPr>
+              <w:pStyle w:val="TABLE-cell"/>
+            </w:pPr>
+            <w:r>
+              <w:rPr/>
+              <w:t xml:space="preserve">PackML Base Functionality</w:t>
+            </w:r>
+          </w:p>
+        </w:tc>
+        <w:tc>
+          <w:tcPr>
+            <w:tcW w:w="4307" w:type="dxa"/>
+            <w:vAlign w:val="center"/>
+          </w:tcPr>
+          <w:p>
+            <w:pPr>
+              <w:pStyle w:val="TABLE-cell"/>
+            </w:pPr>
+            <w:r>
+              <w:rPr/>
+              <w:t xml:space="preserve">The server supports the BaseObjectModel. This includes exposing all mandatory objects, variables and methods.</w:t>
+            </w:r>
+          </w:p>
+        </w:tc>
+      </w:tr>
+      <w:tr>
+        <w:tc>
+          <w:tcPr>
+            <w:tcW w:w="1200" w:type="dxa"/>
+            <w:vAlign w:val="center"/>
+          </w:tcPr>
+          <w:p>
+            <w:pPr>
+              <w:pStyle w:val="TABLE-cell"/>
+            </w:pPr>
+            <w:r>
+              <w:rPr/>
+              <w:t xml:space="preserve">Server</w:t>
+            </w:r>
+          </w:p>
+        </w:tc>
+        <w:tc>
+          <w:tcPr>
+            <w:tcW w:w="3563" w:type="dxa"/>
+            <w:vAlign w:val="center"/>
+          </w:tcPr>
+          <w:p>
+            <w:pPr>
+              <w:pStyle w:val="TABLE-cell"/>
+            </w:pPr>
+            <w:r>
+              <w:rPr/>
+              <w:t xml:space="preserve">PackML Base TagID</w:t>
+            </w:r>
+          </w:p>
+        </w:tc>
+        <w:tc>
+          <w:tcPr>
+            <w:tcW w:w="4307" w:type="dxa"/>
+            <w:vAlign w:val="center"/>
+          </w:tcPr>
+          <w:p>
+            <w:pPr>
+              <w:pStyle w:val="TABLE-cell"/>
+            </w:pPr>
+            <w:r>
+              <w:rPr/>
+              <w:t xml:space="preserve">The Server supports the TagID Property</w:t>
+            </w:r>
+          </w:p>
+        </w:tc>
+      </w:tr>
+      <w:tr>
+        <w:tc>
+          <w:tcPr>
+            <w:tcW w:w="1200" w:type="dxa"/>
+            <w:vAlign w:val="center"/>
+          </w:tcPr>
+          <w:p>
+            <w:pPr>
+              <w:pStyle w:val="TABLE-cell"/>
+            </w:pPr>
+            <w:r>
+              <w:rPr/>
+              <w:t xml:space="preserve">Server</w:t>
+            </w:r>
+          </w:p>
+        </w:tc>
+        <w:tc>
+          <w:tcPr>
+            <w:tcW w:w="3563" w:type="dxa"/>
+            <w:vAlign w:val="center"/>
+          </w:tcPr>
+          <w:p>
+            <w:pPr>
+              <w:pStyle w:val="TABLE-cell"/>
+            </w:pPr>
+            <w:r>
+              <w:rPr/>
+              <w:t xml:space="preserve">PackML Base Version</w:t>
+            </w:r>
+          </w:p>
+        </w:tc>
+        <w:tc>
+          <w:tcPr>
+            <w:tcW w:w="4307" w:type="dxa"/>
+            <w:vAlign w:val="center"/>
+          </w:tcPr>
+          <w:p>
+            <w:pPr>
+              <w:pStyle w:val="TABLE-cell"/>
+            </w:pPr>
+            <w:r>
+              <w:rPr/>
+              <w:t xml:space="preserve">The Server supports the Version property and DataType</w:t>
+            </w:r>
+          </w:p>
+        </w:tc>
+      </w:tr>
+      <w:tr>
+        <w:tc>
+          <w:tcPr>
+            <w:tcW w:w="1200" w:type="dxa"/>
+            <w:vAlign w:val="center"/>
+          </w:tcPr>
+          <w:p>
+            <w:pPr>
+              <w:pStyle w:val="TABLE-cell"/>
+            </w:pPr>
+            <w:r>
+              <w:rPr/>
+              <w:t xml:space="preserve">Server</w:t>
+            </w:r>
+          </w:p>
+        </w:tc>
+        <w:tc>
+          <w:tcPr>
+            <w:tcW w:w="3563" w:type="dxa"/>
+            <w:vAlign w:val="center"/>
+          </w:tcPr>
+          <w:p>
+            <w:pPr>
+              <w:pStyle w:val="TABLE-cell"/>
+            </w:pPr>
+            <w:r>
+              <w:rPr/>
+              <w:t xml:space="preserve">PackML Base Admin</w:t>
+            </w:r>
+          </w:p>
+        </w:tc>
+        <w:tc>
+          <w:tcPr>
+            <w:tcW w:w="4307" w:type="dxa"/>
+            <w:vAlign w:val="center"/>
+          </w:tcPr>
+          <w:p>
+            <w:pPr>
+              <w:pStyle w:val="TABLE-cell"/>
+            </w:pPr>
+            <w:r>
+              <w:rPr/>
+              <w:t xml:space="preserve">The Server support all of the mandatory items in the PackMLAdminObjectType</w:t>
+            </w:r>
+          </w:p>
+        </w:tc>
+      </w:tr>
+      <w:tr>
+        <w:tc>
+          <w:tcPr>
+            <w:tcW w:w="1200" w:type="dxa"/>
+            <w:vAlign w:val="center"/>
+          </w:tcPr>
+          <w:p>
+            <w:pPr>
+              <w:pStyle w:val="TABLE-cell"/>
+            </w:pPr>
+            <w:r>
+              <w:rPr/>
+              <w:t xml:space="preserve">Server</w:t>
+            </w:r>
+          </w:p>
+        </w:tc>
+        <w:tc>
+          <w:tcPr>
+            <w:tcW w:w="3563" w:type="dxa"/>
+            <w:vAlign w:val="center"/>
+          </w:tcPr>
+          <w:p>
+            <w:pPr>
+              <w:pStyle w:val="TABLE-cell"/>
+            </w:pPr>
+            <w:r>
+              <w:rPr/>
+              <w:t xml:space="preserve">PackML Base Status</w:t>
+            </w:r>
+          </w:p>
+        </w:tc>
+        <w:tc>
+          <w:tcPr>
+            <w:tcW w:w="4307" w:type="dxa"/>
+            <w:vAlign w:val="center"/>
+          </w:tcPr>
+          <w:p>
+            <w:pPr>
+              <w:pStyle w:val="TABLE-cell"/>
+            </w:pPr>
+            <w:r>
+              <w:rPr/>
+              <w:t xml:space="preserve">The Server support all of the mandatory items in the PackMLStatusObjectType</w:t>
+            </w:r>
+          </w:p>
+        </w:tc>
+      </w:tr>
+      <w:tr>
+        <w:tc>
+          <w:tcPr>
+            <w:tcW w:w="1200" w:type="dxa"/>
+            <w:vAlign w:val="center"/>
+          </w:tcPr>
+          <w:p>
+            <w:pPr>
+              <w:pStyle w:val="TABLE-cell"/>
+            </w:pPr>
+            <w:r>
+              <w:rPr/>
+              <w:t xml:space="preserve">Server</w:t>
+            </w:r>
+          </w:p>
+        </w:tc>
+        <w:tc>
+          <w:tcPr>
+            <w:tcW w:w="3563" w:type="dxa"/>
+            <w:vAlign w:val="center"/>
+          </w:tcPr>
+          <w:p>
+            <w:pPr>
+              <w:pStyle w:val="TABLE-cell"/>
+            </w:pPr>
+            <w:r>
+              <w:rPr/>
+              <w:t xml:space="preserve">PackML State Information</w:t>
+            </w:r>
+          </w:p>
+        </w:tc>
+        <w:tc>
+          <w:tcPr>
+            <w:tcW w:w="4307" w:type="dxa"/>
+            <w:vAlign w:val="center"/>
+          </w:tcPr>
+          <w:p>
+            <w:pPr>
+              <w:pStyle w:val="TABLE-cell"/>
+            </w:pPr>
+            <w:r>
+              <w:rPr/>
+              <w:t xml:space="preserve">The server supports the BaseStateMachine. This include the list of AvailableStates and AvailableTransitions. It also includes all mandatory states and any method associated with the states. The certification will include a list of all states and transitions supported by the StateMachine.  This include the mandatory Sub-statemachines</w:t>
+            </w:r>
+          </w:p>
+        </w:tc>
+      </w:tr>
+      <w:tr>
+        <w:tc>
+          <w:tcPr>
+            <w:tcW w:w="1200" w:type="dxa"/>
+            <w:vAlign w:val="center"/>
+          </w:tcPr>
+          <w:p>
+            <w:pPr>
+              <w:pStyle w:val="TABLE-cell"/>
+            </w:pPr>
+            <w:r>
+              <w:rPr/>
+              <w:t xml:space="preserve">Server</w:t>
+            </w:r>
+          </w:p>
+        </w:tc>
+        <w:tc>
+          <w:tcPr>
+            <w:tcW w:w="3563" w:type="dxa"/>
+            <w:vAlign w:val="center"/>
+          </w:tcPr>
+          <w:p>
+            <w:pPr>
+              <w:pStyle w:val="TABLE-cell"/>
+            </w:pPr>
+            <w:r>
+              <w:rPr/>
+              <w:t xml:space="preserve">PackML State Abort</w:t>
+            </w:r>
+          </w:p>
+        </w:tc>
+        <w:tc>
+          <w:tcPr>
+            <w:tcW w:w="4307" w:type="dxa"/>
+            <w:vAlign w:val="center"/>
+          </w:tcPr>
+          <w:p>
+            <w:pPr>
+              <w:pStyle w:val="TABLE-cell"/>
+            </w:pPr>
+            <w:r>
+              <w:rPr/>
+              <w:t xml:space="preserve">The server supports the Abort Method</w:t>
+            </w:r>
+          </w:p>
+        </w:tc>
+      </w:tr>
+      <w:tr>
+        <w:tc>
+          <w:tcPr>
+            <w:tcW w:w="1200" w:type="dxa"/>
+            <w:vAlign w:val="center"/>
+          </w:tcPr>
+          <w:p>
+            <w:pPr>
+              <w:pStyle w:val="TABLE-cell"/>
+            </w:pPr>
+            <w:r>
+              <w:rPr/>
+              <w:t xml:space="preserve">Server</w:t>
+            </w:r>
+          </w:p>
+        </w:tc>
+        <w:tc>
+          <w:tcPr>
+            <w:tcW w:w="3563" w:type="dxa"/>
+            <w:vAlign w:val="center"/>
+          </w:tcPr>
+          <w:p>
+            <w:pPr>
+              <w:pStyle w:val="TABLE-cell"/>
+            </w:pPr>
+            <w:r>
+              <w:rPr/>
+              <w:t xml:space="preserve">PackML State Clear</w:t>
+            </w:r>
+          </w:p>
+        </w:tc>
+        <w:tc>
+          <w:tcPr>
+            <w:tcW w:w="4307" w:type="dxa"/>
+            <w:vAlign w:val="center"/>
+          </w:tcPr>
+          <w:p>
+            <w:pPr>
+              <w:pStyle w:val="TABLE-cell"/>
+            </w:pPr>
+            <w:r>
+              <w:rPr/>
+              <w:t xml:space="preserve">The server supports the Clear Method</w:t>
+            </w:r>
+          </w:p>
+        </w:tc>
+      </w:tr>
+      <w:tr>
+        <w:tc>
+          <w:tcPr>
+            <w:tcW w:w="1200" w:type="dxa"/>
+            <w:vAlign w:val="center"/>
+          </w:tcPr>
+          <w:p>
+            <w:pPr>
+              <w:pStyle w:val="TABLE-cell"/>
+            </w:pPr>
+            <w:r>
+              <w:rPr/>
+              <w:t xml:space="preserve">Server</w:t>
+            </w:r>
+          </w:p>
+        </w:tc>
+        <w:tc>
+          <w:tcPr>
+            <w:tcW w:w="3563" w:type="dxa"/>
+            <w:vAlign w:val="center"/>
+          </w:tcPr>
+          <w:p>
+            <w:pPr>
+              <w:pStyle w:val="TABLE-cell"/>
+            </w:pPr>
+            <w:r>
+              <w:rPr/>
+              <w:t xml:space="preserve">PackML State Stop</w:t>
+            </w:r>
+          </w:p>
+        </w:tc>
+        <w:tc>
+          <w:tcPr>
+            <w:tcW w:w="4307" w:type="dxa"/>
+            <w:vAlign w:val="center"/>
+          </w:tcPr>
+          <w:p>
+            <w:pPr>
+              <w:pStyle w:val="TABLE-cell"/>
+            </w:pPr>
+            <w:r>
+              <w:rPr/>
+              <w:t xml:space="preserve">The server supports the Stop Method</w:t>
+            </w:r>
+          </w:p>
+        </w:tc>
+      </w:tr>
+      <w:tr>
+        <w:tc>
+          <w:tcPr>
+            <w:tcW w:w="1200" w:type="dxa"/>
+            <w:vAlign w:val="center"/>
+          </w:tcPr>
+          <w:p>
+            <w:pPr>
+              <w:pStyle w:val="TABLE-cell"/>
+            </w:pPr>
+            <w:r>
+              <w:rPr/>
+              <w:t xml:space="preserve">Server</w:t>
+            </w:r>
+          </w:p>
+        </w:tc>
+        <w:tc>
+          <w:tcPr>
+            <w:tcW w:w="3563" w:type="dxa"/>
+            <w:vAlign w:val="center"/>
+          </w:tcPr>
+          <w:p>
+            <w:pPr>
+              <w:pStyle w:val="TABLE-cell"/>
+            </w:pPr>
+            <w:r>
+              <w:rPr/>
+              <w:t xml:space="preserve">PackML State Reset</w:t>
+            </w:r>
+          </w:p>
+        </w:tc>
+        <w:tc>
+          <w:tcPr>
+            <w:tcW w:w="4307" w:type="dxa"/>
+            <w:vAlign w:val="center"/>
+          </w:tcPr>
+          <w:p>
+            <w:pPr>
+              <w:pStyle w:val="TABLE-cell"/>
+            </w:pPr>
+            <w:r>
+              <w:rPr/>
+              <w:t xml:space="preserve">The server supports the Reset Method</w:t>
+            </w:r>
+          </w:p>
+        </w:tc>
+      </w:tr>
+      <w:tr>
+        <w:tc>
+          <w:tcPr>
+            <w:tcW w:w="1200" w:type="dxa"/>
+            <w:vAlign w:val="center"/>
+          </w:tcPr>
+          <w:p>
+            <w:pPr>
+              <w:pStyle w:val="TABLE-cell"/>
+            </w:pPr>
+            <w:r>
+              <w:rPr/>
+              <w:t xml:space="preserve">Server</w:t>
+            </w:r>
+          </w:p>
+        </w:tc>
+        <w:tc>
+          <w:tcPr>
+            <w:tcW w:w="3563" w:type="dxa"/>
+            <w:vAlign w:val="center"/>
+          </w:tcPr>
+          <w:p>
+            <w:pPr>
+              <w:pStyle w:val="TABLE-cell"/>
+            </w:pPr>
+            <w:r>
+              <w:rPr/>
+              <w:t xml:space="preserve">PackML State Complete</w:t>
+            </w:r>
+          </w:p>
+        </w:tc>
+        <w:tc>
+          <w:tcPr>
+            <w:tcW w:w="4307" w:type="dxa"/>
+            <w:vAlign w:val="center"/>
+          </w:tcPr>
+          <w:p>
+            <w:pPr>
+              <w:pStyle w:val="TABLE-cell"/>
+            </w:pPr>
+            <w:r>
+              <w:rPr/>
+              <w:t xml:space="preserve">The server supports the Complete Method</w:t>
+            </w:r>
+          </w:p>
+        </w:tc>
+      </w:tr>
+      <w:tr>
+        <w:tc>
+          <w:tcPr>
+            <w:tcW w:w="1200" w:type="dxa"/>
+            <w:vAlign w:val="center"/>
+          </w:tcPr>
+          <w:p>
+            <w:pPr>
+              <w:pStyle w:val="TABLE-cell"/>
+            </w:pPr>
+            <w:r>
+              <w:rPr/>
+              <w:t xml:space="preserve">Server</w:t>
+            </w:r>
+          </w:p>
+        </w:tc>
+        <w:tc>
+          <w:tcPr>
+            <w:tcW w:w="3563" w:type="dxa"/>
+            <w:vAlign w:val="center"/>
+          </w:tcPr>
+          <w:p>
+            <w:pPr>
+              <w:pStyle w:val="TABLE-cell"/>
+            </w:pPr>
+            <w:r>
+              <w:rPr/>
+              <w:t xml:space="preserve">PackML State Start</w:t>
+            </w:r>
+          </w:p>
+        </w:tc>
+        <w:tc>
+          <w:tcPr>
+            <w:tcW w:w="4307" w:type="dxa"/>
+            <w:vAlign w:val="center"/>
+          </w:tcPr>
+          <w:p>
+            <w:pPr>
+              <w:pStyle w:val="TABLE-cell"/>
+            </w:pPr>
+            <w:r>
+              <w:rPr/>
+              <w:t xml:space="preserve">The server supports the Start Method</w:t>
+            </w:r>
+          </w:p>
+        </w:tc>
+      </w:tr>
+      <w:tr>
+        <w:tc>
+          <w:tcPr>
+            <w:tcW w:w="1200" w:type="dxa"/>
+            <w:vAlign w:val="center"/>
+          </w:tcPr>
+          <w:p>
+            <w:pPr>
+              <w:pStyle w:val="TABLE-cell"/>
+            </w:pPr>
+            <w:r>
+              <w:rPr/>
+              <w:t xml:space="preserve">Server</w:t>
+            </w:r>
+          </w:p>
+        </w:tc>
+        <w:tc>
+          <w:tcPr>
+            <w:tcW w:w="3563" w:type="dxa"/>
+            <w:vAlign w:val="center"/>
+          </w:tcPr>
+          <w:p>
+            <w:pPr>
+              <w:pStyle w:val="TABLE-cell"/>
+            </w:pPr>
+            <w:r>
+              <w:rPr/>
+              <w:t xml:space="preserve">PackML State Unhold</w:t>
+            </w:r>
+          </w:p>
+        </w:tc>
+        <w:tc>
+          <w:tcPr>
+            <w:tcW w:w="4307" w:type="dxa"/>
+            <w:vAlign w:val="center"/>
+          </w:tcPr>
+          <w:p>
+            <w:pPr>
+              <w:pStyle w:val="TABLE-cell"/>
+            </w:pPr>
+            <w:r>
+              <w:rPr/>
+              <w:t xml:space="preserve">The server supports the Unhold Method</w:t>
+            </w:r>
+          </w:p>
+        </w:tc>
+      </w:tr>
+      <w:tr>
+        <w:tc>
+          <w:tcPr>
+            <w:tcW w:w="1200" w:type="dxa"/>
+            <w:vAlign w:val="center"/>
+          </w:tcPr>
+          <w:p>
+            <w:pPr>
+              <w:pStyle w:val="TABLE-cell"/>
+            </w:pPr>
+            <w:r>
+              <w:rPr/>
+              <w:t xml:space="preserve">Server</w:t>
+            </w:r>
+          </w:p>
+        </w:tc>
+        <w:tc>
+          <w:tcPr>
+            <w:tcW w:w="3563" w:type="dxa"/>
+            <w:vAlign w:val="center"/>
+          </w:tcPr>
+          <w:p>
+            <w:pPr>
+              <w:pStyle w:val="TABLE-cell"/>
+            </w:pPr>
+            <w:r>
+              <w:rPr/>
+              <w:t xml:space="preserve">PackML State Suspend</w:t>
+            </w:r>
+          </w:p>
+        </w:tc>
+        <w:tc>
+          <w:tcPr>
+            <w:tcW w:w="4307" w:type="dxa"/>
+            <w:vAlign w:val="center"/>
+          </w:tcPr>
+          <w:p>
+            <w:pPr>
+              <w:pStyle w:val="TABLE-cell"/>
+            </w:pPr>
+            <w:r>
+              <w:rPr/>
+              <w:t xml:space="preserve">The server supports the Suspend Method</w:t>
+            </w:r>
+          </w:p>
+        </w:tc>
+      </w:tr>
+      <w:tr>
+        <w:tc>
+          <w:tcPr>
+            <w:tcW w:w="1200" w:type="dxa"/>
+            <w:vAlign w:val="center"/>
+          </w:tcPr>
+          <w:p>
+            <w:pPr>
+              <w:pStyle w:val="TABLE-cell"/>
+            </w:pPr>
+            <w:r>
+              <w:rPr/>
+              <w:t xml:space="preserve">Server</w:t>
+            </w:r>
+          </w:p>
+        </w:tc>
+        <w:tc>
+          <w:tcPr>
+            <w:tcW w:w="3563" w:type="dxa"/>
+            <w:vAlign w:val="center"/>
+          </w:tcPr>
+          <w:p>
+            <w:pPr>
+              <w:pStyle w:val="TABLE-cell"/>
+            </w:pPr>
+            <w:r>
+              <w:rPr/>
+              <w:t xml:space="preserve">PackML State Hold</w:t>
+            </w:r>
+          </w:p>
+        </w:tc>
+        <w:tc>
+          <w:tcPr>
+            <w:tcW w:w="4307" w:type="dxa"/>
+            <w:vAlign w:val="center"/>
+          </w:tcPr>
+          <w:p>
+            <w:pPr>
+              <w:pStyle w:val="TABLE-cell"/>
+            </w:pPr>
+            <w:r>
+              <w:rPr/>
+              <w:t xml:space="preserve">The server supports the Hold Method</w:t>
+            </w:r>
+          </w:p>
+        </w:tc>
+      </w:tr>
+      <w:tr>
+        <w:tc>
+          <w:tcPr>
+            <w:tcW w:w="1200" w:type="dxa"/>
+            <w:vAlign w:val="center"/>
+          </w:tcPr>
+          <w:p>
+            <w:pPr>
+              <w:pStyle w:val="TABLE-cell"/>
+            </w:pPr>
+            <w:r>
+              <w:rPr/>
+              <w:t xml:space="preserve">Server</w:t>
+            </w:r>
+          </w:p>
+        </w:tc>
+        <w:tc>
+          <w:tcPr>
+            <w:tcW w:w="3563" w:type="dxa"/>
+            <w:vAlign w:val="center"/>
+          </w:tcPr>
+          <w:p>
+            <w:pPr>
+              <w:pStyle w:val="TABLE-cell"/>
+            </w:pPr>
+            <w:r>
+              <w:rPr/>
+              <w:t xml:space="preserve">PackML State Unsuspend</w:t>
+            </w:r>
+          </w:p>
+        </w:tc>
+        <w:tc>
+          <w:tcPr>
+            <w:tcW w:w="4307" w:type="dxa"/>
+            <w:vAlign w:val="center"/>
+          </w:tcPr>
+          <w:p>
+            <w:pPr>
+              <w:pStyle w:val="TABLE-cell"/>
+            </w:pPr>
+            <w:r>
+              <w:rPr/>
+              <w:t xml:space="preserve">The server supports the Unsuspend Method</w:t>
+            </w:r>
+          </w:p>
+        </w:tc>
+      </w:tr>
+      <w:tr>
+        <w:tc>
+          <w:tcPr>
+            <w:tcW w:w="1200" w:type="dxa"/>
+            <w:vAlign w:val="center"/>
+          </w:tcPr>
+          <w:p>
+            <w:pPr>
+              <w:pStyle w:val="TABLE-cell"/>
+            </w:pPr>
+            <w:r>
+              <w:rPr/>
+              <w:t xml:space="preserve">Server</w:t>
+            </w:r>
+          </w:p>
+        </w:tc>
+        <w:tc>
+          <w:tcPr>
+            <w:tcW w:w="3563" w:type="dxa"/>
+            <w:vAlign w:val="center"/>
+          </w:tcPr>
+          <w:p>
+            <w:pPr>
+              <w:pStyle w:val="TABLE-cell"/>
+            </w:pPr>
+            <w:r>
+              <w:rPr/>
+              <w:t xml:space="preserve">PackML SetUnitMode</w:t>
+            </w:r>
+          </w:p>
+        </w:tc>
+        <w:tc>
+          <w:tcPr>
+            <w:tcW w:w="4307" w:type="dxa"/>
+            <w:vAlign w:val="center"/>
+          </w:tcPr>
+          <w:p>
+            <w:pPr>
+              <w:pStyle w:val="TABLE-cell"/>
+            </w:pPr>
+            <w:r>
+              <w:rPr/>
+              <w:t xml:space="preserve">The Server supports the SetUnitMode Method</w:t>
+            </w:r>
+          </w:p>
+        </w:tc>
+      </w:tr>
+      <w:tr>
+        <w:tc>
+          <w:tcPr>
+            <w:tcW w:w="1200" w:type="dxa"/>
+            <w:vAlign w:val="center"/>
+          </w:tcPr>
+          <w:p>
+            <w:pPr>
+              <w:pStyle w:val="TABLE-cell"/>
+            </w:pPr>
+            <w:r>
+              <w:rPr/>
+              <w:t xml:space="preserve">Server</w:t>
+            </w:r>
+          </w:p>
+        </w:tc>
+        <w:tc>
+          <w:tcPr>
+            <w:tcW w:w="3563" w:type="dxa"/>
+            <w:vAlign w:val="center"/>
+          </w:tcPr>
+          <w:p>
+            <w:pPr>
+              <w:pStyle w:val="TABLE-cell"/>
+            </w:pPr>
+            <w:r>
+              <w:rPr/>
+              <w:t xml:space="preserve">PackML Set Product</w:t>
+            </w:r>
+          </w:p>
+        </w:tc>
+        <w:tc>
+          <w:tcPr>
+            <w:tcW w:w="4307" w:type="dxa"/>
+            <w:vAlign w:val="center"/>
+          </w:tcPr>
+          <w:p>
+            <w:pPr>
+              <w:pStyle w:val="TABLE-cell"/>
+            </w:pPr>
+            <w:r>
+              <w:rPr/>
+              <w:t xml:space="preserve">The Server supports the SetProduct Method </w:t>
+            </w:r>
+          </w:p>
+        </w:tc>
+      </w:tr>
+      <w:tr>
+        <w:tc>
+          <w:tcPr>
+            <w:tcW w:w="1200" w:type="dxa"/>
+            <w:vAlign w:val="center"/>
+          </w:tcPr>
+          <w:p>
+            <w:pPr>
+              <w:pStyle w:val="TABLE-cell"/>
+            </w:pPr>
+            <w:r>
+              <w:rPr/>
+              <w:t xml:space="preserve">Server</w:t>
+            </w:r>
+          </w:p>
+        </w:tc>
+        <w:tc>
+          <w:tcPr>
+            <w:tcW w:w="3563" w:type="dxa"/>
+            <w:vAlign w:val="center"/>
+          </w:tcPr>
+          <w:p>
+            <w:pPr>
+              <w:pStyle w:val="TABLE-cell"/>
+            </w:pPr>
+            <w:r>
+              <w:rPr/>
+              <w:t xml:space="preserve">PackML Machine Speed</w:t>
+            </w:r>
+          </w:p>
+        </w:tc>
+        <w:tc>
+          <w:tcPr>
+            <w:tcW w:w="4307" w:type="dxa"/>
+            <w:vAlign w:val="center"/>
+          </w:tcPr>
+          <w:p>
+            <w:pPr>
+              <w:pStyle w:val="TABLE-cell"/>
+            </w:pPr>
+            <w:r>
+              <w:rPr/>
+              <w:t xml:space="preserve">The Server supports the SetMachSpeed Method</w:t>
+            </w:r>
+          </w:p>
+        </w:tc>
+      </w:tr>
+      <w:tr>
+        <w:tc>
+          <w:tcPr>
+            <w:tcW w:w="1200" w:type="dxa"/>
+            <w:vAlign w:val="center"/>
+          </w:tcPr>
+          <w:p>
+            <w:pPr>
+              <w:pStyle w:val="TABLE-cell"/>
+            </w:pPr>
+            <w:r>
+              <w:rPr/>
+              <w:t xml:space="preserve">Server</w:t>
+            </w:r>
+          </w:p>
+        </w:tc>
+        <w:tc>
+          <w:tcPr>
+            <w:tcW w:w="3563" w:type="dxa"/>
+            <w:vAlign w:val="center"/>
+          </w:tcPr>
+          <w:p>
+            <w:pPr>
+              <w:pStyle w:val="TABLE-cell"/>
+            </w:pPr>
+            <w:r>
+              <w:rPr/>
+              <w:t xml:space="preserve">PackML RemoteCommand</w:t>
+            </w:r>
+          </w:p>
+        </w:tc>
+        <w:tc>
+          <w:tcPr>
+            <w:tcW w:w="4307" w:type="dxa"/>
+            <w:vAlign w:val="center"/>
+          </w:tcPr>
+          <w:p>
+            <w:pPr>
+              <w:pStyle w:val="TABLE-cell"/>
+            </w:pPr>
+            <w:r>
+              <w:rPr/>
+              <w:t xml:space="preserve">The Server supports the RemoteCommand Method</w:t>
+            </w:r>
+          </w:p>
+        </w:tc>
+      </w:tr>
+      <w:tr>
+        <w:tc>
+          <w:tcPr>
+            <w:tcW w:w="1200" w:type="dxa"/>
+            <w:vAlign w:val="center"/>
+          </w:tcPr>
+          <w:p>
+            <w:pPr>
+              <w:pStyle w:val="TABLE-cell"/>
+            </w:pPr>
+            <w:r>
+              <w:rPr/>
+              <w:t xml:space="preserve">Server</w:t>
+            </w:r>
+          </w:p>
+        </w:tc>
+        <w:tc>
+          <w:tcPr>
+            <w:tcW w:w="3563" w:type="dxa"/>
+            <w:vAlign w:val="center"/>
+          </w:tcPr>
+          <w:p>
+            <w:pPr>
+              <w:pStyle w:val="TABLE-cell"/>
+            </w:pPr>
+            <w:r>
+              <w:rPr/>
+              <w:t xml:space="preserve">PackML SetInterlock</w:t>
+            </w:r>
+          </w:p>
+        </w:tc>
+        <w:tc>
+          <w:tcPr>
+            <w:tcW w:w="4307" w:type="dxa"/>
+            <w:vAlign w:val="center"/>
+          </w:tcPr>
+          <w:p>
+            <w:pPr>
+              <w:pStyle w:val="TABLE-cell"/>
+            </w:pPr>
+            <w:r>
+              <w:rPr/>
+              <w:t xml:space="preserve">The Server supports the SetInterlock Method</w:t>
+            </w:r>
+          </w:p>
+        </w:tc>
+      </w:tr>
+      <w:tr>
+        <w:tc>
+          <w:tcPr>
+            <w:tcW w:w="1200" w:type="dxa"/>
+            <w:vAlign w:val="center"/>
+          </w:tcPr>
+          <w:p>
+            <w:pPr>
+              <w:pStyle w:val="TABLE-cell"/>
+            </w:pPr>
+            <w:r>
+              <w:rPr/>
+              <w:t xml:space="preserve">Server</w:t>
+            </w:r>
+          </w:p>
+        </w:tc>
+        <w:tc>
+          <w:tcPr>
+            <w:tcW w:w="3563" w:type="dxa"/>
+            <w:vAlign w:val="center"/>
+          </w:tcPr>
+          <w:p>
+            <w:pPr>
+              <w:pStyle w:val="TABLE-cell"/>
+            </w:pPr>
+            <w:r>
+              <w:rPr/>
+              <w:t xml:space="preserve">PackML Status UnitModeRequested</w:t>
+            </w:r>
+          </w:p>
+        </w:tc>
+        <w:tc>
+          <w:tcPr>
+            <w:tcW w:w="4307" w:type="dxa"/>
+            <w:vAlign w:val="center"/>
+          </w:tcPr>
+          <w:p>
+            <w:pPr>
+              <w:pStyle w:val="TABLE-cell"/>
+            </w:pPr>
+            <w:r>
+              <w:rPr/>
+              <w:t xml:space="preserve">The Server support the UnitModeChangeInProcess flag</w:t>
+            </w:r>
+          </w:p>
+        </w:tc>
+      </w:tr>
+      <w:tr>
+        <w:tc>
+          <w:tcPr>
+            <w:tcW w:w="1200" w:type="dxa"/>
+            <w:vAlign w:val="center"/>
+          </w:tcPr>
+          <w:p>
+            <w:pPr>
+              <w:pStyle w:val="TABLE-cell"/>
+            </w:pPr>
+            <w:r>
+              <w:rPr/>
+              <w:t xml:space="preserve">Server</w:t>
+            </w:r>
+          </w:p>
+        </w:tc>
+        <w:tc>
+          <w:tcPr>
+            <w:tcW w:w="3563" w:type="dxa"/>
+            <w:vAlign w:val="center"/>
+          </w:tcPr>
+          <w:p>
+            <w:pPr>
+              <w:pStyle w:val="TABLE-cell"/>
+            </w:pPr>
+            <w:r>
+              <w:rPr/>
+              <w:t xml:space="preserve">PackML Status UnitModeChangeInProcess</w:t>
+            </w:r>
+          </w:p>
+        </w:tc>
+        <w:tc>
+          <w:tcPr>
+            <w:tcW w:w="4307" w:type="dxa"/>
+            <w:vAlign w:val="center"/>
+          </w:tcPr>
+          <w:p>
+            <w:pPr>
+              <w:pStyle w:val="TABLE-cell"/>
+            </w:pPr>
+            <w:r>
+              <w:rPr/>
+              <w:t xml:space="preserve">The Server support the UnitModeChangeInProcess flag</w:t>
+            </w:r>
+          </w:p>
+        </w:tc>
+      </w:tr>
+      <w:tr>
+        <w:tc>
+          <w:tcPr>
+            <w:tcW w:w="1200" w:type="dxa"/>
+            <w:vAlign w:val="center"/>
+          </w:tcPr>
+          <w:p>
+            <w:pPr>
+              <w:pStyle w:val="TABLE-cell"/>
+            </w:pPr>
+            <w:r>
+              <w:rPr/>
+              <w:t xml:space="preserve">Server</w:t>
+            </w:r>
+          </w:p>
+        </w:tc>
+        <w:tc>
+          <w:tcPr>
+            <w:tcW w:w="3563" w:type="dxa"/>
+            <w:vAlign w:val="center"/>
+          </w:tcPr>
+          <w:p>
+            <w:pPr>
+              <w:pStyle w:val="TABLE-cell"/>
+            </w:pPr>
+            <w:r>
+              <w:rPr/>
+              <w:t xml:space="preserve">PackML Status State</w:t>
+            </w:r>
+          </w:p>
+        </w:tc>
+        <w:tc>
+          <w:tcPr>
+            <w:tcW w:w="4307" w:type="dxa"/>
+            <w:vAlign w:val="center"/>
+          </w:tcPr>
+          <w:p>
+            <w:pPr>
+              <w:pStyle w:val="TABLE-cell"/>
+            </w:pPr>
+            <w:r>
+              <w:rPr/>
+              <w:t xml:space="preserve">The Server supports the StateRequested and StateChangeInProcess flag</w:t>
+            </w:r>
+          </w:p>
+        </w:tc>
+      </w:tr>
+      <w:tr>
+        <w:tc>
+          <w:tcPr>
+            <w:tcW w:w="1200" w:type="dxa"/>
+            <w:vAlign w:val="center"/>
+          </w:tcPr>
+          <w:p>
+            <w:pPr>
+              <w:pStyle w:val="TABLE-cell"/>
+            </w:pPr>
+            <w:r>
+              <w:rPr/>
+              <w:t xml:space="preserve">Server</w:t>
+            </w:r>
+          </w:p>
+        </w:tc>
+        <w:tc>
+          <w:tcPr>
+            <w:tcW w:w="3563" w:type="dxa"/>
+            <w:vAlign w:val="center"/>
+          </w:tcPr>
+          <w:p>
+            <w:pPr>
+              <w:pStyle w:val="TABLE-cell"/>
+            </w:pPr>
+            <w:r>
+              <w:rPr/>
+              <w:t xml:space="preserve">PackML Status Interlock</w:t>
+            </w:r>
+          </w:p>
+        </w:tc>
+        <w:tc>
+          <w:tcPr>
+            <w:tcW w:w="4307" w:type="dxa"/>
+            <w:vAlign w:val="center"/>
+          </w:tcPr>
+          <w:p>
+            <w:pPr>
+              <w:pStyle w:val="TABLE-cell"/>
+            </w:pPr>
+            <w:r>
+              <w:rPr/>
+              <w:t xml:space="preserve">The Server includes support for at least one MaterialInterlock and the summary MaterialInterlocked flag.</w:t>
+            </w:r>
+          </w:p>
+        </w:tc>
+      </w:tr>
+      <w:tr>
+        <w:tc>
+          <w:tcPr>
+            <w:tcW w:w="1200" w:type="dxa"/>
+            <w:vAlign w:val="center"/>
+          </w:tcPr>
+          <w:p>
+            <w:pPr>
+              <w:pStyle w:val="TABLE-cell"/>
+            </w:pPr>
+            <w:r>
+              <w:rPr/>
+              <w:t xml:space="preserve">Server</w:t>
+            </w:r>
+          </w:p>
+        </w:tc>
+        <w:tc>
+          <w:tcPr>
+            <w:tcW w:w="3563" w:type="dxa"/>
+            <w:vAlign w:val="center"/>
+          </w:tcPr>
+          <w:p>
+            <w:pPr>
+              <w:pStyle w:val="TABLE-cell"/>
+            </w:pPr>
+            <w:r>
+              <w:rPr/>
+              <w:t xml:space="preserve">PackML Status RemoteParameter</w:t>
+            </w:r>
+          </w:p>
+        </w:tc>
+        <w:tc>
+          <w:tcPr>
+            <w:tcW w:w="4307" w:type="dxa"/>
+            <w:vAlign w:val="center"/>
+          </w:tcPr>
+          <w:p>
+            <w:pPr>
+              <w:pStyle w:val="TABLE-cell"/>
+            </w:pPr>
+            <w:r>
+              <w:rPr/>
+              <w:t xml:space="preserve">The Server supports exposing of the configured RemoteParameter</w:t>
+            </w:r>
+          </w:p>
+        </w:tc>
+      </w:tr>
+      <w:tr>
+        <w:tc>
+          <w:tcPr>
+            <w:tcW w:w="1200" w:type="dxa"/>
+            <w:vAlign w:val="center"/>
+          </w:tcPr>
+          <w:p>
+            <w:pPr>
+              <w:pStyle w:val="TABLE-cell"/>
+            </w:pPr>
+            <w:r>
+              <w:rPr/>
+              <w:t xml:space="preserve">Server</w:t>
+            </w:r>
+          </w:p>
+        </w:tc>
+        <w:tc>
+          <w:tcPr>
+            <w:tcW w:w="3563" w:type="dxa"/>
+            <w:vAlign w:val="center"/>
+          </w:tcPr>
+          <w:p>
+            <w:pPr>
+              <w:pStyle w:val="TABLE-cell"/>
+            </w:pPr>
+            <w:r>
+              <w:rPr/>
+              <w:t xml:space="preserve">PackML Status Product</w:t>
+            </w:r>
+          </w:p>
+        </w:tc>
+        <w:tc>
+          <w:tcPr>
+            <w:tcW w:w="4307" w:type="dxa"/>
+            <w:vAlign w:val="center"/>
+          </w:tcPr>
+          <w:p>
+            <w:pPr>
+              <w:pStyle w:val="TABLE-cell"/>
+            </w:pPr>
+            <w:r>
+              <w:rPr/>
+              <w:t xml:space="preserve">The Server supports exposing of the configured product data</w:t>
+            </w:r>
+          </w:p>
+        </w:tc>
+      </w:tr>
+      <w:tr>
+        <w:tc>
+          <w:tcPr>
+            <w:tcW w:w="1200" w:type="dxa"/>
+            <w:vAlign w:val="center"/>
+          </w:tcPr>
+          <w:p>
+            <w:pPr>
+              <w:pStyle w:val="TABLE-cell"/>
+            </w:pPr>
+            <w:r>
+              <w:rPr/>
+              <w:t xml:space="preserve">Server</w:t>
+            </w:r>
+          </w:p>
+        </w:tc>
+        <w:tc>
+          <w:tcPr>
+            <w:tcW w:w="3563" w:type="dxa"/>
+            <w:vAlign w:val="center"/>
+          </w:tcPr>
+          <w:p>
+            <w:pPr>
+              <w:pStyle w:val="TABLE-cell"/>
+            </w:pPr>
+            <w:r>
+              <w:rPr/>
+              <w:t xml:space="preserve">PackML Admin Alarm</w:t>
+            </w:r>
+          </w:p>
+        </w:tc>
+        <w:tc>
+          <w:tcPr>
+            <w:tcW w:w="4307" w:type="dxa"/>
+            <w:vAlign w:val="center"/>
+          </w:tcPr>
+          <w:p>
+            <w:pPr>
+              <w:pStyle w:val="TABLE-cell"/>
+            </w:pPr>
+            <w:r>
+              <w:rPr/>
+              <w:t xml:space="preserve">The server supports the PackML Alarm instance including the Alarm extent.</w:t>
+            </w:r>
+          </w:p>
+        </w:tc>
+      </w:tr>
+      <w:tr>
+        <w:tc>
+          <w:tcPr>
+            <w:tcW w:w="1200" w:type="dxa"/>
+            <w:vAlign w:val="center"/>
+          </w:tcPr>
+          <w:p>
+            <w:pPr>
+              <w:pStyle w:val="TABLE-cell"/>
+            </w:pPr>
+            <w:r>
+              <w:rPr/>
+              <w:t xml:space="preserve">Server</w:t>
+            </w:r>
+          </w:p>
+        </w:tc>
+        <w:tc>
+          <w:tcPr>
+            <w:tcW w:w="3563" w:type="dxa"/>
+            <w:vAlign w:val="center"/>
+          </w:tcPr>
+          <w:p>
+            <w:pPr>
+              <w:pStyle w:val="TABLE-cell"/>
+            </w:pPr>
+            <w:r>
+              <w:rPr/>
+              <w:t xml:space="preserve">PackML Admin Alarm History</w:t>
+            </w:r>
+          </w:p>
+        </w:tc>
+        <w:tc>
+          <w:tcPr>
+            <w:tcW w:w="4307" w:type="dxa"/>
+            <w:vAlign w:val="center"/>
+          </w:tcPr>
+          <w:p>
+            <w:pPr>
+              <w:pStyle w:val="TABLE-cell"/>
+            </w:pPr>
+            <w:r>
+              <w:rPr/>
+              <w:t xml:space="preserve">The server supports the PackML AlarmHistory including the Alarm history extent.</w:t>
+            </w:r>
+          </w:p>
+        </w:tc>
+      </w:tr>
+      <w:tr>
+        <w:tc>
+          <w:tcPr>
+            <w:tcW w:w="1200" w:type="dxa"/>
+            <w:vAlign w:val="center"/>
+          </w:tcPr>
+          <w:p>
+            <w:pPr>
+              <w:pStyle w:val="TABLE-cell"/>
+            </w:pPr>
+            <w:r>
+              <w:rPr/>
+              <w:t xml:space="preserve">Server</w:t>
+            </w:r>
+          </w:p>
+        </w:tc>
+        <w:tc>
+          <w:tcPr>
+            <w:tcW w:w="3563" w:type="dxa"/>
+            <w:vAlign w:val="center"/>
+          </w:tcPr>
+          <w:p>
+            <w:pPr>
+              <w:pStyle w:val="TABLE-cell"/>
+            </w:pPr>
+            <w:r>
+              <w:rPr/>
+              <w:t xml:space="preserve">PackML Admin Warning</w:t>
+            </w:r>
+          </w:p>
+        </w:tc>
+        <w:tc>
+          <w:tcPr>
+            <w:tcW w:w="4307" w:type="dxa"/>
+            <w:vAlign w:val="center"/>
+          </w:tcPr>
+          <w:p>
+            <w:pPr>
+              <w:pStyle w:val="TABLE-cell"/>
+            </w:pPr>
+            <w:r>
+              <w:rPr/>
+              <w:t xml:space="preserve">The server supports the PackML warning instance including the warning extent.</w:t>
+            </w:r>
+          </w:p>
+        </w:tc>
+      </w:tr>
+      <w:tr>
+        <w:tc>
+          <w:tcPr>
+            <w:tcW w:w="1200" w:type="dxa"/>
+            <w:vAlign w:val="center"/>
+          </w:tcPr>
+          <w:p>
+            <w:pPr>
+              <w:pStyle w:val="TABLE-cell"/>
+            </w:pPr>
+            <w:r>
+              <w:rPr/>
+              <w:t xml:space="preserve">Server</w:t>
+            </w:r>
+          </w:p>
+        </w:tc>
+        <w:tc>
+          <w:tcPr>
+            <w:tcW w:w="3563" w:type="dxa"/>
+            <w:vAlign w:val="center"/>
+          </w:tcPr>
+          <w:p>
+            <w:pPr>
+              <w:pStyle w:val="TABLE-cell"/>
+            </w:pPr>
+            <w:r>
+              <w:rPr/>
+              <w:t xml:space="preserve">PackML Admin Stop</w:t>
+            </w:r>
+          </w:p>
+        </w:tc>
+        <w:tc>
+          <w:tcPr>
+            <w:tcW w:w="4307" w:type="dxa"/>
+            <w:vAlign w:val="center"/>
+          </w:tcPr>
+          <w:p>
+            <w:pPr>
+              <w:pStyle w:val="TABLE-cell"/>
+            </w:pPr>
+            <w:r>
+              <w:rPr/>
+              <w:t xml:space="preserve">The server supports the PackML stop reason including the stop reason extent</w:t>
+            </w:r>
+          </w:p>
+        </w:tc>
+      </w:tr>
+      <w:tr>
+        <w:tc>
+          <w:tcPr>
+            <w:tcW w:w="1200" w:type="dxa"/>
+            <w:vAlign w:val="center"/>
+          </w:tcPr>
+          <w:p>
+            <w:pPr>
+              <w:pStyle w:val="TABLE-cell"/>
+            </w:pPr>
+            <w:r>
+              <w:rPr/>
+              <w:t xml:space="preserve">Server</w:t>
+            </w:r>
+          </w:p>
+        </w:tc>
+        <w:tc>
+          <w:tcPr>
+            <w:tcW w:w="3563" w:type="dxa"/>
+            <w:vAlign w:val="center"/>
+          </w:tcPr>
+          <w:p>
+            <w:pPr>
+              <w:pStyle w:val="TABLE-cell"/>
+            </w:pPr>
+            <w:r>
+              <w:rPr/>
+              <w:t xml:space="preserve">PackML Admin mode statistics</w:t>
+            </w:r>
+          </w:p>
+        </w:tc>
+        <w:tc>
+          <w:tcPr>
+            <w:tcW w:w="4307" w:type="dxa"/>
+            <w:vAlign w:val="center"/>
+          </w:tcPr>
+          <w:p>
+            <w:pPr>
+              <w:pStyle w:val="TABLE-cell"/>
+            </w:pPr>
+            <w:r>
+              <w:rPr/>
+              <w:t xml:space="preserve">The server supports the ModeCurrentTime and cumulative time statistics</w:t>
+            </w:r>
+          </w:p>
+        </w:tc>
+      </w:tr>
+      <w:tr>
+        <w:tc>
+          <w:tcPr>
+            <w:tcW w:w="1200" w:type="dxa"/>
+            <w:vAlign w:val="center"/>
+          </w:tcPr>
+          <w:p>
+            <w:pPr>
+              <w:pStyle w:val="TABLE-cell"/>
+            </w:pPr>
+            <w:r>
+              <w:rPr/>
+              <w:t xml:space="preserve">Server</w:t>
+            </w:r>
+          </w:p>
+        </w:tc>
+        <w:tc>
+          <w:tcPr>
+            <w:tcW w:w="3563" w:type="dxa"/>
+            <w:vAlign w:val="center"/>
+          </w:tcPr>
+          <w:p>
+            <w:pPr>
+              <w:pStyle w:val="TABLE-cell"/>
+            </w:pPr>
+            <w:r>
+              <w:rPr/>
+              <w:t xml:space="preserve">PackML Admin state Statistics</w:t>
+            </w:r>
+          </w:p>
+        </w:tc>
+        <w:tc>
+          <w:tcPr>
+            <w:tcW w:w="4307" w:type="dxa"/>
+            <w:vAlign w:val="center"/>
+          </w:tcPr>
+          <w:p>
+            <w:pPr>
+              <w:pStyle w:val="TABLE-cell"/>
+            </w:pPr>
+            <w:r>
+              <w:rPr/>
+              <w:t xml:space="preserve">The server supports the StateCurrentTime and cumulative time statistics</w:t>
+            </w:r>
+          </w:p>
+        </w:tc>
+      </w:tr>
+      <w:tr>
+        <w:tc>
+          <w:tcPr>
+            <w:tcW w:w="1200" w:type="dxa"/>
+            <w:vAlign w:val="center"/>
+          </w:tcPr>
+          <w:p>
+            <w:pPr>
+              <w:pStyle w:val="TABLE-cell"/>
+            </w:pPr>
+            <w:r>
+              <w:rPr/>
+              <w:t xml:space="preserve">Server</w:t>
+            </w:r>
+          </w:p>
+        </w:tc>
+        <w:tc>
+          <w:tcPr>
+            <w:tcW w:w="3563" w:type="dxa"/>
+            <w:vAlign w:val="center"/>
+          </w:tcPr>
+          <w:p>
+            <w:pPr>
+              <w:pStyle w:val="TABLE-cell"/>
+            </w:pPr>
+            <w:r>
+              <w:rPr/>
+              <w:t xml:space="preserve">PackML Admin</w:t>
+            </w:r>
+          </w:p>
+        </w:tc>
+        <w:tc>
+          <w:tcPr>
+            <w:tcW w:w="4307" w:type="dxa"/>
+            <w:vAlign w:val="center"/>
+          </w:tcPr>
+          <w:p>
+            <w:pPr>
+              <w:pStyle w:val="TABLE-cell"/>
+            </w:pPr>
+            <w:r>
+              <w:rPr/>
+              <w:t xml:space="preserve">The server supports the prodrelated counts including ProdConsumedCount, ProdProcessedCount and ProdDefectiveCount.</w:t>
+            </w:r>
+          </w:p>
+        </w:tc>
+      </w:tr>
+      <w:tr>
+        <w:tc>
+          <w:tcPr>
+            <w:tcW w:w="1200" w:type="dxa"/>
+            <w:vAlign w:val="center"/>
+          </w:tcPr>
+          <w:p>
+            <w:pPr>
+              <w:pStyle w:val="TABLE-cell"/>
+            </w:pPr>
+            <w:r>
+              <w:rPr/>
+              <w:t xml:space="preserve">Server</w:t>
+            </w:r>
+          </w:p>
+        </w:tc>
+        <w:tc>
+          <w:tcPr>
+            <w:tcW w:w="3563" w:type="dxa"/>
+            <w:vAlign w:val="center"/>
+          </w:tcPr>
+          <w:p>
+            <w:pPr>
+              <w:pStyle w:val="TABLE-cell"/>
+            </w:pPr>
+            <w:r>
+              <w:rPr/>
+              <w:t xml:space="preserve">PackML Admin ResetTime</w:t>
+            </w:r>
+          </w:p>
+        </w:tc>
+        <w:tc>
+          <w:tcPr>
+            <w:tcW w:w="4307" w:type="dxa"/>
+            <w:vAlign w:val="center"/>
+          </w:tcPr>
+          <w:p>
+            <w:pPr>
+              <w:pStyle w:val="TABLE-cell"/>
+            </w:pPr>
+            <w:r>
+              <w:rPr/>
+              <w:t xml:space="preserve">The server supports the PackML Time since reset</w:t>
+            </w:r>
+          </w:p>
+        </w:tc>
+      </w:tr>
+      <w:tr>
+        <w:tc>
+          <w:tcPr>
+            <w:tcW w:w="1200" w:type="dxa"/>
+            <w:vAlign w:val="center"/>
+          </w:tcPr>
+          <w:p>
+            <w:pPr>
+              <w:pStyle w:val="TABLE-cell"/>
+            </w:pPr>
+            <w:r>
+              <w:rPr/>
+              <w:t xml:space="preserve">Server</w:t>
+            </w:r>
+          </w:p>
+        </w:tc>
+        <w:tc>
+          <w:tcPr>
+            <w:tcW w:w="3563" w:type="dxa"/>
+            <w:vAlign w:val="center"/>
+          </w:tcPr>
+          <w:p>
+            <w:pPr>
+              <w:pStyle w:val="TABLE-cell"/>
+            </w:pPr>
+            <w:r>
+              <w:rPr/>
+              <w:t xml:space="preserve">PackML Admin machine speed.</w:t>
+            </w:r>
+          </w:p>
+        </w:tc>
+        <w:tc>
+          <w:tcPr>
+            <w:tcW w:w="4307" w:type="dxa"/>
+            <w:vAlign w:val="center"/>
+          </w:tcPr>
+          <w:p>
+            <w:pPr>
+              <w:pStyle w:val="TABLE-cell"/>
+            </w:pPr>
+            <w:r>
+              <w:rPr/>
+              <w:t xml:space="preserve">The server supports the PackML Machine Design Speed</w:t>
+            </w:r>
+          </w:p>
+        </w:tc>
+      </w:tr>
+      <w:tr>
+        <w:tc>
+          <w:tcPr>
+            <w:tcW w:w="1200" w:type="dxa"/>
+            <w:vAlign w:val="center"/>
+          </w:tcPr>
+          <w:p>
+            <w:pPr>
+              <w:pStyle w:val="TABLE-cell"/>
+            </w:pPr>
+            <w:r>
+              <w:rPr/>
+              <w:t xml:space="preserve">Server</w:t>
+            </w:r>
+          </w:p>
+        </w:tc>
+        <w:tc>
+          <w:tcPr>
+            <w:tcW w:w="3563" w:type="dxa"/>
+            <w:vAlign w:val="center"/>
+          </w:tcPr>
+          <w:p>
+            <w:pPr>
+              <w:pStyle w:val="TABLE-cell"/>
+            </w:pPr>
+            <w:r>
+              <w:rPr/>
+              <w:t xml:space="preserve">PackML Machine Speed</w:t>
+            </w:r>
+          </w:p>
+        </w:tc>
+        <w:tc>
+          <w:tcPr>
+            <w:tcW w:w="4307" w:type="dxa"/>
+            <w:vAlign w:val="center"/>
+          </w:tcPr>
+          <w:p>
+            <w:pPr>
+              <w:pStyle w:val="TABLE-cell"/>
+            </w:pPr>
+            <w:r>
+              <w:rPr/>
+              <w:t xml:space="preserve">The Server supports the CurMachSpeed information including units</w:t>
+            </w:r>
+          </w:p>
+        </w:tc>
+      </w:tr>
+      <w:tr>
+        <w:tc>
+          <w:tcPr>
+            <w:tcW w:w="1200" w:type="dxa"/>
+            <w:vAlign w:val="center"/>
+          </w:tcPr>
+          <w:p>
+            <w:pPr>
+              <w:pStyle w:val="TABLE-cell"/>
+            </w:pPr>
+            <w:r>
+              <w:rPr/>
+              <w:t xml:space="preserve">Server</w:t>
+            </w:r>
+          </w:p>
+        </w:tc>
+        <w:tc>
+          <w:tcPr>
+            <w:tcW w:w="3563" w:type="dxa"/>
+            <w:vAlign w:val="center"/>
+          </w:tcPr>
+          <w:p>
+            <w:pPr>
+              <w:pStyle w:val="TABLE-cell"/>
+            </w:pPr>
+            <w:r>
+              <w:rPr/>
+              <w:t xml:space="preserve">PackML Equipment Blocked</w:t>
+            </w:r>
+          </w:p>
+        </w:tc>
+        <w:tc>
+          <w:tcPr>
+            <w:tcW w:w="4307" w:type="dxa"/>
+            <w:vAlign w:val="center"/>
+          </w:tcPr>
+          <w:p>
+            <w:pPr>
+              <w:pStyle w:val="TABLE-cell"/>
+            </w:pPr>
+            <w:r>
+              <w:rPr/>
+              <w:t xml:space="preserve">The Server supports the EquipmentBlocked flag</w:t>
+            </w:r>
+          </w:p>
+        </w:tc>
+      </w:tr>
+      <w:tr>
+        <w:tc>
+          <w:tcPr>
+            <w:tcW w:w="1200" w:type="dxa"/>
+            <w:vAlign w:val="center"/>
+          </w:tcPr>
+          <w:p>
+            <w:pPr>
+              <w:pStyle w:val="TABLE-cell"/>
+            </w:pPr>
+            <w:r>
+              <w:rPr/>
+              <w:t xml:space="preserve">Server</w:t>
+            </w:r>
+          </w:p>
+        </w:tc>
+        <w:tc>
+          <w:tcPr>
+            <w:tcW w:w="3563" w:type="dxa"/>
+            <w:vAlign w:val="center"/>
+          </w:tcPr>
+          <w:p>
+            <w:pPr>
+              <w:pStyle w:val="TABLE-cell"/>
+            </w:pPr>
+            <w:r>
+              <w:rPr/>
+              <w:t xml:space="preserve">PackML Equipment Starved</w:t>
+            </w:r>
+          </w:p>
+        </w:tc>
+        <w:tc>
+          <w:tcPr>
+            <w:tcW w:w="4307" w:type="dxa"/>
+            <w:vAlign w:val="center"/>
+          </w:tcPr>
+          <w:p>
+            <w:pPr>
+              <w:pStyle w:val="TABLE-cell"/>
+            </w:pPr>
+            <w:r>
+              <w:rPr/>
+              <w:t xml:space="preserve">The Server supports the EquipmentStarved flag</w:t>
+            </w:r>
+          </w:p>
+        </w:tc>
+      </w:tr>
+      <w:tr>
+        <w:tc>
+          <w:tcPr>
+            <w:tcW w:w="1200" w:type="dxa"/>
+            <w:vAlign w:val="center"/>
+          </w:tcPr>
+          <w:p>
+            <w:pPr>
+              <w:pStyle w:val="TABLE-cell"/>
+            </w:pPr>
+            <w:r>
+              <w:rPr/>
+              <w:t xml:space="preserve">Server</w:t>
+            </w:r>
+          </w:p>
+        </w:tc>
+        <w:tc>
+          <w:tcPr>
+            <w:tcW w:w="3563" w:type="dxa"/>
+            <w:vAlign w:val="center"/>
+          </w:tcPr>
+          <w:p>
+            <w:pPr>
+              <w:pStyle w:val="TABLE-cell"/>
+            </w:pPr>
+            <w:r>
+              <w:rPr/>
+              <w:t xml:space="preserve">PackML ProdDefectiveCount</w:t>
+            </w:r>
+          </w:p>
+        </w:tc>
+        <w:tc>
+          <w:tcPr>
+            <w:tcW w:w="4307" w:type="dxa"/>
+            <w:vAlign w:val="center"/>
+          </w:tcPr>
+          <w:p>
+            <w:pPr>
+              <w:pStyle w:val="TABLE-cell"/>
+            </w:pPr>
+            <w:r>
+              <w:rPr/>
+              <w:t xml:space="preserve">The Server supports ProdDefectiveCount</w:t>
+            </w:r>
+          </w:p>
+        </w:tc>
+      </w:tr>
+      <w:tr>
+        <w:tc>
+          <w:tcPr>
+            <w:tcW w:w="1200" w:type="dxa"/>
+            <w:vAlign w:val="center"/>
+          </w:tcPr>
+          <w:p>
+            <w:pPr>
+              <w:pStyle w:val="TABLE-cell"/>
+            </w:pPr>
+            <w:r>
+              <w:rPr/>
+              <w:t xml:space="preserve">Server</w:t>
+            </w:r>
+          </w:p>
+        </w:tc>
+        <w:tc>
+          <w:tcPr>
+            <w:tcW w:w="3563" w:type="dxa"/>
+            <w:vAlign w:val="center"/>
+          </w:tcPr>
+          <w:p>
+            <w:pPr>
+              <w:pStyle w:val="TABLE-cell"/>
+            </w:pPr>
+            <w:r>
+              <w:rPr/>
+              <w:t xml:space="preserve">PackML ProdProcessedCount</w:t>
+            </w:r>
+          </w:p>
+        </w:tc>
+        <w:tc>
+          <w:tcPr>
+            <w:tcW w:w="4307" w:type="dxa"/>
+            <w:vAlign w:val="center"/>
+          </w:tcPr>
+          <w:p>
+            <w:pPr>
+              <w:pStyle w:val="TABLE-cell"/>
+            </w:pPr>
+            <w:r>
+              <w:rPr/>
+              <w:t xml:space="preserve">The Server supports ProdProcessedCount</w:t>
+            </w:r>
+          </w:p>
+        </w:tc>
+      </w:tr>
+      <w:tr>
+        <w:tc>
+          <w:tcPr>
+            <w:tcW w:w="1200" w:type="dxa"/>
+            <w:vAlign w:val="center"/>
+          </w:tcPr>
+          <w:p>
+            <w:pPr>
+              <w:pStyle w:val="TABLE-cell"/>
+            </w:pPr>
+            <w:r>
+              <w:rPr/>
+              <w:t xml:space="preserve">Client</w:t>
+            </w:r>
+          </w:p>
+        </w:tc>
+        <w:tc>
+          <w:tcPr>
+            <w:tcW w:w="3563" w:type="dxa"/>
+            <w:vAlign w:val="center"/>
+          </w:tcPr>
+          <w:p>
+            <w:pPr>
+              <w:pStyle w:val="TABLE-cell"/>
+            </w:pPr>
+            <w:r>
+              <w:rPr/>
+              <w:t xml:space="preserve">PackML Base Functionality Client</w:t>
+            </w:r>
+          </w:p>
+        </w:tc>
+        <w:tc>
+          <w:tcPr>
+            <w:tcW w:w="4307" w:type="dxa"/>
+            <w:vAlign w:val="center"/>
+          </w:tcPr>
+          <w:p>
+            <w:pPr>
+              <w:pStyle w:val="TABLE-cell"/>
+            </w:pPr>
+            <w:r>
+              <w:rPr/>
+              <w:t xml:space="preserve">The Client makes use of the BaseObjectModel.   This includes exposing all mandatory objects, variables and methods.</w:t>
+            </w:r>
+          </w:p>
+        </w:tc>
+      </w:tr>
+      <w:tr>
+        <w:tc>
+          <w:tcPr>
+            <w:tcW w:w="1200" w:type="dxa"/>
+            <w:vAlign w:val="center"/>
+          </w:tcPr>
+          <w:p>
+            <w:pPr>
+              <w:pStyle w:val="TABLE-cell"/>
+            </w:pPr>
+            <w:r>
+              <w:rPr/>
+              <w:t xml:space="preserve">Client</w:t>
+            </w:r>
+          </w:p>
+        </w:tc>
+        <w:tc>
+          <w:tcPr>
+            <w:tcW w:w="3563" w:type="dxa"/>
+            <w:vAlign w:val="center"/>
+          </w:tcPr>
+          <w:p>
+            <w:pPr>
+              <w:pStyle w:val="TABLE-cell"/>
+            </w:pPr>
+            <w:r>
+              <w:rPr/>
+              <w:t xml:space="preserve">PackML Base TagID Client</w:t>
+            </w:r>
+          </w:p>
+        </w:tc>
+        <w:tc>
+          <w:tcPr>
+            <w:tcW w:w="4307" w:type="dxa"/>
+            <w:vAlign w:val="center"/>
+          </w:tcPr>
+          <w:p>
+            <w:pPr>
+              <w:pStyle w:val="TABLE-cell"/>
+            </w:pPr>
+            <w:r>
+              <w:rPr/>
+              <w:t xml:space="preserve">The Client makes use of the TagID Property</w:t>
+            </w:r>
+          </w:p>
+        </w:tc>
+      </w:tr>
+      <w:tr>
+        <w:tc>
+          <w:tcPr>
+            <w:tcW w:w="1200" w:type="dxa"/>
+            <w:vAlign w:val="center"/>
+          </w:tcPr>
+          <w:p>
+            <w:pPr>
+              <w:pStyle w:val="TABLE-cell"/>
+            </w:pPr>
+            <w:r>
+              <w:rPr/>
+              <w:t xml:space="preserve">Client</w:t>
+            </w:r>
+          </w:p>
+        </w:tc>
+        <w:tc>
+          <w:tcPr>
+            <w:tcW w:w="3563" w:type="dxa"/>
+            <w:vAlign w:val="center"/>
+          </w:tcPr>
+          <w:p>
+            <w:pPr>
+              <w:pStyle w:val="TABLE-cell"/>
+            </w:pPr>
+            <w:r>
+              <w:rPr/>
+              <w:t xml:space="preserve">PackML Base Version Client</w:t>
+            </w:r>
+          </w:p>
+        </w:tc>
+        <w:tc>
+          <w:tcPr>
+            <w:tcW w:w="4307" w:type="dxa"/>
+            <w:vAlign w:val="center"/>
+          </w:tcPr>
+          <w:p>
+            <w:pPr>
+              <w:pStyle w:val="TABLE-cell"/>
+            </w:pPr>
+            <w:r>
+              <w:rPr/>
+              <w:t xml:space="preserve">The Client makes use of the Version property and DataType</w:t>
+            </w:r>
+          </w:p>
+        </w:tc>
+      </w:tr>
+      <w:tr>
+        <w:tc>
+          <w:tcPr>
+            <w:tcW w:w="1200" w:type="dxa"/>
+            <w:vAlign w:val="center"/>
+          </w:tcPr>
+          <w:p>
+            <w:pPr>
+              <w:pStyle w:val="TABLE-cell"/>
+            </w:pPr>
+            <w:r>
+              <w:rPr/>
+              <w:t xml:space="preserve">Client</w:t>
+            </w:r>
+          </w:p>
+        </w:tc>
+        <w:tc>
+          <w:tcPr>
+            <w:tcW w:w="3563" w:type="dxa"/>
+            <w:vAlign w:val="center"/>
+          </w:tcPr>
+          <w:p>
+            <w:pPr>
+              <w:pStyle w:val="TABLE-cell"/>
+            </w:pPr>
+            <w:r>
+              <w:rPr/>
+              <w:t xml:space="preserve">PackML Base Admin Client</w:t>
+            </w:r>
+          </w:p>
+        </w:tc>
+        <w:tc>
+          <w:tcPr>
+            <w:tcW w:w="4307" w:type="dxa"/>
+            <w:vAlign w:val="center"/>
+          </w:tcPr>
+          <w:p>
+            <w:pPr>
+              <w:pStyle w:val="TABLE-cell"/>
+            </w:pPr>
+            <w:r>
+              <w:rPr/>
+              <w:t xml:space="preserve">TheClient makes use of all of the mandatory items in the PackMLAdminObjectType</w:t>
+            </w:r>
+          </w:p>
+        </w:tc>
+      </w:tr>
+      <w:tr>
+        <w:tc>
+          <w:tcPr>
+            <w:tcW w:w="1200" w:type="dxa"/>
+            <w:vAlign w:val="center"/>
+          </w:tcPr>
+          <w:p>
+            <w:pPr>
+              <w:pStyle w:val="TABLE-cell"/>
+            </w:pPr>
+            <w:r>
+              <w:rPr/>
+              <w:t xml:space="preserve">Client</w:t>
+            </w:r>
+          </w:p>
+        </w:tc>
+        <w:tc>
+          <w:tcPr>
+            <w:tcW w:w="3563" w:type="dxa"/>
+            <w:vAlign w:val="center"/>
+          </w:tcPr>
+          <w:p>
+            <w:pPr>
+              <w:pStyle w:val="TABLE-cell"/>
+            </w:pPr>
+            <w:r>
+              <w:rPr/>
+              <w:t xml:space="preserve">PackML Base Status Client</w:t>
+            </w:r>
+          </w:p>
+        </w:tc>
+        <w:tc>
+          <w:tcPr>
+            <w:tcW w:w="4307" w:type="dxa"/>
+            <w:vAlign w:val="center"/>
+          </w:tcPr>
+          <w:p>
+            <w:pPr>
+              <w:pStyle w:val="TABLE-cell"/>
+            </w:pPr>
+            <w:r>
+              <w:rPr/>
+              <w:t xml:space="preserve">The Client makes use of all of the mandatory items in the PackMLStatusObjectType</w:t>
+            </w:r>
+          </w:p>
+        </w:tc>
+      </w:tr>
+      <w:tr>
+        <w:tc>
+          <w:tcPr>
+            <w:tcW w:w="1200" w:type="dxa"/>
+            <w:vAlign w:val="center"/>
+          </w:tcPr>
+          <w:p>
+            <w:pPr>
+              <w:pStyle w:val="TABLE-cell"/>
+            </w:pPr>
+            <w:r>
+              <w:rPr/>
+              <w:t xml:space="preserve">Client</w:t>
+            </w:r>
+          </w:p>
+        </w:tc>
+        <w:tc>
+          <w:tcPr>
+            <w:tcW w:w="3563" w:type="dxa"/>
+            <w:vAlign w:val="center"/>
+          </w:tcPr>
+          <w:p>
+            <w:pPr>
+              <w:pStyle w:val="TABLE-cell"/>
+            </w:pPr>
+            <w:r>
+              <w:rPr/>
+              <w:t xml:space="preserve">PackML State Information Client</w:t>
+            </w:r>
+          </w:p>
+        </w:tc>
+        <w:tc>
+          <w:tcPr>
+            <w:tcW w:w="4307" w:type="dxa"/>
+            <w:vAlign w:val="center"/>
+          </w:tcPr>
+          <w:p>
+            <w:pPr>
+              <w:pStyle w:val="TABLE-cell"/>
+            </w:pPr>
+            <w:r>
+              <w:rPr/>
+              <w:t xml:space="preserve">The Client makes use of the BaseStateMachine. This include the list of AvailableStates and AvailableTransitions.   It also includes all mandatory states and any method associated with the states. The certification will include a list of all states and transitions used  by the Client.  This include the mandatory Sub-statemachines</w:t>
+            </w:r>
+          </w:p>
+        </w:tc>
+      </w:tr>
+      <w:tr>
+        <w:tc>
+          <w:tcPr>
+            <w:tcW w:w="1200" w:type="dxa"/>
+            <w:vAlign w:val="center"/>
+          </w:tcPr>
+          <w:p>
+            <w:pPr>
+              <w:pStyle w:val="TABLE-cell"/>
+            </w:pPr>
+            <w:r>
+              <w:rPr/>
+              <w:t xml:space="preserve">Client</w:t>
+            </w:r>
+          </w:p>
+        </w:tc>
+        <w:tc>
+          <w:tcPr>
+            <w:tcW w:w="3563" w:type="dxa"/>
+            <w:vAlign w:val="center"/>
+          </w:tcPr>
+          <w:p>
+            <w:pPr>
+              <w:pStyle w:val="TABLE-cell"/>
+            </w:pPr>
+            <w:r>
+              <w:rPr/>
+              <w:t xml:space="preserve">PackML State Abort Client</w:t>
+            </w:r>
+          </w:p>
+        </w:tc>
+        <w:tc>
+          <w:tcPr>
+            <w:tcW w:w="4307" w:type="dxa"/>
+            <w:vAlign w:val="center"/>
+          </w:tcPr>
+          <w:p>
+            <w:pPr>
+              <w:pStyle w:val="TABLE-cell"/>
+            </w:pPr>
+            <w:r>
+              <w:rPr/>
+              <w:t xml:space="preserve">The Client makes use of the Abort Method</w:t>
+            </w:r>
+          </w:p>
+        </w:tc>
+      </w:tr>
+      <w:tr>
+        <w:tc>
+          <w:tcPr>
+            <w:tcW w:w="1200" w:type="dxa"/>
+            <w:vAlign w:val="center"/>
+          </w:tcPr>
+          <w:p>
+            <w:pPr>
+              <w:pStyle w:val="TABLE-cell"/>
+            </w:pPr>
+            <w:r>
+              <w:rPr/>
+              <w:t xml:space="preserve">Client</w:t>
+            </w:r>
+          </w:p>
+        </w:tc>
+        <w:tc>
+          <w:tcPr>
+            <w:tcW w:w="3563" w:type="dxa"/>
+            <w:vAlign w:val="center"/>
+          </w:tcPr>
+          <w:p>
+            <w:pPr>
+              <w:pStyle w:val="TABLE-cell"/>
+            </w:pPr>
+            <w:r>
+              <w:rPr/>
+              <w:t xml:space="preserve">PackML State Clear Client</w:t>
+            </w:r>
+          </w:p>
+        </w:tc>
+        <w:tc>
+          <w:tcPr>
+            <w:tcW w:w="4307" w:type="dxa"/>
+            <w:vAlign w:val="center"/>
+          </w:tcPr>
+          <w:p>
+            <w:pPr>
+              <w:pStyle w:val="TABLE-cell"/>
+            </w:pPr>
+            <w:r>
+              <w:rPr/>
+              <w:t xml:space="preserve">The Client makes use of the Clear Method</w:t>
+            </w:r>
+          </w:p>
+        </w:tc>
+      </w:tr>
+      <w:tr>
+        <w:tc>
+          <w:tcPr>
+            <w:tcW w:w="1200" w:type="dxa"/>
+            <w:vAlign w:val="center"/>
+          </w:tcPr>
+          <w:p>
+            <w:pPr>
+              <w:pStyle w:val="TABLE-cell"/>
+            </w:pPr>
+            <w:r>
+              <w:rPr/>
+              <w:t xml:space="preserve">Client</w:t>
+            </w:r>
+          </w:p>
+        </w:tc>
+        <w:tc>
+          <w:tcPr>
+            <w:tcW w:w="3563" w:type="dxa"/>
+            <w:vAlign w:val="center"/>
+          </w:tcPr>
+          <w:p>
+            <w:pPr>
+              <w:pStyle w:val="TABLE-cell"/>
+            </w:pPr>
+            <w:r>
+              <w:rPr/>
+              <w:t xml:space="preserve">PackML State Stop Client</w:t>
+            </w:r>
+          </w:p>
+        </w:tc>
+        <w:tc>
+          <w:tcPr>
+            <w:tcW w:w="4307" w:type="dxa"/>
+            <w:vAlign w:val="center"/>
+          </w:tcPr>
+          <w:p>
+            <w:pPr>
+              <w:pStyle w:val="TABLE-cell"/>
+            </w:pPr>
+            <w:r>
+              <w:rPr/>
+              <w:t xml:space="preserve">The Client makes use of the Stop Method</w:t>
+            </w:r>
+          </w:p>
+        </w:tc>
+      </w:tr>
+      <w:tr>
+        <w:tc>
+          <w:tcPr>
+            <w:tcW w:w="1200" w:type="dxa"/>
+            <w:vAlign w:val="center"/>
+          </w:tcPr>
+          <w:p>
+            <w:pPr>
+              <w:pStyle w:val="TABLE-cell"/>
+            </w:pPr>
+            <w:r>
+              <w:rPr/>
+              <w:t xml:space="preserve">Client</w:t>
+            </w:r>
+          </w:p>
+        </w:tc>
+        <w:tc>
+          <w:tcPr>
+            <w:tcW w:w="3563" w:type="dxa"/>
+            <w:vAlign w:val="center"/>
+          </w:tcPr>
+          <w:p>
+            <w:pPr>
+              <w:pStyle w:val="TABLE-cell"/>
+            </w:pPr>
+            <w:r>
+              <w:rPr/>
+              <w:t xml:space="preserve">PackML State Reset Client</w:t>
+            </w:r>
+          </w:p>
+        </w:tc>
+        <w:tc>
+          <w:tcPr>
+            <w:tcW w:w="4307" w:type="dxa"/>
+            <w:vAlign w:val="center"/>
+          </w:tcPr>
+          <w:p>
+            <w:pPr>
+              <w:pStyle w:val="TABLE-cell"/>
+            </w:pPr>
+            <w:r>
+              <w:rPr/>
+              <w:t xml:space="preserve">The Client makes use of the Reset Method</w:t>
+            </w:r>
+          </w:p>
+        </w:tc>
+      </w:tr>
+      <w:tr>
+        <w:tc>
+          <w:tcPr>
+            <w:tcW w:w="1200" w:type="dxa"/>
+            <w:vAlign w:val="center"/>
+          </w:tcPr>
+          <w:p>
+            <w:pPr>
+              <w:pStyle w:val="TABLE-cell"/>
+            </w:pPr>
+            <w:r>
+              <w:rPr/>
+              <w:t xml:space="preserve">Client</w:t>
+            </w:r>
+          </w:p>
+        </w:tc>
+        <w:tc>
+          <w:tcPr>
+            <w:tcW w:w="3563" w:type="dxa"/>
+            <w:vAlign w:val="center"/>
+          </w:tcPr>
+          <w:p>
+            <w:pPr>
+              <w:pStyle w:val="TABLE-cell"/>
+            </w:pPr>
+            <w:r>
+              <w:rPr/>
+              <w:t xml:space="preserve">PackML State Complete Client</w:t>
+            </w:r>
+          </w:p>
+        </w:tc>
+        <w:tc>
+          <w:tcPr>
+            <w:tcW w:w="4307" w:type="dxa"/>
+            <w:vAlign w:val="center"/>
+          </w:tcPr>
+          <w:p>
+            <w:pPr>
+              <w:pStyle w:val="TABLE-cell"/>
+            </w:pPr>
+            <w:r>
+              <w:rPr/>
+              <w:t xml:space="preserve">The Client makes use of the Complete Method</w:t>
+            </w:r>
+          </w:p>
+        </w:tc>
+      </w:tr>
+      <w:tr>
+        <w:tc>
+          <w:tcPr>
+            <w:tcW w:w="1200" w:type="dxa"/>
+            <w:vAlign w:val="center"/>
+          </w:tcPr>
+          <w:p>
+            <w:pPr>
+              <w:pStyle w:val="TABLE-cell"/>
+            </w:pPr>
+            <w:r>
+              <w:rPr/>
+              <w:t xml:space="preserve">Client</w:t>
+            </w:r>
+          </w:p>
+        </w:tc>
+        <w:tc>
+          <w:tcPr>
+            <w:tcW w:w="3563" w:type="dxa"/>
+            <w:vAlign w:val="center"/>
+          </w:tcPr>
+          <w:p>
+            <w:pPr>
+              <w:pStyle w:val="TABLE-cell"/>
+            </w:pPr>
+            <w:r>
+              <w:rPr/>
+              <w:t xml:space="preserve">PackML State Start Client</w:t>
+            </w:r>
+          </w:p>
+        </w:tc>
+        <w:tc>
+          <w:tcPr>
+            <w:tcW w:w="4307" w:type="dxa"/>
+            <w:vAlign w:val="center"/>
+          </w:tcPr>
+          <w:p>
+            <w:pPr>
+              <w:pStyle w:val="TABLE-cell"/>
+            </w:pPr>
+            <w:r>
+              <w:rPr/>
+              <w:t xml:space="preserve">The Client makes use of the Start Method</w:t>
+            </w:r>
+          </w:p>
+        </w:tc>
+      </w:tr>
+      <w:tr>
+        <w:tc>
+          <w:tcPr>
+            <w:tcW w:w="1200" w:type="dxa"/>
+            <w:vAlign w:val="center"/>
+          </w:tcPr>
+          <w:p>
+            <w:pPr>
+              <w:pStyle w:val="TABLE-cell"/>
+            </w:pPr>
+            <w:r>
+              <w:rPr/>
+              <w:t xml:space="preserve">Client</w:t>
+            </w:r>
+          </w:p>
+        </w:tc>
+        <w:tc>
+          <w:tcPr>
+            <w:tcW w:w="3563" w:type="dxa"/>
+            <w:vAlign w:val="center"/>
+          </w:tcPr>
+          <w:p>
+            <w:pPr>
+              <w:pStyle w:val="TABLE-cell"/>
+            </w:pPr>
+            <w:r>
+              <w:rPr/>
+              <w:t xml:space="preserve">PackML State Unhold Client</w:t>
+            </w:r>
+          </w:p>
+        </w:tc>
+        <w:tc>
+          <w:tcPr>
+            <w:tcW w:w="4307" w:type="dxa"/>
+            <w:vAlign w:val="center"/>
+          </w:tcPr>
+          <w:p>
+            <w:pPr>
+              <w:pStyle w:val="TABLE-cell"/>
+            </w:pPr>
+            <w:r>
+              <w:rPr/>
+              <w:t xml:space="preserve">The Client makes use of the Unhold Method</w:t>
+            </w:r>
+          </w:p>
+        </w:tc>
+      </w:tr>
+      <w:tr>
+        <w:tc>
+          <w:tcPr>
+            <w:tcW w:w="1200" w:type="dxa"/>
+            <w:vAlign w:val="center"/>
+          </w:tcPr>
+          <w:p>
+            <w:pPr>
+              <w:pStyle w:val="TABLE-cell"/>
+            </w:pPr>
+            <w:r>
+              <w:rPr/>
+              <w:t xml:space="preserve">Client</w:t>
+            </w:r>
+          </w:p>
+        </w:tc>
+        <w:tc>
+          <w:tcPr>
+            <w:tcW w:w="3563" w:type="dxa"/>
+            <w:vAlign w:val="center"/>
+          </w:tcPr>
+          <w:p>
+            <w:pPr>
+              <w:pStyle w:val="TABLE-cell"/>
+            </w:pPr>
+            <w:r>
+              <w:rPr/>
+              <w:t xml:space="preserve">PackML State Suspend Client</w:t>
+            </w:r>
+          </w:p>
+        </w:tc>
+        <w:tc>
+          <w:tcPr>
+            <w:tcW w:w="4307" w:type="dxa"/>
+            <w:vAlign w:val="center"/>
+          </w:tcPr>
+          <w:p>
+            <w:pPr>
+              <w:pStyle w:val="TABLE-cell"/>
+            </w:pPr>
+            <w:r>
+              <w:rPr/>
+              <w:t xml:space="preserve">The Client makes use of the Suspend Method</w:t>
+            </w:r>
+          </w:p>
+        </w:tc>
+      </w:tr>
+      <w:tr>
+        <w:tc>
+          <w:tcPr>
+            <w:tcW w:w="1200" w:type="dxa"/>
+            <w:vAlign w:val="center"/>
+          </w:tcPr>
+          <w:p>
+            <w:pPr>
+              <w:pStyle w:val="TABLE-cell"/>
+            </w:pPr>
+            <w:r>
+              <w:rPr/>
+              <w:t xml:space="preserve">Client</w:t>
+            </w:r>
+          </w:p>
+        </w:tc>
+        <w:tc>
+          <w:tcPr>
+            <w:tcW w:w="3563" w:type="dxa"/>
+            <w:vAlign w:val="center"/>
+          </w:tcPr>
+          <w:p>
+            <w:pPr>
+              <w:pStyle w:val="TABLE-cell"/>
+            </w:pPr>
+            <w:r>
+              <w:rPr/>
+              <w:t xml:space="preserve">PackML State Hold Client</w:t>
+            </w:r>
+          </w:p>
+        </w:tc>
+        <w:tc>
+          <w:tcPr>
+            <w:tcW w:w="4307" w:type="dxa"/>
+            <w:vAlign w:val="center"/>
+          </w:tcPr>
+          <w:p>
+            <w:pPr>
+              <w:pStyle w:val="TABLE-cell"/>
+            </w:pPr>
+            <w:r>
+              <w:rPr/>
+              <w:t xml:space="preserve">The Client makes use of the Hold Method</w:t>
+            </w:r>
+          </w:p>
+        </w:tc>
+      </w:tr>
+      <w:tr>
+        <w:tc>
+          <w:tcPr>
+            <w:tcW w:w="1200" w:type="dxa"/>
+            <w:vAlign w:val="center"/>
+          </w:tcPr>
+          <w:p>
+            <w:pPr>
+              <w:pStyle w:val="TABLE-cell"/>
+            </w:pPr>
+            <w:r>
+              <w:rPr/>
+              <w:t xml:space="preserve">Client</w:t>
+            </w:r>
+          </w:p>
+        </w:tc>
+        <w:tc>
+          <w:tcPr>
+            <w:tcW w:w="3563" w:type="dxa"/>
+            <w:vAlign w:val="center"/>
+          </w:tcPr>
+          <w:p>
+            <w:pPr>
+              <w:pStyle w:val="TABLE-cell"/>
+            </w:pPr>
+            <w:r>
+              <w:rPr/>
+              <w:t xml:space="preserve">PackML State Unsuspend Client</w:t>
+            </w:r>
+          </w:p>
+        </w:tc>
+        <w:tc>
+          <w:tcPr>
+            <w:tcW w:w="4307" w:type="dxa"/>
+            <w:vAlign w:val="center"/>
+          </w:tcPr>
+          <w:p>
+            <w:pPr>
+              <w:pStyle w:val="TABLE-cell"/>
+            </w:pPr>
+            <w:r>
+              <w:rPr/>
+              <w:t xml:space="preserve">The Client makes use of the Unsuspend Method</w:t>
+            </w:r>
+          </w:p>
+        </w:tc>
+      </w:tr>
+      <w:tr>
+        <w:tc>
+          <w:tcPr>
+            <w:tcW w:w="1200" w:type="dxa"/>
+            <w:vAlign w:val="center"/>
+          </w:tcPr>
+          <w:p>
+            <w:pPr>
+              <w:pStyle w:val="TABLE-cell"/>
+            </w:pPr>
+            <w:r>
+              <w:rPr/>
+              <w:t xml:space="preserve">Client</w:t>
+            </w:r>
+          </w:p>
+        </w:tc>
+        <w:tc>
+          <w:tcPr>
+            <w:tcW w:w="3563" w:type="dxa"/>
+            <w:vAlign w:val="center"/>
+          </w:tcPr>
+          <w:p>
+            <w:pPr>
+              <w:pStyle w:val="TABLE-cell"/>
+            </w:pPr>
+            <w:r>
+              <w:rPr/>
+              <w:t xml:space="preserve">PackML SetUnitMode Client</w:t>
+            </w:r>
+          </w:p>
+        </w:tc>
+        <w:tc>
+          <w:tcPr>
+            <w:tcW w:w="4307" w:type="dxa"/>
+            <w:vAlign w:val="center"/>
+          </w:tcPr>
+          <w:p>
+            <w:pPr>
+              <w:pStyle w:val="TABLE-cell"/>
+            </w:pPr>
+            <w:r>
+              <w:rPr/>
+              <w:t xml:space="preserve">The Client makes use of the SetUnitMode Method</w:t>
+            </w:r>
+          </w:p>
+        </w:tc>
+      </w:tr>
+      <w:tr>
+        <w:tc>
+          <w:tcPr>
+            <w:tcW w:w="1200" w:type="dxa"/>
+            <w:vAlign w:val="center"/>
+          </w:tcPr>
+          <w:p>
+            <w:pPr>
+              <w:pStyle w:val="TABLE-cell"/>
+            </w:pPr>
+            <w:r>
+              <w:rPr/>
+              <w:t xml:space="preserve">Client</w:t>
+            </w:r>
+          </w:p>
+        </w:tc>
+        <w:tc>
+          <w:tcPr>
+            <w:tcW w:w="3563" w:type="dxa"/>
+            <w:vAlign w:val="center"/>
+          </w:tcPr>
+          <w:p>
+            <w:pPr>
+              <w:pStyle w:val="TABLE-cell"/>
+            </w:pPr>
+            <w:r>
+              <w:rPr/>
+              <w:t xml:space="preserve">PackML Set Product Client</w:t>
+            </w:r>
+          </w:p>
+        </w:tc>
+        <w:tc>
+          <w:tcPr>
+            <w:tcW w:w="4307" w:type="dxa"/>
+            <w:vAlign w:val="center"/>
+          </w:tcPr>
+          <w:p>
+            <w:pPr>
+              <w:pStyle w:val="TABLE-cell"/>
+            </w:pPr>
+            <w:r>
+              <w:rPr/>
+              <w:t xml:space="preserve">The Client makes use of the SetProduct Method </w:t>
+            </w:r>
+          </w:p>
+        </w:tc>
+      </w:tr>
+      <w:tr>
+        <w:tc>
+          <w:tcPr>
+            <w:tcW w:w="1200" w:type="dxa"/>
+            <w:vAlign w:val="center"/>
+          </w:tcPr>
+          <w:p>
+            <w:pPr>
+              <w:pStyle w:val="TABLE-cell"/>
+            </w:pPr>
+            <w:r>
+              <w:rPr/>
+              <w:t xml:space="preserve">Client</w:t>
+            </w:r>
+          </w:p>
+        </w:tc>
+        <w:tc>
+          <w:tcPr>
+            <w:tcW w:w="3563" w:type="dxa"/>
+            <w:vAlign w:val="center"/>
+          </w:tcPr>
+          <w:p>
+            <w:pPr>
+              <w:pStyle w:val="TABLE-cell"/>
+            </w:pPr>
+            <w:r>
+              <w:rPr/>
+              <w:t xml:space="preserve">PackML Machine Speed Client</w:t>
+            </w:r>
+          </w:p>
+        </w:tc>
+        <w:tc>
+          <w:tcPr>
+            <w:tcW w:w="4307" w:type="dxa"/>
+            <w:vAlign w:val="center"/>
+          </w:tcPr>
+          <w:p>
+            <w:pPr>
+              <w:pStyle w:val="TABLE-cell"/>
+            </w:pPr>
+            <w:r>
+              <w:rPr/>
+              <w:t xml:space="preserve">The Client makes use of the SetMachSpeed Method</w:t>
+            </w:r>
+          </w:p>
+        </w:tc>
+      </w:tr>
+      <w:tr>
+        <w:tc>
+          <w:tcPr>
+            <w:tcW w:w="1200" w:type="dxa"/>
+            <w:vAlign w:val="center"/>
+          </w:tcPr>
+          <w:p>
+            <w:pPr>
+              <w:pStyle w:val="TABLE-cell"/>
+            </w:pPr>
+            <w:r>
+              <w:rPr/>
+              <w:t xml:space="preserve">Client</w:t>
+            </w:r>
+          </w:p>
+        </w:tc>
+        <w:tc>
+          <w:tcPr>
+            <w:tcW w:w="3563" w:type="dxa"/>
+            <w:vAlign w:val="center"/>
+          </w:tcPr>
+          <w:p>
+            <w:pPr>
+              <w:pStyle w:val="TABLE-cell"/>
+            </w:pPr>
+            <w:r>
+              <w:rPr/>
+              <w:t xml:space="preserve">PackML RemoteCommand Client</w:t>
+            </w:r>
+          </w:p>
+        </w:tc>
+        <w:tc>
+          <w:tcPr>
+            <w:tcW w:w="4307" w:type="dxa"/>
+            <w:vAlign w:val="center"/>
+          </w:tcPr>
+          <w:p>
+            <w:pPr>
+              <w:pStyle w:val="TABLE-cell"/>
+            </w:pPr>
+            <w:r>
+              <w:rPr/>
+              <w:t xml:space="preserve">The Client makes use of the optional RemoteCommand Method</w:t>
+            </w:r>
+          </w:p>
+        </w:tc>
+      </w:tr>
+      <w:tr>
+        <w:tc>
+          <w:tcPr>
+            <w:tcW w:w="1200" w:type="dxa"/>
+            <w:vAlign w:val="center"/>
+          </w:tcPr>
+          <w:p>
+            <w:pPr>
+              <w:pStyle w:val="TABLE-cell"/>
+            </w:pPr>
+            <w:r>
+              <w:rPr/>
+              <w:t xml:space="preserve">Client</w:t>
+            </w:r>
+          </w:p>
+        </w:tc>
+        <w:tc>
+          <w:tcPr>
+            <w:tcW w:w="3563" w:type="dxa"/>
+            <w:vAlign w:val="center"/>
+          </w:tcPr>
+          <w:p>
+            <w:pPr>
+              <w:pStyle w:val="TABLE-cell"/>
+            </w:pPr>
+            <w:r>
+              <w:rPr/>
+              <w:t xml:space="preserve">PackML SetInterlock Client</w:t>
+            </w:r>
+          </w:p>
+        </w:tc>
+        <w:tc>
+          <w:tcPr>
+            <w:tcW w:w="4307" w:type="dxa"/>
+            <w:vAlign w:val="center"/>
+          </w:tcPr>
+          <w:p>
+            <w:pPr>
+              <w:pStyle w:val="TABLE-cell"/>
+            </w:pPr>
+            <w:r>
+              <w:rPr/>
+              <w:t xml:space="preserve">The Client makes use of the optional SetInterlock Method</w:t>
+            </w:r>
+          </w:p>
+        </w:tc>
+      </w:tr>
+      <w:tr>
+        <w:tc>
+          <w:tcPr>
+            <w:tcW w:w="1200" w:type="dxa"/>
+            <w:vAlign w:val="center"/>
+          </w:tcPr>
+          <w:p>
+            <w:pPr>
+              <w:pStyle w:val="TABLE-cell"/>
+            </w:pPr>
+            <w:r>
+              <w:rPr/>
+              <w:t xml:space="preserve">Client</w:t>
+            </w:r>
+          </w:p>
+        </w:tc>
+        <w:tc>
+          <w:tcPr>
+            <w:tcW w:w="3563" w:type="dxa"/>
+            <w:vAlign w:val="center"/>
+          </w:tcPr>
+          <w:p>
+            <w:pPr>
+              <w:pStyle w:val="TABLE-cell"/>
+            </w:pPr>
+            <w:r>
+              <w:rPr/>
+              <w:t xml:space="preserve">PackML-Status UnitModeChangeInProcess Client</w:t>
+            </w:r>
+          </w:p>
+        </w:tc>
+        <w:tc>
+          <w:tcPr>
+            <w:tcW w:w="4307" w:type="dxa"/>
+            <w:vAlign w:val="center"/>
+          </w:tcPr>
+          <w:p>
+            <w:pPr>
+              <w:pStyle w:val="TABLE-cell"/>
+            </w:pPr>
+            <w:r>
+              <w:rPr/>
+              <w:t xml:space="preserve">The Client makes use of the UnitModeChangeInProcess flag</w:t>
+            </w:r>
+          </w:p>
+        </w:tc>
+      </w:tr>
+      <w:tr>
+        <w:tc>
+          <w:tcPr>
+            <w:tcW w:w="1200" w:type="dxa"/>
+            <w:vAlign w:val="center"/>
+          </w:tcPr>
+          <w:p>
+            <w:pPr>
+              <w:pStyle w:val="TABLE-cell"/>
+            </w:pPr>
+            <w:r>
+              <w:rPr/>
+              <w:t xml:space="preserve">Client</w:t>
+            </w:r>
+          </w:p>
+        </w:tc>
+        <w:tc>
+          <w:tcPr>
+            <w:tcW w:w="3563" w:type="dxa"/>
+            <w:vAlign w:val="center"/>
+          </w:tcPr>
+          <w:p>
+            <w:pPr>
+              <w:pStyle w:val="TABLE-cell"/>
+            </w:pPr>
+            <w:r>
+              <w:rPr/>
+              <w:t xml:space="preserve">PackML-Status State Client</w:t>
+            </w:r>
+          </w:p>
+        </w:tc>
+        <w:tc>
+          <w:tcPr>
+            <w:tcW w:w="4307" w:type="dxa"/>
+            <w:vAlign w:val="center"/>
+          </w:tcPr>
+          <w:p>
+            <w:pPr>
+              <w:pStyle w:val="TABLE-cell"/>
+            </w:pPr>
+            <w:r>
+              <w:rPr/>
+              <w:t xml:space="preserve">The Client makes use of the StateRequested and StateChangeInProcess flag</w:t>
+            </w:r>
+          </w:p>
+        </w:tc>
+      </w:tr>
+      <w:tr>
+        <w:tc>
+          <w:tcPr>
+            <w:tcW w:w="1200" w:type="dxa"/>
+            <w:vAlign w:val="center"/>
+          </w:tcPr>
+          <w:p>
+            <w:pPr>
+              <w:pStyle w:val="TABLE-cell"/>
+            </w:pPr>
+            <w:r>
+              <w:rPr/>
+              <w:t xml:space="preserve">Client</w:t>
+            </w:r>
+          </w:p>
+        </w:tc>
+        <w:tc>
+          <w:tcPr>
+            <w:tcW w:w="3563" w:type="dxa"/>
+            <w:vAlign w:val="center"/>
+          </w:tcPr>
+          <w:p>
+            <w:pPr>
+              <w:pStyle w:val="TABLE-cell"/>
+            </w:pPr>
+            <w:r>
+              <w:rPr/>
+              <w:t xml:space="preserve">PackML-Status Interlock Client</w:t>
+            </w:r>
+          </w:p>
+        </w:tc>
+        <w:tc>
+          <w:tcPr>
+            <w:tcW w:w="4307" w:type="dxa"/>
+            <w:vAlign w:val="center"/>
+          </w:tcPr>
+          <w:p>
+            <w:pPr>
+              <w:pStyle w:val="TABLE-cell"/>
+            </w:pPr>
+            <w:r>
+              <w:rPr/>
+              <w:t xml:space="preserve">The Client makes use of at least one MaterialInterlock and the summary MaterialInterlocked flag.</w:t>
+            </w:r>
+          </w:p>
+        </w:tc>
+      </w:tr>
+      <w:tr>
+        <w:tc>
+          <w:tcPr>
+            <w:tcW w:w="1200" w:type="dxa"/>
+            <w:vAlign w:val="center"/>
+          </w:tcPr>
+          <w:p>
+            <w:pPr>
+              <w:pStyle w:val="TABLE-cell"/>
+            </w:pPr>
+            <w:r>
+              <w:rPr/>
+              <w:t xml:space="preserve">Client</w:t>
+            </w:r>
+          </w:p>
+        </w:tc>
+        <w:tc>
+          <w:tcPr>
+            <w:tcW w:w="3563" w:type="dxa"/>
+            <w:vAlign w:val="center"/>
+          </w:tcPr>
+          <w:p>
+            <w:pPr>
+              <w:pStyle w:val="TABLE-cell"/>
+            </w:pPr>
+            <w:r>
+              <w:rPr/>
+              <w:t xml:space="preserve">PackML-Status RemoteParameter Client</w:t>
+            </w:r>
+          </w:p>
+        </w:tc>
+        <w:tc>
+          <w:tcPr>
+            <w:tcW w:w="4307" w:type="dxa"/>
+            <w:vAlign w:val="center"/>
+          </w:tcPr>
+          <w:p>
+            <w:pPr>
+              <w:pStyle w:val="TABLE-cell"/>
+            </w:pPr>
+            <w:r>
+              <w:rPr/>
+              <w:t xml:space="preserve">The Client makes use of exposing of the configured RemoteParameter</w:t>
+            </w:r>
+          </w:p>
+        </w:tc>
+      </w:tr>
+      <w:tr>
+        <w:tc>
+          <w:tcPr>
+            <w:tcW w:w="1200" w:type="dxa"/>
+            <w:vAlign w:val="center"/>
+          </w:tcPr>
+          <w:p>
+            <w:pPr>
+              <w:pStyle w:val="TABLE-cell"/>
+            </w:pPr>
+            <w:r>
+              <w:rPr/>
+              <w:t xml:space="preserve">Client</w:t>
+            </w:r>
+          </w:p>
+        </w:tc>
+        <w:tc>
+          <w:tcPr>
+            <w:tcW w:w="3563" w:type="dxa"/>
+            <w:vAlign w:val="center"/>
+          </w:tcPr>
+          <w:p>
+            <w:pPr>
+              <w:pStyle w:val="TABLE-cell"/>
+            </w:pPr>
+            <w:r>
+              <w:rPr/>
+              <w:t xml:space="preserve">PackML Status Product Client</w:t>
+            </w:r>
+          </w:p>
+        </w:tc>
+        <w:tc>
+          <w:tcPr>
+            <w:tcW w:w="4307" w:type="dxa"/>
+            <w:vAlign w:val="center"/>
+          </w:tcPr>
+          <w:p>
+            <w:pPr>
+              <w:pStyle w:val="TABLE-cell"/>
+            </w:pPr>
+            <w:r>
+              <w:rPr/>
+              <w:t xml:space="preserve">The Client makes use of exposing of the configured product data</w:t>
+            </w:r>
+          </w:p>
+        </w:tc>
+      </w:tr>
+      <w:tr>
+        <w:tc>
+          <w:tcPr>
+            <w:tcW w:w="1200" w:type="dxa"/>
+            <w:vAlign w:val="center"/>
+          </w:tcPr>
+          <w:p>
+            <w:pPr>
+              <w:pStyle w:val="TABLE-cell"/>
+            </w:pPr>
+            <w:r>
+              <w:rPr/>
+              <w:t xml:space="preserve">Client</w:t>
+            </w:r>
+          </w:p>
+        </w:tc>
+        <w:tc>
+          <w:tcPr>
+            <w:tcW w:w="3563" w:type="dxa"/>
+            <w:vAlign w:val="center"/>
+          </w:tcPr>
+          <w:p>
+            <w:pPr>
+              <w:pStyle w:val="TABLE-cell"/>
+            </w:pPr>
+            <w:r>
+              <w:rPr/>
+              <w:t xml:space="preserve">PackML-Admin  Alarm Client</w:t>
+            </w:r>
+          </w:p>
+        </w:tc>
+        <w:tc>
+          <w:tcPr>
+            <w:tcW w:w="4307" w:type="dxa"/>
+            <w:vAlign w:val="center"/>
+          </w:tcPr>
+          <w:p>
+            <w:pPr>
+              <w:pStyle w:val="TABLE-cell"/>
+            </w:pPr>
+            <w:r>
+              <w:rPr/>
+              <w:t xml:space="preserve">The Client makes use of the PackML Alarm instance including the Alarm extent.</w:t>
+            </w:r>
+          </w:p>
+        </w:tc>
+      </w:tr>
+      <w:tr>
+        <w:tc>
+          <w:tcPr>
+            <w:tcW w:w="1200" w:type="dxa"/>
+            <w:vAlign w:val="center"/>
+          </w:tcPr>
+          <w:p>
+            <w:pPr>
+              <w:pStyle w:val="TABLE-cell"/>
+            </w:pPr>
+            <w:r>
+              <w:rPr/>
+              <w:t xml:space="preserve">Client</w:t>
+            </w:r>
+          </w:p>
+        </w:tc>
+        <w:tc>
+          <w:tcPr>
+            <w:tcW w:w="3563" w:type="dxa"/>
+            <w:vAlign w:val="center"/>
+          </w:tcPr>
+          <w:p>
+            <w:pPr>
+              <w:pStyle w:val="TABLE-cell"/>
+            </w:pPr>
+            <w:r>
+              <w:rPr/>
+              <w:t xml:space="preserve">PackML-Admin  Alarm History Client</w:t>
+            </w:r>
+          </w:p>
+        </w:tc>
+        <w:tc>
+          <w:tcPr>
+            <w:tcW w:w="4307" w:type="dxa"/>
+            <w:vAlign w:val="center"/>
+          </w:tcPr>
+          <w:p>
+            <w:pPr>
+              <w:pStyle w:val="TABLE-cell"/>
+            </w:pPr>
+            <w:r>
+              <w:rPr/>
+              <w:t xml:space="preserve">The Client makes use of the PackML AlarmHistory including the Alarm history extent.</w:t>
+            </w:r>
+          </w:p>
+        </w:tc>
+      </w:tr>
+      <w:tr>
+        <w:tc>
+          <w:tcPr>
+            <w:tcW w:w="1200" w:type="dxa"/>
+            <w:vAlign w:val="center"/>
+          </w:tcPr>
+          <w:p>
+            <w:pPr>
+              <w:pStyle w:val="TABLE-cell"/>
+            </w:pPr>
+            <w:r>
+              <w:rPr/>
+              <w:t xml:space="preserve">Client</w:t>
+            </w:r>
+          </w:p>
+        </w:tc>
+        <w:tc>
+          <w:tcPr>
+            <w:tcW w:w="3563" w:type="dxa"/>
+            <w:vAlign w:val="center"/>
+          </w:tcPr>
+          <w:p>
+            <w:pPr>
+              <w:pStyle w:val="TABLE-cell"/>
+            </w:pPr>
+            <w:r>
+              <w:rPr/>
+              <w:t xml:space="preserve">PackML-Admin  Warning Client</w:t>
+            </w:r>
+          </w:p>
+        </w:tc>
+        <w:tc>
+          <w:tcPr>
+            <w:tcW w:w="4307" w:type="dxa"/>
+            <w:vAlign w:val="center"/>
+          </w:tcPr>
+          <w:p>
+            <w:pPr>
+              <w:pStyle w:val="TABLE-cell"/>
+            </w:pPr>
+            <w:r>
+              <w:rPr/>
+              <w:t xml:space="preserve">The Client makes use of the PackML warning instance including the warning extent.</w:t>
+            </w:r>
+          </w:p>
+        </w:tc>
+      </w:tr>
+      <w:tr>
+        <w:tc>
+          <w:tcPr>
+            <w:tcW w:w="1200" w:type="dxa"/>
+            <w:vAlign w:val="center"/>
+          </w:tcPr>
+          <w:p>
+            <w:pPr>
+              <w:pStyle w:val="TABLE-cell"/>
+            </w:pPr>
+            <w:r>
+              <w:rPr/>
+              <w:t xml:space="preserve">Client</w:t>
+            </w:r>
+          </w:p>
+        </w:tc>
+        <w:tc>
+          <w:tcPr>
+            <w:tcW w:w="3563" w:type="dxa"/>
+            <w:vAlign w:val="center"/>
+          </w:tcPr>
+          <w:p>
+            <w:pPr>
+              <w:pStyle w:val="TABLE-cell"/>
+            </w:pPr>
+            <w:r>
+              <w:rPr/>
+              <w:t xml:space="preserve">PackML-Admin Stop Client</w:t>
+            </w:r>
+          </w:p>
+        </w:tc>
+        <w:tc>
+          <w:tcPr>
+            <w:tcW w:w="4307" w:type="dxa"/>
+            <w:vAlign w:val="center"/>
+          </w:tcPr>
+          <w:p>
+            <w:pPr>
+              <w:pStyle w:val="TABLE-cell"/>
+            </w:pPr>
+            <w:r>
+              <w:rPr/>
+              <w:t xml:space="preserve">The Client makes use of the PackML stop reason including the stop reason extent</w:t>
+            </w:r>
+          </w:p>
+        </w:tc>
+      </w:tr>
+      <w:tr>
+        <w:tc>
+          <w:tcPr>
+            <w:tcW w:w="1200" w:type="dxa"/>
+            <w:vAlign w:val="center"/>
+          </w:tcPr>
+          <w:p>
+            <w:pPr>
+              <w:pStyle w:val="TABLE-cell"/>
+            </w:pPr>
+            <w:r>
+              <w:rPr/>
+              <w:t xml:space="preserve">Client</w:t>
+            </w:r>
+          </w:p>
+        </w:tc>
+        <w:tc>
+          <w:tcPr>
+            <w:tcW w:w="3563" w:type="dxa"/>
+            <w:vAlign w:val="center"/>
+          </w:tcPr>
+          <w:p>
+            <w:pPr>
+              <w:pStyle w:val="TABLE-cell"/>
+            </w:pPr>
+            <w:r>
+              <w:rPr/>
+              <w:t xml:space="preserve">PackML-Admin mode statistics Client</w:t>
+            </w:r>
+          </w:p>
+        </w:tc>
+        <w:tc>
+          <w:tcPr>
+            <w:tcW w:w="4307" w:type="dxa"/>
+            <w:vAlign w:val="center"/>
+          </w:tcPr>
+          <w:p>
+            <w:pPr>
+              <w:pStyle w:val="TABLE-cell"/>
+            </w:pPr>
+            <w:r>
+              <w:rPr/>
+              <w:t xml:space="preserve">The Client makes use of the ModeCurrentTime and cumulative time statistics</w:t>
+            </w:r>
+          </w:p>
+        </w:tc>
+      </w:tr>
+      <w:tr>
+        <w:tc>
+          <w:tcPr>
+            <w:tcW w:w="1200" w:type="dxa"/>
+            <w:vAlign w:val="center"/>
+          </w:tcPr>
+          <w:p>
+            <w:pPr>
+              <w:pStyle w:val="TABLE-cell"/>
+            </w:pPr>
+            <w:r>
+              <w:rPr/>
+              <w:t xml:space="preserve">Client</w:t>
+            </w:r>
+          </w:p>
+        </w:tc>
+        <w:tc>
+          <w:tcPr>
+            <w:tcW w:w="3563" w:type="dxa"/>
+            <w:vAlign w:val="center"/>
+          </w:tcPr>
+          <w:p>
+            <w:pPr>
+              <w:pStyle w:val="TABLE-cell"/>
+            </w:pPr>
+            <w:r>
+              <w:rPr/>
+              <w:t xml:space="preserve">PackML-Admin state Statistics Client</w:t>
+            </w:r>
+          </w:p>
+        </w:tc>
+        <w:tc>
+          <w:tcPr>
+            <w:tcW w:w="4307" w:type="dxa"/>
+            <w:vAlign w:val="center"/>
+          </w:tcPr>
+          <w:p>
+            <w:pPr>
+              <w:pStyle w:val="TABLE-cell"/>
+            </w:pPr>
+            <w:r>
+              <w:rPr/>
+              <w:t xml:space="preserve">The Client makes use of the StateCurrentTime and cumulative time statistics</w:t>
+            </w:r>
+          </w:p>
+        </w:tc>
+      </w:tr>
+      <w:tr>
+        <w:tc>
+          <w:tcPr>
+            <w:tcW w:w="1200" w:type="dxa"/>
+            <w:vAlign w:val="center"/>
+          </w:tcPr>
+          <w:p>
+            <w:pPr>
+              <w:pStyle w:val="TABLE-cell"/>
+            </w:pPr>
+            <w:r>
+              <w:rPr/>
+              <w:t xml:space="preserve">Client</w:t>
+            </w:r>
+          </w:p>
+        </w:tc>
+        <w:tc>
+          <w:tcPr>
+            <w:tcW w:w="3563" w:type="dxa"/>
+            <w:vAlign w:val="center"/>
+          </w:tcPr>
+          <w:p>
+            <w:pPr>
+              <w:pStyle w:val="TABLE-cell"/>
+            </w:pPr>
+            <w:r>
+              <w:rPr/>
+              <w:t xml:space="preserve">PackML-Admin Client</w:t>
+            </w:r>
+          </w:p>
+        </w:tc>
+        <w:tc>
+          <w:tcPr>
+            <w:tcW w:w="4307" w:type="dxa"/>
+            <w:vAlign w:val="center"/>
+          </w:tcPr>
+          <w:p>
+            <w:pPr>
+              <w:pStyle w:val="TABLE-cell"/>
+            </w:pPr>
+            <w:r>
+              <w:rPr/>
+              <w:t xml:space="preserve">The Client makes use of the prodrelated counts including ProdConsumedCount, ProdProcessedCount and ProdDefectiveCount.</w:t>
+            </w:r>
+          </w:p>
+        </w:tc>
+      </w:tr>
+      <w:tr>
+        <w:tc>
+          <w:tcPr>
+            <w:tcW w:w="1200" w:type="dxa"/>
+            <w:vAlign w:val="center"/>
+          </w:tcPr>
+          <w:p>
+            <w:pPr>
+              <w:pStyle w:val="TABLE-cell"/>
+            </w:pPr>
+            <w:r>
+              <w:rPr/>
+              <w:t xml:space="preserve">Client</w:t>
+            </w:r>
+          </w:p>
+        </w:tc>
+        <w:tc>
+          <w:tcPr>
+            <w:tcW w:w="3563" w:type="dxa"/>
+            <w:vAlign w:val="center"/>
+          </w:tcPr>
+          <w:p>
+            <w:pPr>
+              <w:pStyle w:val="TABLE-cell"/>
+            </w:pPr>
+            <w:r>
+              <w:rPr/>
+              <w:t xml:space="preserve">PackML-Admin ResetTime Client</w:t>
+            </w:r>
+          </w:p>
+        </w:tc>
+        <w:tc>
+          <w:tcPr>
+            <w:tcW w:w="4307" w:type="dxa"/>
+            <w:vAlign w:val="center"/>
+          </w:tcPr>
+          <w:p>
+            <w:pPr>
+              <w:pStyle w:val="TABLE-cell"/>
+            </w:pPr>
+            <w:r>
+              <w:rPr/>
+              <w:t xml:space="preserve">The Client makes use of the PackML Time since reset</w:t>
+            </w:r>
+          </w:p>
+        </w:tc>
+      </w:tr>
+      <w:tr>
+        <w:tc>
+          <w:tcPr>
+            <w:tcW w:w="1200" w:type="dxa"/>
+            <w:vAlign w:val="center"/>
+          </w:tcPr>
+          <w:p>
+            <w:pPr>
+              <w:pStyle w:val="TABLE-cell"/>
+            </w:pPr>
+            <w:r>
+              <w:rPr/>
+              <w:t xml:space="preserve">Client</w:t>
+            </w:r>
+          </w:p>
+        </w:tc>
+        <w:tc>
+          <w:tcPr>
+            <w:tcW w:w="3563" w:type="dxa"/>
+            <w:vAlign w:val="center"/>
+          </w:tcPr>
+          <w:p>
+            <w:pPr>
+              <w:pStyle w:val="TABLE-cell"/>
+            </w:pPr>
+            <w:r>
+              <w:rPr/>
+              <w:t xml:space="preserve">PackML-Admin machine speed. Client</w:t>
+            </w:r>
+          </w:p>
+        </w:tc>
+        <w:tc>
+          <w:tcPr>
+            <w:tcW w:w="4307" w:type="dxa"/>
+            <w:vAlign w:val="center"/>
+          </w:tcPr>
+          <w:p>
+            <w:pPr>
+              <w:pStyle w:val="TABLE-cell"/>
+            </w:pPr>
+            <w:r>
+              <w:rPr/>
+              <w:t xml:space="preserve">The Client makes use of the PackML Machine Design Speed</w:t>
+            </w:r>
+          </w:p>
+        </w:tc>
+      </w:tr>
+      <w:tr>
+        <w:tc>
+          <w:tcPr>
+            <w:tcW w:w="1200" w:type="dxa"/>
+            <w:vAlign w:val="center"/>
+          </w:tcPr>
+          <w:p>
+            <w:pPr>
+              <w:pStyle w:val="TABLE-cell"/>
+            </w:pPr>
+            <w:r>
+              <w:rPr/>
+              <w:t xml:space="preserve">Client</w:t>
+            </w:r>
+          </w:p>
+        </w:tc>
+        <w:tc>
+          <w:tcPr>
+            <w:tcW w:w="3563" w:type="dxa"/>
+            <w:vAlign w:val="center"/>
+          </w:tcPr>
+          <w:p>
+            <w:pPr>
+              <w:pStyle w:val="TABLE-cell"/>
+            </w:pPr>
+            <w:r>
+              <w:rPr/>
+              <w:t xml:space="preserve">PackML Machine Speed Client</w:t>
+            </w:r>
+          </w:p>
+        </w:tc>
+        <w:tc>
+          <w:tcPr>
+            <w:tcW w:w="4307" w:type="dxa"/>
+            <w:vAlign w:val="center"/>
+          </w:tcPr>
+          <w:p>
+            <w:pPr>
+              <w:pStyle w:val="TABLE-cell"/>
+            </w:pPr>
+            <w:r>
+              <w:rPr/>
+              <w:t xml:space="preserve">The Client makes use of the CurMachSpeed information including units </w:t>
+            </w:r>
+          </w:p>
+        </w:tc>
+      </w:tr>
+      <w:tr>
+        <w:tc>
+          <w:tcPr>
+            <w:tcW w:w="1200" w:type="dxa"/>
+            <w:vAlign w:val="center"/>
+          </w:tcPr>
+          <w:p>
+            <w:pPr>
+              <w:pStyle w:val="TABLE-cell"/>
+            </w:pPr>
+            <w:r>
+              <w:rPr/>
+              <w:t xml:space="preserve">Client</w:t>
+            </w:r>
+          </w:p>
+        </w:tc>
+        <w:tc>
+          <w:tcPr>
+            <w:tcW w:w="3563" w:type="dxa"/>
+            <w:vAlign w:val="center"/>
+          </w:tcPr>
+          <w:p>
+            <w:pPr>
+              <w:pStyle w:val="TABLE-cell"/>
+            </w:pPr>
+            <w:r>
+              <w:rPr/>
+              <w:t xml:space="preserve">PackML Equipment Blocked Client</w:t>
+            </w:r>
+          </w:p>
+        </w:tc>
+        <w:tc>
+          <w:tcPr>
+            <w:tcW w:w="4307" w:type="dxa"/>
+            <w:vAlign w:val="center"/>
+          </w:tcPr>
+          <w:p>
+            <w:pPr>
+              <w:pStyle w:val="TABLE-cell"/>
+            </w:pPr>
+            <w:r>
+              <w:rPr/>
+              <w:t xml:space="preserve">The Client makes use of the EquipmentBlocked flag</w:t>
+            </w:r>
+          </w:p>
+        </w:tc>
+      </w:tr>
+      <w:tr>
+        <w:tc>
+          <w:tcPr>
+            <w:tcW w:w="1200" w:type="dxa"/>
+            <w:vAlign w:val="center"/>
+          </w:tcPr>
+          <w:p>
+            <w:pPr>
+              <w:pStyle w:val="TABLE-cell"/>
+            </w:pPr>
+            <w:r>
+              <w:rPr/>
+              <w:t xml:space="preserve">Client</w:t>
+            </w:r>
+          </w:p>
+        </w:tc>
+        <w:tc>
+          <w:tcPr>
+            <w:tcW w:w="3563" w:type="dxa"/>
+            <w:vAlign w:val="center"/>
+          </w:tcPr>
+          <w:p>
+            <w:pPr>
+              <w:pStyle w:val="TABLE-cell"/>
+            </w:pPr>
+            <w:r>
+              <w:rPr/>
+              <w:t xml:space="preserve">PackML Equipment Starved Client</w:t>
+            </w:r>
+          </w:p>
+        </w:tc>
+        <w:tc>
+          <w:tcPr>
+            <w:tcW w:w="4307" w:type="dxa"/>
+            <w:vAlign w:val="center"/>
+          </w:tcPr>
+          <w:p>
+            <w:pPr>
+              <w:pStyle w:val="TABLE-cell"/>
+            </w:pPr>
+            <w:r>
+              <w:rPr/>
+              <w:t xml:space="preserve">The Client makes use of the EquipmentStarved flag</w:t>
+            </w:r>
+          </w:p>
+        </w:tc>
+      </w:tr>
+      <w:tr>
+        <w:tc>
+          <w:tcPr>
+            <w:tcW w:w="1200" w:type="dxa"/>
+            <w:vAlign w:val="center"/>
+          </w:tcPr>
+          <w:p>
+            <w:pPr>
+              <w:pStyle w:val="TABLE-cell"/>
+            </w:pPr>
+            <w:r>
+              <w:rPr/>
+              <w:t xml:space="preserve">Client</w:t>
+            </w:r>
+          </w:p>
+        </w:tc>
+        <w:tc>
+          <w:tcPr>
+            <w:tcW w:w="3563" w:type="dxa"/>
+            <w:vAlign w:val="center"/>
+          </w:tcPr>
+          <w:p>
+            <w:pPr>
+              <w:pStyle w:val="TABLE-cell"/>
+            </w:pPr>
+            <w:r>
+              <w:rPr/>
+              <w:t xml:space="preserve">PackML ProdDefectiveCount Client</w:t>
+            </w:r>
+          </w:p>
+        </w:tc>
+        <w:tc>
+          <w:tcPr>
+            <w:tcW w:w="4307" w:type="dxa"/>
+            <w:vAlign w:val="center"/>
+          </w:tcPr>
+          <w:p>
+            <w:pPr>
+              <w:pStyle w:val="TABLE-cell"/>
+            </w:pPr>
+            <w:r>
+              <w:rPr/>
+              <w:t xml:space="preserve">The Client makes use of ProdDefectiveCount</w:t>
+            </w:r>
+          </w:p>
+        </w:tc>
+      </w:tr>
+      <w:tr>
+        <w:tc>
+          <w:tcPr>
+            <w:tcW w:w="1200" w:type="dxa"/>
+            <w:vAlign w:val="center"/>
+          </w:tcPr>
+          <w:p>
+            <w:pPr>
+              <w:pStyle w:val="TABLE-cell"/>
+            </w:pPr>
+            <w:r>
+              <w:rPr/>
+              <w:t xml:space="preserve">Client</w:t>
+            </w:r>
+          </w:p>
+        </w:tc>
+        <w:tc>
+          <w:tcPr>
+            <w:tcW w:w="3563" w:type="dxa"/>
+            <w:vAlign w:val="center"/>
+          </w:tcPr>
+          <w:p>
+            <w:pPr>
+              <w:pStyle w:val="TABLE-cell"/>
+            </w:pPr>
+            <w:r>
+              <w:rPr/>
+              <w:t xml:space="preserve">PackML ProdProcessedCount Client</w:t>
+            </w:r>
+          </w:p>
+        </w:tc>
+        <w:tc>
+          <w:tcPr>
+            <w:tcW w:w="4307" w:type="dxa"/>
+            <w:vAlign w:val="center"/>
+          </w:tcPr>
+          <w:p>
+            <w:pPr>
+              <w:pStyle w:val="TABLE-cell"/>
+            </w:pPr>
+            <w:r>
+              <w:rPr/>
+              <w:t xml:space="preserve">The Client makes use of ProdProcessedCount</w:t>
+            </w:r>
+          </w:p>
+        </w:tc>
+      </w:tr>
+    </w:tbl>
+    <w:p>
+      <w:pPr>
+        <w:pStyle w:val="spacer"/>
+      </w:pPr>
+    </w:p>
+    <w:p>
+      <w:pPr>
+        <w:pStyle w:val="Heading2"/>
+      </w:pPr>
+      <w:bookmarkStart w:name="Sts_sec_7_2" w:id="189"/>
+      <w:r>
+        <w:rPr/>
+        <w:t xml:space="preserve">Profiles</w:t>
+      </w:r>
+      <w:bookmarkEnd w:id="189"/>
+    </w:p>
+    <w:p>
+      <w:pPr>
+        <w:pStyle w:val="Heading3"/>
+      </w:pPr>
+      <w:bookmarkStart w:name="Sts_sec_7_2_1" w:id="190"/>
+      <w:r>
+        <w:rPr/>
+        <w:t xml:space="preserve">Profile list</w:t>
+      </w:r>
+      <w:bookmarkEnd w:id="190"/>
+    </w:p>
+    <w:p>
+      <w:pPr>
+        <w:pStyle w:val="PARAGRAPH"/>
+      </w:pPr>
+      <w:r>
+        <w:fldChar w:fldCharType="begin"/>
+      </w:r>
+      <w:r>
+        <w:instrText xml:space="preserve"> REF Sts_tbl_64 \h \* MERGEFORMAT </w:instrText>
+      </w:r>
+      <w:r>
+        <w:fldChar w:fldCharType="separate"/>
+      </w:r>
+      <w:r>
+        <w:rPr/>
+        <w:t xml:space="preserve">Table 64</w:t>
+      </w:r>
+      <w:r>
+        <w:fldChar w:fldCharType="end"/>
+      </w:r>
+      <w:r>
+        <w:rPr/>
+        <w:t xml:space="preserve"> lists all Profiles defined in this document and defines their URIs.</w:t>
+      </w:r>
+    </w:p>
+    <w:p>
+      <w:pPr>
+        <w:pStyle w:val="TABLE-title"/>
+      </w:pPr>
+      <w:bookmarkStart w:name="Sts_tbl_64" w:id="191"/>
+      <w:r>
+        <w:t xml:space="preserve">Table </w:t>
+      </w:r>
+      <w:r>
+        <w:fldChar w:fldCharType="begin"/>
+      </w:r>
+      <w:r>
+        <w:instrText xml:space="preserve"> SEQ Table \* ARABIC </w:instrText>
+      </w:r>
+      <w:r>
+        <w:fldChar w:fldCharType="separate"/>
+      </w:r>
+      <w:r>
+        <w:rPr/>
+        <w:t xml:space="preserve">64</w:t>
+      </w:r>
+      <w:r>
+        <w:fldChar w:fldCharType="end"/>
+      </w:r>
+      <w:bookmarkEnd w:id="191"/>
+      <w:r>
+        <w:t xml:space="preserve"> – </w:t>
+      </w:r>
+      <w:r>
+        <w:rPr/>
+        <w:t xml:space="preserve">Profile URIs for PackML</w:t>
+      </w:r>
+    </w:p>
+    <w:tbl>
+      <w:tblPr>
+        <w:tblStyle w:val="TableGrid"/>
+        <w:tblW w:w="9070" w:type="dxa"/>
+        <w:tblLayout w:type="fixed"/>
+      </w:tblPr>
+      <w:tblGrid>
+        <w:gridCol w:w="3516"/>
+        <w:gridCol w:w="5554"/>
+      </w:tblGrid>
+      <w:tr>
+        <w:trPr>
+          <w:tblHeader/>
+        </w:trPr>
+        <w:tc>
+          <w:tcPr>
+            <w:tcW w:w="3516" w:type="dxa"/>
+            <w:vAlign w:val="center"/>
+          </w:tcPr>
+          <w:p>
+            <w:pPr>
+              <w:pStyle w:val="TABLE-col-heading"/>
+              <w:jc w:val="left"/>
+            </w:pPr>
+            <w:r>
+              <w:rPr/>
+              <w:t xml:space="preserve">Profile</w:t>
+            </w:r>
+          </w:p>
+        </w:tc>
+        <w:tc>
+          <w:tcPr>
+            <w:tcW w:w="5554" w:type="dxa"/>
+            <w:vAlign w:val="center"/>
+          </w:tcPr>
+          <w:p>
+            <w:pPr>
+              <w:pStyle w:val="TABLE-col-heading"/>
+              <w:jc w:val="left"/>
+            </w:pPr>
+            <w:r>
+              <w:rPr/>
+              <w:t xml:space="preserve">URI</w:t>
+            </w:r>
+          </w:p>
+        </w:tc>
+      </w:tr>
+      <w:tr>
+        <w:tc>
+          <w:tcPr>
+            <w:tcW w:w="3516" w:type="dxa"/>
+            <w:vAlign w:val="center"/>
+          </w:tcPr>
+          <w:p>
+            <w:pPr>
+              <w:pStyle w:val="TABLE-cell"/>
+            </w:pPr>
+            <w:r>
+              <w:rPr/>
+              <w:t xml:space="preserve">PackML Base Functionality Server Facet</w:t>
+            </w:r>
+          </w:p>
+        </w:tc>
+        <w:tc>
+          <w:tcPr>
+            <w:tcW w:w="5554" w:type="dxa"/>
+            <w:vAlign w:val="center"/>
+          </w:tcPr>
+          <w:p>
+            <w:pPr>
+              <w:pStyle w:val="TABLE-cell"/>
+            </w:pPr>
+            <w:hyperlink r:id="Re939040e2e61445a">
+              <w:r>
+                <w:rPr>
+                  <w:rStyle w:val="Hyperlink"/>
+                </w:rPr>
+                <w:t xml:space="preserve">http://opcfoundation.org/UA-Profile/PackML/Server/PackMLBaseServerFacet</w:t>
+              </w:r>
+            </w:hyperlink>
+          </w:p>
+        </w:tc>
+      </w:tr>
+      <w:tr>
+        <w:tc>
+          <w:tcPr>
+            <w:tcW w:w="3516" w:type="dxa"/>
+            <w:vAlign w:val="center"/>
+          </w:tcPr>
+          <w:p>
+            <w:pPr>
+              <w:pStyle w:val="TABLE-cell"/>
+            </w:pPr>
+            <w:r>
+              <w:rPr/>
+              <w:t xml:space="preserve">PackML Base Functionality Client Facet</w:t>
+            </w:r>
+          </w:p>
+        </w:tc>
+        <w:tc>
+          <w:tcPr>
+            <w:tcW w:w="5554" w:type="dxa"/>
+            <w:vAlign w:val="center"/>
+          </w:tcPr>
+          <w:p>
+            <w:pPr>
+              <w:pStyle w:val="TABLE-cell"/>
+            </w:pPr>
+            <w:hyperlink r:id="R3e193813547f47fc">
+              <w:r>
+                <w:rPr>
+                  <w:rStyle w:val="Hyperlink"/>
+                </w:rPr>
+                <w:t xml:space="preserve">http://opcfoundation.org/UA-Profile/PackML/Client/PackMLBaseClientFacet</w:t>
+              </w:r>
+            </w:hyperlink>
+          </w:p>
+        </w:tc>
+      </w:tr>
+    </w:tbl>
+    <w:p>
+      <w:pPr>
+        <w:pStyle w:val="spacer"/>
+      </w:pPr>
+    </w:p>
+    <w:p>
+      <w:pPr>
+        <w:pStyle w:val="Heading3"/>
+      </w:pPr>
+      <w:bookmarkStart w:name="Sts_sec_7_2_2" w:id="192"/>
+      <w:r>
+        <w:rPr/>
+        <w:t xml:space="preserve">PackML Facets</w:t>
+      </w:r>
+      <w:bookmarkEnd w:id="192"/>
+    </w:p>
+    <w:p>
+      <w:pPr>
+        <w:pStyle w:val="Heading4"/>
+      </w:pPr>
+      <w:bookmarkStart w:name="Sts_sec_7_2_2_1" w:id="193"/>
+      <w:r>
+        <w:rPr/>
+        <w:t xml:space="preserve">Overview</w:t>
+      </w:r>
+      <w:bookmarkEnd w:id="193"/>
+    </w:p>
+    <w:p>
+      <w:pPr>
+        <w:pStyle w:val="PARAGRAPH"/>
+      </w:pPr>
+      <w:r>
+        <w:rPr/>
+        <w:t xml:space="preserve">The following subclauses specify the PackML Facets available for applications that implement the PackML companion specification. Each subclause defines and describes a Facet or Profile.</w:t>
+      </w:r>
+    </w:p>
+    <w:p>
+      <w:pPr>
+        <w:pStyle w:val="Heading4"/>
+      </w:pPr>
+      <w:bookmarkStart w:name="Sts_sec_7_2_2_2" w:id="194"/>
+      <w:r>
+        <w:rPr/>
+        <w:t xml:space="preserve">PackML Base Functionality Server Facet</w:t>
+      </w:r>
+      <w:bookmarkEnd w:id="194"/>
+    </w:p>
+    <w:p>
+      <w:pPr>
+        <w:pStyle w:val="PARAGRAPH"/>
+      </w:pPr>
+      <w:r>
+        <w:rPr/>
+        <w:t xml:space="preserve">This Facet defines support for base Sample server functionality.</w:t>
+      </w:r>
+    </w:p>
+    <w:p>
+      <w:pPr>
+        <w:pStyle w:val="TABLE-title"/>
+      </w:pPr>
+      <w:bookmarkStart w:name="Sts_tbl_65" w:id="195"/>
+      <w:r>
+        <w:t xml:space="preserve">Table </w:t>
+      </w:r>
+      <w:r>
+        <w:fldChar w:fldCharType="begin"/>
+      </w:r>
+      <w:r>
+        <w:instrText xml:space="preserve"> SEQ Table \* ARABIC </w:instrText>
+      </w:r>
+      <w:r>
+        <w:fldChar w:fldCharType="separate"/>
+      </w:r>
+      <w:r>
+        <w:rPr/>
+        <w:t xml:space="preserve">65</w:t>
+      </w:r>
+      <w:r>
+        <w:fldChar w:fldCharType="end"/>
+      </w:r>
+      <w:bookmarkEnd w:id="195"/>
+      <w:r>
+        <w:t xml:space="preserve"> – </w:t>
+      </w:r>
+      <w:r>
+        <w:rPr/>
+        <w:t xml:space="preserve">PackML Base Functionality Server Facet</w:t>
+      </w:r>
+    </w:p>
+    <w:tbl>
+      <w:tblPr>
+        <w:tblStyle w:val="TableGrid"/>
+        <w:tblW w:w="9070" w:type="dxa"/>
+        <w:tblLayout w:type="fixed"/>
+      </w:tblPr>
+      <w:tblGrid>
+        <w:gridCol w:w="1577"/>
+        <w:gridCol w:w="4865"/>
+        <w:gridCol w:w="2628"/>
+      </w:tblGrid>
+      <w:tr>
+        <w:trPr>
+          <w:tblHeader/>
+        </w:trPr>
+        <w:tc>
+          <w:tcPr>
+            <w:tcW w:w="1577" w:type="dxa"/>
+            <w:vAlign w:val="center"/>
+          </w:tcPr>
+          <w:p>
+            <w:pPr>
+              <w:pStyle w:val="TABLE-col-heading"/>
+              <w:jc w:val="left"/>
+            </w:pPr>
+            <w:r>
+              <w:rPr/>
+              <w:t xml:space="preserve">Group</w:t>
+            </w:r>
+          </w:p>
+        </w:tc>
+        <w:tc>
+          <w:tcPr>
+            <w:tcW w:w="4865" w:type="dxa"/>
+            <w:vAlign w:val="center"/>
+          </w:tcPr>
+          <w:p>
+            <w:pPr>
+              <w:pStyle w:val="TABLE-col-heading"/>
+              <w:jc w:val="left"/>
+            </w:pPr>
+            <w:r>
+              <w:rPr/>
+              <w:t xml:space="preserve">Conformance Unit / Profile Title</w:t>
+            </w:r>
+          </w:p>
+        </w:tc>
+        <w:tc>
+          <w:tcPr>
+            <w:tcW w:w="2628" w:type="dxa"/>
+            <w:vAlign w:val="center"/>
+          </w:tcPr>
+          <w:p>
+            <w:pPr>
+              <w:pStyle w:val="TABLE-col-heading"/>
+              <w:jc w:val="left"/>
+            </w:pPr>
+            <w:r>
+              <w:rPr/>
+              <w:t xml:space="preserve">Mandatory / Optional</w:t>
+            </w:r>
+          </w:p>
+        </w:tc>
+      </w:tr>
+      <w:tr>
+        <w:tc>
+          <w:tcPr>
+            <w:tcW w:w="1577" w:type="dxa"/>
+            <w:vAlign w:val="center"/>
+          </w:tcPr>
+          <w:p>
+            <w:pPr>
+              <w:pStyle w:val="TABLE-cell"/>
+            </w:pPr>
+            <w:r>
+              <w:rPr/>
+              <w:t xml:space="preserve">PackML Model</w:t>
+            </w:r>
+          </w:p>
+        </w:tc>
+        <w:tc>
+          <w:tcPr>
+            <w:tcW w:w="4865" w:type="dxa"/>
+            <w:vAlign w:val="center"/>
+          </w:tcPr>
+          <w:p>
+            <w:pPr>
+              <w:pStyle w:val="TABLE-cell"/>
+            </w:pPr>
+            <w:r>
+              <w:rPr/>
+              <w:t xml:space="preserve">PackML Base Functionality</w:t>
+            </w:r>
+          </w:p>
+        </w:tc>
+        <w:tc>
+          <w:tcPr>
+            <w:tcW w:w="2628" w:type="dxa"/>
+            <w:vAlign w:val="center"/>
+          </w:tcPr>
+          <w:p>
+            <w:pPr>
+              <w:pStyle w:val="TABLE-cell"/>
+            </w:pPr>
+            <w:r>
+              <w:rPr/>
+              <w:t xml:space="preserve">M</w:t>
+            </w:r>
+          </w:p>
+        </w:tc>
+      </w:tr>
+      <w:tr>
+        <w:tc>
+          <w:tcPr>
+            <w:tcW w:w="1577" w:type="dxa"/>
+            <w:vAlign w:val="center"/>
+          </w:tcPr>
+          <w:p>
+            <w:pPr>
+              <w:pStyle w:val="TABLE-cell"/>
+            </w:pPr>
+            <w:r>
+              <w:rPr/>
+              <w:t xml:space="preserve">PackML Model</w:t>
+            </w:r>
+          </w:p>
+        </w:tc>
+        <w:tc>
+          <w:tcPr>
+            <w:tcW w:w="4865" w:type="dxa"/>
+            <w:vAlign w:val="center"/>
+          </w:tcPr>
+          <w:p>
+            <w:pPr>
+              <w:pStyle w:val="TABLE-cell"/>
+            </w:pPr>
+            <w:r>
+              <w:rPr/>
+              <w:t xml:space="preserve">PackML Base Admin</w:t>
+            </w:r>
+          </w:p>
+        </w:tc>
+        <w:tc>
+          <w:tcPr>
+            <w:tcW w:w="2628" w:type="dxa"/>
+            <w:vAlign w:val="center"/>
+          </w:tcPr>
+          <w:p>
+            <w:pPr>
+              <w:pStyle w:val="TABLE-cell"/>
+            </w:pPr>
+            <w:r>
+              <w:rPr/>
+              <w:t xml:space="preserve">M</w:t>
+            </w:r>
+          </w:p>
+        </w:tc>
+      </w:tr>
+      <w:tr>
+        <w:tc>
+          <w:tcPr>
+            <w:tcW w:w="1577" w:type="dxa"/>
+            <w:vAlign w:val="center"/>
+          </w:tcPr>
+          <w:p>
+            <w:pPr>
+              <w:pStyle w:val="TABLE-cell"/>
+            </w:pPr>
+            <w:r>
+              <w:rPr/>
+              <w:t xml:space="preserve">PackML Model</w:t>
+            </w:r>
+          </w:p>
+        </w:tc>
+        <w:tc>
+          <w:tcPr>
+            <w:tcW w:w="4865" w:type="dxa"/>
+            <w:vAlign w:val="center"/>
+          </w:tcPr>
+          <w:p>
+            <w:pPr>
+              <w:pStyle w:val="TABLE-cell"/>
+            </w:pPr>
+            <w:r>
+              <w:rPr/>
+              <w:t xml:space="preserve">PackML Base Status</w:t>
+            </w:r>
+          </w:p>
+        </w:tc>
+        <w:tc>
+          <w:tcPr>
+            <w:tcW w:w="2628" w:type="dxa"/>
+            <w:vAlign w:val="center"/>
+          </w:tcPr>
+          <w:p>
+            <w:pPr>
+              <w:pStyle w:val="TABLE-cell"/>
+            </w:pPr>
+            <w:r>
+              <w:rPr/>
+              <w:t xml:space="preserve">M</w:t>
+            </w:r>
+          </w:p>
+        </w:tc>
+      </w:tr>
+      <w:tr>
+        <w:tc>
+          <w:tcPr>
+            <w:tcW w:w="1577" w:type="dxa"/>
+            <w:vAlign w:val="center"/>
+          </w:tcPr>
+          <w:p>
+            <w:pPr>
+              <w:pStyle w:val="TABLE-cell"/>
+            </w:pPr>
+            <w:r>
+              <w:rPr/>
+              <w:t xml:space="preserve">PackML Model</w:t>
+            </w:r>
+          </w:p>
+        </w:tc>
+        <w:tc>
+          <w:tcPr>
+            <w:tcW w:w="4865" w:type="dxa"/>
+            <w:vAlign w:val="center"/>
+          </w:tcPr>
+          <w:p>
+            <w:pPr>
+              <w:pStyle w:val="TABLE-cell"/>
+            </w:pPr>
+            <w:r>
+              <w:rPr/>
+              <w:t xml:space="preserve">PackML State Information</w:t>
+            </w:r>
+          </w:p>
+        </w:tc>
+        <w:tc>
+          <w:tcPr>
+            <w:tcW w:w="2628" w:type="dxa"/>
+            <w:vAlign w:val="center"/>
+          </w:tcPr>
+          <w:p>
+            <w:pPr>
+              <w:pStyle w:val="TABLE-cell"/>
+            </w:pPr>
+            <w:r>
+              <w:rPr/>
+              <w:t xml:space="preserve">M</w:t>
+            </w:r>
+          </w:p>
+        </w:tc>
+      </w:tr>
+      <w:tr>
+        <w:tc>
+          <w:tcPr>
+            <w:tcW w:w="1577" w:type="dxa"/>
+            <w:vAlign w:val="center"/>
+          </w:tcPr>
+          <w:p>
+            <w:pPr>
+              <w:pStyle w:val="TABLE-cell"/>
+            </w:pPr>
+            <w:r>
+              <w:rPr/>
+              <w:t xml:space="preserve">PackML Model</w:t>
+            </w:r>
+          </w:p>
+        </w:tc>
+        <w:tc>
+          <w:tcPr>
+            <w:tcW w:w="4865" w:type="dxa"/>
+            <w:vAlign w:val="center"/>
+          </w:tcPr>
+          <w:p>
+            <w:pPr>
+              <w:pStyle w:val="TABLE-cell"/>
+            </w:pPr>
+            <w:r>
+              <w:rPr/>
+              <w:t xml:space="preserve">PackML State Abort</w:t>
+            </w:r>
+          </w:p>
+        </w:tc>
+        <w:tc>
+          <w:tcPr>
+            <w:tcW w:w="2628" w:type="dxa"/>
+            <w:vAlign w:val="center"/>
+          </w:tcPr>
+          <w:p>
+            <w:pPr>
+              <w:pStyle w:val="TABLE-cell"/>
+            </w:pPr>
+            <w:r>
+              <w:rPr/>
+              <w:t xml:space="preserve">O</w:t>
+            </w:r>
+          </w:p>
+        </w:tc>
+      </w:tr>
+      <w:tr>
+        <w:tc>
+          <w:tcPr>
+            <w:tcW w:w="1577" w:type="dxa"/>
+            <w:vAlign w:val="center"/>
+          </w:tcPr>
+          <w:p>
+            <w:pPr>
+              <w:pStyle w:val="TABLE-cell"/>
+            </w:pPr>
+            <w:r>
+              <w:rPr/>
+              <w:t xml:space="preserve">PackML Model</w:t>
+            </w:r>
+          </w:p>
+        </w:tc>
+        <w:tc>
+          <w:tcPr>
+            <w:tcW w:w="4865" w:type="dxa"/>
+            <w:vAlign w:val="center"/>
+          </w:tcPr>
+          <w:p>
+            <w:pPr>
+              <w:pStyle w:val="TABLE-cell"/>
+            </w:pPr>
+            <w:r>
+              <w:rPr/>
+              <w:t xml:space="preserve">PackML State Clear</w:t>
+            </w:r>
+          </w:p>
+        </w:tc>
+        <w:tc>
+          <w:tcPr>
+            <w:tcW w:w="2628" w:type="dxa"/>
+            <w:vAlign w:val="center"/>
+          </w:tcPr>
+          <w:p>
+            <w:pPr>
+              <w:pStyle w:val="TABLE-cell"/>
+            </w:pPr>
+            <w:r>
+              <w:rPr/>
+              <w:t xml:space="preserve">O</w:t>
+            </w:r>
+          </w:p>
+        </w:tc>
+      </w:tr>
+      <w:tr>
+        <w:tc>
+          <w:tcPr>
+            <w:tcW w:w="1577" w:type="dxa"/>
+            <w:vAlign w:val="center"/>
+          </w:tcPr>
+          <w:p>
+            <w:pPr>
+              <w:pStyle w:val="TABLE-cell"/>
+            </w:pPr>
+            <w:r>
+              <w:rPr/>
+              <w:t xml:space="preserve">PackML Model</w:t>
+            </w:r>
+          </w:p>
+        </w:tc>
+        <w:tc>
+          <w:tcPr>
+            <w:tcW w:w="4865" w:type="dxa"/>
+            <w:vAlign w:val="center"/>
+          </w:tcPr>
+          <w:p>
+            <w:pPr>
+              <w:pStyle w:val="TABLE-cell"/>
+            </w:pPr>
+            <w:r>
+              <w:rPr/>
+              <w:t xml:space="preserve">PackML State Stop</w:t>
+            </w:r>
+          </w:p>
+        </w:tc>
+        <w:tc>
+          <w:tcPr>
+            <w:tcW w:w="2628" w:type="dxa"/>
+            <w:vAlign w:val="center"/>
+          </w:tcPr>
+          <w:p>
+            <w:pPr>
+              <w:pStyle w:val="TABLE-cell"/>
+            </w:pPr>
+            <w:r>
+              <w:rPr/>
+              <w:t xml:space="preserve">O</w:t>
+            </w:r>
+          </w:p>
+        </w:tc>
+      </w:tr>
+      <w:tr>
+        <w:tc>
+          <w:tcPr>
+            <w:tcW w:w="1577" w:type="dxa"/>
+            <w:vAlign w:val="center"/>
+          </w:tcPr>
+          <w:p>
+            <w:pPr>
+              <w:pStyle w:val="TABLE-cell"/>
+            </w:pPr>
+            <w:r>
+              <w:rPr/>
+              <w:t xml:space="preserve">PackML Model</w:t>
+            </w:r>
+          </w:p>
+        </w:tc>
+        <w:tc>
+          <w:tcPr>
+            <w:tcW w:w="4865" w:type="dxa"/>
+            <w:vAlign w:val="center"/>
+          </w:tcPr>
+          <w:p>
+            <w:pPr>
+              <w:pStyle w:val="TABLE-cell"/>
+            </w:pPr>
+            <w:r>
+              <w:rPr/>
+              <w:t xml:space="preserve">PackML State Reset</w:t>
+            </w:r>
+          </w:p>
+        </w:tc>
+        <w:tc>
+          <w:tcPr>
+            <w:tcW w:w="2628" w:type="dxa"/>
+            <w:vAlign w:val="center"/>
+          </w:tcPr>
+          <w:p>
+            <w:pPr>
+              <w:pStyle w:val="TABLE-cell"/>
+            </w:pPr>
+            <w:r>
+              <w:rPr/>
+              <w:t xml:space="preserve">O</w:t>
+            </w:r>
+          </w:p>
+        </w:tc>
+      </w:tr>
+      <w:tr>
+        <w:tc>
+          <w:tcPr>
+            <w:tcW w:w="1577" w:type="dxa"/>
+            <w:vAlign w:val="center"/>
+          </w:tcPr>
+          <w:p>
+            <w:pPr>
+              <w:pStyle w:val="TABLE-cell"/>
+            </w:pPr>
+            <w:r>
+              <w:rPr/>
+              <w:t xml:space="preserve">PackML Model</w:t>
+            </w:r>
+          </w:p>
+        </w:tc>
+        <w:tc>
+          <w:tcPr>
+            <w:tcW w:w="4865" w:type="dxa"/>
+            <w:vAlign w:val="center"/>
+          </w:tcPr>
+          <w:p>
+            <w:pPr>
+              <w:pStyle w:val="TABLE-cell"/>
+            </w:pPr>
+            <w:r>
+              <w:rPr/>
+              <w:t xml:space="preserve">PackML State Complete</w:t>
+            </w:r>
+          </w:p>
+        </w:tc>
+        <w:tc>
+          <w:tcPr>
+            <w:tcW w:w="2628" w:type="dxa"/>
+            <w:vAlign w:val="center"/>
+          </w:tcPr>
+          <w:p>
+            <w:pPr>
+              <w:pStyle w:val="TABLE-cell"/>
+            </w:pPr>
+            <w:r>
+              <w:rPr/>
+              <w:t xml:space="preserve">O</w:t>
+            </w:r>
+          </w:p>
+        </w:tc>
+      </w:tr>
+      <w:tr>
+        <w:tc>
+          <w:tcPr>
+            <w:tcW w:w="1577" w:type="dxa"/>
+            <w:vAlign w:val="center"/>
+          </w:tcPr>
+          <w:p>
+            <w:pPr>
+              <w:pStyle w:val="TABLE-cell"/>
+            </w:pPr>
+            <w:r>
+              <w:rPr/>
+              <w:t xml:space="preserve">PackML Model</w:t>
+            </w:r>
+          </w:p>
+        </w:tc>
+        <w:tc>
+          <w:tcPr>
+            <w:tcW w:w="4865" w:type="dxa"/>
+            <w:vAlign w:val="center"/>
+          </w:tcPr>
+          <w:p>
+            <w:pPr>
+              <w:pStyle w:val="TABLE-cell"/>
+            </w:pPr>
+            <w:r>
+              <w:rPr/>
+              <w:t xml:space="preserve">PackML State Start</w:t>
+            </w:r>
+          </w:p>
+        </w:tc>
+        <w:tc>
+          <w:tcPr>
+            <w:tcW w:w="2628" w:type="dxa"/>
+            <w:vAlign w:val="center"/>
+          </w:tcPr>
+          <w:p>
+            <w:pPr>
+              <w:pStyle w:val="TABLE-cell"/>
+            </w:pPr>
+            <w:r>
+              <w:rPr/>
+              <w:t xml:space="preserve">O</w:t>
+            </w:r>
+          </w:p>
+        </w:tc>
+      </w:tr>
+      <w:tr>
+        <w:tc>
+          <w:tcPr>
+            <w:tcW w:w="1577" w:type="dxa"/>
+            <w:vAlign w:val="center"/>
+          </w:tcPr>
+          <w:p>
+            <w:pPr>
+              <w:pStyle w:val="TABLE-cell"/>
+            </w:pPr>
+            <w:r>
+              <w:rPr/>
+              <w:t xml:space="preserve">PackML Model</w:t>
+            </w:r>
+          </w:p>
+        </w:tc>
+        <w:tc>
+          <w:tcPr>
+            <w:tcW w:w="4865" w:type="dxa"/>
+            <w:vAlign w:val="center"/>
+          </w:tcPr>
+          <w:p>
+            <w:pPr>
+              <w:pStyle w:val="TABLE-cell"/>
+            </w:pPr>
+            <w:r>
+              <w:rPr/>
+              <w:t xml:space="preserve">PackML State Unhold</w:t>
+            </w:r>
+          </w:p>
+        </w:tc>
+        <w:tc>
+          <w:tcPr>
+            <w:tcW w:w="2628" w:type="dxa"/>
+            <w:vAlign w:val="center"/>
+          </w:tcPr>
+          <w:p>
+            <w:pPr>
+              <w:pStyle w:val="TABLE-cell"/>
+            </w:pPr>
+            <w:r>
+              <w:rPr/>
+              <w:t xml:space="preserve">O</w:t>
+            </w:r>
+          </w:p>
+        </w:tc>
+      </w:tr>
+      <w:tr>
+        <w:tc>
+          <w:tcPr>
+            <w:tcW w:w="1577" w:type="dxa"/>
+            <w:vAlign w:val="center"/>
+          </w:tcPr>
+          <w:p>
+            <w:pPr>
+              <w:pStyle w:val="TABLE-cell"/>
+            </w:pPr>
+            <w:r>
+              <w:rPr/>
+              <w:t xml:space="preserve">PackML Model</w:t>
+            </w:r>
+          </w:p>
+        </w:tc>
+        <w:tc>
+          <w:tcPr>
+            <w:tcW w:w="4865" w:type="dxa"/>
+            <w:vAlign w:val="center"/>
+          </w:tcPr>
+          <w:p>
+            <w:pPr>
+              <w:pStyle w:val="TABLE-cell"/>
+            </w:pPr>
+            <w:r>
+              <w:rPr/>
+              <w:t xml:space="preserve">PackML State Suspend</w:t>
+            </w:r>
+          </w:p>
+        </w:tc>
+        <w:tc>
+          <w:tcPr>
+            <w:tcW w:w="2628" w:type="dxa"/>
+            <w:vAlign w:val="center"/>
+          </w:tcPr>
+          <w:p>
+            <w:pPr>
+              <w:pStyle w:val="TABLE-cell"/>
+            </w:pPr>
+            <w:r>
+              <w:rPr/>
+              <w:t xml:space="preserve">O</w:t>
+            </w:r>
+          </w:p>
+        </w:tc>
+      </w:tr>
+      <w:tr>
+        <w:tc>
+          <w:tcPr>
+            <w:tcW w:w="1577" w:type="dxa"/>
+            <w:vAlign w:val="center"/>
+          </w:tcPr>
+          <w:p>
+            <w:pPr>
+              <w:pStyle w:val="TABLE-cell"/>
+            </w:pPr>
+            <w:r>
+              <w:rPr/>
+              <w:t xml:space="preserve">PackML Model</w:t>
+            </w:r>
+          </w:p>
+        </w:tc>
+        <w:tc>
+          <w:tcPr>
+            <w:tcW w:w="4865" w:type="dxa"/>
+            <w:vAlign w:val="center"/>
+          </w:tcPr>
+          <w:p>
+            <w:pPr>
+              <w:pStyle w:val="TABLE-cell"/>
+            </w:pPr>
+            <w:r>
+              <w:rPr/>
+              <w:t xml:space="preserve">PackML State Hold</w:t>
+            </w:r>
+          </w:p>
+        </w:tc>
+        <w:tc>
+          <w:tcPr>
+            <w:tcW w:w="2628" w:type="dxa"/>
+            <w:vAlign w:val="center"/>
+          </w:tcPr>
+          <w:p>
+            <w:pPr>
+              <w:pStyle w:val="TABLE-cell"/>
+            </w:pPr>
+            <w:r>
+              <w:rPr/>
+              <w:t xml:space="preserve">O</w:t>
+            </w:r>
+          </w:p>
+        </w:tc>
+      </w:tr>
+      <w:tr>
+        <w:tc>
+          <w:tcPr>
+            <w:tcW w:w="1577" w:type="dxa"/>
+            <w:vAlign w:val="center"/>
+          </w:tcPr>
+          <w:p>
+            <w:pPr>
+              <w:pStyle w:val="TABLE-cell"/>
+            </w:pPr>
+            <w:r>
+              <w:rPr/>
+              <w:t xml:space="preserve">PackML Model</w:t>
+            </w:r>
+          </w:p>
+        </w:tc>
+        <w:tc>
+          <w:tcPr>
+            <w:tcW w:w="4865" w:type="dxa"/>
+            <w:vAlign w:val="center"/>
+          </w:tcPr>
+          <w:p>
+            <w:pPr>
+              <w:pStyle w:val="TABLE-cell"/>
+            </w:pPr>
+            <w:r>
+              <w:rPr/>
+              <w:t xml:space="preserve">PackML State Unsuspend</w:t>
+            </w:r>
+          </w:p>
+        </w:tc>
+        <w:tc>
+          <w:tcPr>
+            <w:tcW w:w="2628" w:type="dxa"/>
+            <w:vAlign w:val="center"/>
+          </w:tcPr>
+          <w:p>
+            <w:pPr>
+              <w:pStyle w:val="TABLE-cell"/>
+            </w:pPr>
+            <w:r>
+              <w:rPr/>
+              <w:t xml:space="preserve">O</w:t>
+            </w:r>
+          </w:p>
+        </w:tc>
+      </w:tr>
+      <w:tr>
+        <w:tc>
+          <w:tcPr>
+            <w:tcW w:w="1577" w:type="dxa"/>
+            <w:vAlign w:val="center"/>
+          </w:tcPr>
+          <w:p>
+            <w:pPr>
+              <w:pStyle w:val="TABLE-cell"/>
+            </w:pPr>
+            <w:r>
+              <w:rPr/>
+              <w:t xml:space="preserve">PackML Model</w:t>
+            </w:r>
+          </w:p>
+        </w:tc>
+        <w:tc>
+          <w:tcPr>
+            <w:tcW w:w="4865" w:type="dxa"/>
+            <w:vAlign w:val="center"/>
+          </w:tcPr>
+          <w:p>
+            <w:pPr>
+              <w:pStyle w:val="TABLE-cell"/>
+            </w:pPr>
+            <w:r>
+              <w:rPr/>
+              <w:t xml:space="preserve">PackML SetUnitMode</w:t>
+            </w:r>
+          </w:p>
+        </w:tc>
+        <w:tc>
+          <w:tcPr>
+            <w:tcW w:w="2628" w:type="dxa"/>
+            <w:vAlign w:val="center"/>
+          </w:tcPr>
+          <w:p>
+            <w:pPr>
+              <w:pStyle w:val="TABLE-cell"/>
+            </w:pPr>
+            <w:r>
+              <w:rPr/>
+              <w:t xml:space="preserve">O</w:t>
+            </w:r>
+          </w:p>
+        </w:tc>
+      </w:tr>
+      <w:tr>
+        <w:tc>
+          <w:tcPr>
+            <w:tcW w:w="1577" w:type="dxa"/>
+            <w:vAlign w:val="center"/>
+          </w:tcPr>
+          <w:p>
+            <w:pPr>
+              <w:pStyle w:val="TABLE-cell"/>
+            </w:pPr>
+            <w:r>
+              <w:rPr/>
+              <w:t xml:space="preserve">PackML Model</w:t>
+            </w:r>
+          </w:p>
+        </w:tc>
+        <w:tc>
+          <w:tcPr>
+            <w:tcW w:w="4865" w:type="dxa"/>
+            <w:vAlign w:val="center"/>
+          </w:tcPr>
+          <w:p>
+            <w:pPr>
+              <w:pStyle w:val="TABLE-cell"/>
+            </w:pPr>
+            <w:r>
+              <w:rPr/>
+              <w:t xml:space="preserve">PackML Set Product</w:t>
+            </w:r>
+          </w:p>
+        </w:tc>
+        <w:tc>
+          <w:tcPr>
+            <w:tcW w:w="2628" w:type="dxa"/>
+            <w:vAlign w:val="center"/>
+          </w:tcPr>
+          <w:p>
+            <w:pPr>
+              <w:pStyle w:val="TABLE-cell"/>
+            </w:pPr>
+            <w:r>
+              <w:rPr/>
+              <w:t xml:space="preserve">O</w:t>
+            </w:r>
+          </w:p>
+        </w:tc>
+      </w:tr>
+      <w:tr>
+        <w:tc>
+          <w:tcPr>
+            <w:tcW w:w="1577" w:type="dxa"/>
+            <w:vAlign w:val="center"/>
+          </w:tcPr>
+          <w:p>
+            <w:pPr>
+              <w:pStyle w:val="TABLE-cell"/>
+            </w:pPr>
+            <w:r>
+              <w:rPr/>
+              <w:t xml:space="preserve">PackML Model</w:t>
+            </w:r>
+          </w:p>
+        </w:tc>
+        <w:tc>
+          <w:tcPr>
+            <w:tcW w:w="4865" w:type="dxa"/>
+            <w:vAlign w:val="center"/>
+          </w:tcPr>
+          <w:p>
+            <w:pPr>
+              <w:pStyle w:val="TABLE-cell"/>
+            </w:pPr>
+            <w:r>
+              <w:rPr/>
+              <w:t xml:space="preserve">PackML Machine Speed</w:t>
+            </w:r>
+          </w:p>
+        </w:tc>
+        <w:tc>
+          <w:tcPr>
+            <w:tcW w:w="2628" w:type="dxa"/>
+            <w:vAlign w:val="center"/>
+          </w:tcPr>
+          <w:p>
+            <w:pPr>
+              <w:pStyle w:val="TABLE-cell"/>
+            </w:pPr>
+            <w:r>
+              <w:rPr/>
+              <w:t xml:space="preserve">O</w:t>
+            </w:r>
+          </w:p>
+        </w:tc>
+      </w:tr>
+      <w:tr>
+        <w:tc>
+          <w:tcPr>
+            <w:tcW w:w="1577" w:type="dxa"/>
+            <w:vAlign w:val="center"/>
+          </w:tcPr>
+          <w:p>
+            <w:pPr>
+              <w:pStyle w:val="TABLE-cell"/>
+            </w:pPr>
+            <w:r>
+              <w:rPr/>
+              <w:t xml:space="preserve">PackML Model</w:t>
+            </w:r>
+          </w:p>
+        </w:tc>
+        <w:tc>
+          <w:tcPr>
+            <w:tcW w:w="4865" w:type="dxa"/>
+            <w:vAlign w:val="center"/>
+          </w:tcPr>
+          <w:p>
+            <w:pPr>
+              <w:pStyle w:val="TABLE-cell"/>
+            </w:pPr>
+            <w:r>
+              <w:rPr/>
+              <w:t xml:space="preserve">PackML RemoteCommand</w:t>
+            </w:r>
+          </w:p>
+        </w:tc>
+        <w:tc>
+          <w:tcPr>
+            <w:tcW w:w="2628" w:type="dxa"/>
+            <w:vAlign w:val="center"/>
+          </w:tcPr>
+          <w:p>
+            <w:pPr>
+              <w:pStyle w:val="TABLE-cell"/>
+            </w:pPr>
+            <w:r>
+              <w:rPr/>
+              <w:t xml:space="preserve">O</w:t>
+            </w:r>
+          </w:p>
+        </w:tc>
+      </w:tr>
+      <w:tr>
+        <w:tc>
+          <w:tcPr>
+            <w:tcW w:w="1577" w:type="dxa"/>
+            <w:vAlign w:val="center"/>
+          </w:tcPr>
+          <w:p>
+            <w:pPr>
+              <w:pStyle w:val="TABLE-cell"/>
+            </w:pPr>
+            <w:r>
+              <w:rPr/>
+              <w:t xml:space="preserve">PackML Model</w:t>
+            </w:r>
+          </w:p>
+        </w:tc>
+        <w:tc>
+          <w:tcPr>
+            <w:tcW w:w="4865" w:type="dxa"/>
+            <w:vAlign w:val="center"/>
+          </w:tcPr>
+          <w:p>
+            <w:pPr>
+              <w:pStyle w:val="TABLE-cell"/>
+            </w:pPr>
+            <w:r>
+              <w:rPr/>
+              <w:t xml:space="preserve">PackML SetInterlock</w:t>
+            </w:r>
+          </w:p>
+        </w:tc>
+        <w:tc>
+          <w:tcPr>
+            <w:tcW w:w="2628" w:type="dxa"/>
+            <w:vAlign w:val="center"/>
+          </w:tcPr>
+          <w:p>
+            <w:pPr>
+              <w:pStyle w:val="TABLE-cell"/>
+            </w:pPr>
+            <w:r>
+              <w:rPr/>
+              <w:t xml:space="preserve">O</w:t>
+            </w:r>
+          </w:p>
+        </w:tc>
+      </w:tr>
+      <w:tr>
+        <w:tc>
+          <w:tcPr>
+            <w:tcW w:w="1577" w:type="dxa"/>
+            <w:vAlign w:val="center"/>
+          </w:tcPr>
+          <w:p>
+            <w:pPr>
+              <w:pStyle w:val="TABLE-cell"/>
+            </w:pPr>
+            <w:r>
+              <w:rPr/>
+              <w:t xml:space="preserve">PackML Model</w:t>
+            </w:r>
+          </w:p>
+        </w:tc>
+        <w:tc>
+          <w:tcPr>
+            <w:tcW w:w="4865" w:type="dxa"/>
+            <w:vAlign w:val="center"/>
+          </w:tcPr>
+          <w:p>
+            <w:pPr>
+              <w:pStyle w:val="TABLE-cell"/>
+            </w:pPr>
+            <w:r>
+              <w:rPr/>
+              <w:t xml:space="preserve">PackML Status UnitModeRequested</w:t>
+            </w:r>
+          </w:p>
+        </w:tc>
+        <w:tc>
+          <w:tcPr>
+            <w:tcW w:w="2628" w:type="dxa"/>
+            <w:vAlign w:val="center"/>
+          </w:tcPr>
+          <w:p>
+            <w:pPr>
+              <w:pStyle w:val="TABLE-cell"/>
+            </w:pPr>
+            <w:r>
+              <w:rPr/>
+              <w:t xml:space="preserve">O</w:t>
+            </w:r>
+          </w:p>
+        </w:tc>
+      </w:tr>
+      <w:tr>
+        <w:tc>
+          <w:tcPr>
+            <w:tcW w:w="1577" w:type="dxa"/>
+            <w:vAlign w:val="center"/>
+          </w:tcPr>
+          <w:p>
+            <w:pPr>
+              <w:pStyle w:val="TABLE-cell"/>
+            </w:pPr>
+            <w:r>
+              <w:rPr/>
+              <w:t xml:space="preserve">PackML Model</w:t>
+            </w:r>
+          </w:p>
+        </w:tc>
+        <w:tc>
+          <w:tcPr>
+            <w:tcW w:w="4865" w:type="dxa"/>
+            <w:vAlign w:val="center"/>
+          </w:tcPr>
+          <w:p>
+            <w:pPr>
+              <w:pStyle w:val="TABLE-cell"/>
+            </w:pPr>
+            <w:r>
+              <w:rPr/>
+              <w:t xml:space="preserve">PackML Status UnitModeChangeInProcess</w:t>
+            </w:r>
+          </w:p>
+        </w:tc>
+        <w:tc>
+          <w:tcPr>
+            <w:tcW w:w="2628" w:type="dxa"/>
+            <w:vAlign w:val="center"/>
+          </w:tcPr>
+          <w:p>
+            <w:pPr>
+              <w:pStyle w:val="TABLE-cell"/>
+            </w:pPr>
+            <w:r>
+              <w:rPr/>
+              <w:t xml:space="preserve">O</w:t>
+            </w:r>
+          </w:p>
+        </w:tc>
+      </w:tr>
+      <w:tr>
+        <w:tc>
+          <w:tcPr>
+            <w:tcW w:w="1577" w:type="dxa"/>
+            <w:vAlign w:val="center"/>
+          </w:tcPr>
+          <w:p>
+            <w:pPr>
+              <w:pStyle w:val="TABLE-cell"/>
+            </w:pPr>
+            <w:r>
+              <w:rPr/>
+              <w:t xml:space="preserve">PackML Model</w:t>
+            </w:r>
+          </w:p>
+        </w:tc>
+        <w:tc>
+          <w:tcPr>
+            <w:tcW w:w="4865" w:type="dxa"/>
+            <w:vAlign w:val="center"/>
+          </w:tcPr>
+          <w:p>
+            <w:pPr>
+              <w:pStyle w:val="TABLE-cell"/>
+            </w:pPr>
+            <w:r>
+              <w:rPr/>
+              <w:t xml:space="preserve">PackML Status State</w:t>
+            </w:r>
+          </w:p>
+        </w:tc>
+        <w:tc>
+          <w:tcPr>
+            <w:tcW w:w="2628" w:type="dxa"/>
+            <w:vAlign w:val="center"/>
+          </w:tcPr>
+          <w:p>
+            <w:pPr>
+              <w:pStyle w:val="TABLE-cell"/>
+            </w:pPr>
+            <w:r>
+              <w:rPr/>
+              <w:t xml:space="preserve">O</w:t>
+            </w:r>
+          </w:p>
+        </w:tc>
+      </w:tr>
+      <w:tr>
+        <w:tc>
+          <w:tcPr>
+            <w:tcW w:w="1577" w:type="dxa"/>
+            <w:vAlign w:val="center"/>
+          </w:tcPr>
+          <w:p>
+            <w:pPr>
+              <w:pStyle w:val="TABLE-cell"/>
+            </w:pPr>
+            <w:r>
+              <w:rPr/>
+              <w:t xml:space="preserve">PackML Model</w:t>
+            </w:r>
+          </w:p>
+        </w:tc>
+        <w:tc>
+          <w:tcPr>
+            <w:tcW w:w="4865" w:type="dxa"/>
+            <w:vAlign w:val="center"/>
+          </w:tcPr>
+          <w:p>
+            <w:pPr>
+              <w:pStyle w:val="TABLE-cell"/>
+            </w:pPr>
+            <w:r>
+              <w:rPr/>
+              <w:t xml:space="preserve">PackML Status Interlock</w:t>
+            </w:r>
+          </w:p>
+        </w:tc>
+        <w:tc>
+          <w:tcPr>
+            <w:tcW w:w="2628" w:type="dxa"/>
+            <w:vAlign w:val="center"/>
+          </w:tcPr>
+          <w:p>
+            <w:pPr>
+              <w:pStyle w:val="TABLE-cell"/>
+            </w:pPr>
+            <w:r>
+              <w:rPr/>
+              <w:t xml:space="preserve">O</w:t>
+            </w:r>
+          </w:p>
+        </w:tc>
+      </w:tr>
+      <w:tr>
+        <w:tc>
+          <w:tcPr>
+            <w:tcW w:w="1577" w:type="dxa"/>
+            <w:vAlign w:val="center"/>
+          </w:tcPr>
+          <w:p>
+            <w:pPr>
+              <w:pStyle w:val="TABLE-cell"/>
+            </w:pPr>
+            <w:r>
+              <w:rPr/>
+              <w:t xml:space="preserve">PackML Model</w:t>
+            </w:r>
+          </w:p>
+        </w:tc>
+        <w:tc>
+          <w:tcPr>
+            <w:tcW w:w="4865" w:type="dxa"/>
+            <w:vAlign w:val="center"/>
+          </w:tcPr>
+          <w:p>
+            <w:pPr>
+              <w:pStyle w:val="TABLE-cell"/>
+            </w:pPr>
+            <w:r>
+              <w:rPr/>
+              <w:t xml:space="preserve">PackML Status RemoteParameter</w:t>
+            </w:r>
+          </w:p>
+        </w:tc>
+        <w:tc>
+          <w:tcPr>
+            <w:tcW w:w="2628" w:type="dxa"/>
+            <w:vAlign w:val="center"/>
+          </w:tcPr>
+          <w:p>
+            <w:pPr>
+              <w:pStyle w:val="TABLE-cell"/>
+            </w:pPr>
+            <w:r>
+              <w:rPr/>
+              <w:t xml:space="preserve">O</w:t>
+            </w:r>
+          </w:p>
+        </w:tc>
+      </w:tr>
+      <w:tr>
+        <w:tc>
+          <w:tcPr>
+            <w:tcW w:w="1577" w:type="dxa"/>
+            <w:vAlign w:val="center"/>
+          </w:tcPr>
+          <w:p>
+            <w:pPr>
+              <w:pStyle w:val="TABLE-cell"/>
+            </w:pPr>
+            <w:r>
+              <w:rPr/>
+              <w:t xml:space="preserve">PackML Model</w:t>
+            </w:r>
+          </w:p>
+        </w:tc>
+        <w:tc>
+          <w:tcPr>
+            <w:tcW w:w="4865" w:type="dxa"/>
+            <w:vAlign w:val="center"/>
+          </w:tcPr>
+          <w:p>
+            <w:pPr>
+              <w:pStyle w:val="TABLE-cell"/>
+            </w:pPr>
+            <w:r>
+              <w:rPr/>
+              <w:t xml:space="preserve">PackML Status Product</w:t>
+            </w:r>
+          </w:p>
+        </w:tc>
+        <w:tc>
+          <w:tcPr>
+            <w:tcW w:w="2628" w:type="dxa"/>
+            <w:vAlign w:val="center"/>
+          </w:tcPr>
+          <w:p>
+            <w:pPr>
+              <w:pStyle w:val="TABLE-cell"/>
+            </w:pPr>
+            <w:r>
+              <w:rPr/>
+              <w:t xml:space="preserve">O</w:t>
+            </w:r>
+          </w:p>
+        </w:tc>
+      </w:tr>
+      <w:tr>
+        <w:tc>
+          <w:tcPr>
+            <w:tcW w:w="1577" w:type="dxa"/>
+            <w:vAlign w:val="center"/>
+          </w:tcPr>
+          <w:p>
+            <w:pPr>
+              <w:pStyle w:val="TABLE-cell"/>
+            </w:pPr>
+            <w:r>
+              <w:rPr/>
+              <w:t xml:space="preserve">PackML Model</w:t>
+            </w:r>
+          </w:p>
+        </w:tc>
+        <w:tc>
+          <w:tcPr>
+            <w:tcW w:w="4865" w:type="dxa"/>
+            <w:vAlign w:val="center"/>
+          </w:tcPr>
+          <w:p>
+            <w:pPr>
+              <w:pStyle w:val="TABLE-cell"/>
+            </w:pPr>
+            <w:r>
+              <w:rPr/>
+              <w:t xml:space="preserve">PackML Admin Alarm</w:t>
+            </w:r>
+          </w:p>
+        </w:tc>
+        <w:tc>
+          <w:tcPr>
+            <w:tcW w:w="2628" w:type="dxa"/>
+            <w:vAlign w:val="center"/>
+          </w:tcPr>
+          <w:p>
+            <w:pPr>
+              <w:pStyle w:val="TABLE-cell"/>
+            </w:pPr>
+            <w:r>
+              <w:rPr/>
+              <w:t xml:space="preserve">O</w:t>
+            </w:r>
+          </w:p>
+        </w:tc>
+      </w:tr>
+      <w:tr>
+        <w:tc>
+          <w:tcPr>
+            <w:tcW w:w="1577" w:type="dxa"/>
+            <w:vAlign w:val="center"/>
+          </w:tcPr>
+          <w:p>
+            <w:pPr>
+              <w:pStyle w:val="TABLE-cell"/>
+            </w:pPr>
+            <w:r>
+              <w:rPr/>
+              <w:t xml:space="preserve">PackML Model</w:t>
+            </w:r>
+          </w:p>
+        </w:tc>
+        <w:tc>
+          <w:tcPr>
+            <w:tcW w:w="4865" w:type="dxa"/>
+            <w:vAlign w:val="center"/>
+          </w:tcPr>
+          <w:p>
+            <w:pPr>
+              <w:pStyle w:val="TABLE-cell"/>
+            </w:pPr>
+            <w:r>
+              <w:rPr/>
+              <w:t xml:space="preserve">PackML Admin Alarm History</w:t>
+            </w:r>
+          </w:p>
+        </w:tc>
+        <w:tc>
+          <w:tcPr>
+            <w:tcW w:w="2628" w:type="dxa"/>
+            <w:vAlign w:val="center"/>
+          </w:tcPr>
+          <w:p>
+            <w:pPr>
+              <w:pStyle w:val="TABLE-cell"/>
+            </w:pPr>
+            <w:r>
+              <w:rPr/>
+              <w:t xml:space="preserve">O</w:t>
+            </w:r>
+          </w:p>
+        </w:tc>
+      </w:tr>
+      <w:tr>
+        <w:tc>
+          <w:tcPr>
+            <w:tcW w:w="1577" w:type="dxa"/>
+            <w:vAlign w:val="center"/>
+          </w:tcPr>
+          <w:p>
+            <w:pPr>
+              <w:pStyle w:val="TABLE-cell"/>
+            </w:pPr>
+            <w:r>
+              <w:rPr/>
+              <w:t xml:space="preserve">PackML Model</w:t>
+            </w:r>
+          </w:p>
+        </w:tc>
+        <w:tc>
+          <w:tcPr>
+            <w:tcW w:w="4865" w:type="dxa"/>
+            <w:vAlign w:val="center"/>
+          </w:tcPr>
+          <w:p>
+            <w:pPr>
+              <w:pStyle w:val="TABLE-cell"/>
+            </w:pPr>
+            <w:r>
+              <w:rPr/>
+              <w:t xml:space="preserve">PackML Admin Warning</w:t>
+            </w:r>
+          </w:p>
+        </w:tc>
+        <w:tc>
+          <w:tcPr>
+            <w:tcW w:w="2628" w:type="dxa"/>
+            <w:vAlign w:val="center"/>
+          </w:tcPr>
+          <w:p>
+            <w:pPr>
+              <w:pStyle w:val="TABLE-cell"/>
+            </w:pPr>
+            <w:r>
+              <w:rPr/>
+              <w:t xml:space="preserve">O</w:t>
+            </w:r>
+          </w:p>
+        </w:tc>
+      </w:tr>
+      <w:tr>
+        <w:tc>
+          <w:tcPr>
+            <w:tcW w:w="1577" w:type="dxa"/>
+            <w:vAlign w:val="center"/>
+          </w:tcPr>
+          <w:p>
+            <w:pPr>
+              <w:pStyle w:val="TABLE-cell"/>
+            </w:pPr>
+            <w:r>
+              <w:rPr/>
+              <w:t xml:space="preserve">PackML Model</w:t>
+            </w:r>
+          </w:p>
+        </w:tc>
+        <w:tc>
+          <w:tcPr>
+            <w:tcW w:w="4865" w:type="dxa"/>
+            <w:vAlign w:val="center"/>
+          </w:tcPr>
+          <w:p>
+            <w:pPr>
+              <w:pStyle w:val="TABLE-cell"/>
+            </w:pPr>
+            <w:r>
+              <w:rPr/>
+              <w:t xml:space="preserve">PackML Admin Stop</w:t>
+            </w:r>
+          </w:p>
+        </w:tc>
+        <w:tc>
+          <w:tcPr>
+            <w:tcW w:w="2628" w:type="dxa"/>
+            <w:vAlign w:val="center"/>
+          </w:tcPr>
+          <w:p>
+            <w:pPr>
+              <w:pStyle w:val="TABLE-cell"/>
+            </w:pPr>
+            <w:r>
+              <w:rPr/>
+              <w:t xml:space="preserve">O</w:t>
+            </w:r>
+          </w:p>
+        </w:tc>
+      </w:tr>
+      <w:tr>
+        <w:tc>
+          <w:tcPr>
+            <w:tcW w:w="1577" w:type="dxa"/>
+            <w:vAlign w:val="center"/>
+          </w:tcPr>
+          <w:p>
+            <w:pPr>
+              <w:pStyle w:val="TABLE-cell"/>
+            </w:pPr>
+            <w:r>
+              <w:rPr/>
+              <w:t xml:space="preserve">PackML Model</w:t>
+            </w:r>
+          </w:p>
+        </w:tc>
+        <w:tc>
+          <w:tcPr>
+            <w:tcW w:w="4865" w:type="dxa"/>
+            <w:vAlign w:val="center"/>
+          </w:tcPr>
+          <w:p>
+            <w:pPr>
+              <w:pStyle w:val="TABLE-cell"/>
+            </w:pPr>
+            <w:r>
+              <w:rPr/>
+              <w:t xml:space="preserve">PackML Admin mode statistics</w:t>
+            </w:r>
+          </w:p>
+        </w:tc>
+        <w:tc>
+          <w:tcPr>
+            <w:tcW w:w="2628" w:type="dxa"/>
+            <w:vAlign w:val="center"/>
+          </w:tcPr>
+          <w:p>
+            <w:pPr>
+              <w:pStyle w:val="TABLE-cell"/>
+            </w:pPr>
+            <w:r>
+              <w:rPr/>
+              <w:t xml:space="preserve">O</w:t>
+            </w:r>
+          </w:p>
+        </w:tc>
+      </w:tr>
+      <w:tr>
+        <w:tc>
+          <w:tcPr>
+            <w:tcW w:w="1577" w:type="dxa"/>
+            <w:vAlign w:val="center"/>
+          </w:tcPr>
+          <w:p>
+            <w:pPr>
+              <w:pStyle w:val="TABLE-cell"/>
+            </w:pPr>
+            <w:r>
+              <w:rPr/>
+              <w:t xml:space="preserve">PackML Model</w:t>
+            </w:r>
+          </w:p>
+        </w:tc>
+        <w:tc>
+          <w:tcPr>
+            <w:tcW w:w="4865" w:type="dxa"/>
+            <w:vAlign w:val="center"/>
+          </w:tcPr>
+          <w:p>
+            <w:pPr>
+              <w:pStyle w:val="TABLE-cell"/>
+            </w:pPr>
+            <w:r>
+              <w:rPr/>
+              <w:t xml:space="preserve">PackML Admin state Statistics</w:t>
+            </w:r>
+          </w:p>
+        </w:tc>
+        <w:tc>
+          <w:tcPr>
+            <w:tcW w:w="2628" w:type="dxa"/>
+            <w:vAlign w:val="center"/>
+          </w:tcPr>
+          <w:p>
+            <w:pPr>
+              <w:pStyle w:val="TABLE-cell"/>
+            </w:pPr>
+            <w:r>
+              <w:rPr/>
+              <w:t xml:space="preserve">O</w:t>
+            </w:r>
+          </w:p>
+        </w:tc>
+      </w:tr>
+      <w:tr>
+        <w:tc>
+          <w:tcPr>
+            <w:tcW w:w="1577" w:type="dxa"/>
+            <w:vAlign w:val="center"/>
+          </w:tcPr>
+          <w:p>
+            <w:pPr>
+              <w:pStyle w:val="TABLE-cell"/>
+            </w:pPr>
+            <w:r>
+              <w:rPr/>
+              <w:t xml:space="preserve">PackML Model</w:t>
+            </w:r>
+          </w:p>
+        </w:tc>
+        <w:tc>
+          <w:tcPr>
+            <w:tcW w:w="4865" w:type="dxa"/>
+            <w:vAlign w:val="center"/>
+          </w:tcPr>
+          <w:p>
+            <w:pPr>
+              <w:pStyle w:val="TABLE-cell"/>
+            </w:pPr>
+            <w:r>
+              <w:rPr/>
+              <w:t xml:space="preserve">PackML Admin</w:t>
+            </w:r>
+          </w:p>
+        </w:tc>
+        <w:tc>
+          <w:tcPr>
+            <w:tcW w:w="2628" w:type="dxa"/>
+            <w:vAlign w:val="center"/>
+          </w:tcPr>
+          <w:p>
+            <w:pPr>
+              <w:pStyle w:val="TABLE-cell"/>
+            </w:pPr>
+            <w:r>
+              <w:rPr/>
+              <w:t xml:space="preserve">O</w:t>
+            </w:r>
+          </w:p>
+        </w:tc>
+      </w:tr>
+      <w:tr>
+        <w:tc>
+          <w:tcPr>
+            <w:tcW w:w="1577" w:type="dxa"/>
+            <w:vAlign w:val="center"/>
+          </w:tcPr>
+          <w:p>
+            <w:pPr>
+              <w:pStyle w:val="TABLE-cell"/>
+            </w:pPr>
+            <w:r>
+              <w:rPr/>
+              <w:t xml:space="preserve">PackML Model</w:t>
+            </w:r>
+          </w:p>
+        </w:tc>
+        <w:tc>
+          <w:tcPr>
+            <w:tcW w:w="4865" w:type="dxa"/>
+            <w:vAlign w:val="center"/>
+          </w:tcPr>
+          <w:p>
+            <w:pPr>
+              <w:pStyle w:val="TABLE-cell"/>
+            </w:pPr>
+            <w:r>
+              <w:rPr/>
+              <w:t xml:space="preserve">PackML Admin ResetTime</w:t>
+            </w:r>
+          </w:p>
+        </w:tc>
+        <w:tc>
+          <w:tcPr>
+            <w:tcW w:w="2628" w:type="dxa"/>
+            <w:vAlign w:val="center"/>
+          </w:tcPr>
+          <w:p>
+            <w:pPr>
+              <w:pStyle w:val="TABLE-cell"/>
+            </w:pPr>
+            <w:r>
+              <w:rPr/>
+              <w:t xml:space="preserve">O</w:t>
+            </w:r>
+          </w:p>
+        </w:tc>
+      </w:tr>
+      <w:tr>
+        <w:tc>
+          <w:tcPr>
+            <w:tcW w:w="1577" w:type="dxa"/>
+            <w:vAlign w:val="center"/>
+          </w:tcPr>
+          <w:p>
+            <w:pPr>
+              <w:pStyle w:val="TABLE-cell"/>
+            </w:pPr>
+            <w:r>
+              <w:rPr/>
+              <w:t xml:space="preserve">PackML Model</w:t>
+            </w:r>
+          </w:p>
+        </w:tc>
+        <w:tc>
+          <w:tcPr>
+            <w:tcW w:w="4865" w:type="dxa"/>
+            <w:vAlign w:val="center"/>
+          </w:tcPr>
+          <w:p>
+            <w:pPr>
+              <w:pStyle w:val="TABLE-cell"/>
+            </w:pPr>
+            <w:r>
+              <w:rPr/>
+              <w:t xml:space="preserve">PackML Admin machine speed.</w:t>
+            </w:r>
+          </w:p>
+        </w:tc>
+        <w:tc>
+          <w:tcPr>
+            <w:tcW w:w="2628" w:type="dxa"/>
+            <w:vAlign w:val="center"/>
+          </w:tcPr>
+          <w:p>
+            <w:pPr>
+              <w:pStyle w:val="TABLE-cell"/>
+            </w:pPr>
+            <w:r>
+              <w:rPr/>
+              <w:t xml:space="preserve">O</w:t>
+            </w:r>
+          </w:p>
+        </w:tc>
+      </w:tr>
+      <w:tr>
+        <w:tc>
+          <w:tcPr>
+            <w:tcW w:w="1577" w:type="dxa"/>
+            <w:vAlign w:val="center"/>
+          </w:tcPr>
+          <w:p>
+            <w:pPr>
+              <w:pStyle w:val="TABLE-cell"/>
+            </w:pPr>
+            <w:r>
+              <w:rPr/>
+              <w:t xml:space="preserve">PackML Model</w:t>
+            </w:r>
+          </w:p>
+        </w:tc>
+        <w:tc>
+          <w:tcPr>
+            <w:tcW w:w="4865" w:type="dxa"/>
+            <w:vAlign w:val="center"/>
+          </w:tcPr>
+          <w:p>
+            <w:pPr>
+              <w:pStyle w:val="TABLE-cell"/>
+            </w:pPr>
+            <w:r>
+              <w:rPr/>
+              <w:t xml:space="preserve">PackML Machine Speed</w:t>
+            </w:r>
+          </w:p>
+        </w:tc>
+        <w:tc>
+          <w:tcPr>
+            <w:tcW w:w="2628" w:type="dxa"/>
+            <w:vAlign w:val="center"/>
+          </w:tcPr>
+          <w:p>
+            <w:pPr>
+              <w:pStyle w:val="TABLE-cell"/>
+            </w:pPr>
+            <w:r>
+              <w:rPr/>
+              <w:t xml:space="preserve">O</w:t>
+            </w:r>
+          </w:p>
+        </w:tc>
+      </w:tr>
+      <w:tr>
+        <w:tc>
+          <w:tcPr>
+            <w:tcW w:w="1577" w:type="dxa"/>
+            <w:vAlign w:val="center"/>
+          </w:tcPr>
+          <w:p>
+            <w:pPr>
+              <w:pStyle w:val="TABLE-cell"/>
+            </w:pPr>
+            <w:r>
+              <w:rPr/>
+              <w:t xml:space="preserve">PackML Model</w:t>
+            </w:r>
+          </w:p>
+        </w:tc>
+        <w:tc>
+          <w:tcPr>
+            <w:tcW w:w="4865" w:type="dxa"/>
+            <w:vAlign w:val="center"/>
+          </w:tcPr>
+          <w:p>
+            <w:pPr>
+              <w:pStyle w:val="TABLE-cell"/>
+            </w:pPr>
+            <w:r>
+              <w:rPr/>
+              <w:t xml:space="preserve">PackML Equipment Blocked</w:t>
+            </w:r>
+          </w:p>
+        </w:tc>
+        <w:tc>
+          <w:tcPr>
+            <w:tcW w:w="2628" w:type="dxa"/>
+            <w:vAlign w:val="center"/>
+          </w:tcPr>
+          <w:p>
+            <w:pPr>
+              <w:pStyle w:val="TABLE-cell"/>
+            </w:pPr>
+            <w:r>
+              <w:rPr/>
+              <w:t xml:space="preserve">O</w:t>
+            </w:r>
+          </w:p>
+        </w:tc>
+      </w:tr>
+      <w:tr>
+        <w:tc>
+          <w:tcPr>
+            <w:tcW w:w="1577" w:type="dxa"/>
+            <w:vAlign w:val="center"/>
+          </w:tcPr>
+          <w:p>
+            <w:pPr>
+              <w:pStyle w:val="TABLE-cell"/>
+            </w:pPr>
+            <w:r>
+              <w:rPr/>
+              <w:t xml:space="preserve">PackML Model</w:t>
+            </w:r>
+          </w:p>
+        </w:tc>
+        <w:tc>
+          <w:tcPr>
+            <w:tcW w:w="4865" w:type="dxa"/>
+            <w:vAlign w:val="center"/>
+          </w:tcPr>
+          <w:p>
+            <w:pPr>
+              <w:pStyle w:val="TABLE-cell"/>
+            </w:pPr>
+            <w:r>
+              <w:rPr/>
+              <w:t xml:space="preserve">PackML Equipment Starved</w:t>
+            </w:r>
+          </w:p>
+        </w:tc>
+        <w:tc>
+          <w:tcPr>
+            <w:tcW w:w="2628" w:type="dxa"/>
+            <w:vAlign w:val="center"/>
+          </w:tcPr>
+          <w:p>
+            <w:pPr>
+              <w:pStyle w:val="TABLE-cell"/>
+            </w:pPr>
+            <w:r>
+              <w:rPr/>
+              <w:t xml:space="preserve">O</w:t>
+            </w:r>
+          </w:p>
+        </w:tc>
+      </w:tr>
+      <w:tr>
+        <w:tc>
+          <w:tcPr>
+            <w:tcW w:w="1577" w:type="dxa"/>
+            <w:vAlign w:val="center"/>
+          </w:tcPr>
+          <w:p>
+            <w:pPr>
+              <w:pStyle w:val="TABLE-cell"/>
+            </w:pPr>
+            <w:r>
+              <w:rPr/>
+              <w:t xml:space="preserve">PackML Model</w:t>
+            </w:r>
+          </w:p>
+        </w:tc>
+        <w:tc>
+          <w:tcPr>
+            <w:tcW w:w="4865" w:type="dxa"/>
+            <w:vAlign w:val="center"/>
+          </w:tcPr>
+          <w:p>
+            <w:pPr>
+              <w:pStyle w:val="TABLE-cell"/>
+            </w:pPr>
+            <w:r>
+              <w:rPr/>
+              <w:t xml:space="preserve">PackML ProdDefectiveCount</w:t>
+            </w:r>
+          </w:p>
+        </w:tc>
+        <w:tc>
+          <w:tcPr>
+            <w:tcW w:w="2628" w:type="dxa"/>
+            <w:vAlign w:val="center"/>
+          </w:tcPr>
+          <w:p>
+            <w:pPr>
+              <w:pStyle w:val="TABLE-cell"/>
+            </w:pPr>
+            <w:r>
+              <w:rPr/>
+              <w:t xml:space="preserve">O</w:t>
+            </w:r>
+          </w:p>
+        </w:tc>
+      </w:tr>
+      <w:tr>
+        <w:tc>
+          <w:tcPr>
+            <w:tcW w:w="1577" w:type="dxa"/>
+            <w:vAlign w:val="center"/>
+          </w:tcPr>
+          <w:p>
+            <w:pPr>
+              <w:pStyle w:val="TABLE-cell"/>
+            </w:pPr>
+            <w:r>
+              <w:rPr/>
+              <w:t xml:space="preserve">PackML Model</w:t>
+            </w:r>
+          </w:p>
+        </w:tc>
+        <w:tc>
+          <w:tcPr>
+            <w:tcW w:w="4865" w:type="dxa"/>
+            <w:vAlign w:val="center"/>
+          </w:tcPr>
+          <w:p>
+            <w:pPr>
+              <w:pStyle w:val="TABLE-cell"/>
+            </w:pPr>
+            <w:r>
+              <w:rPr/>
+              <w:t xml:space="preserve">PackML ProdProcessedCount</w:t>
+            </w:r>
+          </w:p>
+        </w:tc>
+        <w:tc>
+          <w:tcPr>
+            <w:tcW w:w="2628" w:type="dxa"/>
+            <w:vAlign w:val="center"/>
+          </w:tcPr>
+          <w:p>
+            <w:pPr>
+              <w:pStyle w:val="TABLE-cell"/>
+            </w:pPr>
+            <w:r>
+              <w:rPr/>
+              <w:t xml:space="preserve">O</w:t>
+            </w:r>
+          </w:p>
+        </w:tc>
+      </w:tr>
+      <w:tr>
+        <w:tc>
+          <w:tcPr>
+            <w:tcW w:w="1577" w:type="dxa"/>
+            <w:vAlign w:val="center"/>
+          </w:tcPr>
+          <w:p>
+            <w:pPr>
+              <w:pStyle w:val="TABLE-cell"/>
+            </w:pPr>
+            <w:r>
+              <w:rPr/>
+              <w:t xml:space="preserve">PackML Model</w:t>
+            </w:r>
+          </w:p>
+        </w:tc>
+        <w:tc>
+          <w:tcPr>
+            <w:tcW w:w="4865" w:type="dxa"/>
+            <w:vAlign w:val="center"/>
+          </w:tcPr>
+          <w:p>
+            <w:pPr>
+              <w:pStyle w:val="TABLE-cell"/>
+            </w:pPr>
+            <w:r>
+              <w:rPr/>
+              <w:t xml:space="preserve">PackML Base TagID</w:t>
+            </w:r>
+          </w:p>
+        </w:tc>
+        <w:tc>
+          <w:tcPr>
+            <w:tcW w:w="2628" w:type="dxa"/>
+            <w:vAlign w:val="center"/>
+          </w:tcPr>
+          <w:p>
+            <w:pPr>
+              <w:pStyle w:val="TABLE-cell"/>
+            </w:pPr>
+            <w:r>
+              <w:rPr/>
+              <w:t xml:space="preserve">O</w:t>
+            </w:r>
+          </w:p>
+        </w:tc>
+      </w:tr>
+      <w:tr>
+        <w:tc>
+          <w:tcPr>
+            <w:tcW w:w="1577" w:type="dxa"/>
+            <w:vAlign w:val="center"/>
+          </w:tcPr>
+          <w:p>
+            <w:pPr>
+              <w:pStyle w:val="TABLE-cell"/>
+            </w:pPr>
+            <w:r>
+              <w:rPr/>
+              <w:t xml:space="preserve">PackML Model</w:t>
+            </w:r>
+          </w:p>
+        </w:tc>
+        <w:tc>
+          <w:tcPr>
+            <w:tcW w:w="4865" w:type="dxa"/>
+            <w:vAlign w:val="center"/>
+          </w:tcPr>
+          <w:p>
+            <w:pPr>
+              <w:pStyle w:val="TABLE-cell"/>
+            </w:pPr>
+            <w:r>
+              <w:rPr/>
+              <w:t xml:space="preserve">PackML Base Version</w:t>
+            </w:r>
+          </w:p>
+        </w:tc>
+        <w:tc>
+          <w:tcPr>
+            <w:tcW w:w="2628" w:type="dxa"/>
+            <w:vAlign w:val="center"/>
+          </w:tcPr>
+          <w:p>
+            <w:pPr>
+              <w:pStyle w:val="TABLE-cell"/>
+            </w:pPr>
+            <w:r>
+              <w:rPr/>
+              <w:t xml:space="preserve">O</w:t>
+            </w:r>
+          </w:p>
+        </w:tc>
+      </w:tr>
+    </w:tbl>
+    <w:p>
+      <w:pPr>
+        <w:pStyle w:val="spacer"/>
+      </w:pPr>
+    </w:p>
+    <w:p>
+      <w:pPr>
+        <w:pStyle w:val="Heading3"/>
+      </w:pPr>
+      <w:bookmarkStart w:name="Sts_sec_7_2_3" w:id="196"/>
+      <w:r>
+        <w:rPr/>
+        <w:t xml:space="preserve">PackML Base</w:t>
+      </w:r>
+      <w:bookmarkEnd w:id="196"/>
+    </w:p>
+    <w:p>
+      <w:pPr>
+        <w:pStyle w:val="Heading4"/>
+      </w:pPr>
+      <w:bookmarkStart w:name="Sts_sec_7_2_3_1" w:id="197"/>
+      <w:r>
+        <w:rPr/>
+        <w:t xml:space="preserve">Overview</w:t>
+      </w:r>
+      <w:bookmarkEnd w:id="197"/>
+    </w:p>
+    <w:p>
+      <w:pPr>
+        <w:pStyle w:val="PARAGRAPH"/>
+      </w:pPr>
+      <w:r>
+        <w:rPr/>
+        <w:t xml:space="preserve">The following subclauses specify the PackML Base available for applications that implement the PackML companion specification. Each subclause defines and describes a Facet or Profile.</w:t>
+      </w:r>
+    </w:p>
+    <w:p>
+      <w:pPr>
+        <w:pStyle w:val="Heading4"/>
+      </w:pPr>
+      <w:bookmarkStart w:name="Sts_sec_7_2_3_2" w:id="198"/>
+      <w:r>
+        <w:rPr/>
+        <w:t xml:space="preserve">PackML Base Functionality Client Facet</w:t>
+      </w:r>
+      <w:bookmarkEnd w:id="198"/>
+    </w:p>
+    <w:p>
+      <w:pPr>
+        <w:pStyle w:val="PARAGRAPH"/>
+      </w:pPr>
+      <w:r>
+        <w:rPr/>
+        <w:t xml:space="preserve">This Facet defines support for base Sample server functionality.</w:t>
+      </w:r>
+    </w:p>
+    <w:p>
+      <w:pPr>
+        <w:pStyle w:val="TABLE-title"/>
+      </w:pPr>
+      <w:bookmarkStart w:name="Sts_tbl_66" w:id="199"/>
+      <w:r>
+        <w:t xml:space="preserve">Table </w:t>
+      </w:r>
+      <w:r>
+        <w:fldChar w:fldCharType="begin"/>
+      </w:r>
+      <w:r>
+        <w:instrText xml:space="preserve"> SEQ Table \* ARABIC </w:instrText>
+      </w:r>
+      <w:r>
+        <w:fldChar w:fldCharType="separate"/>
+      </w:r>
+      <w:r>
+        <w:rPr/>
+        <w:t xml:space="preserve">66</w:t>
+      </w:r>
+      <w:r>
+        <w:fldChar w:fldCharType="end"/>
+      </w:r>
+      <w:bookmarkEnd w:id="199"/>
+      <w:r>
+        <w:t xml:space="preserve"> – </w:t>
+      </w:r>
+      <w:r>
+        <w:rPr/>
+        <w:t xml:space="preserve">PackML Base Functionality Client Facet</w:t>
+      </w:r>
+    </w:p>
+    <w:tbl>
+      <w:tblPr>
+        <w:tblStyle w:val="TableGrid"/>
+        <w:tblW w:w="9070" w:type="dxa"/>
+        <w:tblLayout w:type="fixed"/>
+      </w:tblPr>
+      <w:tblGrid>
+        <w:gridCol w:w="1432"/>
+        <w:gridCol w:w="5252"/>
+        <w:gridCol w:w="2386"/>
+      </w:tblGrid>
+      <w:tr>
+        <w:trPr>
+          <w:tblHeader/>
+        </w:trPr>
+        <w:tc>
+          <w:tcPr>
+            <w:tcW w:w="1432" w:type="dxa"/>
+            <w:vAlign w:val="center"/>
+          </w:tcPr>
+          <w:p>
+            <w:pPr>
+              <w:pStyle w:val="TABLE-col-heading"/>
+              <w:jc w:val="left"/>
+            </w:pPr>
+            <w:r>
+              <w:rPr/>
+              <w:t xml:space="preserve">Group</w:t>
+            </w:r>
+          </w:p>
+        </w:tc>
+        <w:tc>
+          <w:tcPr>
+            <w:tcW w:w="5252" w:type="dxa"/>
+            <w:vAlign w:val="center"/>
+          </w:tcPr>
+          <w:p>
+            <w:pPr>
+              <w:pStyle w:val="TABLE-col-heading"/>
+              <w:jc w:val="left"/>
+            </w:pPr>
+            <w:r>
+              <w:rPr/>
+              <w:t xml:space="preserve">Conformance Unit / Profile Title</w:t>
+            </w:r>
+          </w:p>
+        </w:tc>
+        <w:tc>
+          <w:tcPr>
+            <w:tcW w:w="2386" w:type="dxa"/>
+            <w:vAlign w:val="center"/>
+          </w:tcPr>
+          <w:p>
+            <w:pPr>
+              <w:pStyle w:val="TABLE-col-heading"/>
+              <w:jc w:val="left"/>
+            </w:pPr>
+            <w:r>
+              <w:rPr/>
+              <w:t xml:space="preserve">Mandatory / Optional</w:t>
+            </w:r>
+          </w:p>
+        </w:tc>
+      </w:tr>
+      <w:tr>
+        <w:tc>
+          <w:tcPr>
+            <w:tcW w:w="1432" w:type="dxa"/>
+            <w:vAlign w:val="center"/>
+          </w:tcPr>
+          <w:p>
+            <w:pPr>
+              <w:pStyle w:val="TABLE-cell"/>
+            </w:pPr>
+            <w:r>
+              <w:rPr/>
+              <w:t xml:space="preserve">PackML Model</w:t>
+            </w:r>
+          </w:p>
+        </w:tc>
+        <w:tc>
+          <w:tcPr>
+            <w:tcW w:w="5252" w:type="dxa"/>
+            <w:vAlign w:val="center"/>
+          </w:tcPr>
+          <w:p>
+            <w:pPr>
+              <w:pStyle w:val="TABLE-cell"/>
+            </w:pPr>
+            <w:r>
+              <w:rPr/>
+              <w:t xml:space="preserve">PackML Base Functionality</w:t>
+            </w:r>
+          </w:p>
+        </w:tc>
+        <w:tc>
+          <w:tcPr>
+            <w:tcW w:w="2386" w:type="dxa"/>
+            <w:vAlign w:val="center"/>
+          </w:tcPr>
+          <w:p>
+            <w:pPr>
+              <w:pStyle w:val="TABLE-cell"/>
+            </w:pPr>
+            <w:r>
+              <w:rPr/>
+              <w:t xml:space="preserve">M</w:t>
+            </w:r>
+          </w:p>
+        </w:tc>
+      </w:tr>
+      <w:tr>
+        <w:tc>
+          <w:tcPr>
+            <w:tcW w:w="1432" w:type="dxa"/>
+            <w:vAlign w:val="center"/>
+          </w:tcPr>
+          <w:p>
+            <w:pPr>
+              <w:pStyle w:val="TABLE-cell"/>
+            </w:pPr>
+            <w:r>
+              <w:rPr/>
+              <w:t xml:space="preserve">PackML Model</w:t>
+            </w:r>
+          </w:p>
+        </w:tc>
+        <w:tc>
+          <w:tcPr>
+            <w:tcW w:w="5252" w:type="dxa"/>
+            <w:vAlign w:val="center"/>
+          </w:tcPr>
+          <w:p>
+            <w:pPr>
+              <w:pStyle w:val="TABLE-cell"/>
+            </w:pPr>
+            <w:r>
+              <w:rPr/>
+              <w:t xml:space="preserve">PackML Base Functionality Client</w:t>
+            </w:r>
+          </w:p>
+        </w:tc>
+        <w:tc>
+          <w:tcPr>
+            <w:tcW w:w="2386" w:type="dxa"/>
+            <w:vAlign w:val="center"/>
+          </w:tcPr>
+          <w:p>
+            <w:pPr>
+              <w:pStyle w:val="TABLE-cell"/>
+            </w:pPr>
+            <w:r>
+              <w:rPr/>
+              <w:t xml:space="preserve">M</w:t>
+            </w:r>
+          </w:p>
+        </w:tc>
+      </w:tr>
+      <w:tr>
+        <w:tc>
+          <w:tcPr>
+            <w:tcW w:w="1432" w:type="dxa"/>
+            <w:vAlign w:val="center"/>
+          </w:tcPr>
+          <w:p>
+            <w:pPr>
+              <w:pStyle w:val="TABLE-cell"/>
+            </w:pPr>
+            <w:r>
+              <w:rPr/>
+              <w:t xml:space="preserve">PackML Model</w:t>
+            </w:r>
+          </w:p>
+        </w:tc>
+        <w:tc>
+          <w:tcPr>
+            <w:tcW w:w="5252" w:type="dxa"/>
+            <w:vAlign w:val="center"/>
+          </w:tcPr>
+          <w:p>
+            <w:pPr>
+              <w:pStyle w:val="TABLE-cell"/>
+            </w:pPr>
+            <w:r>
+              <w:rPr/>
+              <w:t xml:space="preserve">PackML Base Version Client</w:t>
+            </w:r>
+          </w:p>
+        </w:tc>
+        <w:tc>
+          <w:tcPr>
+            <w:tcW w:w="2386" w:type="dxa"/>
+            <w:vAlign w:val="center"/>
+          </w:tcPr>
+          <w:p>
+            <w:pPr>
+              <w:pStyle w:val="TABLE-cell"/>
+            </w:pPr>
+            <w:r>
+              <w:rPr/>
+              <w:t xml:space="preserve">M</w:t>
+            </w:r>
+          </w:p>
+        </w:tc>
+      </w:tr>
+      <w:tr>
+        <w:tc>
+          <w:tcPr>
+            <w:tcW w:w="1432" w:type="dxa"/>
+            <w:vAlign w:val="center"/>
+          </w:tcPr>
+          <w:p>
+            <w:pPr>
+              <w:pStyle w:val="TABLE-cell"/>
+            </w:pPr>
+            <w:r>
+              <w:rPr/>
+              <w:t xml:space="preserve">PackML Model</w:t>
+            </w:r>
+          </w:p>
+        </w:tc>
+        <w:tc>
+          <w:tcPr>
+            <w:tcW w:w="5252" w:type="dxa"/>
+            <w:vAlign w:val="center"/>
+          </w:tcPr>
+          <w:p>
+            <w:pPr>
+              <w:pStyle w:val="TABLE-cell"/>
+            </w:pPr>
+            <w:r>
+              <w:rPr/>
+              <w:t xml:space="preserve">PackML Base Status Client</w:t>
+            </w:r>
+          </w:p>
+        </w:tc>
+        <w:tc>
+          <w:tcPr>
+            <w:tcW w:w="2386" w:type="dxa"/>
+            <w:vAlign w:val="center"/>
+          </w:tcPr>
+          <w:p>
+            <w:pPr>
+              <w:pStyle w:val="TABLE-cell"/>
+            </w:pPr>
+            <w:r>
+              <w:rPr/>
+              <w:t xml:space="preserve">M</w:t>
+            </w:r>
+          </w:p>
+        </w:tc>
+      </w:tr>
+      <w:tr>
+        <w:tc>
+          <w:tcPr>
+            <w:tcW w:w="1432" w:type="dxa"/>
+            <w:vAlign w:val="center"/>
+          </w:tcPr>
+          <w:p>
+            <w:pPr>
+              <w:pStyle w:val="TABLE-cell"/>
+            </w:pPr>
+            <w:r>
+              <w:rPr/>
+              <w:t xml:space="preserve">PackML Model</w:t>
+            </w:r>
+          </w:p>
+        </w:tc>
+        <w:tc>
+          <w:tcPr>
+            <w:tcW w:w="5252" w:type="dxa"/>
+            <w:vAlign w:val="center"/>
+          </w:tcPr>
+          <w:p>
+            <w:pPr>
+              <w:pStyle w:val="TABLE-cell"/>
+            </w:pPr>
+            <w:r>
+              <w:rPr/>
+              <w:t xml:space="preserve">PackML State Information Client</w:t>
+            </w:r>
+          </w:p>
+        </w:tc>
+        <w:tc>
+          <w:tcPr>
+            <w:tcW w:w="2386" w:type="dxa"/>
+            <w:vAlign w:val="center"/>
+          </w:tcPr>
+          <w:p>
+            <w:pPr>
+              <w:pStyle w:val="TABLE-cell"/>
+            </w:pPr>
+            <w:r>
+              <w:rPr/>
+              <w:t xml:space="preserve">M</w:t>
+            </w:r>
+          </w:p>
+        </w:tc>
+      </w:tr>
+      <w:tr>
+        <w:tc>
+          <w:tcPr>
+            <w:tcW w:w="1432" w:type="dxa"/>
+            <w:vAlign w:val="center"/>
+          </w:tcPr>
+          <w:p>
+            <w:pPr>
+              <w:pStyle w:val="TABLE-cell"/>
+            </w:pPr>
+            <w:r>
+              <w:rPr/>
+              <w:t xml:space="preserve">PackML Model</w:t>
+            </w:r>
+          </w:p>
+        </w:tc>
+        <w:tc>
+          <w:tcPr>
+            <w:tcW w:w="5252" w:type="dxa"/>
+            <w:vAlign w:val="center"/>
+          </w:tcPr>
+          <w:p>
+            <w:pPr>
+              <w:pStyle w:val="TABLE-cell"/>
+            </w:pPr>
+            <w:r>
+              <w:rPr/>
+              <w:t xml:space="preserve">PackML Base TagID Client</w:t>
+            </w:r>
+          </w:p>
+        </w:tc>
+        <w:tc>
+          <w:tcPr>
+            <w:tcW w:w="2386" w:type="dxa"/>
+            <w:vAlign w:val="center"/>
+          </w:tcPr>
+          <w:p>
+            <w:pPr>
+              <w:pStyle w:val="TABLE-cell"/>
+            </w:pPr>
+            <w:r>
+              <w:rPr/>
+              <w:t xml:space="preserve">O</w:t>
+            </w:r>
+          </w:p>
+        </w:tc>
+      </w:tr>
+      <w:tr>
+        <w:tc>
+          <w:tcPr>
+            <w:tcW w:w="1432" w:type="dxa"/>
+            <w:vAlign w:val="center"/>
+          </w:tcPr>
+          <w:p>
+            <w:pPr>
+              <w:pStyle w:val="TABLE-cell"/>
+            </w:pPr>
+            <w:r>
+              <w:rPr/>
+              <w:t xml:space="preserve">PackML Model</w:t>
+            </w:r>
+          </w:p>
+        </w:tc>
+        <w:tc>
+          <w:tcPr>
+            <w:tcW w:w="5252" w:type="dxa"/>
+            <w:vAlign w:val="center"/>
+          </w:tcPr>
+          <w:p>
+            <w:pPr>
+              <w:pStyle w:val="TABLE-cell"/>
+            </w:pPr>
+            <w:r>
+              <w:rPr/>
+              <w:t xml:space="preserve">PackML Base Version Client</w:t>
+            </w:r>
+          </w:p>
+        </w:tc>
+        <w:tc>
+          <w:tcPr>
+            <w:tcW w:w="2386" w:type="dxa"/>
+            <w:vAlign w:val="center"/>
+          </w:tcPr>
+          <w:p>
+            <w:pPr>
+              <w:pStyle w:val="TABLE-cell"/>
+            </w:pPr>
+            <w:r>
+              <w:rPr/>
+              <w:t xml:space="preserve">O</w:t>
+            </w:r>
+          </w:p>
+        </w:tc>
+      </w:tr>
+      <w:tr>
+        <w:tc>
+          <w:tcPr>
+            <w:tcW w:w="1432" w:type="dxa"/>
+            <w:vAlign w:val="center"/>
+          </w:tcPr>
+          <w:p>
+            <w:pPr>
+              <w:pStyle w:val="TABLE-cell"/>
+            </w:pPr>
+            <w:r>
+              <w:rPr/>
+              <w:t xml:space="preserve">PackML Model</w:t>
+            </w:r>
+          </w:p>
+        </w:tc>
+        <w:tc>
+          <w:tcPr>
+            <w:tcW w:w="5252" w:type="dxa"/>
+            <w:vAlign w:val="center"/>
+          </w:tcPr>
+          <w:p>
+            <w:pPr>
+              <w:pStyle w:val="TABLE-cell"/>
+            </w:pPr>
+            <w:r>
+              <w:rPr/>
+              <w:t xml:space="preserve">PackML State Abort Client</w:t>
+            </w:r>
+          </w:p>
+        </w:tc>
+        <w:tc>
+          <w:tcPr>
+            <w:tcW w:w="2386" w:type="dxa"/>
+            <w:vAlign w:val="center"/>
+          </w:tcPr>
+          <w:p>
+            <w:pPr>
+              <w:pStyle w:val="TABLE-cell"/>
+            </w:pPr>
+            <w:r>
+              <w:rPr/>
+              <w:t xml:space="preserve">O</w:t>
+            </w:r>
+          </w:p>
+        </w:tc>
+      </w:tr>
+      <w:tr>
+        <w:tc>
+          <w:tcPr>
+            <w:tcW w:w="1432" w:type="dxa"/>
+            <w:vAlign w:val="center"/>
+          </w:tcPr>
+          <w:p>
+            <w:pPr>
+              <w:pStyle w:val="TABLE-cell"/>
+            </w:pPr>
+            <w:r>
+              <w:rPr/>
+              <w:t xml:space="preserve">PackML Model</w:t>
+            </w:r>
+          </w:p>
+        </w:tc>
+        <w:tc>
+          <w:tcPr>
+            <w:tcW w:w="5252" w:type="dxa"/>
+            <w:vAlign w:val="center"/>
+          </w:tcPr>
+          <w:p>
+            <w:pPr>
+              <w:pStyle w:val="TABLE-cell"/>
+            </w:pPr>
+            <w:r>
+              <w:rPr/>
+              <w:t xml:space="preserve">PackML State Clear Client</w:t>
+            </w:r>
+          </w:p>
+        </w:tc>
+        <w:tc>
+          <w:tcPr>
+            <w:tcW w:w="2386" w:type="dxa"/>
+            <w:vAlign w:val="center"/>
+          </w:tcPr>
+          <w:p>
+            <w:pPr>
+              <w:pStyle w:val="TABLE-cell"/>
+            </w:pPr>
+            <w:r>
+              <w:rPr/>
+              <w:t xml:space="preserve">O</w:t>
+            </w:r>
+          </w:p>
+        </w:tc>
+      </w:tr>
+      <w:tr>
+        <w:tc>
+          <w:tcPr>
+            <w:tcW w:w="1432" w:type="dxa"/>
+            <w:vAlign w:val="center"/>
+          </w:tcPr>
+          <w:p>
+            <w:pPr>
+              <w:pStyle w:val="TABLE-cell"/>
+            </w:pPr>
+            <w:r>
+              <w:rPr/>
+              <w:t xml:space="preserve">PackML Model</w:t>
+            </w:r>
+          </w:p>
+        </w:tc>
+        <w:tc>
+          <w:tcPr>
+            <w:tcW w:w="5252" w:type="dxa"/>
+            <w:vAlign w:val="center"/>
+          </w:tcPr>
+          <w:p>
+            <w:pPr>
+              <w:pStyle w:val="TABLE-cell"/>
+            </w:pPr>
+            <w:r>
+              <w:rPr/>
+              <w:t xml:space="preserve">PackML State Stop Client</w:t>
+            </w:r>
+          </w:p>
+        </w:tc>
+        <w:tc>
+          <w:tcPr>
+            <w:tcW w:w="2386" w:type="dxa"/>
+            <w:vAlign w:val="center"/>
+          </w:tcPr>
+          <w:p>
+            <w:pPr>
+              <w:pStyle w:val="TABLE-cell"/>
+            </w:pPr>
+            <w:r>
+              <w:rPr/>
+              <w:t xml:space="preserve">O</w:t>
+            </w:r>
+          </w:p>
+        </w:tc>
+      </w:tr>
+      <w:tr>
+        <w:tc>
+          <w:tcPr>
+            <w:tcW w:w="1432" w:type="dxa"/>
+            <w:vAlign w:val="center"/>
+          </w:tcPr>
+          <w:p>
+            <w:pPr>
+              <w:pStyle w:val="TABLE-cell"/>
+            </w:pPr>
+            <w:r>
+              <w:rPr/>
+              <w:t xml:space="preserve">PackML Model</w:t>
+            </w:r>
+          </w:p>
+        </w:tc>
+        <w:tc>
+          <w:tcPr>
+            <w:tcW w:w="5252" w:type="dxa"/>
+            <w:vAlign w:val="center"/>
+          </w:tcPr>
+          <w:p>
+            <w:pPr>
+              <w:pStyle w:val="TABLE-cell"/>
+            </w:pPr>
+            <w:r>
+              <w:rPr/>
+              <w:t xml:space="preserve">PackML State Reset Client</w:t>
+            </w:r>
+          </w:p>
+        </w:tc>
+        <w:tc>
+          <w:tcPr>
+            <w:tcW w:w="2386" w:type="dxa"/>
+            <w:vAlign w:val="center"/>
+          </w:tcPr>
+          <w:p>
+            <w:pPr>
+              <w:pStyle w:val="TABLE-cell"/>
+            </w:pPr>
+            <w:r>
+              <w:rPr/>
+              <w:t xml:space="preserve">O</w:t>
+            </w:r>
+          </w:p>
+        </w:tc>
+      </w:tr>
+      <w:tr>
+        <w:tc>
+          <w:tcPr>
+            <w:tcW w:w="1432" w:type="dxa"/>
+            <w:vAlign w:val="center"/>
+          </w:tcPr>
+          <w:p>
+            <w:pPr>
+              <w:pStyle w:val="TABLE-cell"/>
+            </w:pPr>
+            <w:r>
+              <w:rPr/>
+              <w:t xml:space="preserve">PackML Model</w:t>
+            </w:r>
+          </w:p>
+        </w:tc>
+        <w:tc>
+          <w:tcPr>
+            <w:tcW w:w="5252" w:type="dxa"/>
+            <w:vAlign w:val="center"/>
+          </w:tcPr>
+          <w:p>
+            <w:pPr>
+              <w:pStyle w:val="TABLE-cell"/>
+            </w:pPr>
+            <w:r>
+              <w:rPr/>
+              <w:t xml:space="preserve">PackML State Complete Client</w:t>
+            </w:r>
+          </w:p>
+        </w:tc>
+        <w:tc>
+          <w:tcPr>
+            <w:tcW w:w="2386" w:type="dxa"/>
+            <w:vAlign w:val="center"/>
+          </w:tcPr>
+          <w:p>
+            <w:pPr>
+              <w:pStyle w:val="TABLE-cell"/>
+            </w:pPr>
+            <w:r>
+              <w:rPr/>
+              <w:t xml:space="preserve">O</w:t>
+            </w:r>
+          </w:p>
+        </w:tc>
+      </w:tr>
+      <w:tr>
+        <w:tc>
+          <w:tcPr>
+            <w:tcW w:w="1432" w:type="dxa"/>
+            <w:vAlign w:val="center"/>
+          </w:tcPr>
+          <w:p>
+            <w:pPr>
+              <w:pStyle w:val="TABLE-cell"/>
+            </w:pPr>
+            <w:r>
+              <w:rPr/>
+              <w:t xml:space="preserve">PackML Model</w:t>
+            </w:r>
+          </w:p>
+        </w:tc>
+        <w:tc>
+          <w:tcPr>
+            <w:tcW w:w="5252" w:type="dxa"/>
+            <w:vAlign w:val="center"/>
+          </w:tcPr>
+          <w:p>
+            <w:pPr>
+              <w:pStyle w:val="TABLE-cell"/>
+            </w:pPr>
+            <w:r>
+              <w:rPr/>
+              <w:t xml:space="preserve">PackML State Start Client</w:t>
+            </w:r>
+          </w:p>
+        </w:tc>
+        <w:tc>
+          <w:tcPr>
+            <w:tcW w:w="2386" w:type="dxa"/>
+            <w:vAlign w:val="center"/>
+          </w:tcPr>
+          <w:p>
+            <w:pPr>
+              <w:pStyle w:val="TABLE-cell"/>
+            </w:pPr>
+            <w:r>
+              <w:rPr/>
+              <w:t xml:space="preserve">O</w:t>
+            </w:r>
+          </w:p>
+        </w:tc>
+      </w:tr>
+      <w:tr>
+        <w:tc>
+          <w:tcPr>
+            <w:tcW w:w="1432" w:type="dxa"/>
+            <w:vAlign w:val="center"/>
+          </w:tcPr>
+          <w:p>
+            <w:pPr>
+              <w:pStyle w:val="TABLE-cell"/>
+            </w:pPr>
+            <w:r>
+              <w:rPr/>
+              <w:t xml:space="preserve">PackML Model</w:t>
+            </w:r>
+          </w:p>
+        </w:tc>
+        <w:tc>
+          <w:tcPr>
+            <w:tcW w:w="5252" w:type="dxa"/>
+            <w:vAlign w:val="center"/>
+          </w:tcPr>
+          <w:p>
+            <w:pPr>
+              <w:pStyle w:val="TABLE-cell"/>
+            </w:pPr>
+            <w:r>
+              <w:rPr/>
+              <w:t xml:space="preserve">PackML State Unhold Client</w:t>
+            </w:r>
+          </w:p>
+        </w:tc>
+        <w:tc>
+          <w:tcPr>
+            <w:tcW w:w="2386" w:type="dxa"/>
+            <w:vAlign w:val="center"/>
+          </w:tcPr>
+          <w:p>
+            <w:pPr>
+              <w:pStyle w:val="TABLE-cell"/>
+            </w:pPr>
+            <w:r>
+              <w:rPr/>
+              <w:t xml:space="preserve">O</w:t>
+            </w:r>
+          </w:p>
+        </w:tc>
+      </w:tr>
+      <w:tr>
+        <w:tc>
+          <w:tcPr>
+            <w:tcW w:w="1432" w:type="dxa"/>
+            <w:vAlign w:val="center"/>
+          </w:tcPr>
+          <w:p>
+            <w:pPr>
+              <w:pStyle w:val="TABLE-cell"/>
+            </w:pPr>
+            <w:r>
+              <w:rPr/>
+              <w:t xml:space="preserve">PackML Model</w:t>
+            </w:r>
+          </w:p>
+        </w:tc>
+        <w:tc>
+          <w:tcPr>
+            <w:tcW w:w="5252" w:type="dxa"/>
+            <w:vAlign w:val="center"/>
+          </w:tcPr>
+          <w:p>
+            <w:pPr>
+              <w:pStyle w:val="TABLE-cell"/>
+            </w:pPr>
+            <w:r>
+              <w:rPr/>
+              <w:t xml:space="preserve">PackML State Suspend Client</w:t>
+            </w:r>
+          </w:p>
+        </w:tc>
+        <w:tc>
+          <w:tcPr>
+            <w:tcW w:w="2386" w:type="dxa"/>
+            <w:vAlign w:val="center"/>
+          </w:tcPr>
+          <w:p>
+            <w:pPr>
+              <w:pStyle w:val="TABLE-cell"/>
+            </w:pPr>
+            <w:r>
+              <w:rPr/>
+              <w:t xml:space="preserve">O</w:t>
+            </w:r>
+          </w:p>
+        </w:tc>
+      </w:tr>
+      <w:tr>
+        <w:tc>
+          <w:tcPr>
+            <w:tcW w:w="1432" w:type="dxa"/>
+            <w:vAlign w:val="center"/>
+          </w:tcPr>
+          <w:p>
+            <w:pPr>
+              <w:pStyle w:val="TABLE-cell"/>
+            </w:pPr>
+            <w:r>
+              <w:rPr/>
+              <w:t xml:space="preserve">PackML Model</w:t>
+            </w:r>
+          </w:p>
+        </w:tc>
+        <w:tc>
+          <w:tcPr>
+            <w:tcW w:w="5252" w:type="dxa"/>
+            <w:vAlign w:val="center"/>
+          </w:tcPr>
+          <w:p>
+            <w:pPr>
+              <w:pStyle w:val="TABLE-cell"/>
+            </w:pPr>
+            <w:r>
+              <w:rPr/>
+              <w:t xml:space="preserve">PackML State Hold Client</w:t>
+            </w:r>
+          </w:p>
+        </w:tc>
+        <w:tc>
+          <w:tcPr>
+            <w:tcW w:w="2386" w:type="dxa"/>
+            <w:vAlign w:val="center"/>
+          </w:tcPr>
+          <w:p>
+            <w:pPr>
+              <w:pStyle w:val="TABLE-cell"/>
+            </w:pPr>
+            <w:r>
+              <w:rPr/>
+              <w:t xml:space="preserve">O</w:t>
+            </w:r>
+          </w:p>
+        </w:tc>
+      </w:tr>
+      <w:tr>
+        <w:tc>
+          <w:tcPr>
+            <w:tcW w:w="1432" w:type="dxa"/>
+            <w:vAlign w:val="center"/>
+          </w:tcPr>
+          <w:p>
+            <w:pPr>
+              <w:pStyle w:val="TABLE-cell"/>
+            </w:pPr>
+            <w:r>
+              <w:rPr/>
+              <w:t xml:space="preserve">PackML Model</w:t>
+            </w:r>
+          </w:p>
+        </w:tc>
+        <w:tc>
+          <w:tcPr>
+            <w:tcW w:w="5252" w:type="dxa"/>
+            <w:vAlign w:val="center"/>
+          </w:tcPr>
+          <w:p>
+            <w:pPr>
+              <w:pStyle w:val="TABLE-cell"/>
+            </w:pPr>
+            <w:r>
+              <w:rPr/>
+              <w:t xml:space="preserve">PackML State Unsuspend Client</w:t>
+            </w:r>
+          </w:p>
+        </w:tc>
+        <w:tc>
+          <w:tcPr>
+            <w:tcW w:w="2386" w:type="dxa"/>
+            <w:vAlign w:val="center"/>
+          </w:tcPr>
+          <w:p>
+            <w:pPr>
+              <w:pStyle w:val="TABLE-cell"/>
+            </w:pPr>
+            <w:r>
+              <w:rPr/>
+              <w:t xml:space="preserve">O</w:t>
+            </w:r>
+          </w:p>
+        </w:tc>
+      </w:tr>
+      <w:tr>
+        <w:tc>
+          <w:tcPr>
+            <w:tcW w:w="1432" w:type="dxa"/>
+            <w:vAlign w:val="center"/>
+          </w:tcPr>
+          <w:p>
+            <w:pPr>
+              <w:pStyle w:val="TABLE-cell"/>
+            </w:pPr>
+            <w:r>
+              <w:rPr/>
+              <w:t xml:space="preserve">PackML Model</w:t>
+            </w:r>
+          </w:p>
+        </w:tc>
+        <w:tc>
+          <w:tcPr>
+            <w:tcW w:w="5252" w:type="dxa"/>
+            <w:vAlign w:val="center"/>
+          </w:tcPr>
+          <w:p>
+            <w:pPr>
+              <w:pStyle w:val="TABLE-cell"/>
+            </w:pPr>
+            <w:r>
+              <w:rPr/>
+              <w:t xml:space="preserve">PackML SetUnitMode Client</w:t>
+            </w:r>
+          </w:p>
+        </w:tc>
+        <w:tc>
+          <w:tcPr>
+            <w:tcW w:w="2386" w:type="dxa"/>
+            <w:vAlign w:val="center"/>
+          </w:tcPr>
+          <w:p>
+            <w:pPr>
+              <w:pStyle w:val="TABLE-cell"/>
+            </w:pPr>
+            <w:r>
+              <w:rPr/>
+              <w:t xml:space="preserve">O</w:t>
+            </w:r>
+          </w:p>
+        </w:tc>
+      </w:tr>
+      <w:tr>
+        <w:tc>
+          <w:tcPr>
+            <w:tcW w:w="1432" w:type="dxa"/>
+            <w:vAlign w:val="center"/>
+          </w:tcPr>
+          <w:p>
+            <w:pPr>
+              <w:pStyle w:val="TABLE-cell"/>
+            </w:pPr>
+            <w:r>
+              <w:rPr/>
+              <w:t xml:space="preserve">PackML Model</w:t>
+            </w:r>
+          </w:p>
+        </w:tc>
+        <w:tc>
+          <w:tcPr>
+            <w:tcW w:w="5252" w:type="dxa"/>
+            <w:vAlign w:val="center"/>
+          </w:tcPr>
+          <w:p>
+            <w:pPr>
+              <w:pStyle w:val="TABLE-cell"/>
+            </w:pPr>
+            <w:r>
+              <w:rPr/>
+              <w:t xml:space="preserve">PackML Set Product Client</w:t>
+            </w:r>
+          </w:p>
+        </w:tc>
+        <w:tc>
+          <w:tcPr>
+            <w:tcW w:w="2386" w:type="dxa"/>
+            <w:vAlign w:val="center"/>
+          </w:tcPr>
+          <w:p>
+            <w:pPr>
+              <w:pStyle w:val="TABLE-cell"/>
+            </w:pPr>
+            <w:r>
+              <w:rPr/>
+              <w:t xml:space="preserve">O</w:t>
+            </w:r>
+          </w:p>
+        </w:tc>
+      </w:tr>
+      <w:tr>
+        <w:tc>
+          <w:tcPr>
+            <w:tcW w:w="1432" w:type="dxa"/>
+            <w:vAlign w:val="center"/>
+          </w:tcPr>
+          <w:p>
+            <w:pPr>
+              <w:pStyle w:val="TABLE-cell"/>
+            </w:pPr>
+            <w:r>
+              <w:rPr/>
+              <w:t xml:space="preserve">PackML Model</w:t>
+            </w:r>
+          </w:p>
+        </w:tc>
+        <w:tc>
+          <w:tcPr>
+            <w:tcW w:w="5252" w:type="dxa"/>
+            <w:vAlign w:val="center"/>
+          </w:tcPr>
+          <w:p>
+            <w:pPr>
+              <w:pStyle w:val="TABLE-cell"/>
+            </w:pPr>
+            <w:r>
+              <w:rPr/>
+              <w:t xml:space="preserve">PackML Machine Speed Client</w:t>
+            </w:r>
+          </w:p>
+        </w:tc>
+        <w:tc>
+          <w:tcPr>
+            <w:tcW w:w="2386" w:type="dxa"/>
+            <w:vAlign w:val="center"/>
+          </w:tcPr>
+          <w:p>
+            <w:pPr>
+              <w:pStyle w:val="TABLE-cell"/>
+            </w:pPr>
+            <w:r>
+              <w:rPr/>
+              <w:t xml:space="preserve">O</w:t>
+            </w:r>
+          </w:p>
+        </w:tc>
+      </w:tr>
+      <w:tr>
+        <w:tc>
+          <w:tcPr>
+            <w:tcW w:w="1432" w:type="dxa"/>
+            <w:vAlign w:val="center"/>
+          </w:tcPr>
+          <w:p>
+            <w:pPr>
+              <w:pStyle w:val="TABLE-cell"/>
+            </w:pPr>
+            <w:r>
+              <w:rPr/>
+              <w:t xml:space="preserve">PackML Model</w:t>
+            </w:r>
+          </w:p>
+        </w:tc>
+        <w:tc>
+          <w:tcPr>
+            <w:tcW w:w="5252" w:type="dxa"/>
+            <w:vAlign w:val="center"/>
+          </w:tcPr>
+          <w:p>
+            <w:pPr>
+              <w:pStyle w:val="TABLE-cell"/>
+            </w:pPr>
+            <w:r>
+              <w:rPr/>
+              <w:t xml:space="preserve">PackML RemoteCommand Client</w:t>
+            </w:r>
+          </w:p>
+        </w:tc>
+        <w:tc>
+          <w:tcPr>
+            <w:tcW w:w="2386" w:type="dxa"/>
+            <w:vAlign w:val="center"/>
+          </w:tcPr>
+          <w:p>
+            <w:pPr>
+              <w:pStyle w:val="TABLE-cell"/>
+            </w:pPr>
+            <w:r>
+              <w:rPr/>
+              <w:t xml:space="preserve">O</w:t>
+            </w:r>
+          </w:p>
+        </w:tc>
+      </w:tr>
+      <w:tr>
+        <w:tc>
+          <w:tcPr>
+            <w:tcW w:w="1432" w:type="dxa"/>
+            <w:vAlign w:val="center"/>
+          </w:tcPr>
+          <w:p>
+            <w:pPr>
+              <w:pStyle w:val="TABLE-cell"/>
+            </w:pPr>
+            <w:r>
+              <w:rPr/>
+              <w:t xml:space="preserve">PackML Model</w:t>
+            </w:r>
+          </w:p>
+        </w:tc>
+        <w:tc>
+          <w:tcPr>
+            <w:tcW w:w="5252" w:type="dxa"/>
+            <w:vAlign w:val="center"/>
+          </w:tcPr>
+          <w:p>
+            <w:pPr>
+              <w:pStyle w:val="TABLE-cell"/>
+            </w:pPr>
+            <w:r>
+              <w:rPr/>
+              <w:t xml:space="preserve">PackML SetInterlock Client</w:t>
+            </w:r>
+          </w:p>
+        </w:tc>
+        <w:tc>
+          <w:tcPr>
+            <w:tcW w:w="2386" w:type="dxa"/>
+            <w:vAlign w:val="center"/>
+          </w:tcPr>
+          <w:p>
+            <w:pPr>
+              <w:pStyle w:val="TABLE-cell"/>
+            </w:pPr>
+            <w:r>
+              <w:rPr/>
+              <w:t xml:space="preserve">O</w:t>
+            </w:r>
+          </w:p>
+        </w:tc>
+      </w:tr>
+      <w:tr>
+        <w:tc>
+          <w:tcPr>
+            <w:tcW w:w="1432" w:type="dxa"/>
+            <w:vAlign w:val="center"/>
+          </w:tcPr>
+          <w:p>
+            <w:pPr>
+              <w:pStyle w:val="TABLE-cell"/>
+            </w:pPr>
+            <w:r>
+              <w:rPr/>
+              <w:t xml:space="preserve">PackML Model</w:t>
+            </w:r>
+          </w:p>
+        </w:tc>
+        <w:tc>
+          <w:tcPr>
+            <w:tcW w:w="5252" w:type="dxa"/>
+            <w:vAlign w:val="center"/>
+          </w:tcPr>
+          <w:p>
+            <w:pPr>
+              <w:pStyle w:val="TABLE-cell"/>
+            </w:pPr>
+            <w:r>
+              <w:rPr/>
+              <w:t xml:space="preserve">PackML-Status UnitModeChangeInProcess Client</w:t>
+            </w:r>
+          </w:p>
+        </w:tc>
+        <w:tc>
+          <w:tcPr>
+            <w:tcW w:w="2386" w:type="dxa"/>
+            <w:vAlign w:val="center"/>
+          </w:tcPr>
+          <w:p>
+            <w:pPr>
+              <w:pStyle w:val="TABLE-cell"/>
+            </w:pPr>
+            <w:r>
+              <w:rPr/>
+              <w:t xml:space="preserve">O</w:t>
+            </w:r>
+          </w:p>
+        </w:tc>
+      </w:tr>
+      <w:tr>
+        <w:tc>
+          <w:tcPr>
+            <w:tcW w:w="1432" w:type="dxa"/>
+            <w:vAlign w:val="center"/>
+          </w:tcPr>
+          <w:p>
+            <w:pPr>
+              <w:pStyle w:val="TABLE-cell"/>
+            </w:pPr>
+            <w:r>
+              <w:rPr/>
+              <w:t xml:space="preserve">PackML Model</w:t>
+            </w:r>
+          </w:p>
+        </w:tc>
+        <w:tc>
+          <w:tcPr>
+            <w:tcW w:w="5252" w:type="dxa"/>
+            <w:vAlign w:val="center"/>
+          </w:tcPr>
+          <w:p>
+            <w:pPr>
+              <w:pStyle w:val="TABLE-cell"/>
+            </w:pPr>
+            <w:r>
+              <w:rPr/>
+              <w:t xml:space="preserve">PackML-Status State Client</w:t>
+            </w:r>
+          </w:p>
+        </w:tc>
+        <w:tc>
+          <w:tcPr>
+            <w:tcW w:w="2386" w:type="dxa"/>
+            <w:vAlign w:val="center"/>
+          </w:tcPr>
+          <w:p>
+            <w:pPr>
+              <w:pStyle w:val="TABLE-cell"/>
+            </w:pPr>
+            <w:r>
+              <w:rPr/>
+              <w:t xml:space="preserve">O</w:t>
+            </w:r>
+          </w:p>
+        </w:tc>
+      </w:tr>
+      <w:tr>
+        <w:tc>
+          <w:tcPr>
+            <w:tcW w:w="1432" w:type="dxa"/>
+            <w:vAlign w:val="center"/>
+          </w:tcPr>
+          <w:p>
+            <w:pPr>
+              <w:pStyle w:val="TABLE-cell"/>
+            </w:pPr>
+            <w:r>
+              <w:rPr/>
+              <w:t xml:space="preserve">PackML Model</w:t>
+            </w:r>
+          </w:p>
+        </w:tc>
+        <w:tc>
+          <w:tcPr>
+            <w:tcW w:w="5252" w:type="dxa"/>
+            <w:vAlign w:val="center"/>
+          </w:tcPr>
+          <w:p>
+            <w:pPr>
+              <w:pStyle w:val="TABLE-cell"/>
+            </w:pPr>
+            <w:r>
+              <w:rPr/>
+              <w:t xml:space="preserve">PackML-Status Interlock Client</w:t>
+            </w:r>
+          </w:p>
+        </w:tc>
+        <w:tc>
+          <w:tcPr>
+            <w:tcW w:w="2386" w:type="dxa"/>
+            <w:vAlign w:val="center"/>
+          </w:tcPr>
+          <w:p>
+            <w:pPr>
+              <w:pStyle w:val="TABLE-cell"/>
+            </w:pPr>
+            <w:r>
+              <w:rPr/>
+              <w:t xml:space="preserve">O</w:t>
+            </w:r>
+          </w:p>
+        </w:tc>
+      </w:tr>
+      <w:tr>
+        <w:tc>
+          <w:tcPr>
+            <w:tcW w:w="1432" w:type="dxa"/>
+            <w:vAlign w:val="center"/>
+          </w:tcPr>
+          <w:p>
+            <w:pPr>
+              <w:pStyle w:val="TABLE-cell"/>
+            </w:pPr>
+            <w:r>
+              <w:rPr/>
+              <w:t xml:space="preserve">PackML Model</w:t>
+            </w:r>
+          </w:p>
+        </w:tc>
+        <w:tc>
+          <w:tcPr>
+            <w:tcW w:w="5252" w:type="dxa"/>
+            <w:vAlign w:val="center"/>
+          </w:tcPr>
+          <w:p>
+            <w:pPr>
+              <w:pStyle w:val="TABLE-cell"/>
+            </w:pPr>
+            <w:r>
+              <w:rPr/>
+              <w:t xml:space="preserve">PackML-Status RemoteParameter Client</w:t>
+            </w:r>
+          </w:p>
+        </w:tc>
+        <w:tc>
+          <w:tcPr>
+            <w:tcW w:w="2386" w:type="dxa"/>
+            <w:vAlign w:val="center"/>
+          </w:tcPr>
+          <w:p>
+            <w:pPr>
+              <w:pStyle w:val="TABLE-cell"/>
+            </w:pPr>
+            <w:r>
+              <w:rPr/>
+              <w:t xml:space="preserve">O</w:t>
+            </w:r>
+          </w:p>
+        </w:tc>
+      </w:tr>
+      <w:tr>
+        <w:tc>
+          <w:tcPr>
+            <w:tcW w:w="1432" w:type="dxa"/>
+            <w:vAlign w:val="center"/>
+          </w:tcPr>
+          <w:p>
+            <w:pPr>
+              <w:pStyle w:val="TABLE-cell"/>
+            </w:pPr>
+            <w:r>
+              <w:rPr/>
+              <w:t xml:space="preserve">PackML Model</w:t>
+            </w:r>
+          </w:p>
+        </w:tc>
+        <w:tc>
+          <w:tcPr>
+            <w:tcW w:w="5252" w:type="dxa"/>
+            <w:vAlign w:val="center"/>
+          </w:tcPr>
+          <w:p>
+            <w:pPr>
+              <w:pStyle w:val="TABLE-cell"/>
+            </w:pPr>
+            <w:r>
+              <w:rPr/>
+              <w:t xml:space="preserve">PackML Status Product Client</w:t>
+            </w:r>
+          </w:p>
+        </w:tc>
+        <w:tc>
+          <w:tcPr>
+            <w:tcW w:w="2386" w:type="dxa"/>
+            <w:vAlign w:val="center"/>
+          </w:tcPr>
+          <w:p>
+            <w:pPr>
+              <w:pStyle w:val="TABLE-cell"/>
+            </w:pPr>
+            <w:r>
+              <w:rPr/>
+              <w:t xml:space="preserve">O</w:t>
+            </w:r>
+          </w:p>
+        </w:tc>
+      </w:tr>
+      <w:tr>
+        <w:tc>
+          <w:tcPr>
+            <w:tcW w:w="1432" w:type="dxa"/>
+            <w:vAlign w:val="center"/>
+          </w:tcPr>
+          <w:p>
+            <w:pPr>
+              <w:pStyle w:val="TABLE-cell"/>
+            </w:pPr>
+            <w:r>
+              <w:rPr/>
+              <w:t xml:space="preserve">PackML Model</w:t>
+            </w:r>
+          </w:p>
+        </w:tc>
+        <w:tc>
+          <w:tcPr>
+            <w:tcW w:w="5252" w:type="dxa"/>
+            <w:vAlign w:val="center"/>
+          </w:tcPr>
+          <w:p>
+            <w:pPr>
+              <w:pStyle w:val="TABLE-cell"/>
+            </w:pPr>
+            <w:r>
+              <w:rPr/>
+              <w:t xml:space="preserve">PackML-Admin  Alarm Client</w:t>
+            </w:r>
+          </w:p>
+        </w:tc>
+        <w:tc>
+          <w:tcPr>
+            <w:tcW w:w="2386" w:type="dxa"/>
+            <w:vAlign w:val="center"/>
+          </w:tcPr>
+          <w:p>
+            <w:pPr>
+              <w:pStyle w:val="TABLE-cell"/>
+            </w:pPr>
+            <w:r>
+              <w:rPr/>
+              <w:t xml:space="preserve">O</w:t>
+            </w:r>
+          </w:p>
+        </w:tc>
+      </w:tr>
+      <w:tr>
+        <w:tc>
+          <w:tcPr>
+            <w:tcW w:w="1432" w:type="dxa"/>
+            <w:vAlign w:val="center"/>
+          </w:tcPr>
+          <w:p>
+            <w:pPr>
+              <w:pStyle w:val="TABLE-cell"/>
+            </w:pPr>
+            <w:r>
+              <w:rPr/>
+              <w:t xml:space="preserve">PackML Model</w:t>
+            </w:r>
+          </w:p>
+        </w:tc>
+        <w:tc>
+          <w:tcPr>
+            <w:tcW w:w="5252" w:type="dxa"/>
+            <w:vAlign w:val="center"/>
+          </w:tcPr>
+          <w:p>
+            <w:pPr>
+              <w:pStyle w:val="TABLE-cell"/>
+            </w:pPr>
+            <w:r>
+              <w:rPr/>
+              <w:t xml:space="preserve">PackML-Admin  Alarm History Client</w:t>
+            </w:r>
+          </w:p>
+        </w:tc>
+        <w:tc>
+          <w:tcPr>
+            <w:tcW w:w="2386" w:type="dxa"/>
+            <w:vAlign w:val="center"/>
+          </w:tcPr>
+          <w:p>
+            <w:pPr>
+              <w:pStyle w:val="TABLE-cell"/>
+            </w:pPr>
+            <w:r>
+              <w:rPr/>
+              <w:t xml:space="preserve">O</w:t>
+            </w:r>
+          </w:p>
+        </w:tc>
+      </w:tr>
+      <w:tr>
+        <w:tc>
+          <w:tcPr>
+            <w:tcW w:w="1432" w:type="dxa"/>
+            <w:vAlign w:val="center"/>
+          </w:tcPr>
+          <w:p>
+            <w:pPr>
+              <w:pStyle w:val="TABLE-cell"/>
+            </w:pPr>
+            <w:r>
+              <w:rPr/>
+              <w:t xml:space="preserve">PackML Model</w:t>
+            </w:r>
+          </w:p>
+        </w:tc>
+        <w:tc>
+          <w:tcPr>
+            <w:tcW w:w="5252" w:type="dxa"/>
+            <w:vAlign w:val="center"/>
+          </w:tcPr>
+          <w:p>
+            <w:pPr>
+              <w:pStyle w:val="TABLE-cell"/>
+            </w:pPr>
+            <w:r>
+              <w:rPr/>
+              <w:t xml:space="preserve">PackML-Admin  Warning Client</w:t>
+            </w:r>
+          </w:p>
+        </w:tc>
+        <w:tc>
+          <w:tcPr>
+            <w:tcW w:w="2386" w:type="dxa"/>
+            <w:vAlign w:val="center"/>
+          </w:tcPr>
+          <w:p>
+            <w:pPr>
+              <w:pStyle w:val="TABLE-cell"/>
+            </w:pPr>
+            <w:r>
+              <w:rPr/>
+              <w:t xml:space="preserve">O</w:t>
+            </w:r>
+          </w:p>
+        </w:tc>
+      </w:tr>
+      <w:tr>
+        <w:tc>
+          <w:tcPr>
+            <w:tcW w:w="1432" w:type="dxa"/>
+            <w:vAlign w:val="center"/>
+          </w:tcPr>
+          <w:p>
+            <w:pPr>
+              <w:pStyle w:val="TABLE-cell"/>
+            </w:pPr>
+            <w:r>
+              <w:rPr/>
+              <w:t xml:space="preserve">PackML Model</w:t>
+            </w:r>
+          </w:p>
+        </w:tc>
+        <w:tc>
+          <w:tcPr>
+            <w:tcW w:w="5252" w:type="dxa"/>
+            <w:vAlign w:val="center"/>
+          </w:tcPr>
+          <w:p>
+            <w:pPr>
+              <w:pStyle w:val="TABLE-cell"/>
+            </w:pPr>
+            <w:r>
+              <w:rPr/>
+              <w:t xml:space="preserve">PackML-Admin Stop Client</w:t>
+            </w:r>
+          </w:p>
+        </w:tc>
+        <w:tc>
+          <w:tcPr>
+            <w:tcW w:w="2386" w:type="dxa"/>
+            <w:vAlign w:val="center"/>
+          </w:tcPr>
+          <w:p>
+            <w:pPr>
+              <w:pStyle w:val="TABLE-cell"/>
+            </w:pPr>
+            <w:r>
+              <w:rPr/>
+              <w:t xml:space="preserve">O</w:t>
+            </w:r>
+          </w:p>
+        </w:tc>
+      </w:tr>
+      <w:tr>
+        <w:tc>
+          <w:tcPr>
+            <w:tcW w:w="1432" w:type="dxa"/>
+            <w:vAlign w:val="center"/>
+          </w:tcPr>
+          <w:p>
+            <w:pPr>
+              <w:pStyle w:val="TABLE-cell"/>
+            </w:pPr>
+            <w:r>
+              <w:rPr/>
+              <w:t xml:space="preserve">PackML Model</w:t>
+            </w:r>
+          </w:p>
+        </w:tc>
+        <w:tc>
+          <w:tcPr>
+            <w:tcW w:w="5252" w:type="dxa"/>
+            <w:vAlign w:val="center"/>
+          </w:tcPr>
+          <w:p>
+            <w:pPr>
+              <w:pStyle w:val="TABLE-cell"/>
+            </w:pPr>
+            <w:r>
+              <w:rPr/>
+              <w:t xml:space="preserve">PackML-Admin mode statistics Client</w:t>
+            </w:r>
+          </w:p>
+        </w:tc>
+        <w:tc>
+          <w:tcPr>
+            <w:tcW w:w="2386" w:type="dxa"/>
+            <w:vAlign w:val="center"/>
+          </w:tcPr>
+          <w:p>
+            <w:pPr>
+              <w:pStyle w:val="TABLE-cell"/>
+            </w:pPr>
+            <w:r>
+              <w:rPr/>
+              <w:t xml:space="preserve">O</w:t>
+            </w:r>
+          </w:p>
+        </w:tc>
+      </w:tr>
+      <w:tr>
+        <w:tc>
+          <w:tcPr>
+            <w:tcW w:w="1432" w:type="dxa"/>
+            <w:vAlign w:val="center"/>
+          </w:tcPr>
+          <w:p>
+            <w:pPr>
+              <w:pStyle w:val="TABLE-cell"/>
+            </w:pPr>
+            <w:r>
+              <w:rPr/>
+              <w:t xml:space="preserve">PackML Model</w:t>
+            </w:r>
+          </w:p>
+        </w:tc>
+        <w:tc>
+          <w:tcPr>
+            <w:tcW w:w="5252" w:type="dxa"/>
+            <w:vAlign w:val="center"/>
+          </w:tcPr>
+          <w:p>
+            <w:pPr>
+              <w:pStyle w:val="TABLE-cell"/>
+            </w:pPr>
+            <w:r>
+              <w:rPr/>
+              <w:t xml:space="preserve">PackML-Admin state Statistics Client</w:t>
+            </w:r>
+          </w:p>
+        </w:tc>
+        <w:tc>
+          <w:tcPr>
+            <w:tcW w:w="2386" w:type="dxa"/>
+            <w:vAlign w:val="center"/>
+          </w:tcPr>
+          <w:p>
+            <w:pPr>
+              <w:pStyle w:val="TABLE-cell"/>
+            </w:pPr>
+            <w:r>
+              <w:rPr/>
+              <w:t xml:space="preserve">O</w:t>
+            </w:r>
+          </w:p>
+        </w:tc>
+      </w:tr>
+      <w:tr>
+        <w:tc>
+          <w:tcPr>
+            <w:tcW w:w="1432" w:type="dxa"/>
+            <w:vAlign w:val="center"/>
+          </w:tcPr>
+          <w:p>
+            <w:pPr>
+              <w:pStyle w:val="TABLE-cell"/>
+            </w:pPr>
+            <w:r>
+              <w:rPr/>
+              <w:t xml:space="preserve">PackML Model</w:t>
+            </w:r>
+          </w:p>
+        </w:tc>
+        <w:tc>
+          <w:tcPr>
+            <w:tcW w:w="5252" w:type="dxa"/>
+            <w:vAlign w:val="center"/>
+          </w:tcPr>
+          <w:p>
+            <w:pPr>
+              <w:pStyle w:val="TABLE-cell"/>
+            </w:pPr>
+            <w:r>
+              <w:rPr/>
+              <w:t xml:space="preserve">PackML-Admin Client</w:t>
+            </w:r>
+          </w:p>
+        </w:tc>
+        <w:tc>
+          <w:tcPr>
+            <w:tcW w:w="2386" w:type="dxa"/>
+            <w:vAlign w:val="center"/>
+          </w:tcPr>
+          <w:p>
+            <w:pPr>
+              <w:pStyle w:val="TABLE-cell"/>
+            </w:pPr>
+            <w:r>
+              <w:rPr/>
+              <w:t xml:space="preserve">O</w:t>
+            </w:r>
+          </w:p>
+        </w:tc>
+      </w:tr>
+      <w:tr>
+        <w:tc>
+          <w:tcPr>
+            <w:tcW w:w="1432" w:type="dxa"/>
+            <w:vAlign w:val="center"/>
+          </w:tcPr>
+          <w:p>
+            <w:pPr>
+              <w:pStyle w:val="TABLE-cell"/>
+            </w:pPr>
+            <w:r>
+              <w:rPr/>
+              <w:t xml:space="preserve">PackML Model</w:t>
+            </w:r>
+          </w:p>
+        </w:tc>
+        <w:tc>
+          <w:tcPr>
+            <w:tcW w:w="5252" w:type="dxa"/>
+            <w:vAlign w:val="center"/>
+          </w:tcPr>
+          <w:p>
+            <w:pPr>
+              <w:pStyle w:val="TABLE-cell"/>
+            </w:pPr>
+            <w:r>
+              <w:rPr/>
+              <w:t xml:space="preserve">PackML-Admin ResetTime Client</w:t>
+            </w:r>
+          </w:p>
+        </w:tc>
+        <w:tc>
+          <w:tcPr>
+            <w:tcW w:w="2386" w:type="dxa"/>
+            <w:vAlign w:val="center"/>
+          </w:tcPr>
+          <w:p>
+            <w:pPr>
+              <w:pStyle w:val="TABLE-cell"/>
+            </w:pPr>
+            <w:r>
+              <w:rPr/>
+              <w:t xml:space="preserve">O</w:t>
+            </w:r>
+          </w:p>
+        </w:tc>
+      </w:tr>
+      <w:tr>
+        <w:tc>
+          <w:tcPr>
+            <w:tcW w:w="1432" w:type="dxa"/>
+            <w:vAlign w:val="center"/>
+          </w:tcPr>
+          <w:p>
+            <w:pPr>
+              <w:pStyle w:val="TABLE-cell"/>
+            </w:pPr>
+            <w:r>
+              <w:rPr/>
+              <w:t xml:space="preserve">PackML Model</w:t>
+            </w:r>
+          </w:p>
+        </w:tc>
+        <w:tc>
+          <w:tcPr>
+            <w:tcW w:w="5252" w:type="dxa"/>
+            <w:vAlign w:val="center"/>
+          </w:tcPr>
+          <w:p>
+            <w:pPr>
+              <w:pStyle w:val="TABLE-cell"/>
+            </w:pPr>
+            <w:r>
+              <w:rPr/>
+              <w:t xml:space="preserve">PackML-Admin machine speed. Client</w:t>
+            </w:r>
+          </w:p>
+        </w:tc>
+        <w:tc>
+          <w:tcPr>
+            <w:tcW w:w="2386" w:type="dxa"/>
+            <w:vAlign w:val="center"/>
+          </w:tcPr>
+          <w:p>
+            <w:pPr>
+              <w:pStyle w:val="TABLE-cell"/>
+            </w:pPr>
+            <w:r>
+              <w:rPr/>
+              <w:t xml:space="preserve">O</w:t>
+            </w:r>
+          </w:p>
+        </w:tc>
+      </w:tr>
+      <w:tr>
+        <w:tc>
+          <w:tcPr>
+            <w:tcW w:w="1432" w:type="dxa"/>
+            <w:vAlign w:val="center"/>
+          </w:tcPr>
+          <w:p>
+            <w:pPr>
+              <w:pStyle w:val="TABLE-cell"/>
+            </w:pPr>
+            <w:r>
+              <w:rPr/>
+              <w:t xml:space="preserve">PackML Model</w:t>
+            </w:r>
+          </w:p>
+        </w:tc>
+        <w:tc>
+          <w:tcPr>
+            <w:tcW w:w="5252" w:type="dxa"/>
+            <w:vAlign w:val="center"/>
+          </w:tcPr>
+          <w:p>
+            <w:pPr>
+              <w:pStyle w:val="TABLE-cell"/>
+            </w:pPr>
+            <w:r>
+              <w:rPr/>
+              <w:t xml:space="preserve">PackML Machine Speed Client</w:t>
+            </w:r>
+          </w:p>
+        </w:tc>
+        <w:tc>
+          <w:tcPr>
+            <w:tcW w:w="2386" w:type="dxa"/>
+            <w:vAlign w:val="center"/>
+          </w:tcPr>
+          <w:p>
+            <w:pPr>
+              <w:pStyle w:val="TABLE-cell"/>
+            </w:pPr>
+            <w:r>
+              <w:rPr/>
+              <w:t xml:space="preserve">O</w:t>
+            </w:r>
+          </w:p>
+        </w:tc>
+      </w:tr>
+      <w:tr>
+        <w:tc>
+          <w:tcPr>
+            <w:tcW w:w="1432" w:type="dxa"/>
+            <w:vAlign w:val="center"/>
+          </w:tcPr>
+          <w:p>
+            <w:pPr>
+              <w:pStyle w:val="TABLE-cell"/>
+            </w:pPr>
+            <w:r>
+              <w:rPr/>
+              <w:t xml:space="preserve">PackML Model</w:t>
+            </w:r>
+          </w:p>
+        </w:tc>
+        <w:tc>
+          <w:tcPr>
+            <w:tcW w:w="5252" w:type="dxa"/>
+            <w:vAlign w:val="center"/>
+          </w:tcPr>
+          <w:p>
+            <w:pPr>
+              <w:pStyle w:val="TABLE-cell"/>
+            </w:pPr>
+            <w:r>
+              <w:rPr/>
+              <w:t xml:space="preserve">PackML Equipment Blocked Client</w:t>
+            </w:r>
+          </w:p>
+        </w:tc>
+        <w:tc>
+          <w:tcPr>
+            <w:tcW w:w="2386" w:type="dxa"/>
+            <w:vAlign w:val="center"/>
+          </w:tcPr>
+          <w:p>
+            <w:pPr>
+              <w:pStyle w:val="TABLE-cell"/>
+            </w:pPr>
+            <w:r>
+              <w:rPr/>
+              <w:t xml:space="preserve">O</w:t>
+            </w:r>
+          </w:p>
+        </w:tc>
+      </w:tr>
+      <w:tr>
+        <w:tc>
+          <w:tcPr>
+            <w:tcW w:w="1432" w:type="dxa"/>
+            <w:vAlign w:val="center"/>
+          </w:tcPr>
+          <w:p>
+            <w:pPr>
+              <w:pStyle w:val="TABLE-cell"/>
+            </w:pPr>
+            <w:r>
+              <w:rPr/>
+              <w:t xml:space="preserve">PackML Model</w:t>
+            </w:r>
+          </w:p>
+        </w:tc>
+        <w:tc>
+          <w:tcPr>
+            <w:tcW w:w="5252" w:type="dxa"/>
+            <w:vAlign w:val="center"/>
+          </w:tcPr>
+          <w:p>
+            <w:pPr>
+              <w:pStyle w:val="TABLE-cell"/>
+            </w:pPr>
+            <w:r>
+              <w:rPr/>
+              <w:t xml:space="preserve">PackML Equipment Starved Client</w:t>
+            </w:r>
+          </w:p>
+        </w:tc>
+        <w:tc>
+          <w:tcPr>
+            <w:tcW w:w="2386" w:type="dxa"/>
+            <w:vAlign w:val="center"/>
+          </w:tcPr>
+          <w:p>
+            <w:pPr>
+              <w:pStyle w:val="TABLE-cell"/>
+            </w:pPr>
+            <w:r>
+              <w:rPr/>
+              <w:t xml:space="preserve">O</w:t>
+            </w:r>
+          </w:p>
+        </w:tc>
+      </w:tr>
+      <w:tr>
+        <w:tc>
+          <w:tcPr>
+            <w:tcW w:w="1432" w:type="dxa"/>
+            <w:vAlign w:val="center"/>
+          </w:tcPr>
+          <w:p>
+            <w:pPr>
+              <w:pStyle w:val="TABLE-cell"/>
+            </w:pPr>
+            <w:r>
+              <w:rPr/>
+              <w:t xml:space="preserve">PackML Model</w:t>
+            </w:r>
+          </w:p>
+        </w:tc>
+        <w:tc>
+          <w:tcPr>
+            <w:tcW w:w="5252" w:type="dxa"/>
+            <w:vAlign w:val="center"/>
+          </w:tcPr>
+          <w:p>
+            <w:pPr>
+              <w:pStyle w:val="TABLE-cell"/>
+            </w:pPr>
+            <w:r>
+              <w:rPr/>
+              <w:t xml:space="preserve">PackML ProdDefectiveCount Client</w:t>
+            </w:r>
+          </w:p>
+        </w:tc>
+        <w:tc>
+          <w:tcPr>
+            <w:tcW w:w="2386" w:type="dxa"/>
+            <w:vAlign w:val="center"/>
+          </w:tcPr>
+          <w:p>
+            <w:pPr>
+              <w:pStyle w:val="TABLE-cell"/>
+            </w:pPr>
+            <w:r>
+              <w:rPr/>
+              <w:t xml:space="preserve">O</w:t>
+            </w:r>
+          </w:p>
+        </w:tc>
+      </w:tr>
+      <w:tr>
+        <w:tc>
+          <w:tcPr>
+            <w:tcW w:w="1432" w:type="dxa"/>
+            <w:vAlign w:val="center"/>
+          </w:tcPr>
+          <w:p>
+            <w:pPr>
+              <w:pStyle w:val="TABLE-cell"/>
+            </w:pPr>
+            <w:r>
+              <w:rPr/>
+              <w:t xml:space="preserve">PackML Model</w:t>
+            </w:r>
+          </w:p>
+        </w:tc>
+        <w:tc>
+          <w:tcPr>
+            <w:tcW w:w="5252" w:type="dxa"/>
+            <w:vAlign w:val="center"/>
+          </w:tcPr>
+          <w:p>
+            <w:pPr>
+              <w:pStyle w:val="TABLE-cell"/>
+            </w:pPr>
+            <w:r>
+              <w:rPr/>
+              <w:t xml:space="preserve">PackML ProdProcessedCount Client</w:t>
+            </w:r>
+          </w:p>
+        </w:tc>
+        <w:tc>
+          <w:tcPr>
+            <w:tcW w:w="2386" w:type="dxa"/>
+            <w:vAlign w:val="center"/>
+          </w:tcPr>
+          <w:p>
+            <w:pPr>
+              <w:pStyle w:val="TABLE-cell"/>
+            </w:pPr>
+            <w:r>
+              <w:rPr/>
+              <w:t xml:space="preserve">O</w:t>
+            </w:r>
+          </w:p>
+        </w:tc>
+      </w:tr>
+    </w:tbl>
+    <w:p>
+      <w:pPr>
+        <w:pStyle w:val="spacer"/>
+      </w:pPr>
+    </w:p>
+    <w:p>
+      <w:pPr>
+        <w:pStyle w:val="Heading1"/>
+      </w:pPr>
+      <w:bookmarkStart w:name="Sts_sec_8" w:id="200"/>
+      <w:r>
+        <w:rPr/>
         <w:t xml:space="preserve">Namespaces</w:t>
       </w:r>
-      <w:bookmarkEnd w:id="186"/>
+      <w:bookmarkEnd w:id="200"/>
     </w:p>
     <w:p>
       <w:pPr>
         <w:pStyle w:val="Heading2"/>
       </w:pPr>
-      <w:bookmarkStart w:name="Sts_sec_7_1" w:id="187"/>
+      <w:bookmarkStart w:name="Sts_sec_8_1" w:id="201"/>
       <w:r>
         <w:rPr/>
         <w:t xml:space="preserve">Namespace Metadata</w:t>
       </w:r>
-      <w:bookmarkEnd w:id="187"/>
+      <w:bookmarkEnd w:id="201"/>
     </w:p>
     <w:p>
       <w:pPr>
@@ -46255,14 +54579,14 @@
         <w:fldChar w:fldCharType="begin"/>
       </w:r>
       <w:r>
-        <w:instrText xml:space="preserve"> REF Sts_tbl_63 \h \* MERGEFORMAT </w:instrText>
+        <w:instrText xml:space="preserve"> REF Sts_tbl_67 \h \* MERGEFORMAT </w:instrText>
       </w:r>
       <w:r>
         <w:fldChar w:fldCharType="separate"/>
       </w:r>
       <w:r>
         <w:rPr/>
-        <w:t xml:space="preserve">Table 63</w:t>
+        <w:t xml:space="preserve">Table 67</w:t>
       </w:r>
       <w:r>
         <w:fldChar w:fldCharType="end"/>
@@ -46374,7 +54698,7 @@
       <w:pPr>
         <w:pStyle w:val="TABLE-title"/>
       </w:pPr>
-      <w:bookmarkStart w:name="Sts_tbl_63" w:id="188"/>
+      <w:bookmarkStart w:name="Sts_tbl_67" w:id="202"/>
       <w:r>
         <w:t xml:space="preserve">Table </w:t>
       </w:r>
@@ -46389,12 +54713,12 @@
       </w:r>
       <w:r>
         <w:rPr/>
-        <w:t xml:space="preserve">63</w:t>
+        <w:t xml:space="preserve">67</w:t>
       </w:r>
       <w:r>
         <w:fldChar w:fldCharType="end"/>
       </w:r>
-      <w:bookmarkEnd w:id="188"/>
+      <w:bookmarkEnd w:id="202"/>
       <w:r>
         <w:t xml:space="preserve"> – </w:t>
       </w:r>
@@ -46893,12 +55217,12 @@
       <w:pPr>
         <w:pStyle w:val="Heading2"/>
       </w:pPr>
-      <w:bookmarkStart w:name="Sts_sec_7_2" w:id="189"/>
+      <w:bookmarkStart w:name="Sts_sec_8_2" w:id="203"/>
       <w:r>
         <w:rPr/>
         <w:t xml:space="preserve">Handling of OPC UA Namespaces</w:t>
       </w:r>
-      <w:bookmarkEnd w:id="189"/>
+      <w:bookmarkEnd w:id="203"/>
     </w:p>
     <w:p>
       <w:pPr>
@@ -46957,14 +55281,14 @@
         <w:fldChar w:fldCharType="begin"/>
       </w:r>
       <w:r>
-        <w:instrText xml:space="preserve"> REF Sts_tbl_64 \h \* MERGEFORMAT </w:instrText>
+        <w:instrText xml:space="preserve"> REF Sts_tbl_68 \h \* MERGEFORMAT </w:instrText>
       </w:r>
       <w:r>
         <w:fldChar w:fldCharType="separate"/>
       </w:r>
       <w:r>
         <w:rPr/>
-        <w:t xml:space="preserve">Table 64</w:t>
+        <w:t xml:space="preserve">Table 68</w:t>
       </w:r>
       <w:r>
         <w:fldChar w:fldCharType="end"/>
@@ -46978,7 +55302,7 @@
       <w:pPr>
         <w:pStyle w:val="TABLE-title"/>
       </w:pPr>
-      <w:bookmarkStart w:name="Sts_tbl_64" w:id="190"/>
+      <w:bookmarkStart w:name="Sts_tbl_68" w:id="204"/>
       <w:r>
         <w:t xml:space="preserve">Table </w:t>
       </w:r>
@@ -46993,12 +55317,12 @@
       </w:r>
       <w:r>
         <w:rPr/>
-        <w:t xml:space="preserve">64</w:t>
+        <w:t xml:space="preserve">68</w:t>
       </w:r>
       <w:r>
         <w:fldChar w:fldCharType="end"/>
       </w:r>
-      <w:bookmarkEnd w:id="190"/>
+      <w:bookmarkEnd w:id="204"/>
       <w:r>
         <w:t xml:space="preserve"> – </w:t>
       </w:r>
@@ -47296,14 +55620,14 @@
         <w:fldChar w:fldCharType="begin"/>
       </w:r>
       <w:r>
-        <w:instrText xml:space="preserve"> REF Sts_tbl_65 \h \* MERGEFORMAT </w:instrText>
+        <w:instrText xml:space="preserve"> REF Sts_tbl_69 \h \* MERGEFORMAT </w:instrText>
       </w:r>
       <w:r>
         <w:fldChar w:fldCharType="separate"/>
       </w:r>
       <w:r>
         <w:rPr/>
-        <w:t xml:space="preserve">Table 65</w:t>
+        <w:t xml:space="preserve">Table 69</w:t>
       </w:r>
       <w:r>
         <w:fldChar w:fldCharType="end"/>
@@ -47337,7 +55661,7 @@
       <w:pPr>
         <w:pStyle w:val="TABLE-title"/>
       </w:pPr>
-      <w:bookmarkStart w:name="Sts_tbl_65" w:id="191"/>
+      <w:bookmarkStart w:name="Sts_tbl_69" w:id="205"/>
       <w:r>
         <w:t xml:space="preserve">Table </w:t>
       </w:r>
@@ -47352,12 +55676,12 @@
       </w:r>
       <w:r>
         <w:rPr/>
-        <w:t xml:space="preserve">65</w:t>
+        <w:t xml:space="preserve">69</w:t>
       </w:r>
       <w:r>
         <w:fldChar w:fldCharType="end"/>
       </w:r>
-      <w:bookmarkEnd w:id="191"/>
+      <w:bookmarkEnd w:id="205"/>
       <w:r>
         <w:t xml:space="preserve"> – </w:t>
       </w:r>
@@ -47629,12 +55953,12 @@
       <w:r>
         <w:br/>
       </w:r>
-      <w:bookmarkStart w:name="Sts_sec_A" w:id="192"/>
+      <w:bookmarkStart w:name="Sts_sec_A" w:id="206"/>
       <w:r>
         <w:rPr/>
         <w:t xml:space="preserve">Recommended localized names</w:t>
       </w:r>
-      <w:bookmarkEnd w:id="192"/>
+      <w:bookmarkEnd w:id="206"/>
     </w:p>
     <w:p>
       <w:pPr>
@@ -47649,23 +55973,23 @@
       <w:r>
         <w:br/>
       </w:r>
-      <w:bookmarkStart w:name="Sts_sec_B" w:id="193"/>
+      <w:bookmarkStart w:name="Sts_sec_B" w:id="207"/>
       <w:r>
         <w:rPr/>
         <w:t xml:space="preserve">Namespaces and Mappings</w:t>
       </w:r>
-      <w:bookmarkEnd w:id="193"/>
+      <w:bookmarkEnd w:id="207"/>
     </w:p>
     <w:p>
       <w:pPr>
         <w:pStyle w:val="ANNEX-heading1"/>
       </w:pPr>
-      <w:bookmarkStart w:name="Sts_sec_B_1" w:id="194"/>
+      <w:bookmarkStart w:name="Sts_sec_B_1" w:id="208"/>
       <w:r>
         <w:rPr/>
         <w:t xml:space="preserve">NodeSets and Supplementary Files</w:t>
       </w:r>
-      <w:bookmarkEnd w:id="194"/>
+      <w:bookmarkEnd w:id="208"/>
     </w:p>
     <w:p>
       <w:pPr>
@@ -47690,7 +56014,7 @@
       <w:pPr>
         <w:pStyle w:val="PARAGRAPH"/>
       </w:pPr>
-      <w:hyperlink r:id="Rc6ae42dc729847f6">
+      <w:hyperlink r:id="Rfbe24b2fe02c42ac">
         <w:r>
           <w:rPr>
             <w:rStyle w:val="Hyperlink"/>
@@ -47717,7 +56041,7 @@
         <w:rPr/>
         <w:t xml:space="preserve"> can be found </w:t>
       </w:r>
-      <w:hyperlink r:id="R8ac1432b164f49d6">
+      <w:hyperlink r:id="Rb8fa4b2cf8b14cb2">
         <w:r>
           <w:rPr>
             <w:rStyle w:val="Hyperlink"/>
@@ -47743,7 +56067,7 @@
       <w:pPr>
         <w:pStyle w:val="PARAGRAPH"/>
       </w:pPr>
-      <w:hyperlink r:id="R2d26027a50c94b5e">
+      <w:hyperlink r:id="R976c65fef8c24cff">
         <w:r>
           <w:rPr>
             <w:rStyle w:val="Hyperlink"/>
@@ -47765,7 +56089,7 @@
       <w:pPr>
         <w:pStyle w:val="PARAGRAPH"/>
       </w:pPr>
-      <w:hyperlink r:id="Rcc2596f705934b70">
+      <w:hyperlink r:id="R8b1a29b675c84a2c">
         <w:r>
           <w:rPr>
             <w:rStyle w:val="Hyperlink"/>
@@ -47787,7 +56111,7 @@
       <w:pPr>
         <w:pStyle w:val="PARAGRAPH"/>
       </w:pPr>
-      <w:hyperlink r:id="Rb3d78421111745ef">
+      <w:hyperlink r:id="R73c1bc815f9c4982">
         <w:r>
           <w:rPr>
             <w:rStyle w:val="Hyperlink"/>
@@ -47809,7 +56133,7 @@
       <w:pPr>
         <w:pStyle w:val="PARAGRAPH"/>
       </w:pPr>
-      <w:hyperlink r:id="Rc714cb5fb82a495b">
+      <w:hyperlink r:id="R48c3c8b2aa9f4139">
         <w:r>
           <w:rPr>
             <w:rStyle w:val="Hyperlink"/>

--- a/artifacts/OPC-30050.docx
+++ b/artifacts/OPC-30050.docx
@@ -80,7 +80,7 @@
                                 <pic:cNvPicPr/>
                               </pic:nvPicPr>
                               <pic:blipFill>
-                                <a:blip r:embed="Rf84fbd61535b4761"/>
+                                <a:blip r:embed="Rc1c01a8f94f24ae8"/>
                                 <a:stretch>
                                   <a:fillRect/>
                                 </a:stretch>
@@ -183,7 +183,7 @@
                                 <pic:cNvPicPr/>
                               </pic:nvPicPr>
                               <pic:blipFill>
-                                <a:blip r:embed="R239a49364f79468d"/>
+                                <a:blip r:embed="Rea6623c2af7d48a6"/>
                                 <a:stretch>
                                   <a:fillRect/>
                                 </a:stretch>
@@ -1485,7 +1485,7 @@
         <w:spacing w:before="60"/>
         <w:ind w:left="340"/>
       </w:pPr>
-      <w:hyperlink r:id="R61e4cfe8aaf944f3">
+      <w:hyperlink r:id="Rae254f9927134848">
         <w:r>
           <w:rPr>
             <w:rStyle w:val="Hyperlink"/>
@@ -1520,7 +1520,7 @@
         <w:spacing w:before="60"/>
         <w:ind w:left="340"/>
       </w:pPr>
-      <w:hyperlink r:id="Rabe29a3d4ea9472e">
+      <w:hyperlink r:id="Rde2a22e0e02e4ef6">
         <w:r>
           <w:rPr>
             <w:rStyle w:val="Hyperlink"/>
@@ -1555,7 +1555,7 @@
         <w:spacing w:before="60"/>
         <w:ind w:left="340"/>
       </w:pPr>
-      <w:hyperlink r:id="R7952392d72df4697">
+      <w:hyperlink r:id="Rba82db7288e04fd2">
         <w:r>
           <w:rPr>
             <w:rStyle w:val="Hyperlink"/>
@@ -1590,7 +1590,7 @@
         <w:spacing w:before="60"/>
         <w:ind w:left="340"/>
       </w:pPr>
-      <w:hyperlink r:id="R1e6beafa16134e73">
+      <w:hyperlink r:id="Reb3494bcd7884c87">
         <w:r>
           <w:rPr>
             <w:rStyle w:val="Hyperlink"/>
@@ -1625,7 +1625,7 @@
         <w:spacing w:before="60"/>
         <w:ind w:left="340"/>
       </w:pPr>
-      <w:hyperlink r:id="Rfee07cce6b3e408d">
+      <w:hyperlink r:id="R26eee5618cb041e6">
         <w:r>
           <w:rPr>
             <w:rStyle w:val="Hyperlink"/>
@@ -1660,7 +1660,7 @@
         <w:spacing w:before="60"/>
         <w:ind w:left="340"/>
       </w:pPr>
-      <w:hyperlink r:id="R27021a1b49a0439d">
+      <w:hyperlink r:id="Re44cf727f4c949b3">
         <w:r>
           <w:rPr>
             <w:rStyle w:val="Hyperlink"/>
@@ -1695,7 +1695,7 @@
         <w:spacing w:before="60"/>
         <w:ind w:left="340"/>
       </w:pPr>
-      <w:hyperlink r:id="Re5ed7fe33c7d4167">
+      <w:hyperlink r:id="Rf6d4af894ef64338">
         <w:r>
           <w:rPr>
             <w:rStyle w:val="Hyperlink"/>
@@ -1730,7 +1730,7 @@
         <w:spacing w:before="60"/>
         <w:ind w:left="340"/>
       </w:pPr>
-      <w:hyperlink r:id="R5c79f15e64bc4c5d">
+      <w:hyperlink r:id="R82df062633f4459c">
         <w:r>
           <w:rPr>
             <w:rStyle w:val="Hyperlink"/>
@@ -1765,7 +1765,7 @@
         <w:spacing w:before="60"/>
         <w:ind w:left="340"/>
       </w:pPr>
-      <w:hyperlink r:id="Ra41b110ede5f4e46">
+      <w:hyperlink r:id="R476c0aabf7414b62">
         <w:r>
           <w:rPr>
             <w:rStyle w:val="Hyperlink"/>
@@ -1800,7 +1800,7 @@
         <w:spacing w:before="60"/>
         <w:ind w:left="340"/>
       </w:pPr>
-      <w:hyperlink r:id="R5f90a32f4ffa4bc6">
+      <w:hyperlink r:id="Rb0e30a2049414df9">
         <w:r>
           <w:rPr>
             <w:rStyle w:val="Hyperlink"/>
@@ -1835,7 +1835,7 @@
         <w:spacing w:before="60"/>
         <w:ind w:left="340"/>
       </w:pPr>
-      <w:hyperlink r:id="R3fdbb1bf8f314d34">
+      <w:hyperlink r:id="Rf874da99bae24e19">
         <w:r>
           <w:rPr>
             <w:rStyle w:val="Hyperlink"/>
@@ -1870,7 +1870,7 @@
         <w:spacing w:before="60"/>
         <w:ind w:left="340"/>
       </w:pPr>
-      <w:hyperlink r:id="R8d24a1ec04504c8d">
+      <w:hyperlink r:id="R0c6eda30bb834fff">
         <w:r>
           <w:rPr>
             <w:rStyle w:val="Hyperlink"/>
@@ -1905,7 +1905,7 @@
         <w:spacing w:before="60"/>
         <w:ind w:left="340"/>
       </w:pPr>
-      <w:hyperlink r:id="R9548e2824bce4d5b">
+      <w:hyperlink r:id="R3f3f043d346e4e51">
         <w:r>
           <w:rPr>
             <w:rStyle w:val="Hyperlink"/>
@@ -1940,7 +1940,7 @@
         <w:spacing w:before="60"/>
         <w:ind w:left="340"/>
       </w:pPr>
-      <w:hyperlink r:id="R53c2719cb30946a2">
+      <w:hyperlink r:id="R6bdcf82907d248da">
         <w:r>
           <w:rPr>
             <w:rStyle w:val="Hyperlink"/>
@@ -3003,7 +3003,7 @@
                     <pic:cNvPicPr/>
                   </pic:nvPicPr>
                   <pic:blipFill>
-                    <a:blip r:embed="R95932a26fdc3445f"/>
+                    <a:blip r:embed="R414c0f9133724e4c"/>
                     <a:stretch>
                       <a:fillRect/>
                     </a:stretch>
@@ -3286,7 +3286,7 @@
                     <pic:cNvPicPr/>
                   </pic:nvPicPr>
                   <pic:blipFill>
-                    <a:blip r:embed="R64d112f477b64e4e"/>
+                    <a:blip r:embed="Rc29bbc927a3b4bc1"/>
                     <a:stretch>
                       <a:fillRect/>
                     </a:stretch>
@@ -4427,7 +4427,7 @@
                     <pic:cNvPicPr/>
                   </pic:nvPicPr>
                   <pic:blipFill>
-                    <a:blip r:embed="R7989be3fe80f415b"/>
+                    <a:blip r:embed="Rdec7569e9074437b"/>
                     <a:stretch>
                       <a:fillRect/>
                     </a:stretch>
@@ -4712,7 +4712,7 @@
                     <pic:cNvPicPr/>
                   </pic:nvPicPr>
                   <pic:blipFill>
-                    <a:blip r:embed="R742bfedc5bdf4ef7"/>
+                    <a:blip r:embed="R0ca7c45cf32048c4"/>
                     <a:stretch>
                       <a:fillRect/>
                     </a:stretch>
@@ -5080,7 +5080,7 @@
                     <pic:cNvPicPr/>
                   </pic:nvPicPr>
                   <pic:blipFill>
-                    <a:blip r:embed="R546b5a983395453d"/>
+                    <a:blip r:embed="Rce696154c849407d"/>
                     <a:stretch>
                       <a:fillRect/>
                     </a:stretch>
@@ -5290,7 +5290,7 @@
                     <pic:cNvPicPr/>
                   </pic:nvPicPr>
                   <pic:blipFill>
-                    <a:blip r:embed="R0c7851cc0ee54589"/>
+                    <a:blip r:embed="Rb0a96b51ebb7449d"/>
                     <a:stretch>
                       <a:fillRect/>
                     </a:stretch>
@@ -5374,7 +5374,7 @@
                     <pic:cNvPicPr/>
                   </pic:nvPicPr>
                   <pic:blipFill>
-                    <a:blip r:embed="Ra797cbf0853e4d2c"/>
+                    <a:blip r:embed="R4a9d06bff4a8431b"/>
                     <a:stretch>
                       <a:fillRect/>
                     </a:stretch>
@@ -6845,7 +6845,7 @@
                     <pic:cNvPicPr/>
                   </pic:nvPicPr>
                   <pic:blipFill>
-                    <a:blip r:embed="R4f68001cbdd140f7"/>
+                    <a:blip r:embed="R963e4f4f5312468f"/>
                     <a:stretch>
                       <a:fillRect/>
                     </a:stretch>
@@ -7449,7 +7449,7 @@
                     <pic:cNvPicPr/>
                   </pic:nvPicPr>
                   <pic:blipFill>
-                    <a:blip r:embed="R4e55a6e08b9a447b"/>
+                    <a:blip r:embed="R43f4aacf5182410a"/>
                     <a:stretch>
                       <a:fillRect/>
                     </a:stretch>
@@ -7602,7 +7602,7 @@
                     <pic:cNvPicPr/>
                   </pic:nvPicPr>
                   <pic:blipFill>
-                    <a:blip r:embed="R5f41990e005641df"/>
+                    <a:blip r:embed="Rbe01d0fc8446432e"/>
                     <a:stretch>
                       <a:fillRect/>
                     </a:stretch>
@@ -8134,7 +8134,7 @@
                     <pic:cNvPicPr/>
                   </pic:nvPicPr>
                   <pic:blipFill>
-                    <a:blip r:embed="R8d46623d220c4d07"/>
+                    <a:blip r:embed="Rf796f029b0db4a55"/>
                     <a:stretch>
                       <a:fillRect/>
                     </a:stretch>
@@ -9994,7 +9994,7 @@
                     <pic:cNvPicPr/>
                   </pic:nvPicPr>
                   <pic:blipFill>
-                    <a:blip r:embed="Rdc4b10755a944b23"/>
+                    <a:blip r:embed="R3f2dc20e40e54312"/>
                     <a:stretch>
                       <a:fillRect/>
                     </a:stretch>
@@ -12470,7 +12470,7 @@
                     <pic:cNvPicPr/>
                   </pic:nvPicPr>
                   <pic:blipFill>
-                    <a:blip r:embed="R542ee17c65a5405a"/>
+                    <a:blip r:embed="R64325a12574d4403"/>
                     <a:stretch>
                       <a:fillRect/>
                     </a:stretch>
@@ -15197,7 +15197,7 @@
                     <pic:cNvPicPr/>
                   </pic:nvPicPr>
                   <pic:blipFill>
-                    <a:blip r:embed="R2a1be744c0f349d3"/>
+                    <a:blip r:embed="Rdde166aba0c547a8"/>
                     <a:stretch>
                       <a:fillRect/>
                     </a:stretch>
@@ -15557,7 +15557,7 @@
                     <pic:cNvPicPr/>
                   </pic:nvPicPr>
                   <pic:blipFill>
-                    <a:blip r:embed="Rd170a77f44d7487e"/>
+                    <a:blip r:embed="R46637ff30d3647b3"/>
                     <a:stretch>
                       <a:fillRect/>
                     </a:stretch>
@@ -15722,7 +15722,7 @@
                     <pic:cNvPicPr/>
                   </pic:nvPicPr>
                   <pic:blipFill>
-                    <a:blip r:embed="R129f65e0af404f15"/>
+                    <a:blip r:embed="Rbb6a3b32a009479a"/>
                     <a:stretch>
                       <a:fillRect/>
                     </a:stretch>
@@ -17984,7 +17984,7 @@
                     <pic:cNvPicPr/>
                   </pic:nvPicPr>
                   <pic:blipFill>
-                    <a:blip r:embed="R04665ba62ca343d7"/>
+                    <a:blip r:embed="R16916738576e4241"/>
                     <a:stretch>
                       <a:fillRect/>
                     </a:stretch>
@@ -20494,7 +20494,7 @@
                     <pic:cNvPicPr/>
                   </pic:nvPicPr>
                   <pic:blipFill>
-                    <a:blip r:embed="R3ed17786c57b4f03"/>
+                    <a:blip r:embed="Re5588b65c7fd4a57"/>
                     <a:stretch>
                       <a:fillRect/>
                     </a:stretch>
@@ -42319,7 +42319,7 @@
                     <pic:cNvPicPr/>
                   </pic:nvPicPr>
                   <pic:blipFill>
-                    <a:blip r:embed="R24e7282b33f04d03"/>
+                    <a:blip r:embed="R16184a35e7184595"/>
                     <a:stretch>
                       <a:fillRect/>
                     </a:stretch>
@@ -42394,7 +42394,7 @@
                     <pic:cNvPicPr/>
                   </pic:nvPicPr>
                   <pic:blipFill>
-                    <a:blip r:embed="R0b437c70d82b4713"/>
+                    <a:blip r:embed="Rbe60912a42384bb0"/>
                     <a:stretch>
                       <a:fillRect/>
                     </a:stretch>
@@ -50334,7 +50334,7 @@
             <w:pPr>
               <w:pStyle w:val="TABLE-cell"/>
             </w:pPr>
-            <w:hyperlink r:id="Re939040e2e61445a">
+            <w:hyperlink r:id="R41d8a77fd8d24198">
               <w:r>
                 <w:rPr>
                   <w:rStyle w:val="Hyperlink"/>
@@ -50370,7 +50370,7 @@
             <w:pPr>
               <w:pStyle w:val="TABLE-cell"/>
             </w:pPr>
-            <w:hyperlink r:id="R3e193813547f47fc">
+            <w:hyperlink r:id="R1f88ea0f10664e06">
               <w:r>
                 <w:rPr>
                   <w:rStyle w:val="Hyperlink"/>
@@ -55962,34 +55962,6137 @@
     </w:p>
     <w:p>
       <w:pPr>
+        <w:pStyle w:val="ANNEX-heading1"/>
+      </w:pPr>
+      <w:bookmarkStart w:name="Sts_sec_A_1" w:id="207"/>
+      <w:r>
+        <w:rPr/>
+        <w:t xml:space="preserve">Recommended state names for </w:t>
+      </w:r>
+      <w:r>
+        <w:rPr>
+          <w:i/>
+        </w:rPr>
+        <w:t xml:space="preserve">StateMachine</w:t>
+      </w:r>
+      <w:r>
+        <w:rPr/>
+        <w:t xml:space="preserve"> </w:t>
+      </w:r>
+      <w:r>
+        <w:rPr>
+          <w:i/>
+        </w:rPr>
+        <w:t xml:space="preserve">Variables</w:t>
+      </w:r>
+      <w:bookmarkEnd w:id="207"/>
+    </w:p>
+    <w:p>
+      <w:pPr>
+        <w:pStyle w:val="ANNEX-heading2"/>
+      </w:pPr>
+      <w:bookmarkStart w:name="Sts_sec_A_1_1" w:id="208"/>
+      <w:r>
+        <w:rPr/>
+        <w:t xml:space="preserve">LocaleID "en"</w:t>
+      </w:r>
+      <w:bookmarkEnd w:id="208"/>
+    </w:p>
+    <w:p>
+      <w:pPr>
+        <w:pStyle w:val="PARAGRAPH"/>
+      </w:pPr>
+      <w:r>
+        <w:rPr/>
+        <w:t xml:space="preserve">The recommended state display names for the LocaleId "en" and the State values for all </w:t>
+      </w:r>
+      <w:r>
+        <w:rPr>
+          <w:i/>
+        </w:rPr>
+        <w:t xml:space="preserve">StateMachines</w:t>
+      </w:r>
+      <w:r>
+        <w:rPr/>
+        <w:t xml:space="preserve"> defined in this specification are listed in Table B.1</w:t>
+      </w:r>
+    </w:p>
+    <w:p>
+      <w:pPr>
+        <w:pStyle w:val="TABLE-title"/>
+      </w:pPr>
+      <w:bookmarkStart w:name="Sts_tbl_70" w:id="209"/>
+      <w:r>
+        <w:t xml:space="preserve">Table </w:t>
+      </w:r>
+      <w:r>
+        <w:fldChar w:fldCharType="begin"/>
+      </w:r>
+      <w:r>
+        <w:instrText xml:space="preserve"> SEQ Table \* ARABIC </w:instrText>
+      </w:r>
+      <w:r>
+        <w:fldChar w:fldCharType="separate"/>
+      </w:r>
+      <w:r>
+        <w:rPr/>
+        <w:t xml:space="preserve">70</w:t>
+      </w:r>
+      <w:r>
+        <w:fldChar w:fldCharType="end"/>
+      </w:r>
+      <w:bookmarkEnd w:id="209"/>
+      <w:r>
+        <w:t xml:space="preserve"> – </w:t>
+      </w:r>
+      <w:r>
+        <w:rPr/>
+        <w:t xml:space="preserve">Recommended display names for LocaleId "en"</w:t>
+      </w:r>
+    </w:p>
+    <w:tbl>
+      <w:tblPr>
+        <w:tblStyle w:val="TableGrid"/>
+        <w:tblW w:w="9070" w:type="dxa"/>
+        <w:tblLayout w:type="fixed"/>
+      </w:tblPr>
+      <w:tblGrid>
+        <w:gridCol w:w="4112"/>
+        <w:gridCol w:w="1700"/>
+        <w:gridCol w:w="1700"/>
+        <w:gridCol w:w="1558"/>
+      </w:tblGrid>
+      <w:tr>
+        <w:trPr>
+          <w:tblHeader/>
+        </w:trPr>
+        <w:tc>
+          <w:tcPr>
+            <w:tcW w:w="4112" w:type="dxa"/>
+            <w:vAlign w:val="center"/>
+          </w:tcPr>
+          <w:p>
+            <w:pPr>
+              <w:pStyle w:val="TABLE-col-heading"/>
+              <w:jc w:val="left"/>
+            </w:pPr>
+            <w:r>
+              <w:rPr/>
+              <w:t xml:space="preserve">StateMachine</w:t>
+            </w:r>
+          </w:p>
+        </w:tc>
+        <w:tc>
+          <w:tcPr>
+            <w:tcW w:w="1700" w:type="dxa"/>
+            <w:vAlign w:val="center"/>
+          </w:tcPr>
+          <w:p>
+            <w:pPr>
+              <w:pStyle w:val="TABLE-col-heading"/>
+              <w:jc w:val="left"/>
+            </w:pPr>
+            <w:r>
+              <w:rPr/>
+              <w:t xml:space="preserve">Browse Name</w:t>
+            </w:r>
+          </w:p>
+        </w:tc>
+        <w:tc>
+          <w:tcPr>
+            <w:tcW w:w="1700" w:type="dxa"/>
+            <w:vAlign w:val="center"/>
+          </w:tcPr>
+          <w:p>
+            <w:pPr>
+              <w:pStyle w:val="TABLE-col-heading"/>
+              <w:jc w:val="left"/>
+            </w:pPr>
+            <w:r>
+              <w:rPr/>
+              <w:t xml:space="preserve">display name</w:t>
+            </w:r>
+          </w:p>
+        </w:tc>
+        <w:tc>
+          <w:tcPr>
+            <w:tcW w:w="1558" w:type="dxa"/>
+            <w:vAlign w:val="center"/>
+          </w:tcPr>
+          <w:p>
+            <w:pPr>
+              <w:pStyle w:val="TABLE-col-heading"/>
+              <w:jc w:val="left"/>
+            </w:pPr>
+            <w:r>
+              <w:rPr/>
+              <w:t xml:space="preserve">State Value</w:t>
+            </w:r>
+          </w:p>
+        </w:tc>
+      </w:tr>
+      <w:tr>
+        <w:tc>
+          <w:tcPr>
+            <w:tcW w:w="4112" w:type="dxa"/>
+            <w:vAlign w:val="center"/>
+          </w:tcPr>
+          <w:p>
+            <w:pPr>
+              <w:pStyle w:val="TABLE-cell"/>
+            </w:pPr>
+            <w:r>
+              <w:rPr/>
+              <w:t xml:space="preserve">PackMLBaseStateMachineType</w:t>
+            </w:r>
+          </w:p>
+        </w:tc>
+        <w:tc>
+          <w:tcPr>
+            <w:tcW w:w="1700" w:type="dxa"/>
+            <w:vAlign w:val="center"/>
+          </w:tcPr>
+          <w:p>
+            <w:pPr>
+              <w:pStyle w:val="TABLE-cell"/>
+            </w:pPr>
+            <w:r>
+              <w:rPr/>
+              <w:t xml:space="preserve">Cleared</w:t>
+            </w:r>
+          </w:p>
+        </w:tc>
+        <w:tc>
+          <w:tcPr>
+            <w:tcW w:w="1700" w:type="dxa"/>
+            <w:vAlign w:val="center"/>
+          </w:tcPr>
+          <w:p>
+            <w:pPr>
+              <w:pStyle w:val="TABLE-cell"/>
+            </w:pPr>
+            <w:r>
+              <w:rPr/>
+              <w:t xml:space="preserve">Cleared</w:t>
+            </w:r>
+          </w:p>
+        </w:tc>
+        <w:tc>
+          <w:tcPr>
+            <w:tcW w:w="1558" w:type="dxa"/>
+            <w:vAlign w:val="center"/>
+          </w:tcPr>
+          <w:p>
+            <w:pPr>
+              <w:pStyle w:val="TABLE-cell"/>
+            </w:pPr>
+            <w:r>
+              <w:rPr/>
+              <w:t xml:space="preserve">18</w:t>
+            </w:r>
+          </w:p>
+        </w:tc>
+      </w:tr>
+      <w:tr>
+        <w:tc>
+          <w:tcPr>
+            <w:tcW w:w="4112" w:type="dxa"/>
+            <w:vAlign w:val="center"/>
+          </w:tcPr>
+          <w:p>
+            <w:pPr>
+              <w:pStyle w:val="TABLE-cell"/>
+            </w:pPr>
+          </w:p>
+        </w:tc>
+        <w:tc>
+          <w:tcPr>
+            <w:tcW w:w="1700" w:type="dxa"/>
+            <w:vAlign w:val="center"/>
+          </w:tcPr>
+          <w:p>
+            <w:pPr>
+              <w:pStyle w:val="TABLE-cell"/>
+            </w:pPr>
+            <w:r>
+              <w:rPr/>
+              <w:t xml:space="preserve">Aborting</w:t>
+            </w:r>
+          </w:p>
+        </w:tc>
+        <w:tc>
+          <w:tcPr>
+            <w:tcW w:w="1700" w:type="dxa"/>
+            <w:vAlign w:val="center"/>
+          </w:tcPr>
+          <w:p>
+            <w:pPr>
+              <w:pStyle w:val="TABLE-cell"/>
+            </w:pPr>
+            <w:r>
+              <w:rPr/>
+              <w:t xml:space="preserve">Aborting</w:t>
+            </w:r>
+          </w:p>
+        </w:tc>
+        <w:tc>
+          <w:tcPr>
+            <w:tcW w:w="1558" w:type="dxa"/>
+            <w:vAlign w:val="center"/>
+          </w:tcPr>
+          <w:p>
+            <w:pPr>
+              <w:pStyle w:val="TABLE-cell"/>
+            </w:pPr>
+            <w:r>
+              <w:rPr/>
+              <w:t xml:space="preserve">8</w:t>
+            </w:r>
+          </w:p>
+        </w:tc>
+      </w:tr>
+      <w:tr>
+        <w:tc>
+          <w:tcPr>
+            <w:tcW w:w="4112" w:type="dxa"/>
+            <w:vAlign w:val="center"/>
+          </w:tcPr>
+          <w:p>
+            <w:pPr>
+              <w:pStyle w:val="TABLE-cell"/>
+            </w:pPr>
+          </w:p>
+        </w:tc>
+        <w:tc>
+          <w:tcPr>
+            <w:tcW w:w="1700" w:type="dxa"/>
+            <w:vAlign w:val="center"/>
+          </w:tcPr>
+          <w:p>
+            <w:pPr>
+              <w:pStyle w:val="TABLE-cell"/>
+            </w:pPr>
+            <w:r>
+              <w:rPr/>
+              <w:t xml:space="preserve">Aborted</w:t>
+            </w:r>
+          </w:p>
+        </w:tc>
+        <w:tc>
+          <w:tcPr>
+            <w:tcW w:w="1700" w:type="dxa"/>
+            <w:vAlign w:val="center"/>
+          </w:tcPr>
+          <w:p>
+            <w:pPr>
+              <w:pStyle w:val="TABLE-cell"/>
+            </w:pPr>
+            <w:r>
+              <w:rPr/>
+              <w:t xml:space="preserve">Aborted</w:t>
+            </w:r>
+          </w:p>
+        </w:tc>
+        <w:tc>
+          <w:tcPr>
+            <w:tcW w:w="1558" w:type="dxa"/>
+            <w:vAlign w:val="center"/>
+          </w:tcPr>
+          <w:p>
+            <w:pPr>
+              <w:pStyle w:val="TABLE-cell"/>
+            </w:pPr>
+            <w:r>
+              <w:rPr/>
+              <w:t xml:space="preserve">9</w:t>
+            </w:r>
+          </w:p>
+        </w:tc>
+      </w:tr>
+      <w:tr>
+        <w:tc>
+          <w:tcPr>
+            <w:tcW w:w="4112" w:type="dxa"/>
+            <w:vAlign w:val="center"/>
+          </w:tcPr>
+          <w:p>
+            <w:pPr>
+              <w:pStyle w:val="TABLE-cell"/>
+            </w:pPr>
+            <w:r>
+              <w:rPr/>
+              <w:t xml:space="preserve">PackMLMachineStateMachineType</w:t>
+            </w:r>
+          </w:p>
+        </w:tc>
+        <w:tc>
+          <w:tcPr>
+            <w:tcW w:w="1700" w:type="dxa"/>
+            <w:vAlign w:val="center"/>
+          </w:tcPr>
+          <w:p>
+            <w:pPr>
+              <w:pStyle w:val="TABLE-cell"/>
+            </w:pPr>
+            <w:r>
+              <w:rPr/>
+              <w:t xml:space="preserve">Running</w:t>
+            </w:r>
+          </w:p>
+        </w:tc>
+        <w:tc>
+          <w:tcPr>
+            <w:tcW w:w="1700" w:type="dxa"/>
+            <w:vAlign w:val="center"/>
+          </w:tcPr>
+          <w:p>
+            <w:pPr>
+              <w:pStyle w:val="TABLE-cell"/>
+            </w:pPr>
+            <w:r>
+              <w:rPr/>
+              <w:t xml:space="preserve">Running</w:t>
+            </w:r>
+          </w:p>
+        </w:tc>
+        <w:tc>
+          <w:tcPr>
+            <w:tcW w:w="1558" w:type="dxa"/>
+            <w:vAlign w:val="center"/>
+          </w:tcPr>
+          <w:p>
+            <w:pPr>
+              <w:pStyle w:val="TABLE-cell"/>
+            </w:pPr>
+            <w:r>
+              <w:rPr/>
+              <w:t xml:space="preserve">19</w:t>
+            </w:r>
+          </w:p>
+        </w:tc>
+      </w:tr>
+      <w:tr>
+        <w:tc>
+          <w:tcPr>
+            <w:tcW w:w="4112" w:type="dxa"/>
+            <w:vAlign w:val="center"/>
+          </w:tcPr>
+          <w:p>
+            <w:pPr>
+              <w:pStyle w:val="TABLE-cell"/>
+            </w:pPr>
+          </w:p>
+        </w:tc>
+        <w:tc>
+          <w:tcPr>
+            <w:tcW w:w="1700" w:type="dxa"/>
+            <w:vAlign w:val="center"/>
+          </w:tcPr>
+          <w:p>
+            <w:pPr>
+              <w:pStyle w:val="TABLE-cell"/>
+            </w:pPr>
+            <w:r>
+              <w:rPr/>
+              <w:t xml:space="preserve">Clearing</w:t>
+            </w:r>
+          </w:p>
+        </w:tc>
+        <w:tc>
+          <w:tcPr>
+            <w:tcW w:w="1700" w:type="dxa"/>
+            <w:vAlign w:val="center"/>
+          </w:tcPr>
+          <w:p>
+            <w:pPr>
+              <w:pStyle w:val="TABLE-cell"/>
+            </w:pPr>
+            <w:r>
+              <w:rPr/>
+              <w:t xml:space="preserve">Clearing</w:t>
+            </w:r>
+          </w:p>
+        </w:tc>
+        <w:tc>
+          <w:tcPr>
+            <w:tcW w:w="1558" w:type="dxa"/>
+            <w:vAlign w:val="center"/>
+          </w:tcPr>
+          <w:p>
+            <w:pPr>
+              <w:pStyle w:val="TABLE-cell"/>
+            </w:pPr>
+            <w:r>
+              <w:rPr/>
+              <w:t xml:space="preserve">1</w:t>
+            </w:r>
+          </w:p>
+        </w:tc>
+      </w:tr>
+      <w:tr>
+        <w:tc>
+          <w:tcPr>
+            <w:tcW w:w="4112" w:type="dxa"/>
+            <w:vAlign w:val="center"/>
+          </w:tcPr>
+          <w:p>
+            <w:pPr>
+              <w:pStyle w:val="TABLE-cell"/>
+            </w:pPr>
+          </w:p>
+        </w:tc>
+        <w:tc>
+          <w:tcPr>
+            <w:tcW w:w="1700" w:type="dxa"/>
+            <w:vAlign w:val="center"/>
+          </w:tcPr>
+          <w:p>
+            <w:pPr>
+              <w:pStyle w:val="TABLE-cell"/>
+            </w:pPr>
+            <w:r>
+              <w:rPr/>
+              <w:t xml:space="preserve">Stopping</w:t>
+            </w:r>
+          </w:p>
+        </w:tc>
+        <w:tc>
+          <w:tcPr>
+            <w:tcW w:w="1700" w:type="dxa"/>
+            <w:vAlign w:val="center"/>
+          </w:tcPr>
+          <w:p>
+            <w:pPr>
+              <w:pStyle w:val="TABLE-cell"/>
+            </w:pPr>
+            <w:r>
+              <w:rPr/>
+              <w:t xml:space="preserve">Stopping</w:t>
+            </w:r>
+          </w:p>
+        </w:tc>
+        <w:tc>
+          <w:tcPr>
+            <w:tcW w:w="1558" w:type="dxa"/>
+            <w:vAlign w:val="center"/>
+          </w:tcPr>
+          <w:p>
+            <w:pPr>
+              <w:pStyle w:val="TABLE-cell"/>
+            </w:pPr>
+            <w:r>
+              <w:rPr/>
+              <w:t xml:space="preserve">7</w:t>
+            </w:r>
+          </w:p>
+        </w:tc>
+      </w:tr>
+      <w:tr>
+        <w:tc>
+          <w:tcPr>
+            <w:tcW w:w="4112" w:type="dxa"/>
+            <w:vAlign w:val="center"/>
+          </w:tcPr>
+          <w:p>
+            <w:pPr>
+              <w:pStyle w:val="TABLE-cell"/>
+            </w:pPr>
+          </w:p>
+        </w:tc>
+        <w:tc>
+          <w:tcPr>
+            <w:tcW w:w="1700" w:type="dxa"/>
+            <w:vAlign w:val="center"/>
+          </w:tcPr>
+          <w:p>
+            <w:pPr>
+              <w:pStyle w:val="TABLE-cell"/>
+            </w:pPr>
+            <w:r>
+              <w:rPr/>
+              <w:t xml:space="preserve">Stopped</w:t>
+            </w:r>
+          </w:p>
+        </w:tc>
+        <w:tc>
+          <w:tcPr>
+            <w:tcW w:w="1700" w:type="dxa"/>
+            <w:vAlign w:val="center"/>
+          </w:tcPr>
+          <w:p>
+            <w:pPr>
+              <w:pStyle w:val="TABLE-cell"/>
+            </w:pPr>
+            <w:r>
+              <w:rPr/>
+              <w:t xml:space="preserve">Stopped</w:t>
+            </w:r>
+          </w:p>
+        </w:tc>
+        <w:tc>
+          <w:tcPr>
+            <w:tcW w:w="1558" w:type="dxa"/>
+            <w:vAlign w:val="center"/>
+          </w:tcPr>
+          <w:p>
+            <w:pPr>
+              <w:pStyle w:val="TABLE-cell"/>
+            </w:pPr>
+            <w:r>
+              <w:rPr/>
+              <w:t xml:space="preserve">2</w:t>
+            </w:r>
+          </w:p>
+        </w:tc>
+      </w:tr>
+      <w:tr>
+        <w:tc>
+          <w:tcPr>
+            <w:tcW w:w="4112" w:type="dxa"/>
+            <w:vAlign w:val="center"/>
+          </w:tcPr>
+          <w:p>
+            <w:pPr>
+              <w:pStyle w:val="TABLE-cell"/>
+            </w:pPr>
+            <w:r>
+              <w:rPr/>
+              <w:t xml:space="preserve">PackMLExecuteStateMachineType</w:t>
+            </w:r>
+          </w:p>
+        </w:tc>
+        <w:tc>
+          <w:tcPr>
+            <w:tcW w:w="1700" w:type="dxa"/>
+            <w:vAlign w:val="center"/>
+          </w:tcPr>
+          <w:p>
+            <w:pPr>
+              <w:pStyle w:val="TABLE-cell"/>
+            </w:pPr>
+            <w:r>
+              <w:rPr/>
+              <w:t xml:space="preserve">Resetting</w:t>
+            </w:r>
+          </w:p>
+        </w:tc>
+        <w:tc>
+          <w:tcPr>
+            <w:tcW w:w="1700" w:type="dxa"/>
+            <w:vAlign w:val="center"/>
+          </w:tcPr>
+          <w:p>
+            <w:pPr>
+              <w:pStyle w:val="TABLE-cell"/>
+            </w:pPr>
+            <w:r>
+              <w:rPr/>
+              <w:t xml:space="preserve">Resetting</w:t>
+            </w:r>
+          </w:p>
+        </w:tc>
+        <w:tc>
+          <w:tcPr>
+            <w:tcW w:w="1558" w:type="dxa"/>
+            <w:vAlign w:val="center"/>
+          </w:tcPr>
+          <w:p>
+            <w:pPr>
+              <w:pStyle w:val="TABLE-cell"/>
+            </w:pPr>
+            <w:r>
+              <w:rPr/>
+              <w:t xml:space="preserve">15</w:t>
+            </w:r>
+          </w:p>
+        </w:tc>
+      </w:tr>
+      <w:tr>
+        <w:tc>
+          <w:tcPr>
+            <w:tcW w:w="4112" w:type="dxa"/>
+            <w:vAlign w:val="center"/>
+          </w:tcPr>
+          <w:p>
+            <w:pPr>
+              <w:pStyle w:val="TABLE-cell"/>
+            </w:pPr>
+          </w:p>
+        </w:tc>
+        <w:tc>
+          <w:tcPr>
+            <w:tcW w:w="1700" w:type="dxa"/>
+            <w:vAlign w:val="center"/>
+          </w:tcPr>
+          <w:p>
+            <w:pPr>
+              <w:pStyle w:val="TABLE-cell"/>
+            </w:pPr>
+            <w:r>
+              <w:rPr/>
+              <w:t xml:space="preserve">Idle</w:t>
+            </w:r>
+          </w:p>
+        </w:tc>
+        <w:tc>
+          <w:tcPr>
+            <w:tcW w:w="1700" w:type="dxa"/>
+            <w:vAlign w:val="center"/>
+          </w:tcPr>
+          <w:p>
+            <w:pPr>
+              <w:pStyle w:val="TABLE-cell"/>
+            </w:pPr>
+            <w:r>
+              <w:rPr/>
+              <w:t xml:space="preserve">Idle</w:t>
+            </w:r>
+          </w:p>
+        </w:tc>
+        <w:tc>
+          <w:tcPr>
+            <w:tcW w:w="1558" w:type="dxa"/>
+            <w:vAlign w:val="center"/>
+          </w:tcPr>
+          <w:p>
+            <w:pPr>
+              <w:pStyle w:val="TABLE-cell"/>
+            </w:pPr>
+            <w:r>
+              <w:rPr/>
+              <w:t xml:space="preserve">4</w:t>
+            </w:r>
+          </w:p>
+        </w:tc>
+      </w:tr>
+      <w:tr>
+        <w:tc>
+          <w:tcPr>
+            <w:tcW w:w="4112" w:type="dxa"/>
+            <w:vAlign w:val="center"/>
+          </w:tcPr>
+          <w:p>
+            <w:pPr>
+              <w:pStyle w:val="TABLE-cell"/>
+            </w:pPr>
+          </w:p>
+        </w:tc>
+        <w:tc>
+          <w:tcPr>
+            <w:tcW w:w="1700" w:type="dxa"/>
+            <w:vAlign w:val="center"/>
+          </w:tcPr>
+          <w:p>
+            <w:pPr>
+              <w:pStyle w:val="TABLE-cell"/>
+            </w:pPr>
+            <w:r>
+              <w:rPr/>
+              <w:t xml:space="preserve">Starting</w:t>
+            </w:r>
+          </w:p>
+        </w:tc>
+        <w:tc>
+          <w:tcPr>
+            <w:tcW w:w="1700" w:type="dxa"/>
+            <w:vAlign w:val="center"/>
+          </w:tcPr>
+          <w:p>
+            <w:pPr>
+              <w:pStyle w:val="TABLE-cell"/>
+            </w:pPr>
+            <w:r>
+              <w:rPr/>
+              <w:t xml:space="preserve">Starting</w:t>
+            </w:r>
+          </w:p>
+        </w:tc>
+        <w:tc>
+          <w:tcPr>
+            <w:tcW w:w="1558" w:type="dxa"/>
+            <w:vAlign w:val="center"/>
+          </w:tcPr>
+          <w:p>
+            <w:pPr>
+              <w:pStyle w:val="TABLE-cell"/>
+            </w:pPr>
+            <w:r>
+              <w:rPr/>
+              <w:t xml:space="preserve">3</w:t>
+            </w:r>
+          </w:p>
+        </w:tc>
+      </w:tr>
+      <w:tr>
+        <w:tc>
+          <w:tcPr>
+            <w:tcW w:w="4112" w:type="dxa"/>
+            <w:vAlign w:val="center"/>
+          </w:tcPr>
+          <w:p>
+            <w:pPr>
+              <w:pStyle w:val="TABLE-cell"/>
+            </w:pPr>
+          </w:p>
+        </w:tc>
+        <w:tc>
+          <w:tcPr>
+            <w:tcW w:w="1700" w:type="dxa"/>
+            <w:vAlign w:val="center"/>
+          </w:tcPr>
+          <w:p>
+            <w:pPr>
+              <w:pStyle w:val="TABLE-cell"/>
+            </w:pPr>
+            <w:r>
+              <w:rPr/>
+              <w:t xml:space="preserve">Unsuspending</w:t>
+            </w:r>
+          </w:p>
+        </w:tc>
+        <w:tc>
+          <w:tcPr>
+            <w:tcW w:w="1700" w:type="dxa"/>
+            <w:vAlign w:val="center"/>
+          </w:tcPr>
+          <w:p>
+            <w:pPr>
+              <w:pStyle w:val="TABLE-cell"/>
+            </w:pPr>
+            <w:r>
+              <w:rPr/>
+              <w:t xml:space="preserve">Unsuspending</w:t>
+            </w:r>
+          </w:p>
+        </w:tc>
+        <w:tc>
+          <w:tcPr>
+            <w:tcW w:w="1558" w:type="dxa"/>
+            <w:vAlign w:val="center"/>
+          </w:tcPr>
+          <w:p>
+            <w:pPr>
+              <w:pStyle w:val="TABLE-cell"/>
+            </w:pPr>
+            <w:r>
+              <w:rPr/>
+              <w:t xml:space="preserve">14</w:t>
+            </w:r>
+          </w:p>
+        </w:tc>
+      </w:tr>
+      <w:tr>
+        <w:tc>
+          <w:tcPr>
+            <w:tcW w:w="4112" w:type="dxa"/>
+            <w:vAlign w:val="center"/>
+          </w:tcPr>
+          <w:p>
+            <w:pPr>
+              <w:pStyle w:val="TABLE-cell"/>
+            </w:pPr>
+          </w:p>
+        </w:tc>
+        <w:tc>
+          <w:tcPr>
+            <w:tcW w:w="1700" w:type="dxa"/>
+            <w:vAlign w:val="center"/>
+          </w:tcPr>
+          <w:p>
+            <w:pPr>
+              <w:pStyle w:val="TABLE-cell"/>
+            </w:pPr>
+            <w:r>
+              <w:rPr/>
+              <w:t xml:space="preserve">Suspended</w:t>
+            </w:r>
+          </w:p>
+        </w:tc>
+        <w:tc>
+          <w:tcPr>
+            <w:tcW w:w="1700" w:type="dxa"/>
+            <w:vAlign w:val="center"/>
+          </w:tcPr>
+          <w:p>
+            <w:pPr>
+              <w:pStyle w:val="TABLE-cell"/>
+            </w:pPr>
+            <w:r>
+              <w:rPr/>
+              <w:t xml:space="preserve">Suspended</w:t>
+            </w:r>
+          </w:p>
+        </w:tc>
+        <w:tc>
+          <w:tcPr>
+            <w:tcW w:w="1558" w:type="dxa"/>
+            <w:vAlign w:val="center"/>
+          </w:tcPr>
+          <w:p>
+            <w:pPr>
+              <w:pStyle w:val="TABLE-cell"/>
+            </w:pPr>
+            <w:r>
+              <w:rPr/>
+              <w:t xml:space="preserve">5</w:t>
+            </w:r>
+          </w:p>
+        </w:tc>
+      </w:tr>
+      <w:tr>
+        <w:tc>
+          <w:tcPr>
+            <w:tcW w:w="4112" w:type="dxa"/>
+            <w:vAlign w:val="center"/>
+          </w:tcPr>
+          <w:p>
+            <w:pPr>
+              <w:pStyle w:val="TABLE-cell"/>
+            </w:pPr>
+          </w:p>
+        </w:tc>
+        <w:tc>
+          <w:tcPr>
+            <w:tcW w:w="1700" w:type="dxa"/>
+            <w:vAlign w:val="center"/>
+          </w:tcPr>
+          <w:p>
+            <w:pPr>
+              <w:pStyle w:val="TABLE-cell"/>
+            </w:pPr>
+            <w:r>
+              <w:rPr/>
+              <w:t xml:space="preserve">Suspending</w:t>
+            </w:r>
+          </w:p>
+        </w:tc>
+        <w:tc>
+          <w:tcPr>
+            <w:tcW w:w="1700" w:type="dxa"/>
+            <w:vAlign w:val="center"/>
+          </w:tcPr>
+          <w:p>
+            <w:pPr>
+              <w:pStyle w:val="TABLE-cell"/>
+            </w:pPr>
+            <w:r>
+              <w:rPr/>
+              <w:t xml:space="preserve">Suspending</w:t>
+            </w:r>
+          </w:p>
+        </w:tc>
+        <w:tc>
+          <w:tcPr>
+            <w:tcW w:w="1558" w:type="dxa"/>
+            <w:vAlign w:val="center"/>
+          </w:tcPr>
+          <w:p>
+            <w:pPr>
+              <w:pStyle w:val="TABLE-cell"/>
+            </w:pPr>
+            <w:r>
+              <w:rPr/>
+              <w:t xml:space="preserve">13</w:t>
+            </w:r>
+          </w:p>
+        </w:tc>
+      </w:tr>
+      <w:tr>
+        <w:tc>
+          <w:tcPr>
+            <w:tcW w:w="4112" w:type="dxa"/>
+            <w:vAlign w:val="center"/>
+          </w:tcPr>
+          <w:p>
+            <w:pPr>
+              <w:pStyle w:val="TABLE-cell"/>
+            </w:pPr>
+          </w:p>
+        </w:tc>
+        <w:tc>
+          <w:tcPr>
+            <w:tcW w:w="1700" w:type="dxa"/>
+            <w:vAlign w:val="center"/>
+          </w:tcPr>
+          <w:p>
+            <w:pPr>
+              <w:pStyle w:val="TABLE-cell"/>
+            </w:pPr>
+            <w:r>
+              <w:rPr/>
+              <w:t xml:space="preserve">Execute</w:t>
+            </w:r>
+          </w:p>
+        </w:tc>
+        <w:tc>
+          <w:tcPr>
+            <w:tcW w:w="1700" w:type="dxa"/>
+            <w:vAlign w:val="center"/>
+          </w:tcPr>
+          <w:p>
+            <w:pPr>
+              <w:pStyle w:val="TABLE-cell"/>
+            </w:pPr>
+            <w:r>
+              <w:rPr/>
+              <w:t xml:space="preserve">Execute</w:t>
+            </w:r>
+          </w:p>
+        </w:tc>
+        <w:tc>
+          <w:tcPr>
+            <w:tcW w:w="1558" w:type="dxa"/>
+            <w:vAlign w:val="center"/>
+          </w:tcPr>
+          <w:p>
+            <w:pPr>
+              <w:pStyle w:val="TABLE-cell"/>
+            </w:pPr>
+            <w:r>
+              <w:rPr/>
+              <w:t xml:space="preserve">6</w:t>
+            </w:r>
+          </w:p>
+        </w:tc>
+      </w:tr>
+      <w:tr>
+        <w:tc>
+          <w:tcPr>
+            <w:tcW w:w="4112" w:type="dxa"/>
+            <w:vAlign w:val="center"/>
+          </w:tcPr>
+          <w:p>
+            <w:pPr>
+              <w:pStyle w:val="TABLE-cell"/>
+            </w:pPr>
+          </w:p>
+        </w:tc>
+        <w:tc>
+          <w:tcPr>
+            <w:tcW w:w="1700" w:type="dxa"/>
+            <w:vAlign w:val="center"/>
+          </w:tcPr>
+          <w:p>
+            <w:pPr>
+              <w:pStyle w:val="TABLE-cell"/>
+            </w:pPr>
+            <w:r>
+              <w:rPr/>
+              <w:t xml:space="preserve">Holding</w:t>
+            </w:r>
+          </w:p>
+        </w:tc>
+        <w:tc>
+          <w:tcPr>
+            <w:tcW w:w="1700" w:type="dxa"/>
+            <w:vAlign w:val="center"/>
+          </w:tcPr>
+          <w:p>
+            <w:pPr>
+              <w:pStyle w:val="TABLE-cell"/>
+            </w:pPr>
+            <w:r>
+              <w:rPr/>
+              <w:t xml:space="preserve">Holding</w:t>
+            </w:r>
+          </w:p>
+        </w:tc>
+        <w:tc>
+          <w:tcPr>
+            <w:tcW w:w="1558" w:type="dxa"/>
+            <w:vAlign w:val="center"/>
+          </w:tcPr>
+          <w:p>
+            <w:pPr>
+              <w:pStyle w:val="TABLE-cell"/>
+            </w:pPr>
+            <w:r>
+              <w:rPr/>
+              <w:t xml:space="preserve">10</w:t>
+            </w:r>
+          </w:p>
+        </w:tc>
+      </w:tr>
+      <w:tr>
+        <w:tc>
+          <w:tcPr>
+            <w:tcW w:w="4112" w:type="dxa"/>
+            <w:vAlign w:val="center"/>
+          </w:tcPr>
+          <w:p>
+            <w:pPr>
+              <w:pStyle w:val="TABLE-cell"/>
+            </w:pPr>
+          </w:p>
+        </w:tc>
+        <w:tc>
+          <w:tcPr>
+            <w:tcW w:w="1700" w:type="dxa"/>
+            <w:vAlign w:val="center"/>
+          </w:tcPr>
+          <w:p>
+            <w:pPr>
+              <w:pStyle w:val="TABLE-cell"/>
+            </w:pPr>
+            <w:r>
+              <w:rPr/>
+              <w:t xml:space="preserve">Held</w:t>
+            </w:r>
+          </w:p>
+        </w:tc>
+        <w:tc>
+          <w:tcPr>
+            <w:tcW w:w="1700" w:type="dxa"/>
+            <w:vAlign w:val="center"/>
+          </w:tcPr>
+          <w:p>
+            <w:pPr>
+              <w:pStyle w:val="TABLE-cell"/>
+            </w:pPr>
+            <w:r>
+              <w:rPr/>
+              <w:t xml:space="preserve">Held</w:t>
+            </w:r>
+          </w:p>
+        </w:tc>
+        <w:tc>
+          <w:tcPr>
+            <w:tcW w:w="1558" w:type="dxa"/>
+            <w:vAlign w:val="center"/>
+          </w:tcPr>
+          <w:p>
+            <w:pPr>
+              <w:pStyle w:val="TABLE-cell"/>
+            </w:pPr>
+            <w:r>
+              <w:rPr/>
+              <w:t xml:space="preserve">11</w:t>
+            </w:r>
+          </w:p>
+        </w:tc>
+      </w:tr>
+      <w:tr>
+        <w:tc>
+          <w:tcPr>
+            <w:tcW w:w="4112" w:type="dxa"/>
+            <w:vAlign w:val="center"/>
+          </w:tcPr>
+          <w:p>
+            <w:pPr>
+              <w:pStyle w:val="TABLE-cell"/>
+            </w:pPr>
+          </w:p>
+        </w:tc>
+        <w:tc>
+          <w:tcPr>
+            <w:tcW w:w="1700" w:type="dxa"/>
+            <w:vAlign w:val="center"/>
+          </w:tcPr>
+          <w:p>
+            <w:pPr>
+              <w:pStyle w:val="TABLE-cell"/>
+            </w:pPr>
+            <w:r>
+              <w:rPr/>
+              <w:t xml:space="preserve">Unholding</w:t>
+            </w:r>
+          </w:p>
+        </w:tc>
+        <w:tc>
+          <w:tcPr>
+            <w:tcW w:w="1700" w:type="dxa"/>
+            <w:vAlign w:val="center"/>
+          </w:tcPr>
+          <w:p>
+            <w:pPr>
+              <w:pStyle w:val="TABLE-cell"/>
+            </w:pPr>
+            <w:r>
+              <w:rPr/>
+              <w:t xml:space="preserve">Unholding</w:t>
+            </w:r>
+          </w:p>
+        </w:tc>
+        <w:tc>
+          <w:tcPr>
+            <w:tcW w:w="1558" w:type="dxa"/>
+            <w:vAlign w:val="center"/>
+          </w:tcPr>
+          <w:p>
+            <w:pPr>
+              <w:pStyle w:val="TABLE-cell"/>
+            </w:pPr>
+            <w:r>
+              <w:rPr/>
+              <w:t xml:space="preserve">12</w:t>
+            </w:r>
+          </w:p>
+        </w:tc>
+      </w:tr>
+      <w:tr>
+        <w:tc>
+          <w:tcPr>
+            <w:tcW w:w="4112" w:type="dxa"/>
+            <w:vAlign w:val="center"/>
+          </w:tcPr>
+          <w:p>
+            <w:pPr>
+              <w:pStyle w:val="TABLE-cell"/>
+            </w:pPr>
+          </w:p>
+        </w:tc>
+        <w:tc>
+          <w:tcPr>
+            <w:tcW w:w="1700" w:type="dxa"/>
+            <w:vAlign w:val="center"/>
+          </w:tcPr>
+          <w:p>
+            <w:pPr>
+              <w:pStyle w:val="TABLE-cell"/>
+            </w:pPr>
+            <w:r>
+              <w:rPr/>
+              <w:t xml:space="preserve">Completing</w:t>
+            </w:r>
+          </w:p>
+        </w:tc>
+        <w:tc>
+          <w:tcPr>
+            <w:tcW w:w="1700" w:type="dxa"/>
+            <w:vAlign w:val="center"/>
+          </w:tcPr>
+          <w:p>
+            <w:pPr>
+              <w:pStyle w:val="TABLE-cell"/>
+            </w:pPr>
+            <w:r>
+              <w:rPr/>
+              <w:t xml:space="preserve">Completing</w:t>
+            </w:r>
+          </w:p>
+        </w:tc>
+        <w:tc>
+          <w:tcPr>
+            <w:tcW w:w="1558" w:type="dxa"/>
+            <w:vAlign w:val="center"/>
+          </w:tcPr>
+          <w:p>
+            <w:pPr>
+              <w:pStyle w:val="TABLE-cell"/>
+            </w:pPr>
+            <w:r>
+              <w:rPr/>
+              <w:t xml:space="preserve">16</w:t>
+            </w:r>
+          </w:p>
+        </w:tc>
+      </w:tr>
+      <w:tr>
+        <w:tc>
+          <w:tcPr>
+            <w:tcW w:w="4112" w:type="dxa"/>
+            <w:vAlign w:val="center"/>
+          </w:tcPr>
+          <w:p>
+            <w:pPr>
+              <w:pStyle w:val="TABLE-cell"/>
+            </w:pPr>
+          </w:p>
+        </w:tc>
+        <w:tc>
+          <w:tcPr>
+            <w:tcW w:w="1700" w:type="dxa"/>
+            <w:vAlign w:val="center"/>
+          </w:tcPr>
+          <w:p>
+            <w:pPr>
+              <w:pStyle w:val="TABLE-cell"/>
+            </w:pPr>
+            <w:r>
+              <w:rPr/>
+              <w:t xml:space="preserve">Complete</w:t>
+            </w:r>
+          </w:p>
+        </w:tc>
+        <w:tc>
+          <w:tcPr>
+            <w:tcW w:w="1700" w:type="dxa"/>
+            <w:vAlign w:val="center"/>
+          </w:tcPr>
+          <w:p>
+            <w:pPr>
+              <w:pStyle w:val="TABLE-cell"/>
+            </w:pPr>
+            <w:r>
+              <w:rPr/>
+              <w:t xml:space="preserve">Complete</w:t>
+            </w:r>
+          </w:p>
+        </w:tc>
+        <w:tc>
+          <w:tcPr>
+            <w:tcW w:w="1558" w:type="dxa"/>
+            <w:vAlign w:val="center"/>
+          </w:tcPr>
+          <w:p>
+            <w:pPr>
+              <w:pStyle w:val="TABLE-cell"/>
+            </w:pPr>
+            <w:r>
+              <w:rPr/>
+              <w:t xml:space="preserve">17</w:t>
+            </w:r>
+          </w:p>
+        </w:tc>
+      </w:tr>
+    </w:tbl>
+    <w:p>
+      <w:pPr>
+        <w:pStyle w:val="spacer"/>
+      </w:pPr>
+    </w:p>
+    <w:p>
+      <w:pPr>
+        <w:pStyle w:val="ANNEX-heading2"/>
+      </w:pPr>
+      <w:bookmarkStart w:name="Sts_sec_A_1_2" w:id="210"/>
+      <w:r>
+        <w:rPr/>
+        <w:t xml:space="preserve">LocaleID "de"</w:t>
+      </w:r>
+      <w:bookmarkEnd w:id="210"/>
+    </w:p>
+    <w:p>
+      <w:pPr>
+        <w:pStyle w:val="PARAGRAPH"/>
+      </w:pPr>
+      <w:r>
+        <w:rPr/>
+        <w:t xml:space="preserve">The recommended state display names for the LocaleId "de" are listed in Table B.2&lt;break /&gt;&lt;xref ref-type="other" rid="ref_382998185"&gt; &lt;/xref&gt;.</w:t>
+      </w:r>
+    </w:p>
+    <w:p>
+      <w:pPr>
+        <w:pStyle w:val="TABLE-title"/>
+      </w:pPr>
+      <w:bookmarkStart w:name="Sts_tbl_71" w:id="211"/>
+      <w:r>
+        <w:t xml:space="preserve">Table </w:t>
+      </w:r>
+      <w:r>
+        <w:fldChar w:fldCharType="begin"/>
+      </w:r>
+      <w:r>
+        <w:instrText xml:space="preserve"> SEQ Table \* ARABIC </w:instrText>
+      </w:r>
+      <w:r>
+        <w:fldChar w:fldCharType="separate"/>
+      </w:r>
+      <w:r>
+        <w:rPr/>
+        <w:t xml:space="preserve">71</w:t>
+      </w:r>
+      <w:r>
+        <w:fldChar w:fldCharType="end"/>
+      </w:r>
+      <w:bookmarkEnd w:id="211"/>
+      <w:r>
+        <w:t xml:space="preserve"> – </w:t>
+      </w:r>
+      <w:r>
+        <w:rPr/>
+        <w:t xml:space="preserve">Recommended display names for LocaleId "de"</w:t>
+      </w:r>
+    </w:p>
+    <w:tbl>
+      <w:tblPr>
+        <w:tblStyle w:val="TableGrid"/>
+        <w:tblW w:w="9070" w:type="dxa"/>
+        <w:tblLayout w:type="fixed"/>
+      </w:tblPr>
+      <w:tblGrid>
+        <w:gridCol w:w="3151"/>
+        <w:gridCol w:w="1680"/>
+        <w:gridCol w:w="2944"/>
+        <w:gridCol w:w="1295"/>
+      </w:tblGrid>
+      <w:tr>
+        <w:trPr>
+          <w:tblHeader/>
+        </w:trPr>
+        <w:tc>
+          <w:tcPr>
+            <w:tcW w:w="3151" w:type="dxa"/>
+            <w:vAlign w:val="center"/>
+          </w:tcPr>
+          <w:p>
+            <w:pPr>
+              <w:pStyle w:val="TABLE-col-heading"/>
+              <w:jc w:val="left"/>
+            </w:pPr>
+            <w:r>
+              <w:rPr/>
+              <w:t xml:space="preserve">StateMachine</w:t>
+            </w:r>
+          </w:p>
+        </w:tc>
+        <w:tc>
+          <w:tcPr>
+            <w:tcW w:w="1680" w:type="dxa"/>
+            <w:vAlign w:val="center"/>
+          </w:tcPr>
+          <w:p>
+            <w:pPr>
+              <w:pStyle w:val="TABLE-col-heading"/>
+              <w:jc w:val="left"/>
+            </w:pPr>
+            <w:r>
+              <w:rPr/>
+              <w:t xml:space="preserve">Browse Name</w:t>
+            </w:r>
+          </w:p>
+        </w:tc>
+        <w:tc>
+          <w:tcPr>
+            <w:tcW w:w="2944" w:type="dxa"/>
+            <w:vAlign w:val="center"/>
+          </w:tcPr>
+          <w:p>
+            <w:pPr>
+              <w:pStyle w:val="TABLE-col-heading"/>
+              <w:jc w:val="left"/>
+            </w:pPr>
+            <w:r>
+              <w:rPr/>
+              <w:t xml:space="preserve">display name</w:t>
+            </w:r>
+          </w:p>
+        </w:tc>
+        <w:tc>
+          <w:tcPr>
+            <w:tcW w:w="1295" w:type="dxa"/>
+            <w:vAlign w:val="center"/>
+          </w:tcPr>
+          <w:p>
+            <w:pPr>
+              <w:pStyle w:val="TABLE-col-heading"/>
+              <w:jc w:val="left"/>
+            </w:pPr>
+            <w:r>
+              <w:rPr/>
+              <w:t xml:space="preserve">State Value</w:t>
+            </w:r>
+          </w:p>
+        </w:tc>
+      </w:tr>
+      <w:tr>
+        <w:tc>
+          <w:tcPr>
+            <w:tcW w:w="3151" w:type="dxa"/>
+            <w:vAlign w:val="center"/>
+          </w:tcPr>
+          <w:p>
+            <w:pPr>
+              <w:pStyle w:val="TABLE-cell"/>
+            </w:pPr>
+            <w:r>
+              <w:rPr/>
+              <w:t xml:space="preserve">PackMLBaseStateMachineType</w:t>
+            </w:r>
+          </w:p>
+        </w:tc>
+        <w:tc>
+          <w:tcPr>
+            <w:tcW w:w="1680" w:type="dxa"/>
+            <w:vAlign w:val="center"/>
+          </w:tcPr>
+          <w:p>
+            <w:pPr>
+              <w:pStyle w:val="TABLE-cell"/>
+            </w:pPr>
+            <w:r>
+              <w:rPr/>
+              <w:t xml:space="preserve">Cleared</w:t>
+            </w:r>
+          </w:p>
+        </w:tc>
+        <w:tc>
+          <w:tcPr>
+            <w:tcW w:w="2944" w:type="dxa"/>
+            <w:vAlign w:val="center"/>
+          </w:tcPr>
+          <w:p>
+            <w:pPr>
+              <w:pStyle w:val="TABLE-cell"/>
+            </w:pPr>
+            <w:r>
+              <w:rPr/>
+              <w:t xml:space="preserve">Geleert</w:t>
+            </w:r>
+          </w:p>
+        </w:tc>
+        <w:tc>
+          <w:tcPr>
+            <w:tcW w:w="1295" w:type="dxa"/>
+            <w:vAlign w:val="center"/>
+          </w:tcPr>
+          <w:p>
+            <w:pPr>
+              <w:pStyle w:val="TABLE-cell"/>
+            </w:pPr>
+            <w:r>
+              <w:rPr/>
+              <w:t xml:space="preserve">18</w:t>
+            </w:r>
+          </w:p>
+        </w:tc>
+      </w:tr>
+      <w:tr>
+        <w:tc>
+          <w:tcPr>
+            <w:tcW w:w="3151" w:type="dxa"/>
+            <w:vAlign w:val="center"/>
+          </w:tcPr>
+          <w:p>
+            <w:pPr>
+              <w:pStyle w:val="TABLE-cell"/>
+            </w:pPr>
+          </w:p>
+        </w:tc>
+        <w:tc>
+          <w:tcPr>
+            <w:tcW w:w="1680" w:type="dxa"/>
+            <w:vAlign w:val="center"/>
+          </w:tcPr>
+          <w:p>
+            <w:pPr>
+              <w:pStyle w:val="TABLE-cell"/>
+            </w:pPr>
+            <w:r>
+              <w:rPr/>
+              <w:t xml:space="preserve">Aborting</w:t>
+            </w:r>
+          </w:p>
+        </w:tc>
+        <w:tc>
+          <w:tcPr>
+            <w:tcW w:w="2944" w:type="dxa"/>
+            <w:vAlign w:val="center"/>
+          </w:tcPr>
+          <w:p>
+            <w:pPr>
+              <w:pStyle w:val="TABLE-cell"/>
+            </w:pPr>
+            <w:r>
+              <w:rPr/>
+              <w:t xml:space="preserve">Abbrechen</w:t>
+            </w:r>
+          </w:p>
+        </w:tc>
+        <w:tc>
+          <w:tcPr>
+            <w:tcW w:w="1295" w:type="dxa"/>
+            <w:vAlign w:val="center"/>
+          </w:tcPr>
+          <w:p>
+            <w:pPr>
+              <w:pStyle w:val="TABLE-cell"/>
+            </w:pPr>
+            <w:r>
+              <w:rPr/>
+              <w:t xml:space="preserve">8</w:t>
+            </w:r>
+          </w:p>
+        </w:tc>
+      </w:tr>
+      <w:tr>
+        <w:tc>
+          <w:tcPr>
+            <w:tcW w:w="3151" w:type="dxa"/>
+            <w:vAlign w:val="center"/>
+          </w:tcPr>
+          <w:p>
+            <w:pPr>
+              <w:pStyle w:val="TABLE-cell"/>
+            </w:pPr>
+          </w:p>
+        </w:tc>
+        <w:tc>
+          <w:tcPr>
+            <w:tcW w:w="1680" w:type="dxa"/>
+            <w:vAlign w:val="center"/>
+          </w:tcPr>
+          <w:p>
+            <w:pPr>
+              <w:pStyle w:val="TABLE-cell"/>
+            </w:pPr>
+            <w:r>
+              <w:rPr/>
+              <w:t xml:space="preserve">Aborted</w:t>
+            </w:r>
+          </w:p>
+        </w:tc>
+        <w:tc>
+          <w:tcPr>
+            <w:tcW w:w="2944" w:type="dxa"/>
+            <w:vAlign w:val="center"/>
+          </w:tcPr>
+          <w:p>
+            <w:pPr>
+              <w:pStyle w:val="TABLE-cell"/>
+            </w:pPr>
+            <w:r>
+              <w:rPr/>
+              <w:t xml:space="preserve">Abgebrochen</w:t>
+            </w:r>
+          </w:p>
+        </w:tc>
+        <w:tc>
+          <w:tcPr>
+            <w:tcW w:w="1295" w:type="dxa"/>
+            <w:vAlign w:val="center"/>
+          </w:tcPr>
+          <w:p>
+            <w:pPr>
+              <w:pStyle w:val="TABLE-cell"/>
+            </w:pPr>
+            <w:r>
+              <w:rPr/>
+              <w:t xml:space="preserve">9</w:t>
+            </w:r>
+          </w:p>
+        </w:tc>
+      </w:tr>
+      <w:tr>
+        <w:tc>
+          <w:tcPr>
+            <w:tcW w:w="3151" w:type="dxa"/>
+            <w:vAlign w:val="center"/>
+          </w:tcPr>
+          <w:p>
+            <w:pPr>
+              <w:pStyle w:val="TABLE-cell"/>
+            </w:pPr>
+            <w:r>
+              <w:rPr/>
+              <w:t xml:space="preserve">PackMLMachineStateMachineType</w:t>
+            </w:r>
+          </w:p>
+        </w:tc>
+        <w:tc>
+          <w:tcPr>
+            <w:tcW w:w="1680" w:type="dxa"/>
+            <w:vAlign w:val="center"/>
+          </w:tcPr>
+          <w:p>
+            <w:pPr>
+              <w:pStyle w:val="TABLE-cell"/>
+            </w:pPr>
+            <w:r>
+              <w:rPr/>
+              <w:t xml:space="preserve">Running</w:t>
+            </w:r>
+          </w:p>
+        </w:tc>
+        <w:tc>
+          <w:tcPr>
+            <w:tcW w:w="2944" w:type="dxa"/>
+            <w:vAlign w:val="center"/>
+          </w:tcPr>
+          <w:p>
+            <w:pPr>
+              <w:pStyle w:val="TABLE-cell"/>
+            </w:pPr>
+            <w:r>
+              <w:rPr/>
+              <w:t xml:space="preserve">Im Betrieb</w:t>
+            </w:r>
+          </w:p>
+        </w:tc>
+        <w:tc>
+          <w:tcPr>
+            <w:tcW w:w="1295" w:type="dxa"/>
+            <w:vAlign w:val="center"/>
+          </w:tcPr>
+          <w:p>
+            <w:pPr>
+              <w:pStyle w:val="TABLE-cell"/>
+            </w:pPr>
+            <w:r>
+              <w:rPr/>
+              <w:t xml:space="preserve">19</w:t>
+            </w:r>
+          </w:p>
+        </w:tc>
+      </w:tr>
+      <w:tr>
+        <w:tc>
+          <w:tcPr>
+            <w:tcW w:w="3151" w:type="dxa"/>
+            <w:vAlign w:val="center"/>
+          </w:tcPr>
+          <w:p>
+            <w:pPr>
+              <w:pStyle w:val="TABLE-cell"/>
+            </w:pPr>
+          </w:p>
+        </w:tc>
+        <w:tc>
+          <w:tcPr>
+            <w:tcW w:w="1680" w:type="dxa"/>
+            <w:vAlign w:val="center"/>
+          </w:tcPr>
+          <w:p>
+            <w:pPr>
+              <w:pStyle w:val="TABLE-cell"/>
+            </w:pPr>
+            <w:r>
+              <w:rPr/>
+              <w:t xml:space="preserve">Clearing</w:t>
+            </w:r>
+          </w:p>
+        </w:tc>
+        <w:tc>
+          <w:tcPr>
+            <w:tcW w:w="2944" w:type="dxa"/>
+            <w:vAlign w:val="center"/>
+          </w:tcPr>
+          <w:p>
+            <w:pPr>
+              <w:pStyle w:val="TABLE-cell"/>
+            </w:pPr>
+            <w:r>
+              <w:rPr/>
+              <w:t xml:space="preserve">Leeren</w:t>
+            </w:r>
+          </w:p>
+        </w:tc>
+        <w:tc>
+          <w:tcPr>
+            <w:tcW w:w="1295" w:type="dxa"/>
+            <w:vAlign w:val="center"/>
+          </w:tcPr>
+          <w:p>
+            <w:pPr>
+              <w:pStyle w:val="TABLE-cell"/>
+            </w:pPr>
+            <w:r>
+              <w:rPr/>
+              <w:t xml:space="preserve">1</w:t>
+            </w:r>
+          </w:p>
+        </w:tc>
+      </w:tr>
+      <w:tr>
+        <w:tc>
+          <w:tcPr>
+            <w:tcW w:w="3151" w:type="dxa"/>
+            <w:vAlign w:val="center"/>
+          </w:tcPr>
+          <w:p>
+            <w:pPr>
+              <w:pStyle w:val="TABLE-cell"/>
+            </w:pPr>
+          </w:p>
+        </w:tc>
+        <w:tc>
+          <w:tcPr>
+            <w:tcW w:w="1680" w:type="dxa"/>
+            <w:vAlign w:val="center"/>
+          </w:tcPr>
+          <w:p>
+            <w:pPr>
+              <w:pStyle w:val="TABLE-cell"/>
+            </w:pPr>
+            <w:r>
+              <w:rPr/>
+              <w:t xml:space="preserve">Stopping</w:t>
+            </w:r>
+          </w:p>
+        </w:tc>
+        <w:tc>
+          <w:tcPr>
+            <w:tcW w:w="2944" w:type="dxa"/>
+            <w:vAlign w:val="center"/>
+          </w:tcPr>
+          <w:p>
+            <w:pPr>
+              <w:pStyle w:val="TABLE-cell"/>
+            </w:pPr>
+            <w:r>
+              <w:rPr/>
+              <w:t xml:space="preserve">Stoppen</w:t>
+            </w:r>
+          </w:p>
+        </w:tc>
+        <w:tc>
+          <w:tcPr>
+            <w:tcW w:w="1295" w:type="dxa"/>
+            <w:vAlign w:val="center"/>
+          </w:tcPr>
+          <w:p>
+            <w:pPr>
+              <w:pStyle w:val="TABLE-cell"/>
+            </w:pPr>
+            <w:r>
+              <w:rPr/>
+              <w:t xml:space="preserve">7</w:t>
+            </w:r>
+          </w:p>
+        </w:tc>
+      </w:tr>
+      <w:tr>
+        <w:tc>
+          <w:tcPr>
+            <w:tcW w:w="3151" w:type="dxa"/>
+            <w:vAlign w:val="center"/>
+          </w:tcPr>
+          <w:p>
+            <w:pPr>
+              <w:pStyle w:val="TABLE-cell"/>
+            </w:pPr>
+          </w:p>
+        </w:tc>
+        <w:tc>
+          <w:tcPr>
+            <w:tcW w:w="1680" w:type="dxa"/>
+            <w:vAlign w:val="center"/>
+          </w:tcPr>
+          <w:p>
+            <w:pPr>
+              <w:pStyle w:val="TABLE-cell"/>
+            </w:pPr>
+            <w:r>
+              <w:rPr/>
+              <w:t xml:space="preserve">Stopped</w:t>
+            </w:r>
+          </w:p>
+        </w:tc>
+        <w:tc>
+          <w:tcPr>
+            <w:tcW w:w="2944" w:type="dxa"/>
+            <w:vAlign w:val="center"/>
+          </w:tcPr>
+          <w:p>
+            <w:pPr>
+              <w:pStyle w:val="TABLE-cell"/>
+            </w:pPr>
+            <w:r>
+              <w:rPr/>
+              <w:t xml:space="preserve">Gestoppt</w:t>
+            </w:r>
+          </w:p>
+        </w:tc>
+        <w:tc>
+          <w:tcPr>
+            <w:tcW w:w="1295" w:type="dxa"/>
+            <w:vAlign w:val="center"/>
+          </w:tcPr>
+          <w:p>
+            <w:pPr>
+              <w:pStyle w:val="TABLE-cell"/>
+            </w:pPr>
+            <w:r>
+              <w:rPr/>
+              <w:t xml:space="preserve">2</w:t>
+            </w:r>
+          </w:p>
+        </w:tc>
+      </w:tr>
+      <w:tr>
+        <w:tc>
+          <w:tcPr>
+            <w:tcW w:w="3151" w:type="dxa"/>
+            <w:vAlign w:val="center"/>
+          </w:tcPr>
+          <w:p>
+            <w:pPr>
+              <w:pStyle w:val="TABLE-cell"/>
+            </w:pPr>
+            <w:r>
+              <w:rPr/>
+              <w:t xml:space="preserve">PackMLExecuteStateMachineType</w:t>
+            </w:r>
+          </w:p>
+        </w:tc>
+        <w:tc>
+          <w:tcPr>
+            <w:tcW w:w="1680" w:type="dxa"/>
+            <w:vAlign w:val="center"/>
+          </w:tcPr>
+          <w:p>
+            <w:pPr>
+              <w:pStyle w:val="TABLE-cell"/>
+            </w:pPr>
+            <w:r>
+              <w:rPr/>
+              <w:t xml:space="preserve">Resetting</w:t>
+            </w:r>
+          </w:p>
+        </w:tc>
+        <w:tc>
+          <w:tcPr>
+            <w:tcW w:w="2944" w:type="dxa"/>
+            <w:vAlign w:val="center"/>
+          </w:tcPr>
+          <w:p>
+            <w:pPr>
+              <w:pStyle w:val="TABLE-cell"/>
+            </w:pPr>
+            <w:r>
+              <w:rPr/>
+              <w:t xml:space="preserve">Rücksetzen</w:t>
+            </w:r>
+          </w:p>
+        </w:tc>
+        <w:tc>
+          <w:tcPr>
+            <w:tcW w:w="1295" w:type="dxa"/>
+            <w:vAlign w:val="center"/>
+          </w:tcPr>
+          <w:p>
+            <w:pPr>
+              <w:pStyle w:val="TABLE-cell"/>
+            </w:pPr>
+            <w:r>
+              <w:rPr/>
+              <w:t xml:space="preserve">15</w:t>
+            </w:r>
+          </w:p>
+        </w:tc>
+      </w:tr>
+      <w:tr>
+        <w:tc>
+          <w:tcPr>
+            <w:tcW w:w="3151" w:type="dxa"/>
+            <w:vAlign w:val="center"/>
+          </w:tcPr>
+          <w:p>
+            <w:pPr>
+              <w:pStyle w:val="TABLE-cell"/>
+            </w:pPr>
+          </w:p>
+        </w:tc>
+        <w:tc>
+          <w:tcPr>
+            <w:tcW w:w="1680" w:type="dxa"/>
+            <w:vAlign w:val="center"/>
+          </w:tcPr>
+          <w:p>
+            <w:pPr>
+              <w:pStyle w:val="TABLE-cell"/>
+            </w:pPr>
+            <w:r>
+              <w:rPr/>
+              <w:t xml:space="preserve">Idle</w:t>
+            </w:r>
+          </w:p>
+        </w:tc>
+        <w:tc>
+          <w:tcPr>
+            <w:tcW w:w="2944" w:type="dxa"/>
+            <w:vAlign w:val="center"/>
+          </w:tcPr>
+          <w:p>
+            <w:pPr>
+              <w:pStyle w:val="TABLE-cell"/>
+            </w:pPr>
+            <w:r>
+              <w:rPr/>
+              <w:t xml:space="preserve">Leerlauf</w:t>
+            </w:r>
+          </w:p>
+        </w:tc>
+        <w:tc>
+          <w:tcPr>
+            <w:tcW w:w="1295" w:type="dxa"/>
+            <w:vAlign w:val="center"/>
+          </w:tcPr>
+          <w:p>
+            <w:pPr>
+              <w:pStyle w:val="TABLE-cell"/>
+            </w:pPr>
+            <w:r>
+              <w:rPr/>
+              <w:t xml:space="preserve">4</w:t>
+            </w:r>
+          </w:p>
+        </w:tc>
+      </w:tr>
+      <w:tr>
+        <w:tc>
+          <w:tcPr>
+            <w:tcW w:w="3151" w:type="dxa"/>
+            <w:vAlign w:val="center"/>
+          </w:tcPr>
+          <w:p>
+            <w:pPr>
+              <w:pStyle w:val="TABLE-cell"/>
+            </w:pPr>
+          </w:p>
+        </w:tc>
+        <w:tc>
+          <w:tcPr>
+            <w:tcW w:w="1680" w:type="dxa"/>
+            <w:vAlign w:val="center"/>
+          </w:tcPr>
+          <w:p>
+            <w:pPr>
+              <w:pStyle w:val="TABLE-cell"/>
+            </w:pPr>
+            <w:r>
+              <w:rPr/>
+              <w:t xml:space="preserve">Starting</w:t>
+            </w:r>
+          </w:p>
+        </w:tc>
+        <w:tc>
+          <w:tcPr>
+            <w:tcW w:w="2944" w:type="dxa"/>
+            <w:vAlign w:val="center"/>
+          </w:tcPr>
+          <w:p>
+            <w:pPr>
+              <w:pStyle w:val="TABLE-cell"/>
+            </w:pPr>
+            <w:r>
+              <w:rPr/>
+              <w:t xml:space="preserve">Anlaufen</w:t>
+            </w:r>
+          </w:p>
+        </w:tc>
+        <w:tc>
+          <w:tcPr>
+            <w:tcW w:w="1295" w:type="dxa"/>
+            <w:vAlign w:val="center"/>
+          </w:tcPr>
+          <w:p>
+            <w:pPr>
+              <w:pStyle w:val="TABLE-cell"/>
+            </w:pPr>
+            <w:r>
+              <w:rPr/>
+              <w:t xml:space="preserve">3</w:t>
+            </w:r>
+          </w:p>
+        </w:tc>
+      </w:tr>
+      <w:tr>
+        <w:tc>
+          <w:tcPr>
+            <w:tcW w:w="3151" w:type="dxa"/>
+            <w:vAlign w:val="center"/>
+          </w:tcPr>
+          <w:p>
+            <w:pPr>
+              <w:pStyle w:val="TABLE-cell"/>
+            </w:pPr>
+          </w:p>
+        </w:tc>
+        <w:tc>
+          <w:tcPr>
+            <w:tcW w:w="1680" w:type="dxa"/>
+            <w:vAlign w:val="center"/>
+          </w:tcPr>
+          <w:p>
+            <w:pPr>
+              <w:pStyle w:val="TABLE-cell"/>
+            </w:pPr>
+            <w:r>
+              <w:rPr/>
+              <w:t xml:space="preserve">Unsuspending</w:t>
+            </w:r>
+          </w:p>
+        </w:tc>
+        <w:tc>
+          <w:tcPr>
+            <w:tcW w:w="2944" w:type="dxa"/>
+            <w:vAlign w:val="center"/>
+          </w:tcPr>
+          <w:p>
+            <w:pPr>
+              <w:pStyle w:val="TABLE-cell"/>
+            </w:pPr>
+            <w:r>
+              <w:rPr/>
+              <w:t xml:space="preserve">Aus Bereitschaft anlaufen</w:t>
+            </w:r>
+          </w:p>
+        </w:tc>
+        <w:tc>
+          <w:tcPr>
+            <w:tcW w:w="1295" w:type="dxa"/>
+            <w:vAlign w:val="center"/>
+          </w:tcPr>
+          <w:p>
+            <w:pPr>
+              <w:pStyle w:val="TABLE-cell"/>
+            </w:pPr>
+            <w:r>
+              <w:rPr/>
+              <w:t xml:space="preserve">14</w:t>
+            </w:r>
+          </w:p>
+        </w:tc>
+      </w:tr>
+      <w:tr>
+        <w:tc>
+          <w:tcPr>
+            <w:tcW w:w="3151" w:type="dxa"/>
+            <w:vAlign w:val="center"/>
+          </w:tcPr>
+          <w:p>
+            <w:pPr>
+              <w:pStyle w:val="TABLE-cell"/>
+            </w:pPr>
+          </w:p>
+        </w:tc>
+        <w:tc>
+          <w:tcPr>
+            <w:tcW w:w="1680" w:type="dxa"/>
+            <w:vAlign w:val="center"/>
+          </w:tcPr>
+          <w:p>
+            <w:pPr>
+              <w:pStyle w:val="TABLE-cell"/>
+            </w:pPr>
+            <w:r>
+              <w:rPr/>
+              <w:t xml:space="preserve">Suspended</w:t>
+            </w:r>
+          </w:p>
+        </w:tc>
+        <w:tc>
+          <w:tcPr>
+            <w:tcW w:w="2944" w:type="dxa"/>
+            <w:vAlign w:val="center"/>
+          </w:tcPr>
+          <w:p>
+            <w:pPr>
+              <w:pStyle w:val="TABLE-cell"/>
+            </w:pPr>
+            <w:r>
+              <w:rPr/>
+              <w:t xml:space="preserve">In Bereitschaft</w:t>
+            </w:r>
+          </w:p>
+        </w:tc>
+        <w:tc>
+          <w:tcPr>
+            <w:tcW w:w="1295" w:type="dxa"/>
+            <w:vAlign w:val="center"/>
+          </w:tcPr>
+          <w:p>
+            <w:pPr>
+              <w:pStyle w:val="TABLE-cell"/>
+            </w:pPr>
+            <w:r>
+              <w:rPr/>
+              <w:t xml:space="preserve">5</w:t>
+            </w:r>
+          </w:p>
+        </w:tc>
+      </w:tr>
+      <w:tr>
+        <w:tc>
+          <w:tcPr>
+            <w:tcW w:w="3151" w:type="dxa"/>
+            <w:vAlign w:val="center"/>
+          </w:tcPr>
+          <w:p>
+            <w:pPr>
+              <w:pStyle w:val="TABLE-cell"/>
+            </w:pPr>
+          </w:p>
+        </w:tc>
+        <w:tc>
+          <w:tcPr>
+            <w:tcW w:w="1680" w:type="dxa"/>
+            <w:vAlign w:val="center"/>
+          </w:tcPr>
+          <w:p>
+            <w:pPr>
+              <w:pStyle w:val="TABLE-cell"/>
+            </w:pPr>
+            <w:r>
+              <w:rPr/>
+              <w:t xml:space="preserve">Suspending</w:t>
+            </w:r>
+          </w:p>
+        </w:tc>
+        <w:tc>
+          <w:tcPr>
+            <w:tcW w:w="2944" w:type="dxa"/>
+            <w:vAlign w:val="center"/>
+          </w:tcPr>
+          <w:p>
+            <w:pPr>
+              <w:pStyle w:val="TABLE-cell"/>
+            </w:pPr>
+            <w:r>
+              <w:rPr/>
+              <w:t xml:space="preserve">Aussetzend</w:t>
+            </w:r>
+          </w:p>
+        </w:tc>
+        <w:tc>
+          <w:tcPr>
+            <w:tcW w:w="1295" w:type="dxa"/>
+            <w:vAlign w:val="center"/>
+          </w:tcPr>
+          <w:p>
+            <w:pPr>
+              <w:pStyle w:val="TABLE-cell"/>
+            </w:pPr>
+            <w:r>
+              <w:rPr/>
+              <w:t xml:space="preserve">13</w:t>
+            </w:r>
+          </w:p>
+        </w:tc>
+      </w:tr>
+      <w:tr>
+        <w:tc>
+          <w:tcPr>
+            <w:tcW w:w="3151" w:type="dxa"/>
+            <w:vAlign w:val="center"/>
+          </w:tcPr>
+          <w:p>
+            <w:pPr>
+              <w:pStyle w:val="TABLE-cell"/>
+            </w:pPr>
+          </w:p>
+        </w:tc>
+        <w:tc>
+          <w:tcPr>
+            <w:tcW w:w="1680" w:type="dxa"/>
+            <w:vAlign w:val="center"/>
+          </w:tcPr>
+          <w:p>
+            <w:pPr>
+              <w:pStyle w:val="TABLE-cell"/>
+            </w:pPr>
+            <w:r>
+              <w:rPr/>
+              <w:t xml:space="preserve">Execute</w:t>
+            </w:r>
+          </w:p>
+        </w:tc>
+        <w:tc>
+          <w:tcPr>
+            <w:tcW w:w="2944" w:type="dxa"/>
+            <w:vAlign w:val="center"/>
+          </w:tcPr>
+          <w:p>
+            <w:pPr>
+              <w:pStyle w:val="TABLE-cell"/>
+            </w:pPr>
+            <w:r>
+              <w:rPr/>
+              <w:t xml:space="preserve">Ausführen</w:t>
+            </w:r>
+          </w:p>
+        </w:tc>
+        <w:tc>
+          <w:tcPr>
+            <w:tcW w:w="1295" w:type="dxa"/>
+            <w:vAlign w:val="center"/>
+          </w:tcPr>
+          <w:p>
+            <w:pPr>
+              <w:pStyle w:val="TABLE-cell"/>
+            </w:pPr>
+            <w:r>
+              <w:rPr/>
+              <w:t xml:space="preserve">6</w:t>
+            </w:r>
+          </w:p>
+        </w:tc>
+      </w:tr>
+      <w:tr>
+        <w:tc>
+          <w:tcPr>
+            <w:tcW w:w="3151" w:type="dxa"/>
+            <w:vAlign w:val="center"/>
+          </w:tcPr>
+          <w:p>
+            <w:pPr>
+              <w:pStyle w:val="TABLE-cell"/>
+            </w:pPr>
+          </w:p>
+        </w:tc>
+        <w:tc>
+          <w:tcPr>
+            <w:tcW w:w="1680" w:type="dxa"/>
+            <w:vAlign w:val="center"/>
+          </w:tcPr>
+          <w:p>
+            <w:pPr>
+              <w:pStyle w:val="TABLE-cell"/>
+            </w:pPr>
+            <w:r>
+              <w:rPr/>
+              <w:t xml:space="preserve">Holding</w:t>
+            </w:r>
+          </w:p>
+        </w:tc>
+        <w:tc>
+          <w:tcPr>
+            <w:tcW w:w="2944" w:type="dxa"/>
+            <w:vAlign w:val="center"/>
+          </w:tcPr>
+          <w:p>
+            <w:pPr>
+              <w:pStyle w:val="TABLE-cell"/>
+            </w:pPr>
+            <w:r>
+              <w:rPr/>
+              <w:t xml:space="preserve">Innehalten</w:t>
+            </w:r>
+          </w:p>
+        </w:tc>
+        <w:tc>
+          <w:tcPr>
+            <w:tcW w:w="1295" w:type="dxa"/>
+            <w:vAlign w:val="center"/>
+          </w:tcPr>
+          <w:p>
+            <w:pPr>
+              <w:pStyle w:val="TABLE-cell"/>
+            </w:pPr>
+            <w:r>
+              <w:rPr/>
+              <w:t xml:space="preserve">10</w:t>
+            </w:r>
+          </w:p>
+        </w:tc>
+      </w:tr>
+      <w:tr>
+        <w:tc>
+          <w:tcPr>
+            <w:tcW w:w="3151" w:type="dxa"/>
+            <w:vAlign w:val="center"/>
+          </w:tcPr>
+          <w:p>
+            <w:pPr>
+              <w:pStyle w:val="TABLE-cell"/>
+            </w:pPr>
+          </w:p>
+        </w:tc>
+        <w:tc>
+          <w:tcPr>
+            <w:tcW w:w="1680" w:type="dxa"/>
+            <w:vAlign w:val="center"/>
+          </w:tcPr>
+          <w:p>
+            <w:pPr>
+              <w:pStyle w:val="TABLE-cell"/>
+            </w:pPr>
+            <w:r>
+              <w:rPr/>
+              <w:t xml:space="preserve">Held</w:t>
+            </w:r>
+          </w:p>
+        </w:tc>
+        <w:tc>
+          <w:tcPr>
+            <w:tcW w:w="2944" w:type="dxa"/>
+            <w:vAlign w:val="center"/>
+          </w:tcPr>
+          <w:p>
+            <w:pPr>
+              <w:pStyle w:val="TABLE-cell"/>
+            </w:pPr>
+            <w:r>
+              <w:rPr/>
+              <w:t xml:space="preserve">Angehalten</w:t>
+            </w:r>
+          </w:p>
+        </w:tc>
+        <w:tc>
+          <w:tcPr>
+            <w:tcW w:w="1295" w:type="dxa"/>
+            <w:vAlign w:val="center"/>
+          </w:tcPr>
+          <w:p>
+            <w:pPr>
+              <w:pStyle w:val="TABLE-cell"/>
+            </w:pPr>
+            <w:r>
+              <w:rPr/>
+              <w:t xml:space="preserve">11</w:t>
+            </w:r>
+          </w:p>
+        </w:tc>
+      </w:tr>
+      <w:tr>
+        <w:tc>
+          <w:tcPr>
+            <w:tcW w:w="3151" w:type="dxa"/>
+            <w:vAlign w:val="center"/>
+          </w:tcPr>
+          <w:p>
+            <w:pPr>
+              <w:pStyle w:val="TABLE-cell"/>
+            </w:pPr>
+          </w:p>
+        </w:tc>
+        <w:tc>
+          <w:tcPr>
+            <w:tcW w:w="1680" w:type="dxa"/>
+            <w:vAlign w:val="center"/>
+          </w:tcPr>
+          <w:p>
+            <w:pPr>
+              <w:pStyle w:val="TABLE-cell"/>
+            </w:pPr>
+            <w:r>
+              <w:rPr/>
+              <w:t xml:space="preserve">Unholding</w:t>
+            </w:r>
+          </w:p>
+        </w:tc>
+        <w:tc>
+          <w:tcPr>
+            <w:tcW w:w="2944" w:type="dxa"/>
+            <w:vAlign w:val="center"/>
+          </w:tcPr>
+          <w:p>
+            <w:pPr>
+              <w:pStyle w:val="TABLE-cell"/>
+            </w:pPr>
+            <w:r>
+              <w:rPr/>
+              <w:t xml:space="preserve">Wiederanlaufen</w:t>
+            </w:r>
+          </w:p>
+        </w:tc>
+        <w:tc>
+          <w:tcPr>
+            <w:tcW w:w="1295" w:type="dxa"/>
+            <w:vAlign w:val="center"/>
+          </w:tcPr>
+          <w:p>
+            <w:pPr>
+              <w:pStyle w:val="TABLE-cell"/>
+            </w:pPr>
+            <w:r>
+              <w:rPr/>
+              <w:t xml:space="preserve">12</w:t>
+            </w:r>
+          </w:p>
+        </w:tc>
+      </w:tr>
+      <w:tr>
+        <w:tc>
+          <w:tcPr>
+            <w:tcW w:w="3151" w:type="dxa"/>
+            <w:vAlign w:val="center"/>
+          </w:tcPr>
+          <w:p>
+            <w:pPr>
+              <w:pStyle w:val="TABLE-cell"/>
+            </w:pPr>
+          </w:p>
+        </w:tc>
+        <w:tc>
+          <w:tcPr>
+            <w:tcW w:w="1680" w:type="dxa"/>
+            <w:vAlign w:val="center"/>
+          </w:tcPr>
+          <w:p>
+            <w:pPr>
+              <w:pStyle w:val="TABLE-cell"/>
+            </w:pPr>
+            <w:r>
+              <w:rPr/>
+              <w:t xml:space="preserve">Completing</w:t>
+            </w:r>
+          </w:p>
+        </w:tc>
+        <w:tc>
+          <w:tcPr>
+            <w:tcW w:w="2944" w:type="dxa"/>
+            <w:vAlign w:val="center"/>
+          </w:tcPr>
+          <w:p>
+            <w:pPr>
+              <w:pStyle w:val="TABLE-cell"/>
+            </w:pPr>
+            <w:r>
+              <w:rPr/>
+              <w:t xml:space="preserve">Fertigstellen</w:t>
+            </w:r>
+          </w:p>
+        </w:tc>
+        <w:tc>
+          <w:tcPr>
+            <w:tcW w:w="1295" w:type="dxa"/>
+            <w:vAlign w:val="center"/>
+          </w:tcPr>
+          <w:p>
+            <w:pPr>
+              <w:pStyle w:val="TABLE-cell"/>
+            </w:pPr>
+            <w:r>
+              <w:rPr/>
+              <w:t xml:space="preserve">16</w:t>
+            </w:r>
+          </w:p>
+        </w:tc>
+      </w:tr>
+      <w:tr>
+        <w:tc>
+          <w:tcPr>
+            <w:tcW w:w="3151" w:type="dxa"/>
+            <w:vAlign w:val="center"/>
+          </w:tcPr>
+          <w:p>
+            <w:pPr>
+              <w:pStyle w:val="TABLE-cell"/>
+            </w:pPr>
+          </w:p>
+        </w:tc>
+        <w:tc>
+          <w:tcPr>
+            <w:tcW w:w="1680" w:type="dxa"/>
+            <w:vAlign w:val="center"/>
+          </w:tcPr>
+          <w:p>
+            <w:pPr>
+              <w:pStyle w:val="TABLE-cell"/>
+            </w:pPr>
+            <w:r>
+              <w:rPr/>
+              <w:t xml:space="preserve">Complete</w:t>
+            </w:r>
+          </w:p>
+        </w:tc>
+        <w:tc>
+          <w:tcPr>
+            <w:tcW w:w="2944" w:type="dxa"/>
+            <w:vAlign w:val="center"/>
+          </w:tcPr>
+          <w:p>
+            <w:pPr>
+              <w:pStyle w:val="TABLE-cell"/>
+            </w:pPr>
+            <w:r>
+              <w:rPr/>
+              <w:t xml:space="preserve">Vollständig</w:t>
+            </w:r>
+          </w:p>
+        </w:tc>
+        <w:tc>
+          <w:tcPr>
+            <w:tcW w:w="1295" w:type="dxa"/>
+            <w:vAlign w:val="center"/>
+          </w:tcPr>
+          <w:p>
+            <w:pPr>
+              <w:pStyle w:val="TABLE-cell"/>
+            </w:pPr>
+            <w:r>
+              <w:rPr/>
+              <w:t xml:space="preserve">17</w:t>
+            </w:r>
+          </w:p>
+        </w:tc>
+      </w:tr>
+    </w:tbl>
+    <w:p>
+      <w:pPr>
+        <w:pStyle w:val="spacer"/>
+      </w:pPr>
+    </w:p>
+    <w:p>
+      <w:pPr>
+        <w:pStyle w:val="ANNEX-heading2"/>
+      </w:pPr>
+      <w:bookmarkStart w:name="Sts_sec_A_1_3" w:id="212"/>
+      <w:r>
+        <w:rPr/>
+        <w:t xml:space="preserve">LocaleID "fr"</w:t>
+      </w:r>
+      <w:bookmarkEnd w:id="212"/>
+    </w:p>
+    <w:p>
+      <w:pPr>
+        <w:pStyle w:val="PARAGRAPH"/>
+      </w:pPr>
+      <w:r>
+        <w:rPr/>
+        <w:t xml:space="preserve">The recommended state display names for the LocaleId "fr" are listed in Table B.3</w:t>
+      </w:r>
+    </w:p>
+    <w:p>
+      <w:pPr>
+        <w:pStyle w:val="TABLE-title"/>
+      </w:pPr>
+      <w:bookmarkStart w:name="Sts_tbl_72" w:id="213"/>
+      <w:r>
+        <w:t xml:space="preserve">Table </w:t>
+      </w:r>
+      <w:r>
+        <w:fldChar w:fldCharType="begin"/>
+      </w:r>
+      <w:r>
+        <w:instrText xml:space="preserve"> SEQ Table \* ARABIC </w:instrText>
+      </w:r>
+      <w:r>
+        <w:fldChar w:fldCharType="separate"/>
+      </w:r>
+      <w:r>
+        <w:rPr/>
+        <w:t xml:space="preserve">72</w:t>
+      </w:r>
+      <w:r>
+        <w:fldChar w:fldCharType="end"/>
+      </w:r>
+      <w:bookmarkEnd w:id="213"/>
+      <w:r>
+        <w:t xml:space="preserve"> – </w:t>
+      </w:r>
+      <w:r>
+        <w:rPr/>
+        <w:t xml:space="preserve">Recommended display names for LocaleId "fr"</w:t>
+      </w:r>
+    </w:p>
+    <w:tbl>
+      <w:tblPr>
+        <w:tblStyle w:val="TableGrid"/>
+        <w:tblW w:w="9070" w:type="dxa"/>
+        <w:tblLayout w:type="fixed"/>
+      </w:tblPr>
+      <w:tblGrid>
+        <w:gridCol w:w="3763"/>
+        <w:gridCol w:w="1680"/>
+        <w:gridCol w:w="2160"/>
+        <w:gridCol w:w="1467"/>
+      </w:tblGrid>
+      <w:tr>
+        <w:trPr>
+          <w:tblHeader/>
+        </w:trPr>
+        <w:tc>
+          <w:tcPr>
+            <w:tcW w:w="3763" w:type="dxa"/>
+            <w:vAlign w:val="center"/>
+          </w:tcPr>
+          <w:p>
+            <w:pPr>
+              <w:pStyle w:val="TABLE-col-heading"/>
+              <w:jc w:val="left"/>
+            </w:pPr>
+            <w:r>
+              <w:rPr/>
+              <w:t xml:space="preserve">StateMachine</w:t>
+            </w:r>
+          </w:p>
+        </w:tc>
+        <w:tc>
+          <w:tcPr>
+            <w:tcW w:w="1680" w:type="dxa"/>
+            <w:vAlign w:val="center"/>
+          </w:tcPr>
+          <w:p>
+            <w:pPr>
+              <w:pStyle w:val="TABLE-col-heading"/>
+              <w:jc w:val="left"/>
+            </w:pPr>
+            <w:r>
+              <w:rPr/>
+              <w:t xml:space="preserve">Browse Name</w:t>
+            </w:r>
+          </w:p>
+        </w:tc>
+        <w:tc>
+          <w:tcPr>
+            <w:tcW w:w="2160" w:type="dxa"/>
+            <w:vAlign w:val="center"/>
+          </w:tcPr>
+          <w:p>
+            <w:pPr>
+              <w:pStyle w:val="TABLE-col-heading"/>
+              <w:jc w:val="left"/>
+            </w:pPr>
+            <w:r>
+              <w:rPr/>
+              <w:t xml:space="preserve">display name</w:t>
+            </w:r>
+          </w:p>
+        </w:tc>
+        <w:tc>
+          <w:tcPr>
+            <w:tcW w:w="1467" w:type="dxa"/>
+            <w:vAlign w:val="center"/>
+          </w:tcPr>
+          <w:p>
+            <w:pPr>
+              <w:pStyle w:val="TABLE-col-heading"/>
+              <w:jc w:val="left"/>
+            </w:pPr>
+            <w:r>
+              <w:rPr/>
+              <w:t xml:space="preserve">State Value</w:t>
+            </w:r>
+          </w:p>
+        </w:tc>
+      </w:tr>
+      <w:tr>
+        <w:tc>
+          <w:tcPr>
+            <w:tcW w:w="3763" w:type="dxa"/>
+            <w:vAlign w:val="center"/>
+          </w:tcPr>
+          <w:p>
+            <w:pPr>
+              <w:pStyle w:val="TABLE-cell"/>
+            </w:pPr>
+            <w:r>
+              <w:rPr/>
+              <w:t xml:space="preserve">PackMLBaseStateMachineType</w:t>
+            </w:r>
+          </w:p>
+        </w:tc>
+        <w:tc>
+          <w:tcPr>
+            <w:tcW w:w="1680" w:type="dxa"/>
+            <w:vAlign w:val="center"/>
+          </w:tcPr>
+          <w:p>
+            <w:pPr>
+              <w:pStyle w:val="TABLE-cell"/>
+            </w:pPr>
+            <w:r>
+              <w:rPr/>
+              <w:t xml:space="preserve">Cleared</w:t>
+            </w:r>
+          </w:p>
+        </w:tc>
+        <w:tc>
+          <w:tcPr>
+            <w:tcW w:w="2160" w:type="dxa"/>
+            <w:vAlign w:val="center"/>
+          </w:tcPr>
+          <w:p>
+            <w:pPr>
+              <w:pStyle w:val="TABLE-cell"/>
+            </w:pPr>
+            <w:r>
+              <w:rPr/>
+              <w:t xml:space="preserve">Nettoyé</w:t>
+            </w:r>
+          </w:p>
+        </w:tc>
+        <w:tc>
+          <w:tcPr>
+            <w:tcW w:w="1467" w:type="dxa"/>
+            <w:vAlign w:val="center"/>
+          </w:tcPr>
+          <w:p>
+            <w:pPr>
+              <w:pStyle w:val="TABLE-cell"/>
+            </w:pPr>
+            <w:r>
+              <w:rPr/>
+              <w:t xml:space="preserve">18</w:t>
+            </w:r>
+          </w:p>
+        </w:tc>
+      </w:tr>
+      <w:tr>
+        <w:tc>
+          <w:tcPr>
+            <w:tcW w:w="3763" w:type="dxa"/>
+            <w:vAlign w:val="center"/>
+          </w:tcPr>
+          <w:p>
+            <w:pPr>
+              <w:pStyle w:val="TABLE-cell"/>
+            </w:pPr>
+          </w:p>
+        </w:tc>
+        <w:tc>
+          <w:tcPr>
+            <w:tcW w:w="1680" w:type="dxa"/>
+            <w:vAlign w:val="center"/>
+          </w:tcPr>
+          <w:p>
+            <w:pPr>
+              <w:pStyle w:val="TABLE-cell"/>
+            </w:pPr>
+            <w:r>
+              <w:rPr/>
+              <w:t xml:space="preserve">Aborting</w:t>
+            </w:r>
+          </w:p>
+        </w:tc>
+        <w:tc>
+          <w:tcPr>
+            <w:tcW w:w="2160" w:type="dxa"/>
+            <w:vAlign w:val="center"/>
+          </w:tcPr>
+          <w:p>
+            <w:pPr>
+              <w:pStyle w:val="TABLE-cell"/>
+            </w:pPr>
+            <w:r>
+              <w:rPr/>
+              <w:t xml:space="preserve">Annulation</w:t>
+            </w:r>
+          </w:p>
+        </w:tc>
+        <w:tc>
+          <w:tcPr>
+            <w:tcW w:w="1467" w:type="dxa"/>
+            <w:vAlign w:val="center"/>
+          </w:tcPr>
+          <w:p>
+            <w:pPr>
+              <w:pStyle w:val="TABLE-cell"/>
+            </w:pPr>
+            <w:r>
+              <w:rPr/>
+              <w:t xml:space="preserve">8</w:t>
+            </w:r>
+          </w:p>
+        </w:tc>
+      </w:tr>
+      <w:tr>
+        <w:tc>
+          <w:tcPr>
+            <w:tcW w:w="3763" w:type="dxa"/>
+            <w:vAlign w:val="center"/>
+          </w:tcPr>
+          <w:p>
+            <w:pPr>
+              <w:pStyle w:val="TABLE-cell"/>
+            </w:pPr>
+          </w:p>
+        </w:tc>
+        <w:tc>
+          <w:tcPr>
+            <w:tcW w:w="1680" w:type="dxa"/>
+            <w:vAlign w:val="center"/>
+          </w:tcPr>
+          <w:p>
+            <w:pPr>
+              <w:pStyle w:val="TABLE-cell"/>
+            </w:pPr>
+            <w:r>
+              <w:rPr/>
+              <w:t xml:space="preserve">Aborted</w:t>
+            </w:r>
+          </w:p>
+        </w:tc>
+        <w:tc>
+          <w:tcPr>
+            <w:tcW w:w="2160" w:type="dxa"/>
+            <w:vAlign w:val="center"/>
+          </w:tcPr>
+          <w:p>
+            <w:pPr>
+              <w:pStyle w:val="TABLE-cell"/>
+            </w:pPr>
+            <w:r>
+              <w:rPr/>
+              <w:t xml:space="preserve">Annulé</w:t>
+            </w:r>
+          </w:p>
+        </w:tc>
+        <w:tc>
+          <w:tcPr>
+            <w:tcW w:w="1467" w:type="dxa"/>
+            <w:vAlign w:val="center"/>
+          </w:tcPr>
+          <w:p>
+            <w:pPr>
+              <w:pStyle w:val="TABLE-cell"/>
+            </w:pPr>
+            <w:r>
+              <w:rPr/>
+              <w:t xml:space="preserve">9</w:t>
+            </w:r>
+          </w:p>
+        </w:tc>
+      </w:tr>
+      <w:tr>
+        <w:tc>
+          <w:tcPr>
+            <w:tcW w:w="3763" w:type="dxa"/>
+            <w:vAlign w:val="center"/>
+          </w:tcPr>
+          <w:p>
+            <w:pPr>
+              <w:pStyle w:val="TABLE-cell"/>
+            </w:pPr>
+            <w:r>
+              <w:rPr/>
+              <w:t xml:space="preserve">PackMLMachineStateMachineType</w:t>
+            </w:r>
+          </w:p>
+        </w:tc>
+        <w:tc>
+          <w:tcPr>
+            <w:tcW w:w="1680" w:type="dxa"/>
+            <w:vAlign w:val="center"/>
+          </w:tcPr>
+          <w:p>
+            <w:pPr>
+              <w:pStyle w:val="TABLE-cell"/>
+            </w:pPr>
+            <w:r>
+              <w:rPr/>
+              <w:t xml:space="preserve">Running</w:t>
+            </w:r>
+          </w:p>
+        </w:tc>
+        <w:tc>
+          <w:tcPr>
+            <w:tcW w:w="2160" w:type="dxa"/>
+            <w:vAlign w:val="center"/>
+          </w:tcPr>
+          <w:p>
+            <w:pPr>
+              <w:pStyle w:val="TABLE-cell"/>
+            </w:pPr>
+            <w:r>
+              <w:rPr/>
+              <w:t xml:space="preserve">En fonction</w:t>
+            </w:r>
+          </w:p>
+        </w:tc>
+        <w:tc>
+          <w:tcPr>
+            <w:tcW w:w="1467" w:type="dxa"/>
+            <w:vAlign w:val="center"/>
+          </w:tcPr>
+          <w:p>
+            <w:pPr>
+              <w:pStyle w:val="TABLE-cell"/>
+            </w:pPr>
+            <w:r>
+              <w:rPr/>
+              <w:t xml:space="preserve">19</w:t>
+            </w:r>
+          </w:p>
+        </w:tc>
+      </w:tr>
+      <w:tr>
+        <w:tc>
+          <w:tcPr>
+            <w:tcW w:w="3763" w:type="dxa"/>
+            <w:vAlign w:val="center"/>
+          </w:tcPr>
+          <w:p>
+            <w:pPr>
+              <w:pStyle w:val="TABLE-cell"/>
+            </w:pPr>
+          </w:p>
+        </w:tc>
+        <w:tc>
+          <w:tcPr>
+            <w:tcW w:w="1680" w:type="dxa"/>
+            <w:vAlign w:val="center"/>
+          </w:tcPr>
+          <w:p>
+            <w:pPr>
+              <w:pStyle w:val="TABLE-cell"/>
+            </w:pPr>
+            <w:r>
+              <w:rPr/>
+              <w:t xml:space="preserve">Clearing</w:t>
+            </w:r>
+          </w:p>
+        </w:tc>
+        <w:tc>
+          <w:tcPr>
+            <w:tcW w:w="2160" w:type="dxa"/>
+            <w:vAlign w:val="center"/>
+          </w:tcPr>
+          <w:p>
+            <w:pPr>
+              <w:pStyle w:val="TABLE-cell"/>
+            </w:pPr>
+            <w:r>
+              <w:rPr/>
+              <w:t xml:space="preserve">Nettoyage</w:t>
+            </w:r>
+          </w:p>
+        </w:tc>
+        <w:tc>
+          <w:tcPr>
+            <w:tcW w:w="1467" w:type="dxa"/>
+            <w:vAlign w:val="center"/>
+          </w:tcPr>
+          <w:p>
+            <w:pPr>
+              <w:pStyle w:val="TABLE-cell"/>
+            </w:pPr>
+            <w:r>
+              <w:rPr/>
+              <w:t xml:space="preserve">1</w:t>
+            </w:r>
+          </w:p>
+        </w:tc>
+      </w:tr>
+      <w:tr>
+        <w:tc>
+          <w:tcPr>
+            <w:tcW w:w="3763" w:type="dxa"/>
+            <w:vAlign w:val="center"/>
+          </w:tcPr>
+          <w:p>
+            <w:pPr>
+              <w:pStyle w:val="TABLE-cell"/>
+            </w:pPr>
+          </w:p>
+        </w:tc>
+        <w:tc>
+          <w:tcPr>
+            <w:tcW w:w="1680" w:type="dxa"/>
+            <w:vAlign w:val="center"/>
+          </w:tcPr>
+          <w:p>
+            <w:pPr>
+              <w:pStyle w:val="TABLE-cell"/>
+            </w:pPr>
+            <w:r>
+              <w:rPr/>
+              <w:t xml:space="preserve">Stopping</w:t>
+            </w:r>
+          </w:p>
+        </w:tc>
+        <w:tc>
+          <w:tcPr>
+            <w:tcW w:w="2160" w:type="dxa"/>
+            <w:vAlign w:val="center"/>
+          </w:tcPr>
+          <w:p>
+            <w:pPr>
+              <w:pStyle w:val="TABLE-cell"/>
+            </w:pPr>
+            <w:r>
+              <w:rPr/>
+              <w:t xml:space="preserve">En cours d'arrêt</w:t>
+            </w:r>
+          </w:p>
+        </w:tc>
+        <w:tc>
+          <w:tcPr>
+            <w:tcW w:w="1467" w:type="dxa"/>
+            <w:vAlign w:val="center"/>
+          </w:tcPr>
+          <w:p>
+            <w:pPr>
+              <w:pStyle w:val="TABLE-cell"/>
+            </w:pPr>
+            <w:r>
+              <w:rPr/>
+              <w:t xml:space="preserve">7</w:t>
+            </w:r>
+          </w:p>
+        </w:tc>
+      </w:tr>
+      <w:tr>
+        <w:tc>
+          <w:tcPr>
+            <w:tcW w:w="3763" w:type="dxa"/>
+            <w:vAlign w:val="center"/>
+          </w:tcPr>
+          <w:p>
+            <w:pPr>
+              <w:pStyle w:val="TABLE-cell"/>
+            </w:pPr>
+          </w:p>
+        </w:tc>
+        <w:tc>
+          <w:tcPr>
+            <w:tcW w:w="1680" w:type="dxa"/>
+            <w:vAlign w:val="center"/>
+          </w:tcPr>
+          <w:p>
+            <w:pPr>
+              <w:pStyle w:val="TABLE-cell"/>
+            </w:pPr>
+            <w:r>
+              <w:rPr/>
+              <w:t xml:space="preserve">Stopped</w:t>
+            </w:r>
+          </w:p>
+        </w:tc>
+        <w:tc>
+          <w:tcPr>
+            <w:tcW w:w="2160" w:type="dxa"/>
+            <w:vAlign w:val="center"/>
+          </w:tcPr>
+          <w:p>
+            <w:pPr>
+              <w:pStyle w:val="TABLE-cell"/>
+            </w:pPr>
+            <w:r>
+              <w:rPr/>
+              <w:t xml:space="preserve">Arrêté</w:t>
+            </w:r>
+          </w:p>
+        </w:tc>
+        <w:tc>
+          <w:tcPr>
+            <w:tcW w:w="1467" w:type="dxa"/>
+            <w:vAlign w:val="center"/>
+          </w:tcPr>
+          <w:p>
+            <w:pPr>
+              <w:pStyle w:val="TABLE-cell"/>
+            </w:pPr>
+            <w:r>
+              <w:rPr/>
+              <w:t xml:space="preserve">2</w:t>
+            </w:r>
+          </w:p>
+        </w:tc>
+      </w:tr>
+      <w:tr>
+        <w:tc>
+          <w:tcPr>
+            <w:tcW w:w="3763" w:type="dxa"/>
+            <w:vAlign w:val="center"/>
+          </w:tcPr>
+          <w:p>
+            <w:pPr>
+              <w:pStyle w:val="TABLE-cell"/>
+            </w:pPr>
+            <w:r>
+              <w:rPr/>
+              <w:t xml:space="preserve">PackMLExecuteStateMachineType</w:t>
+            </w:r>
+          </w:p>
+        </w:tc>
+        <w:tc>
+          <w:tcPr>
+            <w:tcW w:w="1680" w:type="dxa"/>
+            <w:vAlign w:val="center"/>
+          </w:tcPr>
+          <w:p>
+            <w:pPr>
+              <w:pStyle w:val="TABLE-cell"/>
+            </w:pPr>
+            <w:r>
+              <w:rPr/>
+              <w:t xml:space="preserve">Resetting</w:t>
+            </w:r>
+          </w:p>
+        </w:tc>
+        <w:tc>
+          <w:tcPr>
+            <w:tcW w:w="2160" w:type="dxa"/>
+            <w:vAlign w:val="center"/>
+          </w:tcPr>
+          <w:p>
+            <w:pPr>
+              <w:pStyle w:val="TABLE-cell"/>
+            </w:pPr>
+            <w:r>
+              <w:rPr/>
+              <w:t xml:space="preserve">Réinitialisation</w:t>
+            </w:r>
+          </w:p>
+        </w:tc>
+        <w:tc>
+          <w:tcPr>
+            <w:tcW w:w="1467" w:type="dxa"/>
+            <w:vAlign w:val="center"/>
+          </w:tcPr>
+          <w:p>
+            <w:pPr>
+              <w:pStyle w:val="TABLE-cell"/>
+            </w:pPr>
+            <w:r>
+              <w:rPr/>
+              <w:t xml:space="preserve">15</w:t>
+            </w:r>
+          </w:p>
+        </w:tc>
+      </w:tr>
+      <w:tr>
+        <w:tc>
+          <w:tcPr>
+            <w:tcW w:w="3763" w:type="dxa"/>
+            <w:vAlign w:val="center"/>
+          </w:tcPr>
+          <w:p>
+            <w:pPr>
+              <w:pStyle w:val="TABLE-cell"/>
+            </w:pPr>
+          </w:p>
+        </w:tc>
+        <w:tc>
+          <w:tcPr>
+            <w:tcW w:w="1680" w:type="dxa"/>
+            <w:vAlign w:val="center"/>
+          </w:tcPr>
+          <w:p>
+            <w:pPr>
+              <w:pStyle w:val="TABLE-cell"/>
+            </w:pPr>
+            <w:r>
+              <w:rPr/>
+              <w:t xml:space="preserve">Idle</w:t>
+            </w:r>
+          </w:p>
+        </w:tc>
+        <w:tc>
+          <w:tcPr>
+            <w:tcW w:w="2160" w:type="dxa"/>
+            <w:vAlign w:val="center"/>
+          </w:tcPr>
+          <w:p>
+            <w:pPr>
+              <w:pStyle w:val="TABLE-cell"/>
+            </w:pPr>
+            <w:r>
+              <w:rPr/>
+              <w:t xml:space="preserve">Suspendu</w:t>
+            </w:r>
+          </w:p>
+        </w:tc>
+        <w:tc>
+          <w:tcPr>
+            <w:tcW w:w="1467" w:type="dxa"/>
+            <w:vAlign w:val="center"/>
+          </w:tcPr>
+          <w:p>
+            <w:pPr>
+              <w:pStyle w:val="TABLE-cell"/>
+            </w:pPr>
+            <w:r>
+              <w:rPr/>
+              <w:t xml:space="preserve">4</w:t>
+            </w:r>
+          </w:p>
+        </w:tc>
+      </w:tr>
+      <w:tr>
+        <w:tc>
+          <w:tcPr>
+            <w:tcW w:w="3763" w:type="dxa"/>
+            <w:vAlign w:val="center"/>
+          </w:tcPr>
+          <w:p>
+            <w:pPr>
+              <w:pStyle w:val="TABLE-cell"/>
+            </w:pPr>
+          </w:p>
+        </w:tc>
+        <w:tc>
+          <w:tcPr>
+            <w:tcW w:w="1680" w:type="dxa"/>
+            <w:vAlign w:val="center"/>
+          </w:tcPr>
+          <w:p>
+            <w:pPr>
+              <w:pStyle w:val="TABLE-cell"/>
+            </w:pPr>
+            <w:r>
+              <w:rPr/>
+              <w:t xml:space="preserve">Starting</w:t>
+            </w:r>
+          </w:p>
+        </w:tc>
+        <w:tc>
+          <w:tcPr>
+            <w:tcW w:w="2160" w:type="dxa"/>
+            <w:vAlign w:val="center"/>
+          </w:tcPr>
+          <w:p>
+            <w:pPr>
+              <w:pStyle w:val="TABLE-cell"/>
+            </w:pPr>
+            <w:r>
+              <w:rPr/>
+              <w:t xml:space="preserve">Démarrage</w:t>
+            </w:r>
+          </w:p>
+        </w:tc>
+        <w:tc>
+          <w:tcPr>
+            <w:tcW w:w="1467" w:type="dxa"/>
+            <w:vAlign w:val="center"/>
+          </w:tcPr>
+          <w:p>
+            <w:pPr>
+              <w:pStyle w:val="TABLE-cell"/>
+            </w:pPr>
+            <w:r>
+              <w:rPr/>
+              <w:t xml:space="preserve">3</w:t>
+            </w:r>
+          </w:p>
+        </w:tc>
+      </w:tr>
+      <w:tr>
+        <w:tc>
+          <w:tcPr>
+            <w:tcW w:w="3763" w:type="dxa"/>
+            <w:vAlign w:val="center"/>
+          </w:tcPr>
+          <w:p>
+            <w:pPr>
+              <w:pStyle w:val="TABLE-cell"/>
+            </w:pPr>
+          </w:p>
+        </w:tc>
+        <w:tc>
+          <w:tcPr>
+            <w:tcW w:w="1680" w:type="dxa"/>
+            <w:vAlign w:val="center"/>
+          </w:tcPr>
+          <w:p>
+            <w:pPr>
+              <w:pStyle w:val="TABLE-cell"/>
+            </w:pPr>
+            <w:r>
+              <w:rPr/>
+              <w:t xml:space="preserve">Unsuspending</w:t>
+            </w:r>
+          </w:p>
+        </w:tc>
+        <w:tc>
+          <w:tcPr>
+            <w:tcW w:w="2160" w:type="dxa"/>
+            <w:vAlign w:val="center"/>
+          </w:tcPr>
+          <w:p>
+            <w:pPr>
+              <w:pStyle w:val="TABLE-cell"/>
+            </w:pPr>
+            <w:r>
+              <w:rPr/>
+              <w:t xml:space="preserve">Repris</w:t>
+            </w:r>
+          </w:p>
+        </w:tc>
+        <w:tc>
+          <w:tcPr>
+            <w:tcW w:w="1467" w:type="dxa"/>
+            <w:vAlign w:val="center"/>
+          </w:tcPr>
+          <w:p>
+            <w:pPr>
+              <w:pStyle w:val="TABLE-cell"/>
+            </w:pPr>
+            <w:r>
+              <w:rPr/>
+              <w:t xml:space="preserve">14</w:t>
+            </w:r>
+          </w:p>
+        </w:tc>
+      </w:tr>
+      <w:tr>
+        <w:tc>
+          <w:tcPr>
+            <w:tcW w:w="3763" w:type="dxa"/>
+            <w:vAlign w:val="center"/>
+          </w:tcPr>
+          <w:p>
+            <w:pPr>
+              <w:pStyle w:val="TABLE-cell"/>
+            </w:pPr>
+          </w:p>
+        </w:tc>
+        <w:tc>
+          <w:tcPr>
+            <w:tcW w:w="1680" w:type="dxa"/>
+            <w:vAlign w:val="center"/>
+          </w:tcPr>
+          <w:p>
+            <w:pPr>
+              <w:pStyle w:val="TABLE-cell"/>
+            </w:pPr>
+            <w:r>
+              <w:rPr/>
+              <w:t xml:space="preserve">Suspended</w:t>
+            </w:r>
+          </w:p>
+        </w:tc>
+        <w:tc>
+          <w:tcPr>
+            <w:tcW w:w="2160" w:type="dxa"/>
+            <w:vAlign w:val="center"/>
+          </w:tcPr>
+          <w:p>
+            <w:pPr>
+              <w:pStyle w:val="TABLE-cell"/>
+            </w:pPr>
+            <w:r>
+              <w:rPr/>
+              <w:t xml:space="preserve">Suspendu</w:t>
+            </w:r>
+          </w:p>
+        </w:tc>
+        <w:tc>
+          <w:tcPr>
+            <w:tcW w:w="1467" w:type="dxa"/>
+            <w:vAlign w:val="center"/>
+          </w:tcPr>
+          <w:p>
+            <w:pPr>
+              <w:pStyle w:val="TABLE-cell"/>
+            </w:pPr>
+            <w:r>
+              <w:rPr/>
+              <w:t xml:space="preserve">5</w:t>
+            </w:r>
+          </w:p>
+        </w:tc>
+      </w:tr>
+      <w:tr>
+        <w:tc>
+          <w:tcPr>
+            <w:tcW w:w="3763" w:type="dxa"/>
+            <w:vAlign w:val="center"/>
+          </w:tcPr>
+          <w:p>
+            <w:pPr>
+              <w:pStyle w:val="TABLE-cell"/>
+            </w:pPr>
+          </w:p>
+        </w:tc>
+        <w:tc>
+          <w:tcPr>
+            <w:tcW w:w="1680" w:type="dxa"/>
+            <w:vAlign w:val="center"/>
+          </w:tcPr>
+          <w:p>
+            <w:pPr>
+              <w:pStyle w:val="TABLE-cell"/>
+            </w:pPr>
+            <w:r>
+              <w:rPr/>
+              <w:t xml:space="preserve">Suspending</w:t>
+            </w:r>
+          </w:p>
+        </w:tc>
+        <w:tc>
+          <w:tcPr>
+            <w:tcW w:w="2160" w:type="dxa"/>
+            <w:vAlign w:val="center"/>
+          </w:tcPr>
+          <w:p>
+            <w:pPr>
+              <w:pStyle w:val="TABLE-cell"/>
+            </w:pPr>
+            <w:r>
+              <w:rPr/>
+              <w:t xml:space="preserve">Suspendu (ing)</w:t>
+            </w:r>
+          </w:p>
+        </w:tc>
+        <w:tc>
+          <w:tcPr>
+            <w:tcW w:w="1467" w:type="dxa"/>
+            <w:vAlign w:val="center"/>
+          </w:tcPr>
+          <w:p>
+            <w:pPr>
+              <w:pStyle w:val="TABLE-cell"/>
+            </w:pPr>
+            <w:r>
+              <w:rPr/>
+              <w:t xml:space="preserve">13</w:t>
+            </w:r>
+          </w:p>
+        </w:tc>
+      </w:tr>
+      <w:tr>
+        <w:tc>
+          <w:tcPr>
+            <w:tcW w:w="3763" w:type="dxa"/>
+            <w:vAlign w:val="center"/>
+          </w:tcPr>
+          <w:p>
+            <w:pPr>
+              <w:pStyle w:val="TABLE-cell"/>
+            </w:pPr>
+          </w:p>
+        </w:tc>
+        <w:tc>
+          <w:tcPr>
+            <w:tcW w:w="1680" w:type="dxa"/>
+            <w:vAlign w:val="center"/>
+          </w:tcPr>
+          <w:p>
+            <w:pPr>
+              <w:pStyle w:val="TABLE-cell"/>
+            </w:pPr>
+            <w:r>
+              <w:rPr/>
+              <w:t xml:space="preserve">Execute</w:t>
+            </w:r>
+          </w:p>
+        </w:tc>
+        <w:tc>
+          <w:tcPr>
+            <w:tcW w:w="2160" w:type="dxa"/>
+            <w:vAlign w:val="center"/>
+          </w:tcPr>
+          <w:p>
+            <w:pPr>
+              <w:pStyle w:val="TABLE-cell"/>
+            </w:pPr>
+            <w:r>
+              <w:rPr/>
+              <w:t xml:space="preserve">Execute</w:t>
+            </w:r>
+          </w:p>
+        </w:tc>
+        <w:tc>
+          <w:tcPr>
+            <w:tcW w:w="1467" w:type="dxa"/>
+            <w:vAlign w:val="center"/>
+          </w:tcPr>
+          <w:p>
+            <w:pPr>
+              <w:pStyle w:val="TABLE-cell"/>
+            </w:pPr>
+            <w:r>
+              <w:rPr/>
+              <w:t xml:space="preserve">6</w:t>
+            </w:r>
+          </w:p>
+        </w:tc>
+      </w:tr>
+      <w:tr>
+        <w:tc>
+          <w:tcPr>
+            <w:tcW w:w="3763" w:type="dxa"/>
+            <w:vAlign w:val="center"/>
+          </w:tcPr>
+          <w:p>
+            <w:pPr>
+              <w:pStyle w:val="TABLE-cell"/>
+            </w:pPr>
+          </w:p>
+        </w:tc>
+        <w:tc>
+          <w:tcPr>
+            <w:tcW w:w="1680" w:type="dxa"/>
+            <w:vAlign w:val="center"/>
+          </w:tcPr>
+          <w:p>
+            <w:pPr>
+              <w:pStyle w:val="TABLE-cell"/>
+            </w:pPr>
+            <w:r>
+              <w:rPr/>
+              <w:t xml:space="preserve">Holding</w:t>
+            </w:r>
+          </w:p>
+        </w:tc>
+        <w:tc>
+          <w:tcPr>
+            <w:tcW w:w="2160" w:type="dxa"/>
+            <w:vAlign w:val="center"/>
+          </w:tcPr>
+          <w:p>
+            <w:pPr>
+              <w:pStyle w:val="TABLE-cell"/>
+            </w:pPr>
+            <w:r>
+              <w:rPr/>
+              <w:t xml:space="preserve">Tenu (ing)</w:t>
+            </w:r>
+          </w:p>
+        </w:tc>
+        <w:tc>
+          <w:tcPr>
+            <w:tcW w:w="1467" w:type="dxa"/>
+            <w:vAlign w:val="center"/>
+          </w:tcPr>
+          <w:p>
+            <w:pPr>
+              <w:pStyle w:val="TABLE-cell"/>
+            </w:pPr>
+            <w:r>
+              <w:rPr/>
+              <w:t xml:space="preserve">10</w:t>
+            </w:r>
+          </w:p>
+        </w:tc>
+      </w:tr>
+      <w:tr>
+        <w:tc>
+          <w:tcPr>
+            <w:tcW w:w="3763" w:type="dxa"/>
+            <w:vAlign w:val="center"/>
+          </w:tcPr>
+          <w:p>
+            <w:pPr>
+              <w:pStyle w:val="TABLE-cell"/>
+            </w:pPr>
+          </w:p>
+        </w:tc>
+        <w:tc>
+          <w:tcPr>
+            <w:tcW w:w="1680" w:type="dxa"/>
+            <w:vAlign w:val="center"/>
+          </w:tcPr>
+          <w:p>
+            <w:pPr>
+              <w:pStyle w:val="TABLE-cell"/>
+            </w:pPr>
+            <w:r>
+              <w:rPr/>
+              <w:t xml:space="preserve">Held</w:t>
+            </w:r>
+          </w:p>
+        </w:tc>
+        <w:tc>
+          <w:tcPr>
+            <w:tcW w:w="2160" w:type="dxa"/>
+            <w:vAlign w:val="center"/>
+          </w:tcPr>
+          <w:p>
+            <w:pPr>
+              <w:pStyle w:val="TABLE-cell"/>
+            </w:pPr>
+            <w:r>
+              <w:rPr/>
+              <w:t xml:space="preserve">Tenu</w:t>
+            </w:r>
+          </w:p>
+        </w:tc>
+        <w:tc>
+          <w:tcPr>
+            <w:tcW w:w="1467" w:type="dxa"/>
+            <w:vAlign w:val="center"/>
+          </w:tcPr>
+          <w:p>
+            <w:pPr>
+              <w:pStyle w:val="TABLE-cell"/>
+            </w:pPr>
+            <w:r>
+              <w:rPr/>
+              <w:t xml:space="preserve">11</w:t>
+            </w:r>
+          </w:p>
+        </w:tc>
+      </w:tr>
+      <w:tr>
+        <w:tc>
+          <w:tcPr>
+            <w:tcW w:w="3763" w:type="dxa"/>
+            <w:vAlign w:val="center"/>
+          </w:tcPr>
+          <w:p>
+            <w:pPr>
+              <w:pStyle w:val="TABLE-cell"/>
+            </w:pPr>
+          </w:p>
+        </w:tc>
+        <w:tc>
+          <w:tcPr>
+            <w:tcW w:w="1680" w:type="dxa"/>
+            <w:vAlign w:val="center"/>
+          </w:tcPr>
+          <w:p>
+            <w:pPr>
+              <w:pStyle w:val="TABLE-cell"/>
+            </w:pPr>
+            <w:r>
+              <w:rPr/>
+              <w:t xml:space="preserve">Unholding</w:t>
+            </w:r>
+          </w:p>
+        </w:tc>
+        <w:tc>
+          <w:tcPr>
+            <w:tcW w:w="2160" w:type="dxa"/>
+            <w:vAlign w:val="center"/>
+          </w:tcPr>
+          <w:p>
+            <w:pPr>
+              <w:pStyle w:val="TABLE-cell"/>
+            </w:pPr>
+            <w:r>
+              <w:rPr/>
+              <w:t xml:space="preserve">Libéré</w:t>
+            </w:r>
+          </w:p>
+        </w:tc>
+        <w:tc>
+          <w:tcPr>
+            <w:tcW w:w="1467" w:type="dxa"/>
+            <w:vAlign w:val="center"/>
+          </w:tcPr>
+          <w:p>
+            <w:pPr>
+              <w:pStyle w:val="TABLE-cell"/>
+            </w:pPr>
+            <w:r>
+              <w:rPr/>
+              <w:t xml:space="preserve">12</w:t>
+            </w:r>
+          </w:p>
+        </w:tc>
+      </w:tr>
+      <w:tr>
+        <w:tc>
+          <w:tcPr>
+            <w:tcW w:w="3763" w:type="dxa"/>
+            <w:vAlign w:val="center"/>
+          </w:tcPr>
+          <w:p>
+            <w:pPr>
+              <w:pStyle w:val="TABLE-cell"/>
+            </w:pPr>
+          </w:p>
+        </w:tc>
+        <w:tc>
+          <w:tcPr>
+            <w:tcW w:w="1680" w:type="dxa"/>
+            <w:vAlign w:val="center"/>
+          </w:tcPr>
+          <w:p>
+            <w:pPr>
+              <w:pStyle w:val="TABLE-cell"/>
+            </w:pPr>
+            <w:r>
+              <w:rPr/>
+              <w:t xml:space="preserve">Completing</w:t>
+            </w:r>
+          </w:p>
+        </w:tc>
+        <w:tc>
+          <w:tcPr>
+            <w:tcW w:w="2160" w:type="dxa"/>
+            <w:vAlign w:val="center"/>
+          </w:tcPr>
+          <w:p>
+            <w:pPr>
+              <w:pStyle w:val="TABLE-cell"/>
+            </w:pPr>
+            <w:r>
+              <w:rPr/>
+              <w:t xml:space="preserve">Achevé (ing)</w:t>
+            </w:r>
+          </w:p>
+        </w:tc>
+        <w:tc>
+          <w:tcPr>
+            <w:tcW w:w="1467" w:type="dxa"/>
+            <w:vAlign w:val="center"/>
+          </w:tcPr>
+          <w:p>
+            <w:pPr>
+              <w:pStyle w:val="TABLE-cell"/>
+            </w:pPr>
+            <w:r>
+              <w:rPr/>
+              <w:t xml:space="preserve">16</w:t>
+            </w:r>
+          </w:p>
+        </w:tc>
+      </w:tr>
+      <w:tr>
+        <w:tc>
+          <w:tcPr>
+            <w:tcW w:w="3763" w:type="dxa"/>
+            <w:vAlign w:val="center"/>
+          </w:tcPr>
+          <w:p>
+            <w:pPr>
+              <w:pStyle w:val="TABLE-cell"/>
+            </w:pPr>
+          </w:p>
+        </w:tc>
+        <w:tc>
+          <w:tcPr>
+            <w:tcW w:w="1680" w:type="dxa"/>
+            <w:vAlign w:val="center"/>
+          </w:tcPr>
+          <w:p>
+            <w:pPr>
+              <w:pStyle w:val="TABLE-cell"/>
+            </w:pPr>
+            <w:r>
+              <w:rPr/>
+              <w:t xml:space="preserve">Complete</w:t>
+            </w:r>
+          </w:p>
+        </w:tc>
+        <w:tc>
+          <w:tcPr>
+            <w:tcW w:w="2160" w:type="dxa"/>
+            <w:vAlign w:val="center"/>
+          </w:tcPr>
+          <w:p>
+            <w:pPr>
+              <w:pStyle w:val="TABLE-cell"/>
+            </w:pPr>
+            <w:r>
+              <w:rPr/>
+              <w:t xml:space="preserve">Achevé</w:t>
+            </w:r>
+          </w:p>
+        </w:tc>
+        <w:tc>
+          <w:tcPr>
+            <w:tcW w:w="1467" w:type="dxa"/>
+            <w:vAlign w:val="center"/>
+          </w:tcPr>
+          <w:p>
+            <w:pPr>
+              <w:pStyle w:val="TABLE-cell"/>
+            </w:pPr>
+            <w:r>
+              <w:rPr/>
+              <w:t xml:space="preserve">17</w:t>
+            </w:r>
+          </w:p>
+        </w:tc>
+      </w:tr>
+    </w:tbl>
+    <w:p>
+      <w:pPr>
+        <w:pStyle w:val="spacer"/>
+      </w:pPr>
+    </w:p>
+    <w:p>
+      <w:pPr>
         <w:pStyle w:val="ANNEXtitle"/>
       </w:pPr>
       <w:r>
         <w:br/>
       </w:r>
       <w:r>
+        <w:t xml:space="preserve">(informative)</w:t>
+      </w:r>
+      <w:r>
+        <w:br/>
+      </w:r>
+      <w:bookmarkStart w:name="Sts_sec_B" w:id="214"/>
+      <w:r>
+        <w:rPr/>
+        <w:t xml:space="preserve">DataType</w:t>
+      </w:r>
+      <w:bookmarkEnd w:id="214"/>
+    </w:p>
+    <w:p>
+      <w:pPr>
+        <w:pStyle w:val="ANNEX-heading1"/>
+      </w:pPr>
+      <w:bookmarkStart w:name="Sts_sec_B_1" w:id="215"/>
+      <w:r>
+        <w:rPr/>
+        <w:t xml:space="preserve">Mapping of elementary data types</w:t>
+      </w:r>
+      <w:bookmarkEnd w:id="215"/>
+    </w:p>
+    <w:p>
+      <w:pPr>
+        <w:pStyle w:val="PARAGRAPH"/>
+      </w:pPr>
+      <w:r>
+        <w:rPr/>
+        <w:t xml:space="preserve">The mapping of IEC 61131-3 elementary data types to OPC UA data types is formally defined in </w:t>
+      </w:r>
+      <w:r>
+        <w:fldChar w:fldCharType="begin"/>
+      </w:r>
+      <w:r>
+        <w:instrText xml:space="preserve"> REF Sts_ref_opc30000 \h \* MERGEFORMAT </w:instrText>
+      </w:r>
+      <w:r>
+        <w:fldChar w:fldCharType="separate"/>
+      </w:r>
+      <w:r>
+        <w:rPr/>
+        <w:t xml:space="preserve">OPC 30000</w:t>
+      </w:r>
+      <w:r>
+        <w:fldChar w:fldCharType="end"/>
+      </w:r>
+      <w:r>
+        <w:rPr/>
+        <w:t xml:space="preserve"> (PLCOpen companion specification). &lt;xref ref-type="table" rid="tbl_71_mapping-iec-61131-3-elementary-data-types-to-opc-ua-built-in"&gt;Table 71&lt;/xref&gt; is copied from that specification as a reference, any differences with </w:t>
+      </w:r>
+      <w:r>
+        <w:fldChar w:fldCharType="begin"/>
+      </w:r>
+      <w:r>
+        <w:instrText xml:space="preserve"> REF Sts_ref_opc30000 \h \* MERGEFORMAT </w:instrText>
+      </w:r>
+      <w:r>
+        <w:fldChar w:fldCharType="separate"/>
+      </w:r>
+      <w:r>
+        <w:rPr/>
+        <w:t xml:space="preserve">OPC 30000</w:t>
+      </w:r>
+      <w:r>
+        <w:fldChar w:fldCharType="end"/>
+      </w:r>
+      <w:r>
+        <w:rPr/>
+        <w:t xml:space="preserve"> indicate that this specification is out of date.</w:t>
+      </w:r>
+    </w:p>
+    <w:p>
+      <w:pPr>
+        <w:pStyle w:val="TABLE-title"/>
+      </w:pPr>
+      <w:bookmarkStart w:name="Sts_tbl_73" w:id="216"/>
+      <w:r>
+        <w:t xml:space="preserve">Table </w:t>
+      </w:r>
+      <w:r>
+        <w:fldChar w:fldCharType="begin"/>
+      </w:r>
+      <w:r>
+        <w:instrText xml:space="preserve"> SEQ Table \* ARABIC </w:instrText>
+      </w:r>
+      <w:r>
+        <w:fldChar w:fldCharType="separate"/>
+      </w:r>
+      <w:r>
+        <w:rPr/>
+        <w:t xml:space="preserve">73</w:t>
+      </w:r>
+      <w:r>
+        <w:fldChar w:fldCharType="end"/>
+      </w:r>
+      <w:bookmarkEnd w:id="216"/>
+      <w:r>
+        <w:t xml:space="preserve"> – </w:t>
+      </w:r>
+      <w:r>
+        <w:rPr/>
+        <w:t xml:space="preserve">Mapping IEC 61131-3 elementary data types to OPC UA built in data types</w:t>
+      </w:r>
+    </w:p>
+    <w:tbl>
+      <w:tblPr>
+        <w:tblStyle w:val="TableGrid"/>
+        <w:tblW w:w="9070" w:type="dxa"/>
+        <w:tblLayout w:type="fixed"/>
+      </w:tblPr>
+      <w:tblGrid>
+        <w:gridCol w:w="2515"/>
+        <w:gridCol w:w="1981"/>
+        <w:gridCol w:w="4574"/>
+      </w:tblGrid>
+      <w:tr>
+        <w:trPr>
+          <w:tblHeader/>
+        </w:trPr>
+        <w:tc>
+          <w:tcPr>
+            <w:tcW w:w="2515" w:type="dxa"/>
+            <w:vAlign w:val="center"/>
+          </w:tcPr>
+          <w:p>
+            <w:pPr>
+              <w:pStyle w:val="TABLE-col-heading"/>
+              <w:jc w:val="left"/>
+            </w:pPr>
+            <w:r>
+              <w:rPr/>
+              <w:t xml:space="preserve">IEC 61131-3 elementary data types</w:t>
+            </w:r>
+          </w:p>
+        </w:tc>
+        <w:tc>
+          <w:tcPr>
+            <w:tcW w:w="1981" w:type="dxa"/>
+            <w:vAlign w:val="center"/>
+          </w:tcPr>
+          <w:p>
+            <w:pPr>
+              <w:pStyle w:val="TABLE-col-heading"/>
+              <w:jc w:val="left"/>
+            </w:pPr>
+            <w:r>
+              <w:rPr/>
+              <w:t xml:space="preserve">OPC UA built in data types</w:t>
+            </w:r>
+          </w:p>
+        </w:tc>
+        <w:tc>
+          <w:tcPr>
+            <w:tcW w:w="4574" w:type="dxa"/>
+            <w:vAlign w:val="center"/>
+          </w:tcPr>
+          <w:p>
+            <w:pPr>
+              <w:pStyle w:val="TABLE-col-heading"/>
+              <w:jc w:val="left"/>
+            </w:pPr>
+            <w:r>
+              <w:rPr/>
+              <w:t xml:space="preserve">Comment</w:t>
+            </w:r>
+          </w:p>
+        </w:tc>
+      </w:tr>
+      <w:tr>
+        <w:tc>
+          <w:tcPr>
+            <w:tcW w:w="2515" w:type="dxa"/>
+            <w:vAlign w:val="center"/>
+          </w:tcPr>
+          <w:p>
+            <w:pPr>
+              <w:pStyle w:val="TABLE-cell"/>
+            </w:pPr>
+            <w:r>
+              <w:rPr/>
+              <w:t xml:space="preserve">BOOL</w:t>
+            </w:r>
+          </w:p>
+        </w:tc>
+        <w:tc>
+          <w:tcPr>
+            <w:tcW w:w="1981" w:type="dxa"/>
+            <w:vAlign w:val="center"/>
+          </w:tcPr>
+          <w:p>
+            <w:pPr>
+              <w:pStyle w:val="TABLE-cell"/>
+            </w:pPr>
+            <w:r>
+              <w:rPr/>
+              <w:t xml:space="preserve">Boolean</w:t>
+            </w:r>
+          </w:p>
+        </w:tc>
+        <w:tc>
+          <w:tcPr>
+            <w:tcW w:w="4574" w:type="dxa"/>
+            <w:vAlign w:val="center"/>
+          </w:tcPr>
+          <w:p>
+            <w:pPr>
+              <w:pStyle w:val="TABLE-cell"/>
+            </w:pPr>
+            <w:r>
+              <w:rPr/>
+              <w:t xml:space="preserve">A one bit value (true or false).</w:t>
+            </w:r>
+          </w:p>
+        </w:tc>
+      </w:tr>
+      <w:tr>
+        <w:tc>
+          <w:tcPr>
+            <w:tcW w:w="2515" w:type="dxa"/>
+            <w:vAlign w:val="center"/>
+          </w:tcPr>
+          <w:p>
+            <w:pPr>
+              <w:pStyle w:val="TABLE-cell"/>
+            </w:pPr>
+            <w:r>
+              <w:rPr/>
+              <w:t xml:space="preserve">SINT</w:t>
+            </w:r>
+          </w:p>
+        </w:tc>
+        <w:tc>
+          <w:tcPr>
+            <w:tcW w:w="1981" w:type="dxa"/>
+            <w:vAlign w:val="center"/>
+          </w:tcPr>
+          <w:p>
+            <w:pPr>
+              <w:pStyle w:val="TABLE-cell"/>
+            </w:pPr>
+            <w:r>
+              <w:rPr/>
+              <w:t xml:space="preserve">SByte</w:t>
+            </w:r>
+          </w:p>
+        </w:tc>
+        <w:tc>
+          <w:tcPr>
+            <w:tcW w:w="4574" w:type="dxa"/>
+            <w:vAlign w:val="center"/>
+          </w:tcPr>
+          <w:p>
+            <w:pPr>
+              <w:pStyle w:val="TABLE-cell"/>
+            </w:pPr>
+            <w:r>
+              <w:rPr/>
+              <w:t xml:space="preserve">An 8 bit signed integer value.</w:t>
+            </w:r>
+          </w:p>
+        </w:tc>
+      </w:tr>
+      <w:tr>
+        <w:tc>
+          <w:tcPr>
+            <w:tcW w:w="2515" w:type="dxa"/>
+            <w:vAlign w:val="center"/>
+          </w:tcPr>
+          <w:p>
+            <w:pPr>
+              <w:pStyle w:val="TABLE-cell"/>
+            </w:pPr>
+            <w:r>
+              <w:rPr/>
+              <w:t xml:space="preserve">USINT</w:t>
+            </w:r>
+          </w:p>
+        </w:tc>
+        <w:tc>
+          <w:tcPr>
+            <w:tcW w:w="1981" w:type="dxa"/>
+            <w:vAlign w:val="center"/>
+          </w:tcPr>
+          <w:p>
+            <w:pPr>
+              <w:pStyle w:val="TABLE-cell"/>
+            </w:pPr>
+            <w:r>
+              <w:rPr/>
+              <w:t xml:space="preserve">Byte</w:t>
+            </w:r>
+          </w:p>
+        </w:tc>
+        <w:tc>
+          <w:tcPr>
+            <w:tcW w:w="4574" w:type="dxa"/>
+            <w:vAlign w:val="center"/>
+          </w:tcPr>
+          <w:p>
+            <w:pPr>
+              <w:pStyle w:val="TABLE-cell"/>
+            </w:pPr>
+            <w:r>
+              <w:rPr/>
+              <w:t xml:space="preserve">An 8 bit unsigned integer value.</w:t>
+            </w:r>
+          </w:p>
+        </w:tc>
+      </w:tr>
+      <w:tr>
+        <w:tc>
+          <w:tcPr>
+            <w:tcW w:w="2515" w:type="dxa"/>
+            <w:vAlign w:val="center"/>
+          </w:tcPr>
+          <w:p>
+            <w:pPr>
+              <w:pStyle w:val="TABLE-cell"/>
+            </w:pPr>
+            <w:r>
+              <w:rPr/>
+              <w:t xml:space="preserve">INT</w:t>
+            </w:r>
+          </w:p>
+        </w:tc>
+        <w:tc>
+          <w:tcPr>
+            <w:tcW w:w="1981" w:type="dxa"/>
+            <w:vAlign w:val="center"/>
+          </w:tcPr>
+          <w:p>
+            <w:pPr>
+              <w:pStyle w:val="TABLE-cell"/>
+            </w:pPr>
+            <w:r>
+              <w:rPr/>
+              <w:t xml:space="preserve">Int16</w:t>
+            </w:r>
+          </w:p>
+        </w:tc>
+        <w:tc>
+          <w:tcPr>
+            <w:tcW w:w="4574" w:type="dxa"/>
+            <w:vAlign w:val="center"/>
+          </w:tcPr>
+          <w:p>
+            <w:pPr>
+              <w:pStyle w:val="TABLE-cell"/>
+            </w:pPr>
+            <w:r>
+              <w:rPr/>
+              <w:t xml:space="preserve">A 16 bit signed integer value.</w:t>
+            </w:r>
+          </w:p>
+        </w:tc>
+      </w:tr>
+      <w:tr>
+        <w:tc>
+          <w:tcPr>
+            <w:tcW w:w="2515" w:type="dxa"/>
+            <w:vAlign w:val="center"/>
+          </w:tcPr>
+          <w:p>
+            <w:pPr>
+              <w:pStyle w:val="TABLE-cell"/>
+            </w:pPr>
+            <w:r>
+              <w:rPr/>
+              <w:t xml:space="preserve">UINT</w:t>
+            </w:r>
+          </w:p>
+        </w:tc>
+        <w:tc>
+          <w:tcPr>
+            <w:tcW w:w="1981" w:type="dxa"/>
+            <w:vAlign w:val="center"/>
+          </w:tcPr>
+          <w:p>
+            <w:pPr>
+              <w:pStyle w:val="TABLE-cell"/>
+            </w:pPr>
+            <w:r>
+              <w:rPr/>
+              <w:t xml:space="preserve">UInt16</w:t>
+            </w:r>
+          </w:p>
+        </w:tc>
+        <w:tc>
+          <w:tcPr>
+            <w:tcW w:w="4574" w:type="dxa"/>
+            <w:vAlign w:val="center"/>
+          </w:tcPr>
+          <w:p>
+            <w:pPr>
+              <w:pStyle w:val="TABLE-cell"/>
+            </w:pPr>
+            <w:r>
+              <w:rPr/>
+              <w:t xml:space="preserve">A 16 bit unsigned integer value.</w:t>
+            </w:r>
+          </w:p>
+        </w:tc>
+      </w:tr>
+      <w:tr>
+        <w:tc>
+          <w:tcPr>
+            <w:tcW w:w="2515" w:type="dxa"/>
+            <w:vAlign w:val="center"/>
+          </w:tcPr>
+          <w:p>
+            <w:pPr>
+              <w:pStyle w:val="TABLE-cell"/>
+            </w:pPr>
+            <w:r>
+              <w:rPr/>
+              <w:t xml:space="preserve">DINT</w:t>
+            </w:r>
+          </w:p>
+        </w:tc>
+        <w:tc>
+          <w:tcPr>
+            <w:tcW w:w="1981" w:type="dxa"/>
+            <w:vAlign w:val="center"/>
+          </w:tcPr>
+          <w:p>
+            <w:pPr>
+              <w:pStyle w:val="TABLE-cell"/>
+            </w:pPr>
+            <w:r>
+              <w:rPr/>
+              <w:t xml:space="preserve">Int32</w:t>
+            </w:r>
+          </w:p>
+        </w:tc>
+        <w:tc>
+          <w:tcPr>
+            <w:tcW w:w="4574" w:type="dxa"/>
+            <w:vAlign w:val="center"/>
+          </w:tcPr>
+          <w:p>
+            <w:pPr>
+              <w:pStyle w:val="TABLE-cell"/>
+            </w:pPr>
+            <w:r>
+              <w:rPr/>
+              <w:t xml:space="preserve">A 32 bit signed integer value.</w:t>
+            </w:r>
+          </w:p>
+        </w:tc>
+      </w:tr>
+      <w:tr>
+        <w:tc>
+          <w:tcPr>
+            <w:tcW w:w="2515" w:type="dxa"/>
+            <w:vAlign w:val="center"/>
+          </w:tcPr>
+          <w:p>
+            <w:pPr>
+              <w:pStyle w:val="TABLE-cell"/>
+            </w:pPr>
+            <w:r>
+              <w:rPr/>
+              <w:t xml:space="preserve">UDINT</w:t>
+            </w:r>
+          </w:p>
+        </w:tc>
+        <w:tc>
+          <w:tcPr>
+            <w:tcW w:w="1981" w:type="dxa"/>
+            <w:vAlign w:val="center"/>
+          </w:tcPr>
+          <w:p>
+            <w:pPr>
+              <w:pStyle w:val="TABLE-cell"/>
+            </w:pPr>
+            <w:r>
+              <w:rPr/>
+              <w:t xml:space="preserve">UInt32</w:t>
+            </w:r>
+          </w:p>
+        </w:tc>
+        <w:tc>
+          <w:tcPr>
+            <w:tcW w:w="4574" w:type="dxa"/>
+            <w:vAlign w:val="center"/>
+          </w:tcPr>
+          <w:p>
+            <w:pPr>
+              <w:pStyle w:val="TABLE-cell"/>
+            </w:pPr>
+            <w:r>
+              <w:rPr/>
+              <w:t xml:space="preserve">A 32 bit unsigned integer value.</w:t>
+            </w:r>
+          </w:p>
+        </w:tc>
+      </w:tr>
+      <w:tr>
+        <w:tc>
+          <w:tcPr>
+            <w:tcW w:w="2515" w:type="dxa"/>
+            <w:vAlign w:val="center"/>
+          </w:tcPr>
+          <w:p>
+            <w:pPr>
+              <w:pStyle w:val="TABLE-cell"/>
+            </w:pPr>
+            <w:r>
+              <w:rPr/>
+              <w:t xml:space="preserve">LINT</w:t>
+            </w:r>
+          </w:p>
+        </w:tc>
+        <w:tc>
+          <w:tcPr>
+            <w:tcW w:w="1981" w:type="dxa"/>
+            <w:vAlign w:val="center"/>
+          </w:tcPr>
+          <w:p>
+            <w:pPr>
+              <w:pStyle w:val="TABLE-cell"/>
+            </w:pPr>
+            <w:r>
+              <w:rPr/>
+              <w:t xml:space="preserve">Int64</w:t>
+            </w:r>
+          </w:p>
+        </w:tc>
+        <w:tc>
+          <w:tcPr>
+            <w:tcW w:w="4574" w:type="dxa"/>
+            <w:vAlign w:val="center"/>
+          </w:tcPr>
+          <w:p>
+            <w:pPr>
+              <w:pStyle w:val="TABLE-cell"/>
+            </w:pPr>
+            <w:r>
+              <w:rPr/>
+              <w:t xml:space="preserve">A 64 bit signed integer value.</w:t>
+            </w:r>
+          </w:p>
+        </w:tc>
+      </w:tr>
+      <w:tr>
+        <w:tc>
+          <w:tcPr>
+            <w:tcW w:w="2515" w:type="dxa"/>
+            <w:vAlign w:val="center"/>
+          </w:tcPr>
+          <w:p>
+            <w:pPr>
+              <w:pStyle w:val="TABLE-cell"/>
+            </w:pPr>
+            <w:r>
+              <w:rPr/>
+              <w:t xml:space="preserve">ULINT</w:t>
+            </w:r>
+          </w:p>
+        </w:tc>
+        <w:tc>
+          <w:tcPr>
+            <w:tcW w:w="1981" w:type="dxa"/>
+            <w:vAlign w:val="center"/>
+          </w:tcPr>
+          <w:p>
+            <w:pPr>
+              <w:pStyle w:val="TABLE-cell"/>
+            </w:pPr>
+            <w:r>
+              <w:rPr/>
+              <w:t xml:space="preserve">UInt64</w:t>
+            </w:r>
+          </w:p>
+        </w:tc>
+        <w:tc>
+          <w:tcPr>
+            <w:tcW w:w="4574" w:type="dxa"/>
+            <w:vAlign w:val="center"/>
+          </w:tcPr>
+          <w:p>
+            <w:pPr>
+              <w:pStyle w:val="TABLE-cell"/>
+            </w:pPr>
+            <w:r>
+              <w:rPr/>
+              <w:t xml:space="preserve">A 64 bit unsigned integer value.</w:t>
+            </w:r>
+          </w:p>
+        </w:tc>
+      </w:tr>
+      <w:tr>
+        <w:tc>
+          <w:tcPr>
+            <w:tcW w:w="2515" w:type="dxa"/>
+            <w:vAlign w:val="center"/>
+          </w:tcPr>
+          <w:p>
+            <w:pPr>
+              <w:pStyle w:val="TABLE-cell"/>
+            </w:pPr>
+            <w:r>
+              <w:rPr/>
+              <w:t xml:space="preserve">BYTE</w:t>
+            </w:r>
+          </w:p>
+        </w:tc>
+        <w:tc>
+          <w:tcPr>
+            <w:tcW w:w="1981" w:type="dxa"/>
+            <w:vAlign w:val="center"/>
+          </w:tcPr>
+          <w:p>
+            <w:pPr>
+              <w:pStyle w:val="TABLE-cell"/>
+            </w:pPr>
+            <w:r>
+              <w:rPr/>
+              <w:t xml:space="preserve">Byte</w:t>
+            </w:r>
+          </w:p>
+        </w:tc>
+        <w:tc>
+          <w:tcPr>
+            <w:tcW w:w="4574" w:type="dxa"/>
+            <w:vAlign w:val="center"/>
+          </w:tcPr>
+          <w:p>
+            <w:pPr>
+              <w:pStyle w:val="TABLE-cell"/>
+            </w:pPr>
+            <w:r>
+              <w:rPr/>
+              <w:t xml:space="preserve">The PLC open specific OPC UA simple data type BYTE is derived from the built in data type Byte. It describes that the type is used as bit string of length 8.</w:t>
+            </w:r>
+          </w:p>
+        </w:tc>
+      </w:tr>
+      <w:tr>
+        <w:tc>
+          <w:tcPr>
+            <w:tcW w:w="2515" w:type="dxa"/>
+            <w:vAlign w:val="center"/>
+          </w:tcPr>
+          <w:p>
+            <w:pPr>
+              <w:pStyle w:val="TABLE-cell"/>
+            </w:pPr>
+            <w:r>
+              <w:rPr/>
+              <w:t xml:space="preserve">WORD</w:t>
+            </w:r>
+          </w:p>
+        </w:tc>
+        <w:tc>
+          <w:tcPr>
+            <w:tcW w:w="1981" w:type="dxa"/>
+            <w:vAlign w:val="center"/>
+          </w:tcPr>
+          <w:p>
+            <w:pPr>
+              <w:pStyle w:val="TABLE-cell"/>
+            </w:pPr>
+            <w:r>
+              <w:rPr/>
+              <w:t xml:space="preserve">UInt16</w:t>
+            </w:r>
+          </w:p>
+        </w:tc>
+        <w:tc>
+          <w:tcPr>
+            <w:tcW w:w="4574" w:type="dxa"/>
+            <w:vAlign w:val="center"/>
+          </w:tcPr>
+          <w:p>
+            <w:pPr>
+              <w:pStyle w:val="TABLE-cell"/>
+            </w:pPr>
+            <w:r>
+              <w:rPr/>
+              <w:t xml:space="preserve">The PLC open specific OPC UA simple data type WORD is derived from the built in data type UInt16. It describes that the type is used as bit string of length 16</w:t>
+            </w:r>
+          </w:p>
+        </w:tc>
+      </w:tr>
+      <w:tr>
+        <w:tc>
+          <w:tcPr>
+            <w:tcW w:w="2515" w:type="dxa"/>
+            <w:vAlign w:val="center"/>
+          </w:tcPr>
+          <w:p>
+            <w:pPr>
+              <w:pStyle w:val="TABLE-cell"/>
+            </w:pPr>
+            <w:r>
+              <w:rPr/>
+              <w:t xml:space="preserve">DWORD</w:t>
+            </w:r>
+          </w:p>
+        </w:tc>
+        <w:tc>
+          <w:tcPr>
+            <w:tcW w:w="1981" w:type="dxa"/>
+            <w:vAlign w:val="center"/>
+          </w:tcPr>
+          <w:p>
+            <w:pPr>
+              <w:pStyle w:val="TABLE-cell"/>
+            </w:pPr>
+            <w:r>
+              <w:rPr/>
+              <w:t xml:space="preserve">UInt32</w:t>
+            </w:r>
+          </w:p>
+        </w:tc>
+        <w:tc>
+          <w:tcPr>
+            <w:tcW w:w="4574" w:type="dxa"/>
+            <w:vAlign w:val="center"/>
+          </w:tcPr>
+          <w:p>
+            <w:pPr>
+              <w:pStyle w:val="TABLE-cell"/>
+            </w:pPr>
+            <w:r>
+              <w:rPr/>
+              <w:t xml:space="preserve">The PLC open specific OPC UA simple data type DWORD is derived from the built in data type UInt32. It describes that the type is used as bit string of length 32</w:t>
+            </w:r>
+          </w:p>
+        </w:tc>
+      </w:tr>
+      <w:tr>
+        <w:tc>
+          <w:tcPr>
+            <w:tcW w:w="2515" w:type="dxa"/>
+            <w:vAlign w:val="center"/>
+          </w:tcPr>
+          <w:p>
+            <w:pPr>
+              <w:pStyle w:val="TABLE-cell"/>
+            </w:pPr>
+            <w:r>
+              <w:rPr/>
+              <w:t xml:space="preserve">LWORD</w:t>
+            </w:r>
+          </w:p>
+        </w:tc>
+        <w:tc>
+          <w:tcPr>
+            <w:tcW w:w="1981" w:type="dxa"/>
+            <w:vAlign w:val="center"/>
+          </w:tcPr>
+          <w:p>
+            <w:pPr>
+              <w:pStyle w:val="TABLE-cell"/>
+            </w:pPr>
+            <w:r>
+              <w:rPr/>
+              <w:t xml:space="preserve">UInt64</w:t>
+            </w:r>
+          </w:p>
+        </w:tc>
+        <w:tc>
+          <w:tcPr>
+            <w:tcW w:w="4574" w:type="dxa"/>
+            <w:vAlign w:val="center"/>
+          </w:tcPr>
+          <w:p>
+            <w:pPr>
+              <w:pStyle w:val="TABLE-cell"/>
+            </w:pPr>
+            <w:r>
+              <w:rPr/>
+              <w:t xml:space="preserve">The PLC open specific OPC UA simple data type LWORD is derived from the built in data type UInt64. It describes that the type is used as bit string of length 64</w:t>
+            </w:r>
+          </w:p>
+        </w:tc>
+      </w:tr>
+      <w:tr>
+        <w:tc>
+          <w:tcPr>
+            <w:tcW w:w="2515" w:type="dxa"/>
+            <w:vAlign w:val="center"/>
+          </w:tcPr>
+          <w:p>
+            <w:pPr>
+              <w:pStyle w:val="TABLE-cell"/>
+            </w:pPr>
+            <w:r>
+              <w:rPr/>
+              <w:t xml:space="preserve">REAL</w:t>
+            </w:r>
+          </w:p>
+        </w:tc>
+        <w:tc>
+          <w:tcPr>
+            <w:tcW w:w="1981" w:type="dxa"/>
+            <w:vAlign w:val="center"/>
+          </w:tcPr>
+          <w:p>
+            <w:pPr>
+              <w:pStyle w:val="TABLE-cell"/>
+            </w:pPr>
+            <w:r>
+              <w:rPr/>
+              <w:t xml:space="preserve">Float</w:t>
+            </w:r>
+          </w:p>
+        </w:tc>
+        <w:tc>
+          <w:tcPr>
+            <w:tcW w:w="4574" w:type="dxa"/>
+            <w:vAlign w:val="center"/>
+          </w:tcPr>
+          <w:p>
+            <w:pPr>
+              <w:pStyle w:val="TABLE-cell"/>
+            </w:pPr>
+            <w:r>
+              <w:rPr/>
+              <w:t xml:space="preserve">OPC UA definition: An IEEE-754 single precision (32 bit) floating point value. IEC 61131-3 definition: Real (32 bit) with a range of values as defined in IEC 60559 for the basic single width floating-point format. Both standards are identical.</w:t>
+            </w:r>
+          </w:p>
+        </w:tc>
+      </w:tr>
+      <w:tr>
+        <w:tc>
+          <w:tcPr>
+            <w:tcW w:w="2515" w:type="dxa"/>
+            <w:vAlign w:val="center"/>
+          </w:tcPr>
+          <w:p>
+            <w:pPr>
+              <w:pStyle w:val="TABLE-cell"/>
+            </w:pPr>
+            <w:r>
+              <w:rPr/>
+              <w:t xml:space="preserve">LREAL</w:t>
+            </w:r>
+          </w:p>
+        </w:tc>
+        <w:tc>
+          <w:tcPr>
+            <w:tcW w:w="1981" w:type="dxa"/>
+            <w:vAlign w:val="center"/>
+          </w:tcPr>
+          <w:p>
+            <w:pPr>
+              <w:pStyle w:val="TABLE-cell"/>
+            </w:pPr>
+            <w:r>
+              <w:rPr/>
+              <w:t xml:space="preserve">Double</w:t>
+            </w:r>
+          </w:p>
+        </w:tc>
+        <w:tc>
+          <w:tcPr>
+            <w:tcW w:w="4574" w:type="dxa"/>
+            <w:vAlign w:val="center"/>
+          </w:tcPr>
+          <w:p>
+            <w:pPr>
+              <w:pStyle w:val="TABLE-cell"/>
+            </w:pPr>
+            <w:r>
+              <w:rPr/>
+              <w:t xml:space="preserve">OPC UA definition: An IEEE-754 double precision (64 bit) floating point value. IEC 61131-3 definition: Long real (64 bit) with a range of values as defined in IEC 60559 for the basic double width floating-point format. Both standards are identical.</w:t>
+            </w:r>
+          </w:p>
+        </w:tc>
+      </w:tr>
+      <w:tr>
+        <w:tc>
+          <w:tcPr>
+            <w:tcW w:w="2515" w:type="dxa"/>
+            <w:vAlign w:val="center"/>
+          </w:tcPr>
+          <w:p>
+            <w:pPr>
+              <w:pStyle w:val="TABLE-cell"/>
+            </w:pPr>
+            <w:r>
+              <w:rPr/>
+              <w:t xml:space="preserve">STRING</w:t>
+            </w:r>
+          </w:p>
+        </w:tc>
+        <w:tc>
+          <w:tcPr>
+            <w:tcW w:w="1981" w:type="dxa"/>
+            <w:vAlign w:val="center"/>
+          </w:tcPr>
+          <w:p>
+            <w:pPr>
+              <w:pStyle w:val="TABLE-cell"/>
+            </w:pPr>
+            <w:r>
+              <w:rPr/>
+              <w:t xml:space="preserve">String</w:t>
+            </w:r>
+          </w:p>
+        </w:tc>
+        <w:tc>
+          <w:tcPr>
+            <w:tcW w:w="4574" w:type="dxa"/>
+            <w:vAlign w:val="center"/>
+          </w:tcPr>
+          <w:p>
+            <w:pPr>
+              <w:pStyle w:val="TABLE-cell"/>
+            </w:pPr>
+            <w:r>
+              <w:rPr/>
+              <w:t xml:space="preserve">The PLC open specific OPC UA simple data type STRING is derived from the built in data type String. It describes that the type is used as a variable-length single-byte character string.</w:t>
+            </w:r>
+          </w:p>
+        </w:tc>
+      </w:tr>
+      <w:tr>
+        <w:tc>
+          <w:tcPr>
+            <w:tcW w:w="2515" w:type="dxa"/>
+            <w:vAlign w:val="center"/>
+          </w:tcPr>
+          <w:p>
+            <w:pPr>
+              <w:pStyle w:val="TABLE-cell"/>
+            </w:pPr>
+            <w:r>
+              <w:rPr/>
+              <w:t xml:space="preserve">CHAR</w:t>
+            </w:r>
+          </w:p>
+        </w:tc>
+        <w:tc>
+          <w:tcPr>
+            <w:tcW w:w="1981" w:type="dxa"/>
+            <w:vAlign w:val="center"/>
+          </w:tcPr>
+          <w:p>
+            <w:pPr>
+              <w:pStyle w:val="TABLE-cell"/>
+            </w:pPr>
+            <w:r>
+              <w:rPr/>
+              <w:t xml:space="preserve">Byte</w:t>
+            </w:r>
+          </w:p>
+        </w:tc>
+        <w:tc>
+          <w:tcPr>
+            <w:tcW w:w="4574" w:type="dxa"/>
+            <w:vAlign w:val="center"/>
+          </w:tcPr>
+          <w:p>
+            <w:pPr>
+              <w:pStyle w:val="TABLE-cell"/>
+            </w:pPr>
+            <w:r>
+              <w:rPr/>
+              <w:t xml:space="preserve">The PLC open specific OPC UA simple data type CHAR is derived from the built in data type Byte. It describes that the type is used as single-byte character</w:t>
+            </w:r>
+          </w:p>
+        </w:tc>
+      </w:tr>
+      <w:tr>
+        <w:tc>
+          <w:tcPr>
+            <w:tcW w:w="2515" w:type="dxa"/>
+            <w:vAlign w:val="center"/>
+          </w:tcPr>
+          <w:p>
+            <w:pPr>
+              <w:pStyle w:val="TABLE-cell"/>
+            </w:pPr>
+            <w:r>
+              <w:rPr/>
+              <w:t xml:space="preserve">WSTRING</w:t>
+            </w:r>
+          </w:p>
+        </w:tc>
+        <w:tc>
+          <w:tcPr>
+            <w:tcW w:w="1981" w:type="dxa"/>
+            <w:vAlign w:val="center"/>
+          </w:tcPr>
+          <w:p>
+            <w:pPr>
+              <w:pStyle w:val="TABLE-cell"/>
+            </w:pPr>
+            <w:r>
+              <w:rPr/>
+              <w:t xml:space="preserve">String</w:t>
+            </w:r>
+          </w:p>
+        </w:tc>
+        <w:tc>
+          <w:tcPr>
+            <w:tcW w:w="4574" w:type="dxa"/>
+            <w:vAlign w:val="center"/>
+          </w:tcPr>
+          <w:p>
+            <w:pPr>
+              <w:pStyle w:val="TABLE-cell"/>
+            </w:pPr>
+            <w:r>
+              <w:rPr/>
+              <w:t xml:space="preserve">OPC UA definition: A sequence of UTF8 characters. IEC 61131-3 definition: Variable-length double-byte character string</w:t>
+            </w:r>
+          </w:p>
+        </w:tc>
+      </w:tr>
+      <w:tr>
+        <w:tc>
+          <w:tcPr>
+            <w:tcW w:w="2515" w:type="dxa"/>
+            <w:vAlign w:val="center"/>
+          </w:tcPr>
+          <w:p>
+            <w:pPr>
+              <w:pStyle w:val="TABLE-cell"/>
+            </w:pPr>
+            <w:r>
+              <w:rPr/>
+              <w:t xml:space="preserve">WCHAR</w:t>
+            </w:r>
+          </w:p>
+        </w:tc>
+        <w:tc>
+          <w:tcPr>
+            <w:tcW w:w="1981" w:type="dxa"/>
+            <w:vAlign w:val="center"/>
+          </w:tcPr>
+          <w:p>
+            <w:pPr>
+              <w:pStyle w:val="TABLE-cell"/>
+            </w:pPr>
+            <w:r>
+              <w:rPr/>
+              <w:t xml:space="preserve">UInt16</w:t>
+            </w:r>
+          </w:p>
+        </w:tc>
+        <w:tc>
+          <w:tcPr>
+            <w:tcW w:w="4574" w:type="dxa"/>
+            <w:vAlign w:val="center"/>
+          </w:tcPr>
+          <w:p>
+            <w:pPr>
+              <w:pStyle w:val="TABLE-cell"/>
+            </w:pPr>
+            <w:r>
+              <w:rPr/>
+              <w:t xml:space="preserve">The PLC open specific OPC UA simple data type WCHAR is derived from the built in data type UInt16. It describes that the type is used as double-byte character.</w:t>
+            </w:r>
+          </w:p>
+        </w:tc>
+      </w:tr>
+      <w:tr>
+        <w:tc>
+          <w:tcPr>
+            <w:tcW w:w="2515" w:type="dxa"/>
+            <w:vAlign w:val="center"/>
+          </w:tcPr>
+          <w:p>
+            <w:pPr>
+              <w:pStyle w:val="TABLE-cell"/>
+            </w:pPr>
+            <w:r>
+              <w:rPr/>
+              <w:t xml:space="preserve">DT</w:t>
+            </w:r>
+          </w:p>
+        </w:tc>
+        <w:tc>
+          <w:tcPr>
+            <w:tcW w:w="1981" w:type="dxa"/>
+            <w:vAlign w:val="center"/>
+          </w:tcPr>
+          <w:p>
+            <w:pPr>
+              <w:pStyle w:val="TABLE-cell"/>
+            </w:pPr>
+            <w:r>
+              <w:rPr/>
+              <w:t xml:space="preserve">DATE_AND_TIME</w:t>
+            </w:r>
+          </w:p>
+        </w:tc>
+        <w:tc>
+          <w:tcPr>
+            <w:tcW w:w="4574" w:type="dxa"/>
+            <w:vAlign w:val="center"/>
+          </w:tcPr>
+          <w:p>
+            <w:pPr>
+              <w:pStyle w:val="TABLE-cell"/>
+            </w:pPr>
+            <w:r>
+              <w:rPr/>
+              <w:t xml:space="preserve">DateTime	OPC UA definition: A 64-bit signed integer which represents the number of 100 nanosecond intervals since January 1, 1601.  IEC 61131-3 definition: Date and time of day.</w:t>
+            </w:r>
+          </w:p>
+        </w:tc>
+      </w:tr>
+      <w:tr>
+        <w:tc>
+          <w:tcPr>
+            <w:tcW w:w="2515" w:type="dxa"/>
+            <w:vAlign w:val="center"/>
+          </w:tcPr>
+          <w:p>
+            <w:pPr>
+              <w:pStyle w:val="TABLE-cell"/>
+            </w:pPr>
+            <w:r>
+              <w:rPr/>
+              <w:t xml:space="preserve">DATE</w:t>
+            </w:r>
+          </w:p>
+        </w:tc>
+        <w:tc>
+          <w:tcPr>
+            <w:tcW w:w="1981" w:type="dxa"/>
+            <w:vAlign w:val="center"/>
+          </w:tcPr>
+          <w:p>
+            <w:pPr>
+              <w:pStyle w:val="TABLE-cell"/>
+            </w:pPr>
+            <w:r>
+              <w:rPr/>
+              <w:t xml:space="preserve">DateTime</w:t>
+            </w:r>
+          </w:p>
+        </w:tc>
+        <w:tc>
+          <w:tcPr>
+            <w:tcW w:w="4574" w:type="dxa"/>
+            <w:vAlign w:val="center"/>
+          </w:tcPr>
+          <w:p>
+            <w:pPr>
+              <w:pStyle w:val="TABLE-cell"/>
+            </w:pPr>
+            <w:r>
+              <w:rPr/>
+              <w:t xml:space="preserve">The PLC open specific OPC UA simple data type DATE is derived from the built in data type DateTime. It describes that the type is used as a date only.</w:t>
+            </w:r>
+          </w:p>
+        </w:tc>
+      </w:tr>
+      <w:tr>
+        <w:tc>
+          <w:tcPr>
+            <w:tcW w:w="2515" w:type="dxa"/>
+            <w:vAlign w:val="center"/>
+          </w:tcPr>
+          <w:p>
+            <w:pPr>
+              <w:pStyle w:val="TABLE-cell"/>
+            </w:pPr>
+            <w:r>
+              <w:rPr/>
+              <w:t xml:space="preserve">TOD TIME_OF_DAY</w:t>
+            </w:r>
+          </w:p>
+        </w:tc>
+        <w:tc>
+          <w:tcPr>
+            <w:tcW w:w="1981" w:type="dxa"/>
+            <w:vAlign w:val="center"/>
+          </w:tcPr>
+          <w:p>
+            <w:pPr>
+              <w:pStyle w:val="TABLE-cell"/>
+            </w:pPr>
+            <w:r>
+              <w:rPr/>
+              <w:t xml:space="preserve">DateTime</w:t>
+            </w:r>
+          </w:p>
+        </w:tc>
+        <w:tc>
+          <w:tcPr>
+            <w:tcW w:w="4574" w:type="dxa"/>
+            <w:vAlign w:val="center"/>
+          </w:tcPr>
+          <w:p>
+            <w:pPr>
+              <w:pStyle w:val="TABLE-cell"/>
+            </w:pPr>
+            <w:r>
+              <w:rPr/>
+              <w:t xml:space="preserve">The PLC open specific OPC UA simple data type TOD is derived from the built in data type DateTime. It describes that the type is used as time of day only.</w:t>
+            </w:r>
+          </w:p>
+        </w:tc>
+      </w:tr>
+      <w:tr>
+        <w:tc>
+          <w:tcPr>
+            <w:tcW w:w="2515" w:type="dxa"/>
+            <w:vAlign w:val="center"/>
+          </w:tcPr>
+          <w:p>
+            <w:pPr>
+              <w:pStyle w:val="TABLE-cell"/>
+            </w:pPr>
+            <w:r>
+              <w:rPr/>
+              <w:t xml:space="preserve">TIME</w:t>
+            </w:r>
+          </w:p>
+        </w:tc>
+        <w:tc>
+          <w:tcPr>
+            <w:tcW w:w="1981" w:type="dxa"/>
+            <w:vAlign w:val="center"/>
+          </w:tcPr>
+          <w:p>
+            <w:pPr>
+              <w:pStyle w:val="TABLE-cell"/>
+            </w:pPr>
+            <w:r>
+              <w:rPr/>
+              <w:t xml:space="preserve">Double</w:t>
+            </w:r>
+          </w:p>
+        </w:tc>
+        <w:tc>
+          <w:tcPr>
+            <w:tcW w:w="4574" w:type="dxa"/>
+            <w:vAlign w:val="center"/>
+          </w:tcPr>
+          <w:p>
+            <w:pPr>
+              <w:pStyle w:val="TABLE-cell"/>
+            </w:pPr>
+            <w:r>
+              <w:rPr/>
+              <w:t xml:space="preserve">The OPC UA simple data type Duration is derived from the built in data type Double. It describes that the type is used as interval of time in milliseconds.</w:t>
+            </w:r>
+          </w:p>
+        </w:tc>
+      </w:tr>
+    </w:tbl>
+    <w:p>
+      <w:pPr>
+        <w:pStyle w:val="spacer"/>
+      </w:pPr>
+    </w:p>
+    <w:p>
+      <w:pPr>
+        <w:pStyle w:val="ANNEX-heading1"/>
+      </w:pPr>
+      <w:bookmarkStart w:name="Sts_sec_B_2" w:id="217"/>
+      <w:r>
+        <w:rPr/>
+        <w:t xml:space="preserve">Mapping of generic data types</w:t>
+      </w:r>
+      <w:bookmarkEnd w:id="217"/>
+    </w:p>
+    <w:p>
+      <w:pPr>
+        <w:pStyle w:val="PARAGRAPH"/>
+      </w:pPr>
+      <w:r>
+        <w:rPr/>
+        <w:t xml:space="preserve">The mapping of IEC 61131-3 generic data types to OPC UA </w:t>
+      </w:r>
+      <w:r>
+        <w:rPr>
+          <w:i/>
+        </w:rPr>
+        <w:t xml:space="preserve">DataTypes</w:t>
+      </w:r>
+      <w:r>
+        <w:rPr/>
+        <w:t xml:space="preserve"> is formally defined in </w:t>
+      </w:r>
+      <w:r>
+        <w:fldChar w:fldCharType="begin"/>
+      </w:r>
+      <w:r>
+        <w:instrText xml:space="preserve"> REF Sts_ref_opc30000 \h \* MERGEFORMAT </w:instrText>
+      </w:r>
+      <w:r>
+        <w:fldChar w:fldCharType="separate"/>
+      </w:r>
+      <w:r>
+        <w:rPr/>
+        <w:t xml:space="preserve">OPC 30000</w:t>
+      </w:r>
+      <w:r>
+        <w:fldChar w:fldCharType="end"/>
+      </w:r>
+      <w:r>
+        <w:rPr/>
+        <w:t xml:space="preserve"> (PLCOpen companion specification). &lt;xref ref-type="table" rid="tbl_72_mapping-iec-61131-3-generic-data-types-to-opc-ua-data-types"&gt;Table 72&lt;/xref&gt;. is copied from that specification as a reference, any differences with </w:t>
+      </w:r>
+      <w:r>
+        <w:fldChar w:fldCharType="begin"/>
+      </w:r>
+      <w:r>
+        <w:instrText xml:space="preserve"> REF Sts_ref_opc30000 \h \* MERGEFORMAT </w:instrText>
+      </w:r>
+      <w:r>
+        <w:fldChar w:fldCharType="separate"/>
+      </w:r>
+      <w:r>
+        <w:rPr/>
+        <w:t xml:space="preserve">OPC 30000</w:t>
+      </w:r>
+      <w:r>
+        <w:fldChar w:fldCharType="end"/>
+      </w:r>
+      <w:r>
+        <w:rPr/>
+        <w:t xml:space="preserve"> indicate that this specification is out of date. This mapping definition is defined for completeness but is normally not used in an OPC UA </w:t>
+      </w:r>
+      <w:r>
+        <w:rPr>
+          <w:i/>
+        </w:rPr>
+        <w:t xml:space="preserve">AddressSpace</w:t>
+      </w:r>
+      <w:r>
+        <w:rPr/>
+        <w:t xml:space="preserve">.</w:t>
+      </w:r>
+    </w:p>
+    <w:p>
+      <w:pPr>
+        <w:pStyle w:val="TABLE-title"/>
+      </w:pPr>
+      <w:bookmarkStart w:name="Sts_tbl_74" w:id="218"/>
+      <w:r>
+        <w:t xml:space="preserve">Table </w:t>
+      </w:r>
+      <w:r>
+        <w:fldChar w:fldCharType="begin"/>
+      </w:r>
+      <w:r>
+        <w:instrText xml:space="preserve"> SEQ Table \* ARABIC </w:instrText>
+      </w:r>
+      <w:r>
+        <w:fldChar w:fldCharType="separate"/>
+      </w:r>
+      <w:r>
+        <w:rPr/>
+        <w:t xml:space="preserve">74</w:t>
+      </w:r>
+      <w:r>
+        <w:fldChar w:fldCharType="end"/>
+      </w:r>
+      <w:bookmarkEnd w:id="218"/>
+      <w:r>
+        <w:t xml:space="preserve"> – </w:t>
+      </w:r>
+      <w:r>
+        <w:rPr/>
+        <w:t xml:space="preserve">Mapping IEC 61131-3 generic data types to OPC UA data types</w:t>
+      </w:r>
+    </w:p>
+    <w:tbl>
+      <w:tblPr>
+        <w:tblStyle w:val="TableGrid"/>
+        <w:tblW w:w="9070" w:type="dxa"/>
+        <w:tblLayout w:type="fixed"/>
+      </w:tblPr>
+      <w:tblGrid>
+        <w:gridCol w:w="2542"/>
+        <w:gridCol w:w="1680"/>
+        <w:gridCol w:w="4848"/>
+      </w:tblGrid>
+      <w:tr>
+        <w:trPr>
+          <w:tblHeader/>
+        </w:trPr>
+        <w:tc>
+          <w:tcPr>
+            <w:tcW w:w="2542" w:type="dxa"/>
+            <w:vAlign w:val="center"/>
+          </w:tcPr>
+          <w:p>
+            <w:pPr>
+              <w:pStyle w:val="TABLE-col-heading"/>
+              <w:jc w:val="left"/>
+            </w:pPr>
+            <w:r>
+              <w:rPr/>
+              <w:t xml:space="preserve">IEC 61131-3 generic data types</w:t>
+            </w:r>
+          </w:p>
+        </w:tc>
+        <w:tc>
+          <w:tcPr>
+            <w:tcW w:w="1680" w:type="dxa"/>
+            <w:vAlign w:val="center"/>
+          </w:tcPr>
+          <w:p>
+            <w:pPr>
+              <w:pStyle w:val="TABLE-col-heading"/>
+              <w:jc w:val="left"/>
+            </w:pPr>
+            <w:r>
+              <w:rPr/>
+              <w:t xml:space="preserve">OPC UA data types</w:t>
+            </w:r>
+          </w:p>
+        </w:tc>
+        <w:tc>
+          <w:tcPr>
+            <w:tcW w:w="4848" w:type="dxa"/>
+            <w:vAlign w:val="center"/>
+          </w:tcPr>
+          <w:p>
+            <w:pPr>
+              <w:pStyle w:val="TABLE-col-heading"/>
+              <w:jc w:val="left"/>
+            </w:pPr>
+            <w:r>
+              <w:rPr/>
+              <w:t xml:space="preserve">Description</w:t>
+            </w:r>
+          </w:p>
+        </w:tc>
+      </w:tr>
+      <w:tr>
+        <w:tc>
+          <w:tcPr>
+            <w:tcW w:w="2542" w:type="dxa"/>
+            <w:vAlign w:val="center"/>
+          </w:tcPr>
+          <w:p>
+            <w:pPr>
+              <w:pStyle w:val="TABLE-cell"/>
+            </w:pPr>
+            <w:r>
+              <w:rPr/>
+              <w:t xml:space="preserve">ANY</w:t>
+            </w:r>
+          </w:p>
+        </w:tc>
+        <w:tc>
+          <w:tcPr>
+            <w:tcW w:w="1680" w:type="dxa"/>
+            <w:vAlign w:val="center"/>
+          </w:tcPr>
+          <w:p>
+            <w:pPr>
+              <w:pStyle w:val="TABLE-cell"/>
+            </w:pPr>
+            <w:r>
+              <w:rPr/>
+              <w:t xml:space="preserve">BaseDataType</w:t>
+            </w:r>
+          </w:p>
+        </w:tc>
+        <w:tc>
+          <w:tcPr>
+            <w:tcW w:w="4848" w:type="dxa"/>
+            <w:vAlign w:val="center"/>
+          </w:tcPr>
+          <w:p>
+            <w:pPr>
+              <w:pStyle w:val="TABLE-cell"/>
+            </w:pPr>
+            <w:r>
+              <w:rPr/>
+              <w:t xml:space="preserve">This abstract OPC UA DataType defines a value that can have any valid OPC UA DataType.</w:t>
+            </w:r>
+          </w:p>
+        </w:tc>
+      </w:tr>
+      <w:tr>
+        <w:tc>
+          <w:tcPr>
+            <w:tcW w:w="2542" w:type="dxa"/>
+            <w:vAlign w:val="center"/>
+          </w:tcPr>
+          <w:p>
+            <w:pPr>
+              <w:pStyle w:val="TABLE-cell"/>
+            </w:pPr>
+            <w:r>
+              <w:rPr/>
+              <w:t xml:space="preserve">ANY_DERIVED</w:t>
+            </w:r>
+          </w:p>
+        </w:tc>
+        <w:tc>
+          <w:tcPr>
+            <w:tcW w:w="1680" w:type="dxa"/>
+            <w:vAlign w:val="center"/>
+          </w:tcPr>
+          <w:p>
+            <w:pPr>
+              <w:pStyle w:val="TABLE-cell"/>
+            </w:pPr>
+            <w:r>
+              <w:rPr/>
+              <w:t xml:space="preserve">BaseDataType</w:t>
+            </w:r>
+          </w:p>
+        </w:tc>
+        <w:tc>
+          <w:tcPr>
+            <w:tcW w:w="4848" w:type="dxa"/>
+            <w:vAlign w:val="center"/>
+          </w:tcPr>
+          <w:p>
+            <w:pPr>
+              <w:pStyle w:val="TABLE-cell"/>
+            </w:pPr>
+            <w:r>
+              <w:rPr/>
+              <w:t xml:space="preserve">""</w:t>
+            </w:r>
+          </w:p>
+        </w:tc>
+      </w:tr>
+      <w:tr>
+        <w:tc>
+          <w:tcPr>
+            <w:tcW w:w="2542" w:type="dxa"/>
+            <w:vAlign w:val="center"/>
+          </w:tcPr>
+          <w:p>
+            <w:pPr>
+              <w:pStyle w:val="TABLE-cell"/>
+            </w:pPr>
+            <w:r>
+              <w:rPr/>
+              <w:t xml:space="preserve">ANY_ELEMENTARY</w:t>
+            </w:r>
+          </w:p>
+        </w:tc>
+        <w:tc>
+          <w:tcPr>
+            <w:tcW w:w="1680" w:type="dxa"/>
+            <w:vAlign w:val="center"/>
+          </w:tcPr>
+          <w:p>
+            <w:pPr>
+              <w:pStyle w:val="TABLE-cell"/>
+            </w:pPr>
+            <w:r>
+              <w:rPr/>
+              <w:t xml:space="preserve">BaseDataType</w:t>
+            </w:r>
+          </w:p>
+        </w:tc>
+        <w:tc>
+          <w:tcPr>
+            <w:tcW w:w="4848" w:type="dxa"/>
+            <w:vAlign w:val="center"/>
+          </w:tcPr>
+          <w:p>
+            <w:pPr>
+              <w:pStyle w:val="TABLE-cell"/>
+            </w:pPr>
+            <w:r>
+              <w:rPr/>
+              <w:t xml:space="preserve">""</w:t>
+            </w:r>
+          </w:p>
+        </w:tc>
+      </w:tr>
+      <w:tr>
+        <w:tc>
+          <w:tcPr>
+            <w:tcW w:w="2542" w:type="dxa"/>
+            <w:vAlign w:val="center"/>
+          </w:tcPr>
+          <w:p>
+            <w:pPr>
+              <w:pStyle w:val="TABLE-cell"/>
+            </w:pPr>
+            <w:r>
+              <w:rPr/>
+              <w:t xml:space="preserve">ANY_MAGNITUDE</w:t>
+            </w:r>
+          </w:p>
+        </w:tc>
+        <w:tc>
+          <w:tcPr>
+            <w:tcW w:w="1680" w:type="dxa"/>
+            <w:vAlign w:val="center"/>
+          </w:tcPr>
+          <w:p>
+            <w:pPr>
+              <w:pStyle w:val="TABLE-cell"/>
+            </w:pPr>
+            <w:r>
+              <w:rPr/>
+              <w:t xml:space="preserve">BaseDataType</w:t>
+            </w:r>
+          </w:p>
+        </w:tc>
+        <w:tc>
+          <w:tcPr>
+            <w:tcW w:w="4848" w:type="dxa"/>
+            <w:vAlign w:val="center"/>
+          </w:tcPr>
+          <w:p>
+            <w:pPr>
+              <w:pStyle w:val="TABLE-cell"/>
+            </w:pPr>
+            <w:r>
+              <w:rPr/>
+              <w:t xml:space="preserve">""</w:t>
+            </w:r>
+          </w:p>
+        </w:tc>
+      </w:tr>
+      <w:tr>
+        <w:tc>
+          <w:tcPr>
+            <w:tcW w:w="2542" w:type="dxa"/>
+            <w:vAlign w:val="center"/>
+          </w:tcPr>
+          <w:p>
+            <w:pPr>
+              <w:pStyle w:val="TABLE-cell"/>
+            </w:pPr>
+            <w:r>
+              <w:rPr/>
+              <w:t xml:space="preserve">ANY_NUM</w:t>
+            </w:r>
+          </w:p>
+        </w:tc>
+        <w:tc>
+          <w:tcPr>
+            <w:tcW w:w="1680" w:type="dxa"/>
+            <w:vAlign w:val="center"/>
+          </w:tcPr>
+          <w:p>
+            <w:pPr>
+              <w:pStyle w:val="TABLE-cell"/>
+            </w:pPr>
+            <w:r>
+              <w:rPr/>
+              <w:t xml:space="preserve">Number</w:t>
+            </w:r>
+          </w:p>
+        </w:tc>
+        <w:tc>
+          <w:tcPr>
+            <w:tcW w:w="4848" w:type="dxa"/>
+            <w:vAlign w:val="center"/>
+          </w:tcPr>
+          <w:p>
+            <w:pPr>
+              <w:pStyle w:val="TABLE-cell"/>
+            </w:pPr>
+            <w:r>
+              <w:rPr/>
+              <w:t xml:space="preserve">This abstract OPC UA DataType defines a number value that can have any of the OPC UA Number subtypes.</w:t>
+            </w:r>
+          </w:p>
+        </w:tc>
+      </w:tr>
+      <w:tr>
+        <w:tc>
+          <w:tcPr>
+            <w:tcW w:w="2542" w:type="dxa"/>
+            <w:vAlign w:val="center"/>
+          </w:tcPr>
+          <w:p>
+            <w:pPr>
+              <w:pStyle w:val="TABLE-cell"/>
+            </w:pPr>
+            <w:r>
+              <w:rPr/>
+              <w:t xml:space="preserve">ANY_REAL</w:t>
+            </w:r>
+          </w:p>
+        </w:tc>
+        <w:tc>
+          <w:tcPr>
+            <w:tcW w:w="1680" w:type="dxa"/>
+            <w:vAlign w:val="center"/>
+          </w:tcPr>
+          <w:p>
+            <w:pPr>
+              <w:pStyle w:val="TABLE-cell"/>
+            </w:pPr>
+            <w:r>
+              <w:rPr/>
+              <w:t xml:space="preserve">Number</w:t>
+            </w:r>
+          </w:p>
+        </w:tc>
+        <w:tc>
+          <w:tcPr>
+            <w:tcW w:w="4848" w:type="dxa"/>
+            <w:vAlign w:val="center"/>
+          </w:tcPr>
+          <w:p>
+            <w:pPr>
+              <w:pStyle w:val="TABLE-cell"/>
+            </w:pPr>
+            <w:r>
+              <w:rPr/>
+              <w:t xml:space="preserve">""</w:t>
+            </w:r>
+          </w:p>
+        </w:tc>
+      </w:tr>
+      <w:tr>
+        <w:tc>
+          <w:tcPr>
+            <w:tcW w:w="2542" w:type="dxa"/>
+            <w:vAlign w:val="center"/>
+          </w:tcPr>
+          <w:p>
+            <w:pPr>
+              <w:pStyle w:val="TABLE-cell"/>
+            </w:pPr>
+            <w:r>
+              <w:rPr/>
+              <w:t xml:space="preserve">ANY_INT</w:t>
+            </w:r>
+          </w:p>
+        </w:tc>
+        <w:tc>
+          <w:tcPr>
+            <w:tcW w:w="1680" w:type="dxa"/>
+            <w:vAlign w:val="center"/>
+          </w:tcPr>
+          <w:p>
+            <w:pPr>
+              <w:pStyle w:val="TABLE-cell"/>
+            </w:pPr>
+            <w:r>
+              <w:rPr/>
+              <w:t xml:space="preserve">Number</w:t>
+            </w:r>
+          </w:p>
+        </w:tc>
+        <w:tc>
+          <w:tcPr>
+            <w:tcW w:w="4848" w:type="dxa"/>
+            <w:vAlign w:val="center"/>
+          </w:tcPr>
+          <w:p>
+            <w:pPr>
+              <w:pStyle w:val="TABLE-cell"/>
+            </w:pPr>
+            <w:r>
+              <w:rPr/>
+              <w:t xml:space="preserve">""</w:t>
+            </w:r>
+          </w:p>
+        </w:tc>
+      </w:tr>
+      <w:tr>
+        <w:tc>
+          <w:tcPr>
+            <w:tcW w:w="2542" w:type="dxa"/>
+            <w:vAlign w:val="center"/>
+          </w:tcPr>
+          <w:p>
+            <w:pPr>
+              <w:pStyle w:val="TABLE-cell"/>
+            </w:pPr>
+            <w:r>
+              <w:rPr/>
+              <w:t xml:space="preserve">ANY_BIT</w:t>
+            </w:r>
+          </w:p>
+        </w:tc>
+        <w:tc>
+          <w:tcPr>
+            <w:tcW w:w="1680" w:type="dxa"/>
+            <w:vAlign w:val="center"/>
+          </w:tcPr>
+          <w:p>
+            <w:pPr>
+              <w:pStyle w:val="TABLE-cell"/>
+            </w:pPr>
+            <w:r>
+              <w:rPr/>
+              <w:t xml:space="preserve">Number</w:t>
+            </w:r>
+          </w:p>
+        </w:tc>
+        <w:tc>
+          <w:tcPr>
+            <w:tcW w:w="4848" w:type="dxa"/>
+            <w:vAlign w:val="center"/>
+          </w:tcPr>
+          <w:p>
+            <w:pPr>
+              <w:pStyle w:val="TABLE-cell"/>
+            </w:pPr>
+            <w:r>
+              <w:rPr/>
+              <w:t xml:space="preserve">""</w:t>
+            </w:r>
+          </w:p>
+        </w:tc>
+      </w:tr>
+      <w:tr>
+        <w:tc>
+          <w:tcPr>
+            <w:tcW w:w="2542" w:type="dxa"/>
+            <w:vAlign w:val="center"/>
+          </w:tcPr>
+          <w:p>
+            <w:pPr>
+              <w:pStyle w:val="TABLE-cell"/>
+            </w:pPr>
+            <w:r>
+              <w:rPr/>
+              <w:t xml:space="preserve">ANY_STRING</w:t>
+            </w:r>
+          </w:p>
+        </w:tc>
+        <w:tc>
+          <w:tcPr>
+            <w:tcW w:w="1680" w:type="dxa"/>
+            <w:vAlign w:val="center"/>
+          </w:tcPr>
+          <w:p>
+            <w:pPr>
+              <w:pStyle w:val="TABLE-cell"/>
+            </w:pPr>
+            <w:r>
+              <w:rPr/>
+              <w:t xml:space="preserve">String</w:t>
+            </w:r>
+          </w:p>
+        </w:tc>
+        <w:tc>
+          <w:tcPr>
+            <w:tcW w:w="4848" w:type="dxa"/>
+            <w:vAlign w:val="center"/>
+          </w:tcPr>
+          <w:p>
+            <w:pPr>
+              <w:pStyle w:val="TABLE-cell"/>
+            </w:pPr>
+            <w:r>
+              <w:rPr/>
+              <w:t xml:space="preserve">This OPC UA Built-in DataType defines a Unicode character string that should exclude control characters that are not whitespaces (0x00 - 0x08, 0x0E-0x1F or 0x7F).</w:t>
+            </w:r>
+          </w:p>
+        </w:tc>
+      </w:tr>
+      <w:tr>
+        <w:tc>
+          <w:tcPr>
+            <w:tcW w:w="2542" w:type="dxa"/>
+            <w:vAlign w:val="center"/>
+          </w:tcPr>
+          <w:p>
+            <w:pPr>
+              <w:pStyle w:val="TABLE-cell"/>
+            </w:pPr>
+            <w:r>
+              <w:rPr/>
+              <w:t xml:space="preserve">ANY_DATE</w:t>
+            </w:r>
+          </w:p>
+        </w:tc>
+        <w:tc>
+          <w:tcPr>
+            <w:tcW w:w="1680" w:type="dxa"/>
+            <w:vAlign w:val="center"/>
+          </w:tcPr>
+          <w:p>
+            <w:pPr>
+              <w:pStyle w:val="TABLE-cell"/>
+            </w:pPr>
+            <w:r>
+              <w:rPr/>
+              <w:t xml:space="preserve">DateTime</w:t>
+            </w:r>
+          </w:p>
+        </w:tc>
+        <w:tc>
+          <w:tcPr>
+            <w:tcW w:w="4848" w:type="dxa"/>
+            <w:vAlign w:val="center"/>
+          </w:tcPr>
+          <w:p>
+            <w:pPr>
+              <w:pStyle w:val="TABLE-cell"/>
+            </w:pPr>
+            <w:r>
+              <w:rPr/>
+              <w:t xml:space="preserve">This OPC UA Built-in DataType defines a Gregorian calendar date. It is a 64-bit signed integer which represents the number of 100 nanosecond intervals since January 1, 1601.</w:t>
+            </w:r>
+          </w:p>
+        </w:tc>
+      </w:tr>
+    </w:tbl>
+    <w:p>
+      <w:pPr>
+        <w:pStyle w:val="spacer"/>
+      </w:pPr>
+    </w:p>
+    <w:p>
+      <w:pPr>
+        <w:pStyle w:val="ANNEX-heading1"/>
+      </w:pPr>
+      <w:bookmarkStart w:name="Sts_sec_B_3" w:id="219"/>
+      <w:r>
+        <w:rPr/>
+        <w:t xml:space="preserve">Mapping of derived data types</w:t>
+      </w:r>
+      <w:bookmarkEnd w:id="219"/>
+    </w:p>
+    <w:p>
+      <w:pPr>
+        <w:pStyle w:val="ANNEX-heading2"/>
+      </w:pPr>
+      <w:bookmarkStart w:name="Sts_sec_B_3_1" w:id="220"/>
+      <w:r>
+        <w:rPr/>
+        <w:t xml:space="preserve">Mapping of enumerated data types</w:t>
+      </w:r>
+      <w:bookmarkEnd w:id="220"/>
+    </w:p>
+    <w:p>
+      <w:pPr>
+        <w:pStyle w:val="PARAGRAPH"/>
+      </w:pPr>
+      <w:r>
+        <w:rPr/>
+        <w:t xml:space="preserve">Both OPC UA and IEC 61131-3 allow the definition of enumerations on a data type or on a variable instance.</w:t>
+      </w:r>
+    </w:p>
+    <w:p>
+      <w:pPr>
+        <w:pStyle w:val="PARAGRAPH"/>
+      </w:pPr>
+      <w:r>
+        <w:rPr/>
+        <w:t xml:space="preserve">In OPC UA the enumerated </w:t>
+      </w:r>
+      <w:r>
+        <w:rPr>
+          <w:i/>
+        </w:rPr>
+        <w:t xml:space="preserve">DataTypes</w:t>
+      </w:r>
+      <w:r>
+        <w:rPr/>
+        <w:t xml:space="preserve"> are defined as subtypes of </w:t>
+      </w:r>
+      <w:r>
+        <w:rPr>
+          <w:i/>
+        </w:rPr>
+        <w:t xml:space="preserve">Enumeration</w:t>
+      </w:r>
+      <w:r>
+        <w:rPr/>
+        <w:t xml:space="preserve">. The data has an </w:t>
+      </w:r>
+      <w:r>
+        <w:rPr>
+          <w:i/>
+        </w:rPr>
+        <w:t xml:space="preserve">EnumStrings Property</w:t>
+      </w:r>
+      <w:r>
+        <w:rPr/>
+        <w:t xml:space="preserve"> that contains the possible string values. The value is transferred as integer on the wire where the integer defines the index into the </w:t>
+      </w:r>
+      <w:r>
+        <w:rPr>
+          <w:i/>
+        </w:rPr>
+        <w:t xml:space="preserve">EnumStrings</w:t>
+      </w:r>
+      <w:r>
+        <w:rPr/>
+        <w:t xml:space="preserve"> array. The index is zero based and has no gaps. Another option is to provide the possible string values in the </w:t>
+      </w:r>
+      <w:r>
+        <w:rPr>
+          <w:i/>
+        </w:rPr>
+        <w:t xml:space="preserve">Property EnumValues</w:t>
+      </w:r>
+      <w:r>
+        <w:rPr/>
+        <w:t xml:space="preserve">. This option is used if individual integer values are assigned to the string. The used option depends on the way the string enumeration is defined in the </w:t>
+      </w:r>
+      <w:r>
+        <w:rPr>
+          <w:i/>
+        </w:rPr>
+        <w:t xml:space="preserve">Controller</w:t>
+      </w:r>
+      <w:r>
+        <w:rPr/>
+        <w:t xml:space="preserve"> program. If integer values are assigned to the string values the </w:t>
+      </w:r>
+      <w:r>
+        <w:rPr>
+          <w:i/>
+        </w:rPr>
+        <w:t xml:space="preserve">Property EnumValues</w:t>
+      </w:r>
+      <w:r>
+        <w:rPr/>
+        <w:t xml:space="preserve"> is used to represent the enumeration values. If the integer value is zero based and has no gaps the </w:t>
+      </w:r>
+      <w:r>
+        <w:rPr>
+          <w:i/>
+        </w:rPr>
+        <w:t xml:space="preserve">EnumStrings Property</w:t>
+      </w:r>
+      <w:r>
+        <w:rPr/>
+        <w:t xml:space="preserve"> should be used since the processing on the client side is more efficient.</w:t>
+      </w:r>
+    </w:p>
+    <w:p>
+      <w:pPr>
+        <w:pStyle w:val="PARAGRAPH"/>
+      </w:pPr>
+      <w:r>
+        <w:rPr/>
+        <w:t xml:space="preserve">The definition on a variable instance is using the MultiStateDiscreteType Variable Type which defines also the </w:t>
+      </w:r>
+      <w:r>
+        <w:rPr>
+          <w:i/>
+        </w:rPr>
+        <w:t xml:space="preserve">EnumStrings</w:t>
+      </w:r>
+      <w:r>
+        <w:rPr/>
+        <w:t xml:space="preserve"> or the </w:t>
+      </w:r>
+      <w:r>
+        <w:rPr>
+          <w:i/>
+        </w:rPr>
+        <w:t xml:space="preserve">EnumValues Property</w:t>
+      </w:r>
+      <w:r>
+        <w:rPr/>
+        <w:t xml:space="preserve"> containing the enumeration values as string array.</w:t>
+      </w:r>
+    </w:p>
+    <w:p>
+      <w:pPr>
+        <w:pStyle w:val="PARAGRAPH"/>
+      </w:pPr>
+      <w:r>
+        <w:rPr/>
+        <w:t xml:space="preserve">Example for an enumerated data type declaration in IEC 61131-3:</w:t>
+      </w:r>
+    </w:p>
+    <w:p>
+      <w:pPr>
+        <w:pStyle w:val="CODE"/>
+      </w:pPr>
+      <w:r>
+        <w:t xml:space="preserve">TYPE </w:t>
+      </w:r>
+      <w:r>
+        <w:br/>
+        <w:t xml:space="preserve">  ANALOG_SIGNAL_TYPE : (SINGLE_ENDED, DIFFERENTIAL); </w:t>
+      </w:r>
+      <w:r>
+        <w:br/>
+        <w:t xml:space="preserve">END_TYPE</w:t>
+      </w:r>
+    </w:p>
+    <w:p>
+      <w:pPr>
+        <w:pStyle w:val="PARAGRAPH"/>
+      </w:pPr>
+      <w:r>
+        <w:rPr/>
+        <w:t xml:space="preserve">Example for use of an enumeration in a </w:t>
+      </w:r>
+      <w:r>
+        <w:rPr>
+          <w:i/>
+        </w:rPr>
+        <w:t xml:space="preserve">Ctrl Variable</w:t>
+      </w:r>
+      <w:r>
+        <w:rPr/>
+        <w:t xml:space="preserve"> instantiation in IEC 61131-3:</w:t>
+      </w:r>
+    </w:p>
+    <w:p>
+      <w:pPr>
+        <w:pStyle w:val="CODE"/>
+      </w:pPr>
+      <w:r>
+        <w:t xml:space="preserve">VAR </w:t>
+      </w:r>
+      <w:r>
+        <w:br/>
+        <w:t xml:space="preserve">  Y : (Red, Yellow, Green); </w:t>
+      </w:r>
+      <w:r>
+        <w:br/>
+        <w:t xml:space="preserve">END_VAR</w:t>
+      </w:r>
+    </w:p>
+    <w:p>
+      <w:pPr>
+        <w:pStyle w:val="ANNEX-heading2"/>
+      </w:pPr>
+      <w:bookmarkStart w:name="Sts_sec_B_3_2" w:id="221"/>
+      <w:r>
+        <w:rPr/>
+        <w:t xml:space="preserve">Mapping of array data types</w:t>
+      </w:r>
+      <w:bookmarkEnd w:id="221"/>
+    </w:p>
+    <w:p>
+      <w:pPr>
+        <w:pStyle w:val="PARAGRAPH"/>
+      </w:pPr>
+      <w:r>
+        <w:rPr/>
+        <w:t xml:space="preserve">OPC UA provides the information if a value is an array in the </w:t>
+      </w:r>
+      <w:r>
+        <w:rPr>
+          <w:i/>
+        </w:rPr>
+        <w:t xml:space="preserve">Variable</w:t>
+      </w:r>
+      <w:r>
+        <w:rPr/>
+        <w:t xml:space="preserve"> </w:t>
+      </w:r>
+      <w:r>
+        <w:rPr>
+          <w:i/>
+        </w:rPr>
+        <w:t xml:space="preserve">Attributes</w:t>
+      </w:r>
+      <w:r>
+        <w:rPr/>
+        <w:t xml:space="preserve"> </w:t>
+      </w:r>
+      <w:r>
+        <w:rPr>
+          <w:i/>
+        </w:rPr>
+        <w:t xml:space="preserve">ValueRank</w:t>
+      </w:r>
+      <w:r>
+        <w:rPr/>
+        <w:t xml:space="preserve"> and </w:t>
+      </w:r>
+      <w:r>
+        <w:rPr>
+          <w:i/>
+        </w:rPr>
+        <w:t xml:space="preserve">ArrayDimensions</w:t>
+      </w:r>
+      <w:r>
+        <w:rPr/>
+        <w:t xml:space="preserve">. Every data type can be exposed as array. Arrays can have multiple dimensions. The dimension is defined through the </w:t>
+      </w:r>
+      <w:r>
+        <w:rPr>
+          <w:i/>
+        </w:rPr>
+        <w:t xml:space="preserve">Attribute</w:t>
+      </w:r>
+      <w:r>
+        <w:rPr/>
+        <w:t xml:space="preserve"> </w:t>
+      </w:r>
+      <w:r>
+        <w:rPr>
+          <w:i/>
+        </w:rPr>
+        <w:t xml:space="preserve">ValueRank</w:t>
+      </w:r>
+      <w:r>
+        <w:rPr/>
+        <w:t xml:space="preserve">. Arrays can have variable or fixed lengths. The length of each dimension is defined by the </w:t>
+      </w:r>
+      <w:r>
+        <w:rPr>
+          <w:i/>
+        </w:rPr>
+        <w:t xml:space="preserve">Attribute</w:t>
+      </w:r>
+      <w:r>
+        <w:rPr/>
+        <w:t xml:space="preserve"> </w:t>
+      </w:r>
+      <w:r>
+        <w:rPr>
+          <w:i/>
+        </w:rPr>
+        <w:t xml:space="preserve">ArrayDimensions</w:t>
+      </w:r>
+      <w:r>
+        <w:rPr/>
+        <w:t xml:space="preserve">. The array index starts with zero.</w:t>
+      </w:r>
+    </w:p>
+    <w:p>
+      <w:pPr>
+        <w:pStyle w:val="PARAGRAPH"/>
+      </w:pPr>
+      <w:r>
+        <w:rPr/>
+        <w:t xml:space="preserve">IEC 61131-3 allows the declaration of array data types with one or multiple dimensions and an index range instead of a length.</w:t>
+      </w:r>
+    </w:p>
+    <w:p>
+      <w:pPr>
+        <w:pStyle w:val="PARAGRAPH"/>
+      </w:pPr>
+      <w:r>
+        <w:rPr/>
+        <w:t xml:space="preserve">OPC UA has no standard concept for defining special array data types or exposing index ranges.</w:t>
+      </w:r>
+    </w:p>
+    <w:p>
+      <w:pPr>
+        <w:pStyle w:val="PARAGRAPH"/>
+      </w:pPr>
+      <w:r>
+        <w:rPr/>
+        <w:t xml:space="preserve">Example for an array data type declaration in IEC 61131-3:</w:t>
+      </w:r>
+    </w:p>
+    <w:p>
+      <w:pPr>
+        <w:pStyle w:val="CODE"/>
+      </w:pPr>
+      <w:r>
+        <w:t xml:space="preserve">TYPE </w:t>
+      </w:r>
+      <w:r>
+        <w:br/>
+        <w:t xml:space="preserve">  ANALOG_16_INPUT_DATA : ARRAY [1..16] OF INT ; </w:t>
+      </w:r>
+      <w:r>
+        <w:br/>
+        <w:t xml:space="preserve">END_TYPE</w:t>
+      </w:r>
+    </w:p>
+    <w:p>
+      <w:pPr>
+        <w:pStyle w:val="PARAGRAPH"/>
+      </w:pPr>
+      <w:r>
+        <w:rPr/>
+        <w:t xml:space="preserve">Example for use of an array in a </w:t>
+      </w:r>
+      <w:r>
+        <w:rPr>
+          <w:i/>
+        </w:rPr>
+        <w:t xml:space="preserve">Ctrl Variable</w:t>
+      </w:r>
+      <w:r>
+        <w:rPr/>
+        <w:t xml:space="preserve"> instantiation in IEC 61131-3:</w:t>
+      </w:r>
+    </w:p>
+    <w:p>
+      <w:pPr>
+        <w:pStyle w:val="CODE"/>
+      </w:pPr>
+      <w:r>
+        <w:t xml:space="preserve"> VAR </w:t>
+      </w:r>
+      <w:r>
+        <w:br/>
+        <w:t xml:space="preserve">  MyArray : ARRAY [1..16] OF INT; </w:t>
+      </w:r>
+      <w:r>
+        <w:br/>
+        <w:t xml:space="preserve">END_VAR</w:t>
+      </w:r>
+    </w:p>
+    <w:p>
+      <w:pPr>
+        <w:pStyle w:val="ANNEXtitle"/>
+      </w:pPr>
+      <w:r>
+        <w:br/>
+      </w:r>
+      <w:r>
         <w:t xml:space="preserve">(normative)</w:t>
       </w:r>
       <w:r>
         <w:br/>
       </w:r>
-      <w:bookmarkStart w:name="Sts_sec_B" w:id="207"/>
+      <w:bookmarkStart w:name="Sts_sec_C" w:id="222"/>
       <w:r>
         <w:rPr/>
         <w:t xml:space="preserve">Namespaces and Mappings</w:t>
       </w:r>
-      <w:bookmarkEnd w:id="207"/>
+      <w:bookmarkEnd w:id="222"/>
     </w:p>
     <w:p>
       <w:pPr>
         <w:pStyle w:val="ANNEX-heading1"/>
       </w:pPr>
-      <w:bookmarkStart w:name="Sts_sec_B_1" w:id="208"/>
+      <w:bookmarkStart w:name="Sts_sec_C_1" w:id="223"/>
       <w:r>
         <w:rPr/>
         <w:t xml:space="preserve">NodeSets and Supplementary Files</w:t>
       </w:r>
-      <w:bookmarkEnd w:id="208"/>
+      <w:bookmarkEnd w:id="223"/>
     </w:p>
     <w:p>
       <w:pPr>
@@ -56014,7 +62117,7 @@
       <w:pPr>
         <w:pStyle w:val="PARAGRAPH"/>
       </w:pPr>
-      <w:hyperlink r:id="Rfbe24b2fe02c42ac">
+      <w:hyperlink r:id="Rb69a0f6976af413d">
         <w:r>
           <w:rPr>
             <w:rStyle w:val="Hyperlink"/>
@@ -56041,7 +62144,7 @@
         <w:rPr/>
         <w:t xml:space="preserve"> can be found </w:t>
       </w:r>
-      <w:hyperlink r:id="Rb8fa4b2cf8b14cb2">
+      <w:hyperlink r:id="Rb95370e468684b83">
         <w:r>
           <w:rPr>
             <w:rStyle w:val="Hyperlink"/>
@@ -56067,7 +62170,7 @@
       <w:pPr>
         <w:pStyle w:val="PARAGRAPH"/>
       </w:pPr>
-      <w:hyperlink r:id="R976c65fef8c24cff">
+      <w:hyperlink r:id="Re2158c8ba6ed4811">
         <w:r>
           <w:rPr>
             <w:rStyle w:val="Hyperlink"/>
@@ -56089,7 +62192,7 @@
       <w:pPr>
         <w:pStyle w:val="PARAGRAPH"/>
       </w:pPr>
-      <w:hyperlink r:id="R8b1a29b675c84a2c">
+      <w:hyperlink r:id="R88c708fb568442a5">
         <w:r>
           <w:rPr>
             <w:rStyle w:val="Hyperlink"/>
@@ -56111,7 +62214,7 @@
       <w:pPr>
         <w:pStyle w:val="PARAGRAPH"/>
       </w:pPr>
-      <w:hyperlink r:id="R73c1bc815f9c4982">
+      <w:hyperlink r:id="R175d3a6296f54675">
         <w:r>
           <w:rPr>
             <w:rStyle w:val="Hyperlink"/>
@@ -56133,7 +62236,7 @@
       <w:pPr>
         <w:pStyle w:val="PARAGRAPH"/>
       </w:pPr>
-      <w:hyperlink r:id="R48c3c8b2aa9f4139">
+      <w:hyperlink r:id="Re2d0db99846645d0">
         <w:r>
           <w:rPr>
             <w:rStyle w:val="Hyperlink"/>

--- a/artifacts/OPC-30050.docx
+++ b/artifacts/OPC-30050.docx
@@ -80,7 +80,7 @@
                                 <pic:cNvPicPr/>
                               </pic:nvPicPr>
                               <pic:blipFill>
-                                <a:blip r:embed="Rc1c01a8f94f24ae8"/>
+                                <a:blip r:embed="R6105235a477b4290"/>
                                 <a:stretch>
                                   <a:fillRect/>
                                 </a:stretch>
@@ -183,7 +183,7 @@
                                 <pic:cNvPicPr/>
                               </pic:nvPicPr>
                               <pic:blipFill>
-                                <a:blip r:embed="Rea6623c2af7d48a6"/>
+                                <a:blip r:embed="Rc4fc30fa021b48e0"/>
                                 <a:stretch>
                                   <a:fillRect/>
                                 </a:stretch>
@@ -1485,7 +1485,7 @@
         <w:spacing w:before="60"/>
         <w:ind w:left="340"/>
       </w:pPr>
-      <w:hyperlink r:id="Rae254f9927134848">
+      <w:hyperlink r:id="R7cf5b554a1e64d75">
         <w:r>
           <w:rPr>
             <w:rStyle w:val="Hyperlink"/>
@@ -1520,7 +1520,7 @@
         <w:spacing w:before="60"/>
         <w:ind w:left="340"/>
       </w:pPr>
-      <w:hyperlink r:id="Rde2a22e0e02e4ef6">
+      <w:hyperlink r:id="Ra0902f0757bc49ce">
         <w:r>
           <w:rPr>
             <w:rStyle w:val="Hyperlink"/>
@@ -1555,7 +1555,7 @@
         <w:spacing w:before="60"/>
         <w:ind w:left="340"/>
       </w:pPr>
-      <w:hyperlink r:id="Rba82db7288e04fd2">
+      <w:hyperlink r:id="Rbaafb75a3fe04310">
         <w:r>
           <w:rPr>
             <w:rStyle w:val="Hyperlink"/>
@@ -1590,7 +1590,7 @@
         <w:spacing w:before="60"/>
         <w:ind w:left="340"/>
       </w:pPr>
-      <w:hyperlink r:id="Reb3494bcd7884c87">
+      <w:hyperlink r:id="R9a5bdd70db3b44a5">
         <w:r>
           <w:rPr>
             <w:rStyle w:val="Hyperlink"/>
@@ -1625,7 +1625,7 @@
         <w:spacing w:before="60"/>
         <w:ind w:left="340"/>
       </w:pPr>
-      <w:hyperlink r:id="R26eee5618cb041e6">
+      <w:hyperlink r:id="Rd21d7757a66a4adc">
         <w:r>
           <w:rPr>
             <w:rStyle w:val="Hyperlink"/>
@@ -1660,7 +1660,7 @@
         <w:spacing w:before="60"/>
         <w:ind w:left="340"/>
       </w:pPr>
-      <w:hyperlink r:id="Re44cf727f4c949b3">
+      <w:hyperlink r:id="R18b73f176fba491b">
         <w:r>
           <w:rPr>
             <w:rStyle w:val="Hyperlink"/>
@@ -1695,7 +1695,7 @@
         <w:spacing w:before="60"/>
         <w:ind w:left="340"/>
       </w:pPr>
-      <w:hyperlink r:id="Rf6d4af894ef64338">
+      <w:hyperlink r:id="R420d9f7293a74d50">
         <w:r>
           <w:rPr>
             <w:rStyle w:val="Hyperlink"/>
@@ -1730,7 +1730,7 @@
         <w:spacing w:before="60"/>
         <w:ind w:left="340"/>
       </w:pPr>
-      <w:hyperlink r:id="R82df062633f4459c">
+      <w:hyperlink r:id="R08b5c4d46c024d85">
         <w:r>
           <w:rPr>
             <w:rStyle w:val="Hyperlink"/>
@@ -1765,7 +1765,7 @@
         <w:spacing w:before="60"/>
         <w:ind w:left="340"/>
       </w:pPr>
-      <w:hyperlink r:id="R476c0aabf7414b62">
+      <w:hyperlink r:id="R36bfd2b8ea2344d9">
         <w:r>
           <w:rPr>
             <w:rStyle w:val="Hyperlink"/>
@@ -1800,7 +1800,7 @@
         <w:spacing w:before="60"/>
         <w:ind w:left="340"/>
       </w:pPr>
-      <w:hyperlink r:id="Rb0e30a2049414df9">
+      <w:hyperlink r:id="Rafc3965e5776462d">
         <w:r>
           <w:rPr>
             <w:rStyle w:val="Hyperlink"/>
@@ -1835,7 +1835,7 @@
         <w:spacing w:before="60"/>
         <w:ind w:left="340"/>
       </w:pPr>
-      <w:hyperlink r:id="Rf874da99bae24e19">
+      <w:hyperlink r:id="R665eeb1d596244b2">
         <w:r>
           <w:rPr>
             <w:rStyle w:val="Hyperlink"/>
@@ -1870,7 +1870,7 @@
         <w:spacing w:before="60"/>
         <w:ind w:left="340"/>
       </w:pPr>
-      <w:hyperlink r:id="R0c6eda30bb834fff">
+      <w:hyperlink r:id="R45136ae14b724830">
         <w:r>
           <w:rPr>
             <w:rStyle w:val="Hyperlink"/>
@@ -1905,7 +1905,7 @@
         <w:spacing w:before="60"/>
         <w:ind w:left="340"/>
       </w:pPr>
-      <w:hyperlink r:id="R3f3f043d346e4e51">
+      <w:hyperlink r:id="Rabc9e17333e24510">
         <w:r>
           <w:rPr>
             <w:rStyle w:val="Hyperlink"/>
@@ -1940,7 +1940,7 @@
         <w:spacing w:before="60"/>
         <w:ind w:left="340"/>
       </w:pPr>
-      <w:hyperlink r:id="R6bdcf82907d248da">
+      <w:hyperlink r:id="Raf0af82a94524140">
         <w:r>
           <w:rPr>
             <w:rStyle w:val="Hyperlink"/>
@@ -3003,7 +3003,7 @@
                     <pic:cNvPicPr/>
                   </pic:nvPicPr>
                   <pic:blipFill>
-                    <a:blip r:embed="R414c0f9133724e4c"/>
+                    <a:blip r:embed="Re3174ccf01d5477c"/>
                     <a:stretch>
                       <a:fillRect/>
                     </a:stretch>
@@ -3286,7 +3286,7 @@
                     <pic:cNvPicPr/>
                   </pic:nvPicPr>
                   <pic:blipFill>
-                    <a:blip r:embed="Rc29bbc927a3b4bc1"/>
+                    <a:blip r:embed="Ra3ec4e4a69074e25"/>
                     <a:stretch>
                       <a:fillRect/>
                     </a:stretch>
@@ -4427,7 +4427,7 @@
                     <pic:cNvPicPr/>
                   </pic:nvPicPr>
                   <pic:blipFill>
-                    <a:blip r:embed="Rdec7569e9074437b"/>
+                    <a:blip r:embed="R9a2fb2f981cb4e09"/>
                     <a:stretch>
                       <a:fillRect/>
                     </a:stretch>
@@ -4712,7 +4712,7 @@
                     <pic:cNvPicPr/>
                   </pic:nvPicPr>
                   <pic:blipFill>
-                    <a:blip r:embed="R0ca7c45cf32048c4"/>
+                    <a:blip r:embed="R1bdde739b8934357"/>
                     <a:stretch>
                       <a:fillRect/>
                     </a:stretch>
@@ -5080,7 +5080,7 @@
                     <pic:cNvPicPr/>
                   </pic:nvPicPr>
                   <pic:blipFill>
-                    <a:blip r:embed="Rce696154c849407d"/>
+                    <a:blip r:embed="R0fe7267efc6c415a"/>
                     <a:stretch>
                       <a:fillRect/>
                     </a:stretch>
@@ -5290,7 +5290,7 @@
                     <pic:cNvPicPr/>
                   </pic:nvPicPr>
                   <pic:blipFill>
-                    <a:blip r:embed="Rb0a96b51ebb7449d"/>
+                    <a:blip r:embed="R7e8ef16796694404"/>
                     <a:stretch>
                       <a:fillRect/>
                     </a:stretch>
@@ -5374,7 +5374,7 @@
                     <pic:cNvPicPr/>
                   </pic:nvPicPr>
                   <pic:blipFill>
-                    <a:blip r:embed="R4a9d06bff4a8431b"/>
+                    <a:blip r:embed="R5103183c351c4482"/>
                     <a:stretch>
                       <a:fillRect/>
                     </a:stretch>
@@ -6845,7 +6845,7 @@
                     <pic:cNvPicPr/>
                   </pic:nvPicPr>
                   <pic:blipFill>
-                    <a:blip r:embed="R963e4f4f5312468f"/>
+                    <a:blip r:embed="Rd813def0e4924485"/>
                     <a:stretch>
                       <a:fillRect/>
                     </a:stretch>
@@ -7449,7 +7449,7 @@
                     <pic:cNvPicPr/>
                   </pic:nvPicPr>
                   <pic:blipFill>
-                    <a:blip r:embed="R43f4aacf5182410a"/>
+                    <a:blip r:embed="R9ceb4c443c08424c"/>
                     <a:stretch>
                       <a:fillRect/>
                     </a:stretch>
@@ -7602,7 +7602,7 @@
                     <pic:cNvPicPr/>
                   </pic:nvPicPr>
                   <pic:blipFill>
-                    <a:blip r:embed="Rbe01d0fc8446432e"/>
+                    <a:blip r:embed="R7067108107914c3a"/>
                     <a:stretch>
                       <a:fillRect/>
                     </a:stretch>
@@ -8134,7 +8134,7 @@
                     <pic:cNvPicPr/>
                   </pic:nvPicPr>
                   <pic:blipFill>
-                    <a:blip r:embed="Rf796f029b0db4a55"/>
+                    <a:blip r:embed="R57d8d89d968646b3"/>
                     <a:stretch>
                       <a:fillRect/>
                     </a:stretch>
@@ -9994,7 +9994,7 @@
                     <pic:cNvPicPr/>
                   </pic:nvPicPr>
                   <pic:blipFill>
-                    <a:blip r:embed="R3f2dc20e40e54312"/>
+                    <a:blip r:embed="R4ff0b8a5b0894e81"/>
                     <a:stretch>
                       <a:fillRect/>
                     </a:stretch>
@@ -12470,7 +12470,7 @@
                     <pic:cNvPicPr/>
                   </pic:nvPicPr>
                   <pic:blipFill>
-                    <a:blip r:embed="R64325a12574d4403"/>
+                    <a:blip r:embed="Rd9f6ca79eacc44e3"/>
                     <a:stretch>
                       <a:fillRect/>
                     </a:stretch>
@@ -15197,7 +15197,7 @@
                     <pic:cNvPicPr/>
                   </pic:nvPicPr>
                   <pic:blipFill>
-                    <a:blip r:embed="Rdde166aba0c547a8"/>
+                    <a:blip r:embed="R0a1d1ce7202a4eea"/>
                     <a:stretch>
                       <a:fillRect/>
                     </a:stretch>
@@ -15557,7 +15557,7 @@
                     <pic:cNvPicPr/>
                   </pic:nvPicPr>
                   <pic:blipFill>
-                    <a:blip r:embed="R46637ff30d3647b3"/>
+                    <a:blip r:embed="Ra80514c5dd54475a"/>
                     <a:stretch>
                       <a:fillRect/>
                     </a:stretch>
@@ -15722,7 +15722,7 @@
                     <pic:cNvPicPr/>
                   </pic:nvPicPr>
                   <pic:blipFill>
-                    <a:blip r:embed="Rbb6a3b32a009479a"/>
+                    <a:blip r:embed="R87183dba2857425b"/>
                     <a:stretch>
                       <a:fillRect/>
                     </a:stretch>
@@ -17984,7 +17984,7 @@
                     <pic:cNvPicPr/>
                   </pic:nvPicPr>
                   <pic:blipFill>
-                    <a:blip r:embed="R16916738576e4241"/>
+                    <a:blip r:embed="Rcdb7777ed5204c57"/>
                     <a:stretch>
                       <a:fillRect/>
                     </a:stretch>
@@ -20494,7 +20494,7 @@
                     <pic:cNvPicPr/>
                   </pic:nvPicPr>
                   <pic:blipFill>
-                    <a:blip r:embed="Re5588b65c7fd4a57"/>
+                    <a:blip r:embed="R62d679e869b44478"/>
                     <a:stretch>
                       <a:fillRect/>
                     </a:stretch>
@@ -42319,7 +42319,7 @@
                     <pic:cNvPicPr/>
                   </pic:nvPicPr>
                   <pic:blipFill>
-                    <a:blip r:embed="R16184a35e7184595"/>
+                    <a:blip r:embed="R624861b22c884a8e"/>
                     <a:stretch>
                       <a:fillRect/>
                     </a:stretch>
@@ -42394,7 +42394,7 @@
                     <pic:cNvPicPr/>
                   </pic:nvPicPr>
                   <pic:blipFill>
-                    <a:blip r:embed="Rbe60912a42384bb0"/>
+                    <a:blip r:embed="R18d4483a94924f84"/>
                     <a:stretch>
                       <a:fillRect/>
                     </a:stretch>
@@ -50334,7 +50334,7 @@
             <w:pPr>
               <w:pStyle w:val="TABLE-cell"/>
             </w:pPr>
-            <w:hyperlink r:id="R41d8a77fd8d24198">
+            <w:hyperlink r:id="Rec31a8d5f90b4aa4">
               <w:r>
                 <w:rPr>
                   <w:rStyle w:val="Hyperlink"/>
@@ -50370,7 +50370,7 @@
             <w:pPr>
               <w:pStyle w:val="TABLE-cell"/>
             </w:pPr>
-            <w:hyperlink r:id="R1f88ea0f10664e06">
+            <w:hyperlink r:id="Re11a2eac5cab4067">
               <w:r>
                 <w:rPr>
                   <w:rStyle w:val="Hyperlink"/>
@@ -62117,7 +62117,7 @@
       <w:pPr>
         <w:pStyle w:val="PARAGRAPH"/>
       </w:pPr>
-      <w:hyperlink r:id="Rb69a0f6976af413d">
+      <w:hyperlink r:id="R96036e7f0d7d4142">
         <w:r>
           <w:rPr>
             <w:rStyle w:val="Hyperlink"/>
@@ -62144,7 +62144,7 @@
         <w:rPr/>
         <w:t xml:space="preserve"> can be found </w:t>
       </w:r>
-      <w:hyperlink r:id="Rb95370e468684b83">
+      <w:hyperlink r:id="R3646ea39346e4a45">
         <w:r>
           <w:rPr>
             <w:rStyle w:val="Hyperlink"/>
@@ -62170,7 +62170,7 @@
       <w:pPr>
         <w:pStyle w:val="PARAGRAPH"/>
       </w:pPr>
-      <w:hyperlink r:id="Re2158c8ba6ed4811">
+      <w:hyperlink r:id="R01ce9b03bba94191">
         <w:r>
           <w:rPr>
             <w:rStyle w:val="Hyperlink"/>
@@ -62192,7 +62192,7 @@
       <w:pPr>
         <w:pStyle w:val="PARAGRAPH"/>
       </w:pPr>
-      <w:hyperlink r:id="R88c708fb568442a5">
+      <w:hyperlink r:id="R72221ab49af440bd">
         <w:r>
           <w:rPr>
             <w:rStyle w:val="Hyperlink"/>
@@ -62214,7 +62214,7 @@
       <w:pPr>
         <w:pStyle w:val="PARAGRAPH"/>
       </w:pPr>
-      <w:hyperlink r:id="R175d3a6296f54675">
+      <w:hyperlink r:id="R5a6f40deda3f427d">
         <w:r>
           <w:rPr>
             <w:rStyle w:val="Hyperlink"/>
@@ -62236,7 +62236,7 @@
       <w:pPr>
         <w:pStyle w:val="PARAGRAPH"/>
       </w:pPr>
-      <w:hyperlink r:id="Re2d0db99846645d0">
+      <w:hyperlink r:id="Rd9691a341f574dd2">
         <w:r>
           <w:rPr>
             <w:rStyle w:val="Hyperlink"/>

--- a/artifacts/OPC-30050.docx
+++ b/artifacts/OPC-30050.docx
@@ -80,7 +80,7 @@
                                 <pic:cNvPicPr/>
                               </pic:nvPicPr>
                               <pic:blipFill>
-                                <a:blip r:embed="R6105235a477b4290"/>
+                                <a:blip r:embed="Rdd3cde08a3184f97"/>
                                 <a:stretch>
                                   <a:fillRect/>
                                 </a:stretch>
@@ -183,7 +183,7 @@
                                 <pic:cNvPicPr/>
                               </pic:nvPicPr>
                               <pic:blipFill>
-                                <a:blip r:embed="Rc4fc30fa021b48e0"/>
+                                <a:blip r:embed="R7c0fe716db3840c9"/>
                                 <a:stretch>
                                   <a:fillRect/>
                                 </a:stretch>
@@ -1485,7 +1485,7 @@
         <w:spacing w:before="60"/>
         <w:ind w:left="340"/>
       </w:pPr>
-      <w:hyperlink r:id="R7cf5b554a1e64d75">
+      <w:hyperlink r:id="R47c0451baf7a424c">
         <w:r>
           <w:rPr>
             <w:rStyle w:val="Hyperlink"/>
@@ -1520,7 +1520,7 @@
         <w:spacing w:before="60"/>
         <w:ind w:left="340"/>
       </w:pPr>
-      <w:hyperlink r:id="Ra0902f0757bc49ce">
+      <w:hyperlink r:id="R6cf64c4c6d6f4343">
         <w:r>
           <w:rPr>
             <w:rStyle w:val="Hyperlink"/>
@@ -1555,7 +1555,7 @@
         <w:spacing w:before="60"/>
         <w:ind w:left="340"/>
       </w:pPr>
-      <w:hyperlink r:id="Rbaafb75a3fe04310">
+      <w:hyperlink r:id="R1ff765550c27473d">
         <w:r>
           <w:rPr>
             <w:rStyle w:val="Hyperlink"/>
@@ -1590,7 +1590,7 @@
         <w:spacing w:before="60"/>
         <w:ind w:left="340"/>
       </w:pPr>
-      <w:hyperlink r:id="R9a5bdd70db3b44a5">
+      <w:hyperlink r:id="R3c1c39d755ab40da">
         <w:r>
           <w:rPr>
             <w:rStyle w:val="Hyperlink"/>
@@ -1625,7 +1625,7 @@
         <w:spacing w:before="60"/>
         <w:ind w:left="340"/>
       </w:pPr>
-      <w:hyperlink r:id="Rd21d7757a66a4adc">
+      <w:hyperlink r:id="Rdf93671197634043">
         <w:r>
           <w:rPr>
             <w:rStyle w:val="Hyperlink"/>
@@ -1660,7 +1660,7 @@
         <w:spacing w:before="60"/>
         <w:ind w:left="340"/>
       </w:pPr>
-      <w:hyperlink r:id="R18b73f176fba491b">
+      <w:hyperlink r:id="R037a68d500674c41">
         <w:r>
           <w:rPr>
             <w:rStyle w:val="Hyperlink"/>
@@ -1695,7 +1695,7 @@
         <w:spacing w:before="60"/>
         <w:ind w:left="340"/>
       </w:pPr>
-      <w:hyperlink r:id="R420d9f7293a74d50">
+      <w:hyperlink r:id="Rd7b4a0af96e0447d">
         <w:r>
           <w:rPr>
             <w:rStyle w:val="Hyperlink"/>
@@ -1730,7 +1730,7 @@
         <w:spacing w:before="60"/>
         <w:ind w:left="340"/>
       </w:pPr>
-      <w:hyperlink r:id="R08b5c4d46c024d85">
+      <w:hyperlink r:id="Rd7269c46fd34411d">
         <w:r>
           <w:rPr>
             <w:rStyle w:val="Hyperlink"/>
@@ -1744,11 +1744,151 @@
         <w:pStyle w:val="PARAGRAPH"/>
         <w:spacing w:after="0"/>
       </w:pPr>
-      <w:bookmarkStart w:name="Sts_ref_uapart19" w:id="14"/>
+      <w:bookmarkStart w:name="Sts_ref_uapart9" w:id="14"/>
+      <w:r>
+        <w:t xml:space="preserve">OPC 10000-9</w:t>
+      </w:r>
+      <w:bookmarkEnd w:id="14"/>
+      <w:r>
+        <w:t xml:space="preserve">, </w:t>
+      </w:r>
+      <w:r>
+        <w:rPr>
+          <w:i/>
+        </w:rPr>
+        <w:t xml:space="preserve">OPC Unified Architecture - Part 9: Alarms &amp; Conditions</w:t>
+      </w:r>
+    </w:p>
+    <w:p>
+      <w:pPr>
+        <w:pStyle w:val="PARAGRAPH"/>
+        <w:spacing w:before="60"/>
+        <w:ind w:left="340"/>
+      </w:pPr>
+      <w:hyperlink r:id="R3364dfd13c8e4958">
+        <w:r>
+          <w:rPr>
+            <w:rStyle w:val="Hyperlink"/>
+          </w:rPr>
+          <w:t xml:space="preserve">http://www.opcfoundation.org/documents/10000-9/</w:t>
+        </w:r>
+      </w:hyperlink>
+    </w:p>
+    <w:p>
+      <w:pPr>
+        <w:pStyle w:val="PARAGRAPH"/>
+        <w:spacing w:after="0"/>
+      </w:pPr>
+      <w:bookmarkStart w:name="Sts_ref_uapart10" w:id="15"/>
+      <w:r>
+        <w:t xml:space="preserve">OPC 10000-10</w:t>
+      </w:r>
+      <w:bookmarkEnd w:id="15"/>
+      <w:r>
+        <w:t xml:space="preserve">, </w:t>
+      </w:r>
+      <w:r>
+        <w:rPr>
+          <w:i/>
+        </w:rPr>
+        <w:t xml:space="preserve">OPC Unified Architecture - Part 10: Programs</w:t>
+      </w:r>
+    </w:p>
+    <w:p>
+      <w:pPr>
+        <w:pStyle w:val="PARAGRAPH"/>
+        <w:spacing w:before="60"/>
+        <w:ind w:left="340"/>
+      </w:pPr>
+      <w:hyperlink r:id="Rd363f4fe68b24f76">
+        <w:r>
+          <w:rPr>
+            <w:rStyle w:val="Hyperlink"/>
+          </w:rPr>
+          <w:t xml:space="preserve">http://www.opcfoundation.org/documents/10000-10/</w:t>
+        </w:r>
+      </w:hyperlink>
+    </w:p>
+    <w:p>
+      <w:pPr>
+        <w:pStyle w:val="PARAGRAPH"/>
+        <w:spacing w:after="0"/>
+      </w:pPr>
+      <w:bookmarkStart w:name="Sts_ref_uapart11" w:id="16"/>
+      <w:r>
+        <w:t xml:space="preserve">OPC 10000-11</w:t>
+      </w:r>
+      <w:bookmarkEnd w:id="16"/>
+      <w:r>
+        <w:t xml:space="preserve">, </w:t>
+      </w:r>
+      <w:r>
+        <w:rPr>
+          <w:i/>
+        </w:rPr>
+        <w:t xml:space="preserve">OPC Unified Architecture - Part 11: Historical Access</w:t>
+      </w:r>
+    </w:p>
+    <w:p>
+      <w:pPr>
+        <w:pStyle w:val="PARAGRAPH"/>
+        <w:spacing w:before="60"/>
+        <w:ind w:left="340"/>
+      </w:pPr>
+      <w:hyperlink r:id="Rf528f24c0f3d4f88">
+        <w:r>
+          <w:rPr>
+            <w:rStyle w:val="Hyperlink"/>
+          </w:rPr>
+          <w:t xml:space="preserve">http://www.opcfoundation.org/documents/10000-11/</w:t>
+        </w:r>
+      </w:hyperlink>
+    </w:p>
+    <w:p>
+      <w:pPr>
+        <w:pStyle w:val="PARAGRAPH"/>
+        <w:spacing w:after="0"/>
+      </w:pPr>
+      <w:bookmarkStart w:name="Sts_ref_uapart13" w:id="17"/>
+      <w:r>
+        <w:t xml:space="preserve">OPC 10000-13</w:t>
+      </w:r>
+      <w:bookmarkEnd w:id="17"/>
+      <w:r>
+        <w:t xml:space="preserve">, </w:t>
+      </w:r>
+      <w:r>
+        <w:rPr>
+          <w:i/>
+        </w:rPr>
+        <w:t xml:space="preserve">OPC Unified Architecture - Part 13: Aggregates</w:t>
+      </w:r>
+    </w:p>
+    <w:p>
+      <w:pPr>
+        <w:pStyle w:val="PARAGRAPH"/>
+        <w:spacing w:before="60"/>
+        <w:ind w:left="340"/>
+      </w:pPr>
+      <w:hyperlink r:id="Rb717ff56cdf94933">
+        <w:r>
+          <w:rPr>
+            <w:rStyle w:val="Hyperlink"/>
+          </w:rPr>
+          <w:t xml:space="preserve">http://www.opcfoundation.org/documents/10000-13/</w:t>
+        </w:r>
+      </w:hyperlink>
+    </w:p>
+    <w:p>
+      <w:pPr>
+        <w:pStyle w:val="PARAGRAPH"/>
+        <w:spacing w:after="0"/>
+      </w:pPr>
+      <w:bookmarkStart w:name="Sts_ref_uapart19" w:id="18"/>
       <w:r>
         <w:t xml:space="preserve">OPC 10000-19</w:t>
       </w:r>
-      <w:bookmarkEnd w:id="14"/>
+      <w:bookmarkEnd w:id="18"/>
       <w:r>
         <w:t xml:space="preserve">, </w:t>
       </w:r>
@@ -1765,7 +1905,7 @@
         <w:spacing w:before="60"/>
         <w:ind w:left="340"/>
       </w:pPr>
-      <w:hyperlink r:id="R36bfd2b8ea2344d9">
+      <w:hyperlink r:id="Rcff3ebc5800342c1">
         <w:r>
           <w:rPr>
             <w:rStyle w:val="Hyperlink"/>
@@ -1779,11 +1919,11 @@
         <w:pStyle w:val="PARAGRAPH"/>
         <w:spacing w:after="0"/>
       </w:pPr>
-      <w:bookmarkStart w:name="Sts_ref_uapart100" w:id="15"/>
+      <w:bookmarkStart w:name="Sts_ref_uapart100" w:id="19"/>
       <w:r>
         <w:t xml:space="preserve">OPC 10000-100</w:t>
       </w:r>
-      <w:bookmarkEnd w:id="15"/>
+      <w:bookmarkEnd w:id="19"/>
       <w:r>
         <w:t xml:space="preserve">, </w:t>
       </w:r>
@@ -1800,7 +1940,7 @@
         <w:spacing w:before="60"/>
         <w:ind w:left="340"/>
       </w:pPr>
-      <w:hyperlink r:id="Rafc3965e5776462d">
+      <w:hyperlink r:id="R2fc173864f4e4693">
         <w:r>
           <w:rPr>
             <w:rStyle w:val="Hyperlink"/>
@@ -1814,11 +1954,11 @@
         <w:pStyle w:val="PARAGRAPH"/>
         <w:spacing w:after="0"/>
       </w:pPr>
-      <w:bookmarkStart w:name="Sts_ref_rfc5280" w:id="16"/>
+      <w:bookmarkStart w:name="Sts_ref_rfc5280" w:id="20"/>
       <w:r>
         <w:t xml:space="preserve">IETF RFC 5280</w:t>
       </w:r>
-      <w:bookmarkEnd w:id="16"/>
+      <w:bookmarkEnd w:id="20"/>
       <w:r>
         <w:t xml:space="preserve">, </w:t>
       </w:r>
@@ -1835,7 +1975,7 @@
         <w:spacing w:before="60"/>
         <w:ind w:left="340"/>
       </w:pPr>
-      <w:hyperlink r:id="R665eeb1d596244b2">
+      <w:hyperlink r:id="R39e32215f56d4786">
         <w:r>
           <w:rPr>
             <w:rStyle w:val="Hyperlink"/>
@@ -1849,11 +1989,11 @@
         <w:pStyle w:val="PARAGRAPH"/>
         <w:spacing w:after="0"/>
       </w:pPr>
-      <w:bookmarkStart w:name="Sts_ref_tr88" w:id="17"/>
+      <w:bookmarkStart w:name="Sts_ref_tr88" w:id="21"/>
       <w:r>
         <w:t xml:space="preserve">ISA-TR88.00.02-2022</w:t>
       </w:r>
-      <w:bookmarkEnd w:id="17"/>
+      <w:bookmarkEnd w:id="21"/>
       <w:r>
         <w:t xml:space="preserve">, </w:t>
       </w:r>
@@ -1870,7 +2010,7 @@
         <w:spacing w:before="60"/>
         <w:ind w:left="340"/>
       </w:pPr>
-      <w:hyperlink r:id="R45136ae14b724830">
+      <w:hyperlink r:id="R095c55773da54b4b">
         <w:r>
           <w:rPr>
             <w:rStyle w:val="Hyperlink"/>
@@ -1884,11 +2024,11 @@
         <w:pStyle w:val="PARAGRAPH"/>
         <w:spacing w:after="0"/>
       </w:pPr>
-      <w:bookmarkStart w:name="Sts_ref_s88" w:id="18"/>
+      <w:bookmarkStart w:name="Sts_ref_s88" w:id="22"/>
       <w:r>
         <w:t xml:space="preserve">ANSI/ISA–88.01–1995</w:t>
       </w:r>
-      <w:bookmarkEnd w:id="18"/>
+      <w:bookmarkEnd w:id="22"/>
       <w:r>
         <w:t xml:space="preserve">, </w:t>
       </w:r>
@@ -1905,7 +2045,7 @@
         <w:spacing w:before="60"/>
         <w:ind w:left="340"/>
       </w:pPr>
-      <w:hyperlink r:id="Rabc9e17333e24510">
+      <w:hyperlink r:id="R483a19e402fe40e6">
         <w:r>
           <w:rPr>
             <w:rStyle w:val="Hyperlink"/>
@@ -1919,11 +2059,11 @@
         <w:pStyle w:val="PARAGRAPH"/>
         <w:spacing w:after="0"/>
       </w:pPr>
-      <w:bookmarkStart w:name="Sts_ref_opc30000" w:id="19"/>
+      <w:bookmarkStart w:name="Sts_ref_opc30000" w:id="23"/>
       <w:r>
         <w:t xml:space="preserve">OPC 30000</w:t>
       </w:r>
-      <w:bookmarkEnd w:id="19"/>
+      <w:bookmarkEnd w:id="23"/>
       <w:r>
         <w:t xml:space="preserve">, </w:t>
       </w:r>
@@ -1940,7 +2080,7 @@
         <w:spacing w:before="60"/>
         <w:ind w:left="340"/>
       </w:pPr>
-      <w:hyperlink r:id="Raf0af82a94524140">
+      <w:hyperlink r:id="R20ed0db71c7b46ea">
         <w:r>
           <w:rPr>
             <w:rStyle w:val="Hyperlink"/>
@@ -1953,23 +2093,23 @@
       <w:pPr>
         <w:pStyle w:val="Heading1"/>
       </w:pPr>
-      <w:bookmarkStart w:name="Sts_sec_3" w:id="20"/>
+      <w:bookmarkStart w:name="Sts_sec_3" w:id="24"/>
       <w:r>
         <w:rPr/>
         <w:t xml:space="preserve">Terms, definitions and abbreviations</w:t>
       </w:r>
-      <w:bookmarkEnd w:id="20"/>
+      <w:bookmarkEnd w:id="24"/>
     </w:p>
     <w:p>
       <w:pPr>
         <w:pStyle w:val="Heading2"/>
       </w:pPr>
-      <w:bookmarkStart w:name="Sts_sec_3_1" w:id="21"/>
+      <w:bookmarkStart w:name="Sts_sec_3_1" w:id="25"/>
       <w:r>
         <w:rPr/>
         <w:t xml:space="preserve">Overview</w:t>
       </w:r>
-      <w:bookmarkEnd w:id="21"/>
+      <w:bookmarkEnd w:id="25"/>
     </w:p>
     <w:p>
       <w:pPr>
@@ -2131,6 +2271,86 @@
       <w:r>
         <w:rPr/>
         <w:t xml:space="preserve">OPC 10000-8</w:t>
+      </w:r>
+      <w:r>
+        <w:fldChar w:fldCharType="end"/>
+      </w:r>
+      <w:r>
+        <w:rPr/>
+        <w:t xml:space="preserve">, </w:t>
+      </w:r>
+      <w:r>
+        <w:fldChar w:fldCharType="begin"/>
+      </w:r>
+      <w:r>
+        <w:instrText xml:space="preserve"> REF Sts_ref_uapart9 \h \* MERGEFORMAT </w:instrText>
+      </w:r>
+      <w:r>
+        <w:fldChar w:fldCharType="separate"/>
+      </w:r>
+      <w:r>
+        <w:rPr/>
+        <w:t xml:space="preserve">OPC 10000-9</w:t>
+      </w:r>
+      <w:r>
+        <w:fldChar w:fldCharType="end"/>
+      </w:r>
+      <w:r>
+        <w:rPr/>
+        <w:t xml:space="preserve">, </w:t>
+      </w:r>
+      <w:r>
+        <w:fldChar w:fldCharType="begin"/>
+      </w:r>
+      <w:r>
+        <w:instrText xml:space="preserve"> REF Sts_ref_uapart10 \h \* MERGEFORMAT </w:instrText>
+      </w:r>
+      <w:r>
+        <w:fldChar w:fldCharType="separate"/>
+      </w:r>
+      <w:r>
+        <w:rPr/>
+        <w:t xml:space="preserve">OPC 10000-10</w:t>
+      </w:r>
+      <w:r>
+        <w:fldChar w:fldCharType="end"/>
+      </w:r>
+      <w:r>
+        <w:rPr/>
+        <w:t xml:space="preserve">, </w:t>
+      </w:r>
+      <w:r>
+        <w:fldChar w:fldCharType="begin"/>
+      </w:r>
+      <w:r>
+        <w:instrText xml:space="preserve"> REF Sts_ref_uapart11 \h \* MERGEFORMAT </w:instrText>
+      </w:r>
+      <w:r>
+        <w:fldChar w:fldCharType="separate"/>
+      </w:r>
+      <w:r>
+        <w:rPr/>
+        <w:t xml:space="preserve">OPC 10000-11</w:t>
+      </w:r>
+      <w:r>
+        <w:fldChar w:fldCharType="end"/>
+      </w:r>
+      <w:r>
+        <w:rPr/>
+        <w:t xml:space="preserve">, </w:t>
+      </w:r>
+      <w:r>
+        <w:fldChar w:fldCharType="begin"/>
+      </w:r>
+      <w:r>
+        <w:instrText xml:space="preserve"> REF Sts_ref_uapart13 \h \* MERGEFORMAT </w:instrText>
+      </w:r>
+      <w:r>
+        <w:fldChar w:fldCharType="separate"/>
+      </w:r>
+      <w:r>
+        <w:rPr/>
+        <w:t xml:space="preserve">OPC 10000-13</w:t>
       </w:r>
       <w:r>
         <w:fldChar w:fldCharType="end"/>
@@ -2289,12 +2509,12 @@
       <w:pPr>
         <w:pStyle w:val="Heading2"/>
       </w:pPr>
-      <w:bookmarkStart w:name="Sts_sec_3_2" w:id="22"/>
+      <w:bookmarkStart w:name="Sts_sec_3_2" w:id="26"/>
       <w:r>
         <w:rPr/>
         <w:t xml:space="preserve">Terms and definitions</w:t>
       </w:r>
-      <w:bookmarkEnd w:id="22"/>
+      <w:bookmarkEnd w:id="26"/>
     </w:p>
     <w:p>
       <w:pPr>
@@ -2477,12 +2697,12 @@
       <w:pPr>
         <w:pStyle w:val="Heading2"/>
       </w:pPr>
-      <w:bookmarkStart w:name="Sts_sec_3_3" w:id="23"/>
+      <w:bookmarkStart w:name="Sts_sec_3_3" w:id="27"/>
       <w:r>
         <w:rPr/>
         <w:t xml:space="preserve">Abbreviations</w:t>
       </w:r>
-      <w:bookmarkEnd w:id="23"/>
+      <w:bookmarkEnd w:id="27"/>
     </w:p>
     <w:tbl>
       <w:tblPr>
@@ -2856,23 +3076,23 @@
       <w:pPr>
         <w:pStyle w:val="Heading1"/>
       </w:pPr>
-      <w:bookmarkStart w:name="Sts_sec_4" w:id="24"/>
+      <w:bookmarkStart w:name="Sts_sec_4" w:id="28"/>
       <w:r>
         <w:rPr/>
         <w:t xml:space="preserve">Concept</w:t>
       </w:r>
-      <w:bookmarkEnd w:id="24"/>
+      <w:bookmarkEnd w:id="28"/>
     </w:p>
     <w:p>
       <w:pPr>
         <w:pStyle w:val="Heading2"/>
       </w:pPr>
-      <w:bookmarkStart w:name="Sts_sec_4_1" w:id="25"/>
+      <w:bookmarkStart w:name="Sts_sec_4_1" w:id="29"/>
       <w:r>
         <w:rPr/>
         <w:t xml:space="preserve">Overview</w:t>
       </w:r>
-      <w:bookmarkEnd w:id="25"/>
+      <w:bookmarkEnd w:id="29"/>
     </w:p>
     <w:p>
       <w:pPr>
@@ -2880,7 +3100,27 @@
       </w:pPr>
       <w:r>
         <w:rPr/>
-        <w:t xml:space="preserve">When the &lt;xref ref-type="other" rid="ref_isapart1"&gt;ANSI/ISA-88.01-1995: &lt;/xref&gt; standard was applied to applications across a plant, there was a need to align the terminologies, models and key definitions between different process types: continuous, batch, and discrete processes. Discrete processes involve machines found in the packaging, converting, and material handling applications. The operation of these machines is typically defined by the OEM, system integrator, end user, or is industry specific.</w:t>
+        <w:t xml:space="preserve">When the </w:t>
+      </w:r>
+      <w:r>
+        <w:fldChar w:fldCharType="begin"/>
+      </w:r>
+      <w:r>
+        <w:instrText xml:space="preserve"> REF Sts_ref_s88 \h \* MERGEFORMAT </w:instrText>
+      </w:r>
+      <w:r>
+        <w:fldChar w:fldCharType="separate"/>
+      </w:r>
+      <w:r>
+        <w:rPr/>
+        <w:t xml:space="preserve">ANSI/ISA-88.01-1995</w:t>
+      </w:r>
+      <w:r>
+        <w:fldChar w:fldCharType="end"/>
+      </w:r>
+      <w:r>
+        <w:rPr/>
+        <w:t xml:space="preserve"> standard was applied to applications across a plant, there was a need to align the terminologies, models and key definitions between different process types: continuous, batch, and discrete processes. Discrete processes involve machines found in the packaging, converting, and material handling applications. The operation of these machines is typically defined by the OEM, system integrator, end user, or is industry specific.</w:t>
       </w:r>
     </w:p>
     <w:p>
@@ -2889,7 +3129,27 @@
       </w:pPr>
       <w:r>
         <w:rPr/>
-        <w:t xml:space="preserve">OMAC (Organization for Machine Automation and Control) created a task group with members from technology providers, OEMs, system integrators, and end users to generate the PackML guidelines as a method to show how the &lt;xref ref-type="other" rid="ref_isapart1"&gt;ANSI/ISA-88.01-1995: &lt;/xref&gt; concepts could be extended into packaging machinery and other types of machines typically used in assembly lines, filling lines, and other production lines.</w:t>
+        <w:t xml:space="preserve">OMAC (Organization for Machine Automation and Control) created a task group with members from technology providers, OEMs, system integrators, and end users to generate the PackML guidelines as a method to show how the </w:t>
+      </w:r>
+      <w:r>
+        <w:fldChar w:fldCharType="begin"/>
+      </w:r>
+      <w:r>
+        <w:instrText xml:space="preserve"> REF Sts_ref_s88 \h \* MERGEFORMAT </w:instrText>
+      </w:r>
+      <w:r>
+        <w:fldChar w:fldCharType="separate"/>
+      </w:r>
+      <w:r>
+        <w:rPr/>
+        <w:t xml:space="preserve">ANSI/ISA-88.01-1995</w:t>
+      </w:r>
+      <w:r>
+        <w:fldChar w:fldCharType="end"/>
+      </w:r>
+      <w:r>
+        <w:rPr/>
+        <w:t xml:space="preserve"> concepts could be extended into packaging machinery and other types of machines typically used in assembly lines, filling lines, and other production lines.</w:t>
       </w:r>
     </w:p>
     <w:p>
@@ -2979,7 +3239,67 @@
       </w:pPr>
       <w:r>
         <w:rPr/>
-        <w:t xml:space="preserve">If automated machinery is modelled in an &lt;xref ref-type="other" rid="ref_isapart1"&gt;ANSI/ISA-88.01-1995: &lt;/xref&gt; physical hierarchy, the example mapping shown in &lt;xref ref-type="fig" rid="fig_1_automated-machines-using-the-isa-88-models"&gt;Figure 1&lt;/xref&gt; is possible, from &lt;xref ref-type="other" rid="ref_isapart2"&gt;ISA-TR88.00.02-2015&lt;/xref&gt;. The example in this document will assume that a machine can represent the unit level in the ISA88 hierarchy.</w:t>
+        <w:t xml:space="preserve">If automated machinery is modelled in an </w:t>
+      </w:r>
+      <w:r>
+        <w:fldChar w:fldCharType="begin"/>
+      </w:r>
+      <w:r>
+        <w:instrText xml:space="preserve"> REF Sts_ref_s88 \h \* MERGEFORMAT </w:instrText>
+      </w:r>
+      <w:r>
+        <w:fldChar w:fldCharType="separate"/>
+      </w:r>
+      <w:r>
+        <w:rPr/>
+        <w:t xml:space="preserve">ANSI/ISA-88.01-1995</w:t>
+      </w:r>
+      <w:r>
+        <w:fldChar w:fldCharType="end"/>
+      </w:r>
+      <w:r>
+        <w:rPr/>
+        <w:t xml:space="preserve"> physical hierarchy, the example mapping shown in </w:t>
+      </w:r>
+      <w:r>
+        <w:fldChar w:fldCharType="begin"/>
+      </w:r>
+      <w:r>
+        <w:instrText xml:space="preserve"> REF Sts_fig_1 \h \* MERGEFORMAT </w:instrText>
+      </w:r>
+      <w:r>
+        <w:fldChar w:fldCharType="separate"/>
+      </w:r>
+      <w:r>
+        <w:rPr/>
+        <w:t xml:space="preserve">Figure 1</w:t>
+      </w:r>
+      <w:r>
+        <w:fldChar w:fldCharType="end"/>
+      </w:r>
+      <w:r>
+        <w:rPr/>
+        <w:t xml:space="preserve"> is possible, from </w:t>
+      </w:r>
+      <w:r>
+        <w:fldChar w:fldCharType="begin"/>
+      </w:r>
+      <w:r>
+        <w:instrText xml:space="preserve"> REF Sts_ref_tr88 \h \* MERGEFORMAT </w:instrText>
+      </w:r>
+      <w:r>
+        <w:fldChar w:fldCharType="separate"/>
+      </w:r>
+      <w:r>
+        <w:rPr/>
+        <w:t xml:space="preserve">ISA-TR88.00.02-2022</w:t>
+      </w:r>
+      <w:r>
+        <w:fldChar w:fldCharType="end"/>
+      </w:r>
+      <w:r>
+        <w:rPr/>
+        <w:t xml:space="preserve">. The example in this document will assume that a machine can represent the unit level in the ISA88 hierarchy.</w:t>
       </w:r>
     </w:p>
     <w:p>
@@ -3003,7 +3323,7 @@
                     <pic:cNvPicPr/>
                   </pic:nvPicPr>
                   <pic:blipFill>
-                    <a:blip r:embed="Re3174ccf01d5477c"/>
+                    <a:blip r:embed="R1c32c1432f954897"/>
                     <a:stretch>
                       <a:fillRect/>
                     </a:stretch>
@@ -3028,7 +3348,7 @@
       <w:pPr>
         <w:pStyle w:val="FIGURE-title"/>
       </w:pPr>
-      <w:bookmarkStart w:name="Sts_fig_1" w:id="26"/>
+      <w:bookmarkStart w:name="Sts_fig_1" w:id="30"/>
       <w:r>
         <w:t xml:space="preserve">Figure </w:t>
       </w:r>
@@ -3048,7 +3368,7 @@
       <w:r>
         <w:fldChar w:fldCharType="end"/>
       </w:r>
-      <w:bookmarkEnd w:id="26"/>
+      <w:bookmarkEnd w:id="30"/>
       <w:r>
         <w:t xml:space="preserve"> – </w:t>
       </w:r>
@@ -3070,23 +3390,23 @@
       <w:pPr>
         <w:pStyle w:val="Heading2"/>
       </w:pPr>
-      <w:bookmarkStart w:name="Sts_sec_4_2" w:id="27"/>
+      <w:bookmarkStart w:name="Sts_sec_4_2" w:id="31"/>
       <w:r>
         <w:rPr/>
         <w:t xml:space="preserve">PackML Overview</w:t>
       </w:r>
-      <w:bookmarkEnd w:id="27"/>
+      <w:bookmarkEnd w:id="31"/>
     </w:p>
     <w:p>
       <w:pPr>
         <w:pStyle w:val="Heading3"/>
       </w:pPr>
-      <w:bookmarkStart w:name="Sts_sec_4_2_1" w:id="28"/>
+      <w:bookmarkStart w:name="Sts_sec_4_2_1" w:id="32"/>
       <w:r>
         <w:rPr/>
         <w:t xml:space="preserve">Introduction</w:t>
       </w:r>
-      <w:bookmarkEnd w:id="28"/>
+      <w:bookmarkEnd w:id="32"/>
     </w:p>
     <w:p>
       <w:pPr>
@@ -3101,12 +3421,12 @@
       <w:pPr>
         <w:pStyle w:val="Heading3"/>
       </w:pPr>
-      <w:bookmarkStart w:name="Sts_sec_4_2_2" w:id="29"/>
+      <w:bookmarkStart w:name="Sts_sec_4_2_2" w:id="33"/>
       <w:r>
         <w:rPr/>
         <w:t xml:space="preserve">Why PackML?</w:t>
       </w:r>
-      <w:bookmarkEnd w:id="29"/>
+      <w:bookmarkEnd w:id="33"/>
     </w:p>
     <w:p>
       <w:pPr>
@@ -3184,12 +3504,12 @@
       <w:pPr>
         <w:pStyle w:val="Heading3"/>
       </w:pPr>
-      <w:bookmarkStart w:name="Sts_sec_4_2_3" w:id="30"/>
+      <w:bookmarkStart w:name="Sts_sec_4_2_3" w:id="34"/>
       <w:r>
         <w:rPr/>
         <w:t xml:space="preserve">PackML Elements</w:t>
       </w:r>
-      <w:bookmarkEnd w:id="30"/>
+      <w:bookmarkEnd w:id="34"/>
     </w:p>
     <w:p>
       <w:pPr>
@@ -3240,12 +3560,12 @@
       <w:pPr>
         <w:pStyle w:val="Heading3"/>
       </w:pPr>
-      <w:bookmarkStart w:name="Sts_sec_4_2_4" w:id="31"/>
+      <w:bookmarkStart w:name="Sts_sec_4_2_4" w:id="35"/>
       <w:r>
         <w:rPr/>
         <w:t xml:space="preserve">Standard Modes</w:t>
       </w:r>
-      <w:bookmarkEnd w:id="31"/>
+      <w:bookmarkEnd w:id="35"/>
     </w:p>
     <w:p>
       <w:pPr>
@@ -3253,7 +3573,27 @@
       </w:pPr>
       <w:r>
         <w:rPr/>
-        <w:t xml:space="preserve">A Unit can be in different modes, for example Producing, Maintenance, Manual, Clean, Calibration, etc. A Unit control mode is an ordered subset of states and commands that determines the strategy carried out by the Unit process, as shown in &lt;xref ref-type="fig" rid="fig_2_mode-management-of-states"&gt;Figure 2&lt;/xref&gt;. For example, the producing mode is used when the unit is producing, a manual mode may be used when the unit is being manually controlled for troubleshooting.</w:t>
+        <w:t xml:space="preserve">A Unit can be in different modes, for example Producing, Maintenance, Manual, Clean, Calibration, etc. A Unit control mode is an ordered subset of states and commands that determines the strategy carried out by the Unit process, as shown in </w:t>
+      </w:r>
+      <w:r>
+        <w:fldChar w:fldCharType="begin"/>
+      </w:r>
+      <w:r>
+        <w:instrText xml:space="preserve"> REF Sts_fig_2 \h \* MERGEFORMAT </w:instrText>
+      </w:r>
+      <w:r>
+        <w:fldChar w:fldCharType="separate"/>
+      </w:r>
+      <w:r>
+        <w:rPr/>
+        <w:t xml:space="preserve">Figure 2</w:t>
+      </w:r>
+      <w:r>
+        <w:fldChar w:fldCharType="end"/>
+      </w:r>
+      <w:r>
+        <w:rPr/>
+        <w:t xml:space="preserve">. For example, the producing mode is used when the unit is producing, a manual mode may be used when the unit is being manually controlled for troubleshooting.</w:t>
       </w:r>
     </w:p>
     <w:p>
@@ -3286,7 +3626,7 @@
                     <pic:cNvPicPr/>
                   </pic:nvPicPr>
                   <pic:blipFill>
-                    <a:blip r:embed="Ra3ec4e4a69074e25"/>
+                    <a:blip r:embed="R8cea0bae4c8f4bb5"/>
                     <a:stretch>
                       <a:fillRect/>
                     </a:stretch>
@@ -3311,7 +3651,7 @@
       <w:pPr>
         <w:pStyle w:val="FIGURE-title"/>
       </w:pPr>
-      <w:bookmarkStart w:name="Sts_fig_2" w:id="32"/>
+      <w:bookmarkStart w:name="Sts_fig_2" w:id="36"/>
       <w:r>
         <w:t xml:space="preserve">Figure </w:t>
       </w:r>
@@ -3331,7 +3671,7 @@
       <w:r>
         <w:fldChar w:fldCharType="end"/>
       </w:r>
-      <w:bookmarkEnd w:id="32"/>
+      <w:bookmarkEnd w:id="36"/>
       <w:r>
         <w:t xml:space="preserve"> – </w:t>
       </w:r>
@@ -3353,12 +3693,12 @@
       <w:pPr>
         <w:pStyle w:val="Heading3"/>
       </w:pPr>
-      <w:bookmarkStart w:name="Sts_sec_4_2_5" w:id="33"/>
+      <w:bookmarkStart w:name="Sts_sec_4_2_5" w:id="37"/>
       <w:r>
         <w:rPr/>
         <w:t xml:space="preserve">Standard States</w:t>
       </w:r>
-      <w:bookmarkEnd w:id="33"/>
+      <w:bookmarkEnd w:id="37"/>
     </w:p>
     <w:p>
       <w:pPr>
@@ -3366,19 +3706,39 @@
       </w:pPr>
       <w:r>
         <w:rPr/>
-        <w:t xml:space="preserve">PackML Interface State Model is used to visualize and control the state of a unit/machine. The PackML Interface State Model is a state model that represents the Unit/Machine State in a standardized manner. The interface description is based on a state model, a state description and related control commands. For additional information see &lt;xref ref-type="other" rid="ref_isapart2"&gt;ISA-TR88.00.02-2015&lt;/xref&gt;.</w:t>
+        <w:t xml:space="preserve">PackML Interface State Model is used to visualize and control the state of a unit/machine. The PackML Interface State Model is a state model that represents the Unit/Machine State in a standardized manner. The interface description is based on a state model, a state description and related control commands. For additional information see </w:t>
+      </w:r>
+      <w:r>
+        <w:fldChar w:fldCharType="begin"/>
+      </w:r>
+      <w:r>
+        <w:instrText xml:space="preserve"> REF Sts_ref_tr88 \h \* MERGEFORMAT </w:instrText>
+      </w:r>
+      <w:r>
+        <w:fldChar w:fldCharType="separate"/>
+      </w:r>
+      <w:r>
+        <w:rPr/>
+        <w:t xml:space="preserve">ISA-TR88.00.02-2022</w:t>
+      </w:r>
+      <w:r>
+        <w:fldChar w:fldCharType="end"/>
+      </w:r>
+      <w:r>
+        <w:rPr/>
+        <w:t xml:space="preserve">.</w:t>
       </w:r>
     </w:p>
     <w:p>
       <w:pPr>
         <w:pStyle w:val="Heading3"/>
       </w:pPr>
-      <w:bookmarkStart w:name="Sts_sec_4_2_6" w:id="34"/>
+      <w:bookmarkStart w:name="Sts_sec_4_2_6" w:id="38"/>
       <w:r>
         <w:rPr/>
         <w:t xml:space="preserve">Standard Tag Names</w:t>
       </w:r>
-      <w:bookmarkEnd w:id="34"/>
+      <w:bookmarkEnd w:id="38"/>
     </w:p>
     <w:p>
       <w:pPr>
@@ -3393,23 +3753,23 @@
       <w:pPr>
         <w:pStyle w:val="Heading3"/>
       </w:pPr>
-      <w:bookmarkStart w:name="Sts_sec_4_2_7" w:id="35"/>
+      <w:bookmarkStart w:name="Sts_sec_4_2_7" w:id="39"/>
       <w:r>
         <w:rPr/>
         <w:t xml:space="preserve">PackML Object Model</w:t>
       </w:r>
-      <w:bookmarkEnd w:id="35"/>
+      <w:bookmarkEnd w:id="39"/>
     </w:p>
     <w:p>
       <w:pPr>
         <w:pStyle w:val="Heading4"/>
       </w:pPr>
-      <w:bookmarkStart w:name="Sts_sec_4_2_7_1" w:id="36"/>
+      <w:bookmarkStart w:name="Sts_sec_4_2_7_1" w:id="40"/>
       <w:r>
         <w:rPr/>
         <w:t xml:space="preserve">Overview</w:t>
       </w:r>
-      <w:bookmarkEnd w:id="36"/>
+      <w:bookmarkEnd w:id="40"/>
     </w:p>
     <w:p>
       <w:pPr>
@@ -3424,12 +3784,12 @@
       <w:pPr>
         <w:pStyle w:val="Heading4"/>
       </w:pPr>
-      <w:bookmarkStart w:name="Sts_sec_4_2_7_2" w:id="37"/>
+      <w:bookmarkStart w:name="Sts_sec_4_2_7_2" w:id="41"/>
       <w:r>
         <w:rPr/>
         <w:t xml:space="preserve">Command Tags</w:t>
       </w:r>
-      <w:bookmarkEnd w:id="37"/>
+      <w:bookmarkEnd w:id="41"/>
     </w:p>
     <w:p>
       <w:pPr>
@@ -3437,7 +3797,27 @@
       </w:pPr>
       <w:r>
         <w:rPr/>
-        <w:t xml:space="preserve">Command tags allow interaction with the state machine and general functionality of the server.  Command tags include changing units, changing state machines. For additional detail see &lt;xref ref-type="other" rid="ref_isapart2"&gt;ISA-TR88.00.02-2015&lt;/xref&gt;. In OPC UA command tags are generally mapped to </w:t>
+        <w:t xml:space="preserve">Command tags allow interaction with the state machine and general functionality of the server.  Command tags include changing units, changing state machines. For additional detail see </w:t>
+      </w:r>
+      <w:r>
+        <w:fldChar w:fldCharType="begin"/>
+      </w:r>
+      <w:r>
+        <w:instrText xml:space="preserve"> REF Sts_ref_tr88 \h \* MERGEFORMAT </w:instrText>
+      </w:r>
+      <w:r>
+        <w:fldChar w:fldCharType="separate"/>
+      </w:r>
+      <w:r>
+        <w:rPr/>
+        <w:t xml:space="preserve">ISA-TR88.00.02-2022</w:t>
+      </w:r>
+      <w:r>
+        <w:fldChar w:fldCharType="end"/>
+      </w:r>
+      <w:r>
+        <w:rPr/>
+        <w:t xml:space="preserve">. In OPC UA command tags are generally mapped to </w:t>
       </w:r>
       <w:r>
         <w:rPr>
@@ -3454,12 +3834,12 @@
       <w:pPr>
         <w:pStyle w:val="Heading4"/>
       </w:pPr>
-      <w:bookmarkStart w:name="Sts_sec_4_2_7_3" w:id="38"/>
+      <w:bookmarkStart w:name="Sts_sec_4_2_7_3" w:id="42"/>
       <w:r>
         <w:rPr/>
         <w:t xml:space="preserve">Status Tags</w:t>
       </w:r>
-      <w:bookmarkEnd w:id="38"/>
+      <w:bookmarkEnd w:id="42"/>
     </w:p>
     <w:p>
       <w:pPr>
@@ -3467,19 +3847,39 @@
       </w:pPr>
       <w:r>
         <w:rPr/>
-        <w:t xml:space="preserve">Status tags provide information about the state of the machine or device. This includes feedback from the commands issued and the general status. For additional detail see &lt;xref ref-type="other" rid="ref_isapart2"&gt;ISA-TR88.00.02-2015&lt;/xref&gt;.</w:t>
+        <w:t xml:space="preserve">Status tags provide information about the state of the machine or device. This includes feedback from the commands issued and the general status. For additional detail see </w:t>
+      </w:r>
+      <w:r>
+        <w:fldChar w:fldCharType="begin"/>
+      </w:r>
+      <w:r>
+        <w:instrText xml:space="preserve"> REF Sts_ref_tr88 \h \* MERGEFORMAT </w:instrText>
+      </w:r>
+      <w:r>
+        <w:fldChar w:fldCharType="separate"/>
+      </w:r>
+      <w:r>
+        <w:rPr/>
+        <w:t xml:space="preserve">ISA-TR88.00.02-2022</w:t>
+      </w:r>
+      <w:r>
+        <w:fldChar w:fldCharType="end"/>
+      </w:r>
+      <w:r>
+        <w:rPr/>
+        <w:t xml:space="preserve">.</w:t>
       </w:r>
     </w:p>
     <w:p>
       <w:pPr>
         <w:pStyle w:val="Heading4"/>
       </w:pPr>
-      <w:bookmarkStart w:name="Sts_sec_4_2_7_4" w:id="39"/>
+      <w:bookmarkStart w:name="Sts_sec_4_2_7_4" w:id="43"/>
       <w:r>
         <w:rPr/>
         <w:t xml:space="preserve">Admin Tags</w:t>
       </w:r>
-      <w:bookmarkEnd w:id="39"/>
+      <w:bookmarkEnd w:id="43"/>
     </w:p>
     <w:p>
       <w:pPr>
@@ -3487,30 +3887,50 @@
       </w:pPr>
       <w:r>
         <w:rPr/>
-        <w:t xml:space="preserve">Admin tags provide information about alarming in the machines or device. This include Alarm history and some summary statistics about the machine or device.  For additional detail see &lt;xref ref-type="other" rid="ref_isapart2"&gt;ISA-TR88.00.02-2015&lt;/xref&gt;.</w:t>
+        <w:t xml:space="preserve">Admin tags provide information about alarming in the machines or device. This include Alarm history and some summary statistics about the machine or device.  For additional detail see </w:t>
+      </w:r>
+      <w:r>
+        <w:fldChar w:fldCharType="begin"/>
+      </w:r>
+      <w:r>
+        <w:instrText xml:space="preserve"> REF Sts_ref_tr88 \h \* MERGEFORMAT </w:instrText>
+      </w:r>
+      <w:r>
+        <w:fldChar w:fldCharType="separate"/>
+      </w:r>
+      <w:r>
+        <w:rPr/>
+        <w:t xml:space="preserve">ISA-TR88.00.02-2022</w:t>
+      </w:r>
+      <w:r>
+        <w:fldChar w:fldCharType="end"/>
+      </w:r>
+      <w:r>
+        <w:rPr/>
+        <w:t xml:space="preserve">.</w:t>
       </w:r>
     </w:p>
     <w:p>
       <w:pPr>
         <w:pStyle w:val="Heading3"/>
       </w:pPr>
-      <w:bookmarkStart w:name="Sts_sec_4_2_8" w:id="40"/>
+      <w:bookmarkStart w:name="Sts_sec_4_2_8" w:id="44"/>
       <w:r>
         <w:rPr/>
         <w:t xml:space="preserve">Standard Tag Values</w:t>
       </w:r>
-      <w:bookmarkEnd w:id="40"/>
+      <w:bookmarkEnd w:id="44"/>
     </w:p>
     <w:p>
       <w:pPr>
         <w:pStyle w:val="Heading4"/>
       </w:pPr>
-      <w:bookmarkStart w:name="Sts_sec_4_2_8_1" w:id="41"/>
+      <w:bookmarkStart w:name="Sts_sec_4_2_8_1" w:id="45"/>
       <w:r>
         <w:rPr/>
         <w:t xml:space="preserve">Overview</w:t>
       </w:r>
-      <w:bookmarkEnd w:id="41"/>
+      <w:bookmarkEnd w:id="45"/>
     </w:p>
     <w:p>
       <w:pPr>
@@ -3525,12 +3945,12 @@
       <w:pPr>
         <w:pStyle w:val="Heading4"/>
       </w:pPr>
-      <w:bookmarkStart w:name="Sts_sec_4_2_8_2" w:id="42"/>
+      <w:bookmarkStart w:name="Sts_sec_4_2_8_2" w:id="46"/>
       <w:r>
         <w:rPr/>
         <w:t xml:space="preserve">Machine Speed</w:t>
       </w:r>
-      <w:bookmarkEnd w:id="42"/>
+      <w:bookmarkEnd w:id="46"/>
     </w:p>
     <w:p>
       <w:pPr>
@@ -3818,12 +4238,12 @@
       <w:pPr>
         <w:pStyle w:val="Heading4"/>
       </w:pPr>
-      <w:bookmarkStart w:name="Sts_sec_4_2_8_3" w:id="43"/>
+      <w:bookmarkStart w:name="Sts_sec_4_2_8_3" w:id="47"/>
       <w:r>
         <w:rPr/>
         <w:t xml:space="preserve">Material Interlock</w:t>
       </w:r>
-      <w:bookmarkEnd w:id="43"/>
+      <w:bookmarkEnd w:id="47"/>
     </w:p>
     <w:p>
       <w:pPr>
@@ -4158,12 +4578,12 @@
       <w:pPr>
         <w:pStyle w:val="Heading4"/>
       </w:pPr>
-      <w:bookmarkStart w:name="Sts_sec_4_2_8_4" w:id="44"/>
+      <w:bookmarkStart w:name="Sts_sec_4_2_8_4" w:id="48"/>
       <w:r>
         <w:rPr/>
         <w:t xml:space="preserve">Remote Interface Structure</w:t>
       </w:r>
-      <w:bookmarkEnd w:id="44"/>
+      <w:bookmarkEnd w:id="48"/>
     </w:p>
     <w:p>
       <w:pPr>
@@ -4196,23 +4616,23 @@
       <w:pPr>
         <w:pStyle w:val="Heading2"/>
       </w:pPr>
-      <w:bookmarkStart w:name="Sts_sec_4_3" w:id="45"/>
+      <w:bookmarkStart w:name="Sts_sec_4_3" w:id="49"/>
       <w:r>
         <w:rPr/>
         <w:t xml:space="preserve">OPC UA Overview</w:t>
       </w:r>
-      <w:bookmarkEnd w:id="45"/>
+      <w:bookmarkEnd w:id="49"/>
     </w:p>
     <w:p>
       <w:pPr>
         <w:pStyle w:val="Heading3"/>
       </w:pPr>
-      <w:bookmarkStart w:name="Sts_sec_4_3_1" w:id="46"/>
+      <w:bookmarkStart w:name="Sts_sec_4_3_1" w:id="50"/>
       <w:r>
         <w:rPr/>
         <w:t xml:space="preserve">Introduction</w:t>
       </w:r>
-      <w:bookmarkEnd w:id="46"/>
+      <w:bookmarkEnd w:id="50"/>
     </w:p>
     <w:p>
       <w:pPr>
@@ -4227,12 +4647,12 @@
       <w:pPr>
         <w:pStyle w:val="Heading3"/>
       </w:pPr>
-      <w:bookmarkStart w:name="Sts_sec_4_3_2" w:id="47"/>
+      <w:bookmarkStart w:name="Sts_sec_4_3_2" w:id="51"/>
       <w:r>
         <w:rPr/>
         <w:t xml:space="preserve">What is OPC UA?</w:t>
       </w:r>
-      <w:bookmarkEnd w:id="47"/>
+      <w:bookmarkEnd w:id="51"/>
     </w:p>
     <w:p>
       <w:pPr>
@@ -4249,7 +4669,7 @@
       </w:pPr>
       <w:r>
         <w:rPr/>
-        <w:t xml:space="preserve">A state of art security model (see &lt;xref ref-type="other" rid="ref_uapart2"&gt;</w:t>
+        <w:t xml:space="preserve">A state of art security model (see </w:t>
       </w:r>
       <w:r>
         <w:fldChar w:fldCharType="begin"/>
@@ -4269,7 +4689,7 @@
       </w:r>
       <w:r>
         <w:rPr/>
-        <w:t xml:space="preserve">&lt;/xref&gt;).</w:t>
+        <w:t xml:space="preserve">).</w:t>
       </w:r>
     </w:p>
     <w:p>
@@ -4305,7 +4725,7 @@
       </w:pPr>
       <w:r>
         <w:rPr/>
-        <w:t xml:space="preserve">The OPC UA model is scalable from small devices to ERP systems. OPC UA devices process information locally and then provide that data in a consistent format to any application requesting data - ERP, MES, PMS, Maintenance Systems, HMI, Smartphone or a standard Browser, for examples. For a more complete overview see &lt;xref ref-type="other" rid="ref_uapart1"&gt;</w:t>
+        <w:t xml:space="preserve">The OPC UA model is scalable from small devices to ERP systems. OPC UA devices process information locally and then provide that data in a consistent format to any application requesting data - ERP, MES, PMS, Maintenance Systems, HMI, Smartphone or a standard Browser, for examples. For a more complete overview see </w:t>
       </w:r>
       <w:r>
         <w:fldChar w:fldCharType="begin"/>
@@ -4325,19 +4745,19 @@
       </w:r>
       <w:r>
         <w:rPr/>
-        <w:t xml:space="preserve">&lt;/xref&gt;.</w:t>
+        <w:t xml:space="preserve">.</w:t>
       </w:r>
     </w:p>
     <w:p>
       <w:pPr>
         <w:pStyle w:val="Heading3"/>
       </w:pPr>
-      <w:bookmarkStart w:name="Sts_sec_4_3_3" w:id="48"/>
+      <w:bookmarkStart w:name="Sts_sec_4_3_3" w:id="52"/>
       <w:r>
         <w:rPr/>
         <w:t xml:space="preserve">Basics of OPC UA</w:t>
       </w:r>
-      <w:bookmarkEnd w:id="48"/>
+      <w:bookmarkEnd w:id="52"/>
     </w:p>
     <w:p>
       <w:pPr>
@@ -4354,7 +4774,7 @@
       </w:pPr>
       <w:r>
         <w:rPr/>
-        <w:t xml:space="preserve">As an Extensible Standard, OPC UA provides a set of services (see &lt;xref ref-type="other" rid="ref_uapart4"&gt;</w:t>
+        <w:t xml:space="preserve">As an Extensible Standard, OPC UA provides a set of services (</w:t>
       </w:r>
       <w:r>
         <w:fldChar w:fldCharType="begin"/>
@@ -4374,7 +4794,7 @@
       </w:r>
       <w:r>
         <w:rPr/>
-        <w:t xml:space="preserve">&lt;/xref&gt;) and a basic information model framework. This framework provides an easy manner for creating and exposing vendor defined information in a standard way. More importantly all OPC UA </w:t>
+        <w:t xml:space="preserve">) and a basic information model framework. This framework provides an easy manner for creating and exposing vendor defined information in a standard way. More importantly all OPC UA </w:t>
       </w:r>
       <w:r>
         <w:rPr>
@@ -4403,7 +4823,27 @@
       </w:r>
       <w:r>
         <w:rPr/>
-        <w:t xml:space="preserve"> can be any consumer of data from another device on the network to browser based thin clients and ERP systems. The full scope of OPC UA applications are shown in &lt;xref ref-type="fig" rid="fig_3_the-scope-of-opc-ua-within-an-enterprise"&gt;Figure 3&lt;/xref&gt;.</w:t>
+        <w:t xml:space="preserve"> can be any consumer of data from another device on the network to browser based thin clients and ERP systems. The full scope of OPC UA applications are shown in </w:t>
+      </w:r>
+      <w:r>
+        <w:fldChar w:fldCharType="begin"/>
+      </w:r>
+      <w:r>
+        <w:instrText xml:space="preserve"> REF Sts_fig_3 \h \* MERGEFORMAT </w:instrText>
+      </w:r>
+      <w:r>
+        <w:fldChar w:fldCharType="separate"/>
+      </w:r>
+      <w:r>
+        <w:rPr/>
+        <w:t xml:space="preserve">Figure 3</w:t>
+      </w:r>
+      <w:r>
+        <w:fldChar w:fldCharType="end"/>
+      </w:r>
+      <w:r>
+        <w:rPr/>
+        <w:t xml:space="preserve">.</w:t>
       </w:r>
     </w:p>
     <w:p>
@@ -4427,7 +4867,7 @@
                     <pic:cNvPicPr/>
                   </pic:nvPicPr>
                   <pic:blipFill>
-                    <a:blip r:embed="R9a2fb2f981cb4e09"/>
+                    <a:blip r:embed="R7876f7a4db1444be"/>
                     <a:stretch>
                       <a:fillRect/>
                     </a:stretch>
@@ -4452,7 +4892,7 @@
       <w:pPr>
         <w:pStyle w:val="FIGURE-title"/>
       </w:pPr>
-      <w:bookmarkStart w:name="Sts_fig_3" w:id="49"/>
+      <w:bookmarkStart w:name="Sts_fig_3" w:id="53"/>
       <w:r>
         <w:t xml:space="preserve">Figure </w:t>
       </w:r>
@@ -4472,7 +4912,7 @@
       <w:r>
         <w:fldChar w:fldCharType="end"/>
       </w:r>
-      <w:bookmarkEnd w:id="49"/>
+      <w:bookmarkEnd w:id="53"/>
       <w:r>
         <w:t xml:space="preserve"> – </w:t>
       </w:r>
@@ -4494,23 +4934,23 @@
       <w:pPr>
         <w:pStyle w:val="Heading3"/>
       </w:pPr>
-      <w:bookmarkStart w:name="Sts_sec_4_3_4" w:id="50"/>
+      <w:bookmarkStart w:name="Sts_sec_4_3_4" w:id="54"/>
       <w:r>
         <w:rPr/>
         <w:t xml:space="preserve">Information Modelling in OPC UA</w:t>
       </w:r>
-      <w:bookmarkEnd w:id="50"/>
+      <w:bookmarkEnd w:id="54"/>
     </w:p>
     <w:p>
       <w:pPr>
         <w:pStyle w:val="Heading4"/>
       </w:pPr>
-      <w:bookmarkStart w:name="Sts_sec_4_3_4_1" w:id="51"/>
+      <w:bookmarkStart w:name="Sts_sec_4_3_4_1" w:id="55"/>
       <w:r>
         <w:rPr/>
         <w:t xml:space="preserve">Concepts</w:t>
       </w:r>
-      <w:bookmarkEnd w:id="51"/>
+      <w:bookmarkEnd w:id="55"/>
     </w:p>
     <w:p>
       <w:pPr>
@@ -4688,7 +5128,27 @@
       </w:r>
       <w:r>
         <w:rPr/>
-        <w:t xml:space="preserve"> representing a 'Reservation' is shown in &lt;xref ref-type="fig" rid="fig_4_a-basic-object-in-an-opc-ua-address-space"&gt;Figure 4&lt;/xref&gt;.</w:t>
+        <w:t xml:space="preserve"> representing a 'Reservation' is shown in </w:t>
+      </w:r>
+      <w:r>
+        <w:fldChar w:fldCharType="begin"/>
+      </w:r>
+      <w:r>
+        <w:instrText xml:space="preserve"> REF Sts_fig_4 \h \* MERGEFORMAT </w:instrText>
+      </w:r>
+      <w:r>
+        <w:fldChar w:fldCharType="separate"/>
+      </w:r>
+      <w:r>
+        <w:rPr/>
+        <w:t xml:space="preserve">Figure 4</w:t>
+      </w:r>
+      <w:r>
+        <w:fldChar w:fldCharType="end"/>
+      </w:r>
+      <w:r>
+        <w:rPr/>
+        <w:t xml:space="preserve">.</w:t>
       </w:r>
     </w:p>
     <w:p>
@@ -4712,7 +5172,7 @@
                     <pic:cNvPicPr/>
                   </pic:nvPicPr>
                   <pic:blipFill>
-                    <a:blip r:embed="R1bdde739b8934357"/>
+                    <a:blip r:embed="R054614ae790b44cf"/>
                     <a:stretch>
                       <a:fillRect/>
                     </a:stretch>
@@ -4737,7 +5197,7 @@
       <w:pPr>
         <w:pStyle w:val="FIGURE-title"/>
       </w:pPr>
-      <w:bookmarkStart w:name="Sts_fig_4" w:id="52"/>
+      <w:bookmarkStart w:name="Sts_fig_4" w:id="56"/>
       <w:r>
         <w:t xml:space="preserve">Figure </w:t>
       </w:r>
@@ -4757,7 +5217,7 @@
       <w:r>
         <w:fldChar w:fldCharType="end"/>
       </w:r>
-      <w:bookmarkEnd w:id="52"/>
+      <w:bookmarkEnd w:id="56"/>
       <w:r>
         <w:t xml:space="preserve"> – </w:t>
       </w:r>
@@ -4848,7 +5308,27 @@
       </w:r>
       <w:r>
         <w:rPr/>
-        <w:t xml:space="preserve">) Node which describes their semantics and structure. &lt;xref ref-type="fig" rid="fig_5_the-relationship-between-type-definitions-and-instances"&gt;Figure 5&lt;/xref&gt; illustrates the relationship between an Instance and its Type Definition.</w:t>
+        <w:t xml:space="preserve">) Node which describes their semantics and structure. </w:t>
+      </w:r>
+      <w:r>
+        <w:fldChar w:fldCharType="begin"/>
+      </w:r>
+      <w:r>
+        <w:instrText xml:space="preserve"> REF Sts_fig_5 \h \* MERGEFORMAT </w:instrText>
+      </w:r>
+      <w:r>
+        <w:fldChar w:fldCharType="separate"/>
+      </w:r>
+      <w:r>
+        <w:rPr/>
+        <w:t xml:space="preserve">Figure 5</w:t>
+      </w:r>
+      <w:r>
+        <w:fldChar w:fldCharType="end"/>
+      </w:r>
+      <w:r>
+        <w:rPr/>
+        <w:t xml:space="preserve"> illustrates the relationship between an Instance and its Type Definition.</w:t>
       </w:r>
     </w:p>
     <w:p>
@@ -4897,7 +5377,27 @@
       </w:r>
       <w:r>
         <w:rPr/>
-        <w:t xml:space="preserve">. In the example in &lt;xref ref-type="fig" rid="fig_5_the-relationship-between-type-definitions-and-instances"&gt;Figure 5&lt;/xref&gt; the PersonType </w:t>
+        <w:t xml:space="preserve">. In the example in </w:t>
+      </w:r>
+      <w:r>
+        <w:fldChar w:fldCharType="begin"/>
+      </w:r>
+      <w:r>
+        <w:instrText xml:space="preserve"> REF Sts_fig_5 \h \* MERGEFORMAT </w:instrText>
+      </w:r>
+      <w:r>
+        <w:fldChar w:fldCharType="separate"/>
+      </w:r>
+      <w:r>
+        <w:rPr/>
+        <w:t xml:space="preserve">Figure 5</w:t>
+      </w:r>
+      <w:r>
+        <w:fldChar w:fldCharType="end"/>
+      </w:r>
+      <w:r>
+        <w:rPr/>
+        <w:t xml:space="preserve"> the PersonType </w:t>
       </w:r>
       <w:r>
         <w:rPr>
@@ -4986,7 +5486,7 @@
       </w:r>
       <w:r>
         <w:rPr/>
-        <w:t xml:space="preserve"> and extend it. There are rules regarding sub typing defined in &lt;xref ref-type="other" rid="ref_uapart3"&gt;</w:t>
+        <w:t xml:space="preserve"> and extend it. There are rules regarding sub typing defined in </w:t>
       </w:r>
       <w:r>
         <w:fldChar w:fldCharType="begin"/>
@@ -5006,7 +5506,7 @@
       </w:r>
       <w:r>
         <w:rPr/>
-        <w:t xml:space="preserve">&lt;/xref&gt;, but in general they allow the extension of a given type or the restriction of a </w:t>
+        <w:t xml:space="preserve">, but in general they allow the extension of a given type or the restriction of a </w:t>
       </w:r>
       <w:r>
         <w:rPr>
@@ -5080,7 +5580,7 @@
                     <pic:cNvPicPr/>
                   </pic:nvPicPr>
                   <pic:blipFill>
-                    <a:blip r:embed="R0fe7267efc6c415a"/>
+                    <a:blip r:embed="R59063647250e44a2"/>
                     <a:stretch>
                       <a:fillRect/>
                     </a:stretch>
@@ -5105,7 +5605,7 @@
       <w:pPr>
         <w:pStyle w:val="FIGURE-title"/>
       </w:pPr>
-      <w:bookmarkStart w:name="Sts_fig_5" w:id="53"/>
+      <w:bookmarkStart w:name="Sts_fig_5" w:id="57"/>
       <w:r>
         <w:t xml:space="preserve">Figure </w:t>
       </w:r>
@@ -5125,7 +5625,7 @@
       <w:r>
         <w:fldChar w:fldCharType="end"/>
       </w:r>
-      <w:bookmarkEnd w:id="53"/>
+      <w:bookmarkEnd w:id="57"/>
       <w:r>
         <w:t xml:space="preserve"> – </w:t>
       </w:r>
@@ -5256,7 +5756,27 @@
       </w:r>
       <w:r>
         <w:rPr/>
-        <w:t xml:space="preserve">. Subtypes inherit the semantics of the parent but may add additional restrictions. &lt;xref ref-type="fig" rid="fig_6_examples-of-references-between-objects"&gt;Figure 6&lt;/xref&gt; depicts several references connecting different </w:t>
+        <w:t xml:space="preserve">. Subtypes inherit the semantics of the parent but may add additional restrictions. </w:t>
+      </w:r>
+      <w:r>
+        <w:fldChar w:fldCharType="begin"/>
+      </w:r>
+      <w:r>
+        <w:instrText xml:space="preserve"> REF Sts_fig_6 \h \* MERGEFORMAT </w:instrText>
+      </w:r>
+      <w:r>
+        <w:fldChar w:fldCharType="separate"/>
+      </w:r>
+      <w:r>
+        <w:rPr/>
+        <w:t xml:space="preserve">Figure 6</w:t>
+      </w:r>
+      <w:r>
+        <w:fldChar w:fldCharType="end"/>
+      </w:r>
+      <w:r>
+        <w:rPr/>
+        <w:t xml:space="preserve"> depicts several references connecting different </w:t>
       </w:r>
       <w:r>
         <w:rPr>
@@ -5290,7 +5810,7 @@
                     <pic:cNvPicPr/>
                   </pic:nvPicPr>
                   <pic:blipFill>
-                    <a:blip r:embed="R7e8ef16796694404"/>
+                    <a:blip r:embed="Ra51f5aac4c804cc1"/>
                     <a:stretch>
                       <a:fillRect/>
                     </a:stretch>
@@ -5315,7 +5835,7 @@
       <w:pPr>
         <w:pStyle w:val="FIGURE-title"/>
       </w:pPr>
-      <w:bookmarkStart w:name="Sts_fig_6" w:id="54"/>
+      <w:bookmarkStart w:name="Sts_fig_6" w:id="58"/>
       <w:r>
         <w:t xml:space="preserve">Figure </w:t>
       </w:r>
@@ -5335,7 +5855,7 @@
       <w:r>
         <w:fldChar w:fldCharType="end"/>
       </w:r>
-      <w:bookmarkEnd w:id="54"/>
+      <w:bookmarkEnd w:id="58"/>
       <w:r>
         <w:t xml:space="preserve"> – </w:t>
       </w:r>
@@ -5350,7 +5870,27 @@
       </w:pPr>
       <w:r>
         <w:rPr/>
-        <w:t xml:space="preserve">The figures above use a notation that was developed for the OPC UA specification. The notation is summarized in &lt;xref ref-type="fig" rid="fig_7_the-opc-ua-information-model-notation"&gt;Figure 7&lt;/xref&gt;. UML representations can also be used; however, the OPC UA notation is less ambiguous because there is a direct mapping from the elements in the figures to Nodes in the address space of an OPC UA server.</w:t>
+        <w:t xml:space="preserve">The figures above use a notation that was developed for the OPC UA specification. The notation is summarized in </w:t>
+      </w:r>
+      <w:r>
+        <w:fldChar w:fldCharType="begin"/>
+      </w:r>
+      <w:r>
+        <w:instrText xml:space="preserve"> REF Sts_fig_7 \h \* MERGEFORMAT </w:instrText>
+      </w:r>
+      <w:r>
+        <w:fldChar w:fldCharType="separate"/>
+      </w:r>
+      <w:r>
+        <w:rPr/>
+        <w:t xml:space="preserve">Figure 7</w:t>
+      </w:r>
+      <w:r>
+        <w:fldChar w:fldCharType="end"/>
+      </w:r>
+      <w:r>
+        <w:rPr/>
+        <w:t xml:space="preserve">. UML representations can also be used; however, the OPC UA notation is less ambiguous because there is a direct mapping from the elements in the figures to Nodes in the address space of an OPC UA server.</w:t>
       </w:r>
     </w:p>
     <w:p>
@@ -5374,7 +5914,7 @@
                     <pic:cNvPicPr/>
                   </pic:nvPicPr>
                   <pic:blipFill>
-                    <a:blip r:embed="R5103183c351c4482"/>
+                    <a:blip r:embed="Rb9d8d171435147b4"/>
                     <a:stretch>
                       <a:fillRect/>
                     </a:stretch>
@@ -5399,7 +5939,7 @@
       <w:pPr>
         <w:pStyle w:val="FIGURE-title"/>
       </w:pPr>
-      <w:bookmarkStart w:name="Sts_fig_7" w:id="55"/>
+      <w:bookmarkStart w:name="Sts_fig_7" w:id="59"/>
       <w:r>
         <w:t xml:space="preserve">Figure </w:t>
       </w:r>
@@ -5419,7 +5959,7 @@
       <w:r>
         <w:fldChar w:fldCharType="end"/>
       </w:r>
-      <w:bookmarkEnd w:id="55"/>
+      <w:bookmarkEnd w:id="59"/>
       <w:r>
         <w:t xml:space="preserve"> – </w:t>
       </w:r>
@@ -5454,7 +5994,7 @@
       </w:r>
       <w:r>
         <w:rPr/>
-        <w:t xml:space="preserve"> can be found in &lt;xref ref-type="other" rid="ref_uapart3"&gt;</w:t>
+        <w:t xml:space="preserve"> can be found in </w:t>
       </w:r>
       <w:r>
         <w:fldChar w:fldCharType="begin"/>
@@ -5474,7 +6014,7 @@
       </w:r>
       <w:r>
         <w:rPr/>
-        <w:t xml:space="preserve">&lt;/xref&gt; and the base OPC UA Address space is described in &lt;xref ref-type="other" rid="ref_uapart5"&gt;</w:t>
+        <w:t xml:space="preserve"> and the base OPC UA Address space is described in </w:t>
       </w:r>
       <w:r>
         <w:fldChar w:fldCharType="begin"/>
@@ -5494,7 +6034,7 @@
       </w:r>
       <w:r>
         <w:rPr/>
-        <w:t xml:space="preserve">&lt;/xref&gt;.</w:t>
+        <w:t xml:space="preserve">.</w:t>
       </w:r>
     </w:p>
     <w:p>
@@ -5523,7 +6063,7 @@
       </w:r>
       <w:r>
         <w:rPr/>
-        <w:t xml:space="preserve"> support all functionality in the OPC UA specifications. OPC UA includes the concept of profiles, which segment the functionality into testable certifiable units. This allows the development of companion specification (such as OPC UA for ISA-95) that can describe the subset of functionality that is expected to be implemented. The profiles do not restrict functionality, but generate requirements for a minimum set of functionality (see &lt;xref ref-type="other" rid="ref_uapart7"&gt;</w:t>
+        <w:t xml:space="preserve"> support all functionality in the OPC UA specifications. OPC UA includes the concept of profiles, which segment the functionality into testable certifiable units. This allows the development of companion specification (such as OPC UA for ISA-95) that can describe the subset of functionality that is expected to be implemented. The profiles do not restrict functionality, but generate requirements for a minimum set of functionality (see </w:t>
       </w:r>
       <w:r>
         <w:fldChar w:fldCharType="begin"/>
@@ -5543,7 +6083,7 @@
       </w:r>
       <w:r>
         <w:rPr/>
-        <w:t xml:space="preserve">&lt;/xref&gt;).</w:t>
+        <w:t xml:space="preserve">).</w:t>
       </w:r>
     </w:p>
     <w:p>
@@ -5552,7 +6092,7 @@
       </w:pPr>
       <w:r>
         <w:rPr/>
-        <w:t xml:space="preserve">The OPC Foundation also defines a set of information models that provide a basic set of functionality. The Data Access specification (see &lt;xref ref-type="other" rid="ref_uapart8"&gt;</w:t>
+        <w:t xml:space="preserve">The OPC Foundation also defines a set of information models that provide a basic set of functionality. The Data Access specification (see </w:t>
       </w:r>
       <w:r>
         <w:fldChar w:fldCharType="begin"/>
@@ -5572,7 +6112,87 @@
       </w:r>
       <w:r>
         <w:rPr/>
-        <w:t xml:space="preserve">&lt;/xref&gt;) provides a basic information model for typical data. The Alarm and Condition specification (see &lt;xref ref-type="other" rid="ref_uapart9"&gt;OPC 10000-9&lt;/xref&gt;) defines a standard information model for Alarms and Conditions. The Programs specification (see &lt;xref ref-type="other" rid="ref_uapart10"&gt;OPC 10000-10&lt;/xref&gt;) defines a standard information model for extending the functionality available via method calls and state machines. The Historical Access specification (see &lt;xref ref-type="other" rid="ref_uapart11"&gt;OPC 10000-11&lt;/xref&gt;) defines the information model associated with Historical Data and Historical Events. The aggregates specification (see &lt;xref ref-type="other" rid="ref_uapart13"&gt;OPC 10000-13&lt;/xref&gt;) defines a series of standard aggregate functions that allow a </w:t>
+        <w:t xml:space="preserve">) provides a basic information model for typical data. The Alarm and Condition specification (see </w:t>
+      </w:r>
+      <w:r>
+        <w:fldChar w:fldCharType="begin"/>
+      </w:r>
+      <w:r>
+        <w:instrText xml:space="preserve"> REF Sts_ref_uapart9 \h \* MERGEFORMAT </w:instrText>
+      </w:r>
+      <w:r>
+        <w:fldChar w:fldCharType="separate"/>
+      </w:r>
+      <w:r>
+        <w:rPr/>
+        <w:t xml:space="preserve">OPC 10000-9</w:t>
+      </w:r>
+      <w:r>
+        <w:fldChar w:fldCharType="end"/>
+      </w:r>
+      <w:r>
+        <w:rPr/>
+        <w:t xml:space="preserve">) defines a standard information model for Alarms and Conditions. The Programs specification (see </w:t>
+      </w:r>
+      <w:r>
+        <w:fldChar w:fldCharType="begin"/>
+      </w:r>
+      <w:r>
+        <w:instrText xml:space="preserve"> REF Sts_ref_uapart10 \h \* MERGEFORMAT </w:instrText>
+      </w:r>
+      <w:r>
+        <w:fldChar w:fldCharType="separate"/>
+      </w:r>
+      <w:r>
+        <w:rPr/>
+        <w:t xml:space="preserve">OPC 10000-10</w:t>
+      </w:r>
+      <w:r>
+        <w:fldChar w:fldCharType="end"/>
+      </w:r>
+      <w:r>
+        <w:rPr/>
+        <w:t xml:space="preserve">) defines a standard information model for extending the functionality available via method calls and state machines. The Historical Access specification (see </w:t>
+      </w:r>
+      <w:r>
+        <w:fldChar w:fldCharType="begin"/>
+      </w:r>
+      <w:r>
+        <w:instrText xml:space="preserve"> REF Sts_ref_uapart11 \h \* MERGEFORMAT </w:instrText>
+      </w:r>
+      <w:r>
+        <w:fldChar w:fldCharType="separate"/>
+      </w:r>
+      <w:r>
+        <w:rPr/>
+        <w:t xml:space="preserve">OPC 10000-11</w:t>
+      </w:r>
+      <w:r>
+        <w:fldChar w:fldCharType="end"/>
+      </w:r>
+      <w:r>
+        <w:rPr/>
+        <w:t xml:space="preserve">) defines the information model associated with Historical Data and Historical Events. The aggregates specification (see </w:t>
+      </w:r>
+      <w:r>
+        <w:fldChar w:fldCharType="begin"/>
+      </w:r>
+      <w:r>
+        <w:instrText xml:space="preserve"> REF Sts_ref_uapart13 \h \* MERGEFORMAT </w:instrText>
+      </w:r>
+      <w:r>
+        <w:fldChar w:fldCharType="separate"/>
+      </w:r>
+      <w:r>
+        <w:rPr/>
+        <w:t xml:space="preserve">OPC 10000-13</w:t>
+      </w:r>
+      <w:r>
+        <w:fldChar w:fldCharType="end"/>
+      </w:r>
+      <w:r>
+        <w:rPr/>
+        <w:t xml:space="preserve">) defines a series of standard aggregate functions that allow a </w:t>
       </w:r>
       <w:r>
         <w:rPr>
@@ -5589,12 +6209,12 @@
       <w:pPr>
         <w:pStyle w:val="Heading4"/>
       </w:pPr>
-      <w:bookmarkStart w:name="Sts_sec_4_3_4_2" w:id="56"/>
+      <w:bookmarkStart w:name="Sts_sec_4_3_4_2" w:id="60"/>
       <w:r>
         <w:rPr/>
         <w:t xml:space="preserve">Namespaces</w:t>
       </w:r>
-      <w:bookmarkEnd w:id="56"/>
+      <w:bookmarkEnd w:id="60"/>
     </w:p>
     <w:p>
       <w:pPr>
@@ -5903,12 +6523,12 @@
       <w:pPr>
         <w:pStyle w:val="Heading4"/>
       </w:pPr>
-      <w:bookmarkStart w:name="Sts_sec_4_3_4_3" w:id="57"/>
+      <w:bookmarkStart w:name="Sts_sec_4_3_4_3" w:id="61"/>
       <w:r>
         <w:rPr/>
         <w:t xml:space="preserve">Companion Specifications</w:t>
       </w:r>
-      <w:bookmarkEnd w:id="57"/>
+      <w:bookmarkEnd w:id="61"/>
     </w:p>
     <w:p>
       <w:pPr>
@@ -5956,7 +6576,27 @@
       </w:r>
       <w:r>
         <w:rPr/>
-        <w:t xml:space="preserve"> that represent the concepts used in the vertical market. &lt;xref ref-type="table" rid="tbl_1_example-objecttype-definition"&gt;Table 1&lt;/xref&gt; contains an example of an </w:t>
+        <w:t xml:space="preserve"> that represent the concepts used in the vertical market. </w:t>
+      </w:r>
+      <w:r>
+        <w:fldChar w:fldCharType="begin"/>
+      </w:r>
+      <w:r>
+        <w:instrText xml:space="preserve"> REF Sts_tbl_1 \h \* MERGEFORMAT </w:instrText>
+      </w:r>
+      <w:r>
+        <w:fldChar w:fldCharType="separate"/>
+      </w:r>
+      <w:r>
+        <w:rPr/>
+        <w:t xml:space="preserve">Table 1</w:t>
+      </w:r>
+      <w:r>
+        <w:fldChar w:fldCharType="end"/>
+      </w:r>
+      <w:r>
+        <w:rPr/>
+        <w:t xml:space="preserve"> contains an example of an </w:t>
       </w:r>
       <w:r>
         <w:rPr>
@@ -5973,7 +6613,7 @@
       <w:pPr>
         <w:pStyle w:val="TABLE-title"/>
       </w:pPr>
-      <w:bookmarkStart w:name="Sts_tbl_1" w:id="58"/>
+      <w:bookmarkStart w:name="Sts_tbl_1" w:id="62"/>
       <w:r>
         <w:t xml:space="preserve">Table </w:t>
       </w:r>
@@ -5993,7 +6633,7 @@
       <w:r>
         <w:fldChar w:fldCharType="end"/>
       </w:r>
-      <w:bookmarkEnd w:id="58"/>
+      <w:bookmarkEnd w:id="62"/>
       <w:r>
         <w:t xml:space="preserve"> – </w:t>
       </w:r>
@@ -6801,7 +7441,27 @@
       </w:r>
       <w:r>
         <w:rPr/>
-        <w:t xml:space="preserve"> is not defined if the cardinality is greater than 1. &lt;xref ref-type="fig" rid="fig_8_a-visual-representation-of-the-sample-objecttype"&gt;Figure 8&lt;/xref&gt; visually depicts the </w:t>
+        <w:t xml:space="preserve"> is not defined if the cardinality is greater than 1. </w:t>
+      </w:r>
+      <w:r>
+        <w:fldChar w:fldCharType="begin"/>
+      </w:r>
+      <w:r>
+        <w:instrText xml:space="preserve"> REF Sts_fig_8 \h \* MERGEFORMAT </w:instrText>
+      </w:r>
+      <w:r>
+        <w:fldChar w:fldCharType="separate"/>
+      </w:r>
+      <w:r>
+        <w:rPr/>
+        <w:t xml:space="preserve">Figure 8</w:t>
+      </w:r>
+      <w:r>
+        <w:fldChar w:fldCharType="end"/>
+      </w:r>
+      <w:r>
+        <w:rPr/>
+        <w:t xml:space="preserve"> visually depicts the </w:t>
       </w:r>
       <w:r>
         <w:rPr>
@@ -6811,7 +7471,27 @@
       </w:r>
       <w:r>
         <w:rPr/>
-        <w:t xml:space="preserve"> defined in &lt;xref ref-type="table" rid="tbl_1_example-objecttype-definition"&gt;Table 1&lt;/xref&gt; along with two instances of the </w:t>
+        <w:t xml:space="preserve"> defined in </w:t>
+      </w:r>
+      <w:r>
+        <w:fldChar w:fldCharType="begin"/>
+      </w:r>
+      <w:r>
+        <w:instrText xml:space="preserve"> REF Sts_tbl_1 \h \* MERGEFORMAT </w:instrText>
+      </w:r>
+      <w:r>
+        <w:fldChar w:fldCharType="separate"/>
+      </w:r>
+      <w:r>
+        <w:rPr/>
+        <w:t xml:space="preserve">Table 1</w:t>
+      </w:r>
+      <w:r>
+        <w:fldChar w:fldCharType="end"/>
+      </w:r>
+      <w:r>
+        <w:rPr/>
+        <w:t xml:space="preserve"> along with two instances of the </w:t>
       </w:r>
       <w:r>
         <w:rPr>
@@ -6845,7 +7525,7 @@
                     <pic:cNvPicPr/>
                   </pic:nvPicPr>
                   <pic:blipFill>
-                    <a:blip r:embed="Rd813def0e4924485"/>
+                    <a:blip r:embed="R17de109c8e8c4877"/>
                     <a:stretch>
                       <a:fillRect/>
                     </a:stretch>
@@ -6870,7 +7550,7 @@
       <w:pPr>
         <w:pStyle w:val="FIGURE-title"/>
       </w:pPr>
-      <w:bookmarkStart w:name="Sts_fig_8" w:id="59"/>
+      <w:bookmarkStart w:name="Sts_fig_8" w:id="63"/>
       <w:r>
         <w:t xml:space="preserve">Figure </w:t>
       </w:r>
@@ -6890,7 +7570,7 @@
       <w:r>
         <w:fldChar w:fldCharType="end"/>
       </w:r>
-      <w:bookmarkEnd w:id="59"/>
+      <w:bookmarkEnd w:id="63"/>
       <w:r>
         <w:t xml:space="preserve"> – </w:t>
       </w:r>
@@ -6903,12 +7583,12 @@
       <w:pPr>
         <w:pStyle w:val="Heading1"/>
       </w:pPr>
-      <w:bookmarkStart w:name="Sts_sec_5" w:id="60"/>
+      <w:bookmarkStart w:name="Sts_sec_5" w:id="64"/>
       <w:r>
         <w:rPr/>
         <w:t xml:space="preserve">Modelling Approach of PackML</w:t>
       </w:r>
-      <w:bookmarkEnd w:id="60"/>
+      <w:bookmarkEnd w:id="64"/>
     </w:p>
     <w:p>
       <w:pPr>
@@ -6998,12 +7678,12 @@
       <w:pPr>
         <w:pStyle w:val="Heading2"/>
       </w:pPr>
-      <w:bookmarkStart w:name="Sts_sec_5_1" w:id="61"/>
+      <w:bookmarkStart w:name="Sts_sec_5_1" w:id="65"/>
       <w:r>
         <w:rPr/>
         <w:t xml:space="preserve">OPC UA Notation</w:t>
       </w:r>
-      <w:bookmarkEnd w:id="61"/>
+      <w:bookmarkEnd w:id="65"/>
     </w:p>
     <w:p>
       <w:pPr>
@@ -7178,23 +7858,23 @@
       <w:pPr>
         <w:pStyle w:val="Heading1"/>
       </w:pPr>
-      <w:bookmarkStart w:name="Sts_sec_6" w:id="62"/>
+      <w:bookmarkStart w:name="Sts_sec_6" w:id="66"/>
       <w:r>
         <w:rPr/>
         <w:t xml:space="preserve">PackML Data Representation Model</w:t>
       </w:r>
-      <w:bookmarkEnd w:id="62"/>
+      <w:bookmarkEnd w:id="66"/>
     </w:p>
     <w:p>
       <w:pPr>
         <w:pStyle w:val="Heading2"/>
       </w:pPr>
-      <w:bookmarkStart w:name="Sts_sec_6_1" w:id="63"/>
+      <w:bookmarkStart w:name="Sts_sec_6_1" w:id="67"/>
       <w:r>
         <w:rPr/>
         <w:t xml:space="preserve">General</w:t>
       </w:r>
-      <w:bookmarkEnd w:id="63"/>
+      <w:bookmarkEnd w:id="67"/>
     </w:p>
     <w:p>
       <w:pPr>
@@ -7449,7 +8129,7 @@
                     <pic:cNvPicPr/>
                   </pic:nvPicPr>
                   <pic:blipFill>
-                    <a:blip r:embed="R9ceb4c443c08424c"/>
+                    <a:blip r:embed="R212b53170f78462b"/>
                     <a:stretch>
                       <a:fillRect/>
                     </a:stretch>
@@ -7474,7 +8154,7 @@
       <w:pPr>
         <w:pStyle w:val="FIGURE-title"/>
       </w:pPr>
-      <w:bookmarkStart w:name="Sts_fig_9" w:id="64"/>
+      <w:bookmarkStart w:name="Sts_fig_9" w:id="68"/>
       <w:r>
         <w:t xml:space="preserve">Figure </w:t>
       </w:r>
@@ -7494,7 +8174,7 @@
       <w:r>
         <w:fldChar w:fldCharType="end"/>
       </w:r>
-      <w:bookmarkEnd w:id="64"/>
+      <w:bookmarkEnd w:id="68"/>
       <w:r>
         <w:t xml:space="preserve"> – </w:t>
       </w:r>
@@ -7565,12 +8245,12 @@
       <w:pPr>
         <w:pStyle w:val="Heading2"/>
       </w:pPr>
-      <w:bookmarkStart w:name="Sts_sec_6_2" w:id="65"/>
+      <w:bookmarkStart w:name="Sts_sec_6_2" w:id="69"/>
       <w:r>
         <w:rPr/>
         <w:t xml:space="preserve">Instance AddressSpace</w:t>
       </w:r>
-      <w:bookmarkEnd w:id="65"/>
+      <w:bookmarkEnd w:id="69"/>
     </w:p>
     <w:p>
       <w:pPr>
@@ -7602,7 +8282,7 @@
                     <pic:cNvPicPr/>
                   </pic:nvPicPr>
                   <pic:blipFill>
-                    <a:blip r:embed="R7067108107914c3a"/>
+                    <a:blip r:embed="Rb180b7bca97f43bc"/>
                     <a:stretch>
                       <a:fillRect/>
                     </a:stretch>
@@ -7627,7 +8307,7 @@
       <w:pPr>
         <w:pStyle w:val="FIGURE-title"/>
       </w:pPr>
-      <w:bookmarkStart w:name="Sts_fig_10" w:id="66"/>
+      <w:bookmarkStart w:name="Sts_fig_10" w:id="70"/>
       <w:r>
         <w:t xml:space="preserve">Figure </w:t>
       </w:r>
@@ -7647,7 +8327,7 @@
       <w:r>
         <w:fldChar w:fldCharType="end"/>
       </w:r>
-      <w:bookmarkEnd w:id="66"/>
+      <w:bookmarkEnd w:id="70"/>
       <w:r>
         <w:t xml:space="preserve"> – </w:t>
       </w:r>
@@ -7738,7 +8418,7 @@
       <w:pPr>
         <w:pStyle w:val="TABLE-title"/>
       </w:pPr>
-      <w:bookmarkStart w:name="Sts_tbl_2" w:id="67"/>
+      <w:bookmarkStart w:name="Sts_tbl_2" w:id="71"/>
       <w:r>
         <w:t xml:space="preserve">Table </w:t>
       </w:r>
@@ -7758,7 +8438,7 @@
       <w:r>
         <w:fldChar w:fldCharType="end"/>
       </w:r>
-      <w:bookmarkEnd w:id="67"/>
+      <w:bookmarkEnd w:id="71"/>
       <w:r>
         <w:t xml:space="preserve"> – </w:t>
       </w:r>
@@ -8016,23 +8696,23 @@
       <w:pPr>
         <w:pStyle w:val="Heading2"/>
       </w:pPr>
-      <w:bookmarkStart w:name="Sts_sec_6_3" w:id="68"/>
+      <w:bookmarkStart w:name="Sts_sec_6_3" w:id="72"/>
       <w:r>
         <w:rPr/>
         <w:t xml:space="preserve">Objects and ObjectTypes</w:t>
       </w:r>
-      <w:bookmarkEnd w:id="68"/>
+      <w:bookmarkEnd w:id="72"/>
     </w:p>
     <w:p>
       <w:pPr>
         <w:pStyle w:val="Heading3"/>
       </w:pPr>
-      <w:bookmarkStart w:name="Sts_sec_6_3_1" w:id="69"/>
+      <w:bookmarkStart w:name="Sts_sec_6_3_1" w:id="73"/>
       <w:r>
         <w:rPr/>
         <w:t xml:space="preserve">Overview</w:t>
       </w:r>
-      <w:bookmarkEnd w:id="69"/>
+      <w:bookmarkEnd w:id="73"/>
     </w:p>
     <w:p>
       <w:pPr>
@@ -8087,12 +8767,12 @@
       <w:pPr>
         <w:pStyle w:val="Heading3"/>
       </w:pPr>
-      <w:bookmarkStart w:name="Sts_sec_6_3_2" w:id="70"/>
+      <w:bookmarkStart w:name="Sts_sec_6_3_2" w:id="74"/>
       <w:r>
         <w:rPr/>
         <w:t xml:space="preserve">PackMLBaseObjectType</w:t>
       </w:r>
-      <w:bookmarkEnd w:id="70"/>
+      <w:bookmarkEnd w:id="74"/>
     </w:p>
     <w:p>
       <w:pPr>
@@ -8134,7 +8814,7 @@
                     <pic:cNvPicPr/>
                   </pic:nvPicPr>
                   <pic:blipFill>
-                    <a:blip r:embed="R57d8d89d968646b3"/>
+                    <a:blip r:embed="Rbcd5b41e5af446b8"/>
                     <a:stretch>
                       <a:fillRect/>
                     </a:stretch>
@@ -8159,7 +8839,7 @@
       <w:pPr>
         <w:pStyle w:val="FIGURE-title"/>
       </w:pPr>
-      <w:bookmarkStart w:name="Sts_fig_11" w:id="71"/>
+      <w:bookmarkStart w:name="Sts_fig_11" w:id="75"/>
       <w:r>
         <w:t xml:space="preserve">Figure </w:t>
       </w:r>
@@ -8179,7 +8859,7 @@
       <w:r>
         <w:fldChar w:fldCharType="end"/>
       </w:r>
-      <w:bookmarkEnd w:id="71"/>
+      <w:bookmarkEnd w:id="75"/>
       <w:r>
         <w:t xml:space="preserve"> – </w:t>
       </w:r>
@@ -8211,7 +8891,7 @@
       <w:pPr>
         <w:pStyle w:val="TABLE-title"/>
       </w:pPr>
-      <w:bookmarkStart w:name="Sts_tbl_3" w:id="72"/>
+      <w:bookmarkStart w:name="Sts_tbl_3" w:id="76"/>
       <w:r>
         <w:t xml:space="preserve">Table </w:t>
       </w:r>
@@ -8231,7 +8911,7 @@
       <w:r>
         <w:fldChar w:fldCharType="end"/>
       </w:r>
-      <w:bookmarkEnd w:id="72"/>
+      <w:bookmarkEnd w:id="76"/>
       <w:r>
         <w:t xml:space="preserve"> – </w:t>
       </w:r>
@@ -9937,12 +10617,12 @@
       <w:pPr>
         <w:pStyle w:val="Heading3"/>
       </w:pPr>
-      <w:bookmarkStart w:name="Sts_sec_6_3_3" w:id="73"/>
+      <w:bookmarkStart w:name="Sts_sec_6_3_3" w:id="77"/>
       <w:r>
         <w:rPr/>
         <w:t xml:space="preserve">PackMLStatusObjectType</w:t>
       </w:r>
-      <w:bookmarkEnd w:id="73"/>
+      <w:bookmarkEnd w:id="77"/>
     </w:p>
     <w:p>
       <w:pPr>
@@ -9994,7 +10674,7 @@
                     <pic:cNvPicPr/>
                   </pic:nvPicPr>
                   <pic:blipFill>
-                    <a:blip r:embed="R4ff0b8a5b0894e81"/>
+                    <a:blip r:embed="Rfd7b9b14c71a49f2"/>
                     <a:stretch>
                       <a:fillRect/>
                     </a:stretch>
@@ -10019,7 +10699,7 @@
       <w:pPr>
         <w:pStyle w:val="FIGURE-title"/>
       </w:pPr>
-      <w:bookmarkStart w:name="Sts_fig_12" w:id="74"/>
+      <w:bookmarkStart w:name="Sts_fig_12" w:id="78"/>
       <w:r>
         <w:t xml:space="preserve">Figure </w:t>
       </w:r>
@@ -10039,7 +10719,7 @@
       <w:r>
         <w:fldChar w:fldCharType="end"/>
       </w:r>
-      <w:bookmarkEnd w:id="74"/>
+      <w:bookmarkEnd w:id="78"/>
       <w:r>
         <w:t xml:space="preserve"> – </w:t>
       </w:r>
@@ -10071,7 +10751,7 @@
       <w:pPr>
         <w:pStyle w:val="TABLE-title"/>
       </w:pPr>
-      <w:bookmarkStart w:name="Sts_tbl_4" w:id="75"/>
+      <w:bookmarkStart w:name="Sts_tbl_4" w:id="79"/>
       <w:r>
         <w:t xml:space="preserve">Table </w:t>
       </w:r>
@@ -10091,7 +10771,7 @@
       <w:r>
         <w:fldChar w:fldCharType="end"/>
       </w:r>
-      <w:bookmarkEnd w:id="75"/>
+      <w:bookmarkEnd w:id="79"/>
       <w:r>
         <w:t xml:space="preserve"> – </w:t>
       </w:r>
@@ -12413,12 +13093,12 @@
       <w:pPr>
         <w:pStyle w:val="Heading3"/>
       </w:pPr>
-      <w:bookmarkStart w:name="Sts_sec_6_3_4" w:id="76"/>
+      <w:bookmarkStart w:name="Sts_sec_6_3_4" w:id="80"/>
       <w:r>
         <w:rPr/>
         <w:t xml:space="preserve">PackMLAdminObjectType</w:t>
       </w:r>
-      <w:bookmarkEnd w:id="76"/>
+      <w:bookmarkEnd w:id="80"/>
     </w:p>
     <w:p>
       <w:pPr>
@@ -12470,7 +13150,7 @@
                     <pic:cNvPicPr/>
                   </pic:nvPicPr>
                   <pic:blipFill>
-                    <a:blip r:embed="Rd9f6ca79eacc44e3"/>
+                    <a:blip r:embed="R5ee044c1ab8348b0"/>
                     <a:stretch>
                       <a:fillRect/>
                     </a:stretch>
@@ -12495,7 +13175,7 @@
       <w:pPr>
         <w:pStyle w:val="FIGURE-title"/>
       </w:pPr>
-      <w:bookmarkStart w:name="Sts_fig_13" w:id="77"/>
+      <w:bookmarkStart w:name="Sts_fig_13" w:id="81"/>
       <w:r>
         <w:t xml:space="preserve">Figure </w:t>
       </w:r>
@@ -12515,7 +13195,7 @@
       <w:r>
         <w:fldChar w:fldCharType="end"/>
       </w:r>
-      <w:bookmarkEnd w:id="77"/>
+      <w:bookmarkEnd w:id="81"/>
       <w:r>
         <w:t xml:space="preserve"> – </w:t>
       </w:r>
@@ -12537,7 +13217,7 @@
       <w:pPr>
         <w:pStyle w:val="TABLE-title"/>
       </w:pPr>
-      <w:bookmarkStart w:name="Sts_tbl_5" w:id="78"/>
+      <w:bookmarkStart w:name="Sts_tbl_5" w:id="82"/>
       <w:r>
         <w:t xml:space="preserve">Table </w:t>
       </w:r>
@@ -12557,7 +13237,7 @@
       <w:r>
         <w:fldChar w:fldCharType="end"/>
       </w:r>
-      <w:bookmarkEnd w:id="78"/>
+      <w:bookmarkEnd w:id="82"/>
       <w:r>
         <w:t xml:space="preserve"> – </w:t>
       </w:r>
@@ -15150,12 +15830,12 @@
       <w:pPr>
         <w:pStyle w:val="Heading3"/>
       </w:pPr>
-      <w:bookmarkStart w:name="Sts_sec_6_3_5" w:id="79"/>
+      <w:bookmarkStart w:name="Sts_sec_6_3_5" w:id="83"/>
       <w:r>
         <w:rPr/>
         <w:t xml:space="preserve">StateMachines Overview</w:t>
       </w:r>
-      <w:bookmarkEnd w:id="79"/>
+      <w:bookmarkEnd w:id="83"/>
     </w:p>
     <w:p>
       <w:pPr>
@@ -15197,7 +15877,7 @@
                     <pic:cNvPicPr/>
                   </pic:nvPicPr>
                   <pic:blipFill>
-                    <a:blip r:embed="R0a1d1ce7202a4eea"/>
+                    <a:blip r:embed="R7134aa90fb244243"/>
                     <a:stretch>
                       <a:fillRect/>
                     </a:stretch>
@@ -15222,7 +15902,7 @@
       <w:pPr>
         <w:pStyle w:val="FIGURE-title"/>
       </w:pPr>
-      <w:bookmarkStart w:name="Sts_fig_14" w:id="80"/>
+      <w:bookmarkStart w:name="Sts_fig_14" w:id="84"/>
       <w:r>
         <w:t xml:space="preserve">Figure </w:t>
       </w:r>
@@ -15242,7 +15922,7 @@
       <w:r>
         <w:fldChar w:fldCharType="end"/>
       </w:r>
-      <w:bookmarkEnd w:id="80"/>
+      <w:bookmarkEnd w:id="84"/>
       <w:r>
         <w:t xml:space="preserve"> – </w:t>
       </w:r>
@@ -15557,7 +16237,7 @@
                     <pic:cNvPicPr/>
                   </pic:nvPicPr>
                   <pic:blipFill>
-                    <a:blip r:embed="Ra80514c5dd54475a"/>
+                    <a:blip r:embed="R040ed20906844676"/>
                     <a:stretch>
                       <a:fillRect/>
                     </a:stretch>
@@ -15582,7 +16262,7 @@
       <w:pPr>
         <w:pStyle w:val="FIGURE-title"/>
       </w:pPr>
-      <w:bookmarkStart w:name="Sts_fig_15" w:id="81"/>
+      <w:bookmarkStart w:name="Sts_fig_15" w:id="85"/>
       <w:r>
         <w:t xml:space="preserve">Figure </w:t>
       </w:r>
@@ -15602,7 +16282,7 @@
       <w:r>
         <w:fldChar w:fldCharType="end"/>
       </w:r>
-      <w:bookmarkEnd w:id="81"/>
+      <w:bookmarkEnd w:id="85"/>
       <w:r>
         <w:t xml:space="preserve"> – </w:t>
       </w:r>
@@ -15615,12 +16295,12 @@
       <w:pPr>
         <w:pStyle w:val="Heading3"/>
       </w:pPr>
-      <w:bookmarkStart w:name="Sts_sec_6_3_6" w:id="82"/>
+      <w:bookmarkStart w:name="Sts_sec_6_3_6" w:id="86"/>
       <w:r>
         <w:rPr/>
         <w:t xml:space="preserve">PackMLBaseStateMachineType</w:t>
       </w:r>
-      <w:bookmarkEnd w:id="82"/>
+      <w:bookmarkEnd w:id="86"/>
     </w:p>
     <w:p>
       <w:pPr>
@@ -15722,7 +16402,7 @@
                     <pic:cNvPicPr/>
                   </pic:nvPicPr>
                   <pic:blipFill>
-                    <a:blip r:embed="R87183dba2857425b"/>
+                    <a:blip r:embed="R2151a7cd47994147"/>
                     <a:stretch>
                       <a:fillRect/>
                     </a:stretch>
@@ -15747,7 +16427,7 @@
       <w:pPr>
         <w:pStyle w:val="FIGURE-title"/>
       </w:pPr>
-      <w:bookmarkStart w:name="Sts_fig_16" w:id="83"/>
+      <w:bookmarkStart w:name="Sts_fig_16" w:id="87"/>
       <w:r>
         <w:t xml:space="preserve">Figure </w:t>
       </w:r>
@@ -15767,7 +16447,7 @@
       <w:r>
         <w:fldChar w:fldCharType="end"/>
       </w:r>
-      <w:bookmarkEnd w:id="83"/>
+      <w:bookmarkEnd w:id="87"/>
       <w:r>
         <w:t xml:space="preserve"> – </w:t>
       </w:r>
@@ -15809,7 +16489,7 @@
       <w:pPr>
         <w:pStyle w:val="TABLE-title"/>
       </w:pPr>
-      <w:bookmarkStart w:name="Sts_tbl_6" w:id="84"/>
+      <w:bookmarkStart w:name="Sts_tbl_6" w:id="88"/>
       <w:r>
         <w:t xml:space="preserve">Table </w:t>
       </w:r>
@@ -15829,7 +16509,7 @@
       <w:r>
         <w:fldChar w:fldCharType="end"/>
       </w:r>
-      <w:bookmarkEnd w:id="84"/>
+      <w:bookmarkEnd w:id="88"/>
       <w:r>
         <w:t xml:space="preserve"> – </w:t>
       </w:r>
@@ -17282,7 +17962,7 @@
       <w:pPr>
         <w:pStyle w:val="TABLE-title"/>
       </w:pPr>
-      <w:bookmarkStart w:name="Sts_tbl_7" w:id="85"/>
+      <w:bookmarkStart w:name="Sts_tbl_7" w:id="89"/>
       <w:r>
         <w:t xml:space="preserve">Table </w:t>
       </w:r>
@@ -17302,7 +17982,7 @@
       <w:r>
         <w:fldChar w:fldCharType="end"/>
       </w:r>
-      <w:bookmarkEnd w:id="85"/>
+      <w:bookmarkEnd w:id="89"/>
       <w:r>
         <w:t xml:space="preserve"> – </w:t>
       </w:r>
@@ -17878,12 +18558,12 @@
       <w:pPr>
         <w:pStyle w:val="Heading3"/>
       </w:pPr>
-      <w:bookmarkStart w:name="Sts_sec_6_3_7" w:id="86"/>
+      <w:bookmarkStart w:name="Sts_sec_6_3_7" w:id="90"/>
       <w:r>
         <w:rPr/>
         <w:t xml:space="preserve">PackMLMachineStateMachineType</w:t>
       </w:r>
-      <w:bookmarkEnd w:id="86"/>
+      <w:bookmarkEnd w:id="90"/>
     </w:p>
     <w:p>
       <w:pPr>
@@ -17984,7 +18664,7 @@
                     <pic:cNvPicPr/>
                   </pic:nvPicPr>
                   <pic:blipFill>
-                    <a:blip r:embed="Rcdb7777ed5204c57"/>
+                    <a:blip r:embed="R358d96a410104dd9"/>
                     <a:stretch>
                       <a:fillRect/>
                     </a:stretch>
@@ -18009,7 +18689,7 @@
       <w:pPr>
         <w:pStyle w:val="FIGURE-title"/>
       </w:pPr>
-      <w:bookmarkStart w:name="Sts_fig_17" w:id="87"/>
+      <w:bookmarkStart w:name="Sts_fig_17" w:id="91"/>
       <w:r>
         <w:t xml:space="preserve">Figure </w:t>
       </w:r>
@@ -18029,7 +18709,7 @@
       <w:r>
         <w:fldChar w:fldCharType="end"/>
       </w:r>
-      <w:bookmarkEnd w:id="87"/>
+      <w:bookmarkEnd w:id="91"/>
       <w:r>
         <w:t xml:space="preserve"> – </w:t>
       </w:r>
@@ -18081,7 +18761,7 @@
       <w:pPr>
         <w:pStyle w:val="TABLE-title"/>
       </w:pPr>
-      <w:bookmarkStart w:name="Sts_tbl_8" w:id="88"/>
+      <w:bookmarkStart w:name="Sts_tbl_8" w:id="92"/>
       <w:r>
         <w:t xml:space="preserve">Table </w:t>
       </w:r>
@@ -18101,7 +18781,7 @@
       <w:r>
         <w:fldChar w:fldCharType="end"/>
       </w:r>
-      <w:bookmarkEnd w:id="88"/>
+      <w:bookmarkEnd w:id="92"/>
       <w:r>
         <w:t xml:space="preserve"> – </w:t>
       </w:r>
@@ -19691,7 +20371,7 @@
       <w:pPr>
         <w:pStyle w:val="TABLE-title"/>
       </w:pPr>
-      <w:bookmarkStart w:name="Sts_tbl_9" w:id="89"/>
+      <w:bookmarkStart w:name="Sts_tbl_9" w:id="93"/>
       <w:r>
         <w:t xml:space="preserve">Table </w:t>
       </w:r>
@@ -19711,7 +20391,7 @@
       <w:r>
         <w:fldChar w:fldCharType="end"/>
       </w:r>
-      <w:bookmarkEnd w:id="89"/>
+      <w:bookmarkEnd w:id="93"/>
       <w:r>
         <w:t xml:space="preserve"> – </w:t>
       </w:r>
@@ -20407,12 +21087,12 @@
       <w:pPr>
         <w:pStyle w:val="Heading3"/>
       </w:pPr>
-      <w:bookmarkStart w:name="Sts_sec_6_3_8" w:id="90"/>
+      <w:bookmarkStart w:name="Sts_sec_6_3_8" w:id="94"/>
       <w:r>
         <w:rPr/>
         <w:t xml:space="preserve">PackMLExecuteStateMachineType</w:t>
       </w:r>
-      <w:bookmarkEnd w:id="90"/>
+      <w:bookmarkEnd w:id="94"/>
     </w:p>
     <w:p>
       <w:pPr>
@@ -20494,7 +21174,7 @@
                     <pic:cNvPicPr/>
                   </pic:nvPicPr>
                   <pic:blipFill>
-                    <a:blip r:embed="R62d679e869b44478"/>
+                    <a:blip r:embed="R5c0506c2df264de2"/>
                     <a:stretch>
                       <a:fillRect/>
                     </a:stretch>
@@ -20519,7 +21199,7 @@
       <w:pPr>
         <w:pStyle w:val="FIGURE-title"/>
       </w:pPr>
-      <w:bookmarkStart w:name="Sts_fig_18" w:id="91"/>
+      <w:bookmarkStart w:name="Sts_fig_18" w:id="95"/>
       <w:r>
         <w:t xml:space="preserve">Figure </w:t>
       </w:r>
@@ -20539,7 +21219,7 @@
       <w:r>
         <w:fldChar w:fldCharType="end"/>
       </w:r>
-      <w:bookmarkEnd w:id="91"/>
+      <w:bookmarkEnd w:id="95"/>
       <w:r>
         <w:t xml:space="preserve"> – </w:t>
       </w:r>
@@ -20591,7 +21271,7 @@
       <w:pPr>
         <w:pStyle w:val="TABLE-title"/>
       </w:pPr>
-      <w:bookmarkStart w:name="Sts_tbl_10" w:id="92"/>
+      <w:bookmarkStart w:name="Sts_tbl_10" w:id="96"/>
       <w:r>
         <w:t xml:space="preserve">Table </w:t>
       </w:r>
@@ -20611,7 +21291,7 @@
       <w:r>
         <w:fldChar w:fldCharType="end"/>
       </w:r>
-      <w:bookmarkEnd w:id="92"/>
+      <w:bookmarkEnd w:id="96"/>
       <w:r>
         <w:t xml:space="preserve"> – </w:t>
       </w:r>
@@ -24765,7 +25445,7 @@
       <w:pPr>
         <w:pStyle w:val="TABLE-title"/>
       </w:pPr>
-      <w:bookmarkStart w:name="Sts_tbl_11" w:id="93"/>
+      <w:bookmarkStart w:name="Sts_tbl_11" w:id="97"/>
       <w:r>
         <w:t xml:space="preserve">Table </w:t>
       </w:r>
@@ -24785,7 +25465,7 @@
       <w:r>
         <w:fldChar w:fldCharType="end"/>
       </w:r>
-      <w:bookmarkEnd w:id="93"/>
+      <w:bookmarkEnd w:id="97"/>
       <w:r>
         <w:t xml:space="preserve"> – </w:t>
       </w:r>
@@ -27870,12 +28550,12 @@
       <w:pPr>
         <w:pStyle w:val="Heading2"/>
       </w:pPr>
-      <w:bookmarkStart w:name="Sts_sec_6_4" w:id="94"/>
+      <w:bookmarkStart w:name="Sts_sec_6_4" w:id="98"/>
       <w:r>
         <w:rPr/>
         <w:t xml:space="preserve">Variables and VariableTypes</w:t>
       </w:r>
-      <w:bookmarkEnd w:id="94"/>
+      <w:bookmarkEnd w:id="98"/>
     </w:p>
     <w:p>
       <w:pPr>
@@ -27890,23 +28570,23 @@
       <w:pPr>
         <w:pStyle w:val="Heading2"/>
       </w:pPr>
-      <w:bookmarkStart w:name="Sts_sec_6_5" w:id="95"/>
+      <w:bookmarkStart w:name="Sts_sec_6_5" w:id="99"/>
       <w:r>
         <w:rPr/>
         <w:t xml:space="preserve">DataTypes</w:t>
       </w:r>
-      <w:bookmarkEnd w:id="95"/>
+      <w:bookmarkEnd w:id="99"/>
     </w:p>
     <w:p>
       <w:pPr>
         <w:pStyle w:val="Heading3"/>
       </w:pPr>
-      <w:bookmarkStart w:name="Sts_sec_6_5_1" w:id="96"/>
+      <w:bookmarkStart w:name="Sts_sec_6_5_1" w:id="100"/>
       <w:r>
         <w:rPr/>
         <w:t xml:space="preserve">Overview</w:t>
       </w:r>
-      <w:bookmarkEnd w:id="96"/>
+      <w:bookmarkEnd w:id="100"/>
     </w:p>
     <w:p>
       <w:pPr>
@@ -27921,12 +28601,12 @@
       <w:pPr>
         <w:pStyle w:val="Heading3"/>
       </w:pPr>
-      <w:bookmarkStart w:name="Sts_sec_6_5_2" w:id="97"/>
+      <w:bookmarkStart w:name="Sts_sec_6_5_2" w:id="101"/>
       <w:r>
         <w:rPr/>
         <w:t xml:space="preserve">ProductionMaintenanceModeEnum</w:t>
       </w:r>
-      <w:bookmarkEnd w:id="97"/>
+      <w:bookmarkEnd w:id="101"/>
     </w:p>
     <w:p>
       <w:pPr>
@@ -27971,7 +28651,7 @@
       <w:pPr>
         <w:pStyle w:val="TABLE-title"/>
       </w:pPr>
-      <w:bookmarkStart w:name="Sts_tbl_12" w:id="98"/>
+      <w:bookmarkStart w:name="Sts_tbl_12" w:id="102"/>
       <w:r>
         <w:t xml:space="preserve">Table </w:t>
       </w:r>
@@ -27991,7 +28671,7 @@
       <w:r>
         <w:fldChar w:fldCharType="end"/>
       </w:r>
-      <w:bookmarkEnd w:id="98"/>
+      <w:bookmarkEnd w:id="102"/>
       <w:r>
         <w:t xml:space="preserve"> – </w:t>
       </w:r>
@@ -28298,12 +28978,12 @@
       <w:pPr>
         <w:pStyle w:val="Heading3"/>
       </w:pPr>
-      <w:bookmarkStart w:name="Sts_sec_6_5_3" w:id="99"/>
+      <w:bookmarkStart w:name="Sts_sec_6_5_3" w:id="103"/>
       <w:r>
         <w:rPr/>
         <w:t xml:space="preserve">PackMLCountDataType</w:t>
       </w:r>
-      <w:bookmarkEnd w:id="99"/>
+      <w:bookmarkEnd w:id="103"/>
     </w:p>
     <w:p>
       <w:pPr>
@@ -28328,7 +29008,7 @@
       <w:pPr>
         <w:pStyle w:val="TABLE-title"/>
       </w:pPr>
-      <w:bookmarkStart w:name="Sts_tbl_13" w:id="100"/>
+      <w:bookmarkStart w:name="Sts_tbl_13" w:id="104"/>
       <w:r>
         <w:t xml:space="preserve">Table </w:t>
       </w:r>
@@ -28348,7 +29028,7 @@
       <w:r>
         <w:fldChar w:fldCharType="end"/>
       </w:r>
-      <w:bookmarkEnd w:id="100"/>
+      <w:bookmarkEnd w:id="104"/>
       <w:r>
         <w:t xml:space="preserve"> – </w:t>
       </w:r>
@@ -28699,12 +29379,12 @@
       <w:pPr>
         <w:pStyle w:val="Heading3"/>
       </w:pPr>
-      <w:bookmarkStart w:name="Sts_sec_6_5_4" w:id="101"/>
+      <w:bookmarkStart w:name="Sts_sec_6_5_4" w:id="105"/>
       <w:r>
         <w:rPr/>
         <w:t xml:space="preserve">PackMLDescriptorDataType</w:t>
       </w:r>
-      <w:bookmarkEnd w:id="101"/>
+      <w:bookmarkEnd w:id="105"/>
     </w:p>
     <w:p>
       <w:pPr>
@@ -28739,7 +29419,7 @@
       <w:pPr>
         <w:pStyle w:val="TABLE-title"/>
       </w:pPr>
-      <w:bookmarkStart w:name="Sts_tbl_14" w:id="102"/>
+      <w:bookmarkStart w:name="Sts_tbl_14" w:id="106"/>
       <w:r>
         <w:t xml:space="preserve">Table </w:t>
       </w:r>
@@ -28759,7 +29439,7 @@
       <w:r>
         <w:fldChar w:fldCharType="end"/>
       </w:r>
-      <w:bookmarkEnd w:id="102"/>
+      <w:bookmarkEnd w:id="106"/>
       <w:r>
         <w:t xml:space="preserve"> – </w:t>
       </w:r>
@@ -29063,12 +29743,12 @@
       <w:pPr>
         <w:pStyle w:val="Heading3"/>
       </w:pPr>
-      <w:bookmarkStart w:name="Sts_sec_6_5_5" w:id="103"/>
+      <w:bookmarkStart w:name="Sts_sec_6_5_5" w:id="107"/>
       <w:r>
         <w:rPr/>
         <w:t xml:space="preserve">PackMLIngredientsDataType</w:t>
       </w:r>
-      <w:bookmarkEnd w:id="103"/>
+      <w:bookmarkEnd w:id="107"/>
     </w:p>
     <w:p>
       <w:pPr>
@@ -29103,7 +29783,7 @@
       <w:pPr>
         <w:pStyle w:val="TABLE-title"/>
       </w:pPr>
-      <w:bookmarkStart w:name="Sts_tbl_15" w:id="104"/>
+      <w:bookmarkStart w:name="Sts_tbl_15" w:id="108"/>
       <w:r>
         <w:t xml:space="preserve">Table </w:t>
       </w:r>
@@ -29123,7 +29803,7 @@
       <w:r>
         <w:fldChar w:fldCharType="end"/>
       </w:r>
-      <w:bookmarkEnd w:id="104"/>
+      <w:bookmarkEnd w:id="108"/>
       <w:r>
         <w:t xml:space="preserve"> – </w:t>
       </w:r>
@@ -29333,12 +30013,12 @@
       <w:pPr>
         <w:pStyle w:val="Heading3"/>
       </w:pPr>
-      <w:bookmarkStart w:name="Sts_sec_6_5_6" w:id="105"/>
+      <w:bookmarkStart w:name="Sts_sec_6_5_6" w:id="109"/>
       <w:r>
         <w:rPr/>
         <w:t xml:space="preserve">PackMLProductDataType</w:t>
       </w:r>
-      <w:bookmarkEnd w:id="105"/>
+      <w:bookmarkEnd w:id="109"/>
     </w:p>
     <w:p>
       <w:pPr>
@@ -29373,7 +30053,7 @@
       <w:pPr>
         <w:pStyle w:val="TABLE-title"/>
       </w:pPr>
-      <w:bookmarkStart w:name="Sts_tbl_16" w:id="106"/>
+      <w:bookmarkStart w:name="Sts_tbl_16" w:id="110"/>
       <w:r>
         <w:t xml:space="preserve">Table </w:t>
       </w:r>
@@ -29393,7 +30073,7 @@
       <w:r>
         <w:fldChar w:fldCharType="end"/>
       </w:r>
-      <w:bookmarkEnd w:id="106"/>
+      <w:bookmarkEnd w:id="110"/>
       <w:r>
         <w:t xml:space="preserve"> – </w:t>
       </w:r>
@@ -29650,12 +30330,12 @@
       <w:pPr>
         <w:pStyle w:val="Heading3"/>
       </w:pPr>
-      <w:bookmarkStart w:name="Sts_sec_6_5_7" w:id="107"/>
+      <w:bookmarkStart w:name="Sts_sec_6_5_7" w:id="111"/>
       <w:r>
         <w:rPr/>
         <w:t xml:space="preserve">PackMLRemoteInterfaceDataType</w:t>
       </w:r>
-      <w:bookmarkEnd w:id="107"/>
+      <w:bookmarkEnd w:id="111"/>
     </w:p>
     <w:p>
       <w:pPr>
@@ -29690,7 +30370,7 @@
       <w:pPr>
         <w:pStyle w:val="TABLE-title"/>
       </w:pPr>
-      <w:bookmarkStart w:name="Sts_tbl_17" w:id="108"/>
+      <w:bookmarkStart w:name="Sts_tbl_17" w:id="112"/>
       <w:r>
         <w:t xml:space="preserve">Table </w:t>
       </w:r>
@@ -29710,7 +30390,7 @@
       <w:r>
         <w:fldChar w:fldCharType="end"/>
       </w:r>
-      <w:bookmarkEnd w:id="108"/>
+      <w:bookmarkEnd w:id="112"/>
       <w:r>
         <w:t xml:space="preserve"> – </w:t>
       </w:r>
@@ -30078,23 +30758,23 @@
       <w:pPr>
         <w:pStyle w:val="Heading2"/>
       </w:pPr>
-      <w:bookmarkStart w:name="Sts_sec_6_6" w:id="109"/>
+      <w:bookmarkStart w:name="Sts_sec_6_6" w:id="113"/>
       <w:r>
         <w:rPr/>
         <w:t xml:space="preserve">ReferenceTypes</w:t>
       </w:r>
-      <w:bookmarkEnd w:id="109"/>
+      <w:bookmarkEnd w:id="113"/>
     </w:p>
     <w:p>
       <w:pPr>
         <w:pStyle w:val="Heading3"/>
       </w:pPr>
-      <w:bookmarkStart w:name="Sts_sec_6_6_1" w:id="110"/>
+      <w:bookmarkStart w:name="Sts_sec_6_6_1" w:id="114"/>
       <w:r>
         <w:rPr/>
         <w:t xml:space="preserve">HasInterlock</w:t>
       </w:r>
-      <w:bookmarkEnd w:id="110"/>
+      <w:bookmarkEnd w:id="114"/>
     </w:p>
     <w:p>
       <w:pPr>
@@ -30109,7 +30789,7 @@
       <w:pPr>
         <w:pStyle w:val="TABLE-title"/>
       </w:pPr>
-      <w:bookmarkStart w:name="Sts_tbl_18" w:id="111"/>
+      <w:bookmarkStart w:name="Sts_tbl_18" w:id="115"/>
       <w:r>
         <w:t xml:space="preserve">Table </w:t>
       </w:r>
@@ -30129,7 +30809,7 @@
       <w:r>
         <w:fldChar w:fldCharType="end"/>
       </w:r>
-      <w:bookmarkEnd w:id="111"/>
+      <w:bookmarkEnd w:id="115"/>
       <w:r>
         <w:t xml:space="preserve"> – </w:t>
       </w:r>
@@ -30440,12 +31120,12 @@
       <w:pPr>
         <w:pStyle w:val="Heading3"/>
       </w:pPr>
-      <w:bookmarkStart w:name="Sts_sec_6_6_2" w:id="112"/>
+      <w:bookmarkStart w:name="Sts_sec_6_6_2" w:id="116"/>
       <w:r>
         <w:rPr/>
         <w:t xml:space="preserve">HasAlarm</w:t>
       </w:r>
-      <w:bookmarkEnd w:id="112"/>
+      <w:bookmarkEnd w:id="116"/>
     </w:p>
     <w:p>
       <w:pPr>
@@ -30460,7 +31140,7 @@
       <w:pPr>
         <w:pStyle w:val="TABLE-title"/>
       </w:pPr>
-      <w:bookmarkStart w:name="Sts_tbl_19" w:id="113"/>
+      <w:bookmarkStart w:name="Sts_tbl_19" w:id="117"/>
       <w:r>
         <w:t xml:space="preserve">Table </w:t>
       </w:r>
@@ -30480,7 +31160,7 @@
       <w:r>
         <w:fldChar w:fldCharType="end"/>
       </w:r>
-      <w:bookmarkEnd w:id="113"/>
+      <w:bookmarkEnd w:id="117"/>
       <w:r>
         <w:t xml:space="preserve"> – </w:t>
       </w:r>
@@ -30791,12 +31471,12 @@
       <w:pPr>
         <w:pStyle w:val="Heading3"/>
       </w:pPr>
-      <w:bookmarkStart w:name="Sts_sec_6_6_3" w:id="114"/>
+      <w:bookmarkStart w:name="Sts_sec_6_6_3" w:id="118"/>
       <w:r>
         <w:rPr/>
         <w:t xml:space="preserve">HasAlarmHistory</w:t>
       </w:r>
-      <w:bookmarkEnd w:id="114"/>
+      <w:bookmarkEnd w:id="118"/>
     </w:p>
     <w:p>
       <w:pPr>
@@ -30811,7 +31491,7 @@
       <w:pPr>
         <w:pStyle w:val="TABLE-title"/>
       </w:pPr>
-      <w:bookmarkStart w:name="Sts_tbl_20" w:id="115"/>
+      <w:bookmarkStart w:name="Sts_tbl_20" w:id="119"/>
       <w:r>
         <w:t xml:space="preserve">Table </w:t>
       </w:r>
@@ -30831,7 +31511,7 @@
       <w:r>
         <w:fldChar w:fldCharType="end"/>
       </w:r>
-      <w:bookmarkEnd w:id="115"/>
+      <w:bookmarkEnd w:id="119"/>
       <w:r>
         <w:t xml:space="preserve"> – </w:t>
       </w:r>
@@ -31142,12 +31822,12 @@
       <w:pPr>
         <w:pStyle w:val="Heading3"/>
       </w:pPr>
-      <w:bookmarkStart w:name="Sts_sec_6_6_4" w:id="116"/>
+      <w:bookmarkStart w:name="Sts_sec_6_6_4" w:id="120"/>
       <w:r>
         <w:rPr/>
         <w:t xml:space="preserve">HasWarning</w:t>
       </w:r>
-      <w:bookmarkEnd w:id="116"/>
+      <w:bookmarkEnd w:id="120"/>
     </w:p>
     <w:p>
       <w:pPr>
@@ -31162,7 +31842,7 @@
       <w:pPr>
         <w:pStyle w:val="TABLE-title"/>
       </w:pPr>
-      <w:bookmarkStart w:name="Sts_tbl_21" w:id="117"/>
+      <w:bookmarkStart w:name="Sts_tbl_21" w:id="121"/>
       <w:r>
         <w:t xml:space="preserve">Table </w:t>
       </w:r>
@@ -31182,7 +31862,7 @@
       <w:r>
         <w:fldChar w:fldCharType="end"/>
       </w:r>
-      <w:bookmarkEnd w:id="117"/>
+      <w:bookmarkEnd w:id="121"/>
       <w:r>
         <w:t xml:space="preserve"> – </w:t>
       </w:r>
@@ -31493,12 +32173,12 @@
       <w:pPr>
         <w:pStyle w:val="Heading3"/>
       </w:pPr>
-      <w:bookmarkStart w:name="Sts_sec_6_6_5" w:id="118"/>
+      <w:bookmarkStart w:name="Sts_sec_6_6_5" w:id="122"/>
       <w:r>
         <w:rPr/>
         <w:t xml:space="preserve">HasStopReason</w:t>
       </w:r>
-      <w:bookmarkEnd w:id="118"/>
+      <w:bookmarkEnd w:id="122"/>
     </w:p>
     <w:p>
       <w:pPr>
@@ -31513,7 +32193,7 @@
       <w:pPr>
         <w:pStyle w:val="TABLE-title"/>
       </w:pPr>
-      <w:bookmarkStart w:name="Sts_tbl_22" w:id="119"/>
+      <w:bookmarkStart w:name="Sts_tbl_22" w:id="123"/>
       <w:r>
         <w:t xml:space="preserve">Table </w:t>
       </w:r>
@@ -31533,7 +32213,7 @@
       <w:r>
         <w:fldChar w:fldCharType="end"/>
       </w:r>
-      <w:bookmarkEnd w:id="119"/>
+      <w:bookmarkEnd w:id="123"/>
       <w:r>
         <w:t xml:space="preserve"> – </w:t>
       </w:r>
@@ -31844,23 +32524,23 @@
       <w:pPr>
         <w:pStyle w:val="Heading2"/>
       </w:pPr>
-      <w:bookmarkStart w:name="Sts_sec_6_7" w:id="120"/>
+      <w:bookmarkStart w:name="Sts_sec_6_7" w:id="124"/>
       <w:r>
         <w:rPr/>
         <w:t xml:space="preserve">Methods</w:t>
       </w:r>
-      <w:bookmarkEnd w:id="120"/>
+      <w:bookmarkEnd w:id="124"/>
     </w:p>
     <w:p>
       <w:pPr>
         <w:pStyle w:val="Heading3"/>
       </w:pPr>
-      <w:bookmarkStart w:name="Sts_sec_6_7_1" w:id="121"/>
+      <w:bookmarkStart w:name="Sts_sec_6_7_1" w:id="125"/>
       <w:r>
         <w:rPr/>
         <w:t xml:space="preserve">Overview</w:t>
       </w:r>
-      <w:bookmarkEnd w:id="121"/>
+      <w:bookmarkEnd w:id="125"/>
     </w:p>
     <w:p>
       <w:pPr>
@@ -31875,12 +32555,12 @@
       <w:pPr>
         <w:pStyle w:val="Heading3"/>
       </w:pPr>
-      <w:bookmarkStart w:name="Sts_sec_6_7_2" w:id="122"/>
+      <w:bookmarkStart w:name="Sts_sec_6_7_2" w:id="126"/>
       <w:r>
         <w:rPr/>
         <w:t xml:space="preserve">SetUnitMode Method</w:t>
       </w:r>
-      <w:bookmarkEnd w:id="122"/>
+      <w:bookmarkEnd w:id="126"/>
     </w:p>
     <w:p>
       <w:pPr>
@@ -31952,7 +32632,7 @@
       <w:pPr>
         <w:pStyle w:val="TABLE-title"/>
       </w:pPr>
-      <w:bookmarkStart w:name="Sts_tbl_23" w:id="123"/>
+      <w:bookmarkStart w:name="Sts_tbl_23" w:id="127"/>
       <w:r>
         <w:t xml:space="preserve">Table </w:t>
       </w:r>
@@ -31972,7 +32652,7 @@
       <w:r>
         <w:fldChar w:fldCharType="end"/>
       </w:r>
-      <w:bookmarkEnd w:id="123"/>
+      <w:bookmarkEnd w:id="127"/>
       <w:r>
         <w:t xml:space="preserve"> – </w:t>
       </w:r>
@@ -32079,7 +32759,7 @@
       <w:pPr>
         <w:pStyle w:val="TABLE-title"/>
       </w:pPr>
-      <w:bookmarkStart w:name="Sts_tbl_24" w:id="124"/>
+      <w:bookmarkStart w:name="Sts_tbl_24" w:id="128"/>
       <w:r>
         <w:t xml:space="preserve">Table </w:t>
       </w:r>
@@ -32099,7 +32779,7 @@
       <w:r>
         <w:fldChar w:fldCharType="end"/>
       </w:r>
-      <w:bookmarkEnd w:id="124"/>
+      <w:bookmarkEnd w:id="128"/>
       <w:r>
         <w:t xml:space="preserve"> – </w:t>
       </w:r>
@@ -32630,7 +33310,7 @@
       <w:pPr>
         <w:pStyle w:val="TABLE-title"/>
       </w:pPr>
-      <w:bookmarkStart w:name="Sts_tbl_25" w:id="125"/>
+      <w:bookmarkStart w:name="Sts_tbl_25" w:id="129"/>
       <w:r>
         <w:t xml:space="preserve">Table </w:t>
       </w:r>
@@ -32650,7 +33330,7 @@
       <w:r>
         <w:fldChar w:fldCharType="end"/>
       </w:r>
-      <w:bookmarkEnd w:id="125"/>
+      <w:bookmarkEnd w:id="129"/>
       <w:r>
         <w:t xml:space="preserve"> – </w:t>
       </w:r>
@@ -32938,12 +33618,12 @@
       <w:pPr>
         <w:pStyle w:val="Heading3"/>
       </w:pPr>
-      <w:bookmarkStart w:name="Sts_sec_6_7_3" w:id="126"/>
+      <w:bookmarkStart w:name="Sts_sec_6_7_3" w:id="130"/>
       <w:r>
         <w:rPr/>
         <w:t xml:space="preserve">SetMachSpeed Method</w:t>
       </w:r>
-      <w:bookmarkEnd w:id="126"/>
+      <w:bookmarkEnd w:id="130"/>
     </w:p>
     <w:p>
       <w:pPr>
@@ -33015,7 +33695,7 @@
       <w:pPr>
         <w:pStyle w:val="TABLE-title"/>
       </w:pPr>
-      <w:bookmarkStart w:name="Sts_tbl_26" w:id="127"/>
+      <w:bookmarkStart w:name="Sts_tbl_26" w:id="131"/>
       <w:r>
         <w:t xml:space="preserve">Table </w:t>
       </w:r>
@@ -33035,7 +33715,7 @@
       <w:r>
         <w:fldChar w:fldCharType="end"/>
       </w:r>
-      <w:bookmarkEnd w:id="127"/>
+      <w:bookmarkEnd w:id="131"/>
       <w:r>
         <w:t xml:space="preserve"> – </w:t>
       </w:r>
@@ -33156,7 +33836,7 @@
       <w:pPr>
         <w:pStyle w:val="TABLE-title"/>
       </w:pPr>
-      <w:bookmarkStart w:name="Sts_tbl_27" w:id="128"/>
+      <w:bookmarkStart w:name="Sts_tbl_27" w:id="132"/>
       <w:r>
         <w:t xml:space="preserve">Table </w:t>
       </w:r>
@@ -33176,7 +33856,7 @@
       <w:r>
         <w:fldChar w:fldCharType="end"/>
       </w:r>
-      <w:bookmarkEnd w:id="128"/>
+      <w:bookmarkEnd w:id="132"/>
       <w:r>
         <w:t xml:space="preserve"> – </w:t>
       </w:r>
@@ -33707,7 +34387,7 @@
       <w:pPr>
         <w:pStyle w:val="TABLE-title"/>
       </w:pPr>
-      <w:bookmarkStart w:name="Sts_tbl_28" w:id="129"/>
+      <w:bookmarkStart w:name="Sts_tbl_28" w:id="133"/>
       <w:r>
         <w:t xml:space="preserve">Table </w:t>
       </w:r>
@@ -33727,7 +34407,7 @@
       <w:r>
         <w:fldChar w:fldCharType="end"/>
       </w:r>
-      <w:bookmarkEnd w:id="129"/>
+      <w:bookmarkEnd w:id="133"/>
       <w:r>
         <w:t xml:space="preserve"> – </w:t>
       </w:r>
@@ -34015,12 +34695,12 @@
       <w:pPr>
         <w:pStyle w:val="Heading3"/>
       </w:pPr>
-      <w:bookmarkStart w:name="Sts_sec_6_7_4" w:id="130"/>
+      <w:bookmarkStart w:name="Sts_sec_6_7_4" w:id="134"/>
       <w:r>
         <w:rPr/>
         <w:t xml:space="preserve">SetProduct Method</w:t>
       </w:r>
-      <w:bookmarkEnd w:id="130"/>
+      <w:bookmarkEnd w:id="134"/>
     </w:p>
     <w:p>
       <w:pPr>
@@ -34092,7 +34772,7 @@
       <w:pPr>
         <w:pStyle w:val="TABLE-title"/>
       </w:pPr>
-      <w:bookmarkStart w:name="Sts_tbl_29" w:id="131"/>
+      <w:bookmarkStart w:name="Sts_tbl_29" w:id="135"/>
       <w:r>
         <w:t xml:space="preserve">Table </w:t>
       </w:r>
@@ -34112,7 +34792,7 @@
       <w:r>
         <w:fldChar w:fldCharType="end"/>
       </w:r>
-      <w:bookmarkEnd w:id="131"/>
+      <w:bookmarkEnd w:id="135"/>
       <w:r>
         <w:t xml:space="preserve"> – </w:t>
       </w:r>
@@ -34233,7 +34913,7 @@
       <w:pPr>
         <w:pStyle w:val="TABLE-title"/>
       </w:pPr>
-      <w:bookmarkStart w:name="Sts_tbl_30" w:id="132"/>
+      <w:bookmarkStart w:name="Sts_tbl_30" w:id="136"/>
       <w:r>
         <w:t xml:space="preserve">Table </w:t>
       </w:r>
@@ -34253,7 +34933,7 @@
       <w:r>
         <w:fldChar w:fldCharType="end"/>
       </w:r>
-      <w:bookmarkEnd w:id="132"/>
+      <w:bookmarkEnd w:id="136"/>
       <w:r>
         <w:t xml:space="preserve"> – </w:t>
       </w:r>
@@ -34784,7 +35464,7 @@
       <w:pPr>
         <w:pStyle w:val="TABLE-title"/>
       </w:pPr>
-      <w:bookmarkStart w:name="Sts_tbl_31" w:id="133"/>
+      <w:bookmarkStart w:name="Sts_tbl_31" w:id="137"/>
       <w:r>
         <w:t xml:space="preserve">Table </w:t>
       </w:r>
@@ -34804,7 +35484,7 @@
       <w:r>
         <w:fldChar w:fldCharType="end"/>
       </w:r>
-      <w:bookmarkEnd w:id="133"/>
+      <w:bookmarkEnd w:id="137"/>
       <w:r>
         <w:t xml:space="preserve"> – </w:t>
       </w:r>
@@ -35092,12 +35772,12 @@
       <w:pPr>
         <w:pStyle w:val="Heading3"/>
       </w:pPr>
-      <w:bookmarkStart w:name="Sts_sec_6_7_5" w:id="134"/>
+      <w:bookmarkStart w:name="Sts_sec_6_7_5" w:id="138"/>
       <w:r>
         <w:rPr/>
         <w:t xml:space="preserve">Abort Method</w:t>
       </w:r>
-      <w:bookmarkEnd w:id="134"/>
+      <w:bookmarkEnd w:id="138"/>
     </w:p>
     <w:p>
       <w:pPr>
@@ -35184,7 +35864,7 @@
       <w:pPr>
         <w:pStyle w:val="TABLE-title"/>
       </w:pPr>
-      <w:bookmarkStart w:name="Sts_tbl_32" w:id="135"/>
+      <w:bookmarkStart w:name="Sts_tbl_32" w:id="139"/>
       <w:r>
         <w:t xml:space="preserve">Table </w:t>
       </w:r>
@@ -35204,7 +35884,7 @@
       <w:r>
         <w:fldChar w:fldCharType="end"/>
       </w:r>
-      <w:bookmarkEnd w:id="135"/>
+      <w:bookmarkEnd w:id="139"/>
       <w:r>
         <w:t xml:space="preserve"> – </w:t>
       </w:r>
@@ -35531,7 +36211,7 @@
       <w:pPr>
         <w:pStyle w:val="TABLE-title"/>
       </w:pPr>
-      <w:bookmarkStart w:name="Sts_tbl_33" w:id="136"/>
+      <w:bookmarkStart w:name="Sts_tbl_33" w:id="140"/>
       <w:r>
         <w:t xml:space="preserve">Table </w:t>
       </w:r>
@@ -35551,7 +36231,7 @@
       <w:r>
         <w:fldChar w:fldCharType="end"/>
       </w:r>
-      <w:bookmarkEnd w:id="136"/>
+      <w:bookmarkEnd w:id="140"/>
       <w:r>
         <w:t xml:space="preserve"> – </w:t>
       </w:r>
@@ -35761,12 +36441,12 @@
       <w:pPr>
         <w:pStyle w:val="Heading3"/>
       </w:pPr>
-      <w:bookmarkStart w:name="Sts_sec_6_7_6" w:id="137"/>
+      <w:bookmarkStart w:name="Sts_sec_6_7_6" w:id="141"/>
       <w:r>
         <w:rPr/>
         <w:t xml:space="preserve">Clear Method</w:t>
       </w:r>
-      <w:bookmarkEnd w:id="137"/>
+      <w:bookmarkEnd w:id="141"/>
     </w:p>
     <w:p>
       <w:pPr>
@@ -35853,7 +36533,7 @@
       <w:pPr>
         <w:pStyle w:val="TABLE-title"/>
       </w:pPr>
-      <w:bookmarkStart w:name="Sts_tbl_34" w:id="138"/>
+      <w:bookmarkStart w:name="Sts_tbl_34" w:id="142"/>
       <w:r>
         <w:t xml:space="preserve">Table </w:t>
       </w:r>
@@ -35873,7 +36553,7 @@
       <w:r>
         <w:fldChar w:fldCharType="end"/>
       </w:r>
-      <w:bookmarkEnd w:id="138"/>
+      <w:bookmarkEnd w:id="142"/>
       <w:r>
         <w:t xml:space="preserve"> – </w:t>
       </w:r>
@@ -36200,7 +36880,7 @@
       <w:pPr>
         <w:pStyle w:val="TABLE-title"/>
       </w:pPr>
-      <w:bookmarkStart w:name="Sts_tbl_35" w:id="139"/>
+      <w:bookmarkStart w:name="Sts_tbl_35" w:id="143"/>
       <w:r>
         <w:t xml:space="preserve">Table </w:t>
       </w:r>
@@ -36220,7 +36900,7 @@
       <w:r>
         <w:fldChar w:fldCharType="end"/>
       </w:r>
-      <w:bookmarkEnd w:id="139"/>
+      <w:bookmarkEnd w:id="143"/>
       <w:r>
         <w:t xml:space="preserve"> – </w:t>
       </w:r>
@@ -36430,12 +37110,12 @@
       <w:pPr>
         <w:pStyle w:val="Heading3"/>
       </w:pPr>
-      <w:bookmarkStart w:name="Sts_sec_6_7_7" w:id="140"/>
+      <w:bookmarkStart w:name="Sts_sec_6_7_7" w:id="144"/>
       <w:r>
         <w:rPr/>
         <w:t xml:space="preserve">Stop Method</w:t>
       </w:r>
-      <w:bookmarkEnd w:id="140"/>
+      <w:bookmarkEnd w:id="144"/>
     </w:p>
     <w:p>
       <w:pPr>
@@ -36522,7 +37202,7 @@
       <w:pPr>
         <w:pStyle w:val="TABLE-title"/>
       </w:pPr>
-      <w:bookmarkStart w:name="Sts_tbl_36" w:id="141"/>
+      <w:bookmarkStart w:name="Sts_tbl_36" w:id="145"/>
       <w:r>
         <w:t xml:space="preserve">Table </w:t>
       </w:r>
@@ -36542,7 +37222,7 @@
       <w:r>
         <w:fldChar w:fldCharType="end"/>
       </w:r>
-      <w:bookmarkEnd w:id="141"/>
+      <w:bookmarkEnd w:id="145"/>
       <w:r>
         <w:t xml:space="preserve"> – </w:t>
       </w:r>
@@ -36869,7 +37549,7 @@
       <w:pPr>
         <w:pStyle w:val="TABLE-title"/>
       </w:pPr>
-      <w:bookmarkStart w:name="Sts_tbl_37" w:id="142"/>
+      <w:bookmarkStart w:name="Sts_tbl_37" w:id="146"/>
       <w:r>
         <w:t xml:space="preserve">Table </w:t>
       </w:r>
@@ -36889,7 +37569,7 @@
       <w:r>
         <w:fldChar w:fldCharType="end"/>
       </w:r>
-      <w:bookmarkEnd w:id="142"/>
+      <w:bookmarkEnd w:id="146"/>
       <w:r>
         <w:t xml:space="preserve"> – </w:t>
       </w:r>
@@ -37099,12 +37779,12 @@
       <w:pPr>
         <w:pStyle w:val="Heading3"/>
       </w:pPr>
-      <w:bookmarkStart w:name="Sts_sec_6_7_8" w:id="143"/>
+      <w:bookmarkStart w:name="Sts_sec_6_7_8" w:id="147"/>
       <w:r>
         <w:rPr/>
         <w:t xml:space="preserve">Reset Method</w:t>
       </w:r>
-      <w:bookmarkEnd w:id="143"/>
+      <w:bookmarkEnd w:id="147"/>
     </w:p>
     <w:p>
       <w:pPr>
@@ -37191,7 +37871,7 @@
       <w:pPr>
         <w:pStyle w:val="TABLE-title"/>
       </w:pPr>
-      <w:bookmarkStart w:name="Sts_tbl_38" w:id="144"/>
+      <w:bookmarkStart w:name="Sts_tbl_38" w:id="148"/>
       <w:r>
         <w:t xml:space="preserve">Table </w:t>
       </w:r>
@@ -37211,7 +37891,7 @@
       <w:r>
         <w:fldChar w:fldCharType="end"/>
       </w:r>
-      <w:bookmarkEnd w:id="144"/>
+      <w:bookmarkEnd w:id="148"/>
       <w:r>
         <w:t xml:space="preserve"> – </w:t>
       </w:r>
@@ -37558,7 +38238,7 @@
       <w:pPr>
         <w:pStyle w:val="TABLE-title"/>
       </w:pPr>
-      <w:bookmarkStart w:name="Sts_tbl_39" w:id="145"/>
+      <w:bookmarkStart w:name="Sts_tbl_39" w:id="149"/>
       <w:r>
         <w:t xml:space="preserve">Table </w:t>
       </w:r>
@@ -37578,7 +38258,7 @@
       <w:r>
         <w:fldChar w:fldCharType="end"/>
       </w:r>
-      <w:bookmarkEnd w:id="145"/>
+      <w:bookmarkEnd w:id="149"/>
       <w:r>
         <w:t xml:space="preserve"> – </w:t>
       </w:r>
@@ -37788,12 +38468,12 @@
       <w:pPr>
         <w:pStyle w:val="Heading3"/>
       </w:pPr>
-      <w:bookmarkStart w:name="Sts_sec_6_7_9" w:id="146"/>
+      <w:bookmarkStart w:name="Sts_sec_6_7_9" w:id="150"/>
       <w:r>
         <w:rPr/>
         <w:t xml:space="preserve">ToComplete Method</w:t>
       </w:r>
-      <w:bookmarkEnd w:id="146"/>
+      <w:bookmarkEnd w:id="150"/>
     </w:p>
     <w:p>
       <w:pPr>
@@ -37880,7 +38560,7 @@
       <w:pPr>
         <w:pStyle w:val="TABLE-title"/>
       </w:pPr>
-      <w:bookmarkStart w:name="Sts_tbl_40" w:id="147"/>
+      <w:bookmarkStart w:name="Sts_tbl_40" w:id="151"/>
       <w:r>
         <w:t xml:space="preserve">Table </w:t>
       </w:r>
@@ -37900,7 +38580,7 @@
       <w:r>
         <w:fldChar w:fldCharType="end"/>
       </w:r>
-      <w:bookmarkEnd w:id="147"/>
+      <w:bookmarkEnd w:id="151"/>
       <w:r>
         <w:t xml:space="preserve"> – </w:t>
       </w:r>
@@ -38227,7 +38907,7 @@
       <w:pPr>
         <w:pStyle w:val="TABLE-title"/>
       </w:pPr>
-      <w:bookmarkStart w:name="Sts_tbl_41" w:id="148"/>
+      <w:bookmarkStart w:name="Sts_tbl_41" w:id="152"/>
       <w:r>
         <w:t xml:space="preserve">Table </w:t>
       </w:r>
@@ -38247,7 +38927,7 @@
       <w:r>
         <w:fldChar w:fldCharType="end"/>
       </w:r>
-      <w:bookmarkEnd w:id="148"/>
+      <w:bookmarkEnd w:id="152"/>
       <w:r>
         <w:t xml:space="preserve"> – </w:t>
       </w:r>
@@ -38457,12 +39137,12 @@
       <w:pPr>
         <w:pStyle w:val="Heading3"/>
       </w:pPr>
-      <w:bookmarkStart w:name="Sts_sec_6_7_10" w:id="149"/>
+      <w:bookmarkStart w:name="Sts_sec_6_7_10" w:id="153"/>
       <w:r>
         <w:rPr/>
         <w:t xml:space="preserve">Start Method</w:t>
       </w:r>
-      <w:bookmarkEnd w:id="149"/>
+      <w:bookmarkEnd w:id="153"/>
     </w:p>
     <w:p>
       <w:pPr>
@@ -38544,7 +39224,7 @@
       <w:pPr>
         <w:pStyle w:val="TABLE-title"/>
       </w:pPr>
-      <w:bookmarkStart w:name="Sts_tbl_42" w:id="150"/>
+      <w:bookmarkStart w:name="Sts_tbl_42" w:id="154"/>
       <w:r>
         <w:t xml:space="preserve">Table </w:t>
       </w:r>
@@ -38564,7 +39244,7 @@
       <w:r>
         <w:fldChar w:fldCharType="end"/>
       </w:r>
-      <w:bookmarkEnd w:id="150"/>
+      <w:bookmarkEnd w:id="154"/>
       <w:r>
         <w:t xml:space="preserve"> – </w:t>
       </w:r>
@@ -38677,7 +39357,7 @@
       <w:pPr>
         <w:pStyle w:val="TABLE-title"/>
       </w:pPr>
-      <w:bookmarkStart w:name="Sts_tbl_43" w:id="151"/>
+      <w:bookmarkStart w:name="Sts_tbl_43" w:id="155"/>
       <w:r>
         <w:t xml:space="preserve">Table </w:t>
       </w:r>
@@ -38697,7 +39377,7 @@
       <w:r>
         <w:fldChar w:fldCharType="end"/>
       </w:r>
-      <w:bookmarkEnd w:id="151"/>
+      <w:bookmarkEnd w:id="155"/>
       <w:r>
         <w:t xml:space="preserve"> – </w:t>
       </w:r>
@@ -39228,7 +39908,7 @@
       <w:pPr>
         <w:pStyle w:val="TABLE-title"/>
       </w:pPr>
-      <w:bookmarkStart w:name="Sts_tbl_44" w:id="152"/>
+      <w:bookmarkStart w:name="Sts_tbl_44" w:id="156"/>
       <w:r>
         <w:t xml:space="preserve">Table </w:t>
       </w:r>
@@ -39248,7 +39928,7 @@
       <w:r>
         <w:fldChar w:fldCharType="end"/>
       </w:r>
-      <w:bookmarkEnd w:id="152"/>
+      <w:bookmarkEnd w:id="156"/>
       <w:r>
         <w:t xml:space="preserve"> – </w:t>
       </w:r>
@@ -39536,12 +40216,12 @@
       <w:pPr>
         <w:pStyle w:val="Heading3"/>
       </w:pPr>
-      <w:bookmarkStart w:name="Sts_sec_6_7_11" w:id="153"/>
+      <w:bookmarkStart w:name="Sts_sec_6_7_11" w:id="157"/>
       <w:r>
         <w:rPr/>
         <w:t xml:space="preserve">Unhold Method</w:t>
       </w:r>
-      <w:bookmarkEnd w:id="153"/>
+      <w:bookmarkEnd w:id="157"/>
     </w:p>
     <w:p>
       <w:pPr>
@@ -39634,7 +40314,7 @@
       <w:pPr>
         <w:pStyle w:val="TABLE-title"/>
       </w:pPr>
-      <w:bookmarkStart w:name="Sts_tbl_45" w:id="154"/>
+      <w:bookmarkStart w:name="Sts_tbl_45" w:id="158"/>
       <w:r>
         <w:t xml:space="preserve">Table </w:t>
       </w:r>
@@ -39654,7 +40334,7 @@
       <w:r>
         <w:fldChar w:fldCharType="end"/>
       </w:r>
-      <w:bookmarkEnd w:id="154"/>
+      <w:bookmarkEnd w:id="158"/>
       <w:r>
         <w:t xml:space="preserve"> – </w:t>
       </w:r>
@@ -39981,7 +40661,7 @@
       <w:pPr>
         <w:pStyle w:val="TABLE-title"/>
       </w:pPr>
-      <w:bookmarkStart w:name="Sts_tbl_46" w:id="155"/>
+      <w:bookmarkStart w:name="Sts_tbl_46" w:id="159"/>
       <w:r>
         <w:t xml:space="preserve">Table </w:t>
       </w:r>
@@ -40001,7 +40681,7 @@
       <w:r>
         <w:fldChar w:fldCharType="end"/>
       </w:r>
-      <w:bookmarkEnd w:id="155"/>
+      <w:bookmarkEnd w:id="159"/>
       <w:r>
         <w:t xml:space="preserve"> – </w:t>
       </w:r>
@@ -40211,12 +40891,12 @@
       <w:pPr>
         <w:pStyle w:val="Heading3"/>
       </w:pPr>
-      <w:bookmarkStart w:name="Sts_sec_6_7_12" w:id="156"/>
+      <w:bookmarkStart w:name="Sts_sec_6_7_12" w:id="160"/>
       <w:r>
         <w:rPr/>
         <w:t xml:space="preserve">Suspend Method</w:t>
       </w:r>
-      <w:bookmarkEnd w:id="156"/>
+      <w:bookmarkEnd w:id="160"/>
     </w:p>
     <w:p>
       <w:pPr>
@@ -40305,7 +40985,7 @@
       <w:pPr>
         <w:pStyle w:val="TABLE-title"/>
       </w:pPr>
-      <w:bookmarkStart w:name="Sts_tbl_47" w:id="157"/>
+      <w:bookmarkStart w:name="Sts_tbl_47" w:id="161"/>
       <w:r>
         <w:t xml:space="preserve">Table </w:t>
       </w:r>
@@ -40325,7 +41005,7 @@
       <w:r>
         <w:fldChar w:fldCharType="end"/>
       </w:r>
-      <w:bookmarkEnd w:id="157"/>
+      <w:bookmarkEnd w:id="161"/>
       <w:r>
         <w:t xml:space="preserve"> – </w:t>
       </w:r>
@@ -40652,7 +41332,7 @@
       <w:pPr>
         <w:pStyle w:val="TABLE-title"/>
       </w:pPr>
-      <w:bookmarkStart w:name="Sts_tbl_48" w:id="158"/>
+      <w:bookmarkStart w:name="Sts_tbl_48" w:id="162"/>
       <w:r>
         <w:t xml:space="preserve">Table </w:t>
       </w:r>
@@ -40672,7 +41352,7 @@
       <w:r>
         <w:fldChar w:fldCharType="end"/>
       </w:r>
-      <w:bookmarkEnd w:id="158"/>
+      <w:bookmarkEnd w:id="162"/>
       <w:r>
         <w:t xml:space="preserve"> – </w:t>
       </w:r>
@@ -40882,12 +41562,12 @@
       <w:pPr>
         <w:pStyle w:val="Heading3"/>
       </w:pPr>
-      <w:bookmarkStart w:name="Sts_sec_6_7_13" w:id="159"/>
+      <w:bookmarkStart w:name="Sts_sec_6_7_13" w:id="163"/>
       <w:r>
         <w:rPr/>
         <w:t xml:space="preserve">Unsuspend Method</w:t>
       </w:r>
-      <w:bookmarkEnd w:id="159"/>
+      <w:bookmarkEnd w:id="163"/>
     </w:p>
     <w:p>
       <w:pPr>
@@ -40980,7 +41660,7 @@
       <w:pPr>
         <w:pStyle w:val="TABLE-title"/>
       </w:pPr>
-      <w:bookmarkStart w:name="Sts_tbl_49" w:id="160"/>
+      <w:bookmarkStart w:name="Sts_tbl_49" w:id="164"/>
       <w:r>
         <w:t xml:space="preserve">Table </w:t>
       </w:r>
@@ -41000,7 +41680,7 @@
       <w:r>
         <w:fldChar w:fldCharType="end"/>
       </w:r>
-      <w:bookmarkEnd w:id="160"/>
+      <w:bookmarkEnd w:id="164"/>
       <w:r>
         <w:t xml:space="preserve"> – </w:t>
       </w:r>
@@ -41347,7 +42027,7 @@
       <w:pPr>
         <w:pStyle w:val="TABLE-title"/>
       </w:pPr>
-      <w:bookmarkStart w:name="Sts_tbl_50" w:id="161"/>
+      <w:bookmarkStart w:name="Sts_tbl_50" w:id="165"/>
       <w:r>
         <w:t xml:space="preserve">Table </w:t>
       </w:r>
@@ -41367,7 +42047,7 @@
       <w:r>
         <w:fldChar w:fldCharType="end"/>
       </w:r>
-      <w:bookmarkEnd w:id="161"/>
+      <w:bookmarkEnd w:id="165"/>
       <w:r>
         <w:t xml:space="preserve"> – </w:t>
       </w:r>
@@ -41577,12 +42257,12 @@
       <w:pPr>
         <w:pStyle w:val="Heading3"/>
       </w:pPr>
-      <w:bookmarkStart w:name="Sts_sec_6_7_14" w:id="162"/>
+      <w:bookmarkStart w:name="Sts_sec_6_7_14" w:id="166"/>
       <w:r>
         <w:rPr/>
         <w:t xml:space="preserve">Hold Method</w:t>
       </w:r>
-      <w:bookmarkEnd w:id="162"/>
+      <w:bookmarkEnd w:id="166"/>
     </w:p>
     <w:p>
       <w:pPr>
@@ -41675,7 +42355,7 @@
       <w:pPr>
         <w:pStyle w:val="TABLE-title"/>
       </w:pPr>
-      <w:bookmarkStart w:name="Sts_tbl_51" w:id="163"/>
+      <w:bookmarkStart w:name="Sts_tbl_51" w:id="167"/>
       <w:r>
         <w:t xml:space="preserve">Table </w:t>
       </w:r>
@@ -41695,7 +42375,7 @@
       <w:r>
         <w:fldChar w:fldCharType="end"/>
       </w:r>
-      <w:bookmarkEnd w:id="163"/>
+      <w:bookmarkEnd w:id="167"/>
       <w:r>
         <w:t xml:space="preserve"> – </w:t>
       </w:r>
@@ -42022,7 +42702,7 @@
       <w:pPr>
         <w:pStyle w:val="TABLE-title"/>
       </w:pPr>
-      <w:bookmarkStart w:name="Sts_tbl_52" w:id="164"/>
+      <w:bookmarkStart w:name="Sts_tbl_52" w:id="168"/>
       <w:r>
         <w:t xml:space="preserve">Table </w:t>
       </w:r>
@@ -42042,7 +42722,7 @@
       <w:r>
         <w:fldChar w:fldCharType="end"/>
       </w:r>
-      <w:bookmarkEnd w:id="164"/>
+      <w:bookmarkEnd w:id="168"/>
       <w:r>
         <w:t xml:space="preserve"> – </w:t>
       </w:r>
@@ -42252,12 +42932,12 @@
       <w:pPr>
         <w:pStyle w:val="Heading3"/>
       </w:pPr>
-      <w:bookmarkStart w:name="Sts_sec_6_7_15" w:id="165"/>
+      <w:bookmarkStart w:name="Sts_sec_6_7_15" w:id="169"/>
       <w:r>
         <w:rPr/>
         <w:t xml:space="preserve">RemoteCommand Method</w:t>
       </w:r>
-      <w:bookmarkEnd w:id="165"/>
+      <w:bookmarkEnd w:id="169"/>
     </w:p>
     <w:p>
       <w:pPr>
@@ -42319,7 +42999,7 @@
                     <pic:cNvPicPr/>
                   </pic:nvPicPr>
                   <pic:blipFill>
-                    <a:blip r:embed="R624861b22c884a8e"/>
+                    <a:blip r:embed="Rf92edf6057574529"/>
                     <a:stretch>
                       <a:fillRect/>
                     </a:stretch>
@@ -42344,7 +43024,7 @@
       <w:pPr>
         <w:pStyle w:val="FIGURE-title"/>
       </w:pPr>
-      <w:bookmarkStart w:name="Sts_fig_19" w:id="166"/>
+      <w:bookmarkStart w:name="Sts_fig_19" w:id="170"/>
       <w:r>
         <w:t xml:space="preserve">Figure </w:t>
       </w:r>
@@ -42364,7 +43044,7 @@
       <w:r>
         <w:fldChar w:fldCharType="end"/>
       </w:r>
-      <w:bookmarkEnd w:id="166"/>
+      <w:bookmarkEnd w:id="170"/>
       <w:r>
         <w:t xml:space="preserve"> – </w:t>
       </w:r>
@@ -42394,7 +43074,7 @@
                     <pic:cNvPicPr/>
                   </pic:nvPicPr>
                   <pic:blipFill>
-                    <a:blip r:embed="R18d4483a94924f84"/>
+                    <a:blip r:embed="R3e7cef19d66d41d8"/>
                     <a:stretch>
                       <a:fillRect/>
                     </a:stretch>
@@ -42419,7 +43099,7 @@
       <w:pPr>
         <w:pStyle w:val="FIGURE-title"/>
       </w:pPr>
-      <w:bookmarkStart w:name="Sts_fig_20" w:id="167"/>
+      <w:bookmarkStart w:name="Sts_fig_20" w:id="171"/>
       <w:r>
         <w:t xml:space="preserve">Figure </w:t>
       </w:r>
@@ -42439,7 +43119,7 @@
       <w:r>
         <w:fldChar w:fldCharType="end"/>
       </w:r>
-      <w:bookmarkEnd w:id="167"/>
+      <w:bookmarkEnd w:id="171"/>
       <w:r>
         <w:t xml:space="preserve"> – </w:t>
       </w:r>
@@ -42498,7 +43178,7 @@
       <w:pPr>
         <w:pStyle w:val="TABLE-title"/>
       </w:pPr>
-      <w:bookmarkStart w:name="Sts_tbl_53" w:id="168"/>
+      <w:bookmarkStart w:name="Sts_tbl_53" w:id="172"/>
       <w:r>
         <w:t xml:space="preserve">Table </w:t>
       </w:r>
@@ -42518,7 +43198,7 @@
       <w:r>
         <w:fldChar w:fldCharType="end"/>
       </w:r>
-      <w:bookmarkEnd w:id="168"/>
+      <w:bookmarkEnd w:id="172"/>
       <w:r>
         <w:t xml:space="preserve"> – </w:t>
       </w:r>
@@ -42631,7 +43311,7 @@
       <w:pPr>
         <w:pStyle w:val="TABLE-title"/>
       </w:pPr>
-      <w:bookmarkStart w:name="Sts_tbl_54" w:id="169"/>
+      <w:bookmarkStart w:name="Sts_tbl_54" w:id="173"/>
       <w:r>
         <w:t xml:space="preserve">Table </w:t>
       </w:r>
@@ -42651,7 +43331,7 @@
       <w:r>
         <w:fldChar w:fldCharType="end"/>
       </w:r>
-      <w:bookmarkEnd w:id="169"/>
+      <w:bookmarkEnd w:id="173"/>
       <w:r>
         <w:t xml:space="preserve"> – </w:t>
       </w:r>
@@ -43234,7 +43914,7 @@
       <w:pPr>
         <w:pStyle w:val="TABLE-title"/>
       </w:pPr>
-      <w:bookmarkStart w:name="Sts_tbl_55" w:id="170"/>
+      <w:bookmarkStart w:name="Sts_tbl_55" w:id="174"/>
       <w:r>
         <w:t xml:space="preserve">Table </w:t>
       </w:r>
@@ -43254,7 +43934,7 @@
       <w:r>
         <w:fldChar w:fldCharType="end"/>
       </w:r>
-      <w:bookmarkEnd w:id="170"/>
+      <w:bookmarkEnd w:id="174"/>
       <w:r>
         <w:t xml:space="preserve"> – </w:t>
       </w:r>
@@ -43542,12 +44222,12 @@
       <w:pPr>
         <w:pStyle w:val="Heading3"/>
       </w:pPr>
-      <w:bookmarkStart w:name="Sts_sec_6_7_16" w:id="171"/>
+      <w:bookmarkStart w:name="Sts_sec_6_7_16" w:id="175"/>
       <w:r>
         <w:rPr/>
         <w:t xml:space="preserve">SetInterlock Method</w:t>
       </w:r>
-      <w:bookmarkEnd w:id="171"/>
+      <w:bookmarkEnd w:id="175"/>
     </w:p>
     <w:p>
       <w:pPr>
@@ -43633,7 +44313,7 @@
       <w:pPr>
         <w:pStyle w:val="TABLE-title"/>
       </w:pPr>
-      <w:bookmarkStart w:name="Sts_tbl_56" w:id="172"/>
+      <w:bookmarkStart w:name="Sts_tbl_56" w:id="176"/>
       <w:r>
         <w:t xml:space="preserve">Table </w:t>
       </w:r>
@@ -43653,7 +44333,7 @@
       <w:r>
         <w:fldChar w:fldCharType="end"/>
       </w:r>
-      <w:bookmarkEnd w:id="172"/>
+      <w:bookmarkEnd w:id="176"/>
       <w:r>
         <w:t xml:space="preserve"> – </w:t>
       </w:r>
@@ -43798,7 +44478,7 @@
       <w:pPr>
         <w:pStyle w:val="TABLE-title"/>
       </w:pPr>
-      <w:bookmarkStart w:name="Sts_tbl_57" w:id="173"/>
+      <w:bookmarkStart w:name="Sts_tbl_57" w:id="177"/>
       <w:r>
         <w:t xml:space="preserve">Table </w:t>
       </w:r>
@@ -43818,7 +44498,7 @@
       <w:r>
         <w:fldChar w:fldCharType="end"/>
       </w:r>
-      <w:bookmarkEnd w:id="173"/>
+      <w:bookmarkEnd w:id="177"/>
       <w:r>
         <w:t xml:space="preserve"> – </w:t>
       </w:r>
@@ -44401,7 +45081,7 @@
       <w:pPr>
         <w:pStyle w:val="TABLE-title"/>
       </w:pPr>
-      <w:bookmarkStart w:name="Sts_tbl_58" w:id="174"/>
+      <w:bookmarkStart w:name="Sts_tbl_58" w:id="178"/>
       <w:r>
         <w:t xml:space="preserve">Table </w:t>
       </w:r>
@@ -44421,7 +45101,7 @@
       <w:r>
         <w:fldChar w:fldCharType="end"/>
       </w:r>
-      <w:bookmarkEnd w:id="174"/>
+      <w:bookmarkEnd w:id="178"/>
       <w:r>
         <w:t xml:space="preserve"> – </w:t>
       </w:r>
@@ -44709,12 +45389,12 @@
       <w:pPr>
         <w:pStyle w:val="Heading3"/>
       </w:pPr>
-      <w:bookmarkStart w:name="Sts_sec_6_7_17" w:id="175"/>
+      <w:bookmarkStart w:name="Sts_sec_6_7_17" w:id="179"/>
       <w:r>
         <w:rPr/>
         <w:t xml:space="preserve">SetParameter Method</w:t>
       </w:r>
-      <w:bookmarkEnd w:id="175"/>
+      <w:bookmarkEnd w:id="179"/>
     </w:p>
     <w:p>
       <w:pPr>
@@ -44776,7 +45456,7 @@
       <w:pPr>
         <w:pStyle w:val="TABLE-title"/>
       </w:pPr>
-      <w:bookmarkStart w:name="Sts_tbl_59" w:id="176"/>
+      <w:bookmarkStart w:name="Sts_tbl_59" w:id="180"/>
       <w:r>
         <w:t xml:space="preserve">Table </w:t>
       </w:r>
@@ -44796,7 +45476,7 @@
       <w:r>
         <w:fldChar w:fldCharType="end"/>
       </w:r>
-      <w:bookmarkEnd w:id="176"/>
+      <w:bookmarkEnd w:id="180"/>
       <w:r>
         <w:t xml:space="preserve"> – </w:t>
       </w:r>
@@ -44909,7 +45589,7 @@
       <w:pPr>
         <w:pStyle w:val="TABLE-title"/>
       </w:pPr>
-      <w:bookmarkStart w:name="Sts_tbl_60" w:id="177"/>
+      <w:bookmarkStart w:name="Sts_tbl_60" w:id="181"/>
       <w:r>
         <w:t xml:space="preserve">Table </w:t>
       </w:r>
@@ -44929,7 +45609,7 @@
       <w:r>
         <w:fldChar w:fldCharType="end"/>
       </w:r>
-      <w:bookmarkEnd w:id="177"/>
+      <w:bookmarkEnd w:id="181"/>
       <w:r>
         <w:t xml:space="preserve"> – </w:t>
       </w:r>
@@ -45304,7 +45984,7 @@
       <w:pPr>
         <w:pStyle w:val="TABLE-title"/>
       </w:pPr>
-      <w:bookmarkStart w:name="Sts_tbl_61" w:id="178"/>
+      <w:bookmarkStart w:name="Sts_tbl_61" w:id="182"/>
       <w:r>
         <w:t xml:space="preserve">Table </w:t>
       </w:r>
@@ -45324,7 +46004,7 @@
       <w:r>
         <w:fldChar w:fldCharType="end"/>
       </w:r>
-      <w:bookmarkEnd w:id="178"/>
+      <w:bookmarkEnd w:id="182"/>
       <w:r>
         <w:t xml:space="preserve"> – </w:t>
       </w:r>
@@ -45612,23 +46292,23 @@
       <w:pPr>
         <w:pStyle w:val="Heading2"/>
       </w:pPr>
-      <w:bookmarkStart w:name="Sts_sec_6_8" w:id="179"/>
+      <w:bookmarkStart w:name="Sts_sec_6_8" w:id="183"/>
       <w:r>
         <w:rPr/>
         <w:t xml:space="preserve">Alarms</w:t>
       </w:r>
-      <w:bookmarkEnd w:id="179"/>
+      <w:bookmarkEnd w:id="183"/>
     </w:p>
     <w:p>
       <w:pPr>
         <w:pStyle w:val="Heading3"/>
       </w:pPr>
-      <w:bookmarkStart w:name="Sts_sec_6_8_1" w:id="180"/>
+      <w:bookmarkStart w:name="Sts_sec_6_8_1" w:id="184"/>
       <w:r>
         <w:rPr/>
         <w:t xml:space="preserve">Overview</w:t>
       </w:r>
-      <w:bookmarkEnd w:id="180"/>
+      <w:bookmarkEnd w:id="184"/>
     </w:p>
     <w:p>
       <w:pPr>
@@ -45683,23 +46363,23 @@
       <w:pPr>
         <w:pStyle w:val="Heading3"/>
       </w:pPr>
-      <w:bookmarkStart w:name="Sts_sec_6_8_2" w:id="181"/>
+      <w:bookmarkStart w:name="Sts_sec_6_8_2" w:id="185"/>
       <w:r>
         <w:rPr/>
         <w:t xml:space="preserve">Alarm Tags</w:t>
       </w:r>
-      <w:bookmarkEnd w:id="181"/>
+      <w:bookmarkEnd w:id="185"/>
     </w:p>
     <w:p>
       <w:pPr>
         <w:pStyle w:val="Heading4"/>
       </w:pPr>
-      <w:bookmarkStart w:name="Sts_sec_6_8_2_1" w:id="182"/>
+      <w:bookmarkStart w:name="Sts_sec_6_8_2_1" w:id="186"/>
       <w:r>
         <w:rPr/>
         <w:t xml:space="preserve">Overview</w:t>
       </w:r>
-      <w:bookmarkEnd w:id="182"/>
+      <w:bookmarkEnd w:id="186"/>
     </w:p>
     <w:p>
       <w:pPr>
@@ -45724,12 +46404,12 @@
       <w:pPr>
         <w:pStyle w:val="Heading4"/>
       </w:pPr>
-      <w:bookmarkStart w:name="Sts_sec_6_8_2_2" w:id="183"/>
+      <w:bookmarkStart w:name="Sts_sec_6_8_2_2" w:id="187"/>
       <w:r>
         <w:rPr/>
         <w:t xml:space="preserve">PackMLAlarmDataType</w:t>
       </w:r>
-      <w:bookmarkEnd w:id="183"/>
+      <w:bookmarkEnd w:id="187"/>
     </w:p>
     <w:p>
       <w:pPr>
@@ -45744,7 +46424,7 @@
       <w:pPr>
         <w:pStyle w:val="TABLE-title"/>
       </w:pPr>
-      <w:bookmarkStart w:name="Sts_tbl_62" w:id="184"/>
+      <w:bookmarkStart w:name="Sts_tbl_62" w:id="188"/>
       <w:r>
         <w:t xml:space="preserve">Table </w:t>
       </w:r>
@@ -45764,7 +46444,7 @@
       <w:r>
         <w:fldChar w:fldCharType="end"/>
       </w:r>
-      <w:bookmarkEnd w:id="184"/>
+      <w:bookmarkEnd w:id="188"/>
       <w:r>
         <w:t xml:space="preserve"> – </w:t>
       </w:r>
@@ -46209,12 +46889,12 @@
       <w:pPr>
         <w:pStyle w:val="Heading3"/>
       </w:pPr>
-      <w:bookmarkStart w:name="Sts_sec_6_8_3" w:id="185"/>
+      <w:bookmarkStart w:name="Sts_sec_6_8_3" w:id="189"/>
       <w:r>
         <w:rPr/>
         <w:t xml:space="preserve">Alarm Events</w:t>
       </w:r>
-      <w:bookmarkEnd w:id="185"/>
+      <w:bookmarkEnd w:id="189"/>
     </w:p>
     <w:p>
       <w:pPr>
@@ -46229,23 +46909,23 @@
       <w:pPr>
         <w:pStyle w:val="Heading1"/>
       </w:pPr>
-      <w:bookmarkStart w:name="Sts_sec_7" w:id="186"/>
+      <w:bookmarkStart w:name="Sts_sec_7" w:id="190"/>
       <w:r>
         <w:rPr/>
         <w:t xml:space="preserve">Profiles and Conformance Units</w:t>
       </w:r>
-      <w:bookmarkEnd w:id="186"/>
+      <w:bookmarkEnd w:id="190"/>
     </w:p>
     <w:p>
       <w:pPr>
         <w:pStyle w:val="Heading2"/>
       </w:pPr>
-      <w:bookmarkStart w:name="Sts_sec_7_1" w:id="187"/>
+      <w:bookmarkStart w:name="Sts_sec_7_1" w:id="191"/>
       <w:r>
         <w:rPr/>
         <w:t xml:space="preserve">Conformance Units</w:t>
       </w:r>
-      <w:bookmarkEnd w:id="187"/>
+      <w:bookmarkEnd w:id="191"/>
     </w:p>
     <w:p>
       <w:pPr>
@@ -46276,7 +46956,7 @@
       <w:pPr>
         <w:pStyle w:val="TABLE-title"/>
       </w:pPr>
-      <w:bookmarkStart w:name="Sts_tbl_63" w:id="188"/>
+      <w:bookmarkStart w:name="Sts_tbl_63" w:id="192"/>
       <w:r>
         <w:t xml:space="preserve">Table </w:t>
       </w:r>
@@ -46296,7 +46976,7 @@
       <w:r>
         <w:fldChar w:fldCharType="end"/>
       </w:r>
-      <w:bookmarkEnd w:id="188"/>
+      <w:bookmarkEnd w:id="192"/>
       <w:r>
         <w:t xml:space="preserve"> – </w:t>
       </w:r>
@@ -50186,23 +50866,23 @@
       <w:pPr>
         <w:pStyle w:val="Heading2"/>
       </w:pPr>
-      <w:bookmarkStart w:name="Sts_sec_7_2" w:id="189"/>
+      <w:bookmarkStart w:name="Sts_sec_7_2" w:id="193"/>
       <w:r>
         <w:rPr/>
         <w:t xml:space="preserve">Profiles</w:t>
       </w:r>
-      <w:bookmarkEnd w:id="189"/>
+      <w:bookmarkEnd w:id="193"/>
     </w:p>
     <w:p>
       <w:pPr>
         <w:pStyle w:val="Heading3"/>
       </w:pPr>
-      <w:bookmarkStart w:name="Sts_sec_7_2_1" w:id="190"/>
+      <w:bookmarkStart w:name="Sts_sec_7_2_1" w:id="194"/>
       <w:r>
         <w:rPr/>
         <w:t xml:space="preserve">Profile list</w:t>
       </w:r>
-      <w:bookmarkEnd w:id="190"/>
+      <w:bookmarkEnd w:id="194"/>
     </w:p>
     <w:p>
       <w:pPr>
@@ -50233,7 +50913,7 @@
       <w:pPr>
         <w:pStyle w:val="TABLE-title"/>
       </w:pPr>
-      <w:bookmarkStart w:name="Sts_tbl_64" w:id="191"/>
+      <w:bookmarkStart w:name="Sts_tbl_64" w:id="195"/>
       <w:r>
         <w:t xml:space="preserve">Table </w:t>
       </w:r>
@@ -50253,7 +50933,7 @@
       <w:r>
         <w:fldChar w:fldCharType="end"/>
       </w:r>
-      <w:bookmarkEnd w:id="191"/>
+      <w:bookmarkEnd w:id="195"/>
       <w:r>
         <w:t xml:space="preserve"> – </w:t>
       </w:r>
@@ -50334,7 +51014,7 @@
             <w:pPr>
               <w:pStyle w:val="TABLE-cell"/>
             </w:pPr>
-            <w:hyperlink r:id="Rec31a8d5f90b4aa4">
+            <w:hyperlink r:id="Rc11a532cd8b04d37">
               <w:r>
                 <w:rPr>
                   <w:rStyle w:val="Hyperlink"/>
@@ -50370,7 +51050,7 @@
             <w:pPr>
               <w:pStyle w:val="TABLE-cell"/>
             </w:pPr>
-            <w:hyperlink r:id="Re11a2eac5cab4067">
+            <w:hyperlink r:id="Rb23cd18b1e824d17">
               <w:r>
                 <w:rPr>
                   <w:rStyle w:val="Hyperlink"/>
@@ -50391,23 +51071,23 @@
       <w:pPr>
         <w:pStyle w:val="Heading3"/>
       </w:pPr>
-      <w:bookmarkStart w:name="Sts_sec_7_2_2" w:id="192"/>
+      <w:bookmarkStart w:name="Sts_sec_7_2_2" w:id="196"/>
       <w:r>
         <w:rPr/>
         <w:t xml:space="preserve">PackML Facets</w:t>
       </w:r>
-      <w:bookmarkEnd w:id="192"/>
+      <w:bookmarkEnd w:id="196"/>
     </w:p>
     <w:p>
       <w:pPr>
         <w:pStyle w:val="Heading4"/>
       </w:pPr>
-      <w:bookmarkStart w:name="Sts_sec_7_2_2_1" w:id="193"/>
+      <w:bookmarkStart w:name="Sts_sec_7_2_2_1" w:id="197"/>
       <w:r>
         <w:rPr/>
         <w:t xml:space="preserve">Overview</w:t>
       </w:r>
-      <w:bookmarkEnd w:id="193"/>
+      <w:bookmarkEnd w:id="197"/>
     </w:p>
     <w:p>
       <w:pPr>
@@ -50422,12 +51102,12 @@
       <w:pPr>
         <w:pStyle w:val="Heading4"/>
       </w:pPr>
-      <w:bookmarkStart w:name="Sts_sec_7_2_2_2" w:id="194"/>
+      <w:bookmarkStart w:name="Sts_sec_7_2_2_2" w:id="198"/>
       <w:r>
         <w:rPr/>
         <w:t xml:space="preserve">PackML Base Functionality Server Facet</w:t>
       </w:r>
-      <w:bookmarkEnd w:id="194"/>
+      <w:bookmarkEnd w:id="198"/>
     </w:p>
     <w:p>
       <w:pPr>
@@ -50442,7 +51122,7 @@
       <w:pPr>
         <w:pStyle w:val="TABLE-title"/>
       </w:pPr>
-      <w:bookmarkStart w:name="Sts_tbl_65" w:id="195"/>
+      <w:bookmarkStart w:name="Sts_tbl_65" w:id="199"/>
       <w:r>
         <w:t xml:space="preserve">Table </w:t>
       </w:r>
@@ -50462,7 +51142,7 @@
       <w:r>
         <w:fldChar w:fldCharType="end"/>
       </w:r>
-      <w:bookmarkEnd w:id="195"/>
+      <w:bookmarkEnd w:id="199"/>
       <w:r>
         <w:t xml:space="preserve"> – </w:t>
       </w:r>
@@ -52472,23 +53152,23 @@
       <w:pPr>
         <w:pStyle w:val="Heading3"/>
       </w:pPr>
-      <w:bookmarkStart w:name="Sts_sec_7_2_3" w:id="196"/>
+      <w:bookmarkStart w:name="Sts_sec_7_2_3" w:id="200"/>
       <w:r>
         <w:rPr/>
         <w:t xml:space="preserve">PackML Base</w:t>
       </w:r>
-      <w:bookmarkEnd w:id="196"/>
+      <w:bookmarkEnd w:id="200"/>
     </w:p>
     <w:p>
       <w:pPr>
         <w:pStyle w:val="Heading4"/>
       </w:pPr>
-      <w:bookmarkStart w:name="Sts_sec_7_2_3_1" w:id="197"/>
+      <w:bookmarkStart w:name="Sts_sec_7_2_3_1" w:id="201"/>
       <w:r>
         <w:rPr/>
         <w:t xml:space="preserve">Overview</w:t>
       </w:r>
-      <w:bookmarkEnd w:id="197"/>
+      <w:bookmarkEnd w:id="201"/>
     </w:p>
     <w:p>
       <w:pPr>
@@ -52503,12 +53183,12 @@
       <w:pPr>
         <w:pStyle w:val="Heading4"/>
       </w:pPr>
-      <w:bookmarkStart w:name="Sts_sec_7_2_3_2" w:id="198"/>
+      <w:bookmarkStart w:name="Sts_sec_7_2_3_2" w:id="202"/>
       <w:r>
         <w:rPr/>
         <w:t xml:space="preserve">PackML Base Functionality Client Facet</w:t>
       </w:r>
-      <w:bookmarkEnd w:id="198"/>
+      <w:bookmarkEnd w:id="202"/>
     </w:p>
     <w:p>
       <w:pPr>
@@ -52523,7 +53203,7 @@
       <w:pPr>
         <w:pStyle w:val="TABLE-title"/>
       </w:pPr>
-      <w:bookmarkStart w:name="Sts_tbl_66" w:id="199"/>
+      <w:bookmarkStart w:name="Sts_tbl_66" w:id="203"/>
       <w:r>
         <w:t xml:space="preserve">Table </w:t>
       </w:r>
@@ -52543,7 +53223,7 @@
       <w:r>
         <w:fldChar w:fldCharType="end"/>
       </w:r>
-      <w:bookmarkEnd w:id="199"/>
+      <w:bookmarkEnd w:id="203"/>
       <w:r>
         <w:t xml:space="preserve"> – </w:t>
       </w:r>
@@ -54553,23 +55233,23 @@
       <w:pPr>
         <w:pStyle w:val="Heading1"/>
       </w:pPr>
-      <w:bookmarkStart w:name="Sts_sec_8" w:id="200"/>
+      <w:bookmarkStart w:name="Sts_sec_8" w:id="204"/>
       <w:r>
         <w:rPr/>
         <w:t xml:space="preserve">Namespaces</w:t>
       </w:r>
-      <w:bookmarkEnd w:id="200"/>
+      <w:bookmarkEnd w:id="204"/>
     </w:p>
     <w:p>
       <w:pPr>
         <w:pStyle w:val="Heading2"/>
       </w:pPr>
-      <w:bookmarkStart w:name="Sts_sec_8_1" w:id="201"/>
+      <w:bookmarkStart w:name="Sts_sec_8_1" w:id="205"/>
       <w:r>
         <w:rPr/>
         <w:t xml:space="preserve">Namespace Metadata</w:t>
       </w:r>
-      <w:bookmarkEnd w:id="201"/>
+      <w:bookmarkEnd w:id="205"/>
     </w:p>
     <w:p>
       <w:pPr>
@@ -54698,7 +55378,7 @@
       <w:pPr>
         <w:pStyle w:val="TABLE-title"/>
       </w:pPr>
-      <w:bookmarkStart w:name="Sts_tbl_67" w:id="202"/>
+      <w:bookmarkStart w:name="Sts_tbl_67" w:id="206"/>
       <w:r>
         <w:t xml:space="preserve">Table </w:t>
       </w:r>
@@ -54718,7 +55398,7 @@
       <w:r>
         <w:fldChar w:fldCharType="end"/>
       </w:r>
-      <w:bookmarkEnd w:id="202"/>
+      <w:bookmarkEnd w:id="206"/>
       <w:r>
         <w:t xml:space="preserve"> – </w:t>
       </w:r>
@@ -55217,12 +55897,12 @@
       <w:pPr>
         <w:pStyle w:val="Heading2"/>
       </w:pPr>
-      <w:bookmarkStart w:name="Sts_sec_8_2" w:id="203"/>
+      <w:bookmarkStart w:name="Sts_sec_8_2" w:id="207"/>
       <w:r>
         <w:rPr/>
         <w:t xml:space="preserve">Handling of OPC UA Namespaces</w:t>
       </w:r>
-      <w:bookmarkEnd w:id="203"/>
+      <w:bookmarkEnd w:id="207"/>
     </w:p>
     <w:p>
       <w:pPr>
@@ -55302,7 +55982,7 @@
       <w:pPr>
         <w:pStyle w:val="TABLE-title"/>
       </w:pPr>
-      <w:bookmarkStart w:name="Sts_tbl_68" w:id="204"/>
+      <w:bookmarkStart w:name="Sts_tbl_68" w:id="208"/>
       <w:r>
         <w:t xml:space="preserve">Table </w:t>
       </w:r>
@@ -55322,7 +56002,7 @@
       <w:r>
         <w:fldChar w:fldCharType="end"/>
       </w:r>
-      <w:bookmarkEnd w:id="204"/>
+      <w:bookmarkEnd w:id="208"/>
       <w:r>
         <w:t xml:space="preserve"> – </w:t>
       </w:r>
@@ -55661,7 +56341,7 @@
       <w:pPr>
         <w:pStyle w:val="TABLE-title"/>
       </w:pPr>
-      <w:bookmarkStart w:name="Sts_tbl_69" w:id="205"/>
+      <w:bookmarkStart w:name="Sts_tbl_69" w:id="209"/>
       <w:r>
         <w:t xml:space="preserve">Table </w:t>
       </w:r>
@@ -55681,7 +56361,7 @@
       <w:r>
         <w:fldChar w:fldCharType="end"/>
       </w:r>
-      <w:bookmarkEnd w:id="205"/>
+      <w:bookmarkEnd w:id="209"/>
       <w:r>
         <w:t xml:space="preserve"> – </w:t>
       </w:r>
@@ -55953,18 +56633,18 @@
       <w:r>
         <w:br/>
       </w:r>
-      <w:bookmarkStart w:name="Sts_sec_A" w:id="206"/>
+      <w:bookmarkStart w:name="Sts_sec_A" w:id="210"/>
       <w:r>
         <w:rPr/>
         <w:t xml:space="preserve">Recommended localized names</w:t>
       </w:r>
-      <w:bookmarkEnd w:id="206"/>
+      <w:bookmarkEnd w:id="210"/>
     </w:p>
     <w:p>
       <w:pPr>
         <w:pStyle w:val="ANNEX-heading1"/>
       </w:pPr>
-      <w:bookmarkStart w:name="Sts_sec_A_1" w:id="207"/>
+      <w:bookmarkStart w:name="Sts_sec_A_1" w:id="211"/>
       <w:r>
         <w:rPr/>
         <w:t xml:space="preserve">Recommended state names for </w:t>
@@ -55985,18 +56665,18 @@
         </w:rPr>
         <w:t xml:space="preserve">Variables</w:t>
       </w:r>
-      <w:bookmarkEnd w:id="207"/>
+      <w:bookmarkEnd w:id="211"/>
     </w:p>
     <w:p>
       <w:pPr>
         <w:pStyle w:val="ANNEX-heading2"/>
       </w:pPr>
-      <w:bookmarkStart w:name="Sts_sec_A_1_1" w:id="208"/>
+      <w:bookmarkStart w:name="Sts_sec_A_1_1" w:id="212"/>
       <w:r>
         <w:rPr/>
         <w:t xml:space="preserve">LocaleID "en"</w:t>
       </w:r>
-      <w:bookmarkEnd w:id="208"/>
+      <w:bookmarkEnd w:id="212"/>
     </w:p>
     <w:p>
       <w:pPr>
@@ -56021,7 +56701,7 @@
       <w:pPr>
         <w:pStyle w:val="TABLE-title"/>
       </w:pPr>
-      <w:bookmarkStart w:name="Sts_tbl_70" w:id="209"/>
+      <w:bookmarkStart w:name="Sts_tbl_70" w:id="213"/>
       <w:r>
         <w:t xml:space="preserve">Table </w:t>
       </w:r>
@@ -56041,7 +56721,7 @@
       <w:r>
         <w:fldChar w:fldCharType="end"/>
       </w:r>
-      <w:bookmarkEnd w:id="209"/>
+      <w:bookmarkEnd w:id="213"/>
       <w:r>
         <w:t xml:space="preserve"> – </w:t>
       </w:r>
@@ -57255,12 +57935,12 @@
       <w:pPr>
         <w:pStyle w:val="ANNEX-heading2"/>
       </w:pPr>
-      <w:bookmarkStart w:name="Sts_sec_A_1_2" w:id="210"/>
+      <w:bookmarkStart w:name="Sts_sec_A_1_2" w:id="214"/>
       <w:r>
         <w:rPr/>
         <w:t xml:space="preserve">LocaleID "de"</w:t>
       </w:r>
-      <w:bookmarkEnd w:id="210"/>
+      <w:bookmarkEnd w:id="214"/>
     </w:p>
     <w:p>
       <w:pPr>
@@ -57275,7 +57955,7 @@
       <w:pPr>
         <w:pStyle w:val="TABLE-title"/>
       </w:pPr>
-      <w:bookmarkStart w:name="Sts_tbl_71" w:id="211"/>
+      <w:bookmarkStart w:name="Sts_tbl_71" w:id="215"/>
       <w:r>
         <w:t xml:space="preserve">Table </w:t>
       </w:r>
@@ -57295,7 +57975,7 @@
       <w:r>
         <w:fldChar w:fldCharType="end"/>
       </w:r>
-      <w:bookmarkEnd w:id="211"/>
+      <w:bookmarkEnd w:id="215"/>
       <w:r>
         <w:t xml:space="preserve"> – </w:t>
       </w:r>
@@ -58509,12 +59189,12 @@
       <w:pPr>
         <w:pStyle w:val="ANNEX-heading2"/>
       </w:pPr>
-      <w:bookmarkStart w:name="Sts_sec_A_1_3" w:id="212"/>
+      <w:bookmarkStart w:name="Sts_sec_A_1_3" w:id="216"/>
       <w:r>
         <w:rPr/>
         <w:t xml:space="preserve">LocaleID "fr"</w:t>
       </w:r>
-      <w:bookmarkEnd w:id="212"/>
+      <w:bookmarkEnd w:id="216"/>
     </w:p>
     <w:p>
       <w:pPr>
@@ -58529,7 +59209,7 @@
       <w:pPr>
         <w:pStyle w:val="TABLE-title"/>
       </w:pPr>
-      <w:bookmarkStart w:name="Sts_tbl_72" w:id="213"/>
+      <w:bookmarkStart w:name="Sts_tbl_72" w:id="217"/>
       <w:r>
         <w:t xml:space="preserve">Table </w:t>
       </w:r>
@@ -58549,7 +59229,7 @@
       <w:r>
         <w:fldChar w:fldCharType="end"/>
       </w:r>
-      <w:bookmarkEnd w:id="213"/>
+      <w:bookmarkEnd w:id="217"/>
       <w:r>
         <w:t xml:space="preserve"> – </w:t>
       </w:r>
@@ -59772,23 +60452,23 @@
       <w:r>
         <w:br/>
       </w:r>
-      <w:bookmarkStart w:name="Sts_sec_B" w:id="214"/>
+      <w:bookmarkStart w:name="Sts_sec_B" w:id="218"/>
       <w:r>
         <w:rPr/>
         <w:t xml:space="preserve">DataType</w:t>
       </w:r>
-      <w:bookmarkEnd w:id="214"/>
+      <w:bookmarkEnd w:id="218"/>
     </w:p>
     <w:p>
       <w:pPr>
         <w:pStyle w:val="ANNEX-heading1"/>
       </w:pPr>
-      <w:bookmarkStart w:name="Sts_sec_B_1" w:id="215"/>
+      <w:bookmarkStart w:name="Sts_sec_B_1" w:id="219"/>
       <w:r>
         <w:rPr/>
         <w:t xml:space="preserve">Mapping of elementary data types</w:t>
       </w:r>
-      <w:bookmarkEnd w:id="215"/>
+      <w:bookmarkEnd w:id="219"/>
     </w:p>
     <w:p>
       <w:pPr>
@@ -59843,7 +60523,7 @@
       <w:pPr>
         <w:pStyle w:val="TABLE-title"/>
       </w:pPr>
-      <w:bookmarkStart w:name="Sts_tbl_73" w:id="216"/>
+      <w:bookmarkStart w:name="Sts_tbl_73" w:id="220"/>
       <w:r>
         <w:t xml:space="preserve">Table </w:t>
       </w:r>
@@ -59863,7 +60543,7 @@
       <w:r>
         <w:fldChar w:fldCharType="end"/>
       </w:r>
-      <w:bookmarkEnd w:id="216"/>
+      <w:bookmarkEnd w:id="220"/>
       <w:r>
         <w:t xml:space="preserve"> – </w:t>
       </w:r>
@@ -61027,12 +61707,12 @@
       <w:pPr>
         <w:pStyle w:val="ANNEX-heading1"/>
       </w:pPr>
-      <w:bookmarkStart w:name="Sts_sec_B_2" w:id="217"/>
+      <w:bookmarkStart w:name="Sts_sec_B_2" w:id="221"/>
       <w:r>
         <w:rPr/>
         <w:t xml:space="preserve">Mapping of generic data types</w:t>
       </w:r>
-      <w:bookmarkEnd w:id="217"/>
+      <w:bookmarkEnd w:id="221"/>
     </w:p>
     <w:p>
       <w:pPr>
@@ -61107,7 +61787,7 @@
       <w:pPr>
         <w:pStyle w:val="TABLE-title"/>
       </w:pPr>
-      <w:bookmarkStart w:name="Sts_tbl_74" w:id="218"/>
+      <w:bookmarkStart w:name="Sts_tbl_74" w:id="222"/>
       <w:r>
         <w:t xml:space="preserve">Table </w:t>
       </w:r>
@@ -61127,7 +61807,7 @@
       <w:r>
         <w:fldChar w:fldCharType="end"/>
       </w:r>
-      <w:bookmarkEnd w:id="218"/>
+      <w:bookmarkEnd w:id="222"/>
       <w:r>
         <w:t xml:space="preserve"> – </w:t>
       </w:r>
@@ -61680,23 +62360,23 @@
       <w:pPr>
         <w:pStyle w:val="ANNEX-heading1"/>
       </w:pPr>
-      <w:bookmarkStart w:name="Sts_sec_B_3" w:id="219"/>
+      <w:bookmarkStart w:name="Sts_sec_B_3" w:id="223"/>
       <w:r>
         <w:rPr/>
         <w:t xml:space="preserve">Mapping of derived data types</w:t>
       </w:r>
-      <w:bookmarkEnd w:id="219"/>
+      <w:bookmarkEnd w:id="223"/>
     </w:p>
     <w:p>
       <w:pPr>
         <w:pStyle w:val="ANNEX-heading2"/>
       </w:pPr>
-      <w:bookmarkStart w:name="Sts_sec_B_3_1" w:id="220"/>
+      <w:bookmarkStart w:name="Sts_sec_B_3_1" w:id="224"/>
       <w:r>
         <w:rPr/>
         <w:t xml:space="preserve">Mapping of enumerated data types</w:t>
       </w:r>
-      <w:bookmarkEnd w:id="220"/>
+      <w:bookmarkEnd w:id="224"/>
     </w:p>
     <w:p>
       <w:pPr>
@@ -61889,12 +62569,12 @@
       <w:pPr>
         <w:pStyle w:val="ANNEX-heading2"/>
       </w:pPr>
-      <w:bookmarkStart w:name="Sts_sec_B_3_2" w:id="221"/>
+      <w:bookmarkStart w:name="Sts_sec_B_3_2" w:id="225"/>
       <w:r>
         <w:rPr/>
         <w:t xml:space="preserve">Mapping of array data types</w:t>
       </w:r>
-      <w:bookmarkEnd w:id="221"/>
+      <w:bookmarkEnd w:id="225"/>
     </w:p>
     <w:p>
       <w:pPr>
@@ -62076,23 +62756,23 @@
       <w:r>
         <w:br/>
       </w:r>
-      <w:bookmarkStart w:name="Sts_sec_C" w:id="222"/>
+      <w:bookmarkStart w:name="Sts_sec_C" w:id="226"/>
       <w:r>
         <w:rPr/>
         <w:t xml:space="preserve">Namespaces and Mappings</w:t>
       </w:r>
-      <w:bookmarkEnd w:id="222"/>
+      <w:bookmarkEnd w:id="226"/>
     </w:p>
     <w:p>
       <w:pPr>
         <w:pStyle w:val="ANNEX-heading1"/>
       </w:pPr>
-      <w:bookmarkStart w:name="Sts_sec_C_1" w:id="223"/>
+      <w:bookmarkStart w:name="Sts_sec_C_1" w:id="227"/>
       <w:r>
         <w:rPr/>
         <w:t xml:space="preserve">NodeSets and Supplementary Files</w:t>
       </w:r>
-      <w:bookmarkEnd w:id="223"/>
+      <w:bookmarkEnd w:id="227"/>
     </w:p>
     <w:p>
       <w:pPr>
@@ -62117,7 +62797,7 @@
       <w:pPr>
         <w:pStyle w:val="PARAGRAPH"/>
       </w:pPr>
-      <w:hyperlink r:id="R96036e7f0d7d4142">
+      <w:hyperlink r:id="R50021c98009b4e95">
         <w:r>
           <w:rPr>
             <w:rStyle w:val="Hyperlink"/>
@@ -62144,7 +62824,7 @@
         <w:rPr/>
         <w:t xml:space="preserve"> can be found </w:t>
       </w:r>
-      <w:hyperlink r:id="R3646ea39346e4a45">
+      <w:hyperlink r:id="R60ce4a3d730b4d58">
         <w:r>
           <w:rPr>
             <w:rStyle w:val="Hyperlink"/>
@@ -62170,7 +62850,7 @@
       <w:pPr>
         <w:pStyle w:val="PARAGRAPH"/>
       </w:pPr>
-      <w:hyperlink r:id="R01ce9b03bba94191">
+      <w:hyperlink r:id="R66db76d0b2464219">
         <w:r>
           <w:rPr>
             <w:rStyle w:val="Hyperlink"/>
@@ -62192,7 +62872,7 @@
       <w:pPr>
         <w:pStyle w:val="PARAGRAPH"/>
       </w:pPr>
-      <w:hyperlink r:id="R72221ab49af440bd">
+      <w:hyperlink r:id="R03c3d81c965844eb">
         <w:r>
           <w:rPr>
             <w:rStyle w:val="Hyperlink"/>
@@ -62214,7 +62894,7 @@
       <w:pPr>
         <w:pStyle w:val="PARAGRAPH"/>
       </w:pPr>
-      <w:hyperlink r:id="R5a6f40deda3f427d">
+      <w:hyperlink r:id="R0de0d18d965941ab">
         <w:r>
           <w:rPr>
             <w:rStyle w:val="Hyperlink"/>
@@ -62236,7 +62916,7 @@
       <w:pPr>
         <w:pStyle w:val="PARAGRAPH"/>
       </w:pPr>
-      <w:hyperlink r:id="Rd9691a341f574dd2">
+      <w:hyperlink r:id="R2fb134bf99634270">
         <w:r>
           <w:rPr>
             <w:rStyle w:val="Hyperlink"/>

--- a/artifacts/OPC-30050.docx
+++ b/artifacts/OPC-30050.docx
@@ -80,7 +80,7 @@
                                 <pic:cNvPicPr/>
                               </pic:nvPicPr>
                               <pic:blipFill>
-                                <a:blip r:embed="Rdd3cde08a3184f97"/>
+                                <a:blip r:embed="Ra01e0f0105d340b2"/>
                                 <a:stretch>
                                   <a:fillRect/>
                                 </a:stretch>
@@ -183,7 +183,7 @@
                                 <pic:cNvPicPr/>
                               </pic:nvPicPr>
                               <pic:blipFill>
-                                <a:blip r:embed="R7c0fe716db3840c9"/>
+                                <a:blip r:embed="R6a376528dfa44222"/>
                                 <a:stretch>
                                   <a:fillRect/>
                                 </a:stretch>
@@ -1485,7 +1485,7 @@
         <w:spacing w:before="60"/>
         <w:ind w:left="340"/>
       </w:pPr>
-      <w:hyperlink r:id="R47c0451baf7a424c">
+      <w:hyperlink r:id="R4388d552fcc44163">
         <w:r>
           <w:rPr>
             <w:rStyle w:val="Hyperlink"/>
@@ -1520,7 +1520,7 @@
         <w:spacing w:before="60"/>
         <w:ind w:left="340"/>
       </w:pPr>
-      <w:hyperlink r:id="R6cf64c4c6d6f4343">
+      <w:hyperlink r:id="R70dd215fb880470d">
         <w:r>
           <w:rPr>
             <w:rStyle w:val="Hyperlink"/>
@@ -1555,7 +1555,7 @@
         <w:spacing w:before="60"/>
         <w:ind w:left="340"/>
       </w:pPr>
-      <w:hyperlink r:id="R1ff765550c27473d">
+      <w:hyperlink r:id="Rbdfcc7a3b3694cd7">
         <w:r>
           <w:rPr>
             <w:rStyle w:val="Hyperlink"/>
@@ -1590,7 +1590,7 @@
         <w:spacing w:before="60"/>
         <w:ind w:left="340"/>
       </w:pPr>
-      <w:hyperlink r:id="R3c1c39d755ab40da">
+      <w:hyperlink r:id="R6ae8b06f2ed94149">
         <w:r>
           <w:rPr>
             <w:rStyle w:val="Hyperlink"/>
@@ -1625,7 +1625,7 @@
         <w:spacing w:before="60"/>
         <w:ind w:left="340"/>
       </w:pPr>
-      <w:hyperlink r:id="Rdf93671197634043">
+      <w:hyperlink r:id="R75d33752e725472c">
         <w:r>
           <w:rPr>
             <w:rStyle w:val="Hyperlink"/>
@@ -1660,7 +1660,7 @@
         <w:spacing w:before="60"/>
         <w:ind w:left="340"/>
       </w:pPr>
-      <w:hyperlink r:id="R037a68d500674c41">
+      <w:hyperlink r:id="R5e3eecafff484cd8">
         <w:r>
           <w:rPr>
             <w:rStyle w:val="Hyperlink"/>
@@ -1695,7 +1695,7 @@
         <w:spacing w:before="60"/>
         <w:ind w:left="340"/>
       </w:pPr>
-      <w:hyperlink r:id="Rd7b4a0af96e0447d">
+      <w:hyperlink r:id="Rfab901df6e7b4b59">
         <w:r>
           <w:rPr>
             <w:rStyle w:val="Hyperlink"/>
@@ -1730,7 +1730,7 @@
         <w:spacing w:before="60"/>
         <w:ind w:left="340"/>
       </w:pPr>
-      <w:hyperlink r:id="Rd7269c46fd34411d">
+      <w:hyperlink r:id="R4f31b96fc5874ebd">
         <w:r>
           <w:rPr>
             <w:rStyle w:val="Hyperlink"/>
@@ -1765,7 +1765,7 @@
         <w:spacing w:before="60"/>
         <w:ind w:left="340"/>
       </w:pPr>
-      <w:hyperlink r:id="R3364dfd13c8e4958">
+      <w:hyperlink r:id="Ra820312116324891">
         <w:r>
           <w:rPr>
             <w:rStyle w:val="Hyperlink"/>
@@ -1800,7 +1800,7 @@
         <w:spacing w:before="60"/>
         <w:ind w:left="340"/>
       </w:pPr>
-      <w:hyperlink r:id="Rd363f4fe68b24f76">
+      <w:hyperlink r:id="R0cf9bec5481c4f0e">
         <w:r>
           <w:rPr>
             <w:rStyle w:val="Hyperlink"/>
@@ -1835,7 +1835,7 @@
         <w:spacing w:before="60"/>
         <w:ind w:left="340"/>
       </w:pPr>
-      <w:hyperlink r:id="Rf528f24c0f3d4f88">
+      <w:hyperlink r:id="R3d5e529a27f74b6d">
         <w:r>
           <w:rPr>
             <w:rStyle w:val="Hyperlink"/>
@@ -1870,7 +1870,7 @@
         <w:spacing w:before="60"/>
         <w:ind w:left="340"/>
       </w:pPr>
-      <w:hyperlink r:id="Rb717ff56cdf94933">
+      <w:hyperlink r:id="R8771ea4acf2c4eea">
         <w:r>
           <w:rPr>
             <w:rStyle w:val="Hyperlink"/>
@@ -1905,7 +1905,7 @@
         <w:spacing w:before="60"/>
         <w:ind w:left="340"/>
       </w:pPr>
-      <w:hyperlink r:id="Rcff3ebc5800342c1">
+      <w:hyperlink r:id="Rcc0a7a90a1ab4348">
         <w:r>
           <w:rPr>
             <w:rStyle w:val="Hyperlink"/>
@@ -1940,7 +1940,7 @@
         <w:spacing w:before="60"/>
         <w:ind w:left="340"/>
       </w:pPr>
-      <w:hyperlink r:id="R2fc173864f4e4693">
+      <w:hyperlink r:id="Rf22ee0b6fc2f412c">
         <w:r>
           <w:rPr>
             <w:rStyle w:val="Hyperlink"/>
@@ -1975,7 +1975,7 @@
         <w:spacing w:before="60"/>
         <w:ind w:left="340"/>
       </w:pPr>
-      <w:hyperlink r:id="R39e32215f56d4786">
+      <w:hyperlink r:id="R321edb555bb44044">
         <w:r>
           <w:rPr>
             <w:rStyle w:val="Hyperlink"/>
@@ -2010,7 +2010,7 @@
         <w:spacing w:before="60"/>
         <w:ind w:left="340"/>
       </w:pPr>
-      <w:hyperlink r:id="R095c55773da54b4b">
+      <w:hyperlink r:id="R4f9b104f4bb34ef9">
         <w:r>
           <w:rPr>
             <w:rStyle w:val="Hyperlink"/>
@@ -2045,7 +2045,7 @@
         <w:spacing w:before="60"/>
         <w:ind w:left="340"/>
       </w:pPr>
-      <w:hyperlink r:id="R483a19e402fe40e6">
+      <w:hyperlink r:id="Rf0761bbff55a4021">
         <w:r>
           <w:rPr>
             <w:rStyle w:val="Hyperlink"/>
@@ -2080,7 +2080,7 @@
         <w:spacing w:before="60"/>
         <w:ind w:left="340"/>
       </w:pPr>
-      <w:hyperlink r:id="R20ed0db71c7b46ea">
+      <w:hyperlink r:id="R2bbfff73fa004e1d">
         <w:r>
           <w:rPr>
             <w:rStyle w:val="Hyperlink"/>
@@ -3323,7 +3323,7 @@
                     <pic:cNvPicPr/>
                   </pic:nvPicPr>
                   <pic:blipFill>
-                    <a:blip r:embed="R1c32c1432f954897"/>
+                    <a:blip r:embed="R7fcb0047437e4af8"/>
                     <a:stretch>
                       <a:fillRect/>
                     </a:stretch>
@@ -3626,7 +3626,7 @@
                     <pic:cNvPicPr/>
                   </pic:nvPicPr>
                   <pic:blipFill>
-                    <a:blip r:embed="R8cea0bae4c8f4bb5"/>
+                    <a:blip r:embed="R8efe19e247174443"/>
                     <a:stretch>
                       <a:fillRect/>
                     </a:stretch>
@@ -4867,7 +4867,7 @@
                     <pic:cNvPicPr/>
                   </pic:nvPicPr>
                   <pic:blipFill>
-                    <a:blip r:embed="R7876f7a4db1444be"/>
+                    <a:blip r:embed="R2beb5b2f2a21403f"/>
                     <a:stretch>
                       <a:fillRect/>
                     </a:stretch>
@@ -5172,7 +5172,7 @@
                     <pic:cNvPicPr/>
                   </pic:nvPicPr>
                   <pic:blipFill>
-                    <a:blip r:embed="R054614ae790b44cf"/>
+                    <a:blip r:embed="Rb41ee27259e34d5c"/>
                     <a:stretch>
                       <a:fillRect/>
                     </a:stretch>
@@ -5580,7 +5580,7 @@
                     <pic:cNvPicPr/>
                   </pic:nvPicPr>
                   <pic:blipFill>
-                    <a:blip r:embed="R59063647250e44a2"/>
+                    <a:blip r:embed="R8195ec889477442b"/>
                     <a:stretch>
                       <a:fillRect/>
                     </a:stretch>
@@ -5810,7 +5810,7 @@
                     <pic:cNvPicPr/>
                   </pic:nvPicPr>
                   <pic:blipFill>
-                    <a:blip r:embed="Ra51f5aac4c804cc1"/>
+                    <a:blip r:embed="R127acc32a4264389"/>
                     <a:stretch>
                       <a:fillRect/>
                     </a:stretch>
@@ -5914,7 +5914,7 @@
                     <pic:cNvPicPr/>
                   </pic:nvPicPr>
                   <pic:blipFill>
-                    <a:blip r:embed="Rb9d8d171435147b4"/>
+                    <a:blip r:embed="R02e1892b2c8f44a6"/>
                     <a:stretch>
                       <a:fillRect/>
                     </a:stretch>
@@ -7525,7 +7525,7 @@
                     <pic:cNvPicPr/>
                   </pic:nvPicPr>
                   <pic:blipFill>
-                    <a:blip r:embed="R17de109c8e8c4877"/>
+                    <a:blip r:embed="Ra9c805a040124a44"/>
                     <a:stretch>
                       <a:fillRect/>
                     </a:stretch>
@@ -8085,7 +8085,7 @@
       </w:r>
       <w:r>
         <w:rPr/>
-        <w:t xml:space="preserve"> (int32, float, …) used in the OPC UA server will be those defined in OPC UA, see &lt;xref ref-type="other" rid="ref_uapart6"&gt;</w:t>
+        <w:t xml:space="preserve"> (int32, float, …) used in the OPC UA server will be those defined in OPC UA, see </w:t>
       </w:r>
       <w:r>
         <w:fldChar w:fldCharType="begin"/>
@@ -8105,7 +8105,27 @@
       </w:r>
       <w:r>
         <w:rPr/>
-        <w:t xml:space="preserve">&lt;/xref&gt; for more detail on the representation of the datatypes. This specification is typically implemented in a PLC, &lt;xref ref-type="sec" rid="annex_c_datatype-non-normative"&gt;Annex C&lt;/xref&gt; provides a non-normative copy of the DataType mapping described in PLC Open</w:t>
+        <w:t xml:space="preserve"> for more detail on the representation of the datatypes. This specification is typically implemented in a PLC, </w:t>
+      </w:r>
+      <w:r>
+        <w:fldChar w:fldCharType="begin"/>
+      </w:r>
+      <w:r>
+        <w:instrText xml:space="preserve"> REF Sts_sec_B \r \h \* MERGEFORMAT </w:instrText>
+      </w:r>
+      <w:r>
+        <w:fldChar w:fldCharType="separate"/>
+      </w:r>
+      <w:r>
+        <w:rPr/>
+        <w:t xml:space="preserve">Annex B</w:t>
+      </w:r>
+      <w:r>
+        <w:fldChar w:fldCharType="end"/>
+      </w:r>
+      <w:r>
+        <w:rPr/>
+        <w:t xml:space="preserve"> provides a non-normative copy of the DataType mapping described in PLC Open</w:t>
       </w:r>
     </w:p>
     <w:p>
@@ -8129,7 +8149,7 @@
                     <pic:cNvPicPr/>
                   </pic:nvPicPr>
                   <pic:blipFill>
-                    <a:blip r:embed="R212b53170f78462b"/>
+                    <a:blip r:embed="R2d1916983a084f7d"/>
                     <a:stretch>
                       <a:fillRect/>
                     </a:stretch>
@@ -8257,8 +8277,24 @@
         <w:pStyle w:val="PARAGRAPH"/>
       </w:pPr>
       <w:r>
-        <w:rPr/>
-        <w:t xml:space="preserve">&lt;xref ref-type="fig" rid="fig_10_packml-object-instance-overview"&gt;Figure 10&lt;/xref&gt; provides an overview of the instance object model for PackML</w:t>
+        <w:fldChar w:fldCharType="begin"/>
+      </w:r>
+      <w:r>
+        <w:instrText xml:space="preserve"> REF Sts_fig_10 \h \* MERGEFORMAT </w:instrText>
+      </w:r>
+      <w:r>
+        <w:fldChar w:fldCharType="separate"/>
+      </w:r>
+      <w:r>
+        <w:rPr/>
+        <w:t xml:space="preserve">Figure 10</w:t>
+      </w:r>
+      <w:r>
+        <w:fldChar w:fldCharType="end"/>
+      </w:r>
+      <w:r>
+        <w:rPr/>
+        <w:t xml:space="preserve"> provides an overview of the instance object model for PackML</w:t>
       </w:r>
     </w:p>
     <w:p>
@@ -8282,7 +8318,7 @@
                     <pic:cNvPicPr/>
                   </pic:nvPicPr>
                   <pic:blipFill>
-                    <a:blip r:embed="Rb180b7bca97f43bc"/>
+                    <a:blip r:embed="R62932c998c8f4b7c"/>
                     <a:stretch>
                       <a:fillRect/>
                     </a:stretch>
@@ -8372,7 +8408,27 @@
       </w:r>
       <w:r>
         <w:rPr/>
-        <w:t xml:space="preserve"> (see &lt;xref ref-type="sec" rid="sec_6-3-2_packmlbaseobjecttype"&gt;6.3.2&lt;/xref&gt; for definition of </w:t>
+        <w:t xml:space="preserve"> (see </w:t>
+      </w:r>
+      <w:r>
+        <w:fldChar w:fldCharType="begin"/>
+      </w:r>
+      <w:r>
+        <w:instrText xml:space="preserve"> REF Sts_sec_6_3_2 \r \h \* MERGEFORMAT </w:instrText>
+      </w:r>
+      <w:r>
+        <w:fldChar w:fldCharType="separate"/>
+      </w:r>
+      <w:r>
+        <w:rPr/>
+        <w:t xml:space="preserve">6.3.2</w:t>
+      </w:r>
+      <w:r>
+        <w:fldChar w:fldCharType="end"/>
+      </w:r>
+      <w:r>
+        <w:rPr/>
+        <w:t xml:space="preserve"> for definition of </w:t>
       </w:r>
       <w:r>
         <w:rPr>
@@ -8411,7 +8467,27 @@
       </w:r>
       <w:r>
         <w:rPr/>
-        <w:t xml:space="preserve"> node is formally defined in &lt;xref ref-type="table" rid="tbl_2_packmlobjects-definition"&gt;Table 2&lt;/xref&gt;.</w:t>
+        <w:t xml:space="preserve"> node is formally defined in </w:t>
+      </w:r>
+      <w:r>
+        <w:fldChar w:fldCharType="begin"/>
+      </w:r>
+      <w:r>
+        <w:instrText xml:space="preserve"> REF Sts_tbl_2 \h \* MERGEFORMAT </w:instrText>
+      </w:r>
+      <w:r>
+        <w:fldChar w:fldCharType="separate"/>
+      </w:r>
+      <w:r>
+        <w:rPr/>
+        <w:t xml:space="preserve">Table 2</w:t>
+      </w:r>
+      <w:r>
+        <w:fldChar w:fldCharType="end"/>
+      </w:r>
+      <w:r>
+        <w:rPr/>
+        <w:t xml:space="preserve">.</w:t>
       </w:r>
     </w:p>
     <w:p>
@@ -8730,7 +8806,27 @@
       </w:r>
       <w:r>
         <w:rPr/>
-        <w:t xml:space="preserve"> (see section &lt;xref ref-type="sec" rid="sec_6-3-5_statemachines-overview"&gt;6.3.5&lt;/xref&gt; for a definition). Instances of these </w:t>
+        <w:t xml:space="preserve"> (see section </w:t>
+      </w:r>
+      <w:r>
+        <w:fldChar w:fldCharType="begin"/>
+      </w:r>
+      <w:r>
+        <w:instrText xml:space="preserve"> REF Sts_sec_6_3_5 \r \h \* MERGEFORMAT </w:instrText>
+      </w:r>
+      <w:r>
+        <w:fldChar w:fldCharType="separate"/>
+      </w:r>
+      <w:r>
+        <w:rPr/>
+        <w:t xml:space="preserve">6.3.5</w:t>
+      </w:r>
+      <w:r>
+        <w:fldChar w:fldCharType="end"/>
+      </w:r>
+      <w:r>
+        <w:rPr/>
+        <w:t xml:space="preserve"> for a definition). Instances of these </w:t>
       </w:r>
       <w:r>
         <w:rPr>
@@ -8760,7 +8856,27 @@
       </w:r>
       <w:r>
         <w:rPr/>
-        <w:t xml:space="preserve"> are configured and each instance would be defined by either the end user or the machine builder. The PackML model also includes other meta data such as available mode, current mode, see section &lt;xref ref-type="sec" rid="sec_6-3-2_packmlbaseobjecttype"&gt;6.3.2&lt;/xref&gt; for a complete list</w:t>
+        <w:t xml:space="preserve"> are configured and each instance would be defined by either the end user or the machine builder. The PackML model also includes other meta data such as available mode, current mode, see section </w:t>
+      </w:r>
+      <w:r>
+        <w:fldChar w:fldCharType="begin"/>
+      </w:r>
+      <w:r>
+        <w:instrText xml:space="preserve"> REF Sts_sec_6_3_2 \r \h \* MERGEFORMAT </w:instrText>
+      </w:r>
+      <w:r>
+        <w:fldChar w:fldCharType="separate"/>
+      </w:r>
+      <w:r>
+        <w:rPr/>
+        <w:t xml:space="preserve">6.3.2</w:t>
+      </w:r>
+      <w:r>
+        <w:fldChar w:fldCharType="end"/>
+      </w:r>
+      <w:r>
+        <w:rPr/>
+        <w:t xml:space="preserve"> for a complete list</w:t>
       </w:r>
     </w:p>
     <w:p>
@@ -8814,7 +8930,7 @@
                     <pic:cNvPicPr/>
                   </pic:nvPicPr>
                   <pic:blipFill>
-                    <a:blip r:embed="Rbcd5b41e5af446b8"/>
+                    <a:blip r:embed="Rd8adc4cffd654d14"/>
                     <a:stretch>
                       <a:fillRect/>
                     </a:stretch>
@@ -8873,8 +8989,24 @@
         <w:pStyle w:val="PARAGRAPH"/>
       </w:pPr>
       <w:r>
-        <w:rPr/>
-        <w:t xml:space="preserve">&lt;xref ref-type="table" rid="tbl_3_packmlbaseobjecttype-definition"&gt;Table 3&lt;/xref&gt; formally defines the </w:t>
+        <w:fldChar w:fldCharType="begin"/>
+      </w:r>
+      <w:r>
+        <w:instrText xml:space="preserve"> REF Sts_tbl_3 \h \* MERGEFORMAT </w:instrText>
+      </w:r>
+      <w:r>
+        <w:fldChar w:fldCharType="separate"/>
+      </w:r>
+      <w:r>
+        <w:rPr/>
+        <w:t xml:space="preserve">Table 3</w:t>
+      </w:r>
+      <w:r>
+        <w:fldChar w:fldCharType="end"/>
+      </w:r>
+      <w:r>
+        <w:rPr/>
+        <w:t xml:space="preserve"> formally defines the </w:t>
       </w:r>
       <w:r>
         <w:rPr>
@@ -10241,7 +10373,27 @@
       </w:r>
       <w:r>
         <w:rPr/>
-        <w:t xml:space="preserve"> provides administrative functionality required for the PackML OPC UA server. It is defined in section &lt;xref ref-type="sec" rid="sec_6-3-4_packmladminobjecttype"&gt;6.3.4&lt;/xref&gt;. The administrative functionality exposed by this </w:t>
+        <w:t xml:space="preserve"> provides administrative functionality required for the PackML OPC UA server. It is defined in section </w:t>
+      </w:r>
+      <w:r>
+        <w:fldChar w:fldCharType="begin"/>
+      </w:r>
+      <w:r>
+        <w:instrText xml:space="preserve"> REF Sts_sec_6_3_4 \r \h \* MERGEFORMAT </w:instrText>
+      </w:r>
+      <w:r>
+        <w:fldChar w:fldCharType="separate"/>
+      </w:r>
+      <w:r>
+        <w:rPr/>
+        <w:t xml:space="preserve">6.3.4</w:t>
+      </w:r>
+      <w:r>
+        <w:fldChar w:fldCharType="end"/>
+      </w:r>
+      <w:r>
+        <w:rPr/>
+        <w:t xml:space="preserve">. The administrative functionality exposed by this </w:t>
       </w:r>
       <w:r>
         <w:rPr>
@@ -10276,7 +10428,27 @@
       </w:r>
       <w:r>
         <w:rPr/>
-        <w:t xml:space="preserve">. It is defined in section &lt;xref ref-type="sec" rid="sec_6-3-3_packmlstatusobjecttype"&gt;6.3.3&lt;/xref&gt;.</w:t>
+        <w:t xml:space="preserve">. It is defined in section </w:t>
+      </w:r>
+      <w:r>
+        <w:fldChar w:fldCharType="begin"/>
+      </w:r>
+      <w:r>
+        <w:instrText xml:space="preserve"> REF Sts_sec_6_3_3 \r \h \* MERGEFORMAT </w:instrText>
+      </w:r>
+      <w:r>
+        <w:fldChar w:fldCharType="separate"/>
+      </w:r>
+      <w:r>
+        <w:rPr/>
+        <w:t xml:space="preserve">6.3.3</w:t>
+      </w:r>
+      <w:r>
+        <w:fldChar w:fldCharType="end"/>
+      </w:r>
+      <w:r>
+        <w:rPr/>
+        <w:t xml:space="preserve">.</w:t>
       </w:r>
     </w:p>
     <w:p>
@@ -10341,7 +10513,23 @@
       </w:r>
       <w:r>
         <w:rPr/>
-        <w:t xml:space="preserve"> in &lt;xref ref-type="sec" rid="sec_6-7-2_setunitmode-method"&gt;6.7.2&lt;/xref&gt;</w:t>
+        <w:t xml:space="preserve"> in </w:t>
+      </w:r>
+      <w:r>
+        <w:fldChar w:fldCharType="begin"/>
+      </w:r>
+      <w:r>
+        <w:instrText xml:space="preserve"> REF Sts_sec_6_7_2 \r \h \* MERGEFORMAT </w:instrText>
+      </w:r>
+      <w:r>
+        <w:fldChar w:fldCharType="separate"/>
+      </w:r>
+      <w:r>
+        <w:rPr/>
+        <w:t xml:space="preserve">6.7.2</w:t>
+      </w:r>
+      <w:r>
+        <w:fldChar w:fldCharType="end"/>
       </w:r>
     </w:p>
     <w:p>
@@ -10441,7 +10629,27 @@
       </w:r>
       <w:r>
         <w:rPr/>
-        <w:t xml:space="preserve"> in &lt;xref ref-type="sec" rid="sec_6-7-4_setproduct-method"&gt;6.7.4&lt;/xref&gt;.</w:t>
+        <w:t xml:space="preserve"> in </w:t>
+      </w:r>
+      <w:r>
+        <w:fldChar w:fldCharType="begin"/>
+      </w:r>
+      <w:r>
+        <w:instrText xml:space="preserve"> REF Sts_sec_6_7_4 \r \h \* MERGEFORMAT </w:instrText>
+      </w:r>
+      <w:r>
+        <w:fldChar w:fldCharType="separate"/>
+      </w:r>
+      <w:r>
+        <w:rPr/>
+        <w:t xml:space="preserve">6.7.4</w:t>
+      </w:r>
+      <w:r>
+        <w:fldChar w:fldCharType="end"/>
+      </w:r>
+      <w:r>
+        <w:rPr/>
+        <w:t xml:space="preserve">.</w:t>
       </w:r>
     </w:p>
     <w:p>
@@ -10486,7 +10694,27 @@
       </w:r>
       <w:r>
         <w:rPr/>
-        <w:t xml:space="preserve"> in &lt;xref ref-type="sec" rid="sec_6-7-17_setparameter-method"&gt;6.7.17&lt;/xref&gt;.</w:t>
+        <w:t xml:space="preserve"> in </w:t>
+      </w:r>
+      <w:r>
+        <w:fldChar w:fldCharType="begin"/>
+      </w:r>
+      <w:r>
+        <w:instrText xml:space="preserve"> REF Sts_sec_6_7_17 \r \h \* MERGEFORMAT </w:instrText>
+      </w:r>
+      <w:r>
+        <w:fldChar w:fldCharType="separate"/>
+      </w:r>
+      <w:r>
+        <w:rPr/>
+        <w:t xml:space="preserve">6.7.17</w:t>
+      </w:r>
+      <w:r>
+        <w:fldChar w:fldCharType="end"/>
+      </w:r>
+      <w:r>
+        <w:rPr/>
+        <w:t xml:space="preserve">.</w:t>
       </w:r>
     </w:p>
     <w:p>
@@ -10581,7 +10809,23 @@
       </w:r>
       <w:r>
         <w:rPr/>
-        <w:t xml:space="preserve"> in &lt;xref ref-type="sec" rid="sec_6-7-15_remotecommand-method"&gt;6.7.15&lt;/xref&gt;</w:t>
+        <w:t xml:space="preserve"> in </w:t>
+      </w:r>
+      <w:r>
+        <w:fldChar w:fldCharType="begin"/>
+      </w:r>
+      <w:r>
+        <w:instrText xml:space="preserve"> REF Sts_sec_6_7_15 \r \h \* MERGEFORMAT </w:instrText>
+      </w:r>
+      <w:r>
+        <w:fldChar w:fldCharType="separate"/>
+      </w:r>
+      <w:r>
+        <w:rPr/>
+        <w:t xml:space="preserve">6.7.15</w:t>
+      </w:r>
+      <w:r>
+        <w:fldChar w:fldCharType="end"/>
       </w:r>
     </w:p>
     <w:p>
@@ -10610,7 +10854,23 @@
       </w:r>
       <w:r>
         <w:rPr/>
-        <w:t xml:space="preserve"> in &lt;xref ref-type="sec" rid="sec_6-7-16_setinterlock-method"&gt;6.7.16&lt;/xref&gt;</w:t>
+        <w:t xml:space="preserve"> in </w:t>
+      </w:r>
+      <w:r>
+        <w:fldChar w:fldCharType="begin"/>
+      </w:r>
+      <w:r>
+        <w:instrText xml:space="preserve"> REF Sts_sec_6_7_16 \r \h \* MERGEFORMAT </w:instrText>
+      </w:r>
+      <w:r>
+        <w:fldChar w:fldCharType="separate"/>
+      </w:r>
+      <w:r>
+        <w:rPr/>
+        <w:t xml:space="preserve">6.7.16</w:t>
+      </w:r>
+      <w:r>
+        <w:fldChar w:fldCharType="end"/>
       </w:r>
     </w:p>
     <w:p>
@@ -10650,7 +10910,23 @@
       </w:r>
       <w:r>
         <w:rPr/>
-        <w:t xml:space="preserve"> that is used to group all of the status information that is part of the PackML information model. It is illustrated in &lt;xref ref-type="fig" rid="fig_12_packmlstatusobjecttype-overview"&gt;Figure 12&lt;/xref&gt;</w:t>
+        <w:t xml:space="preserve"> that is used to group all of the status information that is part of the PackML information model. It is illustrated in </w:t>
+      </w:r>
+      <w:r>
+        <w:fldChar w:fldCharType="begin"/>
+      </w:r>
+      <w:r>
+        <w:instrText xml:space="preserve"> REF Sts_fig_12 \h \* MERGEFORMAT </w:instrText>
+      </w:r>
+      <w:r>
+        <w:fldChar w:fldCharType="separate"/>
+      </w:r>
+      <w:r>
+        <w:rPr/>
+        <w:t xml:space="preserve">Figure 12</w:t>
+      </w:r>
+      <w:r>
+        <w:fldChar w:fldCharType="end"/>
       </w:r>
     </w:p>
     <w:p>
@@ -10674,7 +10950,7 @@
                     <pic:cNvPicPr/>
                   </pic:nvPicPr>
                   <pic:blipFill>
-                    <a:blip r:embed="Rfd7b9b14c71a49f2"/>
+                    <a:blip r:embed="R9a013927d728470b"/>
                     <a:stretch>
                       <a:fillRect/>
                     </a:stretch>
@@ -10733,8 +11009,24 @@
         <w:pStyle w:val="PARAGRAPH"/>
       </w:pPr>
       <w:r>
-        <w:rPr/>
-        <w:t xml:space="preserve">&lt;xref ref-type="table" rid="tbl_4_packmlstatusobjecttype-definition"&gt;Table 4&lt;/xref&gt; formally defines the </w:t>
+        <w:fldChar w:fldCharType="begin"/>
+      </w:r>
+      <w:r>
+        <w:instrText xml:space="preserve"> REF Sts_tbl_4 \h \* MERGEFORMAT </w:instrText>
+      </w:r>
+      <w:r>
+        <w:fldChar w:fldCharType="separate"/>
+      </w:r>
+      <w:r>
+        <w:rPr/>
+        <w:t xml:space="preserve">Table 4</w:t>
+      </w:r>
+      <w:r>
+        <w:fldChar w:fldCharType="end"/>
+      </w:r>
+      <w:r>
+        <w:rPr/>
+        <w:t xml:space="preserve"> formally defines the </w:t>
       </w:r>
       <w:r>
         <w:rPr>
@@ -12711,7 +13003,7 @@
       </w:r>
       <w:r>
         <w:rPr/>
-        <w:t xml:space="preserve"> is defined in &lt;xref ref-type="other" rid="ref_uapart5"&gt;</w:t>
+        <w:t xml:space="preserve"> is defined in </w:t>
       </w:r>
       <w:r>
         <w:fldChar w:fldCharType="begin"/>
@@ -12731,7 +13023,7 @@
       </w:r>
       <w:r>
         <w:rPr/>
-        <w:t xml:space="preserve">&lt;/xref&gt;.</w:t>
+        <w:t xml:space="preserve">.</w:t>
       </w:r>
     </w:p>
     <w:p>
@@ -13071,7 +13363,27 @@
       </w:r>
       <w:r>
         <w:rPr/>
-        <w:t xml:space="preserve"> definition in &lt;xref ref-type="sec" rid="sec_6-7-15_remotecommand-method"&gt;6.7.15&lt;/xref&gt;.</w:t>
+        <w:t xml:space="preserve"> definition in </w:t>
+      </w:r>
+      <w:r>
+        <w:fldChar w:fldCharType="begin"/>
+      </w:r>
+      <w:r>
+        <w:instrText xml:space="preserve"> REF Sts_sec_6_7_15 \r \h \* MERGEFORMAT </w:instrText>
+      </w:r>
+      <w:r>
+        <w:fldChar w:fldCharType="separate"/>
+      </w:r>
+      <w:r>
+        <w:rPr/>
+        <w:t xml:space="preserve">6.7.15</w:t>
+      </w:r>
+      <w:r>
+        <w:fldChar w:fldCharType="end"/>
+      </w:r>
+      <w:r>
+        <w:rPr/>
+        <w:t xml:space="preserve">.</w:t>
       </w:r>
     </w:p>
     <w:p>
@@ -13126,7 +13438,27 @@
       </w:r>
       <w:r>
         <w:rPr/>
-        <w:t xml:space="preserve"> that is used to group all of the Admin information that is part of the PackML information model. It is illustrated in &lt;xref ref-type="fig" rid="fig_13_packmladminobjecttype-overview"&gt;Figure 13&lt;/xref&gt;.</w:t>
+        <w:t xml:space="preserve"> that is used to group all of the Admin information that is part of the PackML information model. It is illustrated in </w:t>
+      </w:r>
+      <w:r>
+        <w:fldChar w:fldCharType="begin"/>
+      </w:r>
+      <w:r>
+        <w:instrText xml:space="preserve"> REF Sts_fig_13 \h \* MERGEFORMAT </w:instrText>
+      </w:r>
+      <w:r>
+        <w:fldChar w:fldCharType="separate"/>
+      </w:r>
+      <w:r>
+        <w:rPr/>
+        <w:t xml:space="preserve">Figure 13</w:t>
+      </w:r>
+      <w:r>
+        <w:fldChar w:fldCharType="end"/>
+      </w:r>
+      <w:r>
+        <w:rPr/>
+        <w:t xml:space="preserve">.</w:t>
       </w:r>
     </w:p>
     <w:p>
@@ -13150,7 +13482,7 @@
                     <pic:cNvPicPr/>
                   </pic:nvPicPr>
                   <pic:blipFill>
-                    <a:blip r:embed="R5ee044c1ab8348b0"/>
+                    <a:blip r:embed="Rbf55a40ef88a47a2"/>
                     <a:stretch>
                       <a:fillRect/>
                     </a:stretch>
@@ -13209,8 +13541,24 @@
         <w:pStyle w:val="PARAGRAPH"/>
       </w:pPr>
       <w:r>
-        <w:rPr/>
-        <w:t xml:space="preserve">&lt;xref ref-type="table" rid="tbl_5_packmladminobjecttype-definition"&gt;Table 5&lt;/xref&gt; formally defines the PackMLAdminObjectType.</w:t>
+        <w:fldChar w:fldCharType="begin"/>
+      </w:r>
+      <w:r>
+        <w:instrText xml:space="preserve"> REF Sts_tbl_5 \h \* MERGEFORMAT </w:instrText>
+      </w:r>
+      <w:r>
+        <w:fldChar w:fldCharType="separate"/>
+      </w:r>
+      <w:r>
+        <w:rPr/>
+        <w:t xml:space="preserve">Table 5</w:t>
+      </w:r>
+      <w:r>
+        <w:fldChar w:fldCharType="end"/>
+      </w:r>
+      <w:r>
+        <w:rPr/>
+        <w:t xml:space="preserve"> formally defines the PackMLAdminObjectType.</w:t>
       </w:r>
     </w:p>
     <w:p>
@@ -15842,8 +16190,24 @@
         <w:pStyle w:val="PARAGRAPH"/>
       </w:pPr>
       <w:r>
-        <w:rPr/>
-        <w:t xml:space="preserve">The &lt;xref ref-type="fig" rid="fig_14_packml-statemachines-overview"&gt;Figure 14&lt;/xref&gt; provides an overview of the </w:t>
+        <w:fldChar w:fldCharType="begin"/>
+      </w:r>
+      <w:r>
+        <w:instrText xml:space="preserve"> REF Sts_fig_14 \h \* MERGEFORMAT </w:instrText>
+      </w:r>
+      <w:r>
+        <w:fldChar w:fldCharType="separate"/>
+      </w:r>
+      <w:r>
+        <w:rPr/>
+        <w:t xml:space="preserve">Figure 14</w:t>
+      </w:r>
+      <w:r>
+        <w:fldChar w:fldCharType="end"/>
+      </w:r>
+      <w:r>
+        <w:rPr/>
+        <w:t xml:space="preserve"> provides an overview of the </w:t>
       </w:r>
       <w:r>
         <w:rPr>
@@ -15877,7 +16241,7 @@
                     <pic:cNvPicPr/>
                   </pic:nvPicPr>
                   <pic:blipFill>
-                    <a:blip r:embed="R7134aa90fb244243"/>
+                    <a:blip r:embed="R24762306429c45b2"/>
                     <a:stretch>
                       <a:fillRect/>
                     </a:stretch>
@@ -16207,7 +16571,27 @@
       </w:r>
       <w:r>
         <w:rPr/>
-        <w:t xml:space="preserve"> dependant. The initial state for the system is Aborted. Alternative it could be Cleared as parent state with the proposal of Stopped as initial sub state. &lt;xref ref-type="fig" rid="fig_15_packml-states"&gt;Figure 15 - PackML States&lt;/xref&gt; provide an overview of the states and transitions in the </w:t>
+        <w:t xml:space="preserve"> dependant. The initial state for the system is Aborted. Alternative it could be Cleared as parent state with the proposal of Stopped as initial sub state. </w:t>
+      </w:r>
+      <w:r>
+        <w:fldChar w:fldCharType="begin"/>
+      </w:r>
+      <w:r>
+        <w:instrText xml:space="preserve"> REF Sts_fig_15 \h \* MERGEFORMAT </w:instrText>
+      </w:r>
+      <w:r>
+        <w:fldChar w:fldCharType="separate"/>
+      </w:r>
+      <w:r>
+        <w:rPr/>
+        <w:t xml:space="preserve">Figure 15</w:t>
+      </w:r>
+      <w:r>
+        <w:fldChar w:fldCharType="end"/>
+      </w:r>
+      <w:r>
+        <w:rPr/>
+        <w:t xml:space="preserve"> provide an overview of the states and transitions in the </w:t>
       </w:r>
       <w:r>
         <w:rPr>
@@ -16237,7 +16621,7 @@
                     <pic:cNvPicPr/>
                   </pic:nvPicPr>
                   <pic:blipFill>
-                    <a:blip r:embed="R040ed20906844676"/>
+                    <a:blip r:embed="R9a7d2feaa3d0435c"/>
                     <a:stretch>
                       <a:fillRect/>
                     </a:stretch>
@@ -16328,7 +16712,27 @@
       </w:r>
       <w:r>
         <w:rPr/>
-        <w:t xml:space="preserve"> for PackML. It is illustrated in &lt;xref ref-type="fig" rid="fig_16_packmlbasestatemachinetype-illustration"&gt;Figure 16&lt;/xref&gt;. The TR-88 specification does not define an initial </w:t>
+        <w:t xml:space="preserve"> for PackML. It is illustrated in </w:t>
+      </w:r>
+      <w:r>
+        <w:fldChar w:fldCharType="begin"/>
+      </w:r>
+      <w:r>
+        <w:instrText xml:space="preserve"> REF Sts_fig_16 \h \* MERGEFORMAT </w:instrText>
+      </w:r>
+      <w:r>
+        <w:fldChar w:fldCharType="separate"/>
+      </w:r>
+      <w:r>
+        <w:rPr/>
+        <w:t xml:space="preserve">Figure 16</w:t>
+      </w:r>
+      <w:r>
+        <w:fldChar w:fldCharType="end"/>
+      </w:r>
+      <w:r>
+        <w:rPr/>
+        <w:t xml:space="preserve">. The TR-88 specification does not define an initial </w:t>
       </w:r>
       <w:r>
         <w:rPr>
@@ -16378,7 +16782,27 @@
       </w:r>
       <w:r>
         <w:rPr/>
-        <w:t xml:space="preserve">. &lt;xref ref-type="sec" rid="annex_b_informative-recommended-localized-names"&gt;Annex B&lt;/xref&gt; provide recommended display names for the various states.</w:t>
+        <w:t xml:space="preserve">. </w:t>
+      </w:r>
+      <w:r>
+        <w:fldChar w:fldCharType="begin"/>
+      </w:r>
+      <w:r>
+        <w:instrText xml:space="preserve"> REF Sts_sec_A \r \h \* MERGEFORMAT </w:instrText>
+      </w:r>
+      <w:r>
+        <w:fldChar w:fldCharType="separate"/>
+      </w:r>
+      <w:r>
+        <w:rPr/>
+        <w:t xml:space="preserve">Annex A</w:t>
+      </w:r>
+      <w:r>
+        <w:fldChar w:fldCharType="end"/>
+      </w:r>
+      <w:r>
+        <w:rPr/>
+        <w:t xml:space="preserve"> provide recommended display names for the various states.</w:t>
       </w:r>
     </w:p>
     <w:p>
@@ -16402,7 +16826,7 @@
                     <pic:cNvPicPr/>
                   </pic:nvPicPr>
                   <pic:blipFill>
-                    <a:blip r:embed="R2151a7cd47994147"/>
+                    <a:blip r:embed="R31847fd4ff1249d1"/>
                     <a:stretch>
                       <a:fillRect/>
                     </a:stretch>
@@ -16472,7 +16896,27 @@
       </w:r>
       <w:r>
         <w:rPr/>
-        <w:t xml:space="preserve"> defines the available states in a PackML system. The type is defined in &lt;xref ref-type="table" rid="tbl_6_packmlbasestatemachinetype-definition"&gt;Table 6&lt;/xref&gt;.* StateTypes* and </w:t>
+        <w:t xml:space="preserve"> defines the available states in a PackML system. The type is defined in </w:t>
+      </w:r>
+      <w:r>
+        <w:fldChar w:fldCharType="begin"/>
+      </w:r>
+      <w:r>
+        <w:instrText xml:space="preserve"> REF Sts_tbl_6 \h \* MERGEFORMAT </w:instrText>
+      </w:r>
+      <w:r>
+        <w:fldChar w:fldCharType="separate"/>
+      </w:r>
+      <w:r>
+        <w:rPr/>
+        <w:t xml:space="preserve">Table 6</w:t>
+      </w:r>
+      <w:r>
+        <w:fldChar w:fldCharType="end"/>
+      </w:r>
+      <w:r>
+        <w:rPr/>
+        <w:t xml:space="preserve">.* StateTypes* and </w:t>
       </w:r>
       <w:r>
         <w:rPr>
@@ -17846,7 +18290,27 @@
       </w:r>
       <w:r>
         <w:rPr/>
-        <w:t xml:space="preserve"> - A PackMLMachineStateMachineType defined in section &lt;xref ref-type="sec" rid="sec_6-3-7_packmlmachinestatemachinetype"&gt;6.3.7&lt;/xref&gt;.</w:t>
+        <w:t xml:space="preserve"> - A PackMLMachineStateMachineType defined in section </w:t>
+      </w:r>
+      <w:r>
+        <w:fldChar w:fldCharType="begin"/>
+      </w:r>
+      <w:r>
+        <w:instrText xml:space="preserve"> REF Sts_sec_6_3_7 \r \h \* MERGEFORMAT </w:instrText>
+      </w:r>
+      <w:r>
+        <w:fldChar w:fldCharType="separate"/>
+      </w:r>
+      <w:r>
+        <w:rPr/>
+        <w:t xml:space="preserve">6.3.7</w:t>
+      </w:r>
+      <w:r>
+        <w:fldChar w:fldCharType="end"/>
+      </w:r>
+      <w:r>
+        <w:rPr/>
+        <w:t xml:space="preserve">.</w:t>
       </w:r>
     </w:p>
     <w:p>
@@ -17881,7 +18345,27 @@
       </w:r>
       <w:r>
         <w:rPr/>
-        <w:t xml:space="preserve">. This will affect all sub-states in cleared state. Defined in &lt;xref ref-type="sec" rid="sec_6-7-5_abort-method"&gt;6.7.5&lt;/xref&gt;.</w:t>
+        <w:t xml:space="preserve">. This will affect all sub-states in cleared state. Defined in </w:t>
+      </w:r>
+      <w:r>
+        <w:fldChar w:fldCharType="begin"/>
+      </w:r>
+      <w:r>
+        <w:instrText xml:space="preserve"> REF Sts_sec_6_7_5 \r \h \* MERGEFORMAT </w:instrText>
+      </w:r>
+      <w:r>
+        <w:fldChar w:fldCharType="separate"/>
+      </w:r>
+      <w:r>
+        <w:rPr/>
+        <w:t xml:space="preserve">6.7.5</w:t>
+      </w:r>
+      <w:r>
+        <w:fldChar w:fldCharType="end"/>
+      </w:r>
+      <w:r>
+        <w:rPr/>
+        <w:t xml:space="preserve">.</w:t>
       </w:r>
     </w:p>
     <w:p>
@@ -17912,31 +18396,27 @@
         <w:rPr>
           <w:i/>
         </w:rPr>
-        <w:t xml:space="preserve">Cleared. *Defined in</w:t>
-      </w:r>
-      <w:r>
-        <w:rPr/>
-        <w:t xml:space="preserve"> </w:t>
-      </w:r>
-      <w:r>
-        <w:rPr>
-          <w:i/>
-        </w:rPr>
-        <w:t xml:space="preserve">&lt;xref ref-type="sec" rid="sec_6-7-6_clear-method"&gt;</w:t>
+        <w:t xml:space="preserve">Cleared. Defined in </w:t>
+      </w:r>
+      <w:r>
+        <w:fldChar w:fldCharType="begin"/>
+      </w:r>
+      <w:r>
+        <w:instrText xml:space="preserve"> REF Sts_sec_6_7_6 \r \h \* MERGEFORMAT </w:instrText>
+      </w:r>
+      <w:r>
+        <w:fldChar w:fldCharType="separate"/>
       </w:r>
       <w:r>
         <w:rPr/>
         <w:t xml:space="preserve">6.7.6</w:t>
       </w:r>
       <w:r>
-        <w:rPr>
-          <w:i/>
-        </w:rPr>
-        <w:t xml:space="preserve">&lt;/xref&gt;</w:t>
-      </w:r>
-      <w:r>
-        <w:rPr/>
-        <w:t xml:space="preserve">.*</w:t>
+        <w:fldChar w:fldCharType="end"/>
+      </w:r>
+      <w:r>
+        <w:rPr/>
+        <w:t xml:space="preserve">.</w:t>
       </w:r>
     </w:p>
     <w:p>
@@ -17944,8 +18424,24 @@
         <w:pStyle w:val="PARAGRAPH"/>
       </w:pPr>
       <w:r>
-        <w:rPr/>
-        <w:t xml:space="preserve">&lt;xref ref-type="table" rid="tbl_7_packmlbasestatemachinetype-additional-references"&gt;Table 7&lt;/xref&gt; defines the available </w:t>
+        <w:fldChar w:fldCharType="begin"/>
+      </w:r>
+      <w:r>
+        <w:instrText xml:space="preserve"> REF Sts_tbl_7 \h \* MERGEFORMAT </w:instrText>
+      </w:r>
+      <w:r>
+        <w:fldChar w:fldCharType="separate"/>
+      </w:r>
+      <w:r>
+        <w:rPr/>
+        <w:t xml:space="preserve">Table 7</w:t>
+      </w:r>
+      <w:r>
+        <w:fldChar w:fldCharType="end"/>
+      </w:r>
+      <w:r>
+        <w:rPr/>
+        <w:t xml:space="preserve"> defines the available </w:t>
       </w:r>
       <w:r>
         <w:rPr>
@@ -18581,7 +19077,27 @@
       </w:r>
       <w:r>
         <w:rPr/>
-        <w:t xml:space="preserve"> defines the machine level state machine. It is illustrated in &lt;xref ref-type="fig" rid="fig_17_packmlmachinestatemachinetype-illustration"&gt;Figure 17&lt;/xref&gt;.</w:t>
+        <w:t xml:space="preserve"> defines the machine level state machine. It is illustrated in </w:t>
+      </w:r>
+      <w:r>
+        <w:fldChar w:fldCharType="begin"/>
+      </w:r>
+      <w:r>
+        <w:instrText xml:space="preserve"> REF Sts_fig_17 \h \* MERGEFORMAT </w:instrText>
+      </w:r>
+      <w:r>
+        <w:fldChar w:fldCharType="separate"/>
+      </w:r>
+      <w:r>
+        <w:rPr/>
+        <w:t xml:space="preserve">Figure 17</w:t>
+      </w:r>
+      <w:r>
+        <w:fldChar w:fldCharType="end"/>
+      </w:r>
+      <w:r>
+        <w:rPr/>
+        <w:t xml:space="preserve">.</w:t>
       </w:r>
     </w:p>
     <w:p>
@@ -18640,7 +19156,27 @@
       </w:r>
       <w:r>
         <w:rPr/>
-        <w:t xml:space="preserve">. &lt;xref ref-type="sec" rid="annex_b_informative-recommended-localized-names"&gt;Annex B&lt;/xref&gt; provides recommended display names for the various states.</w:t>
+        <w:t xml:space="preserve">. </w:t>
+      </w:r>
+      <w:r>
+        <w:fldChar w:fldCharType="begin"/>
+      </w:r>
+      <w:r>
+        <w:instrText xml:space="preserve"> REF Sts_sec_A \r \h \* MERGEFORMAT </w:instrText>
+      </w:r>
+      <w:r>
+        <w:fldChar w:fldCharType="separate"/>
+      </w:r>
+      <w:r>
+        <w:rPr/>
+        <w:t xml:space="preserve">Annex A</w:t>
+      </w:r>
+      <w:r>
+        <w:fldChar w:fldCharType="end"/>
+      </w:r>
+      <w:r>
+        <w:rPr/>
+        <w:t xml:space="preserve"> provides recommended display names for the various states.</w:t>
       </w:r>
     </w:p>
     <w:p>
@@ -18664,7 +19200,7 @@
                     <pic:cNvPicPr/>
                   </pic:nvPicPr>
                   <pic:blipFill>
-                    <a:blip r:embed="R358d96a410104dd9"/>
+                    <a:blip r:embed="Rc12fc497a2754e59"/>
                     <a:stretch>
                       <a:fillRect/>
                     </a:stretch>
@@ -18723,8 +19259,24 @@
         <w:pStyle w:val="PARAGRAPH"/>
       </w:pPr>
       <w:r>
-        <w:rPr/>
-        <w:t xml:space="preserve">&lt;xref ref-type="table" rid="tbl_8_packmlmachinestatemachinetype-definition"&gt;Table 8&lt;/xref&gt; defines the </w:t>
+        <w:fldChar w:fldCharType="begin"/>
+      </w:r>
+      <w:r>
+        <w:instrText xml:space="preserve"> REF Sts_tbl_8 \h \* MERGEFORMAT </w:instrText>
+      </w:r>
+      <w:r>
+        <w:fldChar w:fldCharType="separate"/>
+      </w:r>
+      <w:r>
+        <w:rPr/>
+        <w:t xml:space="preserve">Table 8</w:t>
+      </w:r>
+      <w:r>
+        <w:fldChar w:fldCharType="end"/>
+      </w:r>
+      <w:r>
+        <w:rPr/>
+        <w:t xml:space="preserve"> defines the </w:t>
       </w:r>
       <w:r>
         <w:rPr>
@@ -20310,7 +20862,23 @@
       </w:r>
       <w:r>
         <w:rPr/>
-        <w:t xml:space="preserve"> state. Defined in &lt;xref ref-type="sec" rid="sec_6-7-7_stop-method"&gt;6.7.7&lt;/xref&gt;</w:t>
+        <w:t xml:space="preserve"> state. Defined in </w:t>
+      </w:r>
+      <w:r>
+        <w:fldChar w:fldCharType="begin"/>
+      </w:r>
+      <w:r>
+        <w:instrText xml:space="preserve"> REF Sts_sec_6_7_7 \r \h \* MERGEFORMAT </w:instrText>
+      </w:r>
+      <w:r>
+        <w:fldChar w:fldCharType="separate"/>
+      </w:r>
+      <w:r>
+        <w:rPr/>
+        <w:t xml:space="preserve">6.7.7</w:t>
+      </w:r>
+      <w:r>
+        <w:fldChar w:fldCharType="end"/>
       </w:r>
     </w:p>
     <w:p>
@@ -20355,7 +20923,23 @@
       </w:r>
       <w:r>
         <w:rPr/>
-        <w:t xml:space="preserve"> that they expose. Defined in &lt;xref ref-type="sec" rid="sec_6-7-8_reset-method"&gt;6.7.8&lt;/xref&gt;</w:t>
+        <w:t xml:space="preserve"> that they expose. Defined in </w:t>
+      </w:r>
+      <w:r>
+        <w:fldChar w:fldCharType="begin"/>
+      </w:r>
+      <w:r>
+        <w:instrText xml:space="preserve"> REF Sts_sec_6_7_8 \r \h \* MERGEFORMAT </w:instrText>
+      </w:r>
+      <w:r>
+        <w:fldChar w:fldCharType="separate"/>
+      </w:r>
+      <w:r>
+        <w:rPr/>
+        <w:t xml:space="preserve">6.7.8</w:t>
+      </w:r>
+      <w:r>
+        <w:fldChar w:fldCharType="end"/>
       </w:r>
     </w:p>
     <w:p>
@@ -20364,7 +20948,27 @@
       </w:pPr>
       <w:r>
         <w:rPr/>
-        <w:t xml:space="preserve">The transitions are defined in &lt;xref ref-type="table" rid="tbl_9_packmlmachinestatemachinetype-additional-references"&gt;Table 9&lt;/xref&gt;.</w:t>
+        <w:t xml:space="preserve">The transitions are defined in </w:t>
+      </w:r>
+      <w:r>
+        <w:fldChar w:fldCharType="begin"/>
+      </w:r>
+      <w:r>
+        <w:instrText xml:space="preserve"> REF Sts_tbl_9 \h \* MERGEFORMAT </w:instrText>
+      </w:r>
+      <w:r>
+        <w:fldChar w:fldCharType="separate"/>
+      </w:r>
+      <w:r>
+        <w:rPr/>
+        <w:t xml:space="preserve">Table 9</w:t>
+      </w:r>
+      <w:r>
+        <w:fldChar w:fldCharType="end"/>
+      </w:r>
+      <w:r>
+        <w:rPr/>
+        <w:t xml:space="preserve">.</w:t>
       </w:r>
     </w:p>
     <w:p>
@@ -21110,7 +21714,27 @@
       </w:r>
       <w:r>
         <w:rPr/>
-        <w:t xml:space="preserve"> provides all of the base states defined in PackML. It is illustrated in &lt;xref ref-type="fig" rid="fig_18_packmlexecutestatemachinetype-illustration"&gt;Figure 18&lt;/xref&gt;. The TR-88 specification does not define an initial State for this StateMachine, but typically the state machine use either the </w:t>
+        <w:t xml:space="preserve"> provides all of the base states defined in PackML. It is illustrated in </w:t>
+      </w:r>
+      <w:r>
+        <w:fldChar w:fldCharType="begin"/>
+      </w:r>
+      <w:r>
+        <w:instrText xml:space="preserve"> REF Sts_fig_18 \h \* MERGEFORMAT </w:instrText>
+      </w:r>
+      <w:r>
+        <w:fldChar w:fldCharType="separate"/>
+      </w:r>
+      <w:r>
+        <w:rPr/>
+        <w:t xml:space="preserve">Figure 18</w:t>
+      </w:r>
+      <w:r>
+        <w:fldChar w:fldCharType="end"/>
+      </w:r>
+      <w:r>
+        <w:rPr/>
+        <w:t xml:space="preserve">. The TR-88 specification does not define an initial State for this StateMachine, but typically the state machine use either the </w:t>
       </w:r>
       <w:r>
         <w:rPr>
@@ -21150,7 +21774,27 @@
       </w:r>
       <w:r>
         <w:rPr/>
-        <w:t xml:space="preserve">. &lt;xref ref-type="sec" rid="annex_b_informative-recommended-localized-names"&gt;Annex B&lt;/xref&gt; provide recommended display names for the various states.</w:t>
+        <w:t xml:space="preserve">. </w:t>
+      </w:r>
+      <w:r>
+        <w:fldChar w:fldCharType="begin"/>
+      </w:r>
+      <w:r>
+        <w:instrText xml:space="preserve"> REF Sts_sec_A \r \h \* MERGEFORMAT </w:instrText>
+      </w:r>
+      <w:r>
+        <w:fldChar w:fldCharType="separate"/>
+      </w:r>
+      <w:r>
+        <w:rPr/>
+        <w:t xml:space="preserve">Annex A</w:t>
+      </w:r>
+      <w:r>
+        <w:fldChar w:fldCharType="end"/>
+      </w:r>
+      <w:r>
+        <w:rPr/>
+        <w:t xml:space="preserve"> provide recommended display names for the various states.</w:t>
       </w:r>
     </w:p>
     <w:p>
@@ -21174,7 +21818,7 @@
                     <pic:cNvPicPr/>
                   </pic:nvPicPr>
                   <pic:blipFill>
-                    <a:blip r:embed="R5c0506c2df264de2"/>
+                    <a:blip r:embed="R724872192bcb4c1e"/>
                     <a:stretch>
                       <a:fillRect/>
                     </a:stretch>
@@ -21244,7 +21888,27 @@
       </w:r>
       <w:r>
         <w:rPr/>
-        <w:t xml:space="preserve"> is defined in &lt;xref ref-type="table" rid="tbl_10_packmlexecutestatemachinetype-definition"&gt;Table 10&lt;/xref&gt;. </w:t>
+        <w:t xml:space="preserve"> is defined in </w:t>
+      </w:r>
+      <w:r>
+        <w:fldChar w:fldCharType="begin"/>
+      </w:r>
+      <w:r>
+        <w:instrText xml:space="preserve"> REF Sts_tbl_10 \h \* MERGEFORMAT </w:instrText>
+      </w:r>
+      <w:r>
+        <w:fldChar w:fldCharType="separate"/>
+      </w:r>
+      <w:r>
+        <w:rPr/>
+        <w:t xml:space="preserve">Table 10</w:t>
+      </w:r>
+      <w:r>
+        <w:fldChar w:fldCharType="end"/>
+      </w:r>
+      <w:r>
+        <w:rPr/>
+        <w:t xml:space="preserve">. </w:t>
       </w:r>
       <w:r>
         <w:rPr>
@@ -25368,7 +26032,27 @@
       </w:r>
       <w:r>
         <w:rPr/>
-        <w:t xml:space="preserve"> are described in &lt;xref ref-type="table" rid="tbl_11_packmlexecutestatemachinetype-additional-references"&gt;Table 11&lt;/xref&gt;. This </w:t>
+        <w:t xml:space="preserve"> are described in </w:t>
+      </w:r>
+      <w:r>
+        <w:fldChar w:fldCharType="begin"/>
+      </w:r>
+      <w:r>
+        <w:instrText xml:space="preserve"> REF Sts_tbl_11 \h \* MERGEFORMAT </w:instrText>
+      </w:r>
+      <w:r>
+        <w:fldChar w:fldCharType="separate"/>
+      </w:r>
+      <w:r>
+        <w:rPr/>
+        <w:t xml:space="preserve">Table 11</w:t>
+      </w:r>
+      <w:r>
+        <w:fldChar w:fldCharType="end"/>
+      </w:r>
+      <w:r>
+        <w:rPr/>
+        <w:t xml:space="preserve">. This </w:t>
       </w:r>
       <w:r>
         <w:rPr>
@@ -25438,7 +26122,27 @@
       </w:r>
       <w:r>
         <w:rPr/>
-        <w:t xml:space="preserve">, all of which are extension to the &lt;xref ref-type="other" rid="ref_isapart2"&gt;ISA-TR88.00.02-2015&lt;/xref&gt; specification.</w:t>
+        <w:t xml:space="preserve">, all of which are extension to the </w:t>
+      </w:r>
+      <w:r>
+        <w:fldChar w:fldCharType="begin"/>
+      </w:r>
+      <w:r>
+        <w:instrText xml:space="preserve"> REF Sts_ref_tr88 \h \* MERGEFORMAT </w:instrText>
+      </w:r>
+      <w:r>
+        <w:fldChar w:fldCharType="separate"/>
+      </w:r>
+      <w:r>
+        <w:rPr/>
+        <w:t xml:space="preserve">ISA-TR88.00.02-2022</w:t>
+      </w:r>
+      <w:r>
+        <w:fldChar w:fldCharType="end"/>
+      </w:r>
+      <w:r>
+        <w:rPr/>
+        <w:t xml:space="preserve"> specification.</w:t>
       </w:r>
     </w:p>
     <w:p>
@@ -28644,7 +29348,27 @@
       </w:r>
       <w:r>
         <w:rPr/>
-        <w:t xml:space="preserve"> is defined in &lt;xref ref-type="table" rid="tbl_12_productionmaintenancemodeenum-values"&gt;Table 12&lt;/xref&gt;.</w:t>
+        <w:t xml:space="preserve"> is defined in </w:t>
+      </w:r>
+      <w:r>
+        <w:fldChar w:fldCharType="begin"/>
+      </w:r>
+      <w:r>
+        <w:instrText xml:space="preserve"> REF Sts_tbl_12 \h \* MERGEFORMAT </w:instrText>
+      </w:r>
+      <w:r>
+        <w:fldChar w:fldCharType="separate"/>
+      </w:r>
+      <w:r>
+        <w:rPr/>
+        <w:t xml:space="preserve">Table 12</w:t>
+      </w:r>
+      <w:r>
+        <w:fldChar w:fldCharType="end"/>
+      </w:r>
+      <w:r>
+        <w:rPr/>
+        <w:t xml:space="preserve">.</w:t>
       </w:r>
     </w:p>
     <w:p>
@@ -29001,7 +29725,23 @@
       </w:r>
       <w:r>
         <w:rPr/>
-        <w:t xml:space="preserve"> is used to generate summary information about the system.  The information depending on the use might be related to produced product, defective materials or any other information that needs to be tracked. It is formally defined in &lt;xref ref-type="table" rid="tbl_13_packmlcountdatatype-structure"&gt;Table 13&lt;/xref&gt;</w:t>
+        <w:t xml:space="preserve"> is used to generate summary information about the system.  The information depending on the use might be related to produced product, defective materials or any other information that needs to be tracked. It is formally defined in </w:t>
+      </w:r>
+      <w:r>
+        <w:fldChar w:fldCharType="begin"/>
+      </w:r>
+      <w:r>
+        <w:instrText xml:space="preserve"> REF Sts_tbl_13 \h \* MERGEFORMAT </w:instrText>
+      </w:r>
+      <w:r>
+        <w:fldChar w:fldCharType="separate"/>
+      </w:r>
+      <w:r>
+        <w:rPr/>
+        <w:t xml:space="preserve">Table 13</w:t>
+      </w:r>
+      <w:r>
+        <w:fldChar w:fldCharType="end"/>
       </w:r>
     </w:p>
     <w:p>
@@ -29412,7 +30152,23 @@
       </w:r>
       <w:r>
         <w:rPr/>
-        <w:t xml:space="preserve"> is formally defined in &lt;xref ref-type="table" rid="tbl_14_packmldescriptordatatype-structure"&gt;Table 14&lt;/xref&gt;</w:t>
+        <w:t xml:space="preserve"> is formally defined in </w:t>
+      </w:r>
+      <w:r>
+        <w:fldChar w:fldCharType="begin"/>
+      </w:r>
+      <w:r>
+        <w:instrText xml:space="preserve"> REF Sts_tbl_14 \h \* MERGEFORMAT </w:instrText>
+      </w:r>
+      <w:r>
+        <w:fldChar w:fldCharType="separate"/>
+      </w:r>
+      <w:r>
+        <w:rPr/>
+        <w:t xml:space="preserve">Table 14</w:t>
+      </w:r>
+      <w:r>
+        <w:fldChar w:fldCharType="end"/>
       </w:r>
     </w:p>
     <w:p>
@@ -29776,7 +30532,27 @@
       </w:r>
       <w:r>
         <w:rPr/>
-        <w:t xml:space="preserve"> is formally defined in &lt;xref ref-type="table" rid="tbl_15_packmlingredientsdatatype-structure"&gt;Table 15&lt;/xref&gt;.</w:t>
+        <w:t xml:space="preserve"> is formally defined in </w:t>
+      </w:r>
+      <w:r>
+        <w:fldChar w:fldCharType="begin"/>
+      </w:r>
+      <w:r>
+        <w:instrText xml:space="preserve"> REF Sts_tbl_15 \h \* MERGEFORMAT </w:instrText>
+      </w:r>
+      <w:r>
+        <w:fldChar w:fldCharType="separate"/>
+      </w:r>
+      <w:r>
+        <w:rPr/>
+        <w:t xml:space="preserve">Table 15</w:t>
+      </w:r>
+      <w:r>
+        <w:fldChar w:fldCharType="end"/>
+      </w:r>
+      <w:r>
+        <w:rPr/>
+        <w:t xml:space="preserve">.</w:t>
       </w:r>
     </w:p>
     <w:p>
@@ -30046,7 +30822,27 @@
       </w:r>
       <w:r>
         <w:rPr/>
-        <w:t xml:space="preserve"> is formally defined in &lt;xref ref-type="table" rid="tbl_16_packmlproductdatatype-structure"&gt;Table 16&lt;/xref&gt;.</w:t>
+        <w:t xml:space="preserve"> is formally defined in </w:t>
+      </w:r>
+      <w:r>
+        <w:fldChar w:fldCharType="begin"/>
+      </w:r>
+      <w:r>
+        <w:instrText xml:space="preserve"> REF Sts_tbl_16 \h \* MERGEFORMAT </w:instrText>
+      </w:r>
+      <w:r>
+        <w:fldChar w:fldCharType="separate"/>
+      </w:r>
+      <w:r>
+        <w:rPr/>
+        <w:t xml:space="preserve">Table 16</w:t>
+      </w:r>
+      <w:r>
+        <w:fldChar w:fldCharType="end"/>
+      </w:r>
+      <w:r>
+        <w:rPr/>
+        <w:t xml:space="preserve">.</w:t>
       </w:r>
     </w:p>
     <w:p>
@@ -30363,7 +31159,27 @@
       </w:r>
       <w:r>
         <w:rPr/>
-        <w:t xml:space="preserve"> is formally defined in &lt;xref ref-type="table" rid="tbl_17_packmlremoteinterfacedatatype-structure"&gt;Table 17&lt;/xref&gt;.</w:t>
+        <w:t xml:space="preserve"> is formally defined in </w:t>
+      </w:r>
+      <w:r>
+        <w:fldChar w:fldCharType="begin"/>
+      </w:r>
+      <w:r>
+        <w:instrText xml:space="preserve"> REF Sts_tbl_17 \h \* MERGEFORMAT </w:instrText>
+      </w:r>
+      <w:r>
+        <w:fldChar w:fldCharType="separate"/>
+      </w:r>
+      <w:r>
+        <w:rPr/>
+        <w:t xml:space="preserve">Table 17</w:t>
+      </w:r>
+      <w:r>
+        <w:fldChar w:fldCharType="end"/>
+      </w:r>
+      <w:r>
+        <w:rPr/>
+        <w:t xml:space="preserve">.</w:t>
       </w:r>
     </w:p>
     <w:p>
@@ -30782,7 +31598,23 @@
       </w:pPr>
       <w:r>
         <w:rPr/>
-        <w:t xml:space="preserve">This reference type is used to point to an Interlock. It is defined in &lt;xref ref-type="table" rid="tbl_18_hasinterlock-reference-type"&gt;Table 18&lt;/xref&gt;</w:t>
+        <w:t xml:space="preserve">This reference type is used to point to an Interlock. It is defined in </w:t>
+      </w:r>
+      <w:r>
+        <w:fldChar w:fldCharType="begin"/>
+      </w:r>
+      <w:r>
+        <w:instrText xml:space="preserve"> REF Sts_tbl_18 \h \* MERGEFORMAT </w:instrText>
+      </w:r>
+      <w:r>
+        <w:fldChar w:fldCharType="separate"/>
+      </w:r>
+      <w:r>
+        <w:rPr/>
+        <w:t xml:space="preserve">Table 18</w:t>
+      </w:r>
+      <w:r>
+        <w:fldChar w:fldCharType="end"/>
       </w:r>
     </w:p>
     <w:p>
@@ -31133,7 +31965,27 @@
       </w:pPr>
       <w:r>
         <w:rPr/>
-        <w:t xml:space="preserve">This reference type is used to point to an Alarm. It is defined in &lt;xref ref-type="table" rid="tbl_19_hasalarm-reference-type"&gt;Table 19&lt;/xref&gt;.</w:t>
+        <w:t xml:space="preserve">This reference type is used to point to an Alarm. It is defined in </w:t>
+      </w:r>
+      <w:r>
+        <w:fldChar w:fldCharType="begin"/>
+      </w:r>
+      <w:r>
+        <w:instrText xml:space="preserve"> REF Sts_tbl_19 \h \* MERGEFORMAT </w:instrText>
+      </w:r>
+      <w:r>
+        <w:fldChar w:fldCharType="separate"/>
+      </w:r>
+      <w:r>
+        <w:rPr/>
+        <w:t xml:space="preserve">Table 19</w:t>
+      </w:r>
+      <w:r>
+        <w:fldChar w:fldCharType="end"/>
+      </w:r>
+      <w:r>
+        <w:rPr/>
+        <w:t xml:space="preserve">.</w:t>
       </w:r>
     </w:p>
     <w:p>
@@ -31484,7 +32336,23 @@
       </w:pPr>
       <w:r>
         <w:rPr/>
-        <w:t xml:space="preserve">This reference type is used to point to an Alarm History. It is defined in &lt;xref ref-type="table" rid="tbl_20_hasalarmhistory-reference-type"&gt;Table 20&lt;/xref&gt;</w:t>
+        <w:t xml:space="preserve">This reference type is used to point to an Alarm History. It is defined in </w:t>
+      </w:r>
+      <w:r>
+        <w:fldChar w:fldCharType="begin"/>
+      </w:r>
+      <w:r>
+        <w:instrText xml:space="preserve"> REF Sts_tbl_20 \h \* MERGEFORMAT </w:instrText>
+      </w:r>
+      <w:r>
+        <w:fldChar w:fldCharType="separate"/>
+      </w:r>
+      <w:r>
+        <w:rPr/>
+        <w:t xml:space="preserve">Table 20</w:t>
+      </w:r>
+      <w:r>
+        <w:fldChar w:fldCharType="end"/>
       </w:r>
     </w:p>
     <w:p>
@@ -31835,7 +32703,27 @@
       </w:pPr>
       <w:r>
         <w:rPr/>
-        <w:t xml:space="preserve">This reference type is used to point to a Warning. It is defined in &lt;xref ref-type="table" rid="tbl_19_hasalarm-reference-type"&gt;Table 19&lt;/xref&gt;.</w:t>
+        <w:t xml:space="preserve">This reference type is used to point to a Warning. It is defined in </w:t>
+      </w:r>
+      <w:r>
+        <w:fldChar w:fldCharType="begin"/>
+      </w:r>
+      <w:r>
+        <w:instrText xml:space="preserve"> REF Sts_tbl_21 \h \* MERGEFORMAT </w:instrText>
+      </w:r>
+      <w:r>
+        <w:fldChar w:fldCharType="separate"/>
+      </w:r>
+      <w:r>
+        <w:rPr/>
+        <w:t xml:space="preserve">Table 21</w:t>
+      </w:r>
+      <w:r>
+        <w:fldChar w:fldCharType="end"/>
+      </w:r>
+      <w:r>
+        <w:rPr/>
+        <w:t xml:space="preserve">.</w:t>
       </w:r>
     </w:p>
     <w:p>
@@ -32186,7 +33074,27 @@
       </w:pPr>
       <w:r>
         <w:rPr/>
-        <w:t xml:space="preserve">This reference type is used to point to a StopReason. It is defined in &lt;xref ref-type="table" rid="tbl_19_hasalarm-reference-type"&gt;Table 19&lt;/xref&gt;.</w:t>
+        <w:t xml:space="preserve">This reference type is used to point to a StopReason. It is defined in </w:t>
+      </w:r>
+      <w:r>
+        <w:fldChar w:fldCharType="begin"/>
+      </w:r>
+      <w:r>
+        <w:instrText xml:space="preserve"> REF Sts_tbl_22 \h \* MERGEFORMAT </w:instrText>
+      </w:r>
+      <w:r>
+        <w:fldChar w:fldCharType="separate"/>
+      </w:r>
+      <w:r>
+        <w:rPr/>
+        <w:t xml:space="preserve">Table 22</w:t>
+      </w:r>
+      <w:r>
+        <w:fldChar w:fldCharType="end"/>
+      </w:r>
+      <w:r>
+        <w:rPr/>
+        <w:t xml:space="preserve">.</w:t>
       </w:r>
     </w:p>
     <w:p>
@@ -32598,7 +33506,23 @@
       </w:r>
       <w:r>
         <w:rPr/>
-        <w:t xml:space="preserve"> are defined in &lt;xref ref-type="table" rid="tbl_23_setunitmode-method-parameters"&gt;Table 23&lt;/xref&gt;</w:t>
+        <w:t xml:space="preserve"> are defined in </w:t>
+      </w:r>
+      <w:r>
+        <w:fldChar w:fldCharType="begin"/>
+      </w:r>
+      <w:r>
+        <w:instrText xml:space="preserve"> REF Sts_tbl_23 \h \* MERGEFORMAT </w:instrText>
+      </w:r>
+      <w:r>
+        <w:fldChar w:fldCharType="separate"/>
+      </w:r>
+      <w:r>
+        <w:rPr/>
+        <w:t xml:space="preserve">Table 23</w:t>
+      </w:r>
+      <w:r>
+        <w:fldChar w:fldCharType="end"/>
       </w:r>
     </w:p>
     <w:p>
@@ -32752,7 +33676,23 @@
       </w:pPr>
       <w:r>
         <w:rPr/>
-        <w:t xml:space="preserve">Method result codes are defined in &lt;xref ref-type="table" rid="tbl_24_setunitmode-method-result-codes"&gt;Table 24&lt;/xref&gt;</w:t>
+        <w:t xml:space="preserve">Method result codes are defined in </w:t>
+      </w:r>
+      <w:r>
+        <w:fldChar w:fldCharType="begin"/>
+      </w:r>
+      <w:r>
+        <w:instrText xml:space="preserve"> REF Sts_tbl_24 \h \* MERGEFORMAT </w:instrText>
+      </w:r>
+      <w:r>
+        <w:fldChar w:fldCharType="separate"/>
+      </w:r>
+      <w:r>
+        <w:rPr/>
+        <w:t xml:space="preserve">Table 24</w:t>
+      </w:r>
+      <w:r>
+        <w:fldChar w:fldCharType="end"/>
       </w:r>
     </w:p>
     <w:p>
@@ -33262,8 +34202,24 @@
         <w:pStyle w:val="PARAGRAPH"/>
       </w:pPr>
       <w:r>
-        <w:rPr/>
-        <w:t xml:space="preserve">Table 25 specifies the </w:t>
+        <w:fldChar w:fldCharType="begin"/>
+      </w:r>
+      <w:r>
+        <w:instrText xml:space="preserve"> REF Sts_tbl_25 \h \* MERGEFORMAT </w:instrText>
+      </w:r>
+      <w:r>
+        <w:fldChar w:fldCharType="separate"/>
+      </w:r>
+      <w:r>
+        <w:rPr/>
+        <w:t xml:space="preserve">Table 25</w:t>
+      </w:r>
+      <w:r>
+        <w:fldChar w:fldCharType="end"/>
+      </w:r>
+      <w:r>
+        <w:rPr/>
+        <w:t xml:space="preserve"> specifies the </w:t>
       </w:r>
       <w:r>
         <w:rPr>
@@ -33303,7 +34259,27 @@
       </w:r>
       <w:r>
         <w:rPr/>
-        <w:t xml:space="preserve">, where the input argument details are provided in &lt;xref ref-type="table" rid="tbl_23_setunitmode-method-parameters"&gt;Table 23&lt;/xref&gt;.</w:t>
+        <w:t xml:space="preserve">, where the input argument details are provided in </w:t>
+      </w:r>
+      <w:r>
+        <w:fldChar w:fldCharType="begin"/>
+      </w:r>
+      <w:r>
+        <w:instrText xml:space="preserve"> REF Sts_tbl_23 \h \* MERGEFORMAT </w:instrText>
+      </w:r>
+      <w:r>
+        <w:fldChar w:fldCharType="separate"/>
+      </w:r>
+      <w:r>
+        <w:rPr/>
+        <w:t xml:space="preserve">Table 23</w:t>
+      </w:r>
+      <w:r>
+        <w:fldChar w:fldCharType="end"/>
+      </w:r>
+      <w:r>
+        <w:rPr/>
+        <w:t xml:space="preserve">.</w:t>
       </w:r>
     </w:p>
     <w:p>
@@ -33661,7 +34637,23 @@
       </w:r>
       <w:r>
         <w:rPr/>
-        <w:t xml:space="preserve"> are defined in &lt;xref ref-type="table" rid="tbl_26_setmachspeed-method-parameters"&gt;Table 26&lt;/xref&gt;</w:t>
+        <w:t xml:space="preserve"> are defined in </w:t>
+      </w:r>
+      <w:r>
+        <w:fldChar w:fldCharType="begin"/>
+      </w:r>
+      <w:r>
+        <w:instrText xml:space="preserve"> REF Sts_tbl_26 \h \* MERGEFORMAT </w:instrText>
+      </w:r>
+      <w:r>
+        <w:fldChar w:fldCharType="separate"/>
+      </w:r>
+      <w:r>
+        <w:rPr/>
+        <w:t xml:space="preserve">Table 26</w:t>
+      </w:r>
+      <w:r>
+        <w:fldChar w:fldCharType="end"/>
       </w:r>
     </w:p>
     <w:p>
@@ -33829,7 +34821,23 @@
       </w:pPr>
       <w:r>
         <w:rPr/>
-        <w:t xml:space="preserve">Method result codes are defined in &lt;xref ref-type="table" rid="tbl_27_setmachspeed-method-resultcodes"&gt;Table 27&lt;/xref&gt;</w:t>
+        <w:t xml:space="preserve">Method result codes are defined in </w:t>
+      </w:r>
+      <w:r>
+        <w:fldChar w:fldCharType="begin"/>
+      </w:r>
+      <w:r>
+        <w:instrText xml:space="preserve"> REF Sts_tbl_27 \h \* MERGEFORMAT </w:instrText>
+      </w:r>
+      <w:r>
+        <w:fldChar w:fldCharType="separate"/>
+      </w:r>
+      <w:r>
+        <w:rPr/>
+        <w:t xml:space="preserve">Table 27</w:t>
+      </w:r>
+      <w:r>
+        <w:fldChar w:fldCharType="end"/>
       </w:r>
     </w:p>
     <w:p>
@@ -34339,8 +35347,24 @@
         <w:pStyle w:val="PARAGRAPH"/>
       </w:pPr>
       <w:r>
-        <w:rPr/>
-        <w:t xml:space="preserve">Table 28 specifies the </w:t>
+        <w:fldChar w:fldCharType="begin"/>
+      </w:r>
+      <w:r>
+        <w:instrText xml:space="preserve"> REF Sts_tbl_28 \h \* MERGEFORMAT </w:instrText>
+      </w:r>
+      <w:r>
+        <w:fldChar w:fldCharType="separate"/>
+      </w:r>
+      <w:r>
+        <w:rPr/>
+        <w:t xml:space="preserve">Table 28</w:t>
+      </w:r>
+      <w:r>
+        <w:fldChar w:fldCharType="end"/>
+      </w:r>
+      <w:r>
+        <w:rPr/>
+        <w:t xml:space="preserve"> specifies the </w:t>
       </w:r>
       <w:r>
         <w:rPr>
@@ -34380,7 +35404,27 @@
       </w:r>
       <w:r>
         <w:rPr/>
-        <w:t xml:space="preserve">, where the input argument details are provided in &lt;xref ref-type="table" rid="tbl_26_setmachspeed-method-parameters"&gt;Table 26&lt;/xref&gt;.</w:t>
+        <w:t xml:space="preserve">, where the input argument details are provided in </w:t>
+      </w:r>
+      <w:r>
+        <w:fldChar w:fldCharType="begin"/>
+      </w:r>
+      <w:r>
+        <w:instrText xml:space="preserve"> REF Sts_tbl_26 \h \* MERGEFORMAT </w:instrText>
+      </w:r>
+      <w:r>
+        <w:fldChar w:fldCharType="separate"/>
+      </w:r>
+      <w:r>
+        <w:rPr/>
+        <w:t xml:space="preserve">Table 26</w:t>
+      </w:r>
+      <w:r>
+        <w:fldChar w:fldCharType="end"/>
+      </w:r>
+      <w:r>
+        <w:rPr/>
+        <w:t xml:space="preserve">.</w:t>
       </w:r>
     </w:p>
     <w:p>
@@ -34738,7 +35782,27 @@
       </w:r>
       <w:r>
         <w:rPr/>
-        <w:t xml:space="preserve"> are defined in &lt;xref ref-type="table" rid="tbl_29_setproduct-method-parameters"&gt;Table 29&lt;/xref&gt;.</w:t>
+        <w:t xml:space="preserve"> are defined in </w:t>
+      </w:r>
+      <w:r>
+        <w:fldChar w:fldCharType="begin"/>
+      </w:r>
+      <w:r>
+        <w:instrText xml:space="preserve"> REF Sts_tbl_29 \h \* MERGEFORMAT </w:instrText>
+      </w:r>
+      <w:r>
+        <w:fldChar w:fldCharType="separate"/>
+      </w:r>
+      <w:r>
+        <w:rPr/>
+        <w:t xml:space="preserve">Table 29</w:t>
+      </w:r>
+      <w:r>
+        <w:fldChar w:fldCharType="end"/>
+      </w:r>
+      <w:r>
+        <w:rPr/>
+        <w:t xml:space="preserve">.</w:t>
       </w:r>
     </w:p>
     <w:p>
@@ -34906,7 +35970,23 @@
       </w:pPr>
       <w:r>
         <w:rPr/>
-        <w:t xml:space="preserve">Method result codes are defined in &lt;xref ref-type="table" rid="tbl_30_setproduct-method-result-codes"&gt;Table 30&lt;/xref&gt;</w:t>
+        <w:t xml:space="preserve">Method result codes are defined in </w:t>
+      </w:r>
+      <w:r>
+        <w:fldChar w:fldCharType="begin"/>
+      </w:r>
+      <w:r>
+        <w:instrText xml:space="preserve"> REF Sts_tbl_30 \h \* MERGEFORMAT </w:instrText>
+      </w:r>
+      <w:r>
+        <w:fldChar w:fldCharType="separate"/>
+      </w:r>
+      <w:r>
+        <w:rPr/>
+        <w:t xml:space="preserve">Table 30</w:t>
+      </w:r>
+      <w:r>
+        <w:fldChar w:fldCharType="end"/>
       </w:r>
     </w:p>
     <w:p>
@@ -35416,8 +36496,24 @@
         <w:pStyle w:val="PARAGRAPH"/>
       </w:pPr>
       <w:r>
-        <w:rPr/>
-        <w:t xml:space="preserve">Table 31 specifies the </w:t>
+        <w:fldChar w:fldCharType="begin"/>
+      </w:r>
+      <w:r>
+        <w:instrText xml:space="preserve"> REF Sts_tbl_31 \h \* MERGEFORMAT </w:instrText>
+      </w:r>
+      <w:r>
+        <w:fldChar w:fldCharType="separate"/>
+      </w:r>
+      <w:r>
+        <w:rPr/>
+        <w:t xml:space="preserve">Table 31</w:t>
+      </w:r>
+      <w:r>
+        <w:fldChar w:fldCharType="end"/>
+      </w:r>
+      <w:r>
+        <w:rPr/>
+        <w:t xml:space="preserve"> specifies the </w:t>
       </w:r>
       <w:r>
         <w:rPr>
@@ -35457,7 +36553,27 @@
       </w:r>
       <w:r>
         <w:rPr/>
-        <w:t xml:space="preserve">, where the input argument details are provided in &lt;xref ref-type="table" rid="tbl_29_setproduct-method-parameters"&gt;Table 29&lt;/xref&gt;.</w:t>
+        <w:t xml:space="preserve">, where the input argument details are provided in </w:t>
+      </w:r>
+      <w:r>
+        <w:fldChar w:fldCharType="begin"/>
+      </w:r>
+      <w:r>
+        <w:instrText xml:space="preserve"> REF Sts_tbl_29 \h \* MERGEFORMAT </w:instrText>
+      </w:r>
+      <w:r>
+        <w:fldChar w:fldCharType="separate"/>
+      </w:r>
+      <w:r>
+        <w:rPr/>
+        <w:t xml:space="preserve">Table 29</w:t>
+      </w:r>
+      <w:r>
+        <w:fldChar w:fldCharType="end"/>
+      </w:r>
+      <w:r>
+        <w:rPr/>
+        <w:t xml:space="preserve">.</w:t>
       </w:r>
     </w:p>
     <w:p>
@@ -35857,7 +36973,27 @@
       </w:pPr>
       <w:r>
         <w:rPr/>
-        <w:t xml:space="preserve">Method result codes are defined in &lt;xref ref-type="table" rid="tbl_32_abort-method-result-codes"&gt;Table 32&lt;/xref&gt;.</w:t>
+        <w:t xml:space="preserve">Method result codes are defined in </w:t>
+      </w:r>
+      <w:r>
+        <w:fldChar w:fldCharType="begin"/>
+      </w:r>
+      <w:r>
+        <w:instrText xml:space="preserve"> REF Sts_tbl_32 \h \* MERGEFORMAT </w:instrText>
+      </w:r>
+      <w:r>
+        <w:fldChar w:fldCharType="separate"/>
+      </w:r>
+      <w:r>
+        <w:rPr/>
+        <w:t xml:space="preserve">Table 32</w:t>
+      </w:r>
+      <w:r>
+        <w:fldChar w:fldCharType="end"/>
+      </w:r>
+      <w:r>
+        <w:rPr/>
+        <w:t xml:space="preserve">.</w:t>
       </w:r>
     </w:p>
     <w:p>
@@ -36173,8 +37309,24 @@
         <w:pStyle w:val="PARAGRAPH"/>
       </w:pPr>
       <w:r>
-        <w:rPr/>
-        <w:t xml:space="preserve">Table 33 specifies the </w:t>
+        <w:fldChar w:fldCharType="begin"/>
+      </w:r>
+      <w:r>
+        <w:instrText xml:space="preserve"> REF Sts_tbl_33 \h \* MERGEFORMAT </w:instrText>
+      </w:r>
+      <w:r>
+        <w:fldChar w:fldCharType="separate"/>
+      </w:r>
+      <w:r>
+        <w:rPr/>
+        <w:t xml:space="preserve">Table 33</w:t>
+      </w:r>
+      <w:r>
+        <w:fldChar w:fldCharType="end"/>
+      </w:r>
+      <w:r>
+        <w:rPr/>
+        <w:t xml:space="preserve"> specifies the </w:t>
       </w:r>
       <w:r>
         <w:rPr>
@@ -36526,7 +37678,27 @@
       </w:pPr>
       <w:r>
         <w:rPr/>
-        <w:t xml:space="preserve">Method result codes are defined in &lt;xref ref-type="table" rid="tbl_34_clear-method-result-codes"&gt;Table 34&lt;/xref&gt;.&lt;/p&gt;</w:t>
+        <w:t xml:space="preserve">Method result codes are defined in </w:t>
+      </w:r>
+      <w:r>
+        <w:fldChar w:fldCharType="begin"/>
+      </w:r>
+      <w:r>
+        <w:instrText xml:space="preserve"> REF Sts_tbl_34 \h \* MERGEFORMAT </w:instrText>
+      </w:r>
+      <w:r>
+        <w:fldChar w:fldCharType="separate"/>
+      </w:r>
+      <w:r>
+        <w:rPr/>
+        <w:t xml:space="preserve">Table 34</w:t>
+      </w:r>
+      <w:r>
+        <w:fldChar w:fldCharType="end"/>
+      </w:r>
+      <w:r>
+        <w:rPr/>
+        <w:t xml:space="preserve">.</w:t>
       </w:r>
     </w:p>
     <w:p>
@@ -36842,8 +38014,24 @@
         <w:pStyle w:val="PARAGRAPH"/>
       </w:pPr>
       <w:r>
-        <w:rPr/>
-        <w:t xml:space="preserve">Table 35 specifies the </w:t>
+        <w:fldChar w:fldCharType="begin"/>
+      </w:r>
+      <w:r>
+        <w:instrText xml:space="preserve"> REF Sts_tbl_35 \h \* MERGEFORMAT </w:instrText>
+      </w:r>
+      <w:r>
+        <w:fldChar w:fldCharType="separate"/>
+      </w:r>
+      <w:r>
+        <w:rPr/>
+        <w:t xml:space="preserve">Table 35</w:t>
+      </w:r>
+      <w:r>
+        <w:fldChar w:fldCharType="end"/>
+      </w:r>
+      <w:r>
+        <w:rPr/>
+        <w:t xml:space="preserve"> specifies the </w:t>
       </w:r>
       <w:r>
         <w:rPr>
@@ -37195,7 +38383,23 @@
       </w:pPr>
       <w:r>
         <w:rPr/>
-        <w:t xml:space="preserve">Method result codes are defined in &lt;xref ref-type="table" rid="tbl_36_stop-method-result-codes"&gt;Table 36&lt;/xref&gt;</w:t>
+        <w:t xml:space="preserve">Method result codes are defined in </w:t>
+      </w:r>
+      <w:r>
+        <w:fldChar w:fldCharType="begin"/>
+      </w:r>
+      <w:r>
+        <w:instrText xml:space="preserve"> REF Sts_tbl_36 \h \* MERGEFORMAT </w:instrText>
+      </w:r>
+      <w:r>
+        <w:fldChar w:fldCharType="separate"/>
+      </w:r>
+      <w:r>
+        <w:rPr/>
+        <w:t xml:space="preserve">Table 36</w:t>
+      </w:r>
+      <w:r>
+        <w:fldChar w:fldCharType="end"/>
       </w:r>
     </w:p>
     <w:p>
@@ -37511,8 +38715,24 @@
         <w:pStyle w:val="PARAGRAPH"/>
       </w:pPr>
       <w:r>
-        <w:rPr/>
-        <w:t xml:space="preserve">Table 37 specifies the </w:t>
+        <w:fldChar w:fldCharType="begin"/>
+      </w:r>
+      <w:r>
+        <w:instrText xml:space="preserve"> REF Sts_tbl_37 \h \* MERGEFORMAT </w:instrText>
+      </w:r>
+      <w:r>
+        <w:fldChar w:fldCharType="separate"/>
+      </w:r>
+      <w:r>
+        <w:rPr/>
+        <w:t xml:space="preserve">Table 37</w:t>
+      </w:r>
+      <w:r>
+        <w:fldChar w:fldCharType="end"/>
+      </w:r>
+      <w:r>
+        <w:rPr/>
+        <w:t xml:space="preserve"> specifies the </w:t>
       </w:r>
       <w:r>
         <w:rPr>
@@ -37864,7 +39084,27 @@
       </w:pPr>
       <w:r>
         <w:rPr/>
-        <w:t xml:space="preserve">Method result codes are defined in &lt;xref ref-type="table" rid="tbl_38_reset-method-result-codes"&gt;Table 38&lt;/xref&gt;.</w:t>
+        <w:t xml:space="preserve">Method result codes are defined in </w:t>
+      </w:r>
+      <w:r>
+        <w:fldChar w:fldCharType="begin"/>
+      </w:r>
+      <w:r>
+        <w:instrText xml:space="preserve"> REF Sts_tbl_38 \h \* MERGEFORMAT </w:instrText>
+      </w:r>
+      <w:r>
+        <w:fldChar w:fldCharType="separate"/>
+      </w:r>
+      <w:r>
+        <w:rPr/>
+        <w:t xml:space="preserve">Table 38</w:t>
+      </w:r>
+      <w:r>
+        <w:fldChar w:fldCharType="end"/>
+      </w:r>
+      <w:r>
+        <w:rPr/>
+        <w:t xml:space="preserve">.</w:t>
       </w:r>
     </w:p>
     <w:p>
@@ -38180,8 +39420,24 @@
         <w:pStyle w:val="PARAGRAPH"/>
       </w:pPr>
       <w:r>
-        <w:rPr/>
-        <w:t xml:space="preserve">Table 39 specifies the </w:t>
+        <w:fldChar w:fldCharType="begin"/>
+      </w:r>
+      <w:r>
+        <w:instrText xml:space="preserve"> REF Sts_tbl_39 \h \* MERGEFORMAT </w:instrText>
+      </w:r>
+      <w:r>
+        <w:fldChar w:fldCharType="separate"/>
+      </w:r>
+      <w:r>
+        <w:rPr/>
+        <w:t xml:space="preserve">Table 39</w:t>
+      </w:r>
+      <w:r>
+        <w:fldChar w:fldCharType="end"/>
+      </w:r>
+      <w:r>
+        <w:rPr/>
+        <w:t xml:space="preserve"> specifies the </w:t>
       </w:r>
       <w:r>
         <w:rPr>
@@ -38553,7 +39809,27 @@
       </w:pPr>
       <w:r>
         <w:rPr/>
-        <w:t xml:space="preserve">Method result codes are defined in &lt;xref ref-type="table" rid="tbl_40_tocomplete-method-result-codes"&gt;Table 40&lt;/xref&gt;.</w:t>
+        <w:t xml:space="preserve">Method result codes are defined in </w:t>
+      </w:r>
+      <w:r>
+        <w:fldChar w:fldCharType="begin"/>
+      </w:r>
+      <w:r>
+        <w:instrText xml:space="preserve"> REF Sts_tbl_40 \h \* MERGEFORMAT </w:instrText>
+      </w:r>
+      <w:r>
+        <w:fldChar w:fldCharType="separate"/>
+      </w:r>
+      <w:r>
+        <w:rPr/>
+        <w:t xml:space="preserve">Table 40</w:t>
+      </w:r>
+      <w:r>
+        <w:fldChar w:fldCharType="end"/>
+      </w:r>
+      <w:r>
+        <w:rPr/>
+        <w:t xml:space="preserve">.</w:t>
       </w:r>
     </w:p>
     <w:p>
@@ -38869,8 +40145,24 @@
         <w:pStyle w:val="PARAGRAPH"/>
       </w:pPr>
       <w:r>
-        <w:rPr/>
-        <w:t xml:space="preserve">Table 41 specifies the </w:t>
+        <w:fldChar w:fldCharType="begin"/>
+      </w:r>
+      <w:r>
+        <w:instrText xml:space="preserve"> REF Sts_tbl_41 \h \* MERGEFORMAT </w:instrText>
+      </w:r>
+      <w:r>
+        <w:fldChar w:fldCharType="separate"/>
+      </w:r>
+      <w:r>
+        <w:rPr/>
+        <w:t xml:space="preserve">Table 41</w:t>
+      </w:r>
+      <w:r>
+        <w:fldChar w:fldCharType="end"/>
+      </w:r>
+      <w:r>
+        <w:rPr/>
+        <w:t xml:space="preserve"> specifies the </w:t>
       </w:r>
       <w:r>
         <w:rPr>
@@ -39190,7 +40482,43 @@
       </w:r>
       <w:r>
         <w:rPr/>
-        <w:t xml:space="preserve"> State and send parameters at the same time. Which is an extension to the &lt;xref ref-type="other" rid="ref_isapart2"&gt;ISA-TR88.00.02-2015&lt;/xref&gt; specification. The parameter is defined in &lt;xref ref-type="table" rid="tbl_42_start-method-parameters"&gt;Table 42&lt;/xref&gt;</w:t>
+        <w:t xml:space="preserve"> State and send parameters at the same time. Which is an extension to the </w:t>
+      </w:r>
+      <w:r>
+        <w:fldChar w:fldCharType="begin"/>
+      </w:r>
+      <w:r>
+        <w:instrText xml:space="preserve"> REF Sts_ref_tr88 \h \* MERGEFORMAT </w:instrText>
+      </w:r>
+      <w:r>
+        <w:fldChar w:fldCharType="separate"/>
+      </w:r>
+      <w:r>
+        <w:rPr/>
+        <w:t xml:space="preserve">ISA-TR88.00.02-2022</w:t>
+      </w:r>
+      <w:r>
+        <w:fldChar w:fldCharType="end"/>
+      </w:r>
+      <w:r>
+        <w:rPr/>
+        <w:t xml:space="preserve"> specification. The parameter is defined in </w:t>
+      </w:r>
+      <w:r>
+        <w:fldChar w:fldCharType="begin"/>
+      </w:r>
+      <w:r>
+        <w:instrText xml:space="preserve"> REF Sts_tbl_42 \h \* MERGEFORMAT </w:instrText>
+      </w:r>
+      <w:r>
+        <w:fldChar w:fldCharType="separate"/>
+      </w:r>
+      <w:r>
+        <w:rPr/>
+        <w:t xml:space="preserve">Table 42</w:t>
+      </w:r>
+      <w:r>
+        <w:fldChar w:fldCharType="end"/>
       </w:r>
     </w:p>
     <w:p>
@@ -39350,7 +40678,27 @@
       </w:r>
       <w:r>
         <w:rPr/>
-        <w:t xml:space="preserve"> result codes are defined in &lt;xref ref-type="table" rid="tbl_43_start-method-result-codes"&gt;Table 43&lt;/xref&gt;.</w:t>
+        <w:t xml:space="preserve"> result codes are defined in </w:t>
+      </w:r>
+      <w:r>
+        <w:fldChar w:fldCharType="begin"/>
+      </w:r>
+      <w:r>
+        <w:instrText xml:space="preserve"> REF Sts_tbl_43 \h \* MERGEFORMAT </w:instrText>
+      </w:r>
+      <w:r>
+        <w:fldChar w:fldCharType="separate"/>
+      </w:r>
+      <w:r>
+        <w:rPr/>
+        <w:t xml:space="preserve">Table 43</w:t>
+      </w:r>
+      <w:r>
+        <w:fldChar w:fldCharType="end"/>
+      </w:r>
+      <w:r>
+        <w:rPr/>
+        <w:t xml:space="preserve">.</w:t>
       </w:r>
     </w:p>
     <w:p>
@@ -39860,8 +41208,24 @@
         <w:pStyle w:val="PARAGRAPH"/>
       </w:pPr>
       <w:r>
-        <w:rPr/>
-        <w:t xml:space="preserve">&lt;xref ref-type="table" rid="tbl_44_start-method-addressspace-definition"&gt;Table 44&lt;/xref&gt; specifies the </w:t>
+        <w:fldChar w:fldCharType="begin"/>
+      </w:r>
+      <w:r>
+        <w:instrText xml:space="preserve"> REF Sts_tbl_44 \h \* MERGEFORMAT </w:instrText>
+      </w:r>
+      <w:r>
+        <w:fldChar w:fldCharType="separate"/>
+      </w:r>
+      <w:r>
+        <w:rPr/>
+        <w:t xml:space="preserve">Table 44</w:t>
+      </w:r>
+      <w:r>
+        <w:fldChar w:fldCharType="end"/>
+      </w:r>
+      <w:r>
+        <w:rPr/>
+        <w:t xml:space="preserve"> specifies the </w:t>
       </w:r>
       <w:r>
         <w:rPr>
@@ -39901,7 +41265,27 @@
       </w:r>
       <w:r>
         <w:rPr/>
-        <w:t xml:space="preserve">, where the input argument details are provided in &lt;xref ref-type="table" rid="tbl_42_start-method-parameters"&gt;Table 42&lt;/xref&gt;.</w:t>
+        <w:t xml:space="preserve">, where the input argument details are provided in </w:t>
+      </w:r>
+      <w:r>
+        <w:fldChar w:fldCharType="begin"/>
+      </w:r>
+      <w:r>
+        <w:instrText xml:space="preserve"> REF Sts_tbl_42 \h \* MERGEFORMAT </w:instrText>
+      </w:r>
+      <w:r>
+        <w:fldChar w:fldCharType="separate"/>
+      </w:r>
+      <w:r>
+        <w:rPr/>
+        <w:t xml:space="preserve">Table 42</w:t>
+      </w:r>
+      <w:r>
+        <w:fldChar w:fldCharType="end"/>
+      </w:r>
+      <w:r>
+        <w:rPr/>
+        <w:t xml:space="preserve">.</w:t>
       </w:r>
     </w:p>
     <w:p>
@@ -40307,7 +41691,23 @@
       </w:r>
       <w:r>
         <w:rPr/>
-        <w:t xml:space="preserve"> result codes are defined in &lt;xref ref-type="table" rid="tbl_45_unhold-method-result-codes"&gt;Table 45&lt;/xref&gt;</w:t>
+        <w:t xml:space="preserve"> result codes are defined in </w:t>
+      </w:r>
+      <w:r>
+        <w:fldChar w:fldCharType="begin"/>
+      </w:r>
+      <w:r>
+        <w:instrText xml:space="preserve"> REF Sts_tbl_45 \h \* MERGEFORMAT </w:instrText>
+      </w:r>
+      <w:r>
+        <w:fldChar w:fldCharType="separate"/>
+      </w:r>
+      <w:r>
+        <w:rPr/>
+        <w:t xml:space="preserve">Table 45</w:t>
+      </w:r>
+      <w:r>
+        <w:fldChar w:fldCharType="end"/>
       </w:r>
     </w:p>
     <w:p>
@@ -40623,8 +42023,24 @@
         <w:pStyle w:val="PARAGRAPH"/>
       </w:pPr>
       <w:r>
-        <w:rPr/>
-        <w:t xml:space="preserve">&lt;xref ref-type="table" rid="tbl_46_unhold-method-addressspace-definition"&gt;Table 46&lt;/xref&gt; specifies the </w:t>
+        <w:fldChar w:fldCharType="begin"/>
+      </w:r>
+      <w:r>
+        <w:instrText xml:space="preserve"> REF Sts_tbl_46 \h \* MERGEFORMAT </w:instrText>
+      </w:r>
+      <w:r>
+        <w:fldChar w:fldCharType="separate"/>
+      </w:r>
+      <w:r>
+        <w:rPr/>
+        <w:t xml:space="preserve">Table 46</w:t>
+      </w:r>
+      <w:r>
+        <w:fldChar w:fldCharType="end"/>
+      </w:r>
+      <w:r>
+        <w:rPr/>
+        <w:t xml:space="preserve"> specifies the </w:t>
       </w:r>
       <w:r>
         <w:rPr>
@@ -40978,7 +42394,23 @@
       </w:r>
       <w:r>
         <w:rPr/>
-        <w:t xml:space="preserve"> result codes are defined in &lt;xref ref-type="table" rid="tbl_47_suspend-method-result-codes"&gt;Table 47&lt;/xref&gt;</w:t>
+        <w:t xml:space="preserve"> result codes are defined in </w:t>
+      </w:r>
+      <w:r>
+        <w:fldChar w:fldCharType="begin"/>
+      </w:r>
+      <w:r>
+        <w:instrText xml:space="preserve"> REF Sts_tbl_47 \h \* MERGEFORMAT </w:instrText>
+      </w:r>
+      <w:r>
+        <w:fldChar w:fldCharType="separate"/>
+      </w:r>
+      <w:r>
+        <w:rPr/>
+        <w:t xml:space="preserve">Table 47</w:t>
+      </w:r>
+      <w:r>
+        <w:fldChar w:fldCharType="end"/>
       </w:r>
     </w:p>
     <w:p>
@@ -41294,8 +42726,24 @@
         <w:pStyle w:val="PARAGRAPH"/>
       </w:pPr>
       <w:r>
-        <w:rPr/>
-        <w:t xml:space="preserve">&lt;xref ref-type="table" rid="tbl_48_suspend-method-addressspace-definition"&gt;Table 48&lt;/xref&gt; specifies the </w:t>
+        <w:fldChar w:fldCharType="begin"/>
+      </w:r>
+      <w:r>
+        <w:instrText xml:space="preserve"> REF Sts_tbl_48 \h \* MERGEFORMAT </w:instrText>
+      </w:r>
+      <w:r>
+        <w:fldChar w:fldCharType="separate"/>
+      </w:r>
+      <w:r>
+        <w:rPr/>
+        <w:t xml:space="preserve">Table 48</w:t>
+      </w:r>
+      <w:r>
+        <w:fldChar w:fldCharType="end"/>
+      </w:r>
+      <w:r>
+        <w:rPr/>
+        <w:t xml:space="preserve"> specifies the </w:t>
       </w:r>
       <w:r>
         <w:rPr>
@@ -41653,7 +43101,23 @@
       </w:r>
       <w:r>
         <w:rPr/>
-        <w:t xml:space="preserve"> result codes are defined in &lt;xref ref-type="table" rid="tbl_49_unsuspend-method-result-codes"&gt;Table 49&lt;/xref&gt;</w:t>
+        <w:t xml:space="preserve"> result codes are defined in </w:t>
+      </w:r>
+      <w:r>
+        <w:fldChar w:fldCharType="begin"/>
+      </w:r>
+      <w:r>
+        <w:instrText xml:space="preserve"> REF Sts_tbl_49 \h \* MERGEFORMAT </w:instrText>
+      </w:r>
+      <w:r>
+        <w:fldChar w:fldCharType="separate"/>
+      </w:r>
+      <w:r>
+        <w:rPr/>
+        <w:t xml:space="preserve">Table 49</w:t>
+      </w:r>
+      <w:r>
+        <w:fldChar w:fldCharType="end"/>
       </w:r>
     </w:p>
     <w:p>
@@ -41969,8 +43433,24 @@
         <w:pStyle w:val="PARAGRAPH"/>
       </w:pPr>
       <w:r>
-        <w:rPr/>
-        <w:t xml:space="preserve">&lt;xref ref-type="table" rid="tbl_50_unsuspend-method-addressspace-definition"&gt;Table 50&lt;/xref&gt; specifies the </w:t>
+        <w:fldChar w:fldCharType="begin"/>
+      </w:r>
+      <w:r>
+        <w:instrText xml:space="preserve"> REF Sts_tbl_50 \h \* MERGEFORMAT </w:instrText>
+      </w:r>
+      <w:r>
+        <w:fldChar w:fldCharType="separate"/>
+      </w:r>
+      <w:r>
+        <w:rPr/>
+        <w:t xml:space="preserve">Table 50</w:t>
+      </w:r>
+      <w:r>
+        <w:fldChar w:fldCharType="end"/>
+      </w:r>
+      <w:r>
+        <w:rPr/>
+        <w:t xml:space="preserve"> specifies the </w:t>
       </w:r>
       <w:r>
         <w:rPr>
@@ -42348,7 +43828,23 @@
       </w:r>
       <w:r>
         <w:rPr/>
-        <w:t xml:space="preserve"> result codes are defined in &lt;xref ref-type="table" rid="tbl_51_hold-method-result-codes"&gt;Table 51&lt;/xref&gt;</w:t>
+        <w:t xml:space="preserve"> result codes are defined in </w:t>
+      </w:r>
+      <w:r>
+        <w:fldChar w:fldCharType="begin"/>
+      </w:r>
+      <w:r>
+        <w:instrText xml:space="preserve"> REF Sts_tbl_51 \h \* MERGEFORMAT </w:instrText>
+      </w:r>
+      <w:r>
+        <w:fldChar w:fldCharType="separate"/>
+      </w:r>
+      <w:r>
+        <w:rPr/>
+        <w:t xml:space="preserve">Table 51</w:t>
+      </w:r>
+      <w:r>
+        <w:fldChar w:fldCharType="end"/>
       </w:r>
     </w:p>
     <w:p>
@@ -42664,8 +44160,24 @@
         <w:pStyle w:val="PARAGRAPH"/>
       </w:pPr>
       <w:r>
-        <w:rPr/>
-        <w:t xml:space="preserve">&lt;xref ref-type="table" rid="tbl_52_hold-method-addressspace-definition"&gt;Table 52&lt;/xref&gt; specifies the </w:t>
+        <w:fldChar w:fldCharType="begin"/>
+      </w:r>
+      <w:r>
+        <w:instrText xml:space="preserve"> REF Sts_tbl_52 \h \* MERGEFORMAT </w:instrText>
+      </w:r>
+      <w:r>
+        <w:fldChar w:fldCharType="separate"/>
+      </w:r>
+      <w:r>
+        <w:rPr/>
+        <w:t xml:space="preserve">Table 52</w:t>
+      </w:r>
+      <w:r>
+        <w:fldChar w:fldCharType="end"/>
+      </w:r>
+      <w:r>
+        <w:rPr/>
+        <w:t xml:space="preserve"> specifies the </w:t>
       </w:r>
       <w:r>
         <w:rPr>
@@ -42965,7 +44477,47 @@
       </w:r>
       <w:r>
         <w:rPr/>
-        <w:t xml:space="preserve"> that can then be passed on to any other internal system as illustrated in &lt;xref ref-type="fig" rid="fig_19_remote-command-and-internal-systems"&gt;Figure 19&lt;/xref&gt; or it can be used to pass information on to an upstream or downstream system as illustrated in &lt;xref ref-type="fig" rid="fig_20_remote-command-line-and-upstreamdownstream-systems"&gt;Figure 20&lt;/xref&gt;. In both cases, it is up to the UA </w:t>
+        <w:t xml:space="preserve"> that can then be passed on to any other internal system as illustrated in </w:t>
+      </w:r>
+      <w:r>
+        <w:fldChar w:fldCharType="begin"/>
+      </w:r>
+      <w:r>
+        <w:instrText xml:space="preserve"> REF Sts_fig_19 \h \* MERGEFORMAT </w:instrText>
+      </w:r>
+      <w:r>
+        <w:fldChar w:fldCharType="separate"/>
+      </w:r>
+      <w:r>
+        <w:rPr/>
+        <w:t xml:space="preserve">Figure 19</w:t>
+      </w:r>
+      <w:r>
+        <w:fldChar w:fldCharType="end"/>
+      </w:r>
+      <w:r>
+        <w:rPr/>
+        <w:t xml:space="preserve"> or it can be used to pass information on to an upstream or downstream system as illustrated in </w:t>
+      </w:r>
+      <w:r>
+        <w:fldChar w:fldCharType="begin"/>
+      </w:r>
+      <w:r>
+        <w:instrText xml:space="preserve"> REF Sts_fig_20 \h \* MERGEFORMAT </w:instrText>
+      </w:r>
+      <w:r>
+        <w:fldChar w:fldCharType="separate"/>
+      </w:r>
+      <w:r>
+        <w:rPr/>
+        <w:t xml:space="preserve">Figure 20</w:t>
+      </w:r>
+      <w:r>
+        <w:fldChar w:fldCharType="end"/>
+      </w:r>
+      <w:r>
+        <w:rPr/>
+        <w:t xml:space="preserve">. In both cases, it is up to the UA </w:t>
       </w:r>
       <w:r>
         <w:rPr>
@@ -42999,7 +44551,7 @@
                     <pic:cNvPicPr/>
                   </pic:nvPicPr>
                   <pic:blipFill>
-                    <a:blip r:embed="Rf92edf6057574529"/>
+                    <a:blip r:embed="R3316b9f77aeb4db9"/>
                     <a:stretch>
                       <a:fillRect/>
                     </a:stretch>
@@ -43074,7 +44626,7 @@
                     <pic:cNvPicPr/>
                   </pic:nvPicPr>
                   <pic:blipFill>
-                    <a:blip r:embed="R3e7cef19d66d41d8"/>
+                    <a:blip r:embed="Rb090c39ac1a048d8"/>
                     <a:stretch>
                       <a:fillRect/>
                     </a:stretch>
@@ -43144,7 +44696,23 @@
       </w:r>
       <w:r>
         <w:rPr/>
-        <w:t xml:space="preserve"> Method parameters are defined in&lt;bold&gt; &lt;/bold&gt;&lt;xref ref-type="table" rid="tbl_53_remotecommand-method-parameters"&gt;Table 53&lt;/xref&gt;</w:t>
+        <w:t xml:space="preserve"> Method parameters are defined in </w:t>
+      </w:r>
+      <w:r>
+        <w:fldChar w:fldCharType="begin"/>
+      </w:r>
+      <w:r>
+        <w:instrText xml:space="preserve"> REF Sts_tbl_53 \h \* MERGEFORMAT </w:instrText>
+      </w:r>
+      <w:r>
+        <w:fldChar w:fldCharType="separate"/>
+      </w:r>
+      <w:r>
+        <w:rPr/>
+        <w:t xml:space="preserve">Table 53</w:t>
+      </w:r>
+      <w:r>
+        <w:fldChar w:fldCharType="end"/>
       </w:r>
     </w:p>
     <w:p>
@@ -43281,7 +44849,43 @@
             </w:pPr>
             <w:r>
               <w:rPr/>
-              <w:t xml:space="preserve">This structure is an array of remote interface information which include Number, ControlCmdNumber, CmdValue and Parameter. Parameter itself is a structure formally defined in &lt;xref ref-type="sec" rid="sec_6-5-4_packmldescriptordatatype"&gt;6.5.4&lt;/xref&gt;. The PackMLRemoteInterfaceDataType is formally defined in &lt;xref ref-type="sec" rid="sec_6-5-7_packmlremoteinterfacedatatype"&gt;6.5.7&lt;/xref&gt;</w:t>
+              <w:t xml:space="preserve">This structure is an array of remote interface information which include Number, ControlCmdNumber, CmdValue and Parameter. Parameter itself is a structure formally defined in </w:t>
+            </w:r>
+            <w:r>
+              <w:fldChar w:fldCharType="begin"/>
+            </w:r>
+            <w:r>
+              <w:instrText xml:space="preserve"> REF Sts_sec_6_5_4 \r \h \* MERGEFORMAT </w:instrText>
+            </w:r>
+            <w:r>
+              <w:fldChar w:fldCharType="separate"/>
+            </w:r>
+            <w:r>
+              <w:rPr/>
+              <w:t xml:space="preserve">6.5.4</w:t>
+            </w:r>
+            <w:r>
+              <w:fldChar w:fldCharType="end"/>
+            </w:r>
+            <w:r>
+              <w:rPr/>
+              <w:t xml:space="preserve">. The PackMLRemoteInterfaceDataType is formally defined in </w:t>
+            </w:r>
+            <w:r>
+              <w:fldChar w:fldCharType="begin"/>
+            </w:r>
+            <w:r>
+              <w:instrText xml:space="preserve"> REF Sts_sec_6_5_7 \r \h \* MERGEFORMAT </w:instrText>
+            </w:r>
+            <w:r>
+              <w:fldChar w:fldCharType="separate"/>
+            </w:r>
+            <w:r>
+              <w:rPr/>
+              <w:t xml:space="preserve">6.5.7</w:t>
+            </w:r>
+            <w:r>
+              <w:fldChar w:fldCharType="end"/>
             </w:r>
           </w:p>
         </w:tc>
@@ -43304,7 +44908,27 @@
       </w:r>
       <w:r>
         <w:rPr/>
-        <w:t xml:space="preserve"> result codes are defined in &lt;xref ref-type="table" rid="tbl_54_remotecommand-method-result-codes"&gt;Table 54&lt;/xref&gt;.</w:t>
+        <w:t xml:space="preserve"> result codes are defined in </w:t>
+      </w:r>
+      <w:r>
+        <w:fldChar w:fldCharType="begin"/>
+      </w:r>
+      <w:r>
+        <w:instrText xml:space="preserve"> REF Sts_tbl_54 \h \* MERGEFORMAT </w:instrText>
+      </w:r>
+      <w:r>
+        <w:fldChar w:fldCharType="separate"/>
+      </w:r>
+      <w:r>
+        <w:rPr/>
+        <w:t xml:space="preserve">Table 54</w:t>
+      </w:r>
+      <w:r>
+        <w:fldChar w:fldCharType="end"/>
+      </w:r>
+      <w:r>
+        <w:rPr/>
+        <w:t xml:space="preserve">.</w:t>
       </w:r>
     </w:p>
     <w:p>
@@ -43866,8 +45490,24 @@
         <w:pStyle w:val="PARAGRAPH"/>
       </w:pPr>
       <w:r>
-        <w:rPr/>
-        <w:t xml:space="preserve">&lt;xref ref-type="table" rid="tbl_55_remotecommand-method-addressspace-definition"&gt;Table 55&lt;/xref&gt; specifies the </w:t>
+        <w:fldChar w:fldCharType="begin"/>
+      </w:r>
+      <w:r>
+        <w:instrText xml:space="preserve"> REF Sts_tbl_55 \h \* MERGEFORMAT </w:instrText>
+      </w:r>
+      <w:r>
+        <w:fldChar w:fldCharType="separate"/>
+      </w:r>
+      <w:r>
+        <w:rPr/>
+        <w:t xml:space="preserve">Table 55</w:t>
+      </w:r>
+      <w:r>
+        <w:fldChar w:fldCharType="end"/>
+      </w:r>
+      <w:r>
+        <w:rPr/>
+        <w:t xml:space="preserve"> specifies the </w:t>
       </w:r>
       <w:r>
         <w:rPr>
@@ -43907,7 +45547,27 @@
       </w:r>
       <w:r>
         <w:rPr/>
-        <w:t xml:space="preserve">, where the input argument details are provided in &lt;xref ref-type="table" rid="tbl_53_remotecommand-method-parameters"&gt;Table 53&lt;/xref&gt;.</w:t>
+        <w:t xml:space="preserve">, where the input argument details are provided in </w:t>
+      </w:r>
+      <w:r>
+        <w:fldChar w:fldCharType="begin"/>
+      </w:r>
+      <w:r>
+        <w:instrText xml:space="preserve"> REF Sts_tbl_53 \h \* MERGEFORMAT </w:instrText>
+      </w:r>
+      <w:r>
+        <w:fldChar w:fldCharType="separate"/>
+      </w:r>
+      <w:r>
+        <w:rPr/>
+        <w:t xml:space="preserve">Table 53</w:t>
+      </w:r>
+      <w:r>
+        <w:fldChar w:fldCharType="end"/>
+      </w:r>
+      <w:r>
+        <w:rPr/>
+        <w:t xml:space="preserve">.</w:t>
       </w:r>
     </w:p>
     <w:p>
@@ -44275,7 +45935,27 @@
       </w:r>
       <w:r>
         <w:rPr/>
-        <w:t xml:space="preserve"> are defined in &lt;xref ref-type="table" rid="tbl_56_setinterlock-method-parameters"&gt;Table 56&lt;/xref&gt;.</w:t>
+        <w:t xml:space="preserve"> are defined in </w:t>
+      </w:r>
+      <w:r>
+        <w:fldChar w:fldCharType="begin"/>
+      </w:r>
+      <w:r>
+        <w:instrText xml:space="preserve"> REF Sts_tbl_56 \h \* MERGEFORMAT </w:instrText>
+      </w:r>
+      <w:r>
+        <w:fldChar w:fldCharType="separate"/>
+      </w:r>
+      <w:r>
+        <w:rPr/>
+        <w:t xml:space="preserve">Table 56</w:t>
+      </w:r>
+      <w:r>
+        <w:fldChar w:fldCharType="end"/>
+      </w:r>
+      <w:r>
+        <w:rPr/>
+        <w:t xml:space="preserve">.</w:t>
       </w:r>
     </w:p>
     <w:p>
@@ -44471,7 +46151,23 @@
       </w:r>
       <w:r>
         <w:rPr/>
-        <w:t xml:space="preserve"> result codes are defined in &lt;xref ref-type="table" rid="tbl_57_setinterlock-method-result-codes"&gt;Table 57&lt;/xref&gt;</w:t>
+        <w:t xml:space="preserve"> result codes are defined in </w:t>
+      </w:r>
+      <w:r>
+        <w:fldChar w:fldCharType="begin"/>
+      </w:r>
+      <w:r>
+        <w:instrText xml:space="preserve"> REF Sts_tbl_57 \h \* MERGEFORMAT </w:instrText>
+      </w:r>
+      <w:r>
+        <w:fldChar w:fldCharType="separate"/>
+      </w:r>
+      <w:r>
+        <w:rPr/>
+        <w:t xml:space="preserve">Table 57</w:t>
+      </w:r>
+      <w:r>
+        <w:fldChar w:fldCharType="end"/>
       </w:r>
     </w:p>
     <w:p>
@@ -45033,8 +46729,24 @@
         <w:pStyle w:val="PARAGRAPH"/>
       </w:pPr>
       <w:r>
-        <w:rPr/>
-        <w:t xml:space="preserve">&lt;xref ref-type="table" rid="tbl_58_setinterlock-method-addressspace-definition"&gt;Table 58&lt;/xref&gt; specifies the </w:t>
+        <w:fldChar w:fldCharType="begin"/>
+      </w:r>
+      <w:r>
+        <w:instrText xml:space="preserve"> REF Sts_tbl_58 \h \* MERGEFORMAT </w:instrText>
+      </w:r>
+      <w:r>
+        <w:fldChar w:fldCharType="separate"/>
+      </w:r>
+      <w:r>
+        <w:rPr/>
+        <w:t xml:space="preserve">Table 58</w:t>
+      </w:r>
+      <w:r>
+        <w:fldChar w:fldCharType="end"/>
+      </w:r>
+      <w:r>
+        <w:rPr/>
+        <w:t xml:space="preserve"> specifies the </w:t>
       </w:r>
       <w:r>
         <w:rPr>
@@ -45074,7 +46786,27 @@
       </w:r>
       <w:r>
         <w:rPr/>
-        <w:t xml:space="preserve">, where the input argument details are provided in &lt;xref ref-type="table" rid="tbl_56_setinterlock-method-parameters"&gt;Table 56&lt;/xref&gt;.</w:t>
+        <w:t xml:space="preserve">, where the input argument details are provided in </w:t>
+      </w:r>
+      <w:r>
+        <w:fldChar w:fldCharType="begin"/>
+      </w:r>
+      <w:r>
+        <w:instrText xml:space="preserve"> REF Sts_tbl_56 \h \* MERGEFORMAT </w:instrText>
+      </w:r>
+      <w:r>
+        <w:fldChar w:fldCharType="separate"/>
+      </w:r>
+      <w:r>
+        <w:rPr/>
+        <w:t xml:space="preserve">Table 56</w:t>
+      </w:r>
+      <w:r>
+        <w:fldChar w:fldCharType="end"/>
+      </w:r>
+      <w:r>
+        <w:rPr/>
+        <w:t xml:space="preserve">.</w:t>
       </w:r>
     </w:p>
     <w:p>
@@ -45582,7 +47314,23 @@
       </w:r>
       <w:r>
         <w:rPr/>
-        <w:t xml:space="preserve"> result codes are defined in &lt;xref ref-type="table" rid="tbl_60_setparameter-method-result-codes"&gt;Table 60&lt;/xref&gt;</w:t>
+        <w:t xml:space="preserve"> result codes are defined in </w:t>
+      </w:r>
+      <w:r>
+        <w:fldChar w:fldCharType="begin"/>
+      </w:r>
+      <w:r>
+        <w:instrText xml:space="preserve"> REF Sts_tbl_60 \h \* MERGEFORMAT </w:instrText>
+      </w:r>
+      <w:r>
+        <w:fldChar w:fldCharType="separate"/>
+      </w:r>
+      <w:r>
+        <w:rPr/>
+        <w:t xml:space="preserve">Table 60</w:t>
+      </w:r>
+      <w:r>
+        <w:fldChar w:fldCharType="end"/>
       </w:r>
     </w:p>
     <w:p>
@@ -45936,8 +47684,24 @@
         <w:pStyle w:val="PARAGRAPH"/>
       </w:pPr>
       <w:r>
-        <w:rPr/>
-        <w:t xml:space="preserve">&lt;xref ref-type="table" rid="tbl_61_setparameter-method-addressspace-definition"&gt;Table 61&lt;/xref&gt; specifies the </w:t>
+        <w:fldChar w:fldCharType="begin"/>
+      </w:r>
+      <w:r>
+        <w:instrText xml:space="preserve"> REF Sts_tbl_61 \h \* MERGEFORMAT </w:instrText>
+      </w:r>
+      <w:r>
+        <w:fldChar w:fldCharType="separate"/>
+      </w:r>
+      <w:r>
+        <w:rPr/>
+        <w:t xml:space="preserve">Table 61</w:t>
+      </w:r>
+      <w:r>
+        <w:fldChar w:fldCharType="end"/>
+      </w:r>
+      <w:r>
+        <w:rPr/>
+        <w:t xml:space="preserve"> specifies the </w:t>
       </w:r>
       <w:r>
         <w:rPr>
@@ -45977,7 +47741,27 @@
       </w:r>
       <w:r>
         <w:rPr/>
-        <w:t xml:space="preserve">, where the input argument details are provided in &lt;xref ref-type="table" rid="tbl_59_setparameter-method-parameters"&gt;Table 59&lt;/xref&gt;.</w:t>
+        <w:t xml:space="preserve">, where the input argument details are provided in </w:t>
+      </w:r>
+      <w:r>
+        <w:fldChar w:fldCharType="begin"/>
+      </w:r>
+      <w:r>
+        <w:instrText xml:space="preserve"> REF Sts_tbl_59 \h \* MERGEFORMAT </w:instrText>
+      </w:r>
+      <w:r>
+        <w:fldChar w:fldCharType="separate"/>
+      </w:r>
+      <w:r>
+        <w:rPr/>
+        <w:t xml:space="preserve">Table 59</w:t>
+      </w:r>
+      <w:r>
+        <w:fldChar w:fldCharType="end"/>
+      </w:r>
+      <w:r>
+        <w:rPr/>
+        <w:t xml:space="preserve">.</w:t>
       </w:r>
     </w:p>
     <w:p>
@@ -46417,7 +48201,27 @@
       </w:pPr>
       <w:r>
         <w:rPr/>
-        <w:t xml:space="preserve">The PackMLAlarmDataType provides the PackML tag alarm structure. It is formally defined in &lt;xref ref-type="table" rid="tbl_62_packmlalarmdatatype-structure"&gt;Table 62&lt;/xref&gt;.</w:t>
+        <w:t xml:space="preserve">The PackMLAlarmDataType provides the PackML tag alarm structure. It is formally defined in </w:t>
+      </w:r>
+      <w:r>
+        <w:fldChar w:fldCharType="begin"/>
+      </w:r>
+      <w:r>
+        <w:instrText xml:space="preserve"> REF Sts_tbl_62 \h \* MERGEFORMAT </w:instrText>
+      </w:r>
+      <w:r>
+        <w:fldChar w:fldCharType="separate"/>
+      </w:r>
+      <w:r>
+        <w:rPr/>
+        <w:t xml:space="preserve">Table 62</w:t>
+      </w:r>
+      <w:r>
+        <w:fldChar w:fldCharType="end"/>
+      </w:r>
+      <w:r>
+        <w:rPr/>
+        <w:t xml:space="preserve">.</w:t>
       </w:r>
     </w:p>
     <w:p>
@@ -51014,7 +52818,7 @@
             <w:pPr>
               <w:pStyle w:val="TABLE-cell"/>
             </w:pPr>
-            <w:hyperlink r:id="Rc11a532cd8b04d37">
+            <w:hyperlink r:id="Rf1727f4b5c534e18">
               <w:r>
                 <w:rPr>
                   <w:rStyle w:val="Hyperlink"/>
@@ -51050,7 +52854,7 @@
             <w:pPr>
               <w:pStyle w:val="TABLE-cell"/>
             </w:pPr>
-            <w:hyperlink r:id="Rb23cd18b1e824d17">
+            <w:hyperlink r:id="Rc21db50ebac34161">
               <w:r>
                 <w:rPr>
                   <w:rStyle w:val="Hyperlink"/>
@@ -62797,7 +64601,7 @@
       <w:pPr>
         <w:pStyle w:val="PARAGRAPH"/>
       </w:pPr>
-      <w:hyperlink r:id="R50021c98009b4e95">
+      <w:hyperlink r:id="R5127e84107a54c5f">
         <w:r>
           <w:rPr>
             <w:rStyle w:val="Hyperlink"/>
@@ -62824,7 +64628,7 @@
         <w:rPr/>
         <w:t xml:space="preserve"> can be found </w:t>
       </w:r>
-      <w:hyperlink r:id="R60ce4a3d730b4d58">
+      <w:hyperlink r:id="R1c4010231675438e">
         <w:r>
           <w:rPr>
             <w:rStyle w:val="Hyperlink"/>
@@ -62850,7 +64654,7 @@
       <w:pPr>
         <w:pStyle w:val="PARAGRAPH"/>
       </w:pPr>
-      <w:hyperlink r:id="R66db76d0b2464219">
+      <w:hyperlink r:id="Rdb7377554d984bdd">
         <w:r>
           <w:rPr>
             <w:rStyle w:val="Hyperlink"/>
@@ -62872,7 +64676,7 @@
       <w:pPr>
         <w:pStyle w:val="PARAGRAPH"/>
       </w:pPr>
-      <w:hyperlink r:id="R03c3d81c965844eb">
+      <w:hyperlink r:id="R31e0e98e70cf412b">
         <w:r>
           <w:rPr>
             <w:rStyle w:val="Hyperlink"/>
@@ -62894,7 +64698,7 @@
       <w:pPr>
         <w:pStyle w:val="PARAGRAPH"/>
       </w:pPr>
-      <w:hyperlink r:id="R0de0d18d965941ab">
+      <w:hyperlink r:id="R97a6dff2e98249ce">
         <w:r>
           <w:rPr>
             <w:rStyle w:val="Hyperlink"/>
@@ -62916,7 +64720,7 @@
       <w:pPr>
         <w:pStyle w:val="PARAGRAPH"/>
       </w:pPr>
-      <w:hyperlink r:id="R2fb134bf99634270">
+      <w:hyperlink r:id="Rfee51d53f3f146db">
         <w:r>
           <w:rPr>
             <w:rStyle w:val="Hyperlink"/>

--- a/artifacts/OPC-30050.docx
+++ b/artifacts/OPC-30050.docx
@@ -80,7 +80,7 @@
                                 <pic:cNvPicPr/>
                               </pic:nvPicPr>
                               <pic:blipFill>
-                                <a:blip r:embed="Ra01e0f0105d340b2"/>
+                                <a:blip r:embed="Rbbcb25eee62b4e80"/>
                                 <a:stretch>
                                   <a:fillRect/>
                                 </a:stretch>
@@ -183,7 +183,7 @@
                                 <pic:cNvPicPr/>
                               </pic:nvPicPr>
                               <pic:blipFill>
-                                <a:blip r:embed="R6a376528dfa44222"/>
+                                <a:blip r:embed="R053d6c3e6cd044cf"/>
                                 <a:stretch>
                                   <a:fillRect/>
                                 </a:stretch>
@@ -1485,7 +1485,7 @@
         <w:spacing w:before="60"/>
         <w:ind w:left="340"/>
       </w:pPr>
-      <w:hyperlink r:id="R4388d552fcc44163">
+      <w:hyperlink r:id="R2bc927efd9e34e87">
         <w:r>
           <w:rPr>
             <w:rStyle w:val="Hyperlink"/>
@@ -1520,7 +1520,7 @@
         <w:spacing w:before="60"/>
         <w:ind w:left="340"/>
       </w:pPr>
-      <w:hyperlink r:id="R70dd215fb880470d">
+      <w:hyperlink r:id="R65679c08634841b1">
         <w:r>
           <w:rPr>
             <w:rStyle w:val="Hyperlink"/>
@@ -1555,7 +1555,7 @@
         <w:spacing w:before="60"/>
         <w:ind w:left="340"/>
       </w:pPr>
-      <w:hyperlink r:id="Rbdfcc7a3b3694cd7">
+      <w:hyperlink r:id="R89d2d5c7dcbb40bc">
         <w:r>
           <w:rPr>
             <w:rStyle w:val="Hyperlink"/>
@@ -1590,7 +1590,7 @@
         <w:spacing w:before="60"/>
         <w:ind w:left="340"/>
       </w:pPr>
-      <w:hyperlink r:id="R6ae8b06f2ed94149">
+      <w:hyperlink r:id="R18eda28859554c87">
         <w:r>
           <w:rPr>
             <w:rStyle w:val="Hyperlink"/>
@@ -1625,7 +1625,7 @@
         <w:spacing w:before="60"/>
         <w:ind w:left="340"/>
       </w:pPr>
-      <w:hyperlink r:id="R75d33752e725472c">
+      <w:hyperlink r:id="R943b407dfa9649d6">
         <w:r>
           <w:rPr>
             <w:rStyle w:val="Hyperlink"/>
@@ -1660,7 +1660,7 @@
         <w:spacing w:before="60"/>
         <w:ind w:left="340"/>
       </w:pPr>
-      <w:hyperlink r:id="R5e3eecafff484cd8">
+      <w:hyperlink r:id="R0d80e99d34534b7c">
         <w:r>
           <w:rPr>
             <w:rStyle w:val="Hyperlink"/>
@@ -1695,7 +1695,7 @@
         <w:spacing w:before="60"/>
         <w:ind w:left="340"/>
       </w:pPr>
-      <w:hyperlink r:id="Rfab901df6e7b4b59">
+      <w:hyperlink r:id="R80fb01fca1c94cf3">
         <w:r>
           <w:rPr>
             <w:rStyle w:val="Hyperlink"/>
@@ -1730,7 +1730,7 @@
         <w:spacing w:before="60"/>
         <w:ind w:left="340"/>
       </w:pPr>
-      <w:hyperlink r:id="R4f31b96fc5874ebd">
+      <w:hyperlink r:id="Rd792a4cdcec64067">
         <w:r>
           <w:rPr>
             <w:rStyle w:val="Hyperlink"/>
@@ -1765,7 +1765,7 @@
         <w:spacing w:before="60"/>
         <w:ind w:left="340"/>
       </w:pPr>
-      <w:hyperlink r:id="Ra820312116324891">
+      <w:hyperlink r:id="R1896e9a812d1488d">
         <w:r>
           <w:rPr>
             <w:rStyle w:val="Hyperlink"/>
@@ -1800,7 +1800,7 @@
         <w:spacing w:before="60"/>
         <w:ind w:left="340"/>
       </w:pPr>
-      <w:hyperlink r:id="R0cf9bec5481c4f0e">
+      <w:hyperlink r:id="Ree71aa7773e84c3a">
         <w:r>
           <w:rPr>
             <w:rStyle w:val="Hyperlink"/>
@@ -1835,7 +1835,7 @@
         <w:spacing w:before="60"/>
         <w:ind w:left="340"/>
       </w:pPr>
-      <w:hyperlink r:id="R3d5e529a27f74b6d">
+      <w:hyperlink r:id="R445e9fdcb0314039">
         <w:r>
           <w:rPr>
             <w:rStyle w:val="Hyperlink"/>
@@ -1870,7 +1870,7 @@
         <w:spacing w:before="60"/>
         <w:ind w:left="340"/>
       </w:pPr>
-      <w:hyperlink r:id="R8771ea4acf2c4eea">
+      <w:hyperlink r:id="Rfd699fd8fddd4050">
         <w:r>
           <w:rPr>
             <w:rStyle w:val="Hyperlink"/>
@@ -1905,7 +1905,7 @@
         <w:spacing w:before="60"/>
         <w:ind w:left="340"/>
       </w:pPr>
-      <w:hyperlink r:id="Rcc0a7a90a1ab4348">
+      <w:hyperlink r:id="R1431416726dc415c">
         <w:r>
           <w:rPr>
             <w:rStyle w:val="Hyperlink"/>
@@ -1940,7 +1940,7 @@
         <w:spacing w:before="60"/>
         <w:ind w:left="340"/>
       </w:pPr>
-      <w:hyperlink r:id="Rf22ee0b6fc2f412c">
+      <w:hyperlink r:id="R2ec7b9c3df364aed">
         <w:r>
           <w:rPr>
             <w:rStyle w:val="Hyperlink"/>
@@ -1975,7 +1975,7 @@
         <w:spacing w:before="60"/>
         <w:ind w:left="340"/>
       </w:pPr>
-      <w:hyperlink r:id="R321edb555bb44044">
+      <w:hyperlink r:id="R826cf0a5b5984de0">
         <w:r>
           <w:rPr>
             <w:rStyle w:val="Hyperlink"/>
@@ -2010,7 +2010,7 @@
         <w:spacing w:before="60"/>
         <w:ind w:left="340"/>
       </w:pPr>
-      <w:hyperlink r:id="R4f9b104f4bb34ef9">
+      <w:hyperlink r:id="Rc69591335d0b4b65">
         <w:r>
           <w:rPr>
             <w:rStyle w:val="Hyperlink"/>
@@ -2045,7 +2045,7 @@
         <w:spacing w:before="60"/>
         <w:ind w:left="340"/>
       </w:pPr>
-      <w:hyperlink r:id="Rf0761bbff55a4021">
+      <w:hyperlink r:id="R6008dc209b5348ba">
         <w:r>
           <w:rPr>
             <w:rStyle w:val="Hyperlink"/>
@@ -2080,7 +2080,7 @@
         <w:spacing w:before="60"/>
         <w:ind w:left="340"/>
       </w:pPr>
-      <w:hyperlink r:id="R2bbfff73fa004e1d">
+      <w:hyperlink r:id="Rad4a398c27dd4290">
         <w:r>
           <w:rPr>
             <w:rStyle w:val="Hyperlink"/>
@@ -3323,7 +3323,7 @@
                     <pic:cNvPicPr/>
                   </pic:nvPicPr>
                   <pic:blipFill>
-                    <a:blip r:embed="R7fcb0047437e4af8"/>
+                    <a:blip r:embed="R7d3f1d2df71441c9"/>
                     <a:stretch>
                       <a:fillRect/>
                     </a:stretch>
@@ -3626,7 +3626,7 @@
                     <pic:cNvPicPr/>
                   </pic:nvPicPr>
                   <pic:blipFill>
-                    <a:blip r:embed="R8efe19e247174443"/>
+                    <a:blip r:embed="Rb14b7e2239f841ca"/>
                     <a:stretch>
                       <a:fillRect/>
                     </a:stretch>
@@ -4867,7 +4867,7 @@
                     <pic:cNvPicPr/>
                   </pic:nvPicPr>
                   <pic:blipFill>
-                    <a:blip r:embed="R2beb5b2f2a21403f"/>
+                    <a:blip r:embed="R02f087b3734249ae"/>
                     <a:stretch>
                       <a:fillRect/>
                     </a:stretch>
@@ -5172,7 +5172,7 @@
                     <pic:cNvPicPr/>
                   </pic:nvPicPr>
                   <pic:blipFill>
-                    <a:blip r:embed="Rb41ee27259e34d5c"/>
+                    <a:blip r:embed="R86372ae0d1984ea9"/>
                     <a:stretch>
                       <a:fillRect/>
                     </a:stretch>
@@ -5580,7 +5580,7 @@
                     <pic:cNvPicPr/>
                   </pic:nvPicPr>
                   <pic:blipFill>
-                    <a:blip r:embed="R8195ec889477442b"/>
+                    <a:blip r:embed="Rbe9d98fc95a04882"/>
                     <a:stretch>
                       <a:fillRect/>
                     </a:stretch>
@@ -5810,7 +5810,7 @@
                     <pic:cNvPicPr/>
                   </pic:nvPicPr>
                   <pic:blipFill>
-                    <a:blip r:embed="R127acc32a4264389"/>
+                    <a:blip r:embed="R968a8dcf919e4fc8"/>
                     <a:stretch>
                       <a:fillRect/>
                     </a:stretch>
@@ -5914,7 +5914,7 @@
                     <pic:cNvPicPr/>
                   </pic:nvPicPr>
                   <pic:blipFill>
-                    <a:blip r:embed="R02e1892b2c8f44a6"/>
+                    <a:blip r:embed="R9627df5a187b49c4"/>
                     <a:stretch>
                       <a:fillRect/>
                     </a:stretch>
@@ -7525,7 +7525,7 @@
                     <pic:cNvPicPr/>
                   </pic:nvPicPr>
                   <pic:blipFill>
-                    <a:blip r:embed="Ra9c805a040124a44"/>
+                    <a:blip r:embed="Re11e1743c5724b21"/>
                     <a:stretch>
                       <a:fillRect/>
                     </a:stretch>
@@ -8149,7 +8149,7 @@
                     <pic:cNvPicPr/>
                   </pic:nvPicPr>
                   <pic:blipFill>
-                    <a:blip r:embed="R2d1916983a084f7d"/>
+                    <a:blip r:embed="Rd7366062168940eb"/>
                     <a:stretch>
                       <a:fillRect/>
                     </a:stretch>
@@ -8318,7 +8318,7 @@
                     <pic:cNvPicPr/>
                   </pic:nvPicPr>
                   <pic:blipFill>
-                    <a:blip r:embed="R62932c998c8f4b7c"/>
+                    <a:blip r:embed="R16082376092c441b"/>
                     <a:stretch>
                       <a:fillRect/>
                     </a:stretch>
@@ -8930,7 +8930,7 @@
                     <pic:cNvPicPr/>
                   </pic:nvPicPr>
                   <pic:blipFill>
-                    <a:blip r:embed="Rd8adc4cffd654d14"/>
+                    <a:blip r:embed="R21e1ba8da80c41d1"/>
                     <a:stretch>
                       <a:fillRect/>
                     </a:stretch>
@@ -10950,7 +10950,7 @@
                     <pic:cNvPicPr/>
                   </pic:nvPicPr>
                   <pic:blipFill>
-                    <a:blip r:embed="R9a013927d728470b"/>
+                    <a:blip r:embed="Rd6532e4bf62c467a"/>
                     <a:stretch>
                       <a:fillRect/>
                     </a:stretch>
@@ -13482,7 +13482,7 @@
                     <pic:cNvPicPr/>
                   </pic:nvPicPr>
                   <pic:blipFill>
-                    <a:blip r:embed="Rbf55a40ef88a47a2"/>
+                    <a:blip r:embed="Rb8194332c42d461f"/>
                     <a:stretch>
                       <a:fillRect/>
                     </a:stretch>
@@ -16241,7 +16241,7 @@
                     <pic:cNvPicPr/>
                   </pic:nvPicPr>
                   <pic:blipFill>
-                    <a:blip r:embed="R24762306429c45b2"/>
+                    <a:blip r:embed="R22472f3ab3e946c6"/>
                     <a:stretch>
                       <a:fillRect/>
                     </a:stretch>
@@ -16621,7 +16621,7 @@
                     <pic:cNvPicPr/>
                   </pic:nvPicPr>
                   <pic:blipFill>
-                    <a:blip r:embed="R9a7d2feaa3d0435c"/>
+                    <a:blip r:embed="R3724f7b856014036"/>
                     <a:stretch>
                       <a:fillRect/>
                     </a:stretch>
@@ -16826,7 +16826,7 @@
                     <pic:cNvPicPr/>
                   </pic:nvPicPr>
                   <pic:blipFill>
-                    <a:blip r:embed="R31847fd4ff1249d1"/>
+                    <a:blip r:embed="R5a6f1809508a4795"/>
                     <a:stretch>
                       <a:fillRect/>
                     </a:stretch>
@@ -19200,7 +19200,7 @@
                     <pic:cNvPicPr/>
                   </pic:nvPicPr>
                   <pic:blipFill>
-                    <a:blip r:embed="Rc12fc497a2754e59"/>
+                    <a:blip r:embed="Ra4a5641bbfc045ff"/>
                     <a:stretch>
                       <a:fillRect/>
                     </a:stretch>
@@ -21818,7 +21818,7 @@
                     <pic:cNvPicPr/>
                   </pic:nvPicPr>
                   <pic:blipFill>
-                    <a:blip r:embed="R724872192bcb4c1e"/>
+                    <a:blip r:embed="R3e37d43e672e4086"/>
                     <a:stretch>
                       <a:fillRect/>
                     </a:stretch>
@@ -29317,10 +29317,6 @@
         <w:pStyle w:val="PARAGRAPH"/>
       </w:pPr>
       <w:r>
-        <w:rPr/>
-        <w:t xml:space="preserve">The </w:t>
-      </w:r>
-      <w:r>
         <w:rPr>
           <w:i/>
         </w:rPr>
@@ -29338,7 +29334,7 @@
       </w:r>
       <w:r>
         <w:rPr/>
-        <w:t xml:space="preserve"> may define additional enumeration that describe the modes they support, but any such enumeration must include "Produce" as enumeration 1 and if Maintenance or Manual are include, they must be 2 and 3 respectively. Any additional mode must start at 4 or greater. If vendor specific or end user specific mode enumerations are included, they shall be defined as a subtype of this enumeration. The ProductionMaintenanceModeEnum is the default enumeration that shall be used if no vendor or end user mode enumeration is defined. The </w:t>
+        <w:t xml:space="preserve"> may define additional enumerations that describe the modes it supports, but any such enumeration must include "Production" as enumeration 1 and if Maintenance or Manual are included, they must be 2 and 3 respectively. Any additional modes must start at 4 or greater. If vendor specific or end user specific mode enumerations are included, they shall be defined as a subtype of this enumeration. ProductionMaintenanceModeEnum is the default enumeration that shall be used if no vendor or end user mode enumeration is defined. </w:t>
       </w:r>
       <w:r>
         <w:rPr>
@@ -29510,7 +29506,7 @@
             </w:pPr>
             <w:r>
               <w:rPr/>
-              <w:t xml:space="preserve">This is an invalid mode</w:t>
+              <w:t xml:space="preserve">Not used</w:t>
             </w:r>
           </w:p>
         </w:tc>
@@ -29527,7 +29523,7 @@
             </w:pPr>
             <w:r>
               <w:rPr/>
-              <w:t xml:space="preserve">Produce</w:t>
+              <w:t xml:space="preserve">Production</w:t>
             </w:r>
           </w:p>
         </w:tc>
@@ -29668,7 +29664,7 @@
       </w:pPr>
       <w:r>
         <w:rPr/>
-        <w:t xml:space="preserve">where the following definition apply:</w:t>
+        <w:t xml:space="preserve">where the following definitions apply:</w:t>
       </w:r>
     </w:p>
     <w:p>
@@ -29677,7 +29673,7 @@
       </w:pPr>
       <w:r>
         <w:rPr/>
-        <w:t xml:space="preserve">-Produce corresponds to the PackML Production Mode which is routine production.</w:t>
+        <w:t xml:space="preserve">-Production corresponds to the PackML Production Mode which is routine production.</w:t>
       </w:r>
     </w:p>
     <w:p>
@@ -44551,7 +44547,7 @@
                     <pic:cNvPicPr/>
                   </pic:nvPicPr>
                   <pic:blipFill>
-                    <a:blip r:embed="R3316b9f77aeb4db9"/>
+                    <a:blip r:embed="Ra72b90d637ca4aaf"/>
                     <a:stretch>
                       <a:fillRect/>
                     </a:stretch>
@@ -44626,7 +44622,7 @@
                     <pic:cNvPicPr/>
                   </pic:nvPicPr>
                   <pic:blipFill>
-                    <a:blip r:embed="Rb090c39ac1a048d8"/>
+                    <a:blip r:embed="R037c8854e4ed4096"/>
                     <a:stretch>
                       <a:fillRect/>
                     </a:stretch>
@@ -52818,7 +52814,7 @@
             <w:pPr>
               <w:pStyle w:val="TABLE-cell"/>
             </w:pPr>
-            <w:hyperlink r:id="Rf1727f4b5c534e18">
+            <w:hyperlink r:id="R5380716e60a5456c">
               <w:r>
                 <w:rPr>
                   <w:rStyle w:val="Hyperlink"/>
@@ -52854,7 +52850,7 @@
             <w:pPr>
               <w:pStyle w:val="TABLE-cell"/>
             </w:pPr>
-            <w:hyperlink r:id="Rc21db50ebac34161">
+            <w:hyperlink r:id="Re02339cd195f47a9">
               <w:r>
                 <w:rPr>
                   <w:rStyle w:val="Hyperlink"/>
@@ -57444,7 +57440,7 @@
             </w:pPr>
             <w:r>
               <w:rPr/>
-              <w:t xml:space="preserve">1.01</w:t>
+              <w:t xml:space="preserve">2.0.1-alpha</w:t>
             </w:r>
           </w:p>
         </w:tc>
@@ -57491,7 +57487,7 @@
             </w:pPr>
             <w:r>
               <w:rPr/>
-              <w:t xml:space="preserve">2020-10-08</w:t>
+              <w:t xml:space="preserve">2026-09-08</w:t>
             </w:r>
           </w:p>
         </w:tc>
@@ -64601,7 +64597,7 @@
       <w:pPr>
         <w:pStyle w:val="PARAGRAPH"/>
       </w:pPr>
-      <w:hyperlink r:id="R5127e84107a54c5f">
+      <w:hyperlink r:id="R64b0724c5296468c">
         <w:r>
           <w:rPr>
             <w:rStyle w:val="Hyperlink"/>
@@ -64628,7 +64624,7 @@
         <w:rPr/>
         <w:t xml:space="preserve"> can be found </w:t>
       </w:r>
-      <w:hyperlink r:id="R1c4010231675438e">
+      <w:hyperlink r:id="R240a06e547784780">
         <w:r>
           <w:rPr>
             <w:rStyle w:val="Hyperlink"/>
@@ -64654,7 +64650,7 @@
       <w:pPr>
         <w:pStyle w:val="PARAGRAPH"/>
       </w:pPr>
-      <w:hyperlink r:id="Rdb7377554d984bdd">
+      <w:hyperlink r:id="Rab8ab35a8b8c4057">
         <w:r>
           <w:rPr>
             <w:rStyle w:val="Hyperlink"/>
@@ -64676,7 +64672,7 @@
       <w:pPr>
         <w:pStyle w:val="PARAGRAPH"/>
       </w:pPr>
-      <w:hyperlink r:id="R31e0e98e70cf412b">
+      <w:hyperlink r:id="R06fe3d25bb2c468d">
         <w:r>
           <w:rPr>
             <w:rStyle w:val="Hyperlink"/>
@@ -64698,7 +64694,7 @@
       <w:pPr>
         <w:pStyle w:val="PARAGRAPH"/>
       </w:pPr>
-      <w:hyperlink r:id="R97a6dff2e98249ce">
+      <w:hyperlink r:id="R84f354ae9bf4473a">
         <w:r>
           <w:rPr>
             <w:rStyle w:val="Hyperlink"/>
@@ -64720,7 +64716,7 @@
       <w:pPr>
         <w:pStyle w:val="PARAGRAPH"/>
       </w:pPr>
-      <w:hyperlink r:id="Rfee51d53f3f146db">
+      <w:hyperlink r:id="R6ff4157149d649ed">
         <w:r>
           <w:rPr>
             <w:rStyle w:val="Hyperlink"/>

--- a/artifacts/OPC-30050.docx
+++ b/artifacts/OPC-30050.docx
@@ -80,7 +80,7 @@
                                 <pic:cNvPicPr/>
                               </pic:nvPicPr>
                               <pic:blipFill>
-                                <a:blip r:embed="Rbbcb25eee62b4e80"/>
+                                <a:blip r:embed="R61a6e7f0ec804481"/>
                                 <a:stretch>
                                   <a:fillRect/>
                                 </a:stretch>
@@ -183,7 +183,7 @@
                                 <pic:cNvPicPr/>
                               </pic:nvPicPr>
                               <pic:blipFill>
-                                <a:blip r:embed="R053d6c3e6cd044cf"/>
+                                <a:blip r:embed="Rc7b2b851699245f5"/>
                                 <a:stretch>
                                   <a:fillRect/>
                                 </a:stretch>
@@ -1485,7 +1485,7 @@
         <w:spacing w:before="60"/>
         <w:ind w:left="340"/>
       </w:pPr>
-      <w:hyperlink r:id="R2bc927efd9e34e87">
+      <w:hyperlink r:id="R132a19d534db458d">
         <w:r>
           <w:rPr>
             <w:rStyle w:val="Hyperlink"/>
@@ -1520,7 +1520,7 @@
         <w:spacing w:before="60"/>
         <w:ind w:left="340"/>
       </w:pPr>
-      <w:hyperlink r:id="R65679c08634841b1">
+      <w:hyperlink r:id="R0a07ded267e340e1">
         <w:r>
           <w:rPr>
             <w:rStyle w:val="Hyperlink"/>
@@ -1555,7 +1555,7 @@
         <w:spacing w:before="60"/>
         <w:ind w:left="340"/>
       </w:pPr>
-      <w:hyperlink r:id="R89d2d5c7dcbb40bc">
+      <w:hyperlink r:id="R948548378000468a">
         <w:r>
           <w:rPr>
             <w:rStyle w:val="Hyperlink"/>
@@ -1590,7 +1590,7 @@
         <w:spacing w:before="60"/>
         <w:ind w:left="340"/>
       </w:pPr>
-      <w:hyperlink r:id="R18eda28859554c87">
+      <w:hyperlink r:id="R51edf797f82d439c">
         <w:r>
           <w:rPr>
             <w:rStyle w:val="Hyperlink"/>
@@ -1625,7 +1625,7 @@
         <w:spacing w:before="60"/>
         <w:ind w:left="340"/>
       </w:pPr>
-      <w:hyperlink r:id="R943b407dfa9649d6">
+      <w:hyperlink r:id="Ra2b6a980d3eb4f13">
         <w:r>
           <w:rPr>
             <w:rStyle w:val="Hyperlink"/>
@@ -1660,7 +1660,7 @@
         <w:spacing w:before="60"/>
         <w:ind w:left="340"/>
       </w:pPr>
-      <w:hyperlink r:id="R0d80e99d34534b7c">
+      <w:hyperlink r:id="R77550a7e6c57408c">
         <w:r>
           <w:rPr>
             <w:rStyle w:val="Hyperlink"/>
@@ -1695,7 +1695,7 @@
         <w:spacing w:before="60"/>
         <w:ind w:left="340"/>
       </w:pPr>
-      <w:hyperlink r:id="R80fb01fca1c94cf3">
+      <w:hyperlink r:id="R5eff885f6c674899">
         <w:r>
           <w:rPr>
             <w:rStyle w:val="Hyperlink"/>
@@ -1730,7 +1730,7 @@
         <w:spacing w:before="60"/>
         <w:ind w:left="340"/>
       </w:pPr>
-      <w:hyperlink r:id="Rd792a4cdcec64067">
+      <w:hyperlink r:id="R8e3ccea8c5f14698">
         <w:r>
           <w:rPr>
             <w:rStyle w:val="Hyperlink"/>
@@ -1765,7 +1765,7 @@
         <w:spacing w:before="60"/>
         <w:ind w:left="340"/>
       </w:pPr>
-      <w:hyperlink r:id="R1896e9a812d1488d">
+      <w:hyperlink r:id="Rc16086641f5d4763">
         <w:r>
           <w:rPr>
             <w:rStyle w:val="Hyperlink"/>
@@ -1800,7 +1800,7 @@
         <w:spacing w:before="60"/>
         <w:ind w:left="340"/>
       </w:pPr>
-      <w:hyperlink r:id="Ree71aa7773e84c3a">
+      <w:hyperlink r:id="Re10a36374cbf4f80">
         <w:r>
           <w:rPr>
             <w:rStyle w:val="Hyperlink"/>
@@ -1835,7 +1835,7 @@
         <w:spacing w:before="60"/>
         <w:ind w:left="340"/>
       </w:pPr>
-      <w:hyperlink r:id="R445e9fdcb0314039">
+      <w:hyperlink r:id="Rb059751693094f76">
         <w:r>
           <w:rPr>
             <w:rStyle w:val="Hyperlink"/>
@@ -1870,7 +1870,7 @@
         <w:spacing w:before="60"/>
         <w:ind w:left="340"/>
       </w:pPr>
-      <w:hyperlink r:id="Rfd699fd8fddd4050">
+      <w:hyperlink r:id="R1e81cab00d0a4a9c">
         <w:r>
           <w:rPr>
             <w:rStyle w:val="Hyperlink"/>
@@ -1905,7 +1905,7 @@
         <w:spacing w:before="60"/>
         <w:ind w:left="340"/>
       </w:pPr>
-      <w:hyperlink r:id="R1431416726dc415c">
+      <w:hyperlink r:id="Re9e537fc6daa4572">
         <w:r>
           <w:rPr>
             <w:rStyle w:val="Hyperlink"/>
@@ -1940,7 +1940,7 @@
         <w:spacing w:before="60"/>
         <w:ind w:left="340"/>
       </w:pPr>
-      <w:hyperlink r:id="R2ec7b9c3df364aed">
+      <w:hyperlink r:id="Rb8df3f966105424d">
         <w:r>
           <w:rPr>
             <w:rStyle w:val="Hyperlink"/>
@@ -1975,7 +1975,7 @@
         <w:spacing w:before="60"/>
         <w:ind w:left="340"/>
       </w:pPr>
-      <w:hyperlink r:id="R826cf0a5b5984de0">
+      <w:hyperlink r:id="Rf6cfec2870544545">
         <w:r>
           <w:rPr>
             <w:rStyle w:val="Hyperlink"/>
@@ -2010,7 +2010,7 @@
         <w:spacing w:before="60"/>
         <w:ind w:left="340"/>
       </w:pPr>
-      <w:hyperlink r:id="Rc69591335d0b4b65">
+      <w:hyperlink r:id="R3e807869733f4945">
         <w:r>
           <w:rPr>
             <w:rStyle w:val="Hyperlink"/>
@@ -2045,7 +2045,7 @@
         <w:spacing w:before="60"/>
         <w:ind w:left="340"/>
       </w:pPr>
-      <w:hyperlink r:id="R6008dc209b5348ba">
+      <w:hyperlink r:id="Rf97e1f32529442e0">
         <w:r>
           <w:rPr>
             <w:rStyle w:val="Hyperlink"/>
@@ -2080,7 +2080,7 @@
         <w:spacing w:before="60"/>
         <w:ind w:left="340"/>
       </w:pPr>
-      <w:hyperlink r:id="Rad4a398c27dd4290">
+      <w:hyperlink r:id="Refbd1f796bc14eb5">
         <w:r>
           <w:rPr>
             <w:rStyle w:val="Hyperlink"/>
@@ -3323,7 +3323,7 @@
                     <pic:cNvPicPr/>
                   </pic:nvPicPr>
                   <pic:blipFill>
-                    <a:blip r:embed="R7d3f1d2df71441c9"/>
+                    <a:blip r:embed="Re87fe5533a444006"/>
                     <a:stretch>
                       <a:fillRect/>
                     </a:stretch>
@@ -3626,7 +3626,7 @@
                     <pic:cNvPicPr/>
                   </pic:nvPicPr>
                   <pic:blipFill>
-                    <a:blip r:embed="Rb14b7e2239f841ca"/>
+                    <a:blip r:embed="R0fff991955f34179"/>
                     <a:stretch>
                       <a:fillRect/>
                     </a:stretch>
@@ -4867,7 +4867,7 @@
                     <pic:cNvPicPr/>
                   </pic:nvPicPr>
                   <pic:blipFill>
-                    <a:blip r:embed="R02f087b3734249ae"/>
+                    <a:blip r:embed="Rc06e133711ec46ae"/>
                     <a:stretch>
                       <a:fillRect/>
                     </a:stretch>
@@ -5172,7 +5172,7 @@
                     <pic:cNvPicPr/>
                   </pic:nvPicPr>
                   <pic:blipFill>
-                    <a:blip r:embed="R86372ae0d1984ea9"/>
+                    <a:blip r:embed="Racdd6048bccb4e4f"/>
                     <a:stretch>
                       <a:fillRect/>
                     </a:stretch>
@@ -5580,7 +5580,7 @@
                     <pic:cNvPicPr/>
                   </pic:nvPicPr>
                   <pic:blipFill>
-                    <a:blip r:embed="Rbe9d98fc95a04882"/>
+                    <a:blip r:embed="R64bfcbb61d0740c4"/>
                     <a:stretch>
                       <a:fillRect/>
                     </a:stretch>
@@ -5810,7 +5810,7 @@
                     <pic:cNvPicPr/>
                   </pic:nvPicPr>
                   <pic:blipFill>
-                    <a:blip r:embed="R968a8dcf919e4fc8"/>
+                    <a:blip r:embed="Ra4bbcfe7ff6e48b6"/>
                     <a:stretch>
                       <a:fillRect/>
                     </a:stretch>
@@ -5914,7 +5914,7 @@
                     <pic:cNvPicPr/>
                   </pic:nvPicPr>
                   <pic:blipFill>
-                    <a:blip r:embed="R9627df5a187b49c4"/>
+                    <a:blip r:embed="Rdf691298200741ac"/>
                     <a:stretch>
                       <a:fillRect/>
                     </a:stretch>
@@ -7525,7 +7525,7 @@
                     <pic:cNvPicPr/>
                   </pic:nvPicPr>
                   <pic:blipFill>
-                    <a:blip r:embed="Re11e1743c5724b21"/>
+                    <a:blip r:embed="R7fd28ec156f542a8"/>
                     <a:stretch>
                       <a:fillRect/>
                     </a:stretch>
@@ -8149,7 +8149,7 @@
                     <pic:cNvPicPr/>
                   </pic:nvPicPr>
                   <pic:blipFill>
-                    <a:blip r:embed="Rd7366062168940eb"/>
+                    <a:blip r:embed="R0c36a764f41a45ed"/>
                     <a:stretch>
                       <a:fillRect/>
                     </a:stretch>
@@ -8318,7 +8318,7 @@
                     <pic:cNvPicPr/>
                   </pic:nvPicPr>
                   <pic:blipFill>
-                    <a:blip r:embed="R16082376092c441b"/>
+                    <a:blip r:embed="Rb507592024e14be4"/>
                     <a:stretch>
                       <a:fillRect/>
                     </a:stretch>
@@ -8930,7 +8930,7 @@
                     <pic:cNvPicPr/>
                   </pic:nvPicPr>
                   <pic:blipFill>
-                    <a:blip r:embed="R21e1ba8da80c41d1"/>
+                    <a:blip r:embed="R9704a8de49384200"/>
                     <a:stretch>
                       <a:fillRect/>
                     </a:stretch>
@@ -10950,7 +10950,7 @@
                     <pic:cNvPicPr/>
                   </pic:nvPicPr>
                   <pic:blipFill>
-                    <a:blip r:embed="Rd6532e4bf62c467a"/>
+                    <a:blip r:embed="Rd2819114e6884b4b"/>
                     <a:stretch>
                       <a:fillRect/>
                     </a:stretch>
@@ -13482,7 +13482,7 @@
                     <pic:cNvPicPr/>
                   </pic:nvPicPr>
                   <pic:blipFill>
-                    <a:blip r:embed="Rb8194332c42d461f"/>
+                    <a:blip r:embed="Rded06ff4dcfa4870"/>
                     <a:stretch>
                       <a:fillRect/>
                     </a:stretch>
@@ -14022,7 +14022,7 @@
             </w:pPr>
             <w:r>
               <w:rPr/>
-              <w:t xml:space="preserve">PackMLAlarmDataType[]</w:t>
+              <w:t xml:space="preserve">PackMLEventDataType[]</w:t>
             </w:r>
           </w:p>
         </w:tc>
@@ -14236,7 +14236,7 @@
             </w:pPr>
             <w:r>
               <w:rPr/>
-              <w:t xml:space="preserve">PackMLAlarmDataType[]</w:t>
+              <w:t xml:space="preserve">PackMLEventDataType[]</w:t>
             </w:r>
           </w:p>
         </w:tc>
@@ -14450,7 +14450,7 @@
             </w:pPr>
             <w:r>
               <w:rPr/>
-              <w:t xml:space="preserve">PackMLAlarmDataType[]</w:t>
+              <w:t xml:space="preserve">PackMLEventDataType[]</w:t>
             </w:r>
           </w:p>
         </w:tc>
@@ -14664,7 +14664,7 @@
             </w:pPr>
             <w:r>
               <w:rPr/>
-              <w:t xml:space="preserve">PackMLAlarmDataType</w:t>
+              <w:t xml:space="preserve">PackMLEventDataType</w:t>
             </w:r>
           </w:p>
         </w:tc>
@@ -16241,7 +16241,7 @@
                     <pic:cNvPicPr/>
                   </pic:nvPicPr>
                   <pic:blipFill>
-                    <a:blip r:embed="R22472f3ab3e946c6"/>
+                    <a:blip r:embed="Rfb187c45243a4c2a"/>
                     <a:stretch>
                       <a:fillRect/>
                     </a:stretch>
@@ -16621,7 +16621,7 @@
                     <pic:cNvPicPr/>
                   </pic:nvPicPr>
                   <pic:blipFill>
-                    <a:blip r:embed="R3724f7b856014036"/>
+                    <a:blip r:embed="Rd4d65f6d0d684db9"/>
                     <a:stretch>
                       <a:fillRect/>
                     </a:stretch>
@@ -16826,7 +16826,7 @@
                     <pic:cNvPicPr/>
                   </pic:nvPicPr>
                   <pic:blipFill>
-                    <a:blip r:embed="R5a6f1809508a4795"/>
+                    <a:blip r:embed="R914e571074db4578"/>
                     <a:stretch>
                       <a:fillRect/>
                     </a:stretch>
@@ -19200,7 +19200,7 @@
                     <pic:cNvPicPr/>
                   </pic:nvPicPr>
                   <pic:blipFill>
-                    <a:blip r:embed="Ra4a5641bbfc045ff"/>
+                    <a:blip r:embed="Rbfe1d76ba2f7473b"/>
                     <a:stretch>
                       <a:fillRect/>
                     </a:stretch>
@@ -21818,7 +21818,7 @@
                     <pic:cNvPicPr/>
                   </pic:nvPicPr>
                   <pic:blipFill>
-                    <a:blip r:embed="R3e37d43e672e4086"/>
+                    <a:blip r:embed="R25742d8e8f404dbc"/>
                     <a:stretch>
                       <a:fillRect/>
                     </a:stretch>
@@ -44547,7 +44547,7 @@
                     <pic:cNvPicPr/>
                   </pic:nvPicPr>
                   <pic:blipFill>
-                    <a:blip r:embed="Ra72b90d637ca4aaf"/>
+                    <a:blip r:embed="R140d56397d22443c"/>
                     <a:stretch>
                       <a:fillRect/>
                     </a:stretch>
@@ -44622,7 +44622,7 @@
                     <pic:cNvPicPr/>
                   </pic:nvPicPr>
                   <pic:blipFill>
-                    <a:blip r:embed="R037c8854e4ed4096"/>
+                    <a:blip r:embed="Rbdf52c80dc94487c"/>
                     <a:stretch>
                       <a:fillRect/>
                     </a:stretch>
@@ -48187,7 +48187,7 @@
       <w:bookmarkStart w:name="Sts_sec_6_8_2_2" w:id="187"/>
       <w:r>
         <w:rPr/>
-        <w:t xml:space="preserve">PackMLAlarmDataType</w:t>
+        <w:t xml:space="preserve">PackMLEventDataType</w:t>
       </w:r>
       <w:bookmarkEnd w:id="187"/>
     </w:p>
@@ -48197,7 +48197,7 @@
       </w:pPr>
       <w:r>
         <w:rPr/>
-        <w:t xml:space="preserve">The PackMLAlarmDataType provides the PackML tag alarm structure. It is formally defined in </w:t>
+        <w:t xml:space="preserve">The PackMLEventDataType provides the PackML tag alarm structure. It is formally defined in </w:t>
       </w:r>
       <w:r>
         <w:fldChar w:fldCharType="begin"/>
@@ -48250,7 +48250,7 @@
       </w:r>
       <w:r>
         <w:rPr/>
-        <w:t xml:space="preserve">PackMLAlarmDataType Structure</w:t>
+        <w:t xml:space="preserve">PackMLEventDataType Structure</w:t>
       </w:r>
     </w:p>
     <w:tbl>
@@ -48329,7 +48329,7 @@
             </w:pPr>
             <w:r>
               <w:rPr/>
-              <w:t xml:space="preserve">PackMLAlarmDataType</w:t>
+              <w:t xml:space="preserve">PackMLEventDataType</w:t>
             </w:r>
           </w:p>
         </w:tc>
@@ -52814,7 +52814,7 @@
             <w:pPr>
               <w:pStyle w:val="TABLE-cell"/>
             </w:pPr>
-            <w:hyperlink r:id="R5380716e60a5456c">
+            <w:hyperlink r:id="Rac09cd837a9541df">
               <w:r>
                 <w:rPr>
                   <w:rStyle w:val="Hyperlink"/>
@@ -52850,7 +52850,7 @@
             <w:pPr>
               <w:pStyle w:val="TABLE-cell"/>
             </w:pPr>
-            <w:hyperlink r:id="Re02339cd195f47a9">
+            <w:hyperlink r:id="R0a6884b5b134461c">
               <w:r>
                 <w:rPr>
                   <w:rStyle w:val="Hyperlink"/>
@@ -57440,7 +57440,7 @@
             </w:pPr>
             <w:r>
               <w:rPr/>
-              <w:t xml:space="preserve">2.0.1-alpha</w:t>
+              <w:t xml:space="preserve">2.0.2</w:t>
             </w:r>
           </w:p>
         </w:tc>
@@ -64597,7 +64597,7 @@
       <w:pPr>
         <w:pStyle w:val="PARAGRAPH"/>
       </w:pPr>
-      <w:hyperlink r:id="R64b0724c5296468c">
+      <w:hyperlink r:id="R5cf18b577c774961">
         <w:r>
           <w:rPr>
             <w:rStyle w:val="Hyperlink"/>
@@ -64624,7 +64624,7 @@
         <w:rPr/>
         <w:t xml:space="preserve"> can be found </w:t>
       </w:r>
-      <w:hyperlink r:id="R240a06e547784780">
+      <w:hyperlink r:id="Rfd0ce11d052f4ba4">
         <w:r>
           <w:rPr>
             <w:rStyle w:val="Hyperlink"/>
@@ -64650,7 +64650,7 @@
       <w:pPr>
         <w:pStyle w:val="PARAGRAPH"/>
       </w:pPr>
-      <w:hyperlink r:id="Rab8ab35a8b8c4057">
+      <w:hyperlink r:id="Redc2f6a8d8f04902">
         <w:r>
           <w:rPr>
             <w:rStyle w:val="Hyperlink"/>
@@ -64672,7 +64672,7 @@
       <w:pPr>
         <w:pStyle w:val="PARAGRAPH"/>
       </w:pPr>
-      <w:hyperlink r:id="R06fe3d25bb2c468d">
+      <w:hyperlink r:id="R072a526309904583">
         <w:r>
           <w:rPr>
             <w:rStyle w:val="Hyperlink"/>
@@ -64694,7 +64694,7 @@
       <w:pPr>
         <w:pStyle w:val="PARAGRAPH"/>
       </w:pPr>
-      <w:hyperlink r:id="R84f354ae9bf4473a">
+      <w:hyperlink r:id="Rf6b7901a0c6a48b2">
         <w:r>
           <w:rPr>
             <w:rStyle w:val="Hyperlink"/>
@@ -64716,7 +64716,7 @@
       <w:pPr>
         <w:pStyle w:val="PARAGRAPH"/>
       </w:pPr>
-      <w:hyperlink r:id="R6ff4157149d649ed">
+      <w:hyperlink r:id="R72acfb240c444253">
         <w:r>
           <w:rPr>
             <w:rStyle w:val="Hyperlink"/>

--- a/artifacts/OPC-30050.docx
+++ b/artifacts/OPC-30050.docx
@@ -80,7 +80,7 @@
                                 <pic:cNvPicPr/>
                               </pic:nvPicPr>
                               <pic:blipFill>
-                                <a:blip r:embed="R61a6e7f0ec804481"/>
+                                <a:blip r:embed="R0d9f6f5ecd3a408f"/>
                                 <a:stretch>
                                   <a:fillRect/>
                                 </a:stretch>
@@ -183,7 +183,7 @@
                                 <pic:cNvPicPr/>
                               </pic:nvPicPr>
                               <pic:blipFill>
-                                <a:blip r:embed="Rc7b2b851699245f5"/>
+                                <a:blip r:embed="R2424904251154401"/>
                                 <a:stretch>
                                   <a:fillRect/>
                                 </a:stretch>
@@ -1485,7 +1485,7 @@
         <w:spacing w:before="60"/>
         <w:ind w:left="340"/>
       </w:pPr>
-      <w:hyperlink r:id="R132a19d534db458d">
+      <w:hyperlink r:id="R923cb3d2388649c1">
         <w:r>
           <w:rPr>
             <w:rStyle w:val="Hyperlink"/>
@@ -1520,7 +1520,7 @@
         <w:spacing w:before="60"/>
         <w:ind w:left="340"/>
       </w:pPr>
-      <w:hyperlink r:id="R0a07ded267e340e1">
+      <w:hyperlink r:id="R6d21bf5aa22b41d4">
         <w:r>
           <w:rPr>
             <w:rStyle w:val="Hyperlink"/>
@@ -1555,7 +1555,7 @@
         <w:spacing w:before="60"/>
         <w:ind w:left="340"/>
       </w:pPr>
-      <w:hyperlink r:id="R948548378000468a">
+      <w:hyperlink r:id="Rc6b9c45d304e4724">
         <w:r>
           <w:rPr>
             <w:rStyle w:val="Hyperlink"/>
@@ -1590,7 +1590,7 @@
         <w:spacing w:before="60"/>
         <w:ind w:left="340"/>
       </w:pPr>
-      <w:hyperlink r:id="R51edf797f82d439c">
+      <w:hyperlink r:id="Rf315329e3c3c4cd9">
         <w:r>
           <w:rPr>
             <w:rStyle w:val="Hyperlink"/>
@@ -1625,7 +1625,7 @@
         <w:spacing w:before="60"/>
         <w:ind w:left="340"/>
       </w:pPr>
-      <w:hyperlink r:id="Ra2b6a980d3eb4f13">
+      <w:hyperlink r:id="R4ad6b62c8c5e4593">
         <w:r>
           <w:rPr>
             <w:rStyle w:val="Hyperlink"/>
@@ -1660,7 +1660,7 @@
         <w:spacing w:before="60"/>
         <w:ind w:left="340"/>
       </w:pPr>
-      <w:hyperlink r:id="R77550a7e6c57408c">
+      <w:hyperlink r:id="R2fde8d2be5f8494c">
         <w:r>
           <w:rPr>
             <w:rStyle w:val="Hyperlink"/>
@@ -1695,7 +1695,7 @@
         <w:spacing w:before="60"/>
         <w:ind w:left="340"/>
       </w:pPr>
-      <w:hyperlink r:id="R5eff885f6c674899">
+      <w:hyperlink r:id="Rcbbbe8e94eb84869">
         <w:r>
           <w:rPr>
             <w:rStyle w:val="Hyperlink"/>
@@ -1730,7 +1730,7 @@
         <w:spacing w:before="60"/>
         <w:ind w:left="340"/>
       </w:pPr>
-      <w:hyperlink r:id="R8e3ccea8c5f14698">
+      <w:hyperlink r:id="R81274010c4eb4299">
         <w:r>
           <w:rPr>
             <w:rStyle w:val="Hyperlink"/>
@@ -1765,7 +1765,7 @@
         <w:spacing w:before="60"/>
         <w:ind w:left="340"/>
       </w:pPr>
-      <w:hyperlink r:id="Rc16086641f5d4763">
+      <w:hyperlink r:id="R0c6803adcc014d49">
         <w:r>
           <w:rPr>
             <w:rStyle w:val="Hyperlink"/>
@@ -1800,7 +1800,7 @@
         <w:spacing w:before="60"/>
         <w:ind w:left="340"/>
       </w:pPr>
-      <w:hyperlink r:id="Re10a36374cbf4f80">
+      <w:hyperlink r:id="Rb618ede39f724ea2">
         <w:r>
           <w:rPr>
             <w:rStyle w:val="Hyperlink"/>
@@ -1835,7 +1835,7 @@
         <w:spacing w:before="60"/>
         <w:ind w:left="340"/>
       </w:pPr>
-      <w:hyperlink r:id="Rb059751693094f76">
+      <w:hyperlink r:id="Rb84ba0d3f064420a">
         <w:r>
           <w:rPr>
             <w:rStyle w:val="Hyperlink"/>
@@ -1870,7 +1870,7 @@
         <w:spacing w:before="60"/>
         <w:ind w:left="340"/>
       </w:pPr>
-      <w:hyperlink r:id="R1e81cab00d0a4a9c">
+      <w:hyperlink r:id="R2b53ed18dc8042a1">
         <w:r>
           <w:rPr>
             <w:rStyle w:val="Hyperlink"/>
@@ -1905,7 +1905,7 @@
         <w:spacing w:before="60"/>
         <w:ind w:left="340"/>
       </w:pPr>
-      <w:hyperlink r:id="Re9e537fc6daa4572">
+      <w:hyperlink r:id="R52791022b18d41a2">
         <w:r>
           <w:rPr>
             <w:rStyle w:val="Hyperlink"/>
@@ -1940,7 +1940,7 @@
         <w:spacing w:before="60"/>
         <w:ind w:left="340"/>
       </w:pPr>
-      <w:hyperlink r:id="Rb8df3f966105424d">
+      <w:hyperlink r:id="Rb9cd32123d204379">
         <w:r>
           <w:rPr>
             <w:rStyle w:val="Hyperlink"/>
@@ -1975,7 +1975,7 @@
         <w:spacing w:before="60"/>
         <w:ind w:left="340"/>
       </w:pPr>
-      <w:hyperlink r:id="Rf6cfec2870544545">
+      <w:hyperlink r:id="Rf312063969e04d9b">
         <w:r>
           <w:rPr>
             <w:rStyle w:val="Hyperlink"/>
@@ -2010,7 +2010,7 @@
         <w:spacing w:before="60"/>
         <w:ind w:left="340"/>
       </w:pPr>
-      <w:hyperlink r:id="R3e807869733f4945">
+      <w:hyperlink r:id="R718ce08666bb4c0a">
         <w:r>
           <w:rPr>
             <w:rStyle w:val="Hyperlink"/>
@@ -2045,7 +2045,7 @@
         <w:spacing w:before="60"/>
         <w:ind w:left="340"/>
       </w:pPr>
-      <w:hyperlink r:id="Rf97e1f32529442e0">
+      <w:hyperlink r:id="R41365946a2134bc0">
         <w:r>
           <w:rPr>
             <w:rStyle w:val="Hyperlink"/>
@@ -2080,7 +2080,7 @@
         <w:spacing w:before="60"/>
         <w:ind w:left="340"/>
       </w:pPr>
-      <w:hyperlink r:id="Refbd1f796bc14eb5">
+      <w:hyperlink r:id="Rf71245077d144778">
         <w:r>
           <w:rPr>
             <w:rStyle w:val="Hyperlink"/>
@@ -3323,7 +3323,7 @@
                     <pic:cNvPicPr/>
                   </pic:nvPicPr>
                   <pic:blipFill>
-                    <a:blip r:embed="Re87fe5533a444006"/>
+                    <a:blip r:embed="Rd99247d78c824180"/>
                     <a:stretch>
                       <a:fillRect/>
                     </a:stretch>
@@ -3626,7 +3626,7 @@
                     <pic:cNvPicPr/>
                   </pic:nvPicPr>
                   <pic:blipFill>
-                    <a:blip r:embed="R0fff991955f34179"/>
+                    <a:blip r:embed="Ra2cc55935f0e4fb1"/>
                     <a:stretch>
                       <a:fillRect/>
                     </a:stretch>
@@ -4867,7 +4867,7 @@
                     <pic:cNvPicPr/>
                   </pic:nvPicPr>
                   <pic:blipFill>
-                    <a:blip r:embed="Rc06e133711ec46ae"/>
+                    <a:blip r:embed="R083665bfa4e442c4"/>
                     <a:stretch>
                       <a:fillRect/>
                     </a:stretch>
@@ -5172,7 +5172,7 @@
                     <pic:cNvPicPr/>
                   </pic:nvPicPr>
                   <pic:blipFill>
-                    <a:blip r:embed="Racdd6048bccb4e4f"/>
+                    <a:blip r:embed="Rc55f3e7e9fe84d13"/>
                     <a:stretch>
                       <a:fillRect/>
                     </a:stretch>
@@ -5580,7 +5580,7 @@
                     <pic:cNvPicPr/>
                   </pic:nvPicPr>
                   <pic:blipFill>
-                    <a:blip r:embed="R64bfcbb61d0740c4"/>
+                    <a:blip r:embed="Rd417a5b8526040fd"/>
                     <a:stretch>
                       <a:fillRect/>
                     </a:stretch>
@@ -5810,7 +5810,7 @@
                     <pic:cNvPicPr/>
                   </pic:nvPicPr>
                   <pic:blipFill>
-                    <a:blip r:embed="Ra4bbcfe7ff6e48b6"/>
+                    <a:blip r:embed="R7b2389859baa4a15"/>
                     <a:stretch>
                       <a:fillRect/>
                     </a:stretch>
@@ -5914,7 +5914,7 @@
                     <pic:cNvPicPr/>
                   </pic:nvPicPr>
                   <pic:blipFill>
-                    <a:blip r:embed="Rdf691298200741ac"/>
+                    <a:blip r:embed="Rd174c63cb535476e"/>
                     <a:stretch>
                       <a:fillRect/>
                     </a:stretch>
@@ -7525,7 +7525,7 @@
                     <pic:cNvPicPr/>
                   </pic:nvPicPr>
                   <pic:blipFill>
-                    <a:blip r:embed="R7fd28ec156f542a8"/>
+                    <a:blip r:embed="Rcd8bc92d03a148e8"/>
                     <a:stretch>
                       <a:fillRect/>
                     </a:stretch>
@@ -8149,7 +8149,7 @@
                     <pic:cNvPicPr/>
                   </pic:nvPicPr>
                   <pic:blipFill>
-                    <a:blip r:embed="R0c36a764f41a45ed"/>
+                    <a:blip r:embed="R890bfc8c63b9424f"/>
                     <a:stretch>
                       <a:fillRect/>
                     </a:stretch>
@@ -8318,7 +8318,7 @@
                     <pic:cNvPicPr/>
                   </pic:nvPicPr>
                   <pic:blipFill>
-                    <a:blip r:embed="Rb507592024e14be4"/>
+                    <a:blip r:embed="Rc4e1f4f469f849eb"/>
                     <a:stretch>
                       <a:fillRect/>
                     </a:stretch>
@@ -8930,7 +8930,7 @@
                     <pic:cNvPicPr/>
                   </pic:nvPicPr>
                   <pic:blipFill>
-                    <a:blip r:embed="R9704a8de49384200"/>
+                    <a:blip r:embed="R19bc7d3abc744af6"/>
                     <a:stretch>
                       <a:fillRect/>
                     </a:stretch>
@@ -10950,7 +10950,7 @@
                     <pic:cNvPicPr/>
                   </pic:nvPicPr>
                   <pic:blipFill>
-                    <a:blip r:embed="Rd2819114e6884b4b"/>
+                    <a:blip r:embed="R0267b262f6664f18"/>
                     <a:stretch>
                       <a:fillRect/>
                     </a:stretch>
@@ -13482,7 +13482,7 @@
                     <pic:cNvPicPr/>
                   </pic:nvPicPr>
                   <pic:blipFill>
-                    <a:blip r:embed="Rded06ff4dcfa4870"/>
+                    <a:blip r:embed="R3d1a63df9318489c"/>
                     <a:stretch>
                       <a:fillRect/>
                     </a:stretch>
@@ -16241,7 +16241,7 @@
                     <pic:cNvPicPr/>
                   </pic:nvPicPr>
                   <pic:blipFill>
-                    <a:blip r:embed="Rfb187c45243a4c2a"/>
+                    <a:blip r:embed="R3879702df1d94767"/>
                     <a:stretch>
                       <a:fillRect/>
                     </a:stretch>
@@ -16621,7 +16621,7 @@
                     <pic:cNvPicPr/>
                   </pic:nvPicPr>
                   <pic:blipFill>
-                    <a:blip r:embed="Rd4d65f6d0d684db9"/>
+                    <a:blip r:embed="Re0c2b741c8b245c3"/>
                     <a:stretch>
                       <a:fillRect/>
                     </a:stretch>
@@ -16826,7 +16826,7 @@
                     <pic:cNvPicPr/>
                   </pic:nvPicPr>
                   <pic:blipFill>
-                    <a:blip r:embed="R914e571074db4578"/>
+                    <a:blip r:embed="Radf8b5bdfe5f462d"/>
                     <a:stretch>
                       <a:fillRect/>
                     </a:stretch>
@@ -19200,7 +19200,7 @@
                     <pic:cNvPicPr/>
                   </pic:nvPicPr>
                   <pic:blipFill>
-                    <a:blip r:embed="Rbfe1d76ba2f7473b"/>
+                    <a:blip r:embed="R7444cf11420e4b74"/>
                     <a:stretch>
                       <a:fillRect/>
                     </a:stretch>
@@ -21818,7 +21818,7 @@
                     <pic:cNvPicPr/>
                   </pic:nvPicPr>
                   <pic:blipFill>
-                    <a:blip r:embed="R25742d8e8f404dbc"/>
+                    <a:blip r:embed="R1281bad0f6e445e1"/>
                     <a:stretch>
                       <a:fillRect/>
                     </a:stretch>
@@ -30534,14 +30534,14 @@
         <w:fldChar w:fldCharType="begin"/>
       </w:r>
       <w:r>
-        <w:instrText xml:space="preserve"> REF Sts_tbl_15 \h \* MERGEFORMAT </w:instrText>
+        <w:instrText xml:space="preserve"> REF Sts_tbl_26 \h \* MERGEFORMAT </w:instrText>
       </w:r>
       <w:r>
         <w:fldChar w:fldCharType="separate"/>
       </w:r>
       <w:r>
         <w:rPr/>
-        <w:t xml:space="preserve">Table 15</w:t>
+        <w:t xml:space="preserve">Table 26</w:t>
       </w:r>
       <w:r>
         <w:fldChar w:fldCharType="end"/>
@@ -31568,25 +31568,3637 @@
     </w:p>
     <w:p>
       <w:pPr>
+        <w:pStyle w:val="Heading3"/>
+      </w:pPr>
+      <w:bookmarkStart w:name="Sts_sec_6_5_8" w:id="113"/>
+      <w:r>
+        <w:rPr/>
+        <w:t xml:space="preserve">PackMLParameterRealDataType</w:t>
+      </w:r>
+      <w:bookmarkEnd w:id="113"/>
+    </w:p>
+    <w:p>
+      <w:pPr>
+        <w:pStyle w:val="PARAGRAPH"/>
+      </w:pPr>
+      <w:r>
+        <w:rPr>
+          <w:i/>
+        </w:rPr>
+        <w:t xml:space="preserve">PackMLParameterRealDataType</w:t>
+      </w:r>
+      <w:r>
+        <w:rPr/>
+        <w:t xml:space="preserve"> provides the PackML PARAMETER_REAL structure where member Value has IEC data type REAL. </w:t>
+      </w:r>
+      <w:r>
+        <w:rPr>
+          <w:i/>
+        </w:rPr>
+        <w:t xml:space="preserve">PackMLParameterRealDataType</w:t>
+      </w:r>
+      <w:r>
+        <w:rPr/>
+        <w:t xml:space="preserve"> is formally defined in </w:t>
+      </w:r>
+      <w:r>
+        <w:fldChar w:fldCharType="begin"/>
+      </w:r>
+      <w:r>
+        <w:instrText xml:space="preserve"> REF Sts_tbl_18 \h \* MERGEFORMAT </w:instrText>
+      </w:r>
+      <w:r>
+        <w:fldChar w:fldCharType="separate"/>
+      </w:r>
+      <w:r>
+        <w:rPr/>
+        <w:t xml:space="preserve">Table 18</w:t>
+      </w:r>
+      <w:r>
+        <w:fldChar w:fldCharType="end"/>
+      </w:r>
+      <w:r>
+        <w:rPr/>
+        <w:t xml:space="preserve">.</w:t>
+      </w:r>
+    </w:p>
+    <w:p>
+      <w:pPr>
+        <w:pStyle w:val="TABLE-title"/>
+      </w:pPr>
+      <w:bookmarkStart w:name="Sts_tbl_18" w:id="114"/>
+      <w:r>
+        <w:t xml:space="preserve">Table </w:t>
+      </w:r>
+      <w:r>
+        <w:fldChar w:fldCharType="begin"/>
+      </w:r>
+      <w:r>
+        <w:instrText xml:space="preserve"> SEQ Table \* ARABIC </w:instrText>
+      </w:r>
+      <w:r>
+        <w:fldChar w:fldCharType="separate"/>
+      </w:r>
+      <w:r>
+        <w:rPr/>
+        <w:t xml:space="preserve">18</w:t>
+      </w:r>
+      <w:r>
+        <w:fldChar w:fldCharType="end"/>
+      </w:r>
+      <w:bookmarkEnd w:id="114"/>
+      <w:r>
+        <w:t xml:space="preserve"> – </w:t>
+      </w:r>
+      <w:r>
+        <w:rPr/>
+        <w:t xml:space="preserve">PackMLParameterRealDataType Structure</w:t>
+      </w:r>
+    </w:p>
+    <w:tbl>
+      <w:tblPr>
+        <w:tblStyle w:val="TableGrid"/>
+        <w:tblW w:w="9070" w:type="dxa"/>
+        <w:tblLayout w:type="fixed"/>
+      </w:tblPr>
+      <w:tblGrid>
+        <w:gridCol w:w="3023"/>
+        <w:gridCol w:w="1800"/>
+        <w:gridCol w:w="4247"/>
+      </w:tblGrid>
+      <w:tr>
+        <w:trPr>
+          <w:tblHeader/>
+        </w:trPr>
+        <w:tc>
+          <w:tcPr>
+            <w:tcW w:w="3023" w:type="dxa"/>
+            <w:vAlign w:val="center"/>
+          </w:tcPr>
+          <w:p>
+            <w:pPr>
+              <w:pStyle w:val="TABLE-col-heading"/>
+              <w:jc w:val="left"/>
+            </w:pPr>
+            <w:r>
+              <w:rPr/>
+              <w:t xml:space="preserve">Name</w:t>
+            </w:r>
+          </w:p>
+        </w:tc>
+        <w:tc>
+          <w:tcPr>
+            <w:tcW w:w="1800" w:type="dxa"/>
+            <w:vAlign w:val="center"/>
+          </w:tcPr>
+          <w:p>
+            <w:pPr>
+              <w:pStyle w:val="TABLE-col-heading"/>
+              <w:jc w:val="left"/>
+            </w:pPr>
+            <w:r>
+              <w:rPr/>
+              <w:t xml:space="preserve">Type</w:t>
+            </w:r>
+          </w:p>
+        </w:tc>
+        <w:tc>
+          <w:tcPr>
+            <w:tcW w:w="4247" w:type="dxa"/>
+            <w:vAlign w:val="center"/>
+          </w:tcPr>
+          <w:p>
+            <w:pPr>
+              <w:pStyle w:val="TABLE-col-heading"/>
+              <w:jc w:val="left"/>
+            </w:pPr>
+            <w:r>
+              <w:rPr/>
+              <w:t xml:space="preserve">Description</w:t>
+            </w:r>
+          </w:p>
+        </w:tc>
+      </w:tr>
+      <w:tr>
+        <w:tc>
+          <w:tcPr>
+            <w:tcW w:w="3023" w:type="dxa"/>
+            <w:vAlign w:val="center"/>
+          </w:tcPr>
+          <w:p>
+            <w:pPr>
+              <w:pStyle w:val="TABLE-cell"/>
+            </w:pPr>
+            <w:r>
+              <w:rPr/>
+              <w:t xml:space="preserve">PackMLParameterRealDataType</w:t>
+            </w:r>
+          </w:p>
+        </w:tc>
+        <w:tc>
+          <w:tcPr>
+            <w:tcW w:w="6047" w:type="dxa"/>
+            <w:gridSpan w:val="2"/>
+            <w:vAlign w:val="center"/>
+          </w:tcPr>
+          <w:p>
+            <w:pPr>
+              <w:pStyle w:val="TABLE-cell"/>
+            </w:pPr>
+            <w:r>
+              <w:rPr/>
+              <w:t xml:space="preserve">Structure</w:t>
+            </w:r>
+          </w:p>
+        </w:tc>
+      </w:tr>
+      <w:tr>
+        <w:tc>
+          <w:tcPr>
+            <w:tcW w:w="3023" w:type="dxa"/>
+            <w:vAlign w:val="center"/>
+          </w:tcPr>
+          <w:p>
+            <w:pPr>
+              <w:pStyle w:val="TABLE-cell"/>
+            </w:pPr>
+            <w:r>
+              <w:rPr/>
+              <w:t xml:space="preserve">ID</w:t>
+            </w:r>
+          </w:p>
+        </w:tc>
+        <w:tc>
+          <w:tcPr>
+            <w:tcW w:w="1800" w:type="dxa"/>
+            <w:vAlign w:val="center"/>
+          </w:tcPr>
+          <w:p>
+            <w:pPr>
+              <w:pStyle w:val="TABLE-cell"/>
+            </w:pPr>
+            <w:r>
+              <w:rPr/>
+              <w:t xml:space="preserve">Int32</w:t>
+            </w:r>
+          </w:p>
+        </w:tc>
+        <w:tc>
+          <w:tcPr>
+            <w:tcW w:w="4247" w:type="dxa"/>
+            <w:vAlign w:val="center"/>
+          </w:tcPr>
+          <w:p>
+            <w:pPr>
+              <w:pStyle w:val="TABLE-cell"/>
+            </w:pPr>
+            <w:r>
+              <w:rPr/>
+              <w:t xml:space="preserve">A unique number assigned to the parameter</w:t>
+            </w:r>
+          </w:p>
+        </w:tc>
+      </w:tr>
+      <w:tr>
+        <w:tc>
+          <w:tcPr>
+            <w:tcW w:w="3023" w:type="dxa"/>
+            <w:vAlign w:val="center"/>
+          </w:tcPr>
+          <w:p>
+            <w:pPr>
+              <w:pStyle w:val="TABLE-cell"/>
+            </w:pPr>
+            <w:r>
+              <w:rPr/>
+              <w:t xml:space="preserve">Name</w:t>
+            </w:r>
+          </w:p>
+        </w:tc>
+        <w:tc>
+          <w:tcPr>
+            <w:tcW w:w="1800" w:type="dxa"/>
+            <w:vAlign w:val="center"/>
+          </w:tcPr>
+          <w:p>
+            <w:pPr>
+              <w:pStyle w:val="TABLE-cell"/>
+            </w:pPr>
+            <w:r>
+              <w:rPr/>
+              <w:t xml:space="preserve">String</w:t>
+            </w:r>
+          </w:p>
+        </w:tc>
+        <w:tc>
+          <w:tcPr>
+            <w:tcW w:w="4247" w:type="dxa"/>
+            <w:vAlign w:val="center"/>
+          </w:tcPr>
+          <w:p>
+            <w:pPr>
+              <w:pStyle w:val="TABLE-cell"/>
+            </w:pPr>
+            <w:r>
+              <w:rPr/>
+              <w:t xml:space="preserve">The name of the parameter</w:t>
+            </w:r>
+          </w:p>
+        </w:tc>
+      </w:tr>
+      <w:tr>
+        <w:tc>
+          <w:tcPr>
+            <w:tcW w:w="3023" w:type="dxa"/>
+            <w:vAlign w:val="center"/>
+          </w:tcPr>
+          <w:p>
+            <w:pPr>
+              <w:pStyle w:val="TABLE-cell"/>
+            </w:pPr>
+            <w:r>
+              <w:rPr/>
+              <w:t xml:space="preserve">Unit</w:t>
+            </w:r>
+          </w:p>
+        </w:tc>
+        <w:tc>
+          <w:tcPr>
+            <w:tcW w:w="1800" w:type="dxa"/>
+            <w:vAlign w:val="center"/>
+          </w:tcPr>
+          <w:p>
+            <w:pPr>
+              <w:pStyle w:val="TABLE-cell"/>
+            </w:pPr>
+            <w:r>
+              <w:rPr/>
+              <w:t xml:space="preserve">EUInformation</w:t>
+            </w:r>
+          </w:p>
+        </w:tc>
+        <w:tc>
+          <w:tcPr>
+            <w:tcW w:w="4247" w:type="dxa"/>
+            <w:vAlign w:val="center"/>
+          </w:tcPr>
+          <w:p>
+            <w:pPr>
+              <w:pStyle w:val="TABLE-cell"/>
+            </w:pPr>
+            <w:r>
+              <w:rPr/>
+              <w:t xml:space="preserve">OPC UA engineering unit information</w:t>
+            </w:r>
+          </w:p>
+        </w:tc>
+      </w:tr>
+      <w:tr>
+        <w:tc>
+          <w:tcPr>
+            <w:tcW w:w="3023" w:type="dxa"/>
+            <w:vAlign w:val="center"/>
+          </w:tcPr>
+          <w:p>
+            <w:pPr>
+              <w:pStyle w:val="TABLE-cell"/>
+            </w:pPr>
+            <w:r>
+              <w:rPr/>
+              <w:t xml:space="preserve">Value</w:t>
+            </w:r>
+          </w:p>
+        </w:tc>
+        <w:tc>
+          <w:tcPr>
+            <w:tcW w:w="1800" w:type="dxa"/>
+            <w:vAlign w:val="center"/>
+          </w:tcPr>
+          <w:p>
+            <w:pPr>
+              <w:pStyle w:val="TABLE-cell"/>
+            </w:pPr>
+            <w:r>
+              <w:rPr/>
+              <w:t xml:space="preserve">Float</w:t>
+            </w:r>
+          </w:p>
+        </w:tc>
+        <w:tc>
+          <w:tcPr>
+            <w:tcW w:w="4247" w:type="dxa"/>
+            <w:vAlign w:val="center"/>
+          </w:tcPr>
+          <w:p>
+            <w:pPr>
+              <w:pStyle w:val="TABLE-cell"/>
+            </w:pPr>
+            <w:r>
+              <w:rPr/>
+              <w:t xml:space="preserve">This is the numeric value of the parameter</w:t>
+            </w:r>
+          </w:p>
+        </w:tc>
+      </w:tr>
+    </w:tbl>
+    <w:p>
+      <w:pPr>
+        <w:pStyle w:val="spacer"/>
+      </w:pPr>
+    </w:p>
+    <w:p>
+      <w:pPr>
+        <w:pStyle w:val="Heading3"/>
+      </w:pPr>
+      <w:bookmarkStart w:name="Sts_sec_6_5_9" w:id="115"/>
+      <w:r>
+        <w:rPr/>
+        <w:t xml:space="preserve">PackMLParameterStringDataType</w:t>
+      </w:r>
+      <w:bookmarkEnd w:id="115"/>
+    </w:p>
+    <w:p>
+      <w:pPr>
+        <w:pStyle w:val="PARAGRAPH"/>
+      </w:pPr>
+      <w:r>
+        <w:rPr>
+          <w:i/>
+        </w:rPr>
+        <w:t xml:space="preserve">PackMLParameterStringDataType</w:t>
+      </w:r>
+      <w:r>
+        <w:rPr/>
+        <w:t xml:space="preserve"> provides the PackML PARAMETER_STRING structure where member Value has IEC data type STRING. </w:t>
+      </w:r>
+      <w:r>
+        <w:rPr>
+          <w:i/>
+        </w:rPr>
+        <w:t xml:space="preserve">PackMLParameterStringDataType</w:t>
+      </w:r>
+      <w:r>
+        <w:rPr/>
+        <w:t xml:space="preserve"> is formally defined in </w:t>
+      </w:r>
+      <w:r>
+        <w:fldChar w:fldCharType="begin"/>
+      </w:r>
+      <w:r>
+        <w:instrText xml:space="preserve"> REF Sts_tbl_19 \h \* MERGEFORMAT </w:instrText>
+      </w:r>
+      <w:r>
+        <w:fldChar w:fldCharType="separate"/>
+      </w:r>
+      <w:r>
+        <w:rPr/>
+        <w:t xml:space="preserve">Table 19</w:t>
+      </w:r>
+      <w:r>
+        <w:fldChar w:fldCharType="end"/>
+      </w:r>
+      <w:r>
+        <w:rPr/>
+        <w:t xml:space="preserve">.</w:t>
+      </w:r>
+    </w:p>
+    <w:p>
+      <w:pPr>
+        <w:pStyle w:val="TABLE-title"/>
+      </w:pPr>
+      <w:bookmarkStart w:name="Sts_tbl_19" w:id="116"/>
+      <w:r>
+        <w:t xml:space="preserve">Table </w:t>
+      </w:r>
+      <w:r>
+        <w:fldChar w:fldCharType="begin"/>
+      </w:r>
+      <w:r>
+        <w:instrText xml:space="preserve"> SEQ Table \* ARABIC </w:instrText>
+      </w:r>
+      <w:r>
+        <w:fldChar w:fldCharType="separate"/>
+      </w:r>
+      <w:r>
+        <w:rPr/>
+        <w:t xml:space="preserve">19</w:t>
+      </w:r>
+      <w:r>
+        <w:fldChar w:fldCharType="end"/>
+      </w:r>
+      <w:bookmarkEnd w:id="116"/>
+      <w:r>
+        <w:t xml:space="preserve"> – </w:t>
+      </w:r>
+      <w:r>
+        <w:rPr/>
+        <w:t xml:space="preserve">PackMLParameterStringDataType Structure</w:t>
+      </w:r>
+    </w:p>
+    <w:tbl>
+      <w:tblPr>
+        <w:tblStyle w:val="TableGrid"/>
+        <w:tblW w:w="9070" w:type="dxa"/>
+        <w:tblLayout w:type="fixed"/>
+      </w:tblPr>
+      <w:tblGrid>
+        <w:gridCol w:w="3131"/>
+        <w:gridCol w:w="1800"/>
+        <w:gridCol w:w="4139"/>
+      </w:tblGrid>
+      <w:tr>
+        <w:trPr>
+          <w:tblHeader/>
+        </w:trPr>
+        <w:tc>
+          <w:tcPr>
+            <w:tcW w:w="3131" w:type="dxa"/>
+            <w:vAlign w:val="center"/>
+          </w:tcPr>
+          <w:p>
+            <w:pPr>
+              <w:pStyle w:val="TABLE-col-heading"/>
+              <w:jc w:val="left"/>
+            </w:pPr>
+            <w:r>
+              <w:rPr/>
+              <w:t xml:space="preserve">Name</w:t>
+            </w:r>
+          </w:p>
+        </w:tc>
+        <w:tc>
+          <w:tcPr>
+            <w:tcW w:w="1800" w:type="dxa"/>
+            <w:vAlign w:val="center"/>
+          </w:tcPr>
+          <w:p>
+            <w:pPr>
+              <w:pStyle w:val="TABLE-col-heading"/>
+              <w:jc w:val="left"/>
+            </w:pPr>
+            <w:r>
+              <w:rPr/>
+              <w:t xml:space="preserve">Type</w:t>
+            </w:r>
+          </w:p>
+        </w:tc>
+        <w:tc>
+          <w:tcPr>
+            <w:tcW w:w="4139" w:type="dxa"/>
+            <w:vAlign w:val="center"/>
+          </w:tcPr>
+          <w:p>
+            <w:pPr>
+              <w:pStyle w:val="TABLE-col-heading"/>
+              <w:jc w:val="left"/>
+            </w:pPr>
+            <w:r>
+              <w:rPr/>
+              <w:t xml:space="preserve">Description</w:t>
+            </w:r>
+          </w:p>
+        </w:tc>
+      </w:tr>
+      <w:tr>
+        <w:tc>
+          <w:tcPr>
+            <w:tcW w:w="3131" w:type="dxa"/>
+            <w:vAlign w:val="center"/>
+          </w:tcPr>
+          <w:p>
+            <w:pPr>
+              <w:pStyle w:val="TABLE-cell"/>
+            </w:pPr>
+            <w:r>
+              <w:rPr/>
+              <w:t xml:space="preserve">PackMLParameterStringDataType</w:t>
+            </w:r>
+          </w:p>
+        </w:tc>
+        <w:tc>
+          <w:tcPr>
+            <w:tcW w:w="5939" w:type="dxa"/>
+            <w:gridSpan w:val="2"/>
+            <w:vAlign w:val="center"/>
+          </w:tcPr>
+          <w:p>
+            <w:pPr>
+              <w:pStyle w:val="TABLE-cell"/>
+            </w:pPr>
+            <w:r>
+              <w:rPr/>
+              <w:t xml:space="preserve">Structure</w:t>
+            </w:r>
+          </w:p>
+        </w:tc>
+      </w:tr>
+      <w:tr>
+        <w:tc>
+          <w:tcPr>
+            <w:tcW w:w="3131" w:type="dxa"/>
+            <w:vAlign w:val="center"/>
+          </w:tcPr>
+          <w:p>
+            <w:pPr>
+              <w:pStyle w:val="TABLE-cell"/>
+            </w:pPr>
+            <w:r>
+              <w:rPr/>
+              <w:t xml:space="preserve">ID</w:t>
+            </w:r>
+          </w:p>
+        </w:tc>
+        <w:tc>
+          <w:tcPr>
+            <w:tcW w:w="1800" w:type="dxa"/>
+            <w:vAlign w:val="center"/>
+          </w:tcPr>
+          <w:p>
+            <w:pPr>
+              <w:pStyle w:val="TABLE-cell"/>
+            </w:pPr>
+            <w:r>
+              <w:rPr/>
+              <w:t xml:space="preserve">Int32</w:t>
+            </w:r>
+          </w:p>
+        </w:tc>
+        <w:tc>
+          <w:tcPr>
+            <w:tcW w:w="4139" w:type="dxa"/>
+            <w:vAlign w:val="center"/>
+          </w:tcPr>
+          <w:p>
+            <w:pPr>
+              <w:pStyle w:val="TABLE-cell"/>
+            </w:pPr>
+            <w:r>
+              <w:rPr/>
+              <w:t xml:space="preserve">A unique number assigned to the parameter.</w:t>
+            </w:r>
+          </w:p>
+        </w:tc>
+      </w:tr>
+      <w:tr>
+        <w:tc>
+          <w:tcPr>
+            <w:tcW w:w="3131" w:type="dxa"/>
+            <w:vAlign w:val="center"/>
+          </w:tcPr>
+          <w:p>
+            <w:pPr>
+              <w:pStyle w:val="TABLE-cell"/>
+            </w:pPr>
+            <w:r>
+              <w:rPr/>
+              <w:t xml:space="preserve">Name</w:t>
+            </w:r>
+          </w:p>
+        </w:tc>
+        <w:tc>
+          <w:tcPr>
+            <w:tcW w:w="1800" w:type="dxa"/>
+            <w:vAlign w:val="center"/>
+          </w:tcPr>
+          <w:p>
+            <w:pPr>
+              <w:pStyle w:val="TABLE-cell"/>
+            </w:pPr>
+            <w:r>
+              <w:rPr/>
+              <w:t xml:space="preserve">String</w:t>
+            </w:r>
+          </w:p>
+        </w:tc>
+        <w:tc>
+          <w:tcPr>
+            <w:tcW w:w="4139" w:type="dxa"/>
+            <w:vAlign w:val="center"/>
+          </w:tcPr>
+          <w:p>
+            <w:pPr>
+              <w:pStyle w:val="TABLE-cell"/>
+            </w:pPr>
+            <w:r>
+              <w:rPr/>
+              <w:t xml:space="preserve">The name of the parameter</w:t>
+            </w:r>
+          </w:p>
+        </w:tc>
+      </w:tr>
+      <w:tr>
+        <w:tc>
+          <w:tcPr>
+            <w:tcW w:w="3131" w:type="dxa"/>
+            <w:vAlign w:val="center"/>
+          </w:tcPr>
+          <w:p>
+            <w:pPr>
+              <w:pStyle w:val="TABLE-cell"/>
+            </w:pPr>
+            <w:r>
+              <w:rPr/>
+              <w:t xml:space="preserve">Unit</w:t>
+            </w:r>
+          </w:p>
+        </w:tc>
+        <w:tc>
+          <w:tcPr>
+            <w:tcW w:w="1800" w:type="dxa"/>
+            <w:vAlign w:val="center"/>
+          </w:tcPr>
+          <w:p>
+            <w:pPr>
+              <w:pStyle w:val="TABLE-cell"/>
+            </w:pPr>
+            <w:r>
+              <w:rPr/>
+              <w:t xml:space="preserve">EUInformation</w:t>
+            </w:r>
+          </w:p>
+        </w:tc>
+        <w:tc>
+          <w:tcPr>
+            <w:tcW w:w="4139" w:type="dxa"/>
+            <w:vAlign w:val="center"/>
+          </w:tcPr>
+          <w:p>
+            <w:pPr>
+              <w:pStyle w:val="TABLE-cell"/>
+            </w:pPr>
+            <w:r>
+              <w:rPr/>
+              <w:t xml:space="preserve">OPC UA engineering unit information</w:t>
+            </w:r>
+          </w:p>
+        </w:tc>
+      </w:tr>
+      <w:tr>
+        <w:tc>
+          <w:tcPr>
+            <w:tcW w:w="3131" w:type="dxa"/>
+            <w:vAlign w:val="center"/>
+          </w:tcPr>
+          <w:p>
+            <w:pPr>
+              <w:pStyle w:val="TABLE-cell"/>
+            </w:pPr>
+            <w:r>
+              <w:rPr/>
+              <w:t xml:space="preserve">Value</w:t>
+            </w:r>
+          </w:p>
+        </w:tc>
+        <w:tc>
+          <w:tcPr>
+            <w:tcW w:w="1800" w:type="dxa"/>
+            <w:vAlign w:val="center"/>
+          </w:tcPr>
+          <w:p>
+            <w:pPr>
+              <w:pStyle w:val="TABLE-cell"/>
+            </w:pPr>
+            <w:r>
+              <w:rPr/>
+              <w:t xml:space="preserve">String</w:t>
+            </w:r>
+          </w:p>
+        </w:tc>
+        <w:tc>
+          <w:tcPr>
+            <w:tcW w:w="4139" w:type="dxa"/>
+            <w:vAlign w:val="center"/>
+          </w:tcPr>
+          <w:p>
+            <w:pPr>
+              <w:pStyle w:val="TABLE-cell"/>
+            </w:pPr>
+            <w:r>
+              <w:rPr/>
+              <w:t xml:space="preserve">This is the string value of the parameter</w:t>
+            </w:r>
+          </w:p>
+        </w:tc>
+      </w:tr>
+    </w:tbl>
+    <w:p>
+      <w:pPr>
+        <w:pStyle w:val="spacer"/>
+      </w:pPr>
+    </w:p>
+    <w:p>
+      <w:pPr>
+        <w:pStyle w:val="Heading3"/>
+      </w:pPr>
+      <w:bookmarkStart w:name="Sts_sec_6_5_10" w:id="117"/>
+      <w:r>
+        <w:rPr/>
+        <w:t xml:space="preserve">PackMLParameterLRealDataType</w:t>
+      </w:r>
+      <w:bookmarkEnd w:id="117"/>
+    </w:p>
+    <w:p>
+      <w:pPr>
+        <w:pStyle w:val="PARAGRAPH"/>
+      </w:pPr>
+      <w:r>
+        <w:rPr>
+          <w:i/>
+        </w:rPr>
+        <w:t xml:space="preserve">PackMLParameterLRealDataType</w:t>
+      </w:r>
+      <w:r>
+        <w:rPr/>
+        <w:t xml:space="preserve"> provides the PackML PARAMETER_LREAL structure where member Value has IEC data type LREAL. </w:t>
+      </w:r>
+      <w:r>
+        <w:rPr>
+          <w:i/>
+        </w:rPr>
+        <w:t xml:space="preserve">PackMLParameterLRealDataType</w:t>
+      </w:r>
+      <w:r>
+        <w:rPr/>
+        <w:t xml:space="preserve"> is formally defined in </w:t>
+      </w:r>
+      <w:r>
+        <w:fldChar w:fldCharType="begin"/>
+      </w:r>
+      <w:r>
+        <w:instrText xml:space="preserve"> REF Sts_tbl_20 \h \* MERGEFORMAT </w:instrText>
+      </w:r>
+      <w:r>
+        <w:fldChar w:fldCharType="separate"/>
+      </w:r>
+      <w:r>
+        <w:rPr/>
+        <w:t xml:space="preserve">Table 20</w:t>
+      </w:r>
+      <w:r>
+        <w:fldChar w:fldCharType="end"/>
+      </w:r>
+      <w:r>
+        <w:rPr/>
+        <w:t xml:space="preserve">.</w:t>
+      </w:r>
+    </w:p>
+    <w:p>
+      <w:pPr>
+        <w:pStyle w:val="TABLE-title"/>
+      </w:pPr>
+      <w:bookmarkStart w:name="Sts_tbl_20" w:id="118"/>
+      <w:r>
+        <w:t xml:space="preserve">Table </w:t>
+      </w:r>
+      <w:r>
+        <w:fldChar w:fldCharType="begin"/>
+      </w:r>
+      <w:r>
+        <w:instrText xml:space="preserve"> SEQ Table \* ARABIC </w:instrText>
+      </w:r>
+      <w:r>
+        <w:fldChar w:fldCharType="separate"/>
+      </w:r>
+      <w:r>
+        <w:rPr/>
+        <w:t xml:space="preserve">20</w:t>
+      </w:r>
+      <w:r>
+        <w:fldChar w:fldCharType="end"/>
+      </w:r>
+      <w:bookmarkEnd w:id="118"/>
+      <w:r>
+        <w:t xml:space="preserve"> – </w:t>
+      </w:r>
+      <w:r>
+        <w:rPr/>
+        <w:t xml:space="preserve">PackMLParameterLRealDataType Structure</w:t>
+      </w:r>
+    </w:p>
+    <w:tbl>
+      <w:tblPr>
+        <w:tblStyle w:val="TableGrid"/>
+        <w:tblW w:w="9070" w:type="dxa"/>
+        <w:tblLayout w:type="fixed"/>
+      </w:tblPr>
+      <w:tblGrid>
+        <w:gridCol w:w="3059"/>
+        <w:gridCol w:w="1800"/>
+        <w:gridCol w:w="4211"/>
+      </w:tblGrid>
+      <w:tr>
+        <w:trPr>
+          <w:tblHeader/>
+        </w:trPr>
+        <w:tc>
+          <w:tcPr>
+            <w:tcW w:w="3059" w:type="dxa"/>
+            <w:vAlign w:val="center"/>
+          </w:tcPr>
+          <w:p>
+            <w:pPr>
+              <w:pStyle w:val="TABLE-col-heading"/>
+              <w:jc w:val="left"/>
+            </w:pPr>
+            <w:r>
+              <w:rPr/>
+              <w:t xml:space="preserve">Name</w:t>
+            </w:r>
+          </w:p>
+        </w:tc>
+        <w:tc>
+          <w:tcPr>
+            <w:tcW w:w="1800" w:type="dxa"/>
+            <w:vAlign w:val="center"/>
+          </w:tcPr>
+          <w:p>
+            <w:pPr>
+              <w:pStyle w:val="TABLE-col-heading"/>
+              <w:jc w:val="left"/>
+            </w:pPr>
+            <w:r>
+              <w:rPr/>
+              <w:t xml:space="preserve">Type</w:t>
+            </w:r>
+          </w:p>
+        </w:tc>
+        <w:tc>
+          <w:tcPr>
+            <w:tcW w:w="4211" w:type="dxa"/>
+            <w:vAlign w:val="center"/>
+          </w:tcPr>
+          <w:p>
+            <w:pPr>
+              <w:pStyle w:val="TABLE-col-heading"/>
+              <w:jc w:val="left"/>
+            </w:pPr>
+            <w:r>
+              <w:rPr/>
+              <w:t xml:space="preserve">Description</w:t>
+            </w:r>
+          </w:p>
+        </w:tc>
+      </w:tr>
+      <w:tr>
+        <w:tc>
+          <w:tcPr>
+            <w:tcW w:w="3059" w:type="dxa"/>
+            <w:vAlign w:val="center"/>
+          </w:tcPr>
+          <w:p>
+            <w:pPr>
+              <w:pStyle w:val="TABLE-cell"/>
+            </w:pPr>
+            <w:r>
+              <w:rPr/>
+              <w:t xml:space="preserve">PackMLParameterLRealDataType</w:t>
+            </w:r>
+          </w:p>
+        </w:tc>
+        <w:tc>
+          <w:tcPr>
+            <w:tcW w:w="6011" w:type="dxa"/>
+            <w:gridSpan w:val="2"/>
+            <w:vAlign w:val="center"/>
+          </w:tcPr>
+          <w:p>
+            <w:pPr>
+              <w:pStyle w:val="TABLE-cell"/>
+            </w:pPr>
+            <w:r>
+              <w:rPr/>
+              <w:t xml:space="preserve">Structure</w:t>
+            </w:r>
+          </w:p>
+        </w:tc>
+      </w:tr>
+      <w:tr>
+        <w:tc>
+          <w:tcPr>
+            <w:tcW w:w="3059" w:type="dxa"/>
+            <w:vAlign w:val="center"/>
+          </w:tcPr>
+          <w:p>
+            <w:pPr>
+              <w:pStyle w:val="TABLE-cell"/>
+            </w:pPr>
+            <w:r>
+              <w:rPr/>
+              <w:t xml:space="preserve">ID</w:t>
+            </w:r>
+          </w:p>
+        </w:tc>
+        <w:tc>
+          <w:tcPr>
+            <w:tcW w:w="1800" w:type="dxa"/>
+            <w:vAlign w:val="center"/>
+          </w:tcPr>
+          <w:p>
+            <w:pPr>
+              <w:pStyle w:val="TABLE-cell"/>
+            </w:pPr>
+            <w:r>
+              <w:rPr/>
+              <w:t xml:space="preserve">Int32</w:t>
+            </w:r>
+          </w:p>
+        </w:tc>
+        <w:tc>
+          <w:tcPr>
+            <w:tcW w:w="4211" w:type="dxa"/>
+            <w:vAlign w:val="center"/>
+          </w:tcPr>
+          <w:p>
+            <w:pPr>
+              <w:pStyle w:val="TABLE-cell"/>
+            </w:pPr>
+            <w:r>
+              <w:rPr/>
+              <w:t xml:space="preserve">A unique number assigned to the parameter.</w:t>
+            </w:r>
+          </w:p>
+        </w:tc>
+      </w:tr>
+      <w:tr>
+        <w:tc>
+          <w:tcPr>
+            <w:tcW w:w="3059" w:type="dxa"/>
+            <w:vAlign w:val="center"/>
+          </w:tcPr>
+          <w:p>
+            <w:pPr>
+              <w:pStyle w:val="TABLE-cell"/>
+            </w:pPr>
+            <w:r>
+              <w:rPr/>
+              <w:t xml:space="preserve">Name</w:t>
+            </w:r>
+          </w:p>
+        </w:tc>
+        <w:tc>
+          <w:tcPr>
+            <w:tcW w:w="1800" w:type="dxa"/>
+            <w:vAlign w:val="center"/>
+          </w:tcPr>
+          <w:p>
+            <w:pPr>
+              <w:pStyle w:val="TABLE-cell"/>
+            </w:pPr>
+            <w:r>
+              <w:rPr/>
+              <w:t xml:space="preserve">String</w:t>
+            </w:r>
+          </w:p>
+        </w:tc>
+        <w:tc>
+          <w:tcPr>
+            <w:tcW w:w="4211" w:type="dxa"/>
+            <w:vAlign w:val="center"/>
+          </w:tcPr>
+          <w:p>
+            <w:pPr>
+              <w:pStyle w:val="TABLE-cell"/>
+            </w:pPr>
+            <w:r>
+              <w:rPr/>
+              <w:t xml:space="preserve">The name of the parameter</w:t>
+            </w:r>
+          </w:p>
+        </w:tc>
+      </w:tr>
+      <w:tr>
+        <w:tc>
+          <w:tcPr>
+            <w:tcW w:w="3059" w:type="dxa"/>
+            <w:vAlign w:val="center"/>
+          </w:tcPr>
+          <w:p>
+            <w:pPr>
+              <w:pStyle w:val="TABLE-cell"/>
+            </w:pPr>
+            <w:r>
+              <w:rPr/>
+              <w:t xml:space="preserve">Unit</w:t>
+            </w:r>
+          </w:p>
+        </w:tc>
+        <w:tc>
+          <w:tcPr>
+            <w:tcW w:w="1800" w:type="dxa"/>
+            <w:vAlign w:val="center"/>
+          </w:tcPr>
+          <w:p>
+            <w:pPr>
+              <w:pStyle w:val="TABLE-cell"/>
+            </w:pPr>
+            <w:r>
+              <w:rPr/>
+              <w:t xml:space="preserve">EUInformation</w:t>
+            </w:r>
+          </w:p>
+        </w:tc>
+        <w:tc>
+          <w:tcPr>
+            <w:tcW w:w="4211" w:type="dxa"/>
+            <w:vAlign w:val="center"/>
+          </w:tcPr>
+          <w:p>
+            <w:pPr>
+              <w:pStyle w:val="TABLE-cell"/>
+            </w:pPr>
+            <w:r>
+              <w:rPr/>
+              <w:t xml:space="preserve">OPC UA engineering unit information</w:t>
+            </w:r>
+          </w:p>
+        </w:tc>
+      </w:tr>
+      <w:tr>
+        <w:tc>
+          <w:tcPr>
+            <w:tcW w:w="3059" w:type="dxa"/>
+            <w:vAlign w:val="center"/>
+          </w:tcPr>
+          <w:p>
+            <w:pPr>
+              <w:pStyle w:val="TABLE-cell"/>
+            </w:pPr>
+            <w:r>
+              <w:rPr/>
+              <w:t xml:space="preserve">Value</w:t>
+            </w:r>
+          </w:p>
+        </w:tc>
+        <w:tc>
+          <w:tcPr>
+            <w:tcW w:w="1800" w:type="dxa"/>
+            <w:vAlign w:val="center"/>
+          </w:tcPr>
+          <w:p>
+            <w:pPr>
+              <w:pStyle w:val="TABLE-cell"/>
+            </w:pPr>
+            <w:r>
+              <w:rPr/>
+              <w:t xml:space="preserve">Double</w:t>
+            </w:r>
+          </w:p>
+        </w:tc>
+        <w:tc>
+          <w:tcPr>
+            <w:tcW w:w="4211" w:type="dxa"/>
+            <w:vAlign w:val="center"/>
+          </w:tcPr>
+          <w:p>
+            <w:pPr>
+              <w:pStyle w:val="TABLE-cell"/>
+            </w:pPr>
+            <w:r>
+              <w:rPr/>
+              <w:t xml:space="preserve">This is the numeric value of the parameter</w:t>
+            </w:r>
+          </w:p>
+        </w:tc>
+      </w:tr>
+    </w:tbl>
+    <w:p>
+      <w:pPr>
+        <w:pStyle w:val="spacer"/>
+      </w:pPr>
+    </w:p>
+    <w:p>
+      <w:pPr>
+        <w:pStyle w:val="Heading3"/>
+      </w:pPr>
+      <w:bookmarkStart w:name="Sts_sec_6_5_11" w:id="119"/>
+      <w:r>
+        <w:rPr/>
+        <w:t xml:space="preserve">PackMLParameterDIntDataType</w:t>
+      </w:r>
+      <w:bookmarkEnd w:id="119"/>
+    </w:p>
+    <w:p>
+      <w:pPr>
+        <w:pStyle w:val="PARAGRAPH"/>
+      </w:pPr>
+      <w:r>
+        <w:rPr>
+          <w:i/>
+        </w:rPr>
+        <w:t xml:space="preserve">PackMLParameterDIntDataType</w:t>
+      </w:r>
+      <w:r>
+        <w:rPr/>
+        <w:t xml:space="preserve"> provides the PackML PARAMETER_DINT structure where member Value has IEC data type DINT. </w:t>
+      </w:r>
+      <w:r>
+        <w:rPr>
+          <w:i/>
+        </w:rPr>
+        <w:t xml:space="preserve">PackMLParameterDIntDataType</w:t>
+      </w:r>
+      <w:r>
+        <w:rPr/>
+        <w:t xml:space="preserve"> is formally defined in </w:t>
+      </w:r>
+      <w:r>
+        <w:fldChar w:fldCharType="begin"/>
+      </w:r>
+      <w:r>
+        <w:instrText xml:space="preserve"> REF Sts_tbl_21 \h \* MERGEFORMAT </w:instrText>
+      </w:r>
+      <w:r>
+        <w:fldChar w:fldCharType="separate"/>
+      </w:r>
+      <w:r>
+        <w:rPr/>
+        <w:t xml:space="preserve">Table 21</w:t>
+      </w:r>
+      <w:r>
+        <w:fldChar w:fldCharType="end"/>
+      </w:r>
+      <w:r>
+        <w:rPr/>
+        <w:t xml:space="preserve">.</w:t>
+      </w:r>
+    </w:p>
+    <w:p>
+      <w:pPr>
+        <w:pStyle w:val="TABLE-title"/>
+      </w:pPr>
+      <w:bookmarkStart w:name="Sts_tbl_21" w:id="120"/>
+      <w:r>
+        <w:t xml:space="preserve">Table </w:t>
+      </w:r>
+      <w:r>
+        <w:fldChar w:fldCharType="begin"/>
+      </w:r>
+      <w:r>
+        <w:instrText xml:space="preserve"> SEQ Table \* ARABIC </w:instrText>
+      </w:r>
+      <w:r>
+        <w:fldChar w:fldCharType="separate"/>
+      </w:r>
+      <w:r>
+        <w:rPr/>
+        <w:t xml:space="preserve">21</w:t>
+      </w:r>
+      <w:r>
+        <w:fldChar w:fldCharType="end"/>
+      </w:r>
+      <w:bookmarkEnd w:id="120"/>
+      <w:r>
+        <w:t xml:space="preserve"> – </w:t>
+      </w:r>
+      <w:r>
+        <w:rPr/>
+        <w:t xml:space="preserve">PackMLParameterDIntDataType Structure</w:t>
+      </w:r>
+    </w:p>
+    <w:tbl>
+      <w:tblPr>
+        <w:tblStyle w:val="TableGrid"/>
+        <w:tblW w:w="9070" w:type="dxa"/>
+        <w:tblLayout w:type="fixed"/>
+      </w:tblPr>
+      <w:tblGrid>
+        <w:gridCol w:w="3023"/>
+        <w:gridCol w:w="1800"/>
+        <w:gridCol w:w="4247"/>
+      </w:tblGrid>
+      <w:tr>
+        <w:trPr>
+          <w:tblHeader/>
+        </w:trPr>
+        <w:tc>
+          <w:tcPr>
+            <w:tcW w:w="3023" w:type="dxa"/>
+            <w:vAlign w:val="center"/>
+          </w:tcPr>
+          <w:p>
+            <w:pPr>
+              <w:pStyle w:val="TABLE-col-heading"/>
+              <w:jc w:val="left"/>
+            </w:pPr>
+            <w:r>
+              <w:rPr/>
+              <w:t xml:space="preserve">Name</w:t>
+            </w:r>
+          </w:p>
+        </w:tc>
+        <w:tc>
+          <w:tcPr>
+            <w:tcW w:w="1800" w:type="dxa"/>
+            <w:vAlign w:val="center"/>
+          </w:tcPr>
+          <w:p>
+            <w:pPr>
+              <w:pStyle w:val="TABLE-col-heading"/>
+              <w:jc w:val="left"/>
+            </w:pPr>
+            <w:r>
+              <w:rPr/>
+              <w:t xml:space="preserve">Type</w:t>
+            </w:r>
+          </w:p>
+        </w:tc>
+        <w:tc>
+          <w:tcPr>
+            <w:tcW w:w="4247" w:type="dxa"/>
+            <w:vAlign w:val="center"/>
+          </w:tcPr>
+          <w:p>
+            <w:pPr>
+              <w:pStyle w:val="TABLE-col-heading"/>
+              <w:jc w:val="left"/>
+            </w:pPr>
+            <w:r>
+              <w:rPr/>
+              <w:t xml:space="preserve">Description</w:t>
+            </w:r>
+          </w:p>
+        </w:tc>
+      </w:tr>
+      <w:tr>
+        <w:tc>
+          <w:tcPr>
+            <w:tcW w:w="3023" w:type="dxa"/>
+            <w:vAlign w:val="center"/>
+          </w:tcPr>
+          <w:p>
+            <w:pPr>
+              <w:pStyle w:val="TABLE-cell"/>
+            </w:pPr>
+            <w:r>
+              <w:rPr/>
+              <w:t xml:space="preserve">PackMLParameterDintDataType</w:t>
+            </w:r>
+          </w:p>
+        </w:tc>
+        <w:tc>
+          <w:tcPr>
+            <w:tcW w:w="6047" w:type="dxa"/>
+            <w:gridSpan w:val="2"/>
+            <w:vAlign w:val="center"/>
+          </w:tcPr>
+          <w:p>
+            <w:pPr>
+              <w:pStyle w:val="TABLE-cell"/>
+            </w:pPr>
+            <w:r>
+              <w:rPr/>
+              <w:t xml:space="preserve">Structure</w:t>
+            </w:r>
+          </w:p>
+        </w:tc>
+      </w:tr>
+      <w:tr>
+        <w:tc>
+          <w:tcPr>
+            <w:tcW w:w="3023" w:type="dxa"/>
+            <w:vAlign w:val="center"/>
+          </w:tcPr>
+          <w:p>
+            <w:pPr>
+              <w:pStyle w:val="TABLE-cell"/>
+            </w:pPr>
+            <w:r>
+              <w:rPr/>
+              <w:t xml:space="preserve">ID</w:t>
+            </w:r>
+          </w:p>
+        </w:tc>
+        <w:tc>
+          <w:tcPr>
+            <w:tcW w:w="1800" w:type="dxa"/>
+            <w:vAlign w:val="center"/>
+          </w:tcPr>
+          <w:p>
+            <w:pPr>
+              <w:pStyle w:val="TABLE-cell"/>
+            </w:pPr>
+            <w:r>
+              <w:rPr/>
+              <w:t xml:space="preserve">Int32</w:t>
+            </w:r>
+          </w:p>
+        </w:tc>
+        <w:tc>
+          <w:tcPr>
+            <w:tcW w:w="4247" w:type="dxa"/>
+            <w:vAlign w:val="center"/>
+          </w:tcPr>
+          <w:p>
+            <w:pPr>
+              <w:pStyle w:val="TABLE-cell"/>
+            </w:pPr>
+            <w:r>
+              <w:rPr/>
+              <w:t xml:space="preserve">A unique number assigned to the parameter.</w:t>
+            </w:r>
+          </w:p>
+        </w:tc>
+      </w:tr>
+      <w:tr>
+        <w:tc>
+          <w:tcPr>
+            <w:tcW w:w="3023" w:type="dxa"/>
+            <w:vAlign w:val="center"/>
+          </w:tcPr>
+          <w:p>
+            <w:pPr>
+              <w:pStyle w:val="TABLE-cell"/>
+            </w:pPr>
+            <w:r>
+              <w:rPr/>
+              <w:t xml:space="preserve">Name</w:t>
+            </w:r>
+          </w:p>
+        </w:tc>
+        <w:tc>
+          <w:tcPr>
+            <w:tcW w:w="1800" w:type="dxa"/>
+            <w:vAlign w:val="center"/>
+          </w:tcPr>
+          <w:p>
+            <w:pPr>
+              <w:pStyle w:val="TABLE-cell"/>
+            </w:pPr>
+            <w:r>
+              <w:rPr/>
+              <w:t xml:space="preserve">String</w:t>
+            </w:r>
+          </w:p>
+        </w:tc>
+        <w:tc>
+          <w:tcPr>
+            <w:tcW w:w="4247" w:type="dxa"/>
+            <w:vAlign w:val="center"/>
+          </w:tcPr>
+          <w:p>
+            <w:pPr>
+              <w:pStyle w:val="TABLE-cell"/>
+            </w:pPr>
+            <w:r>
+              <w:rPr/>
+              <w:t xml:space="preserve">The name of the parameter</w:t>
+            </w:r>
+          </w:p>
+        </w:tc>
+      </w:tr>
+      <w:tr>
+        <w:tc>
+          <w:tcPr>
+            <w:tcW w:w="3023" w:type="dxa"/>
+            <w:vAlign w:val="center"/>
+          </w:tcPr>
+          <w:p>
+            <w:pPr>
+              <w:pStyle w:val="TABLE-cell"/>
+            </w:pPr>
+            <w:r>
+              <w:rPr/>
+              <w:t xml:space="preserve">Unit</w:t>
+            </w:r>
+          </w:p>
+        </w:tc>
+        <w:tc>
+          <w:tcPr>
+            <w:tcW w:w="1800" w:type="dxa"/>
+            <w:vAlign w:val="center"/>
+          </w:tcPr>
+          <w:p>
+            <w:pPr>
+              <w:pStyle w:val="TABLE-cell"/>
+            </w:pPr>
+            <w:r>
+              <w:rPr/>
+              <w:t xml:space="preserve">EUInformation</w:t>
+            </w:r>
+          </w:p>
+        </w:tc>
+        <w:tc>
+          <w:tcPr>
+            <w:tcW w:w="4247" w:type="dxa"/>
+            <w:vAlign w:val="center"/>
+          </w:tcPr>
+          <w:p>
+            <w:pPr>
+              <w:pStyle w:val="TABLE-cell"/>
+            </w:pPr>
+            <w:r>
+              <w:rPr/>
+              <w:t xml:space="preserve">OPC UA engineering unit information</w:t>
+            </w:r>
+          </w:p>
+        </w:tc>
+      </w:tr>
+      <w:tr>
+        <w:tc>
+          <w:tcPr>
+            <w:tcW w:w="3023" w:type="dxa"/>
+            <w:vAlign w:val="center"/>
+          </w:tcPr>
+          <w:p>
+            <w:pPr>
+              <w:pStyle w:val="TABLE-cell"/>
+            </w:pPr>
+            <w:r>
+              <w:rPr/>
+              <w:t xml:space="preserve">Value</w:t>
+            </w:r>
+          </w:p>
+        </w:tc>
+        <w:tc>
+          <w:tcPr>
+            <w:tcW w:w="1800" w:type="dxa"/>
+            <w:vAlign w:val="center"/>
+          </w:tcPr>
+          <w:p>
+            <w:pPr>
+              <w:pStyle w:val="TABLE-cell"/>
+            </w:pPr>
+            <w:r>
+              <w:rPr/>
+              <w:t xml:space="preserve">Int32</w:t>
+            </w:r>
+          </w:p>
+        </w:tc>
+        <w:tc>
+          <w:tcPr>
+            <w:tcW w:w="4247" w:type="dxa"/>
+            <w:vAlign w:val="center"/>
+          </w:tcPr>
+          <w:p>
+            <w:pPr>
+              <w:pStyle w:val="TABLE-cell"/>
+            </w:pPr>
+            <w:r>
+              <w:rPr/>
+              <w:t xml:space="preserve">This is the numeric value of the parameter</w:t>
+            </w:r>
+          </w:p>
+        </w:tc>
+      </w:tr>
+    </w:tbl>
+    <w:p>
+      <w:pPr>
+        <w:pStyle w:val="spacer"/>
+      </w:pPr>
+    </w:p>
+    <w:p>
+      <w:pPr>
+        <w:pStyle w:val="Heading3"/>
+      </w:pPr>
+      <w:bookmarkStart w:name="Sts_sec_6_5_12" w:id="121"/>
+      <w:r>
+        <w:rPr/>
+        <w:t xml:space="preserve">PackMLRecipeDataType</w:t>
+      </w:r>
+      <w:bookmarkEnd w:id="121"/>
+    </w:p>
+    <w:p>
+      <w:pPr>
+        <w:pStyle w:val="PARAGRAPH"/>
+      </w:pPr>
+      <w:r>
+        <w:rPr>
+          <w:i/>
+        </w:rPr>
+        <w:t xml:space="preserve">PackMLRecipeDataType</w:t>
+      </w:r>
+      <w:r>
+        <w:rPr/>
+        <w:t xml:space="preserve"> provides the PackML RECIPE structure used to describe the product that the machine is making or can make. </w:t>
+      </w:r>
+      <w:r>
+        <w:rPr>
+          <w:i/>
+        </w:rPr>
+        <w:t xml:space="preserve">PackMLRecipeDataType</w:t>
+      </w:r>
+      <w:r>
+        <w:rPr/>
+        <w:t xml:space="preserve"> is formally defined in </w:t>
+      </w:r>
+      <w:r>
+        <w:fldChar w:fldCharType="begin"/>
+      </w:r>
+      <w:r>
+        <w:instrText xml:space="preserve"> REF Sts_tbl_22 \h \* MERGEFORMAT </w:instrText>
+      </w:r>
+      <w:r>
+        <w:fldChar w:fldCharType="separate"/>
+      </w:r>
+      <w:r>
+        <w:rPr/>
+        <w:t xml:space="preserve">Table 22</w:t>
+      </w:r>
+      <w:r>
+        <w:fldChar w:fldCharType="end"/>
+      </w:r>
+      <w:r>
+        <w:rPr/>
+        <w:t xml:space="preserve">.</w:t>
+      </w:r>
+    </w:p>
+    <w:p>
+      <w:pPr>
+        <w:pStyle w:val="TABLE-title"/>
+      </w:pPr>
+      <w:bookmarkStart w:name="Sts_tbl_22" w:id="122"/>
+      <w:r>
+        <w:t xml:space="preserve">Table </w:t>
+      </w:r>
+      <w:r>
+        <w:fldChar w:fldCharType="begin"/>
+      </w:r>
+      <w:r>
+        <w:instrText xml:space="preserve"> SEQ Table \* ARABIC </w:instrText>
+      </w:r>
+      <w:r>
+        <w:fldChar w:fldCharType="separate"/>
+      </w:r>
+      <w:r>
+        <w:rPr/>
+        <w:t xml:space="preserve">22</w:t>
+      </w:r>
+      <w:r>
+        <w:fldChar w:fldCharType="end"/>
+      </w:r>
+      <w:bookmarkEnd w:id="122"/>
+      <w:r>
+        <w:t xml:space="preserve"> – </w:t>
+      </w:r>
+      <w:r>
+        <w:rPr/>
+        <w:t xml:space="preserve">PackMLRecipeDataType Structure</w:t>
+      </w:r>
+    </w:p>
+    <w:tbl>
+      <w:tblPr>
+        <w:tblStyle w:val="TableGrid"/>
+        <w:tblW w:w="9070" w:type="dxa"/>
+        <w:tblLayout w:type="fixed"/>
+      </w:tblPr>
+      <w:tblGrid>
+        <w:gridCol w:w="2640"/>
+        <w:gridCol w:w="3092"/>
+        <w:gridCol w:w="3338"/>
+      </w:tblGrid>
+      <w:tr>
+        <w:trPr>
+          <w:tblHeader/>
+        </w:trPr>
+        <w:tc>
+          <w:tcPr>
+            <w:tcW w:w="2640" w:type="dxa"/>
+            <w:vAlign w:val="center"/>
+          </w:tcPr>
+          <w:p>
+            <w:pPr>
+              <w:pStyle w:val="TABLE-col-heading"/>
+              <w:jc w:val="left"/>
+            </w:pPr>
+            <w:r>
+              <w:rPr/>
+              <w:t xml:space="preserve">Name</w:t>
+            </w:r>
+          </w:p>
+        </w:tc>
+        <w:tc>
+          <w:tcPr>
+            <w:tcW w:w="3092" w:type="dxa"/>
+            <w:vAlign w:val="center"/>
+          </w:tcPr>
+          <w:p>
+            <w:pPr>
+              <w:pStyle w:val="TABLE-col-heading"/>
+              <w:jc w:val="left"/>
+            </w:pPr>
+            <w:r>
+              <w:rPr/>
+              <w:t xml:space="preserve">Type</w:t>
+            </w:r>
+          </w:p>
+        </w:tc>
+        <w:tc>
+          <w:tcPr>
+            <w:tcW w:w="3338" w:type="dxa"/>
+            <w:vAlign w:val="center"/>
+          </w:tcPr>
+          <w:p>
+            <w:pPr>
+              <w:pStyle w:val="TABLE-col-heading"/>
+              <w:jc w:val="left"/>
+            </w:pPr>
+            <w:r>
+              <w:rPr/>
+              <w:t xml:space="preserve">Description</w:t>
+            </w:r>
+          </w:p>
+        </w:tc>
+      </w:tr>
+      <w:tr>
+        <w:tc>
+          <w:tcPr>
+            <w:tcW w:w="2640" w:type="dxa"/>
+            <w:vAlign w:val="center"/>
+          </w:tcPr>
+          <w:p>
+            <w:pPr>
+              <w:pStyle w:val="TABLE-cell"/>
+            </w:pPr>
+            <w:r>
+              <w:rPr/>
+              <w:t xml:space="preserve">PackMLRecipeDataType</w:t>
+            </w:r>
+          </w:p>
+        </w:tc>
+        <w:tc>
+          <w:tcPr>
+            <w:tcW w:w="6430" w:type="dxa"/>
+            <w:gridSpan w:val="2"/>
+            <w:vAlign w:val="center"/>
+          </w:tcPr>
+          <w:p>
+            <w:pPr>
+              <w:pStyle w:val="TABLE-cell"/>
+            </w:pPr>
+            <w:r>
+              <w:rPr/>
+              <w:t xml:space="preserve">Structure</w:t>
+            </w:r>
+          </w:p>
+        </w:tc>
+      </w:tr>
+      <w:tr>
+        <w:tc>
+          <w:tcPr>
+            <w:tcW w:w="2640" w:type="dxa"/>
+            <w:vAlign w:val="center"/>
+          </w:tcPr>
+          <w:p>
+            <w:pPr>
+              <w:pStyle w:val="TABLE-cell"/>
+            </w:pPr>
+            <w:r>
+              <w:rPr/>
+              <w:t xml:space="preserve">ID</w:t>
+            </w:r>
+          </w:p>
+        </w:tc>
+        <w:tc>
+          <w:tcPr>
+            <w:tcW w:w="3092" w:type="dxa"/>
+            <w:vAlign w:val="center"/>
+          </w:tcPr>
+          <w:p>
+            <w:pPr>
+              <w:pStyle w:val="TABLE-cell"/>
+            </w:pPr>
+            <w:r>
+              <w:rPr/>
+              <w:t xml:space="preserve">Int32</w:t>
+            </w:r>
+          </w:p>
+        </w:tc>
+        <w:tc>
+          <w:tcPr>
+            <w:tcW w:w="3338" w:type="dxa"/>
+            <w:vAlign w:val="center"/>
+          </w:tcPr>
+          <w:p>
+            <w:pPr>
+              <w:pStyle w:val="TABLE-cell"/>
+            </w:pPr>
+            <w:r>
+              <w:rPr/>
+              <w:t xml:space="preserve">A unique number assigned to the recipe</w:t>
+            </w:r>
+          </w:p>
+        </w:tc>
+      </w:tr>
+      <w:tr>
+        <w:tc>
+          <w:tcPr>
+            <w:tcW w:w="2640" w:type="dxa"/>
+            <w:vAlign w:val="center"/>
+          </w:tcPr>
+          <w:p>
+            <w:pPr>
+              <w:pStyle w:val="TABLE-cell"/>
+            </w:pPr>
+            <w:r>
+              <w:rPr/>
+              <w:t xml:space="preserve">Name</w:t>
+            </w:r>
+          </w:p>
+        </w:tc>
+        <w:tc>
+          <w:tcPr>
+            <w:tcW w:w="3092" w:type="dxa"/>
+            <w:vAlign w:val="center"/>
+          </w:tcPr>
+          <w:p>
+            <w:pPr>
+              <w:pStyle w:val="TABLE-cell"/>
+            </w:pPr>
+            <w:r>
+              <w:rPr/>
+              <w:t xml:space="preserve">String</w:t>
+            </w:r>
+          </w:p>
+        </w:tc>
+        <w:tc>
+          <w:tcPr>
+            <w:tcW w:w="3338" w:type="dxa"/>
+            <w:vAlign w:val="center"/>
+          </w:tcPr>
+          <w:p>
+            <w:pPr>
+              <w:pStyle w:val="TABLE-cell"/>
+            </w:pPr>
+            <w:r>
+              <w:rPr/>
+              <w:t xml:space="preserve">The name of the recipe</w:t>
+            </w:r>
+          </w:p>
+        </w:tc>
+      </w:tr>
+      <w:tr>
+        <w:tc>
+          <w:tcPr>
+            <w:tcW w:w="2640" w:type="dxa"/>
+            <w:vAlign w:val="center"/>
+          </w:tcPr>
+          <w:p>
+            <w:pPr>
+              <w:pStyle w:val="TABLE-cell"/>
+            </w:pPr>
+            <w:r>
+              <w:rPr/>
+              <w:t xml:space="preserve">Unit</w:t>
+            </w:r>
+          </w:p>
+        </w:tc>
+        <w:tc>
+          <w:tcPr>
+            <w:tcW w:w="3092" w:type="dxa"/>
+            <w:vAlign w:val="center"/>
+          </w:tcPr>
+          <w:p>
+            <w:pPr>
+              <w:pStyle w:val="TABLE-cell"/>
+            </w:pPr>
+            <w:r>
+              <w:rPr/>
+              <w:t xml:space="preserve">EUInformation</w:t>
+            </w:r>
+          </w:p>
+        </w:tc>
+        <w:tc>
+          <w:tcPr>
+            <w:tcW w:w="3338" w:type="dxa"/>
+            <w:vAlign w:val="center"/>
+          </w:tcPr>
+          <w:p>
+            <w:pPr>
+              <w:pStyle w:val="TABLE-cell"/>
+            </w:pPr>
+            <w:r>
+              <w:rPr/>
+              <w:t xml:space="preserve">OPC UA engineering unit information</w:t>
+            </w:r>
+          </w:p>
+        </w:tc>
+      </w:tr>
+      <w:tr>
+        <w:tc>
+          <w:tcPr>
+            <w:tcW w:w="2640" w:type="dxa"/>
+            <w:vAlign w:val="center"/>
+          </w:tcPr>
+          <w:p>
+            <w:pPr>
+              <w:pStyle w:val="TABLE-cell"/>
+            </w:pPr>
+            <w:r>
+              <w:rPr/>
+              <w:t xml:space="preserve">PrimaryQty</w:t>
+            </w:r>
+          </w:p>
+        </w:tc>
+        <w:tc>
+          <w:tcPr>
+            <w:tcW w:w="3092" w:type="dxa"/>
+            <w:vAlign w:val="center"/>
+          </w:tcPr>
+          <w:p>
+            <w:pPr>
+              <w:pStyle w:val="TABLE-cell"/>
+            </w:pPr>
+            <w:r>
+              <w:rPr/>
+              <w:t xml:space="preserve">Float</w:t>
+            </w:r>
+          </w:p>
+        </w:tc>
+        <w:tc>
+          <w:tcPr>
+            <w:tcW w:w="3338" w:type="dxa"/>
+            <w:vAlign w:val="center"/>
+          </w:tcPr>
+          <w:p>
+            <w:pPr>
+              <w:pStyle w:val="TABLE-cell"/>
+            </w:pPr>
+            <w:r>
+              <w:rPr/>
+              <w:t xml:space="preserve">Primary quantity value of the recipe</w:t>
+            </w:r>
+          </w:p>
+        </w:tc>
+      </w:tr>
+      <w:tr>
+        <w:tc>
+          <w:tcPr>
+            <w:tcW w:w="2640" w:type="dxa"/>
+            <w:vAlign w:val="center"/>
+          </w:tcPr>
+          <w:p>
+            <w:pPr>
+              <w:pStyle w:val="TABLE-cell"/>
+            </w:pPr>
+            <w:r>
+              <w:rPr/>
+              <w:t xml:space="preserve">ProcessVariables</w:t>
+            </w:r>
+          </w:p>
+        </w:tc>
+        <w:tc>
+          <w:tcPr>
+            <w:tcW w:w="3092" w:type="dxa"/>
+            <w:vAlign w:val="center"/>
+          </w:tcPr>
+          <w:p>
+            <w:pPr>
+              <w:pStyle w:val="TABLE-cell"/>
+            </w:pPr>
+            <w:r>
+              <w:rPr/>
+              <w:t xml:space="preserve">PackMLProcessVariablesDataType</w:t>
+            </w:r>
+          </w:p>
+        </w:tc>
+        <w:tc>
+          <w:tcPr>
+            <w:tcW w:w="3338" w:type="dxa"/>
+            <w:vAlign w:val="center"/>
+          </w:tcPr>
+          <w:p>
+            <w:pPr>
+              <w:pStyle w:val="TABLE-cell"/>
+            </w:pPr>
+            <w:r>
+              <w:rPr/>
+              <w:t xml:space="preserve">Recipe process variables</w:t>
+            </w:r>
+          </w:p>
+        </w:tc>
+      </w:tr>
+      <w:tr>
+        <w:tc>
+          <w:tcPr>
+            <w:tcW w:w="2640" w:type="dxa"/>
+            <w:vAlign w:val="center"/>
+          </w:tcPr>
+          <w:p>
+            <w:pPr>
+              <w:pStyle w:val="TABLE-cell"/>
+            </w:pPr>
+            <w:r>
+              <w:rPr/>
+              <w:t xml:space="preserve">Ingredients</w:t>
+            </w:r>
+          </w:p>
+        </w:tc>
+        <w:tc>
+          <w:tcPr>
+            <w:tcW w:w="3092" w:type="dxa"/>
+            <w:vAlign w:val="center"/>
+          </w:tcPr>
+          <w:p>
+            <w:pPr>
+              <w:pStyle w:val="TABLE-cell"/>
+            </w:pPr>
+            <w:r>
+              <w:rPr/>
+              <w:t xml:space="preserve">PackMLIngredients</w:t>
+            </w:r>
+          </w:p>
+        </w:tc>
+        <w:tc>
+          <w:tcPr>
+            <w:tcW w:w="3338" w:type="dxa"/>
+            <w:vAlign w:val="center"/>
+          </w:tcPr>
+          <w:p>
+            <w:pPr>
+              <w:pStyle w:val="TABLE-cell"/>
+            </w:pPr>
+            <w:r>
+              <w:rPr/>
+              <w:t xml:space="preserve">Recipe ingredients</w:t>
+            </w:r>
+          </w:p>
+        </w:tc>
+      </w:tr>
+    </w:tbl>
+    <w:p>
+      <w:pPr>
+        <w:pStyle w:val="spacer"/>
+      </w:pPr>
+    </w:p>
+    <w:p>
+      <w:pPr>
+        <w:pStyle w:val="Heading3"/>
+      </w:pPr>
+      <w:bookmarkStart w:name="Sts_sec_6_5_13" w:id="123"/>
+      <w:r>
+        <w:rPr/>
+        <w:t xml:space="preserve">PackMLCumulativeTimesDataType</w:t>
+      </w:r>
+      <w:bookmarkEnd w:id="123"/>
+    </w:p>
+    <w:p>
+      <w:pPr>
+        <w:pStyle w:val="PARAGRAPH"/>
+      </w:pPr>
+      <w:r>
+        <w:rPr>
+          <w:i/>
+        </w:rPr>
+        <w:t xml:space="preserve">PackMLCumulativeTimesDataType</w:t>
+      </w:r>
+      <w:r>
+        <w:rPr/>
+        <w:t xml:space="preserve"> provides the PackML CUMULATIVE_TIMES structure used to track the total amount of cumulative time a machine unit has spent in each Mode and State.This data type is used inside the PMLa structure as an array. The user is able to decide the extent of the array depending on the strategy for resetting times. </w:t>
+      </w:r>
+      <w:r>
+        <w:rPr>
+          <w:i/>
+        </w:rPr>
+        <w:t xml:space="preserve">PackMLCumulativeTimesDataType</w:t>
+      </w:r>
+      <w:r>
+        <w:rPr/>
+        <w:t xml:space="preserve"> is formally defined in </w:t>
+      </w:r>
+      <w:r>
+        <w:fldChar w:fldCharType="begin"/>
+      </w:r>
+      <w:r>
+        <w:instrText xml:space="preserve"> REF Sts_tbl_23 \h \* MERGEFORMAT </w:instrText>
+      </w:r>
+      <w:r>
+        <w:fldChar w:fldCharType="separate"/>
+      </w:r>
+      <w:r>
+        <w:rPr/>
+        <w:t xml:space="preserve">Table 23</w:t>
+      </w:r>
+      <w:r>
+        <w:fldChar w:fldCharType="end"/>
+      </w:r>
+      <w:r>
+        <w:rPr/>
+        <w:t xml:space="preserve">.</w:t>
+      </w:r>
+    </w:p>
+    <w:p>
+      <w:pPr>
+        <w:pStyle w:val="TABLE-title"/>
+      </w:pPr>
+      <w:bookmarkStart w:name="Sts_tbl_23" w:id="124"/>
+      <w:r>
+        <w:t xml:space="preserve">Table </w:t>
+      </w:r>
+      <w:r>
+        <w:fldChar w:fldCharType="begin"/>
+      </w:r>
+      <w:r>
+        <w:instrText xml:space="preserve"> SEQ Table \* ARABIC </w:instrText>
+      </w:r>
+      <w:r>
+        <w:fldChar w:fldCharType="separate"/>
+      </w:r>
+      <w:r>
+        <w:rPr/>
+        <w:t xml:space="preserve">23</w:t>
+      </w:r>
+      <w:r>
+        <w:fldChar w:fldCharType="end"/>
+      </w:r>
+      <w:bookmarkEnd w:id="124"/>
+      <w:r>
+        <w:t xml:space="preserve"> – </w:t>
+      </w:r>
+      <w:r>
+        <w:rPr/>
+        <w:t xml:space="preserve">PackMLCumulativeTimesDataType Structure</w:t>
+      </w:r>
+    </w:p>
+    <w:tbl>
+      <w:tblPr>
+        <w:tblStyle w:val="TableGrid"/>
+        <w:tblW w:w="9070" w:type="dxa"/>
+        <w:tblLayout w:type="fixed"/>
+      </w:tblPr>
+      <w:tblGrid>
+        <w:gridCol w:w="3024"/>
+        <w:gridCol w:w="3023"/>
+        <w:gridCol w:w="3023"/>
+      </w:tblGrid>
+      <w:tr>
+        <w:trPr>
+          <w:tblHeader/>
+        </w:trPr>
+        <w:tc>
+          <w:tcPr>
+            <w:tcW w:w="3024" w:type="dxa"/>
+            <w:vAlign w:val="center"/>
+          </w:tcPr>
+          <w:p>
+            <w:pPr>
+              <w:pStyle w:val="TABLE-col-heading"/>
+              <w:jc w:val="left"/>
+            </w:pPr>
+            <w:r>
+              <w:rPr/>
+              <w:t xml:space="preserve">Name</w:t>
+            </w:r>
+          </w:p>
+        </w:tc>
+        <w:tc>
+          <w:tcPr>
+            <w:tcW w:w="3023" w:type="dxa"/>
+            <w:vAlign w:val="center"/>
+          </w:tcPr>
+          <w:p>
+            <w:pPr>
+              <w:pStyle w:val="TABLE-col-heading"/>
+              <w:jc w:val="left"/>
+            </w:pPr>
+            <w:r>
+              <w:rPr/>
+              <w:t xml:space="preserve">Type</w:t>
+            </w:r>
+          </w:p>
+        </w:tc>
+        <w:tc>
+          <w:tcPr>
+            <w:tcW w:w="3023" w:type="dxa"/>
+            <w:vAlign w:val="center"/>
+          </w:tcPr>
+          <w:p>
+            <w:pPr>
+              <w:pStyle w:val="TABLE-col-heading"/>
+              <w:jc w:val="left"/>
+            </w:pPr>
+            <w:r>
+              <w:rPr/>
+              <w:t xml:space="preserve">Description</w:t>
+            </w:r>
+          </w:p>
+        </w:tc>
+      </w:tr>
+      <w:tr>
+        <w:tc>
+          <w:tcPr>
+            <w:tcW w:w="3024" w:type="dxa"/>
+            <w:vAlign w:val="center"/>
+          </w:tcPr>
+          <w:p>
+            <w:pPr>
+              <w:pStyle w:val="TABLE-cell"/>
+            </w:pPr>
+            <w:r>
+              <w:rPr/>
+              <w:t xml:space="preserve">PackMLCumulativeTimesDataType</w:t>
+            </w:r>
+          </w:p>
+        </w:tc>
+        <w:tc>
+          <w:tcPr>
+            <w:tcW w:w="6046" w:type="dxa"/>
+            <w:gridSpan w:val="2"/>
+            <w:vAlign w:val="center"/>
+          </w:tcPr>
+          <w:p>
+            <w:pPr>
+              <w:pStyle w:val="TABLE-cell"/>
+            </w:pPr>
+            <w:r>
+              <w:rPr/>
+              <w:t xml:space="preserve">Structure</w:t>
+            </w:r>
+          </w:p>
+        </w:tc>
+      </w:tr>
+      <w:tr>
+        <w:tc>
+          <w:tcPr>
+            <w:tcW w:w="3024" w:type="dxa"/>
+            <w:vAlign w:val="center"/>
+          </w:tcPr>
+          <w:p>
+            <w:pPr>
+              <w:pStyle w:val="TABLE-cell"/>
+            </w:pPr>
+            <w:r>
+              <w:rPr/>
+              <w:t xml:space="preserve">AccTimeSinceRecet</w:t>
+            </w:r>
+          </w:p>
+        </w:tc>
+        <w:tc>
+          <w:tcPr>
+            <w:tcW w:w="3023" w:type="dxa"/>
+            <w:vAlign w:val="center"/>
+          </w:tcPr>
+          <w:p>
+            <w:pPr>
+              <w:pStyle w:val="TABLE-cell"/>
+            </w:pPr>
+            <w:r>
+              <w:rPr/>
+              <w:t xml:space="preserve">Int32</w:t>
+            </w:r>
+          </w:p>
+        </w:tc>
+        <w:tc>
+          <w:tcPr>
+            <w:tcW w:w="3023" w:type="dxa"/>
+            <w:vAlign w:val="center"/>
+          </w:tcPr>
+          <w:p>
+            <w:pPr>
+              <w:pStyle w:val="TABLE-cell"/>
+            </w:pPr>
+            <w:r>
+              <w:rPr/>
+              <w:t xml:space="preserve">Accumulated time since last reset</w:t>
+            </w:r>
+          </w:p>
+        </w:tc>
+      </w:tr>
+      <w:tr>
+        <w:tc>
+          <w:tcPr>
+            <w:tcW w:w="3024" w:type="dxa"/>
+            <w:vAlign w:val="center"/>
+          </w:tcPr>
+          <w:p>
+            <w:pPr>
+              <w:pStyle w:val="TABLE-cell"/>
+            </w:pPr>
+            <w:r>
+              <w:rPr/>
+              <w:t xml:space="preserve">ModeStateTimes</w:t>
+            </w:r>
+          </w:p>
+        </w:tc>
+        <w:tc>
+          <w:tcPr>
+            <w:tcW w:w="3023" w:type="dxa"/>
+            <w:vAlign w:val="center"/>
+          </w:tcPr>
+          <w:p>
+            <w:pPr>
+              <w:pStyle w:val="TABLE-cell"/>
+            </w:pPr>
+            <w:r>
+              <w:rPr/>
+              <w:t xml:space="preserve">PackMLModeStateTimesDataType[]</w:t>
+            </w:r>
+          </w:p>
+        </w:tc>
+        <w:tc>
+          <w:tcPr>
+            <w:tcW w:w="3023" w:type="dxa"/>
+            <w:vAlign w:val="center"/>
+          </w:tcPr>
+          <w:p>
+            <w:pPr>
+              <w:pStyle w:val="TABLE-cell"/>
+            </w:pPr>
+            <w:r>
+              <w:rPr/>
+              <w:t xml:space="preserve">Structured array of mode and state time values for each cumulative time tracker</w:t>
+            </w:r>
+          </w:p>
+        </w:tc>
+      </w:tr>
+    </w:tbl>
+    <w:p>
+      <w:pPr>
+        <w:pStyle w:val="spacer"/>
+      </w:pPr>
+    </w:p>
+    <w:p>
+      <w:pPr>
+        <w:pStyle w:val="Heading3"/>
+      </w:pPr>
+      <w:bookmarkStart w:name="Sts_sec_6_5_14" w:id="125"/>
+      <w:r>
+        <w:rPr/>
+        <w:t xml:space="preserve">PackMLModeStateTimesDataType</w:t>
+      </w:r>
+      <w:bookmarkEnd w:id="125"/>
+    </w:p>
+    <w:p>
+      <w:pPr>
+        <w:pStyle w:val="PARAGRAPH"/>
+      </w:pPr>
+      <w:r>
+        <w:rPr>
+          <w:i/>
+        </w:rPr>
+        <w:t xml:space="preserve">PackMLModeStateTimesDataType</w:t>
+      </w:r>
+      <w:r>
+        <w:rPr/>
+        <w:t xml:space="preserve"> provides the PackML MODESTATE_TIMES structure used to track the total amount of cumulative time a machine unit has spent in each mode and state. </w:t>
+      </w:r>
+      <w:r>
+        <w:rPr>
+          <w:i/>
+        </w:rPr>
+        <w:t xml:space="preserve">PackMLModeStateTimesDataType</w:t>
+      </w:r>
+      <w:r>
+        <w:rPr/>
+        <w:t xml:space="preserve"> is formally defined in </w:t>
+      </w:r>
+      <w:r>
+        <w:fldChar w:fldCharType="begin"/>
+      </w:r>
+      <w:r>
+        <w:instrText xml:space="preserve"> REF Sts_tbl_24 \h \* MERGEFORMAT </w:instrText>
+      </w:r>
+      <w:r>
+        <w:fldChar w:fldCharType="separate"/>
+      </w:r>
+      <w:r>
+        <w:rPr/>
+        <w:t xml:space="preserve">Table 24</w:t>
+      </w:r>
+      <w:r>
+        <w:fldChar w:fldCharType="end"/>
+      </w:r>
+      <w:r>
+        <w:rPr/>
+        <w:t xml:space="preserve">.</w:t>
+      </w:r>
+    </w:p>
+    <w:p>
+      <w:pPr>
+        <w:pStyle w:val="TABLE-title"/>
+      </w:pPr>
+      <w:bookmarkStart w:name="Sts_tbl_24" w:id="126"/>
+      <w:r>
+        <w:t xml:space="preserve">Table </w:t>
+      </w:r>
+      <w:r>
+        <w:fldChar w:fldCharType="begin"/>
+      </w:r>
+      <w:r>
+        <w:instrText xml:space="preserve"> SEQ Table \* ARABIC </w:instrText>
+      </w:r>
+      <w:r>
+        <w:fldChar w:fldCharType="separate"/>
+      </w:r>
+      <w:r>
+        <w:rPr/>
+        <w:t xml:space="preserve">24</w:t>
+      </w:r>
+      <w:r>
+        <w:fldChar w:fldCharType="end"/>
+      </w:r>
+      <w:bookmarkEnd w:id="126"/>
+      <w:r>
+        <w:t xml:space="preserve"> – </w:t>
+      </w:r>
+      <w:r>
+        <w:rPr/>
+        <w:t xml:space="preserve">PackMLModeStateTimesDataType Structure</w:t>
+      </w:r>
+    </w:p>
+    <w:tbl>
+      <w:tblPr>
+        <w:tblStyle w:val="TableGrid"/>
+        <w:tblW w:w="9070" w:type="dxa"/>
+        <w:tblLayout w:type="fixed"/>
+      </w:tblPr>
+      <w:tblGrid>
+        <w:gridCol w:w="3174"/>
+        <w:gridCol w:w="1080"/>
+        <w:gridCol w:w="4816"/>
+      </w:tblGrid>
+      <w:tr>
+        <w:trPr>
+          <w:tblHeader/>
+        </w:trPr>
+        <w:tc>
+          <w:tcPr>
+            <w:tcW w:w="3174" w:type="dxa"/>
+            <w:vAlign w:val="center"/>
+          </w:tcPr>
+          <w:p>
+            <w:pPr>
+              <w:pStyle w:val="TABLE-col-heading"/>
+              <w:jc w:val="left"/>
+            </w:pPr>
+            <w:r>
+              <w:rPr/>
+              <w:t xml:space="preserve">Name</w:t>
+            </w:r>
+          </w:p>
+        </w:tc>
+        <w:tc>
+          <w:tcPr>
+            <w:tcW w:w="1080" w:type="dxa"/>
+            <w:vAlign w:val="center"/>
+          </w:tcPr>
+          <w:p>
+            <w:pPr>
+              <w:pStyle w:val="TABLE-col-heading"/>
+              <w:jc w:val="left"/>
+            </w:pPr>
+            <w:r>
+              <w:rPr/>
+              <w:t xml:space="preserve">Type</w:t>
+            </w:r>
+          </w:p>
+        </w:tc>
+        <w:tc>
+          <w:tcPr>
+            <w:tcW w:w="4816" w:type="dxa"/>
+            <w:vAlign w:val="center"/>
+          </w:tcPr>
+          <w:p>
+            <w:pPr>
+              <w:pStyle w:val="TABLE-col-heading"/>
+              <w:jc w:val="left"/>
+            </w:pPr>
+            <w:r>
+              <w:rPr/>
+              <w:t xml:space="preserve">Description</w:t>
+            </w:r>
+          </w:p>
+        </w:tc>
+      </w:tr>
+      <w:tr>
+        <w:tc>
+          <w:tcPr>
+            <w:tcW w:w="3174" w:type="dxa"/>
+            <w:vAlign w:val="center"/>
+          </w:tcPr>
+          <w:p>
+            <w:pPr>
+              <w:pStyle w:val="TABLE-cell"/>
+            </w:pPr>
+            <w:r>
+              <w:rPr/>
+              <w:t xml:space="preserve">PackMLModeStateTimesDataType</w:t>
+            </w:r>
+          </w:p>
+        </w:tc>
+        <w:tc>
+          <w:tcPr>
+            <w:tcW w:w="5896" w:type="dxa"/>
+            <w:gridSpan w:val="2"/>
+            <w:vAlign w:val="center"/>
+          </w:tcPr>
+          <w:p>
+            <w:pPr>
+              <w:pStyle w:val="TABLE-cell"/>
+            </w:pPr>
+            <w:r>
+              <w:rPr/>
+              <w:t xml:space="preserve">Structure</w:t>
+            </w:r>
+          </w:p>
+        </w:tc>
+      </w:tr>
+      <w:tr>
+        <w:tc>
+          <w:tcPr>
+            <w:tcW w:w="3174" w:type="dxa"/>
+            <w:vAlign w:val="center"/>
+          </w:tcPr>
+          <w:p>
+            <w:pPr>
+              <w:pStyle w:val="TABLE-cell"/>
+            </w:pPr>
+            <w:r>
+              <w:rPr/>
+              <w:t xml:space="preserve">Mode</w:t>
+            </w:r>
+          </w:p>
+        </w:tc>
+        <w:tc>
+          <w:tcPr>
+            <w:tcW w:w="1080" w:type="dxa"/>
+            <w:vAlign w:val="center"/>
+          </w:tcPr>
+          <w:p>
+            <w:pPr>
+              <w:pStyle w:val="TABLE-cell"/>
+            </w:pPr>
+            <w:r>
+              <w:rPr/>
+              <w:t xml:space="preserve">Int32</w:t>
+            </w:r>
+          </w:p>
+        </w:tc>
+        <w:tc>
+          <w:tcPr>
+            <w:tcW w:w="4816" w:type="dxa"/>
+            <w:vAlign w:val="center"/>
+          </w:tcPr>
+          <w:p>
+            <w:pPr>
+              <w:pStyle w:val="TABLE-cell"/>
+            </w:pPr>
+            <w:r>
+              <w:rPr/>
+              <w:t xml:space="preserve">Mode time values for each mode</w:t>
+            </w:r>
+          </w:p>
+        </w:tc>
+      </w:tr>
+      <w:tr>
+        <w:tc>
+          <w:tcPr>
+            <w:tcW w:w="3174" w:type="dxa"/>
+            <w:vAlign w:val="center"/>
+          </w:tcPr>
+          <w:p>
+            <w:pPr>
+              <w:pStyle w:val="TABLE-cell"/>
+            </w:pPr>
+            <w:r>
+              <w:rPr/>
+              <w:t xml:space="preserve">State</w:t>
+            </w:r>
+          </w:p>
+        </w:tc>
+        <w:tc>
+          <w:tcPr>
+            <w:tcW w:w="1080" w:type="dxa"/>
+            <w:vAlign w:val="center"/>
+          </w:tcPr>
+          <w:p>
+            <w:pPr>
+              <w:pStyle w:val="TABLE-cell"/>
+            </w:pPr>
+            <w:r>
+              <w:rPr/>
+              <w:t xml:space="preserve">Int32[]</w:t>
+            </w:r>
+          </w:p>
+        </w:tc>
+        <w:tc>
+          <w:tcPr>
+            <w:tcW w:w="4816" w:type="dxa"/>
+            <w:vAlign w:val="center"/>
+          </w:tcPr>
+          <w:p>
+            <w:pPr>
+              <w:pStyle w:val="TABLE-cell"/>
+            </w:pPr>
+            <w:r>
+              <w:rPr/>
+              <w:t xml:space="preserve">State time values for each state in each mode</w:t>
+            </w:r>
+          </w:p>
+        </w:tc>
+      </w:tr>
+    </w:tbl>
+    <w:p>
+      <w:pPr>
+        <w:pStyle w:val="spacer"/>
+      </w:pPr>
+    </w:p>
+    <w:p>
+      <w:pPr>
+        <w:pStyle w:val="Heading3"/>
+      </w:pPr>
+      <w:bookmarkStart w:name="Sts_sec_6_5_15" w:id="127"/>
+      <w:r>
+        <w:rPr/>
+        <w:t xml:space="preserve">PackMLProcessVariablesDataType</w:t>
+      </w:r>
+      <w:bookmarkEnd w:id="127"/>
+    </w:p>
+    <w:p>
+      <w:pPr>
+        <w:pStyle w:val="PARAGRAPH"/>
+      </w:pPr>
+      <w:r>
+        <w:rPr>
+          <w:i/>
+        </w:rPr>
+        <w:t xml:space="preserve">PackMLProcessVariablesDataType</w:t>
+      </w:r>
+      <w:r>
+        <w:rPr/>
+        <w:t xml:space="preserve"> provides the PackML PROCESS_VARIABLES structure used to describe the key process variables for a given recipe, such as speed or time setpoints. </w:t>
+      </w:r>
+      <w:r>
+        <w:rPr>
+          <w:i/>
+        </w:rPr>
+        <w:t xml:space="preserve">PackMLProcessVariablesDataType</w:t>
+      </w:r>
+      <w:r>
+        <w:rPr/>
+        <w:t xml:space="preserve"> is formally defined in </w:t>
+      </w:r>
+      <w:r>
+        <w:fldChar w:fldCharType="begin"/>
+      </w:r>
+      <w:r>
+        <w:instrText xml:space="preserve"> REF Sts_tbl_25 \h \* MERGEFORMAT </w:instrText>
+      </w:r>
+      <w:r>
+        <w:fldChar w:fldCharType="separate"/>
+      </w:r>
+      <w:r>
+        <w:rPr/>
+        <w:t xml:space="preserve">Table 25</w:t>
+      </w:r>
+      <w:r>
+        <w:fldChar w:fldCharType="end"/>
+      </w:r>
+      <w:r>
+        <w:rPr/>
+        <w:t xml:space="preserve">.</w:t>
+      </w:r>
+    </w:p>
+    <w:p>
+      <w:pPr>
+        <w:pStyle w:val="TABLE-title"/>
+      </w:pPr>
+      <w:bookmarkStart w:name="Sts_tbl_25" w:id="128"/>
+      <w:r>
+        <w:t xml:space="preserve">Table </w:t>
+      </w:r>
+      <w:r>
+        <w:fldChar w:fldCharType="begin"/>
+      </w:r>
+      <w:r>
+        <w:instrText xml:space="preserve"> SEQ Table \* ARABIC </w:instrText>
+      </w:r>
+      <w:r>
+        <w:fldChar w:fldCharType="separate"/>
+      </w:r>
+      <w:r>
+        <w:rPr/>
+        <w:t xml:space="preserve">25</w:t>
+      </w:r>
+      <w:r>
+        <w:fldChar w:fldCharType="end"/>
+      </w:r>
+      <w:bookmarkEnd w:id="128"/>
+      <w:r>
+        <w:t xml:space="preserve"> – </w:t>
+      </w:r>
+      <w:r>
+        <w:rPr/>
+        <w:t xml:space="preserve">PackMLProcessVariablesDataType Structure</w:t>
+      </w:r>
+    </w:p>
+    <w:tbl>
+      <w:tblPr>
+        <w:tblStyle w:val="TableGrid"/>
+        <w:tblW w:w="9070" w:type="dxa"/>
+        <w:tblLayout w:type="fixed"/>
+      </w:tblPr>
+      <w:tblGrid>
+        <w:gridCol w:w="3025"/>
+        <w:gridCol w:w="3023"/>
+        <w:gridCol w:w="3022"/>
+      </w:tblGrid>
+      <w:tr>
+        <w:trPr>
+          <w:tblHeader/>
+        </w:trPr>
+        <w:tc>
+          <w:tcPr>
+            <w:tcW w:w="3025" w:type="dxa"/>
+            <w:vAlign w:val="center"/>
+          </w:tcPr>
+          <w:p>
+            <w:pPr>
+              <w:pStyle w:val="TABLE-col-heading"/>
+              <w:jc w:val="left"/>
+            </w:pPr>
+            <w:r>
+              <w:rPr/>
+              <w:t xml:space="preserve">Name</w:t>
+            </w:r>
+          </w:p>
+        </w:tc>
+        <w:tc>
+          <w:tcPr>
+            <w:tcW w:w="3023" w:type="dxa"/>
+            <w:vAlign w:val="center"/>
+          </w:tcPr>
+          <w:p>
+            <w:pPr>
+              <w:pStyle w:val="TABLE-col-heading"/>
+              <w:jc w:val="left"/>
+            </w:pPr>
+            <w:r>
+              <w:rPr/>
+              <w:t xml:space="preserve">Type</w:t>
+            </w:r>
+          </w:p>
+        </w:tc>
+        <w:tc>
+          <w:tcPr>
+            <w:tcW w:w="3022" w:type="dxa"/>
+            <w:vAlign w:val="center"/>
+          </w:tcPr>
+          <w:p>
+            <w:pPr>
+              <w:pStyle w:val="TABLE-col-heading"/>
+              <w:jc w:val="left"/>
+            </w:pPr>
+            <w:r>
+              <w:rPr/>
+              <w:t xml:space="preserve">Description</w:t>
+            </w:r>
+          </w:p>
+        </w:tc>
+      </w:tr>
+      <w:tr>
+        <w:tc>
+          <w:tcPr>
+            <w:tcW w:w="3025" w:type="dxa"/>
+            <w:vAlign w:val="center"/>
+          </w:tcPr>
+          <w:p>
+            <w:pPr>
+              <w:pStyle w:val="TABLE-cell"/>
+            </w:pPr>
+            <w:r>
+              <w:rPr/>
+              <w:t xml:space="preserve">PackMLProcessVariablesDataType</w:t>
+            </w:r>
+          </w:p>
+        </w:tc>
+        <w:tc>
+          <w:tcPr>
+            <w:tcW w:w="6045" w:type="dxa"/>
+            <w:gridSpan w:val="2"/>
+            <w:vAlign w:val="center"/>
+          </w:tcPr>
+          <w:p>
+            <w:pPr>
+              <w:pStyle w:val="TABLE-cell"/>
+            </w:pPr>
+            <w:r>
+              <w:rPr/>
+              <w:t xml:space="preserve">Structure</w:t>
+            </w:r>
+          </w:p>
+        </w:tc>
+      </w:tr>
+      <w:tr>
+        <w:tc>
+          <w:tcPr>
+            <w:tcW w:w="3025" w:type="dxa"/>
+            <w:vAlign w:val="center"/>
+          </w:tcPr>
+          <w:p>
+            <w:pPr>
+              <w:pStyle w:val="TABLE-cell"/>
+            </w:pPr>
+            <w:r>
+              <w:rPr/>
+              <w:t xml:space="preserve">Parameter_REAL</w:t>
+            </w:r>
+          </w:p>
+        </w:tc>
+        <w:tc>
+          <w:tcPr>
+            <w:tcW w:w="3023" w:type="dxa"/>
+            <w:vAlign w:val="center"/>
+          </w:tcPr>
+          <w:p>
+            <w:pPr>
+              <w:pStyle w:val="TABLE-cell"/>
+            </w:pPr>
+            <w:r>
+              <w:rPr/>
+              <w:t xml:space="preserve">PackMLParameterRealDataType[]</w:t>
+            </w:r>
+          </w:p>
+        </w:tc>
+        <w:tc>
+          <w:tcPr>
+            <w:tcW w:w="3022" w:type="dxa"/>
+            <w:vAlign w:val="center"/>
+          </w:tcPr>
+          <w:p>
+            <w:pPr>
+              <w:pStyle w:val="TABLE-cell"/>
+            </w:pPr>
+            <w:r>
+              <w:rPr/>
+              <w:t xml:space="preserve">Structured array of recipe process Variable information for values with Float data type</w:t>
+            </w:r>
+          </w:p>
+        </w:tc>
+      </w:tr>
+      <w:tr>
+        <w:tc>
+          <w:tcPr>
+            <w:tcW w:w="3025" w:type="dxa"/>
+            <w:vAlign w:val="center"/>
+          </w:tcPr>
+          <w:p>
+            <w:pPr>
+              <w:pStyle w:val="TABLE-cell"/>
+            </w:pPr>
+            <w:r>
+              <w:rPr/>
+              <w:t xml:space="preserve">Parameter_STRING</w:t>
+            </w:r>
+          </w:p>
+        </w:tc>
+        <w:tc>
+          <w:tcPr>
+            <w:tcW w:w="3023" w:type="dxa"/>
+            <w:vAlign w:val="center"/>
+          </w:tcPr>
+          <w:p>
+            <w:pPr>
+              <w:pStyle w:val="TABLE-cell"/>
+            </w:pPr>
+            <w:r>
+              <w:rPr/>
+              <w:t xml:space="preserve">PackMLParameterStringDataType[]</w:t>
+            </w:r>
+          </w:p>
+        </w:tc>
+        <w:tc>
+          <w:tcPr>
+            <w:tcW w:w="3022" w:type="dxa"/>
+            <w:vAlign w:val="center"/>
+          </w:tcPr>
+          <w:p>
+            <w:pPr>
+              <w:pStyle w:val="TABLE-cell"/>
+            </w:pPr>
+            <w:r>
+              <w:rPr/>
+              <w:t xml:space="preserve">Structured array of recipe process Variable information for values with String data type</w:t>
+            </w:r>
+          </w:p>
+        </w:tc>
+      </w:tr>
+      <w:tr>
+        <w:tc>
+          <w:tcPr>
+            <w:tcW w:w="3025" w:type="dxa"/>
+            <w:vAlign w:val="center"/>
+          </w:tcPr>
+          <w:p>
+            <w:pPr>
+              <w:pStyle w:val="TABLE-cell"/>
+            </w:pPr>
+            <w:r>
+              <w:rPr/>
+              <w:t xml:space="preserve">Parameter_LREAL</w:t>
+            </w:r>
+          </w:p>
+        </w:tc>
+        <w:tc>
+          <w:tcPr>
+            <w:tcW w:w="3023" w:type="dxa"/>
+            <w:vAlign w:val="center"/>
+          </w:tcPr>
+          <w:p>
+            <w:pPr>
+              <w:pStyle w:val="TABLE-cell"/>
+            </w:pPr>
+            <w:r>
+              <w:rPr/>
+              <w:t xml:space="preserve">PackMLParameterLrealDataType[]</w:t>
+            </w:r>
+          </w:p>
+        </w:tc>
+        <w:tc>
+          <w:tcPr>
+            <w:tcW w:w="3022" w:type="dxa"/>
+            <w:vAlign w:val="center"/>
+          </w:tcPr>
+          <w:p>
+            <w:pPr>
+              <w:pStyle w:val="TABLE-cell"/>
+            </w:pPr>
+            <w:r>
+              <w:rPr/>
+              <w:t xml:space="preserve">Structured array of recipe process Variable information for values with Double data type</w:t>
+            </w:r>
+          </w:p>
+        </w:tc>
+      </w:tr>
+      <w:tr>
+        <w:tc>
+          <w:tcPr>
+            <w:tcW w:w="3025" w:type="dxa"/>
+            <w:vAlign w:val="center"/>
+          </w:tcPr>
+          <w:p>
+            <w:pPr>
+              <w:pStyle w:val="TABLE-cell"/>
+            </w:pPr>
+            <w:r>
+              <w:rPr/>
+              <w:t xml:space="preserve">Parameter_DINT</w:t>
+            </w:r>
+          </w:p>
+        </w:tc>
+        <w:tc>
+          <w:tcPr>
+            <w:tcW w:w="3023" w:type="dxa"/>
+            <w:vAlign w:val="center"/>
+          </w:tcPr>
+          <w:p>
+            <w:pPr>
+              <w:pStyle w:val="TABLE-cell"/>
+            </w:pPr>
+            <w:r>
+              <w:rPr/>
+              <w:t xml:space="preserve">PackMLParameterDintDataType[]</w:t>
+            </w:r>
+          </w:p>
+        </w:tc>
+        <w:tc>
+          <w:tcPr>
+            <w:tcW w:w="3022" w:type="dxa"/>
+            <w:vAlign w:val="center"/>
+          </w:tcPr>
+          <w:p>
+            <w:pPr>
+              <w:pStyle w:val="TABLE-cell"/>
+            </w:pPr>
+            <w:r>
+              <w:rPr/>
+              <w:t xml:space="preserve">Structured array of recipe process Variable information for values with Int32 data type</w:t>
+            </w:r>
+          </w:p>
+        </w:tc>
+      </w:tr>
+    </w:tbl>
+    <w:p>
+      <w:pPr>
+        <w:pStyle w:val="spacer"/>
+      </w:pPr>
+    </w:p>
+    <w:p>
+      <w:pPr>
+        <w:pStyle w:val="Heading3"/>
+      </w:pPr>
+      <w:bookmarkStart w:name="Sts_sec_6_5_16" w:id="129"/>
+      <w:r>
+        <w:rPr/>
+        <w:t xml:space="preserve">PackMLIngredientsDataType</w:t>
+      </w:r>
+      <w:bookmarkEnd w:id="129"/>
+    </w:p>
+    <w:p>
+      <w:pPr>
+        <w:pStyle w:val="PARAGRAPH"/>
+      </w:pPr>
+      <w:r>
+        <w:rPr>
+          <w:i/>
+        </w:rPr>
+        <w:t xml:space="preserve">PackMLIngredientsDataType</w:t>
+      </w:r>
+      <w:r>
+        <w:rPr/>
+        <w:t xml:space="preserve"> provides the PackML INGREDENTS structure used to describe the raw materials that are needed for a given recipe. </w:t>
+      </w:r>
+      <w:r>
+        <w:rPr>
+          <w:i/>
+        </w:rPr>
+        <w:t xml:space="preserve">PackMLProcessVariablesDataType</w:t>
+      </w:r>
+      <w:r>
+        <w:rPr/>
+        <w:t xml:space="preserve"> is formally defined in </w:t>
+      </w:r>
+      <w:r>
+        <w:fldChar w:fldCharType="begin"/>
+      </w:r>
+      <w:r>
+        <w:instrText xml:space="preserve"> REF Sts_tbl_26 \h \* MERGEFORMAT </w:instrText>
+      </w:r>
+      <w:r>
+        <w:fldChar w:fldCharType="separate"/>
+      </w:r>
+      <w:r>
+        <w:rPr/>
+        <w:t xml:space="preserve">Table 26</w:t>
+      </w:r>
+      <w:r>
+        <w:fldChar w:fldCharType="end"/>
+      </w:r>
+      <w:r>
+        <w:rPr/>
+        <w:t xml:space="preserve">.</w:t>
+      </w:r>
+    </w:p>
+    <w:p>
+      <w:pPr>
+        <w:pStyle w:val="TABLE-title"/>
+      </w:pPr>
+      <w:bookmarkStart w:name="Sts_tbl_26" w:id="130"/>
+      <w:r>
+        <w:t xml:space="preserve">Table </w:t>
+      </w:r>
+      <w:r>
+        <w:fldChar w:fldCharType="begin"/>
+      </w:r>
+      <w:r>
+        <w:instrText xml:space="preserve"> SEQ Table \* ARABIC </w:instrText>
+      </w:r>
+      <w:r>
+        <w:fldChar w:fldCharType="separate"/>
+      </w:r>
+      <w:r>
+        <w:rPr/>
+        <w:t xml:space="preserve">26</w:t>
+      </w:r>
+      <w:r>
+        <w:fldChar w:fldCharType="end"/>
+      </w:r>
+      <w:bookmarkEnd w:id="130"/>
+      <w:r>
+        <w:t xml:space="preserve"> – </w:t>
+      </w:r>
+      <w:r>
+        <w:rPr/>
+        <w:t xml:space="preserve">PackMLIngredientsDataType Structure</w:t>
+      </w:r>
+    </w:p>
+    <w:tbl>
+      <w:tblPr>
+        <w:tblStyle w:val="TableGrid"/>
+        <w:tblW w:w="9070" w:type="dxa"/>
+        <w:tblLayout w:type="fixed"/>
+      </w:tblPr>
+      <w:tblGrid>
+        <w:gridCol w:w="3025"/>
+        <w:gridCol w:w="3023"/>
+        <w:gridCol w:w="3022"/>
+      </w:tblGrid>
+      <w:tr>
+        <w:trPr>
+          <w:tblHeader/>
+        </w:trPr>
+        <w:tc>
+          <w:tcPr>
+            <w:tcW w:w="3025" w:type="dxa"/>
+            <w:vAlign w:val="center"/>
+          </w:tcPr>
+          <w:p>
+            <w:pPr>
+              <w:pStyle w:val="TABLE-col-heading"/>
+              <w:jc w:val="left"/>
+            </w:pPr>
+            <w:r>
+              <w:rPr/>
+              <w:t xml:space="preserve">Name</w:t>
+            </w:r>
+          </w:p>
+        </w:tc>
+        <w:tc>
+          <w:tcPr>
+            <w:tcW w:w="3023" w:type="dxa"/>
+            <w:vAlign w:val="center"/>
+          </w:tcPr>
+          <w:p>
+            <w:pPr>
+              <w:pStyle w:val="TABLE-col-heading"/>
+              <w:jc w:val="left"/>
+            </w:pPr>
+            <w:r>
+              <w:rPr/>
+              <w:t xml:space="preserve">Type</w:t>
+            </w:r>
+          </w:p>
+        </w:tc>
+        <w:tc>
+          <w:tcPr>
+            <w:tcW w:w="3022" w:type="dxa"/>
+            <w:vAlign w:val="center"/>
+          </w:tcPr>
+          <w:p>
+            <w:pPr>
+              <w:pStyle w:val="TABLE-col-heading"/>
+              <w:jc w:val="left"/>
+            </w:pPr>
+            <w:r>
+              <w:rPr/>
+              <w:t xml:space="preserve">Description</w:t>
+            </w:r>
+          </w:p>
+        </w:tc>
+      </w:tr>
+      <w:tr>
+        <w:tc>
+          <w:tcPr>
+            <w:tcW w:w="3025" w:type="dxa"/>
+            <w:vAlign w:val="center"/>
+          </w:tcPr>
+          <w:p>
+            <w:pPr>
+              <w:pStyle w:val="TABLE-cell"/>
+            </w:pPr>
+            <w:r>
+              <w:rPr/>
+              <w:t xml:space="preserve">PackMLIngredientsDataType</w:t>
+            </w:r>
+          </w:p>
+        </w:tc>
+        <w:tc>
+          <w:tcPr>
+            <w:tcW w:w="6045" w:type="dxa"/>
+            <w:gridSpan w:val="2"/>
+            <w:vAlign w:val="center"/>
+          </w:tcPr>
+          <w:p>
+            <w:pPr>
+              <w:pStyle w:val="TABLE-cell"/>
+            </w:pPr>
+            <w:r>
+              <w:rPr/>
+              <w:t xml:space="preserve">Structure</w:t>
+            </w:r>
+          </w:p>
+        </w:tc>
+      </w:tr>
+      <w:tr>
+        <w:tc>
+          <w:tcPr>
+            <w:tcW w:w="3025" w:type="dxa"/>
+            <w:vAlign w:val="center"/>
+          </w:tcPr>
+          <w:p>
+            <w:pPr>
+              <w:pStyle w:val="TABLE-cell"/>
+            </w:pPr>
+            <w:r>
+              <w:rPr/>
+              <w:t xml:space="preserve">Parameter_REAL</w:t>
+            </w:r>
+          </w:p>
+        </w:tc>
+        <w:tc>
+          <w:tcPr>
+            <w:tcW w:w="3023" w:type="dxa"/>
+            <w:vAlign w:val="center"/>
+          </w:tcPr>
+          <w:p>
+            <w:pPr>
+              <w:pStyle w:val="TABLE-cell"/>
+            </w:pPr>
+            <w:r>
+              <w:rPr/>
+              <w:t xml:space="preserve">PackMLParameterRealDataType[]</w:t>
+            </w:r>
+          </w:p>
+        </w:tc>
+        <w:tc>
+          <w:tcPr>
+            <w:tcW w:w="3022" w:type="dxa"/>
+            <w:vAlign w:val="center"/>
+          </w:tcPr>
+          <w:p>
+            <w:pPr>
+              <w:pStyle w:val="TABLE-cell"/>
+            </w:pPr>
+            <w:r>
+              <w:rPr/>
+              <w:t xml:space="preserve">Structured array of ingredient information for values with Float data type</w:t>
+            </w:r>
+          </w:p>
+        </w:tc>
+      </w:tr>
+      <w:tr>
+        <w:tc>
+          <w:tcPr>
+            <w:tcW w:w="3025" w:type="dxa"/>
+            <w:vAlign w:val="center"/>
+          </w:tcPr>
+          <w:p>
+            <w:pPr>
+              <w:pStyle w:val="TABLE-cell"/>
+            </w:pPr>
+            <w:r>
+              <w:rPr/>
+              <w:t xml:space="preserve">Parameter_STRING</w:t>
+            </w:r>
+          </w:p>
+        </w:tc>
+        <w:tc>
+          <w:tcPr>
+            <w:tcW w:w="3023" w:type="dxa"/>
+            <w:vAlign w:val="center"/>
+          </w:tcPr>
+          <w:p>
+            <w:pPr>
+              <w:pStyle w:val="TABLE-cell"/>
+            </w:pPr>
+            <w:r>
+              <w:rPr/>
+              <w:t xml:space="preserve">PackMLParameterStringDataType[]</w:t>
+            </w:r>
+          </w:p>
+        </w:tc>
+        <w:tc>
+          <w:tcPr>
+            <w:tcW w:w="3022" w:type="dxa"/>
+            <w:vAlign w:val="center"/>
+          </w:tcPr>
+          <w:p>
+            <w:pPr>
+              <w:pStyle w:val="TABLE-cell"/>
+            </w:pPr>
+            <w:r>
+              <w:rPr/>
+              <w:t xml:space="preserve">Structured array of ingredient information for values with String data type</w:t>
+            </w:r>
+          </w:p>
+        </w:tc>
+      </w:tr>
+      <w:tr>
+        <w:tc>
+          <w:tcPr>
+            <w:tcW w:w="3025" w:type="dxa"/>
+            <w:vAlign w:val="center"/>
+          </w:tcPr>
+          <w:p>
+            <w:pPr>
+              <w:pStyle w:val="TABLE-cell"/>
+            </w:pPr>
+            <w:r>
+              <w:rPr/>
+              <w:t xml:space="preserve">Parameter_LREAL</w:t>
+            </w:r>
+          </w:p>
+        </w:tc>
+        <w:tc>
+          <w:tcPr>
+            <w:tcW w:w="3023" w:type="dxa"/>
+            <w:vAlign w:val="center"/>
+          </w:tcPr>
+          <w:p>
+            <w:pPr>
+              <w:pStyle w:val="TABLE-cell"/>
+            </w:pPr>
+            <w:r>
+              <w:rPr/>
+              <w:t xml:space="preserve">PackMLParameterLrealDataType[]</w:t>
+            </w:r>
+          </w:p>
+        </w:tc>
+        <w:tc>
+          <w:tcPr>
+            <w:tcW w:w="3022" w:type="dxa"/>
+            <w:vAlign w:val="center"/>
+          </w:tcPr>
+          <w:p>
+            <w:pPr>
+              <w:pStyle w:val="TABLE-cell"/>
+            </w:pPr>
+            <w:r>
+              <w:rPr/>
+              <w:t xml:space="preserve">Structured array of ingredient information for values with Double data type</w:t>
+            </w:r>
+          </w:p>
+        </w:tc>
+      </w:tr>
+      <w:tr>
+        <w:tc>
+          <w:tcPr>
+            <w:tcW w:w="3025" w:type="dxa"/>
+            <w:vAlign w:val="center"/>
+          </w:tcPr>
+          <w:p>
+            <w:pPr>
+              <w:pStyle w:val="TABLE-cell"/>
+            </w:pPr>
+            <w:r>
+              <w:rPr/>
+              <w:t xml:space="preserve">Parameter_DINT</w:t>
+            </w:r>
+          </w:p>
+        </w:tc>
+        <w:tc>
+          <w:tcPr>
+            <w:tcW w:w="3023" w:type="dxa"/>
+            <w:vAlign w:val="center"/>
+          </w:tcPr>
+          <w:p>
+            <w:pPr>
+              <w:pStyle w:val="TABLE-cell"/>
+            </w:pPr>
+            <w:r>
+              <w:rPr/>
+              <w:t xml:space="preserve">PackMLParameterDintDataType[]</w:t>
+            </w:r>
+          </w:p>
+        </w:tc>
+        <w:tc>
+          <w:tcPr>
+            <w:tcW w:w="3022" w:type="dxa"/>
+            <w:vAlign w:val="center"/>
+          </w:tcPr>
+          <w:p>
+            <w:pPr>
+              <w:pStyle w:val="TABLE-cell"/>
+            </w:pPr>
+            <w:r>
+              <w:rPr/>
+              <w:t xml:space="preserve">Structured array of ingredient information for values with Int32 data type</w:t>
+            </w:r>
+          </w:p>
+        </w:tc>
+      </w:tr>
+    </w:tbl>
+    <w:p>
+      <w:pPr>
+        <w:pStyle w:val="spacer"/>
+      </w:pPr>
+    </w:p>
+    <w:p>
+      <w:pPr>
+        <w:pStyle w:val="Heading3"/>
+      </w:pPr>
+      <w:bookmarkStart w:name="Sts_sec_6_5_17" w:id="131"/>
+      <w:r>
+        <w:rPr/>
+        <w:t xml:space="preserve">PackMLEquipmentInterlockDataType</w:t>
+      </w:r>
+      <w:bookmarkEnd w:id="131"/>
+    </w:p>
+    <w:p>
+      <w:pPr>
+        <w:pStyle w:val="PARAGRAPH"/>
+      </w:pPr>
+      <w:r>
+        <w:rPr>
+          <w:i/>
+        </w:rPr>
+        <w:t xml:space="preserve">PackMLEquipmentInterlockDataType</w:t>
+      </w:r>
+      <w:r>
+        <w:rPr/>
+        <w:t xml:space="preserve"> provides the PackML EQUIPMENT_INTERLOCK structure used to provide an indicator of Blocked or Starved conditions at the machine unit when integrated into a complete production line.  </w:t>
+      </w:r>
+      <w:r>
+        <w:rPr>
+          <w:i/>
+        </w:rPr>
+        <w:t xml:space="preserve">PackMLEquipmentInterlockDataType</w:t>
+      </w:r>
+      <w:r>
+        <w:rPr/>
+        <w:t xml:space="preserve"> is formally defined in </w:t>
+      </w:r>
+      <w:r>
+        <w:fldChar w:fldCharType="begin"/>
+      </w:r>
+      <w:r>
+        <w:instrText xml:space="preserve"> REF Sts_tbl_27 \h \* MERGEFORMAT </w:instrText>
+      </w:r>
+      <w:r>
+        <w:fldChar w:fldCharType="separate"/>
+      </w:r>
+      <w:r>
+        <w:rPr/>
+        <w:t xml:space="preserve">Table 27</w:t>
+      </w:r>
+      <w:r>
+        <w:fldChar w:fldCharType="end"/>
+      </w:r>
+      <w:r>
+        <w:rPr/>
+        <w:t xml:space="preserve">.</w:t>
+      </w:r>
+    </w:p>
+    <w:p>
+      <w:pPr>
+        <w:pStyle w:val="TABLE-title"/>
+      </w:pPr>
+      <w:bookmarkStart w:name="Sts_tbl_27" w:id="132"/>
+      <w:r>
+        <w:t xml:space="preserve">Table </w:t>
+      </w:r>
+      <w:r>
+        <w:fldChar w:fldCharType="begin"/>
+      </w:r>
+      <w:r>
+        <w:instrText xml:space="preserve"> SEQ Table \* ARABIC </w:instrText>
+      </w:r>
+      <w:r>
+        <w:fldChar w:fldCharType="separate"/>
+      </w:r>
+      <w:r>
+        <w:rPr/>
+        <w:t xml:space="preserve">27</w:t>
+      </w:r>
+      <w:r>
+        <w:fldChar w:fldCharType="end"/>
+      </w:r>
+      <w:bookmarkEnd w:id="132"/>
+      <w:r>
+        <w:t xml:space="preserve"> – </w:t>
+      </w:r>
+      <w:r>
+        <w:rPr/>
+        <w:t xml:space="preserve">PackMLEquipmentInterlockDataType Structure</w:t>
+      </w:r>
+    </w:p>
+    <w:tbl>
+      <w:tblPr>
+        <w:tblStyle w:val="TableGrid"/>
+        <w:tblW w:w="9070" w:type="dxa"/>
+        <w:tblLayout w:type="fixed"/>
+      </w:tblPr>
+      <w:tblGrid>
+        <w:gridCol w:w="3975"/>
+        <w:gridCol w:w="1080"/>
+        <w:gridCol w:w="4015"/>
+      </w:tblGrid>
+      <w:tr>
+        <w:trPr>
+          <w:tblHeader/>
+        </w:trPr>
+        <w:tc>
+          <w:tcPr>
+            <w:tcW w:w="3975" w:type="dxa"/>
+            <w:vAlign w:val="center"/>
+          </w:tcPr>
+          <w:p>
+            <w:pPr>
+              <w:pStyle w:val="TABLE-col-heading"/>
+              <w:jc w:val="left"/>
+            </w:pPr>
+            <w:r>
+              <w:rPr/>
+              <w:t xml:space="preserve">Name</w:t>
+            </w:r>
+          </w:p>
+        </w:tc>
+        <w:tc>
+          <w:tcPr>
+            <w:tcW w:w="1080" w:type="dxa"/>
+            <w:vAlign w:val="center"/>
+          </w:tcPr>
+          <w:p>
+            <w:pPr>
+              <w:pStyle w:val="TABLE-col-heading"/>
+              <w:jc w:val="left"/>
+            </w:pPr>
+            <w:r>
+              <w:rPr/>
+              <w:t xml:space="preserve">Type</w:t>
+            </w:r>
+          </w:p>
+        </w:tc>
+        <w:tc>
+          <w:tcPr>
+            <w:tcW w:w="4015" w:type="dxa"/>
+            <w:vAlign w:val="center"/>
+          </w:tcPr>
+          <w:p>
+            <w:pPr>
+              <w:pStyle w:val="TABLE-col-heading"/>
+              <w:jc w:val="left"/>
+            </w:pPr>
+            <w:r>
+              <w:rPr/>
+              <w:t xml:space="preserve">Description</w:t>
+            </w:r>
+          </w:p>
+        </w:tc>
+      </w:tr>
+      <w:tr>
+        <w:tc>
+          <w:tcPr>
+            <w:tcW w:w="3975" w:type="dxa"/>
+            <w:vAlign w:val="center"/>
+          </w:tcPr>
+          <w:p>
+            <w:pPr>
+              <w:pStyle w:val="TABLE-cell"/>
+            </w:pPr>
+            <w:r>
+              <w:rPr/>
+              <w:t xml:space="preserve">PackMLEquipmentInterlockDataType</w:t>
+            </w:r>
+          </w:p>
+        </w:tc>
+        <w:tc>
+          <w:tcPr>
+            <w:tcW w:w="5095" w:type="dxa"/>
+            <w:gridSpan w:val="2"/>
+            <w:vAlign w:val="center"/>
+          </w:tcPr>
+          <w:p>
+            <w:pPr>
+              <w:pStyle w:val="TABLE-cell"/>
+            </w:pPr>
+            <w:r>
+              <w:rPr/>
+              <w:t xml:space="preserve">Structure</w:t>
+            </w:r>
+          </w:p>
+        </w:tc>
+      </w:tr>
+      <w:tr>
+        <w:tc>
+          <w:tcPr>
+            <w:tcW w:w="3975" w:type="dxa"/>
+            <w:vAlign w:val="center"/>
+          </w:tcPr>
+          <w:p>
+            <w:pPr>
+              <w:pStyle w:val="TABLE-cell"/>
+            </w:pPr>
+            <w:r>
+              <w:rPr/>
+              <w:t xml:space="preserve">Blocked</w:t>
+            </w:r>
+          </w:p>
+        </w:tc>
+        <w:tc>
+          <w:tcPr>
+            <w:tcW w:w="1080" w:type="dxa"/>
+            <w:vAlign w:val="center"/>
+          </w:tcPr>
+          <w:p>
+            <w:pPr>
+              <w:pStyle w:val="TABLE-cell"/>
+            </w:pPr>
+            <w:r>
+              <w:rPr/>
+              <w:t xml:space="preserve">Boolean</w:t>
+            </w:r>
+          </w:p>
+        </w:tc>
+        <w:tc>
+          <w:tcPr>
+            <w:tcW w:w="4015" w:type="dxa"/>
+            <w:vAlign w:val="center"/>
+          </w:tcPr>
+          <w:p>
+            <w:pPr>
+              <w:pStyle w:val="TABLE-cell"/>
+            </w:pPr>
+            <w:r>
+              <w:rPr/>
+              <w:t xml:space="preserve">Indicator for unit/machine blocked</w:t>
+            </w:r>
+          </w:p>
+        </w:tc>
+      </w:tr>
+      <w:tr>
+        <w:tc>
+          <w:tcPr>
+            <w:tcW w:w="3975" w:type="dxa"/>
+            <w:vAlign w:val="center"/>
+          </w:tcPr>
+          <w:p>
+            <w:pPr>
+              <w:pStyle w:val="TABLE-cell"/>
+            </w:pPr>
+            <w:r>
+              <w:rPr/>
+              <w:t xml:space="preserve">Starved</w:t>
+            </w:r>
+          </w:p>
+        </w:tc>
+        <w:tc>
+          <w:tcPr>
+            <w:tcW w:w="1080" w:type="dxa"/>
+            <w:vAlign w:val="center"/>
+          </w:tcPr>
+          <w:p>
+            <w:pPr>
+              <w:pStyle w:val="TABLE-cell"/>
+            </w:pPr>
+            <w:r>
+              <w:rPr/>
+              <w:t xml:space="preserve">Boolean</w:t>
+            </w:r>
+          </w:p>
+        </w:tc>
+        <w:tc>
+          <w:tcPr>
+            <w:tcW w:w="4015" w:type="dxa"/>
+            <w:vAlign w:val="center"/>
+          </w:tcPr>
+          <w:p>
+            <w:pPr>
+              <w:pStyle w:val="TABLE-cell"/>
+            </w:pPr>
+            <w:r>
+              <w:rPr/>
+              <w:t xml:space="preserve">Indicator for unit/machine starved</w:t>
+            </w:r>
+          </w:p>
+        </w:tc>
+      </w:tr>
+    </w:tbl>
+    <w:p>
+      <w:pPr>
+        <w:pStyle w:val="spacer"/>
+      </w:pPr>
+    </w:p>
+    <w:p>
+      <w:pPr>
         <w:pStyle w:val="Heading2"/>
       </w:pPr>
-      <w:bookmarkStart w:name="Sts_sec_6_6" w:id="113"/>
+      <w:bookmarkStart w:name="Sts_sec_6_6" w:id="133"/>
       <w:r>
         <w:rPr/>
         <w:t xml:space="preserve">ReferenceTypes</w:t>
       </w:r>
-      <w:bookmarkEnd w:id="113"/>
+      <w:bookmarkEnd w:id="133"/>
     </w:p>
     <w:p>
       <w:pPr>
         <w:pStyle w:val="Heading3"/>
       </w:pPr>
-      <w:bookmarkStart w:name="Sts_sec_6_6_1" w:id="114"/>
+      <w:bookmarkStart w:name="Sts_sec_6_6_1" w:id="134"/>
       <w:r>
         <w:rPr/>
         <w:t xml:space="preserve">HasInterlock</w:t>
       </w:r>
-      <w:bookmarkEnd w:id="114"/>
+      <w:bookmarkEnd w:id="134"/>
     </w:p>
     <w:p>
       <w:pPr>
@@ -31600,14 +35212,14 @@
         <w:fldChar w:fldCharType="begin"/>
       </w:r>
       <w:r>
-        <w:instrText xml:space="preserve"> REF Sts_tbl_18 \h \* MERGEFORMAT </w:instrText>
+        <w:instrText xml:space="preserve"> REF Sts_tbl_28 \h \* MERGEFORMAT </w:instrText>
       </w:r>
       <w:r>
         <w:fldChar w:fldCharType="separate"/>
       </w:r>
       <w:r>
         <w:rPr/>
-        <w:t xml:space="preserve">Table 18</w:t>
+        <w:t xml:space="preserve">Table 28</w:t>
       </w:r>
       <w:r>
         <w:fldChar w:fldCharType="end"/>
@@ -31617,7 +35229,7 @@
       <w:pPr>
         <w:pStyle w:val="TABLE-title"/>
       </w:pPr>
-      <w:bookmarkStart w:name="Sts_tbl_18" w:id="115"/>
+      <w:bookmarkStart w:name="Sts_tbl_28" w:id="135"/>
       <w:r>
         <w:t xml:space="preserve">Table </w:t>
       </w:r>
@@ -31632,12 +35244,12 @@
       </w:r>
       <w:r>
         <w:rPr/>
-        <w:t xml:space="preserve">18</w:t>
+        <w:t xml:space="preserve">28</w:t>
       </w:r>
       <w:r>
         <w:fldChar w:fldCharType="end"/>
       </w:r>
-      <w:bookmarkEnd w:id="115"/>
+      <w:bookmarkEnd w:id="135"/>
       <w:r>
         <w:t xml:space="preserve"> – </w:t>
       </w:r>
@@ -31948,12 +35560,12 @@
       <w:pPr>
         <w:pStyle w:val="Heading3"/>
       </w:pPr>
-      <w:bookmarkStart w:name="Sts_sec_6_6_2" w:id="116"/>
+      <w:bookmarkStart w:name="Sts_sec_6_6_2" w:id="136"/>
       <w:r>
         <w:rPr/>
         <w:t xml:space="preserve">HasAlarm</w:t>
       </w:r>
-      <w:bookmarkEnd w:id="116"/>
+      <w:bookmarkEnd w:id="136"/>
     </w:p>
     <w:p>
       <w:pPr>
@@ -31967,14 +35579,14 @@
         <w:fldChar w:fldCharType="begin"/>
       </w:r>
       <w:r>
-        <w:instrText xml:space="preserve"> REF Sts_tbl_19 \h \* MERGEFORMAT </w:instrText>
+        <w:instrText xml:space="preserve"> REF Sts_tbl_29 \h \* MERGEFORMAT </w:instrText>
       </w:r>
       <w:r>
         <w:fldChar w:fldCharType="separate"/>
       </w:r>
       <w:r>
         <w:rPr/>
-        <w:t xml:space="preserve">Table 19</w:t>
+        <w:t xml:space="preserve">Table 29</w:t>
       </w:r>
       <w:r>
         <w:fldChar w:fldCharType="end"/>
@@ -31988,7 +35600,7 @@
       <w:pPr>
         <w:pStyle w:val="TABLE-title"/>
       </w:pPr>
-      <w:bookmarkStart w:name="Sts_tbl_19" w:id="117"/>
+      <w:bookmarkStart w:name="Sts_tbl_29" w:id="137"/>
       <w:r>
         <w:t xml:space="preserve">Table </w:t>
       </w:r>
@@ -32003,12 +35615,12 @@
       </w:r>
       <w:r>
         <w:rPr/>
-        <w:t xml:space="preserve">19</w:t>
+        <w:t xml:space="preserve">29</w:t>
       </w:r>
       <w:r>
         <w:fldChar w:fldCharType="end"/>
       </w:r>
-      <w:bookmarkEnd w:id="117"/>
+      <w:bookmarkEnd w:id="137"/>
       <w:r>
         <w:t xml:space="preserve"> – </w:t>
       </w:r>
@@ -32319,12 +35931,12 @@
       <w:pPr>
         <w:pStyle w:val="Heading3"/>
       </w:pPr>
-      <w:bookmarkStart w:name="Sts_sec_6_6_3" w:id="118"/>
+      <w:bookmarkStart w:name="Sts_sec_6_6_3" w:id="138"/>
       <w:r>
         <w:rPr/>
         <w:t xml:space="preserve">HasAlarmHistory</w:t>
       </w:r>
-      <w:bookmarkEnd w:id="118"/>
+      <w:bookmarkEnd w:id="138"/>
     </w:p>
     <w:p>
       <w:pPr>
@@ -32338,14 +35950,14 @@
         <w:fldChar w:fldCharType="begin"/>
       </w:r>
       <w:r>
-        <w:instrText xml:space="preserve"> REF Sts_tbl_20 \h \* MERGEFORMAT </w:instrText>
+        <w:instrText xml:space="preserve"> REF Sts_tbl_30 \h \* MERGEFORMAT </w:instrText>
       </w:r>
       <w:r>
         <w:fldChar w:fldCharType="separate"/>
       </w:r>
       <w:r>
         <w:rPr/>
-        <w:t xml:space="preserve">Table 20</w:t>
+        <w:t xml:space="preserve">Table 30</w:t>
       </w:r>
       <w:r>
         <w:fldChar w:fldCharType="end"/>
@@ -32355,7 +35967,7 @@
       <w:pPr>
         <w:pStyle w:val="TABLE-title"/>
       </w:pPr>
-      <w:bookmarkStart w:name="Sts_tbl_20" w:id="119"/>
+      <w:bookmarkStart w:name="Sts_tbl_30" w:id="139"/>
       <w:r>
         <w:t xml:space="preserve">Table </w:t>
       </w:r>
@@ -32370,12 +35982,12 @@
       </w:r>
       <w:r>
         <w:rPr/>
-        <w:t xml:space="preserve">20</w:t>
+        <w:t xml:space="preserve">30</w:t>
       </w:r>
       <w:r>
         <w:fldChar w:fldCharType="end"/>
       </w:r>
-      <w:bookmarkEnd w:id="119"/>
+      <w:bookmarkEnd w:id="139"/>
       <w:r>
         <w:t xml:space="preserve"> – </w:t>
       </w:r>
@@ -32686,12 +36298,12 @@
       <w:pPr>
         <w:pStyle w:val="Heading3"/>
       </w:pPr>
-      <w:bookmarkStart w:name="Sts_sec_6_6_4" w:id="120"/>
+      <w:bookmarkStart w:name="Sts_sec_6_6_4" w:id="140"/>
       <w:r>
         <w:rPr/>
         <w:t xml:space="preserve">HasWarning</w:t>
       </w:r>
-      <w:bookmarkEnd w:id="120"/>
+      <w:bookmarkEnd w:id="140"/>
     </w:p>
     <w:p>
       <w:pPr>
@@ -32705,14 +36317,14 @@
         <w:fldChar w:fldCharType="begin"/>
       </w:r>
       <w:r>
-        <w:instrText xml:space="preserve"> REF Sts_tbl_21 \h \* MERGEFORMAT </w:instrText>
+        <w:instrText xml:space="preserve"> REF Sts_tbl_31 \h \* MERGEFORMAT </w:instrText>
       </w:r>
       <w:r>
         <w:fldChar w:fldCharType="separate"/>
       </w:r>
       <w:r>
         <w:rPr/>
-        <w:t xml:space="preserve">Table 21</w:t>
+        <w:t xml:space="preserve">Table 31</w:t>
       </w:r>
       <w:r>
         <w:fldChar w:fldCharType="end"/>
@@ -32726,7 +36338,7 @@
       <w:pPr>
         <w:pStyle w:val="TABLE-title"/>
       </w:pPr>
-      <w:bookmarkStart w:name="Sts_tbl_21" w:id="121"/>
+      <w:bookmarkStart w:name="Sts_tbl_31" w:id="141"/>
       <w:r>
         <w:t xml:space="preserve">Table </w:t>
       </w:r>
@@ -32741,12 +36353,12 @@
       </w:r>
       <w:r>
         <w:rPr/>
-        <w:t xml:space="preserve">21</w:t>
+        <w:t xml:space="preserve">31</w:t>
       </w:r>
       <w:r>
         <w:fldChar w:fldCharType="end"/>
       </w:r>
-      <w:bookmarkEnd w:id="121"/>
+      <w:bookmarkEnd w:id="141"/>
       <w:r>
         <w:t xml:space="preserve"> – </w:t>
       </w:r>
@@ -33057,12 +36669,12 @@
       <w:pPr>
         <w:pStyle w:val="Heading3"/>
       </w:pPr>
-      <w:bookmarkStart w:name="Sts_sec_6_6_5" w:id="122"/>
+      <w:bookmarkStart w:name="Sts_sec_6_6_5" w:id="142"/>
       <w:r>
         <w:rPr/>
         <w:t xml:space="preserve">HasStopReason</w:t>
       </w:r>
-      <w:bookmarkEnd w:id="122"/>
+      <w:bookmarkEnd w:id="142"/>
     </w:p>
     <w:p>
       <w:pPr>
@@ -33076,14 +36688,14 @@
         <w:fldChar w:fldCharType="begin"/>
       </w:r>
       <w:r>
-        <w:instrText xml:space="preserve"> REF Sts_tbl_22 \h \* MERGEFORMAT </w:instrText>
+        <w:instrText xml:space="preserve"> REF Sts_tbl_32 \h \* MERGEFORMAT </w:instrText>
       </w:r>
       <w:r>
         <w:fldChar w:fldCharType="separate"/>
       </w:r>
       <w:r>
         <w:rPr/>
-        <w:t xml:space="preserve">Table 22</w:t>
+        <w:t xml:space="preserve">Table 32</w:t>
       </w:r>
       <w:r>
         <w:fldChar w:fldCharType="end"/>
@@ -33097,7 +36709,7 @@
       <w:pPr>
         <w:pStyle w:val="TABLE-title"/>
       </w:pPr>
-      <w:bookmarkStart w:name="Sts_tbl_22" w:id="123"/>
+      <w:bookmarkStart w:name="Sts_tbl_32" w:id="143"/>
       <w:r>
         <w:t xml:space="preserve">Table </w:t>
       </w:r>
@@ -33112,12 +36724,12 @@
       </w:r>
       <w:r>
         <w:rPr/>
-        <w:t xml:space="preserve">22</w:t>
+        <w:t xml:space="preserve">32</w:t>
       </w:r>
       <w:r>
         <w:fldChar w:fldCharType="end"/>
       </w:r>
-      <w:bookmarkEnd w:id="123"/>
+      <w:bookmarkEnd w:id="143"/>
       <w:r>
         <w:t xml:space="preserve"> – </w:t>
       </w:r>
@@ -33428,23 +37040,23 @@
       <w:pPr>
         <w:pStyle w:val="Heading2"/>
       </w:pPr>
-      <w:bookmarkStart w:name="Sts_sec_6_7" w:id="124"/>
+      <w:bookmarkStart w:name="Sts_sec_6_7" w:id="144"/>
       <w:r>
         <w:rPr/>
         <w:t xml:space="preserve">Methods</w:t>
       </w:r>
-      <w:bookmarkEnd w:id="124"/>
+      <w:bookmarkEnd w:id="144"/>
     </w:p>
     <w:p>
       <w:pPr>
         <w:pStyle w:val="Heading3"/>
       </w:pPr>
-      <w:bookmarkStart w:name="Sts_sec_6_7_1" w:id="125"/>
+      <w:bookmarkStart w:name="Sts_sec_6_7_1" w:id="145"/>
       <w:r>
         <w:rPr/>
         <w:t xml:space="preserve">Overview</w:t>
       </w:r>
-      <w:bookmarkEnd w:id="125"/>
+      <w:bookmarkEnd w:id="145"/>
     </w:p>
     <w:p>
       <w:pPr>
@@ -33459,12 +37071,12 @@
       <w:pPr>
         <w:pStyle w:val="Heading3"/>
       </w:pPr>
-      <w:bookmarkStart w:name="Sts_sec_6_7_2" w:id="126"/>
+      <w:bookmarkStart w:name="Sts_sec_6_7_2" w:id="146"/>
       <w:r>
         <w:rPr/>
         <w:t xml:space="preserve">SetUnitMode Method</w:t>
       </w:r>
-      <w:bookmarkEnd w:id="126"/>
+      <w:bookmarkEnd w:id="146"/>
     </w:p>
     <w:p>
       <w:pPr>
@@ -33508,14 +37120,14 @@
         <w:fldChar w:fldCharType="begin"/>
       </w:r>
       <w:r>
-        <w:instrText xml:space="preserve"> REF Sts_tbl_23 \h \* MERGEFORMAT </w:instrText>
+        <w:instrText xml:space="preserve"> REF Sts_tbl_33 \h \* MERGEFORMAT </w:instrText>
       </w:r>
       <w:r>
         <w:fldChar w:fldCharType="separate"/>
       </w:r>
       <w:r>
         <w:rPr/>
-        <w:t xml:space="preserve">Table 23</w:t>
+        <w:t xml:space="preserve">Table 33</w:t>
       </w:r>
       <w:r>
         <w:fldChar w:fldCharType="end"/>
@@ -33552,7 +37164,7 @@
       <w:pPr>
         <w:pStyle w:val="TABLE-title"/>
       </w:pPr>
-      <w:bookmarkStart w:name="Sts_tbl_23" w:id="127"/>
+      <w:bookmarkStart w:name="Sts_tbl_33" w:id="147"/>
       <w:r>
         <w:t xml:space="preserve">Table </w:t>
       </w:r>
@@ -33567,12 +37179,12 @@
       </w:r>
       <w:r>
         <w:rPr/>
-        <w:t xml:space="preserve">23</w:t>
+        <w:t xml:space="preserve">33</w:t>
       </w:r>
       <w:r>
         <w:fldChar w:fldCharType="end"/>
       </w:r>
-      <w:bookmarkEnd w:id="127"/>
+      <w:bookmarkEnd w:id="147"/>
       <w:r>
         <w:t xml:space="preserve"> – </w:t>
       </w:r>
@@ -33678,14 +37290,14 @@
         <w:fldChar w:fldCharType="begin"/>
       </w:r>
       <w:r>
-        <w:instrText xml:space="preserve"> REF Sts_tbl_24 \h \* MERGEFORMAT </w:instrText>
+        <w:instrText xml:space="preserve"> REF Sts_tbl_34 \h \* MERGEFORMAT </w:instrText>
       </w:r>
       <w:r>
         <w:fldChar w:fldCharType="separate"/>
       </w:r>
       <w:r>
         <w:rPr/>
-        <w:t xml:space="preserve">Table 24</w:t>
+        <w:t xml:space="preserve">Table 34</w:t>
       </w:r>
       <w:r>
         <w:fldChar w:fldCharType="end"/>
@@ -33695,7 +37307,7 @@
       <w:pPr>
         <w:pStyle w:val="TABLE-title"/>
       </w:pPr>
-      <w:bookmarkStart w:name="Sts_tbl_24" w:id="128"/>
+      <w:bookmarkStart w:name="Sts_tbl_34" w:id="148"/>
       <w:r>
         <w:t xml:space="preserve">Table </w:t>
       </w:r>
@@ -33710,12 +37322,12 @@
       </w:r>
       <w:r>
         <w:rPr/>
-        <w:t xml:space="preserve">24</w:t>
+        <w:t xml:space="preserve">34</w:t>
       </w:r>
       <w:r>
         <w:fldChar w:fldCharType="end"/>
       </w:r>
-      <w:bookmarkEnd w:id="128"/>
+      <w:bookmarkEnd w:id="148"/>
       <w:r>
         <w:t xml:space="preserve"> – </w:t>
       </w:r>
@@ -34201,14 +37813,14 @@
         <w:fldChar w:fldCharType="begin"/>
       </w:r>
       <w:r>
-        <w:instrText xml:space="preserve"> REF Sts_tbl_25 \h \* MERGEFORMAT </w:instrText>
+        <w:instrText xml:space="preserve"> REF Sts_tbl_35 \h \* MERGEFORMAT </w:instrText>
       </w:r>
       <w:r>
         <w:fldChar w:fldCharType="separate"/>
       </w:r>
       <w:r>
         <w:rPr/>
-        <w:t xml:space="preserve">Table 25</w:t>
+        <w:t xml:space="preserve">Table 35</w:t>
       </w:r>
       <w:r>
         <w:fldChar w:fldCharType="end"/>
@@ -34261,14 +37873,14 @@
         <w:fldChar w:fldCharType="begin"/>
       </w:r>
       <w:r>
-        <w:instrText xml:space="preserve"> REF Sts_tbl_23 \h \* MERGEFORMAT </w:instrText>
+        <w:instrText xml:space="preserve"> REF Sts_tbl_33 \h \* MERGEFORMAT </w:instrText>
       </w:r>
       <w:r>
         <w:fldChar w:fldCharType="separate"/>
       </w:r>
       <w:r>
         <w:rPr/>
-        <w:t xml:space="preserve">Table 23</w:t>
+        <w:t xml:space="preserve">Table 33</w:t>
       </w:r>
       <w:r>
         <w:fldChar w:fldCharType="end"/>
@@ -34282,7 +37894,7 @@
       <w:pPr>
         <w:pStyle w:val="TABLE-title"/>
       </w:pPr>
-      <w:bookmarkStart w:name="Sts_tbl_25" w:id="129"/>
+      <w:bookmarkStart w:name="Sts_tbl_35" w:id="149"/>
       <w:r>
         <w:t xml:space="preserve">Table </w:t>
       </w:r>
@@ -34297,12 +37909,12 @@
       </w:r>
       <w:r>
         <w:rPr/>
-        <w:t xml:space="preserve">25</w:t>
+        <w:t xml:space="preserve">35</w:t>
       </w:r>
       <w:r>
         <w:fldChar w:fldCharType="end"/>
       </w:r>
-      <w:bookmarkEnd w:id="129"/>
+      <w:bookmarkEnd w:id="149"/>
       <w:r>
         <w:t xml:space="preserve"> – </w:t>
       </w:r>
@@ -34590,12 +38202,12 @@
       <w:pPr>
         <w:pStyle w:val="Heading3"/>
       </w:pPr>
-      <w:bookmarkStart w:name="Sts_sec_6_7_3" w:id="130"/>
+      <w:bookmarkStart w:name="Sts_sec_6_7_3" w:id="150"/>
       <w:r>
         <w:rPr/>
         <w:t xml:space="preserve">SetMachSpeed Method</w:t>
       </w:r>
-      <w:bookmarkEnd w:id="130"/>
+      <w:bookmarkEnd w:id="150"/>
     </w:p>
     <w:p>
       <w:pPr>
@@ -34639,14 +38251,14 @@
         <w:fldChar w:fldCharType="begin"/>
       </w:r>
       <w:r>
-        <w:instrText xml:space="preserve"> REF Sts_tbl_26 \h \* MERGEFORMAT </w:instrText>
+        <w:instrText xml:space="preserve"> REF Sts_tbl_36 \h \* MERGEFORMAT </w:instrText>
       </w:r>
       <w:r>
         <w:fldChar w:fldCharType="separate"/>
       </w:r>
       <w:r>
         <w:rPr/>
-        <w:t xml:space="preserve">Table 26</w:t>
+        <w:t xml:space="preserve">Table 36</w:t>
       </w:r>
       <w:r>
         <w:fldChar w:fldCharType="end"/>
@@ -34683,7 +38295,7 @@
       <w:pPr>
         <w:pStyle w:val="TABLE-title"/>
       </w:pPr>
-      <w:bookmarkStart w:name="Sts_tbl_26" w:id="131"/>
+      <w:bookmarkStart w:name="Sts_tbl_36" w:id="151"/>
       <w:r>
         <w:t xml:space="preserve">Table </w:t>
       </w:r>
@@ -34698,12 +38310,12 @@
       </w:r>
       <w:r>
         <w:rPr/>
-        <w:t xml:space="preserve">26</w:t>
+        <w:t xml:space="preserve">36</w:t>
       </w:r>
       <w:r>
         <w:fldChar w:fldCharType="end"/>
       </w:r>
-      <w:bookmarkEnd w:id="131"/>
+      <w:bookmarkEnd w:id="151"/>
       <w:r>
         <w:t xml:space="preserve"> – </w:t>
       </w:r>
@@ -34823,14 +38435,14 @@
         <w:fldChar w:fldCharType="begin"/>
       </w:r>
       <w:r>
-        <w:instrText xml:space="preserve"> REF Sts_tbl_27 \h \* MERGEFORMAT </w:instrText>
+        <w:instrText xml:space="preserve"> REF Sts_tbl_37 \h \* MERGEFORMAT </w:instrText>
       </w:r>
       <w:r>
         <w:fldChar w:fldCharType="separate"/>
       </w:r>
       <w:r>
         <w:rPr/>
-        <w:t xml:space="preserve">Table 27</w:t>
+        <w:t xml:space="preserve">Table 37</w:t>
       </w:r>
       <w:r>
         <w:fldChar w:fldCharType="end"/>
@@ -34840,7 +38452,7 @@
       <w:pPr>
         <w:pStyle w:val="TABLE-title"/>
       </w:pPr>
-      <w:bookmarkStart w:name="Sts_tbl_27" w:id="132"/>
+      <w:bookmarkStart w:name="Sts_tbl_37" w:id="152"/>
       <w:r>
         <w:t xml:space="preserve">Table </w:t>
       </w:r>
@@ -34855,12 +38467,12 @@
       </w:r>
       <w:r>
         <w:rPr/>
-        <w:t xml:space="preserve">27</w:t>
+        <w:t xml:space="preserve">37</w:t>
       </w:r>
       <w:r>
         <w:fldChar w:fldCharType="end"/>
       </w:r>
-      <w:bookmarkEnd w:id="132"/>
+      <w:bookmarkEnd w:id="152"/>
       <w:r>
         <w:t xml:space="preserve"> – </w:t>
       </w:r>
@@ -35346,14 +38958,14 @@
         <w:fldChar w:fldCharType="begin"/>
       </w:r>
       <w:r>
-        <w:instrText xml:space="preserve"> REF Sts_tbl_28 \h \* MERGEFORMAT </w:instrText>
+        <w:instrText xml:space="preserve"> REF Sts_tbl_38 \h \* MERGEFORMAT </w:instrText>
       </w:r>
       <w:r>
         <w:fldChar w:fldCharType="separate"/>
       </w:r>
       <w:r>
         <w:rPr/>
-        <w:t xml:space="preserve">Table 28</w:t>
+        <w:t xml:space="preserve">Table 38</w:t>
       </w:r>
       <w:r>
         <w:fldChar w:fldCharType="end"/>
@@ -35406,14 +39018,14 @@
         <w:fldChar w:fldCharType="begin"/>
       </w:r>
       <w:r>
-        <w:instrText xml:space="preserve"> REF Sts_tbl_26 \h \* MERGEFORMAT </w:instrText>
+        <w:instrText xml:space="preserve"> REF Sts_tbl_36 \h \* MERGEFORMAT </w:instrText>
       </w:r>
       <w:r>
         <w:fldChar w:fldCharType="separate"/>
       </w:r>
       <w:r>
         <w:rPr/>
-        <w:t xml:space="preserve">Table 26</w:t>
+        <w:t xml:space="preserve">Table 36</w:t>
       </w:r>
       <w:r>
         <w:fldChar w:fldCharType="end"/>
@@ -35427,7 +39039,7 @@
       <w:pPr>
         <w:pStyle w:val="TABLE-title"/>
       </w:pPr>
-      <w:bookmarkStart w:name="Sts_tbl_28" w:id="133"/>
+      <w:bookmarkStart w:name="Sts_tbl_38" w:id="153"/>
       <w:r>
         <w:t xml:space="preserve">Table </w:t>
       </w:r>
@@ -35442,12 +39054,12 @@
       </w:r>
       <w:r>
         <w:rPr/>
-        <w:t xml:space="preserve">28</w:t>
+        <w:t xml:space="preserve">38</w:t>
       </w:r>
       <w:r>
         <w:fldChar w:fldCharType="end"/>
       </w:r>
-      <w:bookmarkEnd w:id="133"/>
+      <w:bookmarkEnd w:id="153"/>
       <w:r>
         <w:t xml:space="preserve"> – </w:t>
       </w:r>
@@ -35735,12 +39347,12 @@
       <w:pPr>
         <w:pStyle w:val="Heading3"/>
       </w:pPr>
-      <w:bookmarkStart w:name="Sts_sec_6_7_4" w:id="134"/>
+      <w:bookmarkStart w:name="Sts_sec_6_7_4" w:id="154"/>
       <w:r>
         <w:rPr/>
         <w:t xml:space="preserve">SetProduct Method</w:t>
       </w:r>
-      <w:bookmarkEnd w:id="134"/>
+      <w:bookmarkEnd w:id="154"/>
     </w:p>
     <w:p>
       <w:pPr>
@@ -35784,14 +39396,14 @@
         <w:fldChar w:fldCharType="begin"/>
       </w:r>
       <w:r>
-        <w:instrText xml:space="preserve"> REF Sts_tbl_29 \h \* MERGEFORMAT </w:instrText>
+        <w:instrText xml:space="preserve"> REF Sts_tbl_39 \h \* MERGEFORMAT </w:instrText>
       </w:r>
       <w:r>
         <w:fldChar w:fldCharType="separate"/>
       </w:r>
       <w:r>
         <w:rPr/>
-        <w:t xml:space="preserve">Table 29</w:t>
+        <w:t xml:space="preserve">Table 39</w:t>
       </w:r>
       <w:r>
         <w:fldChar w:fldCharType="end"/>
@@ -35832,7 +39444,7 @@
       <w:pPr>
         <w:pStyle w:val="TABLE-title"/>
       </w:pPr>
-      <w:bookmarkStart w:name="Sts_tbl_29" w:id="135"/>
+      <w:bookmarkStart w:name="Sts_tbl_39" w:id="155"/>
       <w:r>
         <w:t xml:space="preserve">Table </w:t>
       </w:r>
@@ -35847,12 +39459,12 @@
       </w:r>
       <w:r>
         <w:rPr/>
-        <w:t xml:space="preserve">29</w:t>
+        <w:t xml:space="preserve">39</w:t>
       </w:r>
       <w:r>
         <w:fldChar w:fldCharType="end"/>
       </w:r>
-      <w:bookmarkEnd w:id="135"/>
+      <w:bookmarkEnd w:id="155"/>
       <w:r>
         <w:t xml:space="preserve"> – </w:t>
       </w:r>
@@ -35972,14 +39584,14 @@
         <w:fldChar w:fldCharType="begin"/>
       </w:r>
       <w:r>
-        <w:instrText xml:space="preserve"> REF Sts_tbl_30 \h \* MERGEFORMAT </w:instrText>
+        <w:instrText xml:space="preserve"> REF Sts_tbl_40 \h \* MERGEFORMAT </w:instrText>
       </w:r>
       <w:r>
         <w:fldChar w:fldCharType="separate"/>
       </w:r>
       <w:r>
         <w:rPr/>
-        <w:t xml:space="preserve">Table 30</w:t>
+        <w:t xml:space="preserve">Table 40</w:t>
       </w:r>
       <w:r>
         <w:fldChar w:fldCharType="end"/>
@@ -35989,7 +39601,7 @@
       <w:pPr>
         <w:pStyle w:val="TABLE-title"/>
       </w:pPr>
-      <w:bookmarkStart w:name="Sts_tbl_30" w:id="136"/>
+      <w:bookmarkStart w:name="Sts_tbl_40" w:id="156"/>
       <w:r>
         <w:t xml:space="preserve">Table </w:t>
       </w:r>
@@ -36004,12 +39616,12 @@
       </w:r>
       <w:r>
         <w:rPr/>
-        <w:t xml:space="preserve">30</w:t>
+        <w:t xml:space="preserve">40</w:t>
       </w:r>
       <w:r>
         <w:fldChar w:fldCharType="end"/>
       </w:r>
-      <w:bookmarkEnd w:id="136"/>
+      <w:bookmarkEnd w:id="156"/>
       <w:r>
         <w:t xml:space="preserve"> – </w:t>
       </w:r>
@@ -36495,14 +40107,14 @@
         <w:fldChar w:fldCharType="begin"/>
       </w:r>
       <w:r>
-        <w:instrText xml:space="preserve"> REF Sts_tbl_31 \h \* MERGEFORMAT </w:instrText>
+        <w:instrText xml:space="preserve"> REF Sts_tbl_41 \h \* MERGEFORMAT </w:instrText>
       </w:r>
       <w:r>
         <w:fldChar w:fldCharType="separate"/>
       </w:r>
       <w:r>
         <w:rPr/>
-        <w:t xml:space="preserve">Table 31</w:t>
+        <w:t xml:space="preserve">Table 41</w:t>
       </w:r>
       <w:r>
         <w:fldChar w:fldCharType="end"/>
@@ -36555,14 +40167,14 @@
         <w:fldChar w:fldCharType="begin"/>
       </w:r>
       <w:r>
-        <w:instrText xml:space="preserve"> REF Sts_tbl_29 \h \* MERGEFORMAT </w:instrText>
+        <w:instrText xml:space="preserve"> REF Sts_tbl_39 \h \* MERGEFORMAT </w:instrText>
       </w:r>
       <w:r>
         <w:fldChar w:fldCharType="separate"/>
       </w:r>
       <w:r>
         <w:rPr/>
-        <w:t xml:space="preserve">Table 29</w:t>
+        <w:t xml:space="preserve">Table 39</w:t>
       </w:r>
       <w:r>
         <w:fldChar w:fldCharType="end"/>
@@ -36576,7 +40188,7 @@
       <w:pPr>
         <w:pStyle w:val="TABLE-title"/>
       </w:pPr>
-      <w:bookmarkStart w:name="Sts_tbl_31" w:id="137"/>
+      <w:bookmarkStart w:name="Sts_tbl_41" w:id="157"/>
       <w:r>
         <w:t xml:space="preserve">Table </w:t>
       </w:r>
@@ -36591,12 +40203,12 @@
       </w:r>
       <w:r>
         <w:rPr/>
-        <w:t xml:space="preserve">31</w:t>
+        <w:t xml:space="preserve">41</w:t>
       </w:r>
       <w:r>
         <w:fldChar w:fldCharType="end"/>
       </w:r>
-      <w:bookmarkEnd w:id="137"/>
+      <w:bookmarkEnd w:id="157"/>
       <w:r>
         <w:t xml:space="preserve"> – </w:t>
       </w:r>
@@ -36884,12 +40496,12 @@
       <w:pPr>
         <w:pStyle w:val="Heading3"/>
       </w:pPr>
-      <w:bookmarkStart w:name="Sts_sec_6_7_5" w:id="138"/>
+      <w:bookmarkStart w:name="Sts_sec_6_7_5" w:id="158"/>
       <w:r>
         <w:rPr/>
         <w:t xml:space="preserve">Abort Method</w:t>
       </w:r>
-      <w:bookmarkEnd w:id="138"/>
+      <w:bookmarkEnd w:id="158"/>
     </w:p>
     <w:p>
       <w:pPr>
@@ -36975,14 +40587,14 @@
         <w:fldChar w:fldCharType="begin"/>
       </w:r>
       <w:r>
-        <w:instrText xml:space="preserve"> REF Sts_tbl_32 \h \* MERGEFORMAT </w:instrText>
+        <w:instrText xml:space="preserve"> REF Sts_tbl_42 \h \* MERGEFORMAT </w:instrText>
       </w:r>
       <w:r>
         <w:fldChar w:fldCharType="separate"/>
       </w:r>
       <w:r>
         <w:rPr/>
-        <w:t xml:space="preserve">Table 32</w:t>
+        <w:t xml:space="preserve">Table 42</w:t>
       </w:r>
       <w:r>
         <w:fldChar w:fldCharType="end"/>
@@ -36996,7 +40608,7 @@
       <w:pPr>
         <w:pStyle w:val="TABLE-title"/>
       </w:pPr>
-      <w:bookmarkStart w:name="Sts_tbl_32" w:id="139"/>
+      <w:bookmarkStart w:name="Sts_tbl_42" w:id="159"/>
       <w:r>
         <w:t xml:space="preserve">Table </w:t>
       </w:r>
@@ -37011,12 +40623,12 @@
       </w:r>
       <w:r>
         <w:rPr/>
-        <w:t xml:space="preserve">32</w:t>
+        <w:t xml:space="preserve">42</w:t>
       </w:r>
       <w:r>
         <w:fldChar w:fldCharType="end"/>
       </w:r>
-      <w:bookmarkEnd w:id="139"/>
+      <w:bookmarkEnd w:id="159"/>
       <w:r>
         <w:t xml:space="preserve"> – </w:t>
       </w:r>
@@ -37308,14 +40920,14 @@
         <w:fldChar w:fldCharType="begin"/>
       </w:r>
       <w:r>
-        <w:instrText xml:space="preserve"> REF Sts_tbl_33 \h \* MERGEFORMAT </w:instrText>
+        <w:instrText xml:space="preserve"> REF Sts_tbl_43 \h \* MERGEFORMAT </w:instrText>
       </w:r>
       <w:r>
         <w:fldChar w:fldCharType="separate"/>
       </w:r>
       <w:r>
         <w:rPr/>
-        <w:t xml:space="preserve">Table 33</w:t>
+        <w:t xml:space="preserve">Table 43</w:t>
       </w:r>
       <w:r>
         <w:fldChar w:fldCharType="end"/>
@@ -37359,7 +40971,7 @@
       <w:pPr>
         <w:pStyle w:val="TABLE-title"/>
       </w:pPr>
-      <w:bookmarkStart w:name="Sts_tbl_33" w:id="140"/>
+      <w:bookmarkStart w:name="Sts_tbl_43" w:id="160"/>
       <w:r>
         <w:t xml:space="preserve">Table </w:t>
       </w:r>
@@ -37374,12 +40986,12 @@
       </w:r>
       <w:r>
         <w:rPr/>
-        <w:t xml:space="preserve">33</w:t>
+        <w:t xml:space="preserve">43</w:t>
       </w:r>
       <w:r>
         <w:fldChar w:fldCharType="end"/>
       </w:r>
-      <w:bookmarkEnd w:id="140"/>
+      <w:bookmarkEnd w:id="160"/>
       <w:r>
         <w:t xml:space="preserve"> – </w:t>
       </w:r>
@@ -37589,12 +41201,12 @@
       <w:pPr>
         <w:pStyle w:val="Heading3"/>
       </w:pPr>
-      <w:bookmarkStart w:name="Sts_sec_6_7_6" w:id="141"/>
+      <w:bookmarkStart w:name="Sts_sec_6_7_6" w:id="161"/>
       <w:r>
         <w:rPr/>
         <w:t xml:space="preserve">Clear Method</w:t>
       </w:r>
-      <w:bookmarkEnd w:id="141"/>
+      <w:bookmarkEnd w:id="161"/>
     </w:p>
     <w:p>
       <w:pPr>
@@ -37680,14 +41292,14 @@
         <w:fldChar w:fldCharType="begin"/>
       </w:r>
       <w:r>
-        <w:instrText xml:space="preserve"> REF Sts_tbl_34 \h \* MERGEFORMAT </w:instrText>
+        <w:instrText xml:space="preserve"> REF Sts_tbl_44 \h \* MERGEFORMAT </w:instrText>
       </w:r>
       <w:r>
         <w:fldChar w:fldCharType="separate"/>
       </w:r>
       <w:r>
         <w:rPr/>
-        <w:t xml:space="preserve">Table 34</w:t>
+        <w:t xml:space="preserve">Table 44</w:t>
       </w:r>
       <w:r>
         <w:fldChar w:fldCharType="end"/>
@@ -37701,7 +41313,7 @@
       <w:pPr>
         <w:pStyle w:val="TABLE-title"/>
       </w:pPr>
-      <w:bookmarkStart w:name="Sts_tbl_34" w:id="142"/>
+      <w:bookmarkStart w:name="Sts_tbl_44" w:id="162"/>
       <w:r>
         <w:t xml:space="preserve">Table </w:t>
       </w:r>
@@ -37716,12 +41328,12 @@
       </w:r>
       <w:r>
         <w:rPr/>
-        <w:t xml:space="preserve">34</w:t>
+        <w:t xml:space="preserve">44</w:t>
       </w:r>
       <w:r>
         <w:fldChar w:fldCharType="end"/>
       </w:r>
-      <w:bookmarkEnd w:id="142"/>
+      <w:bookmarkEnd w:id="162"/>
       <w:r>
         <w:t xml:space="preserve"> – </w:t>
       </w:r>
@@ -38013,14 +41625,14 @@
         <w:fldChar w:fldCharType="begin"/>
       </w:r>
       <w:r>
-        <w:instrText xml:space="preserve"> REF Sts_tbl_35 \h \* MERGEFORMAT </w:instrText>
+        <w:instrText xml:space="preserve"> REF Sts_tbl_45 \h \* MERGEFORMAT </w:instrText>
       </w:r>
       <w:r>
         <w:fldChar w:fldCharType="separate"/>
       </w:r>
       <w:r>
         <w:rPr/>
-        <w:t xml:space="preserve">Table 35</w:t>
+        <w:t xml:space="preserve">Table 45</w:t>
       </w:r>
       <w:r>
         <w:fldChar w:fldCharType="end"/>
@@ -38064,7 +41676,7 @@
       <w:pPr>
         <w:pStyle w:val="TABLE-title"/>
       </w:pPr>
-      <w:bookmarkStart w:name="Sts_tbl_35" w:id="143"/>
+      <w:bookmarkStart w:name="Sts_tbl_45" w:id="163"/>
       <w:r>
         <w:t xml:space="preserve">Table </w:t>
       </w:r>
@@ -38079,12 +41691,12 @@
       </w:r>
       <w:r>
         <w:rPr/>
-        <w:t xml:space="preserve">35</w:t>
+        <w:t xml:space="preserve">45</w:t>
       </w:r>
       <w:r>
         <w:fldChar w:fldCharType="end"/>
       </w:r>
-      <w:bookmarkEnd w:id="143"/>
+      <w:bookmarkEnd w:id="163"/>
       <w:r>
         <w:t xml:space="preserve"> – </w:t>
       </w:r>
@@ -38294,12 +41906,12 @@
       <w:pPr>
         <w:pStyle w:val="Heading3"/>
       </w:pPr>
-      <w:bookmarkStart w:name="Sts_sec_6_7_7" w:id="144"/>
+      <w:bookmarkStart w:name="Sts_sec_6_7_7" w:id="164"/>
       <w:r>
         <w:rPr/>
         <w:t xml:space="preserve">Stop Method</w:t>
       </w:r>
-      <w:bookmarkEnd w:id="144"/>
+      <w:bookmarkEnd w:id="164"/>
     </w:p>
     <w:p>
       <w:pPr>
@@ -38385,14 +41997,14 @@
         <w:fldChar w:fldCharType="begin"/>
       </w:r>
       <w:r>
-        <w:instrText xml:space="preserve"> REF Sts_tbl_36 \h \* MERGEFORMAT </w:instrText>
+        <w:instrText xml:space="preserve"> REF Sts_tbl_46 \h \* MERGEFORMAT </w:instrText>
       </w:r>
       <w:r>
         <w:fldChar w:fldCharType="separate"/>
       </w:r>
       <w:r>
         <w:rPr/>
-        <w:t xml:space="preserve">Table 36</w:t>
+        <w:t xml:space="preserve">Table 46</w:t>
       </w:r>
       <w:r>
         <w:fldChar w:fldCharType="end"/>
@@ -38402,7 +42014,7 @@
       <w:pPr>
         <w:pStyle w:val="TABLE-title"/>
       </w:pPr>
-      <w:bookmarkStart w:name="Sts_tbl_36" w:id="145"/>
+      <w:bookmarkStart w:name="Sts_tbl_46" w:id="165"/>
       <w:r>
         <w:t xml:space="preserve">Table </w:t>
       </w:r>
@@ -38417,12 +42029,12 @@
       </w:r>
       <w:r>
         <w:rPr/>
-        <w:t xml:space="preserve">36</w:t>
+        <w:t xml:space="preserve">46</w:t>
       </w:r>
       <w:r>
         <w:fldChar w:fldCharType="end"/>
       </w:r>
-      <w:bookmarkEnd w:id="145"/>
+      <w:bookmarkEnd w:id="165"/>
       <w:r>
         <w:t xml:space="preserve"> – </w:t>
       </w:r>
@@ -38714,14 +42326,14 @@
         <w:fldChar w:fldCharType="begin"/>
       </w:r>
       <w:r>
-        <w:instrText xml:space="preserve"> REF Sts_tbl_37 \h \* MERGEFORMAT </w:instrText>
+        <w:instrText xml:space="preserve"> REF Sts_tbl_47 \h \* MERGEFORMAT </w:instrText>
       </w:r>
       <w:r>
         <w:fldChar w:fldCharType="separate"/>
       </w:r>
       <w:r>
         <w:rPr/>
-        <w:t xml:space="preserve">Table 37</w:t>
+        <w:t xml:space="preserve">Table 47</w:t>
       </w:r>
       <w:r>
         <w:fldChar w:fldCharType="end"/>
@@ -38765,7 +42377,7 @@
       <w:pPr>
         <w:pStyle w:val="TABLE-title"/>
       </w:pPr>
-      <w:bookmarkStart w:name="Sts_tbl_37" w:id="146"/>
+      <w:bookmarkStart w:name="Sts_tbl_47" w:id="166"/>
       <w:r>
         <w:t xml:space="preserve">Table </w:t>
       </w:r>
@@ -38780,12 +42392,12 @@
       </w:r>
       <w:r>
         <w:rPr/>
-        <w:t xml:space="preserve">37</w:t>
+        <w:t xml:space="preserve">47</w:t>
       </w:r>
       <w:r>
         <w:fldChar w:fldCharType="end"/>
       </w:r>
-      <w:bookmarkEnd w:id="146"/>
+      <w:bookmarkEnd w:id="166"/>
       <w:r>
         <w:t xml:space="preserve"> – </w:t>
       </w:r>
@@ -38995,12 +42607,12 @@
       <w:pPr>
         <w:pStyle w:val="Heading3"/>
       </w:pPr>
-      <w:bookmarkStart w:name="Sts_sec_6_7_8" w:id="147"/>
+      <w:bookmarkStart w:name="Sts_sec_6_7_8" w:id="167"/>
       <w:r>
         <w:rPr/>
         <w:t xml:space="preserve">Reset Method</w:t>
       </w:r>
-      <w:bookmarkEnd w:id="147"/>
+      <w:bookmarkEnd w:id="167"/>
     </w:p>
     <w:p>
       <w:pPr>
@@ -39086,14 +42698,14 @@
         <w:fldChar w:fldCharType="begin"/>
       </w:r>
       <w:r>
-        <w:instrText xml:space="preserve"> REF Sts_tbl_38 \h \* MERGEFORMAT </w:instrText>
+        <w:instrText xml:space="preserve"> REF Sts_tbl_48 \h \* MERGEFORMAT </w:instrText>
       </w:r>
       <w:r>
         <w:fldChar w:fldCharType="separate"/>
       </w:r>
       <w:r>
         <w:rPr/>
-        <w:t xml:space="preserve">Table 38</w:t>
+        <w:t xml:space="preserve">Table 48</w:t>
       </w:r>
       <w:r>
         <w:fldChar w:fldCharType="end"/>
@@ -39107,7 +42719,7 @@
       <w:pPr>
         <w:pStyle w:val="TABLE-title"/>
       </w:pPr>
-      <w:bookmarkStart w:name="Sts_tbl_38" w:id="148"/>
+      <w:bookmarkStart w:name="Sts_tbl_48" w:id="168"/>
       <w:r>
         <w:t xml:space="preserve">Table </w:t>
       </w:r>
@@ -39122,12 +42734,12 @@
       </w:r>
       <w:r>
         <w:rPr/>
-        <w:t xml:space="preserve">38</w:t>
+        <w:t xml:space="preserve">48</w:t>
       </w:r>
       <w:r>
         <w:fldChar w:fldCharType="end"/>
       </w:r>
-      <w:bookmarkEnd w:id="148"/>
+      <w:bookmarkEnd w:id="168"/>
       <w:r>
         <w:t xml:space="preserve"> – </w:t>
       </w:r>
@@ -39419,14 +43031,14 @@
         <w:fldChar w:fldCharType="begin"/>
       </w:r>
       <w:r>
-        <w:instrText xml:space="preserve"> REF Sts_tbl_39 \h \* MERGEFORMAT </w:instrText>
+        <w:instrText xml:space="preserve"> REF Sts_tbl_49 \h \* MERGEFORMAT </w:instrText>
       </w:r>
       <w:r>
         <w:fldChar w:fldCharType="separate"/>
       </w:r>
       <w:r>
         <w:rPr/>
-        <w:t xml:space="preserve">Table 39</w:t>
+        <w:t xml:space="preserve">Table 49</w:t>
       </w:r>
       <w:r>
         <w:fldChar w:fldCharType="end"/>
@@ -39490,7 +43102,7 @@
       <w:pPr>
         <w:pStyle w:val="TABLE-title"/>
       </w:pPr>
-      <w:bookmarkStart w:name="Sts_tbl_39" w:id="149"/>
+      <w:bookmarkStart w:name="Sts_tbl_49" w:id="169"/>
       <w:r>
         <w:t xml:space="preserve">Table </w:t>
       </w:r>
@@ -39505,12 +43117,12 @@
       </w:r>
       <w:r>
         <w:rPr/>
-        <w:t xml:space="preserve">39</w:t>
+        <w:t xml:space="preserve">49</w:t>
       </w:r>
       <w:r>
         <w:fldChar w:fldCharType="end"/>
       </w:r>
-      <w:bookmarkEnd w:id="149"/>
+      <w:bookmarkEnd w:id="169"/>
       <w:r>
         <w:t xml:space="preserve"> – </w:t>
       </w:r>
@@ -39720,12 +43332,12 @@
       <w:pPr>
         <w:pStyle w:val="Heading3"/>
       </w:pPr>
-      <w:bookmarkStart w:name="Sts_sec_6_7_9" w:id="150"/>
+      <w:bookmarkStart w:name="Sts_sec_6_7_9" w:id="170"/>
       <w:r>
         <w:rPr/>
         <w:t xml:space="preserve">ToComplete Method</w:t>
       </w:r>
-      <w:bookmarkEnd w:id="150"/>
+      <w:bookmarkEnd w:id="170"/>
     </w:p>
     <w:p>
       <w:pPr>
@@ -39811,14 +43423,14 @@
         <w:fldChar w:fldCharType="begin"/>
       </w:r>
       <w:r>
-        <w:instrText xml:space="preserve"> REF Sts_tbl_40 \h \* MERGEFORMAT </w:instrText>
+        <w:instrText xml:space="preserve"> REF Sts_tbl_50 \h \* MERGEFORMAT </w:instrText>
       </w:r>
       <w:r>
         <w:fldChar w:fldCharType="separate"/>
       </w:r>
       <w:r>
         <w:rPr/>
-        <w:t xml:space="preserve">Table 40</w:t>
+        <w:t xml:space="preserve">Table 50</w:t>
       </w:r>
       <w:r>
         <w:fldChar w:fldCharType="end"/>
@@ -39832,7 +43444,7 @@
       <w:pPr>
         <w:pStyle w:val="TABLE-title"/>
       </w:pPr>
-      <w:bookmarkStart w:name="Sts_tbl_40" w:id="151"/>
+      <w:bookmarkStart w:name="Sts_tbl_50" w:id="171"/>
       <w:r>
         <w:t xml:space="preserve">Table </w:t>
       </w:r>
@@ -39847,12 +43459,12 @@
       </w:r>
       <w:r>
         <w:rPr/>
-        <w:t xml:space="preserve">40</w:t>
+        <w:t xml:space="preserve">50</w:t>
       </w:r>
       <w:r>
         <w:fldChar w:fldCharType="end"/>
       </w:r>
-      <w:bookmarkEnd w:id="151"/>
+      <w:bookmarkEnd w:id="171"/>
       <w:r>
         <w:t xml:space="preserve"> – </w:t>
       </w:r>
@@ -40144,14 +43756,14 @@
         <w:fldChar w:fldCharType="begin"/>
       </w:r>
       <w:r>
-        <w:instrText xml:space="preserve"> REF Sts_tbl_41 \h \* MERGEFORMAT </w:instrText>
+        <w:instrText xml:space="preserve"> REF Sts_tbl_51 \h \* MERGEFORMAT </w:instrText>
       </w:r>
       <w:r>
         <w:fldChar w:fldCharType="separate"/>
       </w:r>
       <w:r>
         <w:rPr/>
-        <w:t xml:space="preserve">Table 41</w:t>
+        <w:t xml:space="preserve">Table 51</w:t>
       </w:r>
       <w:r>
         <w:fldChar w:fldCharType="end"/>
@@ -40195,7 +43807,7 @@
       <w:pPr>
         <w:pStyle w:val="TABLE-title"/>
       </w:pPr>
-      <w:bookmarkStart w:name="Sts_tbl_41" w:id="152"/>
+      <w:bookmarkStart w:name="Sts_tbl_51" w:id="172"/>
       <w:r>
         <w:t xml:space="preserve">Table </w:t>
       </w:r>
@@ -40210,12 +43822,12 @@
       </w:r>
       <w:r>
         <w:rPr/>
-        <w:t xml:space="preserve">41</w:t>
+        <w:t xml:space="preserve">51</w:t>
       </w:r>
       <w:r>
         <w:fldChar w:fldCharType="end"/>
       </w:r>
-      <w:bookmarkEnd w:id="152"/>
+      <w:bookmarkEnd w:id="172"/>
       <w:r>
         <w:t xml:space="preserve"> – </w:t>
       </w:r>
@@ -40425,12 +44037,12 @@
       <w:pPr>
         <w:pStyle w:val="Heading3"/>
       </w:pPr>
-      <w:bookmarkStart w:name="Sts_sec_6_7_10" w:id="153"/>
+      <w:bookmarkStart w:name="Sts_sec_6_7_10" w:id="173"/>
       <w:r>
         <w:rPr/>
         <w:t xml:space="preserve">Start Method</w:t>
       </w:r>
-      <w:bookmarkEnd w:id="153"/>
+      <w:bookmarkEnd w:id="173"/>
     </w:p>
     <w:p>
       <w:pPr>
@@ -40504,14 +44116,14 @@
         <w:fldChar w:fldCharType="begin"/>
       </w:r>
       <w:r>
-        <w:instrText xml:space="preserve"> REF Sts_tbl_42 \h \* MERGEFORMAT </w:instrText>
+        <w:instrText xml:space="preserve"> REF Sts_tbl_52 \h \* MERGEFORMAT </w:instrText>
       </w:r>
       <w:r>
         <w:fldChar w:fldCharType="separate"/>
       </w:r>
       <w:r>
         <w:rPr/>
-        <w:t xml:space="preserve">Table 42</w:t>
+        <w:t xml:space="preserve">Table 52</w:t>
       </w:r>
       <w:r>
         <w:fldChar w:fldCharType="end"/>
@@ -40548,7 +44160,7 @@
       <w:pPr>
         <w:pStyle w:val="TABLE-title"/>
       </w:pPr>
-      <w:bookmarkStart w:name="Sts_tbl_42" w:id="154"/>
+      <w:bookmarkStart w:name="Sts_tbl_52" w:id="174"/>
       <w:r>
         <w:t xml:space="preserve">Table </w:t>
       </w:r>
@@ -40563,12 +44175,12 @@
       </w:r>
       <w:r>
         <w:rPr/>
-        <w:t xml:space="preserve">42</w:t>
+        <w:t xml:space="preserve">52</w:t>
       </w:r>
       <w:r>
         <w:fldChar w:fldCharType="end"/>
       </w:r>
-      <w:bookmarkEnd w:id="154"/>
+      <w:bookmarkEnd w:id="174"/>
       <w:r>
         <w:t xml:space="preserve"> – </w:t>
       </w:r>
@@ -40680,14 +44292,14 @@
         <w:fldChar w:fldCharType="begin"/>
       </w:r>
       <w:r>
-        <w:instrText xml:space="preserve"> REF Sts_tbl_43 \h \* MERGEFORMAT </w:instrText>
+        <w:instrText xml:space="preserve"> REF Sts_tbl_53 \h \* MERGEFORMAT </w:instrText>
       </w:r>
       <w:r>
         <w:fldChar w:fldCharType="separate"/>
       </w:r>
       <w:r>
         <w:rPr/>
-        <w:t xml:space="preserve">Table 43</w:t>
+        <w:t xml:space="preserve">Table 53</w:t>
       </w:r>
       <w:r>
         <w:fldChar w:fldCharType="end"/>
@@ -40701,7 +44313,7 @@
       <w:pPr>
         <w:pStyle w:val="TABLE-title"/>
       </w:pPr>
-      <w:bookmarkStart w:name="Sts_tbl_43" w:id="155"/>
+      <w:bookmarkStart w:name="Sts_tbl_53" w:id="175"/>
       <w:r>
         <w:t xml:space="preserve">Table </w:t>
       </w:r>
@@ -40716,12 +44328,12 @@
       </w:r>
       <w:r>
         <w:rPr/>
-        <w:t xml:space="preserve">43</w:t>
+        <w:t xml:space="preserve">53</w:t>
       </w:r>
       <w:r>
         <w:fldChar w:fldCharType="end"/>
       </w:r>
-      <w:bookmarkEnd w:id="155"/>
+      <w:bookmarkEnd w:id="175"/>
       <w:r>
         <w:t xml:space="preserve"> – </w:t>
       </w:r>
@@ -41207,14 +44819,14 @@
         <w:fldChar w:fldCharType="begin"/>
       </w:r>
       <w:r>
-        <w:instrText xml:space="preserve"> REF Sts_tbl_44 \h \* MERGEFORMAT </w:instrText>
+        <w:instrText xml:space="preserve"> REF Sts_tbl_54 \h \* MERGEFORMAT </w:instrText>
       </w:r>
       <w:r>
         <w:fldChar w:fldCharType="separate"/>
       </w:r>
       <w:r>
         <w:rPr/>
-        <w:t xml:space="preserve">Table 44</w:t>
+        <w:t xml:space="preserve">Table 54</w:t>
       </w:r>
       <w:r>
         <w:fldChar w:fldCharType="end"/>
@@ -41267,14 +44879,14 @@
         <w:fldChar w:fldCharType="begin"/>
       </w:r>
       <w:r>
-        <w:instrText xml:space="preserve"> REF Sts_tbl_42 \h \* MERGEFORMAT </w:instrText>
+        <w:instrText xml:space="preserve"> REF Sts_tbl_52 \h \* MERGEFORMAT </w:instrText>
       </w:r>
       <w:r>
         <w:fldChar w:fldCharType="separate"/>
       </w:r>
       <w:r>
         <w:rPr/>
-        <w:t xml:space="preserve">Table 42</w:t>
+        <w:t xml:space="preserve">Table 52</w:t>
       </w:r>
       <w:r>
         <w:fldChar w:fldCharType="end"/>
@@ -41288,7 +44900,7 @@
       <w:pPr>
         <w:pStyle w:val="TABLE-title"/>
       </w:pPr>
-      <w:bookmarkStart w:name="Sts_tbl_44" w:id="156"/>
+      <w:bookmarkStart w:name="Sts_tbl_54" w:id="176"/>
       <w:r>
         <w:t xml:space="preserve">Table </w:t>
       </w:r>
@@ -41303,12 +44915,12 @@
       </w:r>
       <w:r>
         <w:rPr/>
-        <w:t xml:space="preserve">44</w:t>
+        <w:t xml:space="preserve">54</w:t>
       </w:r>
       <w:r>
         <w:fldChar w:fldCharType="end"/>
       </w:r>
-      <w:bookmarkEnd w:id="156"/>
+      <w:bookmarkEnd w:id="176"/>
       <w:r>
         <w:t xml:space="preserve"> – </w:t>
       </w:r>
@@ -41596,12 +45208,12 @@
       <w:pPr>
         <w:pStyle w:val="Heading3"/>
       </w:pPr>
-      <w:bookmarkStart w:name="Sts_sec_6_7_11" w:id="157"/>
+      <w:bookmarkStart w:name="Sts_sec_6_7_11" w:id="177"/>
       <w:r>
         <w:rPr/>
         <w:t xml:space="preserve">Unhold Method</w:t>
       </w:r>
-      <w:bookmarkEnd w:id="157"/>
+      <w:bookmarkEnd w:id="177"/>
     </w:p>
     <w:p>
       <w:pPr>
@@ -41693,14 +45305,14 @@
         <w:fldChar w:fldCharType="begin"/>
       </w:r>
       <w:r>
-        <w:instrText xml:space="preserve"> REF Sts_tbl_45 \h \* MERGEFORMAT </w:instrText>
+        <w:instrText xml:space="preserve"> REF Sts_tbl_55 \h \* MERGEFORMAT </w:instrText>
       </w:r>
       <w:r>
         <w:fldChar w:fldCharType="separate"/>
       </w:r>
       <w:r>
         <w:rPr/>
-        <w:t xml:space="preserve">Table 45</w:t>
+        <w:t xml:space="preserve">Table 55</w:t>
       </w:r>
       <w:r>
         <w:fldChar w:fldCharType="end"/>
@@ -41710,7 +45322,7 @@
       <w:pPr>
         <w:pStyle w:val="TABLE-title"/>
       </w:pPr>
-      <w:bookmarkStart w:name="Sts_tbl_45" w:id="158"/>
+      <w:bookmarkStart w:name="Sts_tbl_55" w:id="178"/>
       <w:r>
         <w:t xml:space="preserve">Table </w:t>
       </w:r>
@@ -41725,12 +45337,12 @@
       </w:r>
       <w:r>
         <w:rPr/>
-        <w:t xml:space="preserve">45</w:t>
+        <w:t xml:space="preserve">55</w:t>
       </w:r>
       <w:r>
         <w:fldChar w:fldCharType="end"/>
       </w:r>
-      <w:bookmarkEnd w:id="158"/>
+      <w:bookmarkEnd w:id="178"/>
       <w:r>
         <w:t xml:space="preserve"> – </w:t>
       </w:r>
@@ -42022,14 +45634,14 @@
         <w:fldChar w:fldCharType="begin"/>
       </w:r>
       <w:r>
-        <w:instrText xml:space="preserve"> REF Sts_tbl_46 \h \* MERGEFORMAT </w:instrText>
+        <w:instrText xml:space="preserve"> REF Sts_tbl_56 \h \* MERGEFORMAT </w:instrText>
       </w:r>
       <w:r>
         <w:fldChar w:fldCharType="separate"/>
       </w:r>
       <w:r>
         <w:rPr/>
-        <w:t xml:space="preserve">Table 46</w:t>
+        <w:t xml:space="preserve">Table 56</w:t>
       </w:r>
       <w:r>
         <w:fldChar w:fldCharType="end"/>
@@ -42073,7 +45685,7 @@
       <w:pPr>
         <w:pStyle w:val="TABLE-title"/>
       </w:pPr>
-      <w:bookmarkStart w:name="Sts_tbl_46" w:id="159"/>
+      <w:bookmarkStart w:name="Sts_tbl_56" w:id="179"/>
       <w:r>
         <w:t xml:space="preserve">Table </w:t>
       </w:r>
@@ -42088,12 +45700,12 @@
       </w:r>
       <w:r>
         <w:rPr/>
-        <w:t xml:space="preserve">46</w:t>
+        <w:t xml:space="preserve">56</w:t>
       </w:r>
       <w:r>
         <w:fldChar w:fldCharType="end"/>
       </w:r>
-      <w:bookmarkEnd w:id="159"/>
+      <w:bookmarkEnd w:id="179"/>
       <w:r>
         <w:t xml:space="preserve"> – </w:t>
       </w:r>
@@ -42303,12 +45915,12 @@
       <w:pPr>
         <w:pStyle w:val="Heading3"/>
       </w:pPr>
-      <w:bookmarkStart w:name="Sts_sec_6_7_12" w:id="160"/>
+      <w:bookmarkStart w:name="Sts_sec_6_7_12" w:id="180"/>
       <w:r>
         <w:rPr/>
         <w:t xml:space="preserve">Suspend Method</w:t>
       </w:r>
-      <w:bookmarkEnd w:id="160"/>
+      <w:bookmarkEnd w:id="180"/>
     </w:p>
     <w:p>
       <w:pPr>
@@ -42396,14 +46008,14 @@
         <w:fldChar w:fldCharType="begin"/>
       </w:r>
       <w:r>
-        <w:instrText xml:space="preserve"> REF Sts_tbl_47 \h \* MERGEFORMAT </w:instrText>
+        <w:instrText xml:space="preserve"> REF Sts_tbl_57 \h \* MERGEFORMAT </w:instrText>
       </w:r>
       <w:r>
         <w:fldChar w:fldCharType="separate"/>
       </w:r>
       <w:r>
         <w:rPr/>
-        <w:t xml:space="preserve">Table 47</w:t>
+        <w:t xml:space="preserve">Table 57</w:t>
       </w:r>
       <w:r>
         <w:fldChar w:fldCharType="end"/>
@@ -42413,7 +46025,7 @@
       <w:pPr>
         <w:pStyle w:val="TABLE-title"/>
       </w:pPr>
-      <w:bookmarkStart w:name="Sts_tbl_47" w:id="161"/>
+      <w:bookmarkStart w:name="Sts_tbl_57" w:id="181"/>
       <w:r>
         <w:t xml:space="preserve">Table </w:t>
       </w:r>
@@ -42428,12 +46040,12 @@
       </w:r>
       <w:r>
         <w:rPr/>
-        <w:t xml:space="preserve">47</w:t>
+        <w:t xml:space="preserve">57</w:t>
       </w:r>
       <w:r>
         <w:fldChar w:fldCharType="end"/>
       </w:r>
-      <w:bookmarkEnd w:id="161"/>
+      <w:bookmarkEnd w:id="181"/>
       <w:r>
         <w:t xml:space="preserve"> – </w:t>
       </w:r>
@@ -42725,14 +46337,14 @@
         <w:fldChar w:fldCharType="begin"/>
       </w:r>
       <w:r>
-        <w:instrText xml:space="preserve"> REF Sts_tbl_48 \h \* MERGEFORMAT </w:instrText>
+        <w:instrText xml:space="preserve"> REF Sts_tbl_58 \h \* MERGEFORMAT </w:instrText>
       </w:r>
       <w:r>
         <w:fldChar w:fldCharType="separate"/>
       </w:r>
       <w:r>
         <w:rPr/>
-        <w:t xml:space="preserve">Table 48</w:t>
+        <w:t xml:space="preserve">Table 58</w:t>
       </w:r>
       <w:r>
         <w:fldChar w:fldCharType="end"/>
@@ -42776,7 +46388,7 @@
       <w:pPr>
         <w:pStyle w:val="TABLE-title"/>
       </w:pPr>
-      <w:bookmarkStart w:name="Sts_tbl_48" w:id="162"/>
+      <w:bookmarkStart w:name="Sts_tbl_58" w:id="182"/>
       <w:r>
         <w:t xml:space="preserve">Table </w:t>
       </w:r>
@@ -42791,12 +46403,12 @@
       </w:r>
       <w:r>
         <w:rPr/>
-        <w:t xml:space="preserve">48</w:t>
+        <w:t xml:space="preserve">58</w:t>
       </w:r>
       <w:r>
         <w:fldChar w:fldCharType="end"/>
       </w:r>
-      <w:bookmarkEnd w:id="162"/>
+      <w:bookmarkEnd w:id="182"/>
       <w:r>
         <w:t xml:space="preserve"> – </w:t>
       </w:r>
@@ -43006,12 +46618,12 @@
       <w:pPr>
         <w:pStyle w:val="Heading3"/>
       </w:pPr>
-      <w:bookmarkStart w:name="Sts_sec_6_7_13" w:id="163"/>
+      <w:bookmarkStart w:name="Sts_sec_6_7_13" w:id="183"/>
       <w:r>
         <w:rPr/>
         <w:t xml:space="preserve">Unsuspend Method</w:t>
       </w:r>
-      <w:bookmarkEnd w:id="163"/>
+      <w:bookmarkEnd w:id="183"/>
     </w:p>
     <w:p>
       <w:pPr>
@@ -43103,14 +46715,14 @@
         <w:fldChar w:fldCharType="begin"/>
       </w:r>
       <w:r>
-        <w:instrText xml:space="preserve"> REF Sts_tbl_49 \h \* MERGEFORMAT </w:instrText>
+        <w:instrText xml:space="preserve"> REF Sts_tbl_59 \h \* MERGEFORMAT </w:instrText>
       </w:r>
       <w:r>
         <w:fldChar w:fldCharType="separate"/>
       </w:r>
       <w:r>
         <w:rPr/>
-        <w:t xml:space="preserve">Table 49</w:t>
+        <w:t xml:space="preserve">Table 59</w:t>
       </w:r>
       <w:r>
         <w:fldChar w:fldCharType="end"/>
@@ -43120,7 +46732,7 @@
       <w:pPr>
         <w:pStyle w:val="TABLE-title"/>
       </w:pPr>
-      <w:bookmarkStart w:name="Sts_tbl_49" w:id="164"/>
+      <w:bookmarkStart w:name="Sts_tbl_59" w:id="184"/>
       <w:r>
         <w:t xml:space="preserve">Table </w:t>
       </w:r>
@@ -43135,12 +46747,12 @@
       </w:r>
       <w:r>
         <w:rPr/>
-        <w:t xml:space="preserve">49</w:t>
+        <w:t xml:space="preserve">59</w:t>
       </w:r>
       <w:r>
         <w:fldChar w:fldCharType="end"/>
       </w:r>
-      <w:bookmarkEnd w:id="164"/>
+      <w:bookmarkEnd w:id="184"/>
       <w:r>
         <w:t xml:space="preserve"> – </w:t>
       </w:r>
@@ -43432,14 +47044,14 @@
         <w:fldChar w:fldCharType="begin"/>
       </w:r>
       <w:r>
-        <w:instrText xml:space="preserve"> REF Sts_tbl_50 \h \* MERGEFORMAT </w:instrText>
+        <w:instrText xml:space="preserve"> REF Sts_tbl_60 \h \* MERGEFORMAT </w:instrText>
       </w:r>
       <w:r>
         <w:fldChar w:fldCharType="separate"/>
       </w:r>
       <w:r>
         <w:rPr/>
-        <w:t xml:space="preserve">Table 50</w:t>
+        <w:t xml:space="preserve">Table 60</w:t>
       </w:r>
       <w:r>
         <w:fldChar w:fldCharType="end"/>
@@ -43503,7 +47115,7 @@
       <w:pPr>
         <w:pStyle w:val="TABLE-title"/>
       </w:pPr>
-      <w:bookmarkStart w:name="Sts_tbl_50" w:id="165"/>
+      <w:bookmarkStart w:name="Sts_tbl_60" w:id="185"/>
       <w:r>
         <w:t xml:space="preserve">Table </w:t>
       </w:r>
@@ -43518,12 +47130,12 @@
       </w:r>
       <w:r>
         <w:rPr/>
-        <w:t xml:space="preserve">50</w:t>
+        <w:t xml:space="preserve">60</w:t>
       </w:r>
       <w:r>
         <w:fldChar w:fldCharType="end"/>
       </w:r>
-      <w:bookmarkEnd w:id="165"/>
+      <w:bookmarkEnd w:id="185"/>
       <w:r>
         <w:t xml:space="preserve"> – </w:t>
       </w:r>
@@ -43733,12 +47345,12 @@
       <w:pPr>
         <w:pStyle w:val="Heading3"/>
       </w:pPr>
-      <w:bookmarkStart w:name="Sts_sec_6_7_14" w:id="166"/>
+      <w:bookmarkStart w:name="Sts_sec_6_7_14" w:id="186"/>
       <w:r>
         <w:rPr/>
         <w:t xml:space="preserve">Hold Method</w:t>
       </w:r>
-      <w:bookmarkEnd w:id="166"/>
+      <w:bookmarkEnd w:id="186"/>
     </w:p>
     <w:p>
       <w:pPr>
@@ -43830,14 +47442,14 @@
         <w:fldChar w:fldCharType="begin"/>
       </w:r>
       <w:r>
-        <w:instrText xml:space="preserve"> REF Sts_tbl_51 \h \* MERGEFORMAT </w:instrText>
+        <w:instrText xml:space="preserve"> REF Sts_tbl_61 \h \* MERGEFORMAT </w:instrText>
       </w:r>
       <w:r>
         <w:fldChar w:fldCharType="separate"/>
       </w:r>
       <w:r>
         <w:rPr/>
-        <w:t xml:space="preserve">Table 51</w:t>
+        <w:t xml:space="preserve">Table 61</w:t>
       </w:r>
       <w:r>
         <w:fldChar w:fldCharType="end"/>
@@ -43847,7 +47459,7 @@
       <w:pPr>
         <w:pStyle w:val="TABLE-title"/>
       </w:pPr>
-      <w:bookmarkStart w:name="Sts_tbl_51" w:id="167"/>
+      <w:bookmarkStart w:name="Sts_tbl_61" w:id="187"/>
       <w:r>
         <w:t xml:space="preserve">Table </w:t>
       </w:r>
@@ -43862,12 +47474,12 @@
       </w:r>
       <w:r>
         <w:rPr/>
-        <w:t xml:space="preserve">51</w:t>
+        <w:t xml:space="preserve">61</w:t>
       </w:r>
       <w:r>
         <w:fldChar w:fldCharType="end"/>
       </w:r>
-      <w:bookmarkEnd w:id="167"/>
+      <w:bookmarkEnd w:id="187"/>
       <w:r>
         <w:t xml:space="preserve"> – </w:t>
       </w:r>
@@ -44159,14 +47771,14 @@
         <w:fldChar w:fldCharType="begin"/>
       </w:r>
       <w:r>
-        <w:instrText xml:space="preserve"> REF Sts_tbl_52 \h \* MERGEFORMAT </w:instrText>
+        <w:instrText xml:space="preserve"> REF Sts_tbl_62 \h \* MERGEFORMAT </w:instrText>
       </w:r>
       <w:r>
         <w:fldChar w:fldCharType="separate"/>
       </w:r>
       <w:r>
         <w:rPr/>
-        <w:t xml:space="preserve">Table 52</w:t>
+        <w:t xml:space="preserve">Table 62</w:t>
       </w:r>
       <w:r>
         <w:fldChar w:fldCharType="end"/>
@@ -44210,7 +47822,7 @@
       <w:pPr>
         <w:pStyle w:val="TABLE-title"/>
       </w:pPr>
-      <w:bookmarkStart w:name="Sts_tbl_52" w:id="168"/>
+      <w:bookmarkStart w:name="Sts_tbl_62" w:id="188"/>
       <w:r>
         <w:t xml:space="preserve">Table </w:t>
       </w:r>
@@ -44225,12 +47837,12 @@
       </w:r>
       <w:r>
         <w:rPr/>
-        <w:t xml:space="preserve">52</w:t>
+        <w:t xml:space="preserve">62</w:t>
       </w:r>
       <w:r>
         <w:fldChar w:fldCharType="end"/>
       </w:r>
-      <w:bookmarkEnd w:id="168"/>
+      <w:bookmarkEnd w:id="188"/>
       <w:r>
         <w:t xml:space="preserve"> – </w:t>
       </w:r>
@@ -44440,12 +48052,12 @@
       <w:pPr>
         <w:pStyle w:val="Heading3"/>
       </w:pPr>
-      <w:bookmarkStart w:name="Sts_sec_6_7_15" w:id="169"/>
+      <w:bookmarkStart w:name="Sts_sec_6_7_15" w:id="189"/>
       <w:r>
         <w:rPr/>
         <w:t xml:space="preserve">RemoteCommand Method</w:t>
       </w:r>
-      <w:bookmarkEnd w:id="169"/>
+      <w:bookmarkEnd w:id="189"/>
     </w:p>
     <w:p>
       <w:pPr>
@@ -44547,7 +48159,7 @@
                     <pic:cNvPicPr/>
                   </pic:nvPicPr>
                   <pic:blipFill>
-                    <a:blip r:embed="R140d56397d22443c"/>
+                    <a:blip r:embed="Rf0d56decb67d491e"/>
                     <a:stretch>
                       <a:fillRect/>
                     </a:stretch>
@@ -44572,7 +48184,7 @@
       <w:pPr>
         <w:pStyle w:val="FIGURE-title"/>
       </w:pPr>
-      <w:bookmarkStart w:name="Sts_fig_19" w:id="170"/>
+      <w:bookmarkStart w:name="Sts_fig_19" w:id="190"/>
       <w:r>
         <w:t xml:space="preserve">Figure </w:t>
       </w:r>
@@ -44592,7 +48204,7 @@
       <w:r>
         <w:fldChar w:fldCharType="end"/>
       </w:r>
-      <w:bookmarkEnd w:id="170"/>
+      <w:bookmarkEnd w:id="190"/>
       <w:r>
         <w:t xml:space="preserve"> – </w:t>
       </w:r>
@@ -44622,7 +48234,7 @@
                     <pic:cNvPicPr/>
                   </pic:nvPicPr>
                   <pic:blipFill>
-                    <a:blip r:embed="Rbdf52c80dc94487c"/>
+                    <a:blip r:embed="R0906d20a7d6a4142"/>
                     <a:stretch>
                       <a:fillRect/>
                     </a:stretch>
@@ -44647,7 +48259,7 @@
       <w:pPr>
         <w:pStyle w:val="FIGURE-title"/>
       </w:pPr>
-      <w:bookmarkStart w:name="Sts_fig_20" w:id="171"/>
+      <w:bookmarkStart w:name="Sts_fig_20" w:id="191"/>
       <w:r>
         <w:t xml:space="preserve">Figure </w:t>
       </w:r>
@@ -44667,7 +48279,7 @@
       <w:r>
         <w:fldChar w:fldCharType="end"/>
       </w:r>
-      <w:bookmarkEnd w:id="171"/>
+      <w:bookmarkEnd w:id="191"/>
       <w:r>
         <w:t xml:space="preserve"> – </w:t>
       </w:r>
@@ -44698,14 +48310,14 @@
         <w:fldChar w:fldCharType="begin"/>
       </w:r>
       <w:r>
-        <w:instrText xml:space="preserve"> REF Sts_tbl_53 \h \* MERGEFORMAT </w:instrText>
+        <w:instrText xml:space="preserve"> REF Sts_tbl_63 \h \* MERGEFORMAT </w:instrText>
       </w:r>
       <w:r>
         <w:fldChar w:fldCharType="separate"/>
       </w:r>
       <w:r>
         <w:rPr/>
-        <w:t xml:space="preserve">Table 53</w:t>
+        <w:t xml:space="preserve">Table 63</w:t>
       </w:r>
       <w:r>
         <w:fldChar w:fldCharType="end"/>
@@ -44742,7 +48354,7 @@
       <w:pPr>
         <w:pStyle w:val="TABLE-title"/>
       </w:pPr>
-      <w:bookmarkStart w:name="Sts_tbl_53" w:id="172"/>
+      <w:bookmarkStart w:name="Sts_tbl_63" w:id="192"/>
       <w:r>
         <w:t xml:space="preserve">Table </w:t>
       </w:r>
@@ -44757,12 +48369,12 @@
       </w:r>
       <w:r>
         <w:rPr/>
-        <w:t xml:space="preserve">53</w:t>
+        <w:t xml:space="preserve">63</w:t>
       </w:r>
       <w:r>
         <w:fldChar w:fldCharType="end"/>
       </w:r>
-      <w:bookmarkEnd w:id="172"/>
+      <w:bookmarkEnd w:id="192"/>
       <w:r>
         <w:t xml:space="preserve"> – </w:t>
       </w:r>
@@ -44910,14 +48522,14 @@
         <w:fldChar w:fldCharType="begin"/>
       </w:r>
       <w:r>
-        <w:instrText xml:space="preserve"> REF Sts_tbl_54 \h \* MERGEFORMAT </w:instrText>
+        <w:instrText xml:space="preserve"> REF Sts_tbl_64 \h \* MERGEFORMAT </w:instrText>
       </w:r>
       <w:r>
         <w:fldChar w:fldCharType="separate"/>
       </w:r>
       <w:r>
         <w:rPr/>
-        <w:t xml:space="preserve">Table 54</w:t>
+        <w:t xml:space="preserve">Table 64</w:t>
       </w:r>
       <w:r>
         <w:fldChar w:fldCharType="end"/>
@@ -44931,7 +48543,7 @@
       <w:pPr>
         <w:pStyle w:val="TABLE-title"/>
       </w:pPr>
-      <w:bookmarkStart w:name="Sts_tbl_54" w:id="173"/>
+      <w:bookmarkStart w:name="Sts_tbl_64" w:id="193"/>
       <w:r>
         <w:t xml:space="preserve">Table </w:t>
       </w:r>
@@ -44946,12 +48558,12 @@
       </w:r>
       <w:r>
         <w:rPr/>
-        <w:t xml:space="preserve">54</w:t>
+        <w:t xml:space="preserve">64</w:t>
       </w:r>
       <w:r>
         <w:fldChar w:fldCharType="end"/>
       </w:r>
-      <w:bookmarkEnd w:id="173"/>
+      <w:bookmarkEnd w:id="193"/>
       <w:r>
         <w:t xml:space="preserve"> – </w:t>
       </w:r>
@@ -45489,14 +49101,14 @@
         <w:fldChar w:fldCharType="begin"/>
       </w:r>
       <w:r>
-        <w:instrText xml:space="preserve"> REF Sts_tbl_55 \h \* MERGEFORMAT </w:instrText>
+        <w:instrText xml:space="preserve"> REF Sts_tbl_65 \h \* MERGEFORMAT </w:instrText>
       </w:r>
       <w:r>
         <w:fldChar w:fldCharType="separate"/>
       </w:r>
       <w:r>
         <w:rPr/>
-        <w:t xml:space="preserve">Table 55</w:t>
+        <w:t xml:space="preserve">Table 65</w:t>
       </w:r>
       <w:r>
         <w:fldChar w:fldCharType="end"/>
@@ -45549,14 +49161,14 @@
         <w:fldChar w:fldCharType="begin"/>
       </w:r>
       <w:r>
-        <w:instrText xml:space="preserve"> REF Sts_tbl_53 \h \* MERGEFORMAT </w:instrText>
+        <w:instrText xml:space="preserve"> REF Sts_tbl_63 \h \* MERGEFORMAT </w:instrText>
       </w:r>
       <w:r>
         <w:fldChar w:fldCharType="separate"/>
       </w:r>
       <w:r>
         <w:rPr/>
-        <w:t xml:space="preserve">Table 53</w:t>
+        <w:t xml:space="preserve">Table 63</w:t>
       </w:r>
       <w:r>
         <w:fldChar w:fldCharType="end"/>
@@ -45570,7 +49182,7 @@
       <w:pPr>
         <w:pStyle w:val="TABLE-title"/>
       </w:pPr>
-      <w:bookmarkStart w:name="Sts_tbl_55" w:id="174"/>
+      <w:bookmarkStart w:name="Sts_tbl_65" w:id="194"/>
       <w:r>
         <w:t xml:space="preserve">Table </w:t>
       </w:r>
@@ -45585,12 +49197,12 @@
       </w:r>
       <w:r>
         <w:rPr/>
-        <w:t xml:space="preserve">55</w:t>
+        <w:t xml:space="preserve">65</w:t>
       </w:r>
       <w:r>
         <w:fldChar w:fldCharType="end"/>
       </w:r>
-      <w:bookmarkEnd w:id="174"/>
+      <w:bookmarkEnd w:id="194"/>
       <w:r>
         <w:t xml:space="preserve"> – </w:t>
       </w:r>
@@ -45878,12 +49490,12 @@
       <w:pPr>
         <w:pStyle w:val="Heading3"/>
       </w:pPr>
-      <w:bookmarkStart w:name="Sts_sec_6_7_16" w:id="175"/>
+      <w:bookmarkStart w:name="Sts_sec_6_7_16" w:id="195"/>
       <w:r>
         <w:rPr/>
         <w:t xml:space="preserve">SetInterlock Method</w:t>
       </w:r>
-      <w:bookmarkEnd w:id="175"/>
+      <w:bookmarkEnd w:id="195"/>
     </w:p>
     <w:p>
       <w:pPr>
@@ -45937,14 +49549,14 @@
         <w:fldChar w:fldCharType="begin"/>
       </w:r>
       <w:r>
-        <w:instrText xml:space="preserve"> REF Sts_tbl_56 \h \* MERGEFORMAT </w:instrText>
+        <w:instrText xml:space="preserve"> REF Sts_tbl_66 \h \* MERGEFORMAT </w:instrText>
       </w:r>
       <w:r>
         <w:fldChar w:fldCharType="separate"/>
       </w:r>
       <w:r>
         <w:rPr/>
-        <w:t xml:space="preserve">Table 56</w:t>
+        <w:t xml:space="preserve">Table 66</w:t>
       </w:r>
       <w:r>
         <w:fldChar w:fldCharType="end"/>
@@ -45989,7 +49601,7 @@
       <w:pPr>
         <w:pStyle w:val="TABLE-title"/>
       </w:pPr>
-      <w:bookmarkStart w:name="Sts_tbl_56" w:id="176"/>
+      <w:bookmarkStart w:name="Sts_tbl_66" w:id="196"/>
       <w:r>
         <w:t xml:space="preserve">Table </w:t>
       </w:r>
@@ -46004,12 +49616,12 @@
       </w:r>
       <w:r>
         <w:rPr/>
-        <w:t xml:space="preserve">56</w:t>
+        <w:t xml:space="preserve">66</w:t>
       </w:r>
       <w:r>
         <w:fldChar w:fldCharType="end"/>
       </w:r>
-      <w:bookmarkEnd w:id="176"/>
+      <w:bookmarkEnd w:id="196"/>
       <w:r>
         <w:t xml:space="preserve"> – </w:t>
       </w:r>
@@ -46153,14 +49765,14 @@
         <w:fldChar w:fldCharType="begin"/>
       </w:r>
       <w:r>
-        <w:instrText xml:space="preserve"> REF Sts_tbl_57 \h \* MERGEFORMAT </w:instrText>
+        <w:instrText xml:space="preserve"> REF Sts_tbl_67 \h \* MERGEFORMAT </w:instrText>
       </w:r>
       <w:r>
         <w:fldChar w:fldCharType="separate"/>
       </w:r>
       <w:r>
         <w:rPr/>
-        <w:t xml:space="preserve">Table 57</w:t>
+        <w:t xml:space="preserve">Table 67</w:t>
       </w:r>
       <w:r>
         <w:fldChar w:fldCharType="end"/>
@@ -46170,7 +49782,7 @@
       <w:pPr>
         <w:pStyle w:val="TABLE-title"/>
       </w:pPr>
-      <w:bookmarkStart w:name="Sts_tbl_57" w:id="177"/>
+      <w:bookmarkStart w:name="Sts_tbl_67" w:id="197"/>
       <w:r>
         <w:t xml:space="preserve">Table </w:t>
       </w:r>
@@ -46185,12 +49797,12 @@
       </w:r>
       <w:r>
         <w:rPr/>
-        <w:t xml:space="preserve">57</w:t>
+        <w:t xml:space="preserve">67</w:t>
       </w:r>
       <w:r>
         <w:fldChar w:fldCharType="end"/>
       </w:r>
-      <w:bookmarkEnd w:id="177"/>
+      <w:bookmarkEnd w:id="197"/>
       <w:r>
         <w:t xml:space="preserve"> – </w:t>
       </w:r>
@@ -46728,14 +50340,14 @@
         <w:fldChar w:fldCharType="begin"/>
       </w:r>
       <w:r>
-        <w:instrText xml:space="preserve"> REF Sts_tbl_58 \h \* MERGEFORMAT </w:instrText>
+        <w:instrText xml:space="preserve"> REF Sts_tbl_68 \h \* MERGEFORMAT </w:instrText>
       </w:r>
       <w:r>
         <w:fldChar w:fldCharType="separate"/>
       </w:r>
       <w:r>
         <w:rPr/>
-        <w:t xml:space="preserve">Table 58</w:t>
+        <w:t xml:space="preserve">Table 68</w:t>
       </w:r>
       <w:r>
         <w:fldChar w:fldCharType="end"/>
@@ -46788,14 +50400,14 @@
         <w:fldChar w:fldCharType="begin"/>
       </w:r>
       <w:r>
-        <w:instrText xml:space="preserve"> REF Sts_tbl_56 \h \* MERGEFORMAT </w:instrText>
+        <w:instrText xml:space="preserve"> REF Sts_tbl_66 \h \* MERGEFORMAT </w:instrText>
       </w:r>
       <w:r>
         <w:fldChar w:fldCharType="separate"/>
       </w:r>
       <w:r>
         <w:rPr/>
-        <w:t xml:space="preserve">Table 56</w:t>
+        <w:t xml:space="preserve">Table 66</w:t>
       </w:r>
       <w:r>
         <w:fldChar w:fldCharType="end"/>
@@ -46809,7 +50421,7 @@
       <w:pPr>
         <w:pStyle w:val="TABLE-title"/>
       </w:pPr>
-      <w:bookmarkStart w:name="Sts_tbl_58" w:id="178"/>
+      <w:bookmarkStart w:name="Sts_tbl_68" w:id="198"/>
       <w:r>
         <w:t xml:space="preserve">Table </w:t>
       </w:r>
@@ -46824,12 +50436,12 @@
       </w:r>
       <w:r>
         <w:rPr/>
-        <w:t xml:space="preserve">58</w:t>
+        <w:t xml:space="preserve">68</w:t>
       </w:r>
       <w:r>
         <w:fldChar w:fldCharType="end"/>
       </w:r>
-      <w:bookmarkEnd w:id="178"/>
+      <w:bookmarkEnd w:id="198"/>
       <w:r>
         <w:t xml:space="preserve"> – </w:t>
       </w:r>
@@ -47117,12 +50729,12 @@
       <w:pPr>
         <w:pStyle w:val="Heading3"/>
       </w:pPr>
-      <w:bookmarkStart w:name="Sts_sec_6_7_17" w:id="179"/>
+      <w:bookmarkStart w:name="Sts_sec_6_7_17" w:id="199"/>
       <w:r>
         <w:rPr/>
         <w:t xml:space="preserve">SetParameter Method</w:t>
       </w:r>
-      <w:bookmarkEnd w:id="179"/>
+      <w:bookmarkEnd w:id="199"/>
     </w:p>
     <w:p>
       <w:pPr>
@@ -47184,7 +50796,7 @@
       <w:pPr>
         <w:pStyle w:val="TABLE-title"/>
       </w:pPr>
-      <w:bookmarkStart w:name="Sts_tbl_59" w:id="180"/>
+      <w:bookmarkStart w:name="Sts_tbl_69" w:id="200"/>
       <w:r>
         <w:t xml:space="preserve">Table </w:t>
       </w:r>
@@ -47199,12 +50811,12 @@
       </w:r>
       <w:r>
         <w:rPr/>
-        <w:t xml:space="preserve">59</w:t>
+        <w:t xml:space="preserve">69</w:t>
       </w:r>
       <w:r>
         <w:fldChar w:fldCharType="end"/>
       </w:r>
-      <w:bookmarkEnd w:id="180"/>
+      <w:bookmarkEnd w:id="200"/>
       <w:r>
         <w:t xml:space="preserve"> – </w:t>
       </w:r>
@@ -47316,14 +50928,14 @@
         <w:fldChar w:fldCharType="begin"/>
       </w:r>
       <w:r>
-        <w:instrText xml:space="preserve"> REF Sts_tbl_60 \h \* MERGEFORMAT </w:instrText>
+        <w:instrText xml:space="preserve"> REF Sts_tbl_70 \h \* MERGEFORMAT </w:instrText>
       </w:r>
       <w:r>
         <w:fldChar w:fldCharType="separate"/>
       </w:r>
       <w:r>
         <w:rPr/>
-        <w:t xml:space="preserve">Table 60</w:t>
+        <w:t xml:space="preserve">Table 70</w:t>
       </w:r>
       <w:r>
         <w:fldChar w:fldCharType="end"/>
@@ -47333,7 +50945,7 @@
       <w:pPr>
         <w:pStyle w:val="TABLE-title"/>
       </w:pPr>
-      <w:bookmarkStart w:name="Sts_tbl_60" w:id="181"/>
+      <w:bookmarkStart w:name="Sts_tbl_70" w:id="201"/>
       <w:r>
         <w:t xml:space="preserve">Table </w:t>
       </w:r>
@@ -47348,12 +50960,12 @@
       </w:r>
       <w:r>
         <w:rPr/>
-        <w:t xml:space="preserve">60</w:t>
+        <w:t xml:space="preserve">70</w:t>
       </w:r>
       <w:r>
         <w:fldChar w:fldCharType="end"/>
       </w:r>
-      <w:bookmarkEnd w:id="181"/>
+      <w:bookmarkEnd w:id="201"/>
       <w:r>
         <w:t xml:space="preserve"> – </w:t>
       </w:r>
@@ -47683,14 +51295,14 @@
         <w:fldChar w:fldCharType="begin"/>
       </w:r>
       <w:r>
-        <w:instrText xml:space="preserve"> REF Sts_tbl_61 \h \* MERGEFORMAT </w:instrText>
+        <w:instrText xml:space="preserve"> REF Sts_tbl_71 \h \* MERGEFORMAT </w:instrText>
       </w:r>
       <w:r>
         <w:fldChar w:fldCharType="separate"/>
       </w:r>
       <w:r>
         <w:rPr/>
-        <w:t xml:space="preserve">Table 61</w:t>
+        <w:t xml:space="preserve">Table 71</w:t>
       </w:r>
       <w:r>
         <w:fldChar w:fldCharType="end"/>
@@ -47743,14 +51355,14 @@
         <w:fldChar w:fldCharType="begin"/>
       </w:r>
       <w:r>
-        <w:instrText xml:space="preserve"> REF Sts_tbl_59 \h \* MERGEFORMAT </w:instrText>
+        <w:instrText xml:space="preserve"> REF Sts_tbl_69 \h \* MERGEFORMAT </w:instrText>
       </w:r>
       <w:r>
         <w:fldChar w:fldCharType="separate"/>
       </w:r>
       <w:r>
         <w:rPr/>
-        <w:t xml:space="preserve">Table 59</w:t>
+        <w:t xml:space="preserve">Table 69</w:t>
       </w:r>
       <w:r>
         <w:fldChar w:fldCharType="end"/>
@@ -47764,7 +51376,7 @@
       <w:pPr>
         <w:pStyle w:val="TABLE-title"/>
       </w:pPr>
-      <w:bookmarkStart w:name="Sts_tbl_61" w:id="182"/>
+      <w:bookmarkStart w:name="Sts_tbl_71" w:id="202"/>
       <w:r>
         <w:t xml:space="preserve">Table </w:t>
       </w:r>
@@ -47779,12 +51391,12 @@
       </w:r>
       <w:r>
         <w:rPr/>
-        <w:t xml:space="preserve">61</w:t>
+        <w:t xml:space="preserve">71</w:t>
       </w:r>
       <w:r>
         <w:fldChar w:fldCharType="end"/>
       </w:r>
-      <w:bookmarkEnd w:id="182"/>
+      <w:bookmarkEnd w:id="202"/>
       <w:r>
         <w:t xml:space="preserve"> – </w:t>
       </w:r>
@@ -48072,23 +51684,23 @@
       <w:pPr>
         <w:pStyle w:val="Heading2"/>
       </w:pPr>
-      <w:bookmarkStart w:name="Sts_sec_6_8" w:id="183"/>
+      <w:bookmarkStart w:name="Sts_sec_6_8" w:id="203"/>
       <w:r>
         <w:rPr/>
         <w:t xml:space="preserve">Alarms</w:t>
       </w:r>
-      <w:bookmarkEnd w:id="183"/>
+      <w:bookmarkEnd w:id="203"/>
     </w:p>
     <w:p>
       <w:pPr>
         <w:pStyle w:val="Heading3"/>
       </w:pPr>
-      <w:bookmarkStart w:name="Sts_sec_6_8_1" w:id="184"/>
+      <w:bookmarkStart w:name="Sts_sec_6_8_1" w:id="204"/>
       <w:r>
         <w:rPr/>
         <w:t xml:space="preserve">Overview</w:t>
       </w:r>
-      <w:bookmarkEnd w:id="184"/>
+      <w:bookmarkEnd w:id="204"/>
     </w:p>
     <w:p>
       <w:pPr>
@@ -48143,23 +51755,23 @@
       <w:pPr>
         <w:pStyle w:val="Heading3"/>
       </w:pPr>
-      <w:bookmarkStart w:name="Sts_sec_6_8_2" w:id="185"/>
+      <w:bookmarkStart w:name="Sts_sec_6_8_2" w:id="205"/>
       <w:r>
         <w:rPr/>
         <w:t xml:space="preserve">Alarm Tags</w:t>
       </w:r>
-      <w:bookmarkEnd w:id="185"/>
+      <w:bookmarkEnd w:id="205"/>
     </w:p>
     <w:p>
       <w:pPr>
         <w:pStyle w:val="Heading4"/>
       </w:pPr>
-      <w:bookmarkStart w:name="Sts_sec_6_8_2_1" w:id="186"/>
+      <w:bookmarkStart w:name="Sts_sec_6_8_2_1" w:id="206"/>
       <w:r>
         <w:rPr/>
         <w:t xml:space="preserve">Overview</w:t>
       </w:r>
-      <w:bookmarkEnd w:id="186"/>
+      <w:bookmarkEnd w:id="206"/>
     </w:p>
     <w:p>
       <w:pPr>
@@ -48184,12 +51796,12 @@
       <w:pPr>
         <w:pStyle w:val="Heading4"/>
       </w:pPr>
-      <w:bookmarkStart w:name="Sts_sec_6_8_2_2" w:id="187"/>
+      <w:bookmarkStart w:name="Sts_sec_6_8_2_2" w:id="207"/>
       <w:r>
         <w:rPr/>
         <w:t xml:space="preserve">PackMLEventDataType</w:t>
       </w:r>
-      <w:bookmarkEnd w:id="187"/>
+      <w:bookmarkEnd w:id="207"/>
     </w:p>
     <w:p>
       <w:pPr>
@@ -48203,14 +51815,14 @@
         <w:fldChar w:fldCharType="begin"/>
       </w:r>
       <w:r>
-        <w:instrText xml:space="preserve"> REF Sts_tbl_62 \h \* MERGEFORMAT </w:instrText>
+        <w:instrText xml:space="preserve"> REF Sts_tbl_72 \h \* MERGEFORMAT </w:instrText>
       </w:r>
       <w:r>
         <w:fldChar w:fldCharType="separate"/>
       </w:r>
       <w:r>
         <w:rPr/>
-        <w:t xml:space="preserve">Table 62</w:t>
+        <w:t xml:space="preserve">Table 72</w:t>
       </w:r>
       <w:r>
         <w:fldChar w:fldCharType="end"/>
@@ -48224,7 +51836,7 @@
       <w:pPr>
         <w:pStyle w:val="TABLE-title"/>
       </w:pPr>
-      <w:bookmarkStart w:name="Sts_tbl_62" w:id="188"/>
+      <w:bookmarkStart w:name="Sts_tbl_72" w:id="208"/>
       <w:r>
         <w:t xml:space="preserve">Table </w:t>
       </w:r>
@@ -48239,12 +51851,12 @@
       </w:r>
       <w:r>
         <w:rPr/>
-        <w:t xml:space="preserve">62</w:t>
+        <w:t xml:space="preserve">72</w:t>
       </w:r>
       <w:r>
         <w:fldChar w:fldCharType="end"/>
       </w:r>
-      <w:bookmarkEnd w:id="188"/>
+      <w:bookmarkEnd w:id="208"/>
       <w:r>
         <w:t xml:space="preserve"> – </w:t>
       </w:r>
@@ -48689,12 +52301,12 @@
       <w:pPr>
         <w:pStyle w:val="Heading3"/>
       </w:pPr>
-      <w:bookmarkStart w:name="Sts_sec_6_8_3" w:id="189"/>
+      <w:bookmarkStart w:name="Sts_sec_6_8_3" w:id="209"/>
       <w:r>
         <w:rPr/>
         <w:t xml:space="preserve">Alarm Events</w:t>
       </w:r>
-      <w:bookmarkEnd w:id="189"/>
+      <w:bookmarkEnd w:id="209"/>
     </w:p>
     <w:p>
       <w:pPr>
@@ -48709,23 +52321,23 @@
       <w:pPr>
         <w:pStyle w:val="Heading1"/>
       </w:pPr>
-      <w:bookmarkStart w:name="Sts_sec_7" w:id="190"/>
+      <w:bookmarkStart w:name="Sts_sec_7" w:id="210"/>
       <w:r>
         <w:rPr/>
         <w:t xml:space="preserve">Profiles and Conformance Units</w:t>
       </w:r>
-      <w:bookmarkEnd w:id="190"/>
+      <w:bookmarkEnd w:id="210"/>
     </w:p>
     <w:p>
       <w:pPr>
         <w:pStyle w:val="Heading2"/>
       </w:pPr>
-      <w:bookmarkStart w:name="Sts_sec_7_1" w:id="191"/>
+      <w:bookmarkStart w:name="Sts_sec_7_1" w:id="211"/>
       <w:r>
         <w:rPr/>
         <w:t xml:space="preserve">Conformance Units</w:t>
       </w:r>
-      <w:bookmarkEnd w:id="191"/>
+      <w:bookmarkEnd w:id="211"/>
     </w:p>
     <w:p>
       <w:pPr>
@@ -48735,14 +52347,14 @@
         <w:fldChar w:fldCharType="begin"/>
       </w:r>
       <w:r>
-        <w:instrText xml:space="preserve"> REF Sts_tbl_63 \h \* MERGEFORMAT </w:instrText>
+        <w:instrText xml:space="preserve"> REF Sts_tbl_73 \h \* MERGEFORMAT </w:instrText>
       </w:r>
       <w:r>
         <w:fldChar w:fldCharType="separate"/>
       </w:r>
       <w:r>
         <w:rPr/>
-        <w:t xml:space="preserve">Table 63</w:t>
+        <w:t xml:space="preserve">Table 73</w:t>
       </w:r>
       <w:r>
         <w:fldChar w:fldCharType="end"/>
@@ -48756,7 +52368,7 @@
       <w:pPr>
         <w:pStyle w:val="TABLE-title"/>
       </w:pPr>
-      <w:bookmarkStart w:name="Sts_tbl_63" w:id="192"/>
+      <w:bookmarkStart w:name="Sts_tbl_73" w:id="212"/>
       <w:r>
         <w:t xml:space="preserve">Table </w:t>
       </w:r>
@@ -48771,12 +52383,12 @@
       </w:r>
       <w:r>
         <w:rPr/>
-        <w:t xml:space="preserve">63</w:t>
+        <w:t xml:space="preserve">73</w:t>
       </w:r>
       <w:r>
         <w:fldChar w:fldCharType="end"/>
       </w:r>
-      <w:bookmarkEnd w:id="192"/>
+      <w:bookmarkEnd w:id="212"/>
       <w:r>
         <w:t xml:space="preserve"> – </w:t>
       </w:r>
@@ -52666,23 +56278,23 @@
       <w:pPr>
         <w:pStyle w:val="Heading2"/>
       </w:pPr>
-      <w:bookmarkStart w:name="Sts_sec_7_2" w:id="193"/>
+      <w:bookmarkStart w:name="Sts_sec_7_2" w:id="213"/>
       <w:r>
         <w:rPr/>
         <w:t xml:space="preserve">Profiles</w:t>
       </w:r>
-      <w:bookmarkEnd w:id="193"/>
+      <w:bookmarkEnd w:id="213"/>
     </w:p>
     <w:p>
       <w:pPr>
         <w:pStyle w:val="Heading3"/>
       </w:pPr>
-      <w:bookmarkStart w:name="Sts_sec_7_2_1" w:id="194"/>
+      <w:bookmarkStart w:name="Sts_sec_7_2_1" w:id="214"/>
       <w:r>
         <w:rPr/>
         <w:t xml:space="preserve">Profile list</w:t>
       </w:r>
-      <w:bookmarkEnd w:id="194"/>
+      <w:bookmarkEnd w:id="214"/>
     </w:p>
     <w:p>
       <w:pPr>
@@ -52692,14 +56304,14 @@
         <w:fldChar w:fldCharType="begin"/>
       </w:r>
       <w:r>
-        <w:instrText xml:space="preserve"> REF Sts_tbl_64 \h \* MERGEFORMAT </w:instrText>
+        <w:instrText xml:space="preserve"> REF Sts_tbl_74 \h \* MERGEFORMAT </w:instrText>
       </w:r>
       <w:r>
         <w:fldChar w:fldCharType="separate"/>
       </w:r>
       <w:r>
         <w:rPr/>
-        <w:t xml:space="preserve">Table 64</w:t>
+        <w:t xml:space="preserve">Table 74</w:t>
       </w:r>
       <w:r>
         <w:fldChar w:fldCharType="end"/>
@@ -52713,7 +56325,7 @@
       <w:pPr>
         <w:pStyle w:val="TABLE-title"/>
       </w:pPr>
-      <w:bookmarkStart w:name="Sts_tbl_64" w:id="195"/>
+      <w:bookmarkStart w:name="Sts_tbl_74" w:id="215"/>
       <w:r>
         <w:t xml:space="preserve">Table </w:t>
       </w:r>
@@ -52728,12 +56340,12 @@
       </w:r>
       <w:r>
         <w:rPr/>
-        <w:t xml:space="preserve">64</w:t>
+        <w:t xml:space="preserve">74</w:t>
       </w:r>
       <w:r>
         <w:fldChar w:fldCharType="end"/>
       </w:r>
-      <w:bookmarkEnd w:id="195"/>
+      <w:bookmarkEnd w:id="215"/>
       <w:r>
         <w:t xml:space="preserve"> – </w:t>
       </w:r>
@@ -52814,7 +56426,7 @@
             <w:pPr>
               <w:pStyle w:val="TABLE-cell"/>
             </w:pPr>
-            <w:hyperlink r:id="Rac09cd837a9541df">
+            <w:hyperlink r:id="R7c4eecf5ee5a4a70">
               <w:r>
                 <w:rPr>
                   <w:rStyle w:val="Hyperlink"/>
@@ -52850,7 +56462,7 @@
             <w:pPr>
               <w:pStyle w:val="TABLE-cell"/>
             </w:pPr>
-            <w:hyperlink r:id="R0a6884b5b134461c">
+            <w:hyperlink r:id="Rb29a340680c74a77">
               <w:r>
                 <w:rPr>
                   <w:rStyle w:val="Hyperlink"/>
@@ -52871,23 +56483,23 @@
       <w:pPr>
         <w:pStyle w:val="Heading3"/>
       </w:pPr>
-      <w:bookmarkStart w:name="Sts_sec_7_2_2" w:id="196"/>
+      <w:bookmarkStart w:name="Sts_sec_7_2_2" w:id="216"/>
       <w:r>
         <w:rPr/>
         <w:t xml:space="preserve">PackML Facets</w:t>
       </w:r>
-      <w:bookmarkEnd w:id="196"/>
+      <w:bookmarkEnd w:id="216"/>
     </w:p>
     <w:p>
       <w:pPr>
         <w:pStyle w:val="Heading4"/>
       </w:pPr>
-      <w:bookmarkStart w:name="Sts_sec_7_2_2_1" w:id="197"/>
+      <w:bookmarkStart w:name="Sts_sec_7_2_2_1" w:id="217"/>
       <w:r>
         <w:rPr/>
         <w:t xml:space="preserve">Overview</w:t>
       </w:r>
-      <w:bookmarkEnd w:id="197"/>
+      <w:bookmarkEnd w:id="217"/>
     </w:p>
     <w:p>
       <w:pPr>
@@ -52902,12 +56514,12 @@
       <w:pPr>
         <w:pStyle w:val="Heading4"/>
       </w:pPr>
-      <w:bookmarkStart w:name="Sts_sec_7_2_2_2" w:id="198"/>
+      <w:bookmarkStart w:name="Sts_sec_7_2_2_2" w:id="218"/>
       <w:r>
         <w:rPr/>
         <w:t xml:space="preserve">PackML Base Functionality Server Facet</w:t>
       </w:r>
-      <w:bookmarkEnd w:id="198"/>
+      <w:bookmarkEnd w:id="218"/>
     </w:p>
     <w:p>
       <w:pPr>
@@ -52922,7 +56534,7 @@
       <w:pPr>
         <w:pStyle w:val="TABLE-title"/>
       </w:pPr>
-      <w:bookmarkStart w:name="Sts_tbl_65" w:id="199"/>
+      <w:bookmarkStart w:name="Sts_tbl_75" w:id="219"/>
       <w:r>
         <w:t xml:space="preserve">Table </w:t>
       </w:r>
@@ -52937,12 +56549,12 @@
       </w:r>
       <w:r>
         <w:rPr/>
-        <w:t xml:space="preserve">65</w:t>
+        <w:t xml:space="preserve">75</w:t>
       </w:r>
       <w:r>
         <w:fldChar w:fldCharType="end"/>
       </w:r>
-      <w:bookmarkEnd w:id="199"/>
+      <w:bookmarkEnd w:id="219"/>
       <w:r>
         <w:t xml:space="preserve"> – </w:t>
       </w:r>
@@ -54952,23 +58564,23 @@
       <w:pPr>
         <w:pStyle w:val="Heading3"/>
       </w:pPr>
-      <w:bookmarkStart w:name="Sts_sec_7_2_3" w:id="200"/>
+      <w:bookmarkStart w:name="Sts_sec_7_2_3" w:id="220"/>
       <w:r>
         <w:rPr/>
         <w:t xml:space="preserve">PackML Base</w:t>
       </w:r>
-      <w:bookmarkEnd w:id="200"/>
+      <w:bookmarkEnd w:id="220"/>
     </w:p>
     <w:p>
       <w:pPr>
         <w:pStyle w:val="Heading4"/>
       </w:pPr>
-      <w:bookmarkStart w:name="Sts_sec_7_2_3_1" w:id="201"/>
+      <w:bookmarkStart w:name="Sts_sec_7_2_3_1" w:id="221"/>
       <w:r>
         <w:rPr/>
         <w:t xml:space="preserve">Overview</w:t>
       </w:r>
-      <w:bookmarkEnd w:id="201"/>
+      <w:bookmarkEnd w:id="221"/>
     </w:p>
     <w:p>
       <w:pPr>
@@ -54983,12 +58595,12 @@
       <w:pPr>
         <w:pStyle w:val="Heading4"/>
       </w:pPr>
-      <w:bookmarkStart w:name="Sts_sec_7_2_3_2" w:id="202"/>
+      <w:bookmarkStart w:name="Sts_sec_7_2_3_2" w:id="222"/>
       <w:r>
         <w:rPr/>
         <w:t xml:space="preserve">PackML Base Functionality Client Facet</w:t>
       </w:r>
-      <w:bookmarkEnd w:id="202"/>
+      <w:bookmarkEnd w:id="222"/>
     </w:p>
     <w:p>
       <w:pPr>
@@ -55003,7 +58615,7 @@
       <w:pPr>
         <w:pStyle w:val="TABLE-title"/>
       </w:pPr>
-      <w:bookmarkStart w:name="Sts_tbl_66" w:id="203"/>
+      <w:bookmarkStart w:name="Sts_tbl_76" w:id="223"/>
       <w:r>
         <w:t xml:space="preserve">Table </w:t>
       </w:r>
@@ -55018,12 +58630,12 @@
       </w:r>
       <w:r>
         <w:rPr/>
-        <w:t xml:space="preserve">66</w:t>
+        <w:t xml:space="preserve">76</w:t>
       </w:r>
       <w:r>
         <w:fldChar w:fldCharType="end"/>
       </w:r>
-      <w:bookmarkEnd w:id="203"/>
+      <w:bookmarkEnd w:id="223"/>
       <w:r>
         <w:t xml:space="preserve"> – </w:t>
       </w:r>
@@ -57033,23 +60645,23 @@
       <w:pPr>
         <w:pStyle w:val="Heading1"/>
       </w:pPr>
-      <w:bookmarkStart w:name="Sts_sec_8" w:id="204"/>
+      <w:bookmarkStart w:name="Sts_sec_8" w:id="224"/>
       <w:r>
         <w:rPr/>
         <w:t xml:space="preserve">Namespaces</w:t>
       </w:r>
-      <w:bookmarkEnd w:id="204"/>
+      <w:bookmarkEnd w:id="224"/>
     </w:p>
     <w:p>
       <w:pPr>
         <w:pStyle w:val="Heading2"/>
       </w:pPr>
-      <w:bookmarkStart w:name="Sts_sec_8_1" w:id="205"/>
+      <w:bookmarkStart w:name="Sts_sec_8_1" w:id="225"/>
       <w:r>
         <w:rPr/>
         <w:t xml:space="preserve">Namespace Metadata</w:t>
       </w:r>
-      <w:bookmarkEnd w:id="205"/>
+      <w:bookmarkEnd w:id="225"/>
     </w:p>
     <w:p>
       <w:pPr>
@@ -57059,14 +60671,14 @@
         <w:fldChar w:fldCharType="begin"/>
       </w:r>
       <w:r>
-        <w:instrText xml:space="preserve"> REF Sts_tbl_67 \h \* MERGEFORMAT </w:instrText>
+        <w:instrText xml:space="preserve"> REF Sts_tbl_77 \h \* MERGEFORMAT </w:instrText>
       </w:r>
       <w:r>
         <w:fldChar w:fldCharType="separate"/>
       </w:r>
       <w:r>
         <w:rPr/>
-        <w:t xml:space="preserve">Table 67</w:t>
+        <w:t xml:space="preserve">Table 77</w:t>
       </w:r>
       <w:r>
         <w:fldChar w:fldCharType="end"/>
@@ -57178,7 +60790,7 @@
       <w:pPr>
         <w:pStyle w:val="TABLE-title"/>
       </w:pPr>
-      <w:bookmarkStart w:name="Sts_tbl_67" w:id="206"/>
+      <w:bookmarkStart w:name="Sts_tbl_77" w:id="226"/>
       <w:r>
         <w:t xml:space="preserve">Table </w:t>
       </w:r>
@@ -57193,12 +60805,12 @@
       </w:r>
       <w:r>
         <w:rPr/>
-        <w:t xml:space="preserve">67</w:t>
+        <w:t xml:space="preserve">77</w:t>
       </w:r>
       <w:r>
         <w:fldChar w:fldCharType="end"/>
       </w:r>
-      <w:bookmarkEnd w:id="206"/>
+      <w:bookmarkEnd w:id="226"/>
       <w:r>
         <w:t xml:space="preserve"> – </w:t>
       </w:r>
@@ -57440,7 +61052,7 @@
             </w:pPr>
             <w:r>
               <w:rPr/>
-              <w:t xml:space="preserve">2.0.2</w:t>
+              <w:t xml:space="preserve">2.0.3</w:t>
             </w:r>
           </w:p>
         </w:tc>
@@ -57697,12 +61309,12 @@
       <w:pPr>
         <w:pStyle w:val="Heading2"/>
       </w:pPr>
-      <w:bookmarkStart w:name="Sts_sec_8_2" w:id="207"/>
+      <w:bookmarkStart w:name="Sts_sec_8_2" w:id="227"/>
       <w:r>
         <w:rPr/>
         <w:t xml:space="preserve">Handling of OPC UA Namespaces</w:t>
       </w:r>
-      <w:bookmarkEnd w:id="207"/>
+      <w:bookmarkEnd w:id="227"/>
     </w:p>
     <w:p>
       <w:pPr>
@@ -57761,14 +61373,14 @@
         <w:fldChar w:fldCharType="begin"/>
       </w:r>
       <w:r>
-        <w:instrText xml:space="preserve"> REF Sts_tbl_68 \h \* MERGEFORMAT </w:instrText>
+        <w:instrText xml:space="preserve"> REF Sts_tbl_78 \h \* MERGEFORMAT </w:instrText>
       </w:r>
       <w:r>
         <w:fldChar w:fldCharType="separate"/>
       </w:r>
       <w:r>
         <w:rPr/>
-        <w:t xml:space="preserve">Table 68</w:t>
+        <w:t xml:space="preserve">Table 78</w:t>
       </w:r>
       <w:r>
         <w:fldChar w:fldCharType="end"/>
@@ -57782,7 +61394,7 @@
       <w:pPr>
         <w:pStyle w:val="TABLE-title"/>
       </w:pPr>
-      <w:bookmarkStart w:name="Sts_tbl_68" w:id="208"/>
+      <w:bookmarkStart w:name="Sts_tbl_78" w:id="228"/>
       <w:r>
         <w:t xml:space="preserve">Table </w:t>
       </w:r>
@@ -57797,12 +61409,12 @@
       </w:r>
       <w:r>
         <w:rPr/>
-        <w:t xml:space="preserve">68</w:t>
+        <w:t xml:space="preserve">78</w:t>
       </w:r>
       <w:r>
         <w:fldChar w:fldCharType="end"/>
       </w:r>
-      <w:bookmarkEnd w:id="208"/>
+      <w:bookmarkEnd w:id="228"/>
       <w:r>
         <w:t xml:space="preserve"> – </w:t>
       </w:r>
@@ -58100,14 +61712,14 @@
         <w:fldChar w:fldCharType="begin"/>
       </w:r>
       <w:r>
-        <w:instrText xml:space="preserve"> REF Sts_tbl_69 \h \* MERGEFORMAT </w:instrText>
+        <w:instrText xml:space="preserve"> REF Sts_tbl_79 \h \* MERGEFORMAT </w:instrText>
       </w:r>
       <w:r>
         <w:fldChar w:fldCharType="separate"/>
       </w:r>
       <w:r>
         <w:rPr/>
-        <w:t xml:space="preserve">Table 69</w:t>
+        <w:t xml:space="preserve">Table 79</w:t>
       </w:r>
       <w:r>
         <w:fldChar w:fldCharType="end"/>
@@ -58141,7 +61753,7 @@
       <w:pPr>
         <w:pStyle w:val="TABLE-title"/>
       </w:pPr>
-      <w:bookmarkStart w:name="Sts_tbl_69" w:id="209"/>
+      <w:bookmarkStart w:name="Sts_tbl_79" w:id="229"/>
       <w:r>
         <w:t xml:space="preserve">Table </w:t>
       </w:r>
@@ -58156,12 +61768,12 @@
       </w:r>
       <w:r>
         <w:rPr/>
-        <w:t xml:space="preserve">69</w:t>
+        <w:t xml:space="preserve">79</w:t>
       </w:r>
       <w:r>
         <w:fldChar w:fldCharType="end"/>
       </w:r>
-      <w:bookmarkEnd w:id="209"/>
+      <w:bookmarkEnd w:id="229"/>
       <w:r>
         <w:t xml:space="preserve"> – </w:t>
       </w:r>
@@ -58433,18 +62045,18 @@
       <w:r>
         <w:br/>
       </w:r>
-      <w:bookmarkStart w:name="Sts_sec_A" w:id="210"/>
+      <w:bookmarkStart w:name="Sts_sec_A" w:id="230"/>
       <w:r>
         <w:rPr/>
         <w:t xml:space="preserve">Recommended localized names</w:t>
       </w:r>
-      <w:bookmarkEnd w:id="210"/>
+      <w:bookmarkEnd w:id="230"/>
     </w:p>
     <w:p>
       <w:pPr>
         <w:pStyle w:val="ANNEX-heading1"/>
       </w:pPr>
-      <w:bookmarkStart w:name="Sts_sec_A_1" w:id="211"/>
+      <w:bookmarkStart w:name="Sts_sec_A_1" w:id="231"/>
       <w:r>
         <w:rPr/>
         <w:t xml:space="preserve">Recommended state names for </w:t>
@@ -58465,18 +62077,18 @@
         </w:rPr>
         <w:t xml:space="preserve">Variables</w:t>
       </w:r>
-      <w:bookmarkEnd w:id="211"/>
+      <w:bookmarkEnd w:id="231"/>
     </w:p>
     <w:p>
       <w:pPr>
         <w:pStyle w:val="ANNEX-heading2"/>
       </w:pPr>
-      <w:bookmarkStart w:name="Sts_sec_A_1_1" w:id="212"/>
+      <w:bookmarkStart w:name="Sts_sec_A_1_1" w:id="232"/>
       <w:r>
         <w:rPr/>
         <w:t xml:space="preserve">LocaleID "en"</w:t>
       </w:r>
-      <w:bookmarkEnd w:id="212"/>
+      <w:bookmarkEnd w:id="232"/>
     </w:p>
     <w:p>
       <w:pPr>
@@ -58501,7 +62113,7 @@
       <w:pPr>
         <w:pStyle w:val="TABLE-title"/>
       </w:pPr>
-      <w:bookmarkStart w:name="Sts_tbl_70" w:id="213"/>
+      <w:bookmarkStart w:name="Sts_tbl_80" w:id="233"/>
       <w:r>
         <w:t xml:space="preserve">Table </w:t>
       </w:r>
@@ -58516,12 +62128,12 @@
       </w:r>
       <w:r>
         <w:rPr/>
-        <w:t xml:space="preserve">70</w:t>
+        <w:t xml:space="preserve">80</w:t>
       </w:r>
       <w:r>
         <w:fldChar w:fldCharType="end"/>
       </w:r>
-      <w:bookmarkEnd w:id="213"/>
+      <w:bookmarkEnd w:id="233"/>
       <w:r>
         <w:t xml:space="preserve"> – </w:t>
       </w:r>
@@ -59735,12 +63347,12 @@
       <w:pPr>
         <w:pStyle w:val="ANNEX-heading2"/>
       </w:pPr>
-      <w:bookmarkStart w:name="Sts_sec_A_1_2" w:id="214"/>
+      <w:bookmarkStart w:name="Sts_sec_A_1_2" w:id="234"/>
       <w:r>
         <w:rPr/>
         <w:t xml:space="preserve">LocaleID "de"</w:t>
       </w:r>
-      <w:bookmarkEnd w:id="214"/>
+      <w:bookmarkEnd w:id="234"/>
     </w:p>
     <w:p>
       <w:pPr>
@@ -59755,7 +63367,7 @@
       <w:pPr>
         <w:pStyle w:val="TABLE-title"/>
       </w:pPr>
-      <w:bookmarkStart w:name="Sts_tbl_71" w:id="215"/>
+      <w:bookmarkStart w:name="Sts_tbl_81" w:id="235"/>
       <w:r>
         <w:t xml:space="preserve">Table </w:t>
       </w:r>
@@ -59770,12 +63382,12 @@
       </w:r>
       <w:r>
         <w:rPr/>
-        <w:t xml:space="preserve">71</w:t>
+        <w:t xml:space="preserve">81</w:t>
       </w:r>
       <w:r>
         <w:fldChar w:fldCharType="end"/>
       </w:r>
-      <w:bookmarkEnd w:id="215"/>
+      <w:bookmarkEnd w:id="235"/>
       <w:r>
         <w:t xml:space="preserve"> – </w:t>
       </w:r>
@@ -60989,12 +64601,12 @@
       <w:pPr>
         <w:pStyle w:val="ANNEX-heading2"/>
       </w:pPr>
-      <w:bookmarkStart w:name="Sts_sec_A_1_3" w:id="216"/>
+      <w:bookmarkStart w:name="Sts_sec_A_1_3" w:id="236"/>
       <w:r>
         <w:rPr/>
         <w:t xml:space="preserve">LocaleID "fr"</w:t>
       </w:r>
-      <w:bookmarkEnd w:id="216"/>
+      <w:bookmarkEnd w:id="236"/>
     </w:p>
     <w:p>
       <w:pPr>
@@ -61009,7 +64621,7 @@
       <w:pPr>
         <w:pStyle w:val="TABLE-title"/>
       </w:pPr>
-      <w:bookmarkStart w:name="Sts_tbl_72" w:id="217"/>
+      <w:bookmarkStart w:name="Sts_tbl_82" w:id="237"/>
       <w:r>
         <w:t xml:space="preserve">Table </w:t>
       </w:r>
@@ -61024,12 +64636,12 @@
       </w:r>
       <w:r>
         <w:rPr/>
-        <w:t xml:space="preserve">72</w:t>
+        <w:t xml:space="preserve">82</w:t>
       </w:r>
       <w:r>
         <w:fldChar w:fldCharType="end"/>
       </w:r>
-      <w:bookmarkEnd w:id="217"/>
+      <w:bookmarkEnd w:id="237"/>
       <w:r>
         <w:t xml:space="preserve"> – </w:t>
       </w:r>
@@ -62252,23 +65864,23 @@
       <w:r>
         <w:br/>
       </w:r>
-      <w:bookmarkStart w:name="Sts_sec_B" w:id="218"/>
+      <w:bookmarkStart w:name="Sts_sec_B" w:id="238"/>
       <w:r>
         <w:rPr/>
         <w:t xml:space="preserve">DataType</w:t>
       </w:r>
-      <w:bookmarkEnd w:id="218"/>
+      <w:bookmarkEnd w:id="238"/>
     </w:p>
     <w:p>
       <w:pPr>
         <w:pStyle w:val="ANNEX-heading1"/>
       </w:pPr>
-      <w:bookmarkStart w:name="Sts_sec_B_1" w:id="219"/>
+      <w:bookmarkStart w:name="Sts_sec_B_1" w:id="239"/>
       <w:r>
         <w:rPr/>
         <w:t xml:space="preserve">Mapping of elementary data types</w:t>
       </w:r>
-      <w:bookmarkEnd w:id="219"/>
+      <w:bookmarkEnd w:id="239"/>
     </w:p>
     <w:p>
       <w:pPr>
@@ -62323,7 +65935,7 @@
       <w:pPr>
         <w:pStyle w:val="TABLE-title"/>
       </w:pPr>
-      <w:bookmarkStart w:name="Sts_tbl_73" w:id="220"/>
+      <w:bookmarkStart w:name="Sts_tbl_83" w:id="240"/>
       <w:r>
         <w:t xml:space="preserve">Table </w:t>
       </w:r>
@@ -62338,12 +65950,12 @@
       </w:r>
       <w:r>
         <w:rPr/>
-        <w:t xml:space="preserve">73</w:t>
+        <w:t xml:space="preserve">83</w:t>
       </w:r>
       <w:r>
         <w:fldChar w:fldCharType="end"/>
       </w:r>
-      <w:bookmarkEnd w:id="220"/>
+      <w:bookmarkEnd w:id="240"/>
       <w:r>
         <w:t xml:space="preserve"> – </w:t>
       </w:r>
@@ -63507,12 +67119,12 @@
       <w:pPr>
         <w:pStyle w:val="ANNEX-heading1"/>
       </w:pPr>
-      <w:bookmarkStart w:name="Sts_sec_B_2" w:id="221"/>
+      <w:bookmarkStart w:name="Sts_sec_B_2" w:id="241"/>
       <w:r>
         <w:rPr/>
         <w:t xml:space="preserve">Mapping of generic data types</w:t>
       </w:r>
-      <w:bookmarkEnd w:id="221"/>
+      <w:bookmarkEnd w:id="241"/>
     </w:p>
     <w:p>
       <w:pPr>
@@ -63587,7 +67199,7 @@
       <w:pPr>
         <w:pStyle w:val="TABLE-title"/>
       </w:pPr>
-      <w:bookmarkStart w:name="Sts_tbl_74" w:id="222"/>
+      <w:bookmarkStart w:name="Sts_tbl_84" w:id="242"/>
       <w:r>
         <w:t xml:space="preserve">Table </w:t>
       </w:r>
@@ -63602,12 +67214,12 @@
       </w:r>
       <w:r>
         <w:rPr/>
-        <w:t xml:space="preserve">74</w:t>
+        <w:t xml:space="preserve">84</w:t>
       </w:r>
       <w:r>
         <w:fldChar w:fldCharType="end"/>
       </w:r>
-      <w:bookmarkEnd w:id="222"/>
+      <w:bookmarkEnd w:id="242"/>
       <w:r>
         <w:t xml:space="preserve"> – </w:t>
       </w:r>
@@ -64160,23 +67772,23 @@
       <w:pPr>
         <w:pStyle w:val="ANNEX-heading1"/>
       </w:pPr>
-      <w:bookmarkStart w:name="Sts_sec_B_3" w:id="223"/>
+      <w:bookmarkStart w:name="Sts_sec_B_3" w:id="243"/>
       <w:r>
         <w:rPr/>
         <w:t xml:space="preserve">Mapping of derived data types</w:t>
       </w:r>
-      <w:bookmarkEnd w:id="223"/>
+      <w:bookmarkEnd w:id="243"/>
     </w:p>
     <w:p>
       <w:pPr>
         <w:pStyle w:val="ANNEX-heading2"/>
       </w:pPr>
-      <w:bookmarkStart w:name="Sts_sec_B_3_1" w:id="224"/>
+      <w:bookmarkStart w:name="Sts_sec_B_3_1" w:id="244"/>
       <w:r>
         <w:rPr/>
         <w:t xml:space="preserve">Mapping of enumerated data types</w:t>
       </w:r>
-      <w:bookmarkEnd w:id="224"/>
+      <w:bookmarkEnd w:id="244"/>
     </w:p>
     <w:p>
       <w:pPr>
@@ -64369,12 +67981,12 @@
       <w:pPr>
         <w:pStyle w:val="ANNEX-heading2"/>
       </w:pPr>
-      <w:bookmarkStart w:name="Sts_sec_B_3_2" w:id="225"/>
+      <w:bookmarkStart w:name="Sts_sec_B_3_2" w:id="245"/>
       <w:r>
         <w:rPr/>
         <w:t xml:space="preserve">Mapping of array data types</w:t>
       </w:r>
-      <w:bookmarkEnd w:id="225"/>
+      <w:bookmarkEnd w:id="245"/>
     </w:p>
     <w:p>
       <w:pPr>
@@ -64556,23 +68168,23 @@
       <w:r>
         <w:br/>
       </w:r>
-      <w:bookmarkStart w:name="Sts_sec_C" w:id="226"/>
+      <w:bookmarkStart w:name="Sts_sec_C" w:id="246"/>
       <w:r>
         <w:rPr/>
         <w:t xml:space="preserve">Namespaces and Mappings</w:t>
       </w:r>
-      <w:bookmarkEnd w:id="226"/>
+      <w:bookmarkEnd w:id="246"/>
     </w:p>
     <w:p>
       <w:pPr>
         <w:pStyle w:val="ANNEX-heading1"/>
       </w:pPr>
-      <w:bookmarkStart w:name="Sts_sec_C_1" w:id="227"/>
+      <w:bookmarkStart w:name="Sts_sec_C_1" w:id="247"/>
       <w:r>
         <w:rPr/>
         <w:t xml:space="preserve">NodeSets and Supplementary Files</w:t>
       </w:r>
-      <w:bookmarkEnd w:id="227"/>
+      <w:bookmarkEnd w:id="247"/>
     </w:p>
     <w:p>
       <w:pPr>
@@ -64597,7 +68209,7 @@
       <w:pPr>
         <w:pStyle w:val="PARAGRAPH"/>
       </w:pPr>
-      <w:hyperlink r:id="R5cf18b577c774961">
+      <w:hyperlink r:id="R436bc27586b2497c">
         <w:r>
           <w:rPr>
             <w:rStyle w:val="Hyperlink"/>
@@ -64624,7 +68236,7 @@
         <w:rPr/>
         <w:t xml:space="preserve"> can be found </w:t>
       </w:r>
-      <w:hyperlink r:id="Rfd0ce11d052f4ba4">
+      <w:hyperlink r:id="R4b697ad2beda44db">
         <w:r>
           <w:rPr>
             <w:rStyle w:val="Hyperlink"/>
@@ -64650,7 +68262,7 @@
       <w:pPr>
         <w:pStyle w:val="PARAGRAPH"/>
       </w:pPr>
-      <w:hyperlink r:id="Redc2f6a8d8f04902">
+      <w:hyperlink r:id="Rfa0474f33a744bdc">
         <w:r>
           <w:rPr>
             <w:rStyle w:val="Hyperlink"/>
@@ -64672,7 +68284,7 @@
       <w:pPr>
         <w:pStyle w:val="PARAGRAPH"/>
       </w:pPr>
-      <w:hyperlink r:id="R072a526309904583">
+      <w:hyperlink r:id="R743bbcacd9004091">
         <w:r>
           <w:rPr>
             <w:rStyle w:val="Hyperlink"/>
@@ -64694,7 +68306,7 @@
       <w:pPr>
         <w:pStyle w:val="PARAGRAPH"/>
       </w:pPr>
-      <w:hyperlink r:id="Rf6b7901a0c6a48b2">
+      <w:hyperlink r:id="Ra39fb77b74404777">
         <w:r>
           <w:rPr>
             <w:rStyle w:val="Hyperlink"/>
@@ -64716,7 +68328,7 @@
       <w:pPr>
         <w:pStyle w:val="PARAGRAPH"/>
       </w:pPr>
-      <w:hyperlink r:id="R72acfb240c444253">
+      <w:hyperlink r:id="Raf8b910ce07342ee">
         <w:r>
           <w:rPr>
             <w:rStyle w:val="Hyperlink"/>
